--- a/Laporan Outstanding.docx
+++ b/Laporan Outstanding.docx
@@ -2,6 +2,1760 @@
 <file path=word/document.xml><?xml version="1.0" encoding="utf-8"?>
 <w:document xmlns:wpc="http://schemas.microsoft.com/office/word/2010/wordprocessingCanvas" xmlns:cx="http://schemas.microsoft.com/office/drawing/2014/chartex" xmlns:cx1="http://schemas.microsoft.com/office/drawing/2015/9/8/chartex" xmlns:cx2="http://schemas.microsoft.com/office/drawing/2015/10/21/chartex" xmlns:cx3="http://schemas.microsoft.com/office/drawing/2016/5/9/chartex" xmlns:cx4="http://schemas.microsoft.com/office/drawing/2016/5/10/chartex" xmlns:cx5="http://schemas.microsoft.com/office/drawing/2016/5/11/chartex" xmlns:cx6="http://schemas.microsoft.com/office/drawing/2016/5/12/chartex" xmlns:cx7="http://schemas.microsoft.com/office/drawing/2016/5/13/chartex" xmlns:cx8="http://schemas.microsoft.com/office/drawing/2016/5/14/chartex" xmlns:mc="http://schemas.openxmlformats.org/markup-compatibility/2006" xmlns:aink="http://schemas.microsoft.com/office/drawing/2016/ink" xmlns:am3d="http://schemas.microsoft.com/office/drawing/2017/model3d" xmlns:o="urn:schemas-microsoft-com:office:office" xmlns:oel="http://schemas.microsoft.com/office/2019/extlst" xmlns:r="http://schemas.openxmlformats.org/officeDocument/2006/relationships" xmlns:m="http://schemas.openxmlformats.org/officeDocument/2006/math" xmlns:v="urn:schemas-microsoft-com:vml" xmlns:wp14="http://schemas.microsoft.com/office/word/2010/wordprocessingDrawing" xmlns:wp="http://schemas.openxmlformats.org/drawingml/2006/wordprocessingDrawing" xmlns:w10="urn:schemas-microsoft-com:office:word" xmlns:w="http://schemas.openxmlformats.org/wordprocessingml/2006/main" xmlns:w14="http://schemas.microsoft.com/office/word/2010/wordml" xmlns:w15="http://schemas.microsoft.com/office/word/2012/wordml" xmlns:w16cex="http://schemas.microsoft.com/office/word/2018/wordml/cex" xmlns:w16cid="http://schemas.microsoft.com/office/word/2016/wordml/cid" xmlns:w16="http://schemas.microsoft.com/office/word/2018/wordml" xmlns:w16du="http://schemas.microsoft.com/office/word/2023/wordml/word16du" xmlns:w16sdtdh="http://schemas.microsoft.com/office/word/2020/wordml/sdtdatahash" xmlns:w16sdtfl="http://schemas.microsoft.com/office/word/2024/wordml/sdtformatlock" xmlns:w16se="http://schemas.microsoft.com/office/word/2015/wordml/symex" xmlns:wpg="http://schemas.microsoft.com/office/word/2010/wordprocessingGroup" xmlns:wpi="http://schemas.microsoft.com/office/word/2010/wordprocessingInk" xmlns:wne="http://schemas.microsoft.com/office/word/2006/wordml" xmlns:wps="http://schemas.microsoft.com/office/word/2010/wordprocessingShape" mc:Ignorable="w14 w15 w16se w16cid w16 w16cex w16sdtdh w16sdtfl w16du wp14">
   <w:body>
+    <w:p>
+      <w:r>
+        <w:t xml:space="preserve">Berikut </w:t>
+      </w:r>
+      <w:r>
+        <w:rPr>
+          <w:b/>
+          <w:bCs/>
+        </w:rPr>
+        <w:t>Laporan Update Pekerjaan Terakhir</w:t>
+      </w:r>
+      <w:r>
+        <w:t xml:space="preserve"> untuk proyek </w:t>
+      </w:r>
+      <w:r>
+        <w:rPr>
+          <w:b/>
+          <w:bCs/>
+        </w:rPr>
+        <w:t>Website Polda Papua Tengah</w:t>
+      </w:r>
+      <w:r>
+        <w:t>.</w:t>
+      </w:r>
+    </w:p>
+    <w:p>
+      <w:r>
+        <w:pict w14:anchorId="2DDFF47E">
+          <v:rect id="_x0000_i1123" style="width:0;height:1.5pt" o:hralign="center" o:hrstd="t" o:hr="t" fillcolor="#a0a0a0" stroked="f"/>
+        </w:pict>
+      </w:r>
+    </w:p>
+    <w:p>
+      <w:pPr>
+        <w:rPr>
+          <w:b/>
+          <w:bCs/>
+        </w:rPr>
+      </w:pPr>
+      <w:r>
+        <w:rPr>
+          <w:b/>
+          <w:bCs/>
+        </w:rPr>
+        <w:t>Laporan Progress Pekerjaan</w:t>
+      </w:r>
+    </w:p>
+    <w:p>
+      <w:r>
+        <w:rPr>
+          <w:b/>
+          <w:bCs/>
+        </w:rPr>
+        <w:t>Tanggal:</w:t>
+      </w:r>
+      <w:r>
+        <w:t xml:space="preserve"> 08 Juli 2026</w:t>
+      </w:r>
+    </w:p>
+    <w:p>
+      <w:pPr>
+        <w:rPr>
+          <w:b/>
+          <w:bCs/>
+        </w:rPr>
+      </w:pPr>
+      <w:r>
+        <w:rPr>
+          <w:b/>
+          <w:bCs/>
+        </w:rPr>
+        <w:t>Project</w:t>
+      </w:r>
+    </w:p>
+    <w:p>
+      <w:r>
+        <w:rPr>
+          <w:b/>
+          <w:bCs/>
+        </w:rPr>
+        <w:t>Website Resmi Polda Papua Tengah</w:t>
+      </w:r>
+    </w:p>
+    <w:p>
+      <w:r>
+        <w:pict w14:anchorId="03B35BF2">
+          <v:rect id="_x0000_i1124" style="width:0;height:1.5pt" o:hralign="center" o:hrstd="t" o:hr="t" fillcolor="#a0a0a0" stroked="f"/>
+        </w:pict>
+      </w:r>
+    </w:p>
+    <w:p>
+      <w:pPr>
+        <w:rPr>
+          <w:b/>
+          <w:bCs/>
+        </w:rPr>
+      </w:pPr>
+      <w:r>
+        <w:rPr>
+          <w:rFonts w:ascii="Segoe UI Emoji" w:hAnsi="Segoe UI Emoji" w:cs="Segoe UI Emoji"/>
+          <w:b/>
+          <w:bCs/>
+        </w:rPr>
+        <w:t>✅</w:t>
+      </w:r>
+      <w:r>
+        <w:rPr>
+          <w:b/>
+          <w:bCs/>
+        </w:rPr>
+        <w:t xml:space="preserve"> Progress yang telah diselesaikan</w:t>
+      </w:r>
+    </w:p>
+    <w:p>
+      <w:pPr>
+        <w:rPr>
+          <w:b/>
+          <w:bCs/>
+        </w:rPr>
+      </w:pPr>
+      <w:r>
+        <w:rPr>
+          <w:b/>
+          <w:bCs/>
+        </w:rPr>
+        <w:t>1. Infrastruktur Project</w:t>
+      </w:r>
+    </w:p>
+    <w:p>
+      <w:pPr>
+        <w:numPr>
+          <w:ilvl w:val="0"/>
+          <w:numId w:val="8"/>
+        </w:numPr>
+      </w:pPr>
+      <w:r>
+        <w:rPr>
+          <w:rFonts w:ascii="Segoe UI Symbol" w:hAnsi="Segoe UI Symbol" w:cs="Segoe UI Symbol"/>
+        </w:rPr>
+        <w:t>✔</w:t>
+      </w:r>
+      <w:r>
+        <w:t xml:space="preserve"> Instalasi Node.js dan npm selesai.</w:t>
+      </w:r>
+    </w:p>
+    <w:p>
+      <w:pPr>
+        <w:numPr>
+          <w:ilvl w:val="0"/>
+          <w:numId w:val="8"/>
+        </w:numPr>
+      </w:pPr>
+      <w:r>
+        <w:rPr>
+          <w:rFonts w:ascii="Segoe UI Symbol" w:hAnsi="Segoe UI Symbol" w:cs="Segoe UI Symbol"/>
+        </w:rPr>
+        <w:t>✔</w:t>
+      </w:r>
+      <w:r>
+        <w:t xml:space="preserve"> Project React + Vite berhasil dibuat.</w:t>
+      </w:r>
+    </w:p>
+    <w:p>
+      <w:pPr>
+        <w:numPr>
+          <w:ilvl w:val="0"/>
+          <w:numId w:val="8"/>
+        </w:numPr>
+      </w:pPr>
+      <w:r>
+        <w:rPr>
+          <w:rFonts w:ascii="Segoe UI Symbol" w:hAnsi="Segoe UI Symbol" w:cs="Segoe UI Symbol"/>
+        </w:rPr>
+        <w:t>✔</w:t>
+      </w:r>
+      <w:r>
+        <w:t xml:space="preserve"> Struktur folder project mulai dirapikan.</w:t>
+      </w:r>
+    </w:p>
+    <w:p>
+      <w:pPr>
+        <w:numPr>
+          <w:ilvl w:val="0"/>
+          <w:numId w:val="8"/>
+        </w:numPr>
+      </w:pPr>
+      <w:r>
+        <w:rPr>
+          <w:rFonts w:ascii="Segoe UI Symbol" w:hAnsi="Segoe UI Symbol" w:cs="Segoe UI Symbol"/>
+        </w:rPr>
+        <w:t>✔</w:t>
+      </w:r>
+      <w:r>
+        <w:t xml:space="preserve"> Repository GitHub berhasil dibuat.</w:t>
+      </w:r>
+    </w:p>
+    <w:p>
+      <w:pPr>
+        <w:numPr>
+          <w:ilvl w:val="0"/>
+          <w:numId w:val="8"/>
+        </w:numPr>
+      </w:pPr>
+      <w:r>
+        <w:rPr>
+          <w:rFonts w:ascii="Segoe UI Symbol" w:hAnsi="Segoe UI Symbol" w:cs="Segoe UI Symbol"/>
+        </w:rPr>
+        <w:t>✔</w:t>
+      </w:r>
+      <w:r>
+        <w:t xml:space="preserve"> Source code berhasil dipush ke GitHub.</w:t>
+      </w:r>
+    </w:p>
+    <w:p>
+      <w:pPr>
+        <w:numPr>
+          <w:ilvl w:val="0"/>
+          <w:numId w:val="8"/>
+        </w:numPr>
+      </w:pPr>
+      <w:r>
+        <w:rPr>
+          <w:rFonts w:ascii="Segoe UI Symbol" w:hAnsi="Segoe UI Symbol" w:cs="Segoe UI Symbol"/>
+        </w:rPr>
+        <w:t>✔</w:t>
+      </w:r>
+      <w:r>
+        <w:t xml:space="preserve"> GitHub Project berhasil dibuat sebagai manajemen proyek.</w:t>
+      </w:r>
+    </w:p>
+    <w:p>
+      <w:r>
+        <w:pict w14:anchorId="12DB020C">
+          <v:rect id="_x0000_i1125" style="width:0;height:1.5pt" o:hralign="center" o:hrstd="t" o:hr="t" fillcolor="#a0a0a0" stroked="f"/>
+        </w:pict>
+      </w:r>
+    </w:p>
+    <w:p>
+      <w:pPr>
+        <w:rPr>
+          <w:b/>
+          <w:bCs/>
+        </w:rPr>
+      </w:pPr>
+      <w:r>
+        <w:rPr>
+          <w:b/>
+          <w:bCs/>
+        </w:rPr>
+        <w:t>2. Hero Section</w:t>
+      </w:r>
+    </w:p>
+    <w:p>
+      <w:pPr>
+        <w:numPr>
+          <w:ilvl w:val="0"/>
+          <w:numId w:val="9"/>
+        </w:numPr>
+      </w:pPr>
+      <w:r>
+        <w:rPr>
+          <w:rFonts w:ascii="Segoe UI Symbol" w:hAnsi="Segoe UI Symbol" w:cs="Segoe UI Symbol"/>
+        </w:rPr>
+        <w:t>✔</w:t>
+      </w:r>
+      <w:r>
+        <w:t xml:space="preserve"> Hero menggunakan desain full image.</w:t>
+      </w:r>
+    </w:p>
+    <w:p>
+      <w:pPr>
+        <w:numPr>
+          <w:ilvl w:val="0"/>
+          <w:numId w:val="9"/>
+        </w:numPr>
+      </w:pPr>
+      <w:r>
+        <w:rPr>
+          <w:rFonts w:ascii="Segoe UI Symbol" w:hAnsi="Segoe UI Symbol" w:cs="Segoe UI Symbol"/>
+        </w:rPr>
+        <w:t>✔</w:t>
+      </w:r>
+      <w:r>
+        <w:t xml:space="preserve"> Tombol </w:t>
+      </w:r>
+      <w:r>
+        <w:rPr>
+          <w:b/>
+          <w:bCs/>
+        </w:rPr>
+        <w:t>Selengkapnya</w:t>
+      </w:r>
+      <w:r>
+        <w:t xml:space="preserve"> berhasil dibuat menggunakan posisi absolute.</w:t>
+      </w:r>
+    </w:p>
+    <w:p>
+      <w:pPr>
+        <w:numPr>
+          <w:ilvl w:val="0"/>
+          <w:numId w:val="9"/>
+        </w:numPr>
+      </w:pPr>
+      <w:r>
+        <w:rPr>
+          <w:rFonts w:ascii="Segoe UI Symbol" w:hAnsi="Segoe UI Symbol" w:cs="Segoe UI Symbol"/>
+        </w:rPr>
+        <w:t>✔</w:t>
+      </w:r>
+      <w:r>
+        <w:t xml:space="preserve"> Posisi tombol disesuaikan agar berada di area transisi Hero dan Footer.</w:t>
+      </w:r>
+    </w:p>
+    <w:p>
+      <w:pPr>
+        <w:numPr>
+          <w:ilvl w:val="0"/>
+          <w:numId w:val="9"/>
+        </w:numPr>
+      </w:pPr>
+      <w:r>
+        <w:rPr>
+          <w:rFonts w:ascii="Segoe UI Symbol" w:hAnsi="Segoe UI Symbol" w:cs="Segoe UI Symbol"/>
+        </w:rPr>
+        <w:t>✔</w:t>
+      </w:r>
+      <w:r>
+        <w:t xml:space="preserve"> Background gambar Kapolda telah diperbaiki (transparan).</w:t>
+      </w:r>
+    </w:p>
+    <w:p>
+      <w:pPr>
+        <w:numPr>
+          <w:ilvl w:val="0"/>
+          <w:numId w:val="9"/>
+        </w:numPr>
+      </w:pPr>
+      <w:r>
+        <w:rPr>
+          <w:rFonts w:ascii="Segoe UI Symbol" w:hAnsi="Segoe UI Symbol" w:cs="Segoe UI Symbol"/>
+        </w:rPr>
+        <w:t>✔</w:t>
+      </w:r>
+      <w:r>
+        <w:t xml:space="preserve"> Hero dibuat responsif terhadap perubahan resolusi.</w:t>
+      </w:r>
+    </w:p>
+    <w:p>
+      <w:r>
+        <w:pict w14:anchorId="76EA437F">
+          <v:rect id="_x0000_i1126" style="width:0;height:1.5pt" o:hralign="center" o:hrstd="t" o:hr="t" fillcolor="#a0a0a0" stroked="f"/>
+        </w:pict>
+      </w:r>
+    </w:p>
+    <w:p>
+      <w:pPr>
+        <w:rPr>
+          <w:b/>
+          <w:bCs/>
+        </w:rPr>
+      </w:pPr>
+      <w:r>
+        <w:rPr>
+          <w:b/>
+          <w:bCs/>
+        </w:rPr>
+        <w:t>3. Header</w:t>
+      </w:r>
+    </w:p>
+    <w:p>
+      <w:pPr>
+        <w:numPr>
+          <w:ilvl w:val="0"/>
+          <w:numId w:val="10"/>
+        </w:numPr>
+      </w:pPr>
+      <w:r>
+        <w:rPr>
+          <w:rFonts w:ascii="Segoe UI Symbol" w:hAnsi="Segoe UI Symbol" w:cs="Segoe UI Symbol"/>
+        </w:rPr>
+        <w:t>✔</w:t>
+      </w:r>
+      <w:r>
+        <w:t xml:space="preserve"> Header dibuat menggunakan position: fixed.</w:t>
+      </w:r>
+    </w:p>
+    <w:p>
+      <w:pPr>
+        <w:numPr>
+          <w:ilvl w:val="0"/>
+          <w:numId w:val="10"/>
+        </w:numPr>
+      </w:pPr>
+      <w:r>
+        <w:rPr>
+          <w:rFonts w:ascii="Segoe UI Symbol" w:hAnsi="Segoe UI Symbol" w:cs="Segoe UI Symbol"/>
+        </w:rPr>
+        <w:t>✔</w:t>
+      </w:r>
+      <w:r>
+        <w:t xml:space="preserve"> Header berhasil dibuat dapat </w:t>
+      </w:r>
+      <w:r>
+        <w:rPr>
+          <w:b/>
+          <w:bCs/>
+        </w:rPr>
+        <w:t>auto dropdown</w:t>
+      </w:r>
+      <w:r>
+        <w:t xml:space="preserve"> saat diarahkan mouse (hover).</w:t>
+      </w:r>
+    </w:p>
+    <w:p>
+      <w:pPr>
+        <w:numPr>
+          <w:ilvl w:val="0"/>
+          <w:numId w:val="10"/>
+        </w:numPr>
+      </w:pPr>
+      <w:r>
+        <w:rPr>
+          <w:rFonts w:ascii="Segoe UI Symbol" w:hAnsi="Segoe UI Symbol" w:cs="Segoe UI Symbol"/>
+        </w:rPr>
+        <w:t>✔</w:t>
+      </w:r>
+      <w:r>
+        <w:t xml:space="preserve"> Tombol </w:t>
+      </w:r>
+      <w:r>
+        <w:rPr>
+          <w:rFonts w:ascii="Arial" w:hAnsi="Arial" w:cs="Arial"/>
+          <w:b/>
+          <w:bCs/>
+        </w:rPr>
+        <w:t>▼</w:t>
+      </w:r>
+      <w:r>
+        <w:rPr>
+          <w:b/>
+          <w:bCs/>
+        </w:rPr>
+        <w:t xml:space="preserve"> MENU</w:t>
+      </w:r>
+      <w:r>
+        <w:t xml:space="preserve"> berhasil ditambahkan sebagai trigger.</w:t>
+      </w:r>
+    </w:p>
+    <w:p>
+      <w:pPr>
+        <w:numPr>
+          <w:ilvl w:val="0"/>
+          <w:numId w:val="10"/>
+        </w:numPr>
+      </w:pPr>
+      <w:r>
+        <w:rPr>
+          <w:rFonts w:ascii="Segoe UI Symbol" w:hAnsi="Segoe UI Symbol" w:cs="Segoe UI Symbol"/>
+        </w:rPr>
+        <w:t>✔</w:t>
+      </w:r>
+      <w:r>
+        <w:t xml:space="preserve"> Struktur Header dipisahkan menjadi component React.</w:t>
+      </w:r>
+    </w:p>
+    <w:p>
+      <w:r>
+        <w:pict w14:anchorId="142C67BC">
+          <v:rect id="_x0000_i1127" style="width:0;height:1.5pt" o:hralign="center" o:hrstd="t" o:hr="t" fillcolor="#a0a0a0" stroked="f"/>
+        </w:pict>
+      </w:r>
+    </w:p>
+    <w:p>
+      <w:pPr>
+        <w:rPr>
+          <w:b/>
+          <w:bCs/>
+        </w:rPr>
+      </w:pPr>
+      <w:r>
+        <w:rPr>
+          <w:b/>
+          <w:bCs/>
+        </w:rPr>
+        <w:t>4. Footer</w:t>
+      </w:r>
+    </w:p>
+    <w:p>
+      <w:pPr>
+        <w:numPr>
+          <w:ilvl w:val="0"/>
+          <w:numId w:val="11"/>
+        </w:numPr>
+      </w:pPr>
+      <w:r>
+        <w:rPr>
+          <w:rFonts w:ascii="Segoe UI Symbol" w:hAnsi="Segoe UI Symbol" w:cs="Segoe UI Symbol"/>
+        </w:rPr>
+        <w:lastRenderedPageBreak/>
+        <w:t>✔</w:t>
+      </w:r>
+      <w:r>
+        <w:t xml:space="preserve"> Footer dibuat dengan identitas resmi Polda Papua Tengah.</w:t>
+      </w:r>
+    </w:p>
+    <w:p>
+      <w:pPr>
+        <w:numPr>
+          <w:ilvl w:val="0"/>
+          <w:numId w:val="11"/>
+        </w:numPr>
+      </w:pPr>
+      <w:r>
+        <w:rPr>
+          <w:rFonts w:ascii="Segoe UI Symbol" w:hAnsi="Segoe UI Symbol" w:cs="Segoe UI Symbol"/>
+        </w:rPr>
+        <w:t>✔</w:t>
+      </w:r>
+      <w:r>
+        <w:t xml:space="preserve"> Padding footer disesuaikan agar lebih proporsional.</w:t>
+      </w:r>
+    </w:p>
+    <w:p>
+      <w:pPr>
+        <w:numPr>
+          <w:ilvl w:val="0"/>
+          <w:numId w:val="11"/>
+        </w:numPr>
+      </w:pPr>
+      <w:r>
+        <w:rPr>
+          <w:rFonts w:ascii="Segoe UI Symbol" w:hAnsi="Segoe UI Symbol" w:cs="Segoe UI Symbol"/>
+        </w:rPr>
+        <w:t>✔</w:t>
+      </w:r>
+      <w:r>
+        <w:t xml:space="preserve"> Informasi alamat berhasil ditambahkan.</w:t>
+      </w:r>
+    </w:p>
+    <w:p>
+      <w:r>
+        <w:pict w14:anchorId="06944FDF">
+          <v:rect id="_x0000_i1128" style="width:0;height:1.5pt" o:hralign="center" o:hrstd="t" o:hr="t" fillcolor="#a0a0a0" stroked="f"/>
+        </w:pict>
+      </w:r>
+    </w:p>
+    <w:p>
+      <w:pPr>
+        <w:rPr>
+          <w:b/>
+          <w:bCs/>
+        </w:rPr>
+      </w:pPr>
+      <w:r>
+        <w:rPr>
+          <w:b/>
+          <w:bCs/>
+        </w:rPr>
+        <w:t>5. Perbaikan Layout</w:t>
+      </w:r>
+    </w:p>
+    <w:p>
+      <w:pPr>
+        <w:numPr>
+          <w:ilvl w:val="0"/>
+          <w:numId w:val="12"/>
+        </w:numPr>
+      </w:pPr>
+      <w:r>
+        <w:rPr>
+          <w:rFonts w:ascii="Segoe UI Symbol" w:hAnsi="Segoe UI Symbol" w:cs="Segoe UI Symbol"/>
+        </w:rPr>
+        <w:t>✔</w:t>
+      </w:r>
+      <w:r>
+        <w:t xml:space="preserve"> Konflik CSS antara App.css dan Hero.css berhasil ditemukan.</w:t>
+      </w:r>
+    </w:p>
+    <w:p>
+      <w:pPr>
+        <w:numPr>
+          <w:ilvl w:val="0"/>
+          <w:numId w:val="12"/>
+        </w:numPr>
+      </w:pPr>
+      <w:r>
+        <w:rPr>
+          <w:rFonts w:ascii="Segoe UI Symbol" w:hAnsi="Segoe UI Symbol" w:cs="Segoe UI Symbol"/>
+        </w:rPr>
+        <w:t>✔</w:t>
+      </w:r>
+      <w:r>
+        <w:t xml:space="preserve"> CSS Hero lama yang sudah tidak digunakan berhasil diidentifikasi.</w:t>
+      </w:r>
+    </w:p>
+    <w:p>
+      <w:pPr>
+        <w:numPr>
+          <w:ilvl w:val="0"/>
+          <w:numId w:val="12"/>
+        </w:numPr>
+      </w:pPr>
+      <w:r>
+        <w:rPr>
+          <w:rFonts w:ascii="Segoe UI Symbol" w:hAnsi="Segoe UI Symbol" w:cs="Segoe UI Symbol"/>
+        </w:rPr>
+        <w:t>✔</w:t>
+      </w:r>
+      <w:r>
+        <w:t xml:space="preserve"> Analisis penyebab Hero bergeser telah dilakukan.</w:t>
+      </w:r>
+    </w:p>
+    <w:p>
+      <w:pPr>
+        <w:numPr>
+          <w:ilvl w:val="0"/>
+          <w:numId w:val="12"/>
+        </w:numPr>
+      </w:pPr>
+      <w:r>
+        <w:rPr>
+          <w:rFonts w:ascii="Segoe UI Symbol" w:hAnsi="Segoe UI Symbol" w:cs="Segoe UI Symbol"/>
+        </w:rPr>
+        <w:t>✔</w:t>
+      </w:r>
+      <w:r>
+        <w:t xml:space="preserve"> Analisis ruang kosong antara Hero dan Footer telah dilakukan.</w:t>
+      </w:r>
+    </w:p>
+    <w:p>
+      <w:r>
+        <w:pict w14:anchorId="02C8D6D0">
+          <v:rect id="_x0000_i1129" style="width:0;height:1.5pt" o:hralign="center" o:hrstd="t" o:hr="t" fillcolor="#a0a0a0" stroked="f"/>
+        </w:pict>
+      </w:r>
+    </w:p>
+    <w:p>
+      <w:pPr>
+        <w:rPr>
+          <w:b/>
+          <w:bCs/>
+        </w:rPr>
+      </w:pPr>
+      <w:r>
+        <w:rPr>
+          <w:b/>
+          <w:bCs/>
+        </w:rPr>
+        <w:t>6. Persiapan Animasi</w:t>
+      </w:r>
+    </w:p>
+    <w:p>
+      <w:pPr>
+        <w:numPr>
+          <w:ilvl w:val="0"/>
+          <w:numId w:val="13"/>
+        </w:numPr>
+      </w:pPr>
+      <w:r>
+        <w:rPr>
+          <w:rFonts w:ascii="Segoe UI Symbol" w:hAnsi="Segoe UI Symbol" w:cs="Segoe UI Symbol"/>
+        </w:rPr>
+        <w:t>✔</w:t>
+      </w:r>
+      <w:r>
+        <w:t xml:space="preserve"> Library </w:t>
+      </w:r>
+      <w:r>
+        <w:rPr>
+          <w:b/>
+          <w:bCs/>
+        </w:rPr>
+        <w:t>GSAP (GreenSock Animation Platform)</w:t>
+      </w:r>
+      <w:r>
+        <w:t xml:space="preserve"> berhasil diinstal.</w:t>
+      </w:r>
+    </w:p>
+    <w:p>
+      <w:r>
+        <w:t>npm install gsap</w:t>
+      </w:r>
+    </w:p>
+    <w:p>
+      <w:r>
+        <w:t>Status:</w:t>
+      </w:r>
+    </w:p>
+    <w:p>
+      <w:r>
+        <w:t>added 1 package</w:t>
+      </w:r>
+    </w:p>
+    <w:p>
+      <w:r>
+        <w:t>found 0 vulnerabilities</w:t>
+      </w:r>
+    </w:p>
+    <w:p>
+      <w:r>
+        <w:t>GSAP siap digunakan.</w:t>
+      </w:r>
+    </w:p>
+    <w:p>
+      <w:r>
+        <w:pict w14:anchorId="6DE590E6">
+          <v:rect id="_x0000_i1130" style="width:0;height:1.5pt" o:hralign="center" o:hrstd="t" o:hr="t" fillcolor="#a0a0a0" stroked="f"/>
+        </w:pict>
+      </w:r>
+    </w:p>
+    <w:p>
+      <w:pPr>
+        <w:rPr>
+          <w:b/>
+          <w:bCs/>
+        </w:rPr>
+      </w:pPr>
+      <w:r>
+        <w:rPr>
+          <w:rFonts w:ascii="Segoe UI Emoji" w:hAnsi="Segoe UI Emoji" w:cs="Segoe UI Emoji"/>
+          <w:b/>
+          <w:bCs/>
+        </w:rPr>
+        <w:t>🔄</w:t>
+      </w:r>
+      <w:r>
+        <w:rPr>
+          <w:b/>
+          <w:bCs/>
+        </w:rPr>
+        <w:t xml:space="preserve"> Sedang Dikerjakan</w:t>
+      </w:r>
+    </w:p>
+    <w:p>
+      <w:pPr>
+        <w:rPr>
+          <w:b/>
+          <w:bCs/>
+        </w:rPr>
+      </w:pPr>
+      <w:r>
+        <w:rPr>
+          <w:b/>
+          <w:bCs/>
+        </w:rPr>
+        <w:t>Refactor Header menggunakan GSAP</w:t>
+      </w:r>
+    </w:p>
+    <w:p>
+      <w:r>
+        <w:t>Tahap yang sedang berlangsung:</w:t>
+      </w:r>
+    </w:p>
+    <w:p>
+      <w:pPr>
+        <w:numPr>
+          <w:ilvl w:val="0"/>
+          <w:numId w:val="14"/>
+        </w:numPr>
+      </w:pPr>
+      <w:r>
+        <w:t>Membuat Header menjadi lebih profesional.</w:t>
+      </w:r>
+    </w:p>
+    <w:p>
+      <w:pPr>
+        <w:numPr>
+          <w:ilvl w:val="0"/>
+          <w:numId w:val="14"/>
+        </w:numPr>
+      </w:pPr>
+      <w:r>
+        <w:t>Mengganti animasi CSS menjadi GSAP.</w:t>
+      </w:r>
+    </w:p>
+    <w:p>
+      <w:pPr>
+        <w:numPr>
+          <w:ilvl w:val="0"/>
+          <w:numId w:val="14"/>
+        </w:numPr>
+      </w:pPr>
+      <w:r>
+        <w:t>Menambahkan animasi logo.</w:t>
+      </w:r>
+    </w:p>
+    <w:p>
+      <w:pPr>
+        <w:numPr>
+          <w:ilvl w:val="0"/>
+          <w:numId w:val="14"/>
+        </w:numPr>
+      </w:pPr>
+      <w:r>
+        <w:t>Menambahkan animasi judul.</w:t>
+      </w:r>
+    </w:p>
+    <w:p>
+      <w:pPr>
+        <w:numPr>
+          <w:ilvl w:val="0"/>
+          <w:numId w:val="14"/>
+        </w:numPr>
+      </w:pPr>
+      <w:r>
+        <w:t>Menambahkan animasi menu.</w:t>
+      </w:r>
+    </w:p>
+    <w:p>
+      <w:pPr>
+        <w:numPr>
+          <w:ilvl w:val="0"/>
+          <w:numId w:val="14"/>
+        </w:numPr>
+      </w:pPr>
+      <w:r>
+        <w:t>Membuat transisi Header lebih smooth.</w:t>
+      </w:r>
+    </w:p>
+    <w:p>
+      <w:r>
+        <w:pict w14:anchorId="1AF4AF43">
+          <v:rect id="_x0000_i1131" style="width:0;height:1.5pt" o:hralign="center" o:hrstd="t" o:hr="t" fillcolor="#a0a0a0" stroked="f"/>
+        </w:pict>
+      </w:r>
+    </w:p>
+    <w:p>
+      <w:pPr>
+        <w:rPr>
+          <w:b/>
+          <w:bCs/>
+        </w:rPr>
+      </w:pPr>
+      <w:r>
+        <w:rPr>
+          <w:rFonts w:ascii="Segoe UI Emoji" w:hAnsi="Segoe UI Emoji" w:cs="Segoe UI Emoji"/>
+          <w:b/>
+          <w:bCs/>
+        </w:rPr>
+        <w:t>📋</w:t>
+      </w:r>
+      <w:r>
+        <w:rPr>
+          <w:b/>
+          <w:bCs/>
+        </w:rPr>
+        <w:t xml:space="preserve"> Rencana Pekerjaan Berikutnya</w:t>
+      </w:r>
+    </w:p>
+    <w:p>
+      <w:pPr>
+        <w:rPr>
+          <w:b/>
+          <w:bCs/>
+        </w:rPr>
+      </w:pPr>
+      <w:r>
+        <w:rPr>
+          <w:b/>
+          <w:bCs/>
+        </w:rPr>
+        <w:t>Tahap 1</w:t>
+      </w:r>
+    </w:p>
+    <w:p>
+      <w:r>
+        <w:lastRenderedPageBreak/>
+        <w:t>Header Premium</w:t>
+      </w:r>
+    </w:p>
+    <w:p>
+      <w:pPr>
+        <w:numPr>
+          <w:ilvl w:val="0"/>
+          <w:numId w:val="15"/>
+        </w:numPr>
+      </w:pPr>
+      <w:r>
+        <w:t>Animasi logo berputar pada porosnya (360°).</w:t>
+      </w:r>
+    </w:p>
+    <w:p>
+      <w:pPr>
+        <w:numPr>
+          <w:ilvl w:val="0"/>
+          <w:numId w:val="15"/>
+        </w:numPr>
+      </w:pPr>
+      <w:r>
+        <w:t xml:space="preserve">Efek reveal pada tulisan </w:t>
+      </w:r>
+      <w:r>
+        <w:rPr>
+          <w:b/>
+          <w:bCs/>
+        </w:rPr>
+        <w:t>POLDA PAPUA TENGAH</w:t>
+      </w:r>
+      <w:r>
+        <w:t>.</w:t>
+      </w:r>
+    </w:p>
+    <w:p>
+      <w:pPr>
+        <w:numPr>
+          <w:ilvl w:val="0"/>
+          <w:numId w:val="15"/>
+        </w:numPr>
+      </w:pPr>
+      <w:r>
+        <w:t>Menu muncul satu per satu.</w:t>
+      </w:r>
+    </w:p>
+    <w:p>
+      <w:pPr>
+        <w:numPr>
+          <w:ilvl w:val="0"/>
+          <w:numId w:val="15"/>
+        </w:numPr>
+      </w:pPr>
+      <w:r>
+        <w:t>Efek glow emas pada header.</w:t>
+      </w:r>
+    </w:p>
+    <w:p>
+      <w:pPr>
+        <w:numPr>
+          <w:ilvl w:val="0"/>
+          <w:numId w:val="15"/>
+        </w:numPr>
+      </w:pPr>
+      <w:r>
+        <w:t>Animasi turun/naik yang lebih halus.</w:t>
+      </w:r>
+    </w:p>
+    <w:p>
+      <w:r>
+        <w:pict w14:anchorId="37F45084">
+          <v:rect id="_x0000_i1132" style="width:0;height:1.5pt" o:hralign="center" o:hrstd="t" o:hr="t" fillcolor="#a0a0a0" stroked="f"/>
+        </w:pict>
+      </w:r>
+    </w:p>
+    <w:p>
+      <w:pPr>
+        <w:rPr>
+          <w:b/>
+          <w:bCs/>
+        </w:rPr>
+      </w:pPr>
+      <w:r>
+        <w:rPr>
+          <w:b/>
+          <w:bCs/>
+        </w:rPr>
+        <w:t>Tahap 2</w:t>
+      </w:r>
+    </w:p>
+    <w:p>
+      <w:r>
+        <w:t>Hero Premium</w:t>
+      </w:r>
+    </w:p>
+    <w:p>
+      <w:pPr>
+        <w:numPr>
+          <w:ilvl w:val="0"/>
+          <w:numId w:val="16"/>
+        </w:numPr>
+      </w:pPr>
+      <w:r>
+        <w:t xml:space="preserve">Memperbaiki posisi tombol </w:t>
+      </w:r>
+      <w:r>
+        <w:rPr>
+          <w:b/>
+          <w:bCs/>
+        </w:rPr>
+        <w:t>Selengkapnya</w:t>
+      </w:r>
+      <w:r>
+        <w:t xml:space="preserve"> agar presisi di tengah area transisi Hero–Footer.</w:t>
+      </w:r>
+    </w:p>
+    <w:p>
+      <w:pPr>
+        <w:numPr>
+          <w:ilvl w:val="0"/>
+          <w:numId w:val="16"/>
+        </w:numPr>
+      </w:pPr>
+      <w:r>
+        <w:t>Menambahkan efek hover premium pada tombol.</w:t>
+      </w:r>
+    </w:p>
+    <w:p>
+      <w:pPr>
+        <w:numPr>
+          <w:ilvl w:val="0"/>
+          <w:numId w:val="16"/>
+        </w:numPr>
+      </w:pPr>
+      <w:r>
+        <w:t>Menambahkan animasi Hero saat halaman pertama kali dibuka.</w:t>
+      </w:r>
+    </w:p>
+    <w:p>
+      <w:r>
+        <w:pict w14:anchorId="32C1B41E">
+          <v:rect id="_x0000_i1133" style="width:0;height:1.5pt" o:hralign="center" o:hrstd="t" o:hr="t" fillcolor="#a0a0a0" stroked="f"/>
+        </w:pict>
+      </w:r>
+    </w:p>
+    <w:p>
+      <w:pPr>
+        <w:rPr>
+          <w:b/>
+          <w:bCs/>
+        </w:rPr>
+      </w:pPr>
+      <w:r>
+        <w:rPr>
+          <w:b/>
+          <w:bCs/>
+        </w:rPr>
+        <w:t>Tahap 3</w:t>
+      </w:r>
+    </w:p>
+    <w:p>
+      <w:r>
+        <w:t>Homepage</w:t>
+      </w:r>
+    </w:p>
+    <w:p>
+      <w:r>
+        <w:t>Pembuatan section:</w:t>
+      </w:r>
+    </w:p>
+    <w:p>
+      <w:pPr>
+        <w:numPr>
+          <w:ilvl w:val="0"/>
+          <w:numId w:val="17"/>
+        </w:numPr>
+      </w:pPr>
+      <w:r>
+        <w:t>Sambutan Kapolda</w:t>
+      </w:r>
+    </w:p>
+    <w:p>
+      <w:pPr>
+        <w:numPr>
+          <w:ilvl w:val="0"/>
+          <w:numId w:val="17"/>
+        </w:numPr>
+      </w:pPr>
+      <w:r>
+        <w:t>Berita Terbaru</w:t>
+      </w:r>
+    </w:p>
+    <w:p>
+      <w:pPr>
+        <w:numPr>
+          <w:ilvl w:val="0"/>
+          <w:numId w:val="17"/>
+        </w:numPr>
+      </w:pPr>
+      <w:r>
+        <w:t>Layanan Kepolisian</w:t>
+      </w:r>
+    </w:p>
+    <w:p>
+      <w:pPr>
+        <w:numPr>
+          <w:ilvl w:val="0"/>
+          <w:numId w:val="17"/>
+        </w:numPr>
+      </w:pPr>
+      <w:r>
+        <w:t>Quick Access</w:t>
+      </w:r>
+    </w:p>
+    <w:p>
+      <w:pPr>
+        <w:numPr>
+          <w:ilvl w:val="0"/>
+          <w:numId w:val="17"/>
+        </w:numPr>
+      </w:pPr>
+      <w:r>
+        <w:t>Statistik</w:t>
+      </w:r>
+    </w:p>
+    <w:p>
+      <w:pPr>
+        <w:numPr>
+          <w:ilvl w:val="0"/>
+          <w:numId w:val="17"/>
+        </w:numPr>
+      </w:pPr>
+      <w:r>
+        <w:t>Agenda</w:t>
+      </w:r>
+    </w:p>
+    <w:p>
+      <w:pPr>
+        <w:numPr>
+          <w:ilvl w:val="0"/>
+          <w:numId w:val="17"/>
+        </w:numPr>
+      </w:pPr>
+      <w:r>
+        <w:t>Pengumuman</w:t>
+      </w:r>
+    </w:p>
+    <w:p>
+      <w:pPr>
+        <w:numPr>
+          <w:ilvl w:val="0"/>
+          <w:numId w:val="17"/>
+        </w:numPr>
+      </w:pPr>
+      <w:r>
+        <w:t>Galeri</w:t>
+      </w:r>
+    </w:p>
+    <w:p>
+      <w:pPr>
+        <w:numPr>
+          <w:ilvl w:val="0"/>
+          <w:numId w:val="17"/>
+        </w:numPr>
+      </w:pPr>
+      <w:r>
+        <w:t>Link Instansi</w:t>
+      </w:r>
+    </w:p>
+    <w:p>
+      <w:r>
+        <w:pict w14:anchorId="4C27A669">
+          <v:rect id="_x0000_i1134" style="width:0;height:1.5pt" o:hralign="center" o:hrstd="t" o:hr="t" fillcolor="#a0a0a0" stroked="f"/>
+        </w:pict>
+      </w:r>
+    </w:p>
+    <w:p>
+      <w:pPr>
+        <w:rPr>
+          <w:b/>
+          <w:bCs/>
+        </w:rPr>
+      </w:pPr>
+      <w:r>
+        <w:rPr>
+          <w:b/>
+          <w:bCs/>
+        </w:rPr>
+        <w:t>Tahap 4</w:t>
+      </w:r>
+    </w:p>
+    <w:p>
+      <w:r>
+        <w:t>Responsive</w:t>
+      </w:r>
+    </w:p>
+    <w:p>
+      <w:r>
+        <w:t>Optimasi tampilan:</w:t>
+      </w:r>
+    </w:p>
+    <w:p>
+      <w:pPr>
+        <w:numPr>
+          <w:ilvl w:val="0"/>
+          <w:numId w:val="18"/>
+        </w:numPr>
+      </w:pPr>
+      <w:r>
+        <w:t>Desktop</w:t>
+      </w:r>
+    </w:p>
+    <w:p>
+      <w:pPr>
+        <w:numPr>
+          <w:ilvl w:val="0"/>
+          <w:numId w:val="18"/>
+        </w:numPr>
+      </w:pPr>
+      <w:r>
+        <w:lastRenderedPageBreak/>
+        <w:t>Laptop</w:t>
+      </w:r>
+    </w:p>
+    <w:p>
+      <w:pPr>
+        <w:numPr>
+          <w:ilvl w:val="0"/>
+          <w:numId w:val="18"/>
+        </w:numPr>
+      </w:pPr>
+      <w:r>
+        <w:t>Tablet</w:t>
+      </w:r>
+    </w:p>
+    <w:p>
+      <w:pPr>
+        <w:numPr>
+          <w:ilvl w:val="0"/>
+          <w:numId w:val="18"/>
+        </w:numPr>
+      </w:pPr>
+      <w:r>
+        <w:t>Mobile</w:t>
+      </w:r>
+    </w:p>
+    <w:p>
+      <w:r>
+        <w:pict w14:anchorId="2827D6DF">
+          <v:rect id="_x0000_i1135" style="width:0;height:1.5pt" o:hralign="center" o:hrstd="t" o:hr="t" fillcolor="#a0a0a0" stroked="f"/>
+        </w:pict>
+      </w:r>
+    </w:p>
+    <w:p>
+      <w:pPr>
+        <w:rPr>
+          <w:b/>
+          <w:bCs/>
+        </w:rPr>
+      </w:pPr>
+      <w:r>
+        <w:rPr>
+          <w:b/>
+          <w:bCs/>
+        </w:rPr>
+        <w:t>Tahap 5</w:t>
+      </w:r>
+    </w:p>
+    <w:p>
+      <w:r>
+        <w:t>Optimasi</w:t>
+      </w:r>
+    </w:p>
+    <w:p>
+      <w:pPr>
+        <w:numPr>
+          <w:ilvl w:val="0"/>
+          <w:numId w:val="19"/>
+        </w:numPr>
+      </w:pPr>
+      <w:r>
+        <w:t>Lazy Loading</w:t>
+      </w:r>
+    </w:p>
+    <w:p>
+      <w:pPr>
+        <w:numPr>
+          <w:ilvl w:val="0"/>
+          <w:numId w:val="19"/>
+        </w:numPr>
+      </w:pPr>
+      <w:r>
+        <w:t>SEO</w:t>
+      </w:r>
+    </w:p>
+    <w:p>
+      <w:pPr>
+        <w:numPr>
+          <w:ilvl w:val="0"/>
+          <w:numId w:val="19"/>
+        </w:numPr>
+      </w:pPr>
+      <w:r>
+        <w:t>Performance</w:t>
+      </w:r>
+    </w:p>
+    <w:p>
+      <w:pPr>
+        <w:numPr>
+          <w:ilvl w:val="0"/>
+          <w:numId w:val="19"/>
+        </w:numPr>
+      </w:pPr>
+      <w:r>
+        <w:t>Accessibility</w:t>
+      </w:r>
+    </w:p>
+    <w:p>
+      <w:pPr>
+        <w:numPr>
+          <w:ilvl w:val="0"/>
+          <w:numId w:val="19"/>
+        </w:numPr>
+      </w:pPr>
+      <w:r>
+        <w:t>Struktur kode React</w:t>
+      </w:r>
+    </w:p>
+    <w:p>
+      <w:pPr>
+        <w:numPr>
+          <w:ilvl w:val="0"/>
+          <w:numId w:val="19"/>
+        </w:numPr>
+      </w:pPr>
+      <w:r>
+        <w:t>Reusable Components</w:t>
+      </w:r>
+    </w:p>
+    <w:p>
+      <w:r>
+        <w:pict w14:anchorId="1B6B02DA">
+          <v:rect id="_x0000_i1136" style="width:0;height:1.5pt" o:hralign="center" o:hrstd="t" o:hr="t" fillcolor="#a0a0a0" stroked="f"/>
+        </w:pict>
+      </w:r>
+    </w:p>
+    <w:p>
+      <w:pPr>
+        <w:rPr>
+          <w:b/>
+          <w:bCs/>
+        </w:rPr>
+      </w:pPr>
+      <w:r>
+        <w:rPr>
+          <w:b/>
+          <w:bCs/>
+        </w:rPr>
+        <w:t>Status Project Saat Ini</w:t>
+      </w:r>
+    </w:p>
+    <w:tbl>
+      <w:tblPr>
+        <w:tblW w:w="0" w:type="auto"/>
+        <w:tblCellSpacing w:w="15" w:type="dxa"/>
+        <w:tblCellMar>
+          <w:top w:w="15" w:type="dxa"/>
+          <w:left w:w="15" w:type="dxa"/>
+          <w:bottom w:w="15" w:type="dxa"/>
+          <w:right w:w="15" w:type="dxa"/>
+        </w:tblCellMar>
+        <w:tblLook w:val="04A0" w:firstRow="1" w:lastRow="0" w:firstColumn="1" w:lastColumn="0" w:noHBand="0" w:noVBand="1"/>
+      </w:tblPr>
+      <w:tblGrid>
+        <w:gridCol w:w="1934"/>
+        <w:gridCol w:w="4129"/>
+      </w:tblGrid>
+      <w:tr>
+        <w:trPr>
+          <w:tblHeader/>
+          <w:tblCellSpacing w:w="15" w:type="dxa"/>
+        </w:trPr>
+        <w:tc>
+          <w:tcPr>
+            <w:tcW w:w="0" w:type="auto"/>
+            <w:vAlign w:val="center"/>
+            <w:hideMark/>
+          </w:tcPr>
+          <w:p>
+            <w:pPr>
+              <w:rPr>
+                <w:b/>
+                <w:bCs/>
+              </w:rPr>
+            </w:pPr>
+            <w:r>
+              <w:rPr>
+                <w:b/>
+                <w:bCs/>
+              </w:rPr>
+              <w:t>Item</w:t>
+            </w:r>
+          </w:p>
+        </w:tc>
+        <w:tc>
+          <w:tcPr>
+            <w:tcW w:w="0" w:type="auto"/>
+            <w:vAlign w:val="center"/>
+            <w:hideMark/>
+          </w:tcPr>
+          <w:p>
+            <w:pPr>
+              <w:rPr>
+                <w:b/>
+                <w:bCs/>
+              </w:rPr>
+            </w:pPr>
+            <w:r>
+              <w:rPr>
+                <w:b/>
+                <w:bCs/>
+              </w:rPr>
+              <w:t>Status</w:t>
+            </w:r>
+          </w:p>
+        </w:tc>
+      </w:tr>
+      <w:tr>
+        <w:trPr>
+          <w:tblCellSpacing w:w="15" w:type="dxa"/>
+        </w:trPr>
+        <w:tc>
+          <w:tcPr>
+            <w:tcW w:w="0" w:type="auto"/>
+            <w:vAlign w:val="center"/>
+            <w:hideMark/>
+          </w:tcPr>
+          <w:p>
+            <w:r>
+              <w:t>Setup Project</w:t>
+            </w:r>
+          </w:p>
+        </w:tc>
+        <w:tc>
+          <w:tcPr>
+            <w:tcW w:w="0" w:type="auto"/>
+            <w:vAlign w:val="center"/>
+            <w:hideMark/>
+          </w:tcPr>
+          <w:p>
+            <w:r>
+              <w:rPr>
+                <w:rFonts w:ascii="Segoe UI Emoji" w:hAnsi="Segoe UI Emoji" w:cs="Segoe UI Emoji"/>
+              </w:rPr>
+              <w:t>✅</w:t>
+            </w:r>
+            <w:r>
+              <w:t xml:space="preserve"> Selesai</w:t>
+            </w:r>
+          </w:p>
+        </w:tc>
+      </w:tr>
+      <w:tr>
+        <w:trPr>
+          <w:tblCellSpacing w:w="15" w:type="dxa"/>
+        </w:trPr>
+        <w:tc>
+          <w:tcPr>
+            <w:tcW w:w="0" w:type="auto"/>
+            <w:vAlign w:val="center"/>
+            <w:hideMark/>
+          </w:tcPr>
+          <w:p>
+            <w:r>
+              <w:t>GitHub Repository</w:t>
+            </w:r>
+          </w:p>
+        </w:tc>
+        <w:tc>
+          <w:tcPr>
+            <w:tcW w:w="0" w:type="auto"/>
+            <w:vAlign w:val="center"/>
+            <w:hideMark/>
+          </w:tcPr>
+          <w:p>
+            <w:r>
+              <w:rPr>
+                <w:rFonts w:ascii="Segoe UI Emoji" w:hAnsi="Segoe UI Emoji" w:cs="Segoe UI Emoji"/>
+              </w:rPr>
+              <w:t>✅</w:t>
+            </w:r>
+            <w:r>
+              <w:t xml:space="preserve"> Selesai</w:t>
+            </w:r>
+          </w:p>
+        </w:tc>
+      </w:tr>
+      <w:tr>
+        <w:trPr>
+          <w:tblCellSpacing w:w="15" w:type="dxa"/>
+        </w:trPr>
+        <w:tc>
+          <w:tcPr>
+            <w:tcW w:w="0" w:type="auto"/>
+            <w:vAlign w:val="center"/>
+            <w:hideMark/>
+          </w:tcPr>
+          <w:p>
+            <w:r>
+              <w:t>GitHub Project</w:t>
+            </w:r>
+          </w:p>
+        </w:tc>
+        <w:tc>
+          <w:tcPr>
+            <w:tcW w:w="0" w:type="auto"/>
+            <w:vAlign w:val="center"/>
+            <w:hideMark/>
+          </w:tcPr>
+          <w:p>
+            <w:r>
+              <w:rPr>
+                <w:rFonts w:ascii="Segoe UI Emoji" w:hAnsi="Segoe UI Emoji" w:cs="Segoe UI Emoji"/>
+              </w:rPr>
+              <w:t>✅</w:t>
+            </w:r>
+            <w:r>
+              <w:t xml:space="preserve"> Selesai</w:t>
+            </w:r>
+          </w:p>
+        </w:tc>
+      </w:tr>
+      <w:tr>
+        <w:trPr>
+          <w:tblCellSpacing w:w="15" w:type="dxa"/>
+        </w:trPr>
+        <w:tc>
+          <w:tcPr>
+            <w:tcW w:w="0" w:type="auto"/>
+            <w:vAlign w:val="center"/>
+            <w:hideMark/>
+          </w:tcPr>
+          <w:p>
+            <w:r>
+              <w:t>Hero Section</w:t>
+            </w:r>
+          </w:p>
+        </w:tc>
+        <w:tc>
+          <w:tcPr>
+            <w:tcW w:w="0" w:type="auto"/>
+            <w:vAlign w:val="center"/>
+            <w:hideMark/>
+          </w:tcPr>
+          <w:p>
+            <w:r>
+              <w:rPr>
+                <w:rFonts w:ascii="Segoe UI Emoji" w:hAnsi="Segoe UI Emoji" w:cs="Segoe UI Emoji"/>
+              </w:rPr>
+              <w:t>✅</w:t>
+            </w:r>
+            <w:r>
+              <w:t xml:space="preserve"> 90%</w:t>
+            </w:r>
+          </w:p>
+        </w:tc>
+      </w:tr>
+      <w:tr>
+        <w:trPr>
+          <w:tblCellSpacing w:w="15" w:type="dxa"/>
+        </w:trPr>
+        <w:tc>
+          <w:tcPr>
+            <w:tcW w:w="0" w:type="auto"/>
+            <w:vAlign w:val="center"/>
+            <w:hideMark/>
+          </w:tcPr>
+          <w:p>
+            <w:r>
+              <w:t>Header</w:t>
+            </w:r>
+          </w:p>
+        </w:tc>
+        <w:tc>
+          <w:tcPr>
+            <w:tcW w:w="0" w:type="auto"/>
+            <w:vAlign w:val="center"/>
+            <w:hideMark/>
+          </w:tcPr>
+          <w:p>
+            <w:r>
+              <w:rPr>
+                <w:rFonts w:ascii="Segoe UI Emoji" w:hAnsi="Segoe UI Emoji" w:cs="Segoe UI Emoji"/>
+              </w:rPr>
+              <w:t>🔄</w:t>
+            </w:r>
+            <w:r>
+              <w:t xml:space="preserve"> Dalam Pengembangan (Refactor GSAP)</w:t>
+            </w:r>
+          </w:p>
+        </w:tc>
+      </w:tr>
+      <w:tr>
+        <w:trPr>
+          <w:tblCellSpacing w:w="15" w:type="dxa"/>
+        </w:trPr>
+        <w:tc>
+          <w:tcPr>
+            <w:tcW w:w="0" w:type="auto"/>
+            <w:vAlign w:val="center"/>
+            <w:hideMark/>
+          </w:tcPr>
+          <w:p>
+            <w:r>
+              <w:t>Footer</w:t>
+            </w:r>
+          </w:p>
+        </w:tc>
+        <w:tc>
+          <w:tcPr>
+            <w:tcW w:w="0" w:type="auto"/>
+            <w:vAlign w:val="center"/>
+            <w:hideMark/>
+          </w:tcPr>
+          <w:p>
+            <w:r>
+              <w:rPr>
+                <w:rFonts w:ascii="Segoe UI Emoji" w:hAnsi="Segoe UI Emoji" w:cs="Segoe UI Emoji"/>
+              </w:rPr>
+              <w:t>✅</w:t>
+            </w:r>
+            <w:r>
+              <w:t xml:space="preserve"> Selesai</w:t>
+            </w:r>
+          </w:p>
+        </w:tc>
+      </w:tr>
+      <w:tr>
+        <w:trPr>
+          <w:tblCellSpacing w:w="15" w:type="dxa"/>
+        </w:trPr>
+        <w:tc>
+          <w:tcPr>
+            <w:tcW w:w="0" w:type="auto"/>
+            <w:vAlign w:val="center"/>
+            <w:hideMark/>
+          </w:tcPr>
+          <w:p>
+            <w:r>
+              <w:t>Responsive</w:t>
+            </w:r>
+          </w:p>
+        </w:tc>
+        <w:tc>
+          <w:tcPr>
+            <w:tcW w:w="0" w:type="auto"/>
+            <w:vAlign w:val="center"/>
+            <w:hideMark/>
+          </w:tcPr>
+          <w:p>
+            <w:r>
+              <w:rPr>
+                <w:rFonts w:ascii="Segoe UI Emoji" w:hAnsi="Segoe UI Emoji" w:cs="Segoe UI Emoji"/>
+              </w:rPr>
+              <w:t>⏳</w:t>
+            </w:r>
+            <w:r>
+              <w:t xml:space="preserve"> Belum</w:t>
+            </w:r>
+          </w:p>
+        </w:tc>
+      </w:tr>
+      <w:tr>
+        <w:trPr>
+          <w:tblCellSpacing w:w="15" w:type="dxa"/>
+        </w:trPr>
+        <w:tc>
+          <w:tcPr>
+            <w:tcW w:w="0" w:type="auto"/>
+            <w:vAlign w:val="center"/>
+            <w:hideMark/>
+          </w:tcPr>
+          <w:p>
+            <w:r>
+              <w:t>Homepage Content</w:t>
+            </w:r>
+          </w:p>
+        </w:tc>
+        <w:tc>
+          <w:tcPr>
+            <w:tcW w:w="0" w:type="auto"/>
+            <w:vAlign w:val="center"/>
+            <w:hideMark/>
+          </w:tcPr>
+          <w:p>
+            <w:r>
+              <w:rPr>
+                <w:rFonts w:ascii="Segoe UI Emoji" w:hAnsi="Segoe UI Emoji" w:cs="Segoe UI Emoji"/>
+              </w:rPr>
+              <w:t>⏳</w:t>
+            </w:r>
+            <w:r>
+              <w:t xml:space="preserve"> Belum</w:t>
+            </w:r>
+          </w:p>
+        </w:tc>
+      </w:tr>
+      <w:tr>
+        <w:trPr>
+          <w:tblCellSpacing w:w="15" w:type="dxa"/>
+        </w:trPr>
+        <w:tc>
+          <w:tcPr>
+            <w:tcW w:w="0" w:type="auto"/>
+            <w:vAlign w:val="center"/>
+            <w:hideMark/>
+          </w:tcPr>
+          <w:p>
+            <w:r>
+              <w:t>Animasi Premium</w:t>
+            </w:r>
+          </w:p>
+        </w:tc>
+        <w:tc>
+          <w:tcPr>
+            <w:tcW w:w="0" w:type="auto"/>
+            <w:vAlign w:val="center"/>
+            <w:hideMark/>
+          </w:tcPr>
+          <w:p>
+            <w:r>
+              <w:rPr>
+                <w:rFonts w:ascii="Segoe UI Emoji" w:hAnsi="Segoe UI Emoji" w:cs="Segoe UI Emoji"/>
+              </w:rPr>
+              <w:t>🔄</w:t>
+            </w:r>
+            <w:r>
+              <w:t xml:space="preserve"> Sedang Dikerjakan</w:t>
+            </w:r>
+          </w:p>
+        </w:tc>
+      </w:tr>
+    </w:tbl>
+    <w:p>
+      <w:r>
+        <w:pict w14:anchorId="735936DD">
+          <v:rect id="_x0000_i1137" style="width:0;height:1.5pt" o:hralign="center" o:hrstd="t" o:hr="t" fillcolor="#a0a0a0" stroked="f"/>
+        </w:pict>
+      </w:r>
+    </w:p>
+    <w:p>
+      <w:pPr>
+        <w:rPr>
+          <w:b/>
+          <w:bCs/>
+        </w:rPr>
+      </w:pPr>
+      <w:r>
+        <w:rPr>
+          <w:b/>
+          <w:bCs/>
+        </w:rPr>
+        <w:t>Catatan</w:t>
+      </w:r>
+    </w:p>
+    <w:p>
+      <w:r>
+        <w:t xml:space="preserve">Fokus pekerjaan berikutnya adalah </w:t>
+      </w:r>
+      <w:r>
+        <w:rPr>
+          <w:b/>
+          <w:bCs/>
+        </w:rPr>
+        <w:t>menyelesaikan refactor Header menggunakan GSAP</w:t>
+      </w:r>
+      <w:r>
+        <w:t>. Setelah header benar-benar stabil, kita akan melanjutkan ke penyempurnaan Hero dan mulai membangun section-section utama homepage agar tampil modern, profesional, dan sesuai standar website resmi Polda Papua Tengah.</w:t>
+      </w:r>
+    </w:p>
+    <w:p/>
+    <w:p/>
+    <w:p/>
+    <w:p/>
+    <w:p/>
+    <w:p/>
+    <w:p/>
     <w:p>
       <w:r>
         <w:t xml:space="preserve">Berikut adalah </w:t>
@@ -952,7 +2706,7 @@
     <w:p>
       <w:r>
         <w:pict w14:anchorId="61A014D6">
-          <v:rect id="_x0000_i1073" style="width:0;height:1.5pt" o:hralign="center" o:hrstd="t" o:hr="t" fillcolor="#a0a0a0" stroked="f"/>
+          <v:rect id="_x0000_i1025" style="width:0;height:1.5pt" o:hralign="center" o:hrstd="t" o:hr="t" fillcolor="#a0a0a0" stroked="f"/>
         </w:pict>
       </w:r>
     </w:p>
@@ -1011,6 +2765,7 @@
                 <w:b/>
                 <w:bCs/>
               </w:rPr>
+              <w:lastRenderedPageBreak/>
               <w:t>No</w:t>
             </w:r>
           </w:p>
@@ -1277,7 +3032,6 @@
           </w:tcPr>
           <w:p>
             <w:r>
-              <w:lastRenderedPageBreak/>
               <w:t>6</w:t>
             </w:r>
           </w:p>
@@ -1434,7 +3188,7 @@
     <w:p>
       <w:r>
         <w:pict w14:anchorId="554C3520">
-          <v:rect id="_x0000_i1074" style="width:0;height:1.5pt" o:hralign="center" o:hrstd="t" o:hr="t" fillcolor="#a0a0a0" stroked="f"/>
+          <v:rect id="_x0000_i1026" style="width:0;height:1.5pt" o:hralign="center" o:hrstd="t" o:hr="t" fillcolor="#a0a0a0" stroked="f"/>
         </w:pict>
       </w:r>
     </w:p>
@@ -1874,7 +3628,7 @@
     <w:p>
       <w:r>
         <w:pict w14:anchorId="679EEF3B">
-          <v:rect id="_x0000_i1075" style="width:0;height:1.5pt" o:hralign="center" o:hrstd="t" o:hr="t" fillcolor="#a0a0a0" stroked="f"/>
+          <v:rect id="_x0000_i1027" style="width:0;height:1.5pt" o:hralign="center" o:hrstd="t" o:hr="t" fillcolor="#a0a0a0" stroked="f"/>
         </w:pict>
       </w:r>
     </w:p>
@@ -2117,6 +3871,7 @@
           </w:tcPr>
           <w:p>
             <w:r>
+              <w:lastRenderedPageBreak/>
               <w:t>4</w:t>
             </w:r>
           </w:p>
@@ -2273,7 +4028,7 @@
     <w:p>
       <w:r>
         <w:pict w14:anchorId="574C85C5">
-          <v:rect id="_x0000_i1076" style="width:0;height:1.5pt" o:hralign="center" o:hrstd="t" o:hr="t" fillcolor="#a0a0a0" stroked="f"/>
+          <v:rect id="_x0000_i1028" style="width:0;height:1.5pt" o:hralign="center" o:hrstd="t" o:hr="t" fillcolor="#a0a0a0" stroked="f"/>
         </w:pict>
       </w:r>
     </w:p>
@@ -2332,7 +4087,6 @@
                 <w:b/>
                 <w:bCs/>
               </w:rPr>
-              <w:lastRenderedPageBreak/>
               <w:t>No</w:t>
             </w:r>
           </w:p>
@@ -2796,7 +4550,7 @@
     <w:p>
       <w:r>
         <w:pict w14:anchorId="2DB4C084">
-          <v:rect id="_x0000_i1077" style="width:0;height:1.5pt" o:hralign="center" o:hrstd="t" o:hr="t" fillcolor="#a0a0a0" stroked="f"/>
+          <v:rect id="_x0000_i1029" style="width:0;height:1.5pt" o:hralign="center" o:hrstd="t" o:hr="t" fillcolor="#a0a0a0" stroked="f"/>
         </w:pict>
       </w:r>
     </w:p>
@@ -3195,7 +4949,7 @@
     <w:p>
       <w:r>
         <w:pict w14:anchorId="0A4A5BA7">
-          <v:rect id="_x0000_i1078" style="width:0;height:1.5pt" o:hralign="center" o:hrstd="t" o:hr="t" fillcolor="#a0a0a0" stroked="f"/>
+          <v:rect id="_x0000_i1030" style="width:0;height:1.5pt" o:hralign="center" o:hrstd="t" o:hr="t" fillcolor="#a0a0a0" stroked="f"/>
         </w:pict>
       </w:r>
     </w:p>
@@ -3438,7 +5192,6 @@
           </w:tcPr>
           <w:p>
             <w:r>
-              <w:lastRenderedPageBreak/>
               <w:t>4</w:t>
             </w:r>
           </w:p>
@@ -3595,7 +5348,7 @@
     <w:p>
       <w:r>
         <w:pict w14:anchorId="61AAC505">
-          <v:rect id="_x0000_i1079" style="width:0;height:1.5pt" o:hralign="center" o:hrstd="t" o:hr="t" fillcolor="#a0a0a0" stroked="f"/>
+          <v:rect id="_x0000_i1031" style="width:0;height:1.5pt" o:hralign="center" o:hrstd="t" o:hr="t" fillcolor="#a0a0a0" stroked="f"/>
         </w:pict>
       </w:r>
     </w:p>
@@ -3994,7 +5747,7 @@
     <w:p>
       <w:r>
         <w:pict w14:anchorId="6F554939">
-          <v:rect id="_x0000_i1080" style="width:0;height:1.5pt" o:hralign="center" o:hrstd="t" o:hr="t" fillcolor="#a0a0a0" stroked="f"/>
+          <v:rect id="_x0000_i1032" style="width:0;height:1.5pt" o:hralign="center" o:hrstd="t" o:hr="t" fillcolor="#a0a0a0" stroked="f"/>
         </w:pict>
       </w:r>
     </w:p>
@@ -4182,7 +5935,6 @@
           <w:b/>
           <w:bCs/>
         </w:rPr>
-        <w:lastRenderedPageBreak/>
         <w:t>🔴</w:t>
       </w:r>
       <w:r>
@@ -4654,7 +6406,6 @@
         <w:rPr>
           <w:rFonts w:ascii="Segoe UI Emoji" w:hAnsi="Segoe UI Emoji" w:cs="Segoe UI Emoji"/>
         </w:rPr>
-        <w:lastRenderedPageBreak/>
         <w:t>🔴</w:t>
       </w:r>
       <w:r>
@@ -4853,6 +6604,155 @@
     </w:lvl>
   </w:abstractNum>
   <w:abstractNum w:abstractNumId="1" w15:restartNumberingAfterBreak="0">
+    <w:nsid w:val="18733191"/>
+    <w:multiLevelType w:val="multilevel"/>
+    <w:tmpl w:val="AB6AA460"/>
+    <w:lvl w:ilvl="0">
+      <w:start w:val="1"/>
+      <w:numFmt w:val="bullet"/>
+      <w:lvlText w:val=""/>
+      <w:lvlJc w:val="left"/>
+      <w:pPr>
+        <w:tabs>
+          <w:tab w:val="num" w:pos="720"/>
+        </w:tabs>
+        <w:ind w:left="720" w:hanging="360"/>
+      </w:pPr>
+      <w:rPr>
+        <w:rFonts w:ascii="Symbol" w:hAnsi="Symbol" w:hint="default"/>
+        <w:sz w:val="20"/>
+      </w:rPr>
+    </w:lvl>
+    <w:lvl w:ilvl="1" w:tentative="1">
+      <w:start w:val="1"/>
+      <w:numFmt w:val="bullet"/>
+      <w:lvlText w:val="o"/>
+      <w:lvlJc w:val="left"/>
+      <w:pPr>
+        <w:tabs>
+          <w:tab w:val="num" w:pos="1440"/>
+        </w:tabs>
+        <w:ind w:left="1440" w:hanging="360"/>
+      </w:pPr>
+      <w:rPr>
+        <w:rFonts w:ascii="Courier New" w:hAnsi="Courier New" w:hint="default"/>
+        <w:sz w:val="20"/>
+      </w:rPr>
+    </w:lvl>
+    <w:lvl w:ilvl="2" w:tentative="1">
+      <w:start w:val="1"/>
+      <w:numFmt w:val="bullet"/>
+      <w:lvlText w:val=""/>
+      <w:lvlJc w:val="left"/>
+      <w:pPr>
+        <w:tabs>
+          <w:tab w:val="num" w:pos="2160"/>
+        </w:tabs>
+        <w:ind w:left="2160" w:hanging="360"/>
+      </w:pPr>
+      <w:rPr>
+        <w:rFonts w:ascii="Wingdings" w:hAnsi="Wingdings" w:hint="default"/>
+        <w:sz w:val="20"/>
+      </w:rPr>
+    </w:lvl>
+    <w:lvl w:ilvl="3" w:tentative="1">
+      <w:start w:val="1"/>
+      <w:numFmt w:val="bullet"/>
+      <w:lvlText w:val=""/>
+      <w:lvlJc w:val="left"/>
+      <w:pPr>
+        <w:tabs>
+          <w:tab w:val="num" w:pos="2880"/>
+        </w:tabs>
+        <w:ind w:left="2880" w:hanging="360"/>
+      </w:pPr>
+      <w:rPr>
+        <w:rFonts w:ascii="Wingdings" w:hAnsi="Wingdings" w:hint="default"/>
+        <w:sz w:val="20"/>
+      </w:rPr>
+    </w:lvl>
+    <w:lvl w:ilvl="4" w:tentative="1">
+      <w:start w:val="1"/>
+      <w:numFmt w:val="bullet"/>
+      <w:lvlText w:val=""/>
+      <w:lvlJc w:val="left"/>
+      <w:pPr>
+        <w:tabs>
+          <w:tab w:val="num" w:pos="3600"/>
+        </w:tabs>
+        <w:ind w:left="3600" w:hanging="360"/>
+      </w:pPr>
+      <w:rPr>
+        <w:rFonts w:ascii="Wingdings" w:hAnsi="Wingdings" w:hint="default"/>
+        <w:sz w:val="20"/>
+      </w:rPr>
+    </w:lvl>
+    <w:lvl w:ilvl="5" w:tentative="1">
+      <w:start w:val="1"/>
+      <w:numFmt w:val="bullet"/>
+      <w:lvlText w:val=""/>
+      <w:lvlJc w:val="left"/>
+      <w:pPr>
+        <w:tabs>
+          <w:tab w:val="num" w:pos="4320"/>
+        </w:tabs>
+        <w:ind w:left="4320" w:hanging="360"/>
+      </w:pPr>
+      <w:rPr>
+        <w:rFonts w:ascii="Wingdings" w:hAnsi="Wingdings" w:hint="default"/>
+        <w:sz w:val="20"/>
+      </w:rPr>
+    </w:lvl>
+    <w:lvl w:ilvl="6" w:tentative="1">
+      <w:start w:val="1"/>
+      <w:numFmt w:val="bullet"/>
+      <w:lvlText w:val=""/>
+      <w:lvlJc w:val="left"/>
+      <w:pPr>
+        <w:tabs>
+          <w:tab w:val="num" w:pos="5040"/>
+        </w:tabs>
+        <w:ind w:left="5040" w:hanging="360"/>
+      </w:pPr>
+      <w:rPr>
+        <w:rFonts w:ascii="Wingdings" w:hAnsi="Wingdings" w:hint="default"/>
+        <w:sz w:val="20"/>
+      </w:rPr>
+    </w:lvl>
+    <w:lvl w:ilvl="7" w:tentative="1">
+      <w:start w:val="1"/>
+      <w:numFmt w:val="bullet"/>
+      <w:lvlText w:val=""/>
+      <w:lvlJc w:val="left"/>
+      <w:pPr>
+        <w:tabs>
+          <w:tab w:val="num" w:pos="5760"/>
+        </w:tabs>
+        <w:ind w:left="5760" w:hanging="360"/>
+      </w:pPr>
+      <w:rPr>
+        <w:rFonts w:ascii="Wingdings" w:hAnsi="Wingdings" w:hint="default"/>
+        <w:sz w:val="20"/>
+      </w:rPr>
+    </w:lvl>
+    <w:lvl w:ilvl="8" w:tentative="1">
+      <w:start w:val="1"/>
+      <w:numFmt w:val="bullet"/>
+      <w:lvlText w:val=""/>
+      <w:lvlJc w:val="left"/>
+      <w:pPr>
+        <w:tabs>
+          <w:tab w:val="num" w:pos="6480"/>
+        </w:tabs>
+        <w:ind w:left="6480" w:hanging="360"/>
+      </w:pPr>
+      <w:rPr>
+        <w:rFonts w:ascii="Wingdings" w:hAnsi="Wingdings" w:hint="default"/>
+        <w:sz w:val="20"/>
+      </w:rPr>
+    </w:lvl>
+  </w:abstractNum>
+  <w:abstractNum w:abstractNumId="2" w15:restartNumberingAfterBreak="0">
     <w:nsid w:val="1E7816C6"/>
     <w:multiLevelType w:val="multilevel"/>
     <w:tmpl w:val="AA72706C"/>
@@ -5001,7 +6901,901 @@
       </w:rPr>
     </w:lvl>
   </w:abstractNum>
-  <w:abstractNum w:abstractNumId="2" w15:restartNumberingAfterBreak="0">
+  <w:abstractNum w:abstractNumId="3" w15:restartNumberingAfterBreak="0">
+    <w:nsid w:val="21811181"/>
+    <w:multiLevelType w:val="multilevel"/>
+    <w:tmpl w:val="76E835A4"/>
+    <w:lvl w:ilvl="0">
+      <w:start w:val="1"/>
+      <w:numFmt w:val="bullet"/>
+      <w:lvlText w:val=""/>
+      <w:lvlJc w:val="left"/>
+      <w:pPr>
+        <w:tabs>
+          <w:tab w:val="num" w:pos="720"/>
+        </w:tabs>
+        <w:ind w:left="720" w:hanging="360"/>
+      </w:pPr>
+      <w:rPr>
+        <w:rFonts w:ascii="Symbol" w:hAnsi="Symbol" w:hint="default"/>
+        <w:sz w:val="20"/>
+      </w:rPr>
+    </w:lvl>
+    <w:lvl w:ilvl="1" w:tentative="1">
+      <w:start w:val="1"/>
+      <w:numFmt w:val="bullet"/>
+      <w:lvlText w:val="o"/>
+      <w:lvlJc w:val="left"/>
+      <w:pPr>
+        <w:tabs>
+          <w:tab w:val="num" w:pos="1440"/>
+        </w:tabs>
+        <w:ind w:left="1440" w:hanging="360"/>
+      </w:pPr>
+      <w:rPr>
+        <w:rFonts w:ascii="Courier New" w:hAnsi="Courier New" w:hint="default"/>
+        <w:sz w:val="20"/>
+      </w:rPr>
+    </w:lvl>
+    <w:lvl w:ilvl="2" w:tentative="1">
+      <w:start w:val="1"/>
+      <w:numFmt w:val="bullet"/>
+      <w:lvlText w:val=""/>
+      <w:lvlJc w:val="left"/>
+      <w:pPr>
+        <w:tabs>
+          <w:tab w:val="num" w:pos="2160"/>
+        </w:tabs>
+        <w:ind w:left="2160" w:hanging="360"/>
+      </w:pPr>
+      <w:rPr>
+        <w:rFonts w:ascii="Wingdings" w:hAnsi="Wingdings" w:hint="default"/>
+        <w:sz w:val="20"/>
+      </w:rPr>
+    </w:lvl>
+    <w:lvl w:ilvl="3" w:tentative="1">
+      <w:start w:val="1"/>
+      <w:numFmt w:val="bullet"/>
+      <w:lvlText w:val=""/>
+      <w:lvlJc w:val="left"/>
+      <w:pPr>
+        <w:tabs>
+          <w:tab w:val="num" w:pos="2880"/>
+        </w:tabs>
+        <w:ind w:left="2880" w:hanging="360"/>
+      </w:pPr>
+      <w:rPr>
+        <w:rFonts w:ascii="Wingdings" w:hAnsi="Wingdings" w:hint="default"/>
+        <w:sz w:val="20"/>
+      </w:rPr>
+    </w:lvl>
+    <w:lvl w:ilvl="4" w:tentative="1">
+      <w:start w:val="1"/>
+      <w:numFmt w:val="bullet"/>
+      <w:lvlText w:val=""/>
+      <w:lvlJc w:val="left"/>
+      <w:pPr>
+        <w:tabs>
+          <w:tab w:val="num" w:pos="3600"/>
+        </w:tabs>
+        <w:ind w:left="3600" w:hanging="360"/>
+      </w:pPr>
+      <w:rPr>
+        <w:rFonts w:ascii="Wingdings" w:hAnsi="Wingdings" w:hint="default"/>
+        <w:sz w:val="20"/>
+      </w:rPr>
+    </w:lvl>
+    <w:lvl w:ilvl="5" w:tentative="1">
+      <w:start w:val="1"/>
+      <w:numFmt w:val="bullet"/>
+      <w:lvlText w:val=""/>
+      <w:lvlJc w:val="left"/>
+      <w:pPr>
+        <w:tabs>
+          <w:tab w:val="num" w:pos="4320"/>
+        </w:tabs>
+        <w:ind w:left="4320" w:hanging="360"/>
+      </w:pPr>
+      <w:rPr>
+        <w:rFonts w:ascii="Wingdings" w:hAnsi="Wingdings" w:hint="default"/>
+        <w:sz w:val="20"/>
+      </w:rPr>
+    </w:lvl>
+    <w:lvl w:ilvl="6" w:tentative="1">
+      <w:start w:val="1"/>
+      <w:numFmt w:val="bullet"/>
+      <w:lvlText w:val=""/>
+      <w:lvlJc w:val="left"/>
+      <w:pPr>
+        <w:tabs>
+          <w:tab w:val="num" w:pos="5040"/>
+        </w:tabs>
+        <w:ind w:left="5040" w:hanging="360"/>
+      </w:pPr>
+      <w:rPr>
+        <w:rFonts w:ascii="Wingdings" w:hAnsi="Wingdings" w:hint="default"/>
+        <w:sz w:val="20"/>
+      </w:rPr>
+    </w:lvl>
+    <w:lvl w:ilvl="7" w:tentative="1">
+      <w:start w:val="1"/>
+      <w:numFmt w:val="bullet"/>
+      <w:lvlText w:val=""/>
+      <w:lvlJc w:val="left"/>
+      <w:pPr>
+        <w:tabs>
+          <w:tab w:val="num" w:pos="5760"/>
+        </w:tabs>
+        <w:ind w:left="5760" w:hanging="360"/>
+      </w:pPr>
+      <w:rPr>
+        <w:rFonts w:ascii="Wingdings" w:hAnsi="Wingdings" w:hint="default"/>
+        <w:sz w:val="20"/>
+      </w:rPr>
+    </w:lvl>
+    <w:lvl w:ilvl="8" w:tentative="1">
+      <w:start w:val="1"/>
+      <w:numFmt w:val="bullet"/>
+      <w:lvlText w:val=""/>
+      <w:lvlJc w:val="left"/>
+      <w:pPr>
+        <w:tabs>
+          <w:tab w:val="num" w:pos="6480"/>
+        </w:tabs>
+        <w:ind w:left="6480" w:hanging="360"/>
+      </w:pPr>
+      <w:rPr>
+        <w:rFonts w:ascii="Wingdings" w:hAnsi="Wingdings" w:hint="default"/>
+        <w:sz w:val="20"/>
+      </w:rPr>
+    </w:lvl>
+  </w:abstractNum>
+  <w:abstractNum w:abstractNumId="4" w15:restartNumberingAfterBreak="0">
+    <w:nsid w:val="389611AB"/>
+    <w:multiLevelType w:val="multilevel"/>
+    <w:tmpl w:val="0EFC4EDC"/>
+    <w:lvl w:ilvl="0">
+      <w:start w:val="1"/>
+      <w:numFmt w:val="bullet"/>
+      <w:lvlText w:val=""/>
+      <w:lvlJc w:val="left"/>
+      <w:pPr>
+        <w:tabs>
+          <w:tab w:val="num" w:pos="720"/>
+        </w:tabs>
+        <w:ind w:left="720" w:hanging="360"/>
+      </w:pPr>
+      <w:rPr>
+        <w:rFonts w:ascii="Symbol" w:hAnsi="Symbol" w:hint="default"/>
+        <w:sz w:val="20"/>
+      </w:rPr>
+    </w:lvl>
+    <w:lvl w:ilvl="1" w:tentative="1">
+      <w:start w:val="1"/>
+      <w:numFmt w:val="bullet"/>
+      <w:lvlText w:val="o"/>
+      <w:lvlJc w:val="left"/>
+      <w:pPr>
+        <w:tabs>
+          <w:tab w:val="num" w:pos="1440"/>
+        </w:tabs>
+        <w:ind w:left="1440" w:hanging="360"/>
+      </w:pPr>
+      <w:rPr>
+        <w:rFonts w:ascii="Courier New" w:hAnsi="Courier New" w:hint="default"/>
+        <w:sz w:val="20"/>
+      </w:rPr>
+    </w:lvl>
+    <w:lvl w:ilvl="2" w:tentative="1">
+      <w:start w:val="1"/>
+      <w:numFmt w:val="bullet"/>
+      <w:lvlText w:val=""/>
+      <w:lvlJc w:val="left"/>
+      <w:pPr>
+        <w:tabs>
+          <w:tab w:val="num" w:pos="2160"/>
+        </w:tabs>
+        <w:ind w:left="2160" w:hanging="360"/>
+      </w:pPr>
+      <w:rPr>
+        <w:rFonts w:ascii="Wingdings" w:hAnsi="Wingdings" w:hint="default"/>
+        <w:sz w:val="20"/>
+      </w:rPr>
+    </w:lvl>
+    <w:lvl w:ilvl="3" w:tentative="1">
+      <w:start w:val="1"/>
+      <w:numFmt w:val="bullet"/>
+      <w:lvlText w:val=""/>
+      <w:lvlJc w:val="left"/>
+      <w:pPr>
+        <w:tabs>
+          <w:tab w:val="num" w:pos="2880"/>
+        </w:tabs>
+        <w:ind w:left="2880" w:hanging="360"/>
+      </w:pPr>
+      <w:rPr>
+        <w:rFonts w:ascii="Wingdings" w:hAnsi="Wingdings" w:hint="default"/>
+        <w:sz w:val="20"/>
+      </w:rPr>
+    </w:lvl>
+    <w:lvl w:ilvl="4" w:tentative="1">
+      <w:start w:val="1"/>
+      <w:numFmt w:val="bullet"/>
+      <w:lvlText w:val=""/>
+      <w:lvlJc w:val="left"/>
+      <w:pPr>
+        <w:tabs>
+          <w:tab w:val="num" w:pos="3600"/>
+        </w:tabs>
+        <w:ind w:left="3600" w:hanging="360"/>
+      </w:pPr>
+      <w:rPr>
+        <w:rFonts w:ascii="Wingdings" w:hAnsi="Wingdings" w:hint="default"/>
+        <w:sz w:val="20"/>
+      </w:rPr>
+    </w:lvl>
+    <w:lvl w:ilvl="5" w:tentative="1">
+      <w:start w:val="1"/>
+      <w:numFmt w:val="bullet"/>
+      <w:lvlText w:val=""/>
+      <w:lvlJc w:val="left"/>
+      <w:pPr>
+        <w:tabs>
+          <w:tab w:val="num" w:pos="4320"/>
+        </w:tabs>
+        <w:ind w:left="4320" w:hanging="360"/>
+      </w:pPr>
+      <w:rPr>
+        <w:rFonts w:ascii="Wingdings" w:hAnsi="Wingdings" w:hint="default"/>
+        <w:sz w:val="20"/>
+      </w:rPr>
+    </w:lvl>
+    <w:lvl w:ilvl="6" w:tentative="1">
+      <w:start w:val="1"/>
+      <w:numFmt w:val="bullet"/>
+      <w:lvlText w:val=""/>
+      <w:lvlJc w:val="left"/>
+      <w:pPr>
+        <w:tabs>
+          <w:tab w:val="num" w:pos="5040"/>
+        </w:tabs>
+        <w:ind w:left="5040" w:hanging="360"/>
+      </w:pPr>
+      <w:rPr>
+        <w:rFonts w:ascii="Wingdings" w:hAnsi="Wingdings" w:hint="default"/>
+        <w:sz w:val="20"/>
+      </w:rPr>
+    </w:lvl>
+    <w:lvl w:ilvl="7" w:tentative="1">
+      <w:start w:val="1"/>
+      <w:numFmt w:val="bullet"/>
+      <w:lvlText w:val=""/>
+      <w:lvlJc w:val="left"/>
+      <w:pPr>
+        <w:tabs>
+          <w:tab w:val="num" w:pos="5760"/>
+        </w:tabs>
+        <w:ind w:left="5760" w:hanging="360"/>
+      </w:pPr>
+      <w:rPr>
+        <w:rFonts w:ascii="Wingdings" w:hAnsi="Wingdings" w:hint="default"/>
+        <w:sz w:val="20"/>
+      </w:rPr>
+    </w:lvl>
+    <w:lvl w:ilvl="8" w:tentative="1">
+      <w:start w:val="1"/>
+      <w:numFmt w:val="bullet"/>
+      <w:lvlText w:val=""/>
+      <w:lvlJc w:val="left"/>
+      <w:pPr>
+        <w:tabs>
+          <w:tab w:val="num" w:pos="6480"/>
+        </w:tabs>
+        <w:ind w:left="6480" w:hanging="360"/>
+      </w:pPr>
+      <w:rPr>
+        <w:rFonts w:ascii="Wingdings" w:hAnsi="Wingdings" w:hint="default"/>
+        <w:sz w:val="20"/>
+      </w:rPr>
+    </w:lvl>
+  </w:abstractNum>
+  <w:abstractNum w:abstractNumId="5" w15:restartNumberingAfterBreak="0">
+    <w:nsid w:val="38B35F81"/>
+    <w:multiLevelType w:val="multilevel"/>
+    <w:tmpl w:val="3530CAFC"/>
+    <w:lvl w:ilvl="0">
+      <w:start w:val="1"/>
+      <w:numFmt w:val="bullet"/>
+      <w:lvlText w:val=""/>
+      <w:lvlJc w:val="left"/>
+      <w:pPr>
+        <w:tabs>
+          <w:tab w:val="num" w:pos="720"/>
+        </w:tabs>
+        <w:ind w:left="720" w:hanging="360"/>
+      </w:pPr>
+      <w:rPr>
+        <w:rFonts w:ascii="Symbol" w:hAnsi="Symbol" w:hint="default"/>
+        <w:sz w:val="20"/>
+      </w:rPr>
+    </w:lvl>
+    <w:lvl w:ilvl="1" w:tentative="1">
+      <w:start w:val="1"/>
+      <w:numFmt w:val="bullet"/>
+      <w:lvlText w:val="o"/>
+      <w:lvlJc w:val="left"/>
+      <w:pPr>
+        <w:tabs>
+          <w:tab w:val="num" w:pos="1440"/>
+        </w:tabs>
+        <w:ind w:left="1440" w:hanging="360"/>
+      </w:pPr>
+      <w:rPr>
+        <w:rFonts w:ascii="Courier New" w:hAnsi="Courier New" w:hint="default"/>
+        <w:sz w:val="20"/>
+      </w:rPr>
+    </w:lvl>
+    <w:lvl w:ilvl="2" w:tentative="1">
+      <w:start w:val="1"/>
+      <w:numFmt w:val="bullet"/>
+      <w:lvlText w:val=""/>
+      <w:lvlJc w:val="left"/>
+      <w:pPr>
+        <w:tabs>
+          <w:tab w:val="num" w:pos="2160"/>
+        </w:tabs>
+        <w:ind w:left="2160" w:hanging="360"/>
+      </w:pPr>
+      <w:rPr>
+        <w:rFonts w:ascii="Wingdings" w:hAnsi="Wingdings" w:hint="default"/>
+        <w:sz w:val="20"/>
+      </w:rPr>
+    </w:lvl>
+    <w:lvl w:ilvl="3" w:tentative="1">
+      <w:start w:val="1"/>
+      <w:numFmt w:val="bullet"/>
+      <w:lvlText w:val=""/>
+      <w:lvlJc w:val="left"/>
+      <w:pPr>
+        <w:tabs>
+          <w:tab w:val="num" w:pos="2880"/>
+        </w:tabs>
+        <w:ind w:left="2880" w:hanging="360"/>
+      </w:pPr>
+      <w:rPr>
+        <w:rFonts w:ascii="Wingdings" w:hAnsi="Wingdings" w:hint="default"/>
+        <w:sz w:val="20"/>
+      </w:rPr>
+    </w:lvl>
+    <w:lvl w:ilvl="4" w:tentative="1">
+      <w:start w:val="1"/>
+      <w:numFmt w:val="bullet"/>
+      <w:lvlText w:val=""/>
+      <w:lvlJc w:val="left"/>
+      <w:pPr>
+        <w:tabs>
+          <w:tab w:val="num" w:pos="3600"/>
+        </w:tabs>
+        <w:ind w:left="3600" w:hanging="360"/>
+      </w:pPr>
+      <w:rPr>
+        <w:rFonts w:ascii="Wingdings" w:hAnsi="Wingdings" w:hint="default"/>
+        <w:sz w:val="20"/>
+      </w:rPr>
+    </w:lvl>
+    <w:lvl w:ilvl="5" w:tentative="1">
+      <w:start w:val="1"/>
+      <w:numFmt w:val="bullet"/>
+      <w:lvlText w:val=""/>
+      <w:lvlJc w:val="left"/>
+      <w:pPr>
+        <w:tabs>
+          <w:tab w:val="num" w:pos="4320"/>
+        </w:tabs>
+        <w:ind w:left="4320" w:hanging="360"/>
+      </w:pPr>
+      <w:rPr>
+        <w:rFonts w:ascii="Wingdings" w:hAnsi="Wingdings" w:hint="default"/>
+        <w:sz w:val="20"/>
+      </w:rPr>
+    </w:lvl>
+    <w:lvl w:ilvl="6" w:tentative="1">
+      <w:start w:val="1"/>
+      <w:numFmt w:val="bullet"/>
+      <w:lvlText w:val=""/>
+      <w:lvlJc w:val="left"/>
+      <w:pPr>
+        <w:tabs>
+          <w:tab w:val="num" w:pos="5040"/>
+        </w:tabs>
+        <w:ind w:left="5040" w:hanging="360"/>
+      </w:pPr>
+      <w:rPr>
+        <w:rFonts w:ascii="Wingdings" w:hAnsi="Wingdings" w:hint="default"/>
+        <w:sz w:val="20"/>
+      </w:rPr>
+    </w:lvl>
+    <w:lvl w:ilvl="7" w:tentative="1">
+      <w:start w:val="1"/>
+      <w:numFmt w:val="bullet"/>
+      <w:lvlText w:val=""/>
+      <w:lvlJc w:val="left"/>
+      <w:pPr>
+        <w:tabs>
+          <w:tab w:val="num" w:pos="5760"/>
+        </w:tabs>
+        <w:ind w:left="5760" w:hanging="360"/>
+      </w:pPr>
+      <w:rPr>
+        <w:rFonts w:ascii="Wingdings" w:hAnsi="Wingdings" w:hint="default"/>
+        <w:sz w:val="20"/>
+      </w:rPr>
+    </w:lvl>
+    <w:lvl w:ilvl="8" w:tentative="1">
+      <w:start w:val="1"/>
+      <w:numFmt w:val="bullet"/>
+      <w:lvlText w:val=""/>
+      <w:lvlJc w:val="left"/>
+      <w:pPr>
+        <w:tabs>
+          <w:tab w:val="num" w:pos="6480"/>
+        </w:tabs>
+        <w:ind w:left="6480" w:hanging="360"/>
+      </w:pPr>
+      <w:rPr>
+        <w:rFonts w:ascii="Wingdings" w:hAnsi="Wingdings" w:hint="default"/>
+        <w:sz w:val="20"/>
+      </w:rPr>
+    </w:lvl>
+  </w:abstractNum>
+  <w:abstractNum w:abstractNumId="6" w15:restartNumberingAfterBreak="0">
+    <w:nsid w:val="46655F7D"/>
+    <w:multiLevelType w:val="multilevel"/>
+    <w:tmpl w:val="F95AB90E"/>
+    <w:lvl w:ilvl="0">
+      <w:start w:val="1"/>
+      <w:numFmt w:val="bullet"/>
+      <w:lvlText w:val=""/>
+      <w:lvlJc w:val="left"/>
+      <w:pPr>
+        <w:tabs>
+          <w:tab w:val="num" w:pos="720"/>
+        </w:tabs>
+        <w:ind w:left="720" w:hanging="360"/>
+      </w:pPr>
+      <w:rPr>
+        <w:rFonts w:ascii="Symbol" w:hAnsi="Symbol" w:hint="default"/>
+        <w:sz w:val="20"/>
+      </w:rPr>
+    </w:lvl>
+    <w:lvl w:ilvl="1" w:tentative="1">
+      <w:start w:val="1"/>
+      <w:numFmt w:val="bullet"/>
+      <w:lvlText w:val="o"/>
+      <w:lvlJc w:val="left"/>
+      <w:pPr>
+        <w:tabs>
+          <w:tab w:val="num" w:pos="1440"/>
+        </w:tabs>
+        <w:ind w:left="1440" w:hanging="360"/>
+      </w:pPr>
+      <w:rPr>
+        <w:rFonts w:ascii="Courier New" w:hAnsi="Courier New" w:hint="default"/>
+        <w:sz w:val="20"/>
+      </w:rPr>
+    </w:lvl>
+    <w:lvl w:ilvl="2" w:tentative="1">
+      <w:start w:val="1"/>
+      <w:numFmt w:val="bullet"/>
+      <w:lvlText w:val=""/>
+      <w:lvlJc w:val="left"/>
+      <w:pPr>
+        <w:tabs>
+          <w:tab w:val="num" w:pos="2160"/>
+        </w:tabs>
+        <w:ind w:left="2160" w:hanging="360"/>
+      </w:pPr>
+      <w:rPr>
+        <w:rFonts w:ascii="Wingdings" w:hAnsi="Wingdings" w:hint="default"/>
+        <w:sz w:val="20"/>
+      </w:rPr>
+    </w:lvl>
+    <w:lvl w:ilvl="3" w:tentative="1">
+      <w:start w:val="1"/>
+      <w:numFmt w:val="bullet"/>
+      <w:lvlText w:val=""/>
+      <w:lvlJc w:val="left"/>
+      <w:pPr>
+        <w:tabs>
+          <w:tab w:val="num" w:pos="2880"/>
+        </w:tabs>
+        <w:ind w:left="2880" w:hanging="360"/>
+      </w:pPr>
+      <w:rPr>
+        <w:rFonts w:ascii="Wingdings" w:hAnsi="Wingdings" w:hint="default"/>
+        <w:sz w:val="20"/>
+      </w:rPr>
+    </w:lvl>
+    <w:lvl w:ilvl="4" w:tentative="1">
+      <w:start w:val="1"/>
+      <w:numFmt w:val="bullet"/>
+      <w:lvlText w:val=""/>
+      <w:lvlJc w:val="left"/>
+      <w:pPr>
+        <w:tabs>
+          <w:tab w:val="num" w:pos="3600"/>
+        </w:tabs>
+        <w:ind w:left="3600" w:hanging="360"/>
+      </w:pPr>
+      <w:rPr>
+        <w:rFonts w:ascii="Wingdings" w:hAnsi="Wingdings" w:hint="default"/>
+        <w:sz w:val="20"/>
+      </w:rPr>
+    </w:lvl>
+    <w:lvl w:ilvl="5" w:tentative="1">
+      <w:start w:val="1"/>
+      <w:numFmt w:val="bullet"/>
+      <w:lvlText w:val=""/>
+      <w:lvlJc w:val="left"/>
+      <w:pPr>
+        <w:tabs>
+          <w:tab w:val="num" w:pos="4320"/>
+        </w:tabs>
+        <w:ind w:left="4320" w:hanging="360"/>
+      </w:pPr>
+      <w:rPr>
+        <w:rFonts w:ascii="Wingdings" w:hAnsi="Wingdings" w:hint="default"/>
+        <w:sz w:val="20"/>
+      </w:rPr>
+    </w:lvl>
+    <w:lvl w:ilvl="6" w:tentative="1">
+      <w:start w:val="1"/>
+      <w:numFmt w:val="bullet"/>
+      <w:lvlText w:val=""/>
+      <w:lvlJc w:val="left"/>
+      <w:pPr>
+        <w:tabs>
+          <w:tab w:val="num" w:pos="5040"/>
+        </w:tabs>
+        <w:ind w:left="5040" w:hanging="360"/>
+      </w:pPr>
+      <w:rPr>
+        <w:rFonts w:ascii="Wingdings" w:hAnsi="Wingdings" w:hint="default"/>
+        <w:sz w:val="20"/>
+      </w:rPr>
+    </w:lvl>
+    <w:lvl w:ilvl="7" w:tentative="1">
+      <w:start w:val="1"/>
+      <w:numFmt w:val="bullet"/>
+      <w:lvlText w:val=""/>
+      <w:lvlJc w:val="left"/>
+      <w:pPr>
+        <w:tabs>
+          <w:tab w:val="num" w:pos="5760"/>
+        </w:tabs>
+        <w:ind w:left="5760" w:hanging="360"/>
+      </w:pPr>
+      <w:rPr>
+        <w:rFonts w:ascii="Wingdings" w:hAnsi="Wingdings" w:hint="default"/>
+        <w:sz w:val="20"/>
+      </w:rPr>
+    </w:lvl>
+    <w:lvl w:ilvl="8" w:tentative="1">
+      <w:start w:val="1"/>
+      <w:numFmt w:val="bullet"/>
+      <w:lvlText w:val=""/>
+      <w:lvlJc w:val="left"/>
+      <w:pPr>
+        <w:tabs>
+          <w:tab w:val="num" w:pos="6480"/>
+        </w:tabs>
+        <w:ind w:left="6480" w:hanging="360"/>
+      </w:pPr>
+      <w:rPr>
+        <w:rFonts w:ascii="Wingdings" w:hAnsi="Wingdings" w:hint="default"/>
+        <w:sz w:val="20"/>
+      </w:rPr>
+    </w:lvl>
+  </w:abstractNum>
+  <w:abstractNum w:abstractNumId="7" w15:restartNumberingAfterBreak="0">
+    <w:nsid w:val="4F1E7FC0"/>
+    <w:multiLevelType w:val="multilevel"/>
+    <w:tmpl w:val="929ACA54"/>
+    <w:lvl w:ilvl="0">
+      <w:start w:val="1"/>
+      <w:numFmt w:val="bullet"/>
+      <w:lvlText w:val=""/>
+      <w:lvlJc w:val="left"/>
+      <w:pPr>
+        <w:tabs>
+          <w:tab w:val="num" w:pos="720"/>
+        </w:tabs>
+        <w:ind w:left="720" w:hanging="360"/>
+      </w:pPr>
+      <w:rPr>
+        <w:rFonts w:ascii="Symbol" w:hAnsi="Symbol" w:hint="default"/>
+        <w:sz w:val="20"/>
+      </w:rPr>
+    </w:lvl>
+    <w:lvl w:ilvl="1" w:tentative="1">
+      <w:start w:val="1"/>
+      <w:numFmt w:val="bullet"/>
+      <w:lvlText w:val="o"/>
+      <w:lvlJc w:val="left"/>
+      <w:pPr>
+        <w:tabs>
+          <w:tab w:val="num" w:pos="1440"/>
+        </w:tabs>
+        <w:ind w:left="1440" w:hanging="360"/>
+      </w:pPr>
+      <w:rPr>
+        <w:rFonts w:ascii="Courier New" w:hAnsi="Courier New" w:hint="default"/>
+        <w:sz w:val="20"/>
+      </w:rPr>
+    </w:lvl>
+    <w:lvl w:ilvl="2" w:tentative="1">
+      <w:start w:val="1"/>
+      <w:numFmt w:val="bullet"/>
+      <w:lvlText w:val=""/>
+      <w:lvlJc w:val="left"/>
+      <w:pPr>
+        <w:tabs>
+          <w:tab w:val="num" w:pos="2160"/>
+        </w:tabs>
+        <w:ind w:left="2160" w:hanging="360"/>
+      </w:pPr>
+      <w:rPr>
+        <w:rFonts w:ascii="Wingdings" w:hAnsi="Wingdings" w:hint="default"/>
+        <w:sz w:val="20"/>
+      </w:rPr>
+    </w:lvl>
+    <w:lvl w:ilvl="3" w:tentative="1">
+      <w:start w:val="1"/>
+      <w:numFmt w:val="bullet"/>
+      <w:lvlText w:val=""/>
+      <w:lvlJc w:val="left"/>
+      <w:pPr>
+        <w:tabs>
+          <w:tab w:val="num" w:pos="2880"/>
+        </w:tabs>
+        <w:ind w:left="2880" w:hanging="360"/>
+      </w:pPr>
+      <w:rPr>
+        <w:rFonts w:ascii="Wingdings" w:hAnsi="Wingdings" w:hint="default"/>
+        <w:sz w:val="20"/>
+      </w:rPr>
+    </w:lvl>
+    <w:lvl w:ilvl="4" w:tentative="1">
+      <w:start w:val="1"/>
+      <w:numFmt w:val="bullet"/>
+      <w:lvlText w:val=""/>
+      <w:lvlJc w:val="left"/>
+      <w:pPr>
+        <w:tabs>
+          <w:tab w:val="num" w:pos="3600"/>
+        </w:tabs>
+        <w:ind w:left="3600" w:hanging="360"/>
+      </w:pPr>
+      <w:rPr>
+        <w:rFonts w:ascii="Wingdings" w:hAnsi="Wingdings" w:hint="default"/>
+        <w:sz w:val="20"/>
+      </w:rPr>
+    </w:lvl>
+    <w:lvl w:ilvl="5" w:tentative="1">
+      <w:start w:val="1"/>
+      <w:numFmt w:val="bullet"/>
+      <w:lvlText w:val=""/>
+      <w:lvlJc w:val="left"/>
+      <w:pPr>
+        <w:tabs>
+          <w:tab w:val="num" w:pos="4320"/>
+        </w:tabs>
+        <w:ind w:left="4320" w:hanging="360"/>
+      </w:pPr>
+      <w:rPr>
+        <w:rFonts w:ascii="Wingdings" w:hAnsi="Wingdings" w:hint="default"/>
+        <w:sz w:val="20"/>
+      </w:rPr>
+    </w:lvl>
+    <w:lvl w:ilvl="6" w:tentative="1">
+      <w:start w:val="1"/>
+      <w:numFmt w:val="bullet"/>
+      <w:lvlText w:val=""/>
+      <w:lvlJc w:val="left"/>
+      <w:pPr>
+        <w:tabs>
+          <w:tab w:val="num" w:pos="5040"/>
+        </w:tabs>
+        <w:ind w:left="5040" w:hanging="360"/>
+      </w:pPr>
+      <w:rPr>
+        <w:rFonts w:ascii="Wingdings" w:hAnsi="Wingdings" w:hint="default"/>
+        <w:sz w:val="20"/>
+      </w:rPr>
+    </w:lvl>
+    <w:lvl w:ilvl="7" w:tentative="1">
+      <w:start w:val="1"/>
+      <w:numFmt w:val="bullet"/>
+      <w:lvlText w:val=""/>
+      <w:lvlJc w:val="left"/>
+      <w:pPr>
+        <w:tabs>
+          <w:tab w:val="num" w:pos="5760"/>
+        </w:tabs>
+        <w:ind w:left="5760" w:hanging="360"/>
+      </w:pPr>
+      <w:rPr>
+        <w:rFonts w:ascii="Wingdings" w:hAnsi="Wingdings" w:hint="default"/>
+        <w:sz w:val="20"/>
+      </w:rPr>
+    </w:lvl>
+    <w:lvl w:ilvl="8" w:tentative="1">
+      <w:start w:val="1"/>
+      <w:numFmt w:val="bullet"/>
+      <w:lvlText w:val=""/>
+      <w:lvlJc w:val="left"/>
+      <w:pPr>
+        <w:tabs>
+          <w:tab w:val="num" w:pos="6480"/>
+        </w:tabs>
+        <w:ind w:left="6480" w:hanging="360"/>
+      </w:pPr>
+      <w:rPr>
+        <w:rFonts w:ascii="Wingdings" w:hAnsi="Wingdings" w:hint="default"/>
+        <w:sz w:val="20"/>
+      </w:rPr>
+    </w:lvl>
+  </w:abstractNum>
+  <w:abstractNum w:abstractNumId="8" w15:restartNumberingAfterBreak="0">
+    <w:nsid w:val="4F801D97"/>
+    <w:multiLevelType w:val="multilevel"/>
+    <w:tmpl w:val="BA666B68"/>
+    <w:lvl w:ilvl="0">
+      <w:start w:val="1"/>
+      <w:numFmt w:val="bullet"/>
+      <w:lvlText w:val=""/>
+      <w:lvlJc w:val="left"/>
+      <w:pPr>
+        <w:tabs>
+          <w:tab w:val="num" w:pos="720"/>
+        </w:tabs>
+        <w:ind w:left="720" w:hanging="360"/>
+      </w:pPr>
+      <w:rPr>
+        <w:rFonts w:ascii="Symbol" w:hAnsi="Symbol" w:hint="default"/>
+        <w:sz w:val="20"/>
+      </w:rPr>
+    </w:lvl>
+    <w:lvl w:ilvl="1" w:tentative="1">
+      <w:start w:val="1"/>
+      <w:numFmt w:val="bullet"/>
+      <w:lvlText w:val="o"/>
+      <w:lvlJc w:val="left"/>
+      <w:pPr>
+        <w:tabs>
+          <w:tab w:val="num" w:pos="1440"/>
+        </w:tabs>
+        <w:ind w:left="1440" w:hanging="360"/>
+      </w:pPr>
+      <w:rPr>
+        <w:rFonts w:ascii="Courier New" w:hAnsi="Courier New" w:hint="default"/>
+        <w:sz w:val="20"/>
+      </w:rPr>
+    </w:lvl>
+    <w:lvl w:ilvl="2" w:tentative="1">
+      <w:start w:val="1"/>
+      <w:numFmt w:val="bullet"/>
+      <w:lvlText w:val=""/>
+      <w:lvlJc w:val="left"/>
+      <w:pPr>
+        <w:tabs>
+          <w:tab w:val="num" w:pos="2160"/>
+        </w:tabs>
+        <w:ind w:left="2160" w:hanging="360"/>
+      </w:pPr>
+      <w:rPr>
+        <w:rFonts w:ascii="Wingdings" w:hAnsi="Wingdings" w:hint="default"/>
+        <w:sz w:val="20"/>
+      </w:rPr>
+    </w:lvl>
+    <w:lvl w:ilvl="3" w:tentative="1">
+      <w:start w:val="1"/>
+      <w:numFmt w:val="bullet"/>
+      <w:lvlText w:val=""/>
+      <w:lvlJc w:val="left"/>
+      <w:pPr>
+        <w:tabs>
+          <w:tab w:val="num" w:pos="2880"/>
+        </w:tabs>
+        <w:ind w:left="2880" w:hanging="360"/>
+      </w:pPr>
+      <w:rPr>
+        <w:rFonts w:ascii="Wingdings" w:hAnsi="Wingdings" w:hint="default"/>
+        <w:sz w:val="20"/>
+      </w:rPr>
+    </w:lvl>
+    <w:lvl w:ilvl="4" w:tentative="1">
+      <w:start w:val="1"/>
+      <w:numFmt w:val="bullet"/>
+      <w:lvlText w:val=""/>
+      <w:lvlJc w:val="left"/>
+      <w:pPr>
+        <w:tabs>
+          <w:tab w:val="num" w:pos="3600"/>
+        </w:tabs>
+        <w:ind w:left="3600" w:hanging="360"/>
+      </w:pPr>
+      <w:rPr>
+        <w:rFonts w:ascii="Wingdings" w:hAnsi="Wingdings" w:hint="default"/>
+        <w:sz w:val="20"/>
+      </w:rPr>
+    </w:lvl>
+    <w:lvl w:ilvl="5" w:tentative="1">
+      <w:start w:val="1"/>
+      <w:numFmt w:val="bullet"/>
+      <w:lvlText w:val=""/>
+      <w:lvlJc w:val="left"/>
+      <w:pPr>
+        <w:tabs>
+          <w:tab w:val="num" w:pos="4320"/>
+        </w:tabs>
+        <w:ind w:left="4320" w:hanging="360"/>
+      </w:pPr>
+      <w:rPr>
+        <w:rFonts w:ascii="Wingdings" w:hAnsi="Wingdings" w:hint="default"/>
+        <w:sz w:val="20"/>
+      </w:rPr>
+    </w:lvl>
+    <w:lvl w:ilvl="6" w:tentative="1">
+      <w:start w:val="1"/>
+      <w:numFmt w:val="bullet"/>
+      <w:lvlText w:val=""/>
+      <w:lvlJc w:val="left"/>
+      <w:pPr>
+        <w:tabs>
+          <w:tab w:val="num" w:pos="5040"/>
+        </w:tabs>
+        <w:ind w:left="5040" w:hanging="360"/>
+      </w:pPr>
+      <w:rPr>
+        <w:rFonts w:ascii="Wingdings" w:hAnsi="Wingdings" w:hint="default"/>
+        <w:sz w:val="20"/>
+      </w:rPr>
+    </w:lvl>
+    <w:lvl w:ilvl="7" w:tentative="1">
+      <w:start w:val="1"/>
+      <w:numFmt w:val="bullet"/>
+      <w:lvlText w:val=""/>
+      <w:lvlJc w:val="left"/>
+      <w:pPr>
+        <w:tabs>
+          <w:tab w:val="num" w:pos="5760"/>
+        </w:tabs>
+        <w:ind w:left="5760" w:hanging="360"/>
+      </w:pPr>
+      <w:rPr>
+        <w:rFonts w:ascii="Wingdings" w:hAnsi="Wingdings" w:hint="default"/>
+        <w:sz w:val="20"/>
+      </w:rPr>
+    </w:lvl>
+    <w:lvl w:ilvl="8" w:tentative="1">
+      <w:start w:val="1"/>
+      <w:numFmt w:val="bullet"/>
+      <w:lvlText w:val=""/>
+      <w:lvlJc w:val="left"/>
+      <w:pPr>
+        <w:tabs>
+          <w:tab w:val="num" w:pos="6480"/>
+        </w:tabs>
+        <w:ind w:left="6480" w:hanging="360"/>
+      </w:pPr>
+      <w:rPr>
+        <w:rFonts w:ascii="Wingdings" w:hAnsi="Wingdings" w:hint="default"/>
+        <w:sz w:val="20"/>
+      </w:rPr>
+    </w:lvl>
+  </w:abstractNum>
+  <w:abstractNum w:abstractNumId="9" w15:restartNumberingAfterBreak="0">
     <w:nsid w:val="50087F4E"/>
     <w:multiLevelType w:val="multilevel"/>
     <w:tmpl w:val="31B68324"/>
@@ -5150,7 +7944,454 @@
       </w:rPr>
     </w:lvl>
   </w:abstractNum>
-  <w:abstractNum w:abstractNumId="3" w15:restartNumberingAfterBreak="0">
+  <w:abstractNum w:abstractNumId="10" w15:restartNumberingAfterBreak="0">
+    <w:nsid w:val="52747F43"/>
+    <w:multiLevelType w:val="multilevel"/>
+    <w:tmpl w:val="14682062"/>
+    <w:lvl w:ilvl="0">
+      <w:start w:val="1"/>
+      <w:numFmt w:val="bullet"/>
+      <w:lvlText w:val=""/>
+      <w:lvlJc w:val="left"/>
+      <w:pPr>
+        <w:tabs>
+          <w:tab w:val="num" w:pos="720"/>
+        </w:tabs>
+        <w:ind w:left="720" w:hanging="360"/>
+      </w:pPr>
+      <w:rPr>
+        <w:rFonts w:ascii="Symbol" w:hAnsi="Symbol" w:hint="default"/>
+        <w:sz w:val="20"/>
+      </w:rPr>
+    </w:lvl>
+    <w:lvl w:ilvl="1" w:tentative="1">
+      <w:start w:val="1"/>
+      <w:numFmt w:val="bullet"/>
+      <w:lvlText w:val="o"/>
+      <w:lvlJc w:val="left"/>
+      <w:pPr>
+        <w:tabs>
+          <w:tab w:val="num" w:pos="1440"/>
+        </w:tabs>
+        <w:ind w:left="1440" w:hanging="360"/>
+      </w:pPr>
+      <w:rPr>
+        <w:rFonts w:ascii="Courier New" w:hAnsi="Courier New" w:hint="default"/>
+        <w:sz w:val="20"/>
+      </w:rPr>
+    </w:lvl>
+    <w:lvl w:ilvl="2" w:tentative="1">
+      <w:start w:val="1"/>
+      <w:numFmt w:val="bullet"/>
+      <w:lvlText w:val=""/>
+      <w:lvlJc w:val="left"/>
+      <w:pPr>
+        <w:tabs>
+          <w:tab w:val="num" w:pos="2160"/>
+        </w:tabs>
+        <w:ind w:left="2160" w:hanging="360"/>
+      </w:pPr>
+      <w:rPr>
+        <w:rFonts w:ascii="Wingdings" w:hAnsi="Wingdings" w:hint="default"/>
+        <w:sz w:val="20"/>
+      </w:rPr>
+    </w:lvl>
+    <w:lvl w:ilvl="3" w:tentative="1">
+      <w:start w:val="1"/>
+      <w:numFmt w:val="bullet"/>
+      <w:lvlText w:val=""/>
+      <w:lvlJc w:val="left"/>
+      <w:pPr>
+        <w:tabs>
+          <w:tab w:val="num" w:pos="2880"/>
+        </w:tabs>
+        <w:ind w:left="2880" w:hanging="360"/>
+      </w:pPr>
+      <w:rPr>
+        <w:rFonts w:ascii="Wingdings" w:hAnsi="Wingdings" w:hint="default"/>
+        <w:sz w:val="20"/>
+      </w:rPr>
+    </w:lvl>
+    <w:lvl w:ilvl="4" w:tentative="1">
+      <w:start w:val="1"/>
+      <w:numFmt w:val="bullet"/>
+      <w:lvlText w:val=""/>
+      <w:lvlJc w:val="left"/>
+      <w:pPr>
+        <w:tabs>
+          <w:tab w:val="num" w:pos="3600"/>
+        </w:tabs>
+        <w:ind w:left="3600" w:hanging="360"/>
+      </w:pPr>
+      <w:rPr>
+        <w:rFonts w:ascii="Wingdings" w:hAnsi="Wingdings" w:hint="default"/>
+        <w:sz w:val="20"/>
+      </w:rPr>
+    </w:lvl>
+    <w:lvl w:ilvl="5" w:tentative="1">
+      <w:start w:val="1"/>
+      <w:numFmt w:val="bullet"/>
+      <w:lvlText w:val=""/>
+      <w:lvlJc w:val="left"/>
+      <w:pPr>
+        <w:tabs>
+          <w:tab w:val="num" w:pos="4320"/>
+        </w:tabs>
+        <w:ind w:left="4320" w:hanging="360"/>
+      </w:pPr>
+      <w:rPr>
+        <w:rFonts w:ascii="Wingdings" w:hAnsi="Wingdings" w:hint="default"/>
+        <w:sz w:val="20"/>
+      </w:rPr>
+    </w:lvl>
+    <w:lvl w:ilvl="6" w:tentative="1">
+      <w:start w:val="1"/>
+      <w:numFmt w:val="bullet"/>
+      <w:lvlText w:val=""/>
+      <w:lvlJc w:val="left"/>
+      <w:pPr>
+        <w:tabs>
+          <w:tab w:val="num" w:pos="5040"/>
+        </w:tabs>
+        <w:ind w:left="5040" w:hanging="360"/>
+      </w:pPr>
+      <w:rPr>
+        <w:rFonts w:ascii="Wingdings" w:hAnsi="Wingdings" w:hint="default"/>
+        <w:sz w:val="20"/>
+      </w:rPr>
+    </w:lvl>
+    <w:lvl w:ilvl="7" w:tentative="1">
+      <w:start w:val="1"/>
+      <w:numFmt w:val="bullet"/>
+      <w:lvlText w:val=""/>
+      <w:lvlJc w:val="left"/>
+      <w:pPr>
+        <w:tabs>
+          <w:tab w:val="num" w:pos="5760"/>
+        </w:tabs>
+        <w:ind w:left="5760" w:hanging="360"/>
+      </w:pPr>
+      <w:rPr>
+        <w:rFonts w:ascii="Wingdings" w:hAnsi="Wingdings" w:hint="default"/>
+        <w:sz w:val="20"/>
+      </w:rPr>
+    </w:lvl>
+    <w:lvl w:ilvl="8" w:tentative="1">
+      <w:start w:val="1"/>
+      <w:numFmt w:val="bullet"/>
+      <w:lvlText w:val=""/>
+      <w:lvlJc w:val="left"/>
+      <w:pPr>
+        <w:tabs>
+          <w:tab w:val="num" w:pos="6480"/>
+        </w:tabs>
+        <w:ind w:left="6480" w:hanging="360"/>
+      </w:pPr>
+      <w:rPr>
+        <w:rFonts w:ascii="Wingdings" w:hAnsi="Wingdings" w:hint="default"/>
+        <w:sz w:val="20"/>
+      </w:rPr>
+    </w:lvl>
+  </w:abstractNum>
+  <w:abstractNum w:abstractNumId="11" w15:restartNumberingAfterBreak="0">
+    <w:nsid w:val="53D670D9"/>
+    <w:multiLevelType w:val="multilevel"/>
+    <w:tmpl w:val="127A3E72"/>
+    <w:lvl w:ilvl="0">
+      <w:start w:val="1"/>
+      <w:numFmt w:val="bullet"/>
+      <w:lvlText w:val=""/>
+      <w:lvlJc w:val="left"/>
+      <w:pPr>
+        <w:tabs>
+          <w:tab w:val="num" w:pos="720"/>
+        </w:tabs>
+        <w:ind w:left="720" w:hanging="360"/>
+      </w:pPr>
+      <w:rPr>
+        <w:rFonts w:ascii="Symbol" w:hAnsi="Symbol" w:hint="default"/>
+        <w:sz w:val="20"/>
+      </w:rPr>
+    </w:lvl>
+    <w:lvl w:ilvl="1" w:tentative="1">
+      <w:start w:val="1"/>
+      <w:numFmt w:val="bullet"/>
+      <w:lvlText w:val="o"/>
+      <w:lvlJc w:val="left"/>
+      <w:pPr>
+        <w:tabs>
+          <w:tab w:val="num" w:pos="1440"/>
+        </w:tabs>
+        <w:ind w:left="1440" w:hanging="360"/>
+      </w:pPr>
+      <w:rPr>
+        <w:rFonts w:ascii="Courier New" w:hAnsi="Courier New" w:hint="default"/>
+        <w:sz w:val="20"/>
+      </w:rPr>
+    </w:lvl>
+    <w:lvl w:ilvl="2" w:tentative="1">
+      <w:start w:val="1"/>
+      <w:numFmt w:val="bullet"/>
+      <w:lvlText w:val=""/>
+      <w:lvlJc w:val="left"/>
+      <w:pPr>
+        <w:tabs>
+          <w:tab w:val="num" w:pos="2160"/>
+        </w:tabs>
+        <w:ind w:left="2160" w:hanging="360"/>
+      </w:pPr>
+      <w:rPr>
+        <w:rFonts w:ascii="Wingdings" w:hAnsi="Wingdings" w:hint="default"/>
+        <w:sz w:val="20"/>
+      </w:rPr>
+    </w:lvl>
+    <w:lvl w:ilvl="3" w:tentative="1">
+      <w:start w:val="1"/>
+      <w:numFmt w:val="bullet"/>
+      <w:lvlText w:val=""/>
+      <w:lvlJc w:val="left"/>
+      <w:pPr>
+        <w:tabs>
+          <w:tab w:val="num" w:pos="2880"/>
+        </w:tabs>
+        <w:ind w:left="2880" w:hanging="360"/>
+      </w:pPr>
+      <w:rPr>
+        <w:rFonts w:ascii="Wingdings" w:hAnsi="Wingdings" w:hint="default"/>
+        <w:sz w:val="20"/>
+      </w:rPr>
+    </w:lvl>
+    <w:lvl w:ilvl="4" w:tentative="1">
+      <w:start w:val="1"/>
+      <w:numFmt w:val="bullet"/>
+      <w:lvlText w:val=""/>
+      <w:lvlJc w:val="left"/>
+      <w:pPr>
+        <w:tabs>
+          <w:tab w:val="num" w:pos="3600"/>
+        </w:tabs>
+        <w:ind w:left="3600" w:hanging="360"/>
+      </w:pPr>
+      <w:rPr>
+        <w:rFonts w:ascii="Wingdings" w:hAnsi="Wingdings" w:hint="default"/>
+        <w:sz w:val="20"/>
+      </w:rPr>
+    </w:lvl>
+    <w:lvl w:ilvl="5" w:tentative="1">
+      <w:start w:val="1"/>
+      <w:numFmt w:val="bullet"/>
+      <w:lvlText w:val=""/>
+      <w:lvlJc w:val="left"/>
+      <w:pPr>
+        <w:tabs>
+          <w:tab w:val="num" w:pos="4320"/>
+        </w:tabs>
+        <w:ind w:left="4320" w:hanging="360"/>
+      </w:pPr>
+      <w:rPr>
+        <w:rFonts w:ascii="Wingdings" w:hAnsi="Wingdings" w:hint="default"/>
+        <w:sz w:val="20"/>
+      </w:rPr>
+    </w:lvl>
+    <w:lvl w:ilvl="6" w:tentative="1">
+      <w:start w:val="1"/>
+      <w:numFmt w:val="bullet"/>
+      <w:lvlText w:val=""/>
+      <w:lvlJc w:val="left"/>
+      <w:pPr>
+        <w:tabs>
+          <w:tab w:val="num" w:pos="5040"/>
+        </w:tabs>
+        <w:ind w:left="5040" w:hanging="360"/>
+      </w:pPr>
+      <w:rPr>
+        <w:rFonts w:ascii="Wingdings" w:hAnsi="Wingdings" w:hint="default"/>
+        <w:sz w:val="20"/>
+      </w:rPr>
+    </w:lvl>
+    <w:lvl w:ilvl="7" w:tentative="1">
+      <w:start w:val="1"/>
+      <w:numFmt w:val="bullet"/>
+      <w:lvlText w:val=""/>
+      <w:lvlJc w:val="left"/>
+      <w:pPr>
+        <w:tabs>
+          <w:tab w:val="num" w:pos="5760"/>
+        </w:tabs>
+        <w:ind w:left="5760" w:hanging="360"/>
+      </w:pPr>
+      <w:rPr>
+        <w:rFonts w:ascii="Wingdings" w:hAnsi="Wingdings" w:hint="default"/>
+        <w:sz w:val="20"/>
+      </w:rPr>
+    </w:lvl>
+    <w:lvl w:ilvl="8" w:tentative="1">
+      <w:start w:val="1"/>
+      <w:numFmt w:val="bullet"/>
+      <w:lvlText w:val=""/>
+      <w:lvlJc w:val="left"/>
+      <w:pPr>
+        <w:tabs>
+          <w:tab w:val="num" w:pos="6480"/>
+        </w:tabs>
+        <w:ind w:left="6480" w:hanging="360"/>
+      </w:pPr>
+      <w:rPr>
+        <w:rFonts w:ascii="Wingdings" w:hAnsi="Wingdings" w:hint="default"/>
+        <w:sz w:val="20"/>
+      </w:rPr>
+    </w:lvl>
+  </w:abstractNum>
+  <w:abstractNum w:abstractNumId="12" w15:restartNumberingAfterBreak="0">
+    <w:nsid w:val="541B4CE1"/>
+    <w:multiLevelType w:val="multilevel"/>
+    <w:tmpl w:val="1E1EE53C"/>
+    <w:lvl w:ilvl="0">
+      <w:start w:val="1"/>
+      <w:numFmt w:val="bullet"/>
+      <w:lvlText w:val=""/>
+      <w:lvlJc w:val="left"/>
+      <w:pPr>
+        <w:tabs>
+          <w:tab w:val="num" w:pos="720"/>
+        </w:tabs>
+        <w:ind w:left="720" w:hanging="360"/>
+      </w:pPr>
+      <w:rPr>
+        <w:rFonts w:ascii="Symbol" w:hAnsi="Symbol" w:hint="default"/>
+        <w:sz w:val="20"/>
+      </w:rPr>
+    </w:lvl>
+    <w:lvl w:ilvl="1" w:tentative="1">
+      <w:start w:val="1"/>
+      <w:numFmt w:val="bullet"/>
+      <w:lvlText w:val="o"/>
+      <w:lvlJc w:val="left"/>
+      <w:pPr>
+        <w:tabs>
+          <w:tab w:val="num" w:pos="1440"/>
+        </w:tabs>
+        <w:ind w:left="1440" w:hanging="360"/>
+      </w:pPr>
+      <w:rPr>
+        <w:rFonts w:ascii="Courier New" w:hAnsi="Courier New" w:hint="default"/>
+        <w:sz w:val="20"/>
+      </w:rPr>
+    </w:lvl>
+    <w:lvl w:ilvl="2" w:tentative="1">
+      <w:start w:val="1"/>
+      <w:numFmt w:val="bullet"/>
+      <w:lvlText w:val=""/>
+      <w:lvlJc w:val="left"/>
+      <w:pPr>
+        <w:tabs>
+          <w:tab w:val="num" w:pos="2160"/>
+        </w:tabs>
+        <w:ind w:left="2160" w:hanging="360"/>
+      </w:pPr>
+      <w:rPr>
+        <w:rFonts w:ascii="Wingdings" w:hAnsi="Wingdings" w:hint="default"/>
+        <w:sz w:val="20"/>
+      </w:rPr>
+    </w:lvl>
+    <w:lvl w:ilvl="3" w:tentative="1">
+      <w:start w:val="1"/>
+      <w:numFmt w:val="bullet"/>
+      <w:lvlText w:val=""/>
+      <w:lvlJc w:val="left"/>
+      <w:pPr>
+        <w:tabs>
+          <w:tab w:val="num" w:pos="2880"/>
+        </w:tabs>
+        <w:ind w:left="2880" w:hanging="360"/>
+      </w:pPr>
+      <w:rPr>
+        <w:rFonts w:ascii="Wingdings" w:hAnsi="Wingdings" w:hint="default"/>
+        <w:sz w:val="20"/>
+      </w:rPr>
+    </w:lvl>
+    <w:lvl w:ilvl="4" w:tentative="1">
+      <w:start w:val="1"/>
+      <w:numFmt w:val="bullet"/>
+      <w:lvlText w:val=""/>
+      <w:lvlJc w:val="left"/>
+      <w:pPr>
+        <w:tabs>
+          <w:tab w:val="num" w:pos="3600"/>
+        </w:tabs>
+        <w:ind w:left="3600" w:hanging="360"/>
+      </w:pPr>
+      <w:rPr>
+        <w:rFonts w:ascii="Wingdings" w:hAnsi="Wingdings" w:hint="default"/>
+        <w:sz w:val="20"/>
+      </w:rPr>
+    </w:lvl>
+    <w:lvl w:ilvl="5" w:tentative="1">
+      <w:start w:val="1"/>
+      <w:numFmt w:val="bullet"/>
+      <w:lvlText w:val=""/>
+      <w:lvlJc w:val="left"/>
+      <w:pPr>
+        <w:tabs>
+          <w:tab w:val="num" w:pos="4320"/>
+        </w:tabs>
+        <w:ind w:left="4320" w:hanging="360"/>
+      </w:pPr>
+      <w:rPr>
+        <w:rFonts w:ascii="Wingdings" w:hAnsi="Wingdings" w:hint="default"/>
+        <w:sz w:val="20"/>
+      </w:rPr>
+    </w:lvl>
+    <w:lvl w:ilvl="6" w:tentative="1">
+      <w:start w:val="1"/>
+      <w:numFmt w:val="bullet"/>
+      <w:lvlText w:val=""/>
+      <w:lvlJc w:val="left"/>
+      <w:pPr>
+        <w:tabs>
+          <w:tab w:val="num" w:pos="5040"/>
+        </w:tabs>
+        <w:ind w:left="5040" w:hanging="360"/>
+      </w:pPr>
+      <w:rPr>
+        <w:rFonts w:ascii="Wingdings" w:hAnsi="Wingdings" w:hint="default"/>
+        <w:sz w:val="20"/>
+      </w:rPr>
+    </w:lvl>
+    <w:lvl w:ilvl="7" w:tentative="1">
+      <w:start w:val="1"/>
+      <w:numFmt w:val="bullet"/>
+      <w:lvlText w:val=""/>
+      <w:lvlJc w:val="left"/>
+      <w:pPr>
+        <w:tabs>
+          <w:tab w:val="num" w:pos="5760"/>
+        </w:tabs>
+        <w:ind w:left="5760" w:hanging="360"/>
+      </w:pPr>
+      <w:rPr>
+        <w:rFonts w:ascii="Wingdings" w:hAnsi="Wingdings" w:hint="default"/>
+        <w:sz w:val="20"/>
+      </w:rPr>
+    </w:lvl>
+    <w:lvl w:ilvl="8" w:tentative="1">
+      <w:start w:val="1"/>
+      <w:numFmt w:val="bullet"/>
+      <w:lvlText w:val=""/>
+      <w:lvlJc w:val="left"/>
+      <w:pPr>
+        <w:tabs>
+          <w:tab w:val="num" w:pos="6480"/>
+        </w:tabs>
+        <w:ind w:left="6480" w:hanging="360"/>
+      </w:pPr>
+      <w:rPr>
+        <w:rFonts w:ascii="Wingdings" w:hAnsi="Wingdings" w:hint="default"/>
+        <w:sz w:val="20"/>
+      </w:rPr>
+    </w:lvl>
+  </w:abstractNum>
+  <w:abstractNum w:abstractNumId="13" w15:restartNumberingAfterBreak="0">
     <w:nsid w:val="57EB10AC"/>
     <w:multiLevelType w:val="multilevel"/>
     <w:tmpl w:val="7CF6513A"/>
@@ -5299,7 +8540,7 @@
       </w:rPr>
     </w:lvl>
   </w:abstractNum>
-  <w:abstractNum w:abstractNumId="4" w15:restartNumberingAfterBreak="0">
+  <w:abstractNum w:abstractNumId="14" w15:restartNumberingAfterBreak="0">
     <w:nsid w:val="58840408"/>
     <w:multiLevelType w:val="multilevel"/>
     <w:tmpl w:val="A8ECD766"/>
@@ -5448,7 +8689,7 @@
       </w:rPr>
     </w:lvl>
   </w:abstractNum>
-  <w:abstractNum w:abstractNumId="5" w15:restartNumberingAfterBreak="0">
+  <w:abstractNum w:abstractNumId="15" w15:restartNumberingAfterBreak="0">
     <w:nsid w:val="5E9D06C8"/>
     <w:multiLevelType w:val="multilevel"/>
     <w:tmpl w:val="CA0E1E6C"/>
@@ -5597,7 +8838,305 @@
       </w:rPr>
     </w:lvl>
   </w:abstractNum>
-  <w:abstractNum w:abstractNumId="6" w15:restartNumberingAfterBreak="0">
+  <w:abstractNum w:abstractNumId="16" w15:restartNumberingAfterBreak="0">
+    <w:nsid w:val="67BE38CF"/>
+    <w:multiLevelType w:val="multilevel"/>
+    <w:tmpl w:val="4B36BBA0"/>
+    <w:lvl w:ilvl="0">
+      <w:start w:val="1"/>
+      <w:numFmt w:val="bullet"/>
+      <w:lvlText w:val=""/>
+      <w:lvlJc w:val="left"/>
+      <w:pPr>
+        <w:tabs>
+          <w:tab w:val="num" w:pos="720"/>
+        </w:tabs>
+        <w:ind w:left="720" w:hanging="360"/>
+      </w:pPr>
+      <w:rPr>
+        <w:rFonts w:ascii="Symbol" w:hAnsi="Symbol" w:hint="default"/>
+        <w:sz w:val="20"/>
+      </w:rPr>
+    </w:lvl>
+    <w:lvl w:ilvl="1" w:tentative="1">
+      <w:start w:val="1"/>
+      <w:numFmt w:val="bullet"/>
+      <w:lvlText w:val="o"/>
+      <w:lvlJc w:val="left"/>
+      <w:pPr>
+        <w:tabs>
+          <w:tab w:val="num" w:pos="1440"/>
+        </w:tabs>
+        <w:ind w:left="1440" w:hanging="360"/>
+      </w:pPr>
+      <w:rPr>
+        <w:rFonts w:ascii="Courier New" w:hAnsi="Courier New" w:hint="default"/>
+        <w:sz w:val="20"/>
+      </w:rPr>
+    </w:lvl>
+    <w:lvl w:ilvl="2" w:tentative="1">
+      <w:start w:val="1"/>
+      <w:numFmt w:val="bullet"/>
+      <w:lvlText w:val=""/>
+      <w:lvlJc w:val="left"/>
+      <w:pPr>
+        <w:tabs>
+          <w:tab w:val="num" w:pos="2160"/>
+        </w:tabs>
+        <w:ind w:left="2160" w:hanging="360"/>
+      </w:pPr>
+      <w:rPr>
+        <w:rFonts w:ascii="Wingdings" w:hAnsi="Wingdings" w:hint="default"/>
+        <w:sz w:val="20"/>
+      </w:rPr>
+    </w:lvl>
+    <w:lvl w:ilvl="3" w:tentative="1">
+      <w:start w:val="1"/>
+      <w:numFmt w:val="bullet"/>
+      <w:lvlText w:val=""/>
+      <w:lvlJc w:val="left"/>
+      <w:pPr>
+        <w:tabs>
+          <w:tab w:val="num" w:pos="2880"/>
+        </w:tabs>
+        <w:ind w:left="2880" w:hanging="360"/>
+      </w:pPr>
+      <w:rPr>
+        <w:rFonts w:ascii="Wingdings" w:hAnsi="Wingdings" w:hint="default"/>
+        <w:sz w:val="20"/>
+      </w:rPr>
+    </w:lvl>
+    <w:lvl w:ilvl="4" w:tentative="1">
+      <w:start w:val="1"/>
+      <w:numFmt w:val="bullet"/>
+      <w:lvlText w:val=""/>
+      <w:lvlJc w:val="left"/>
+      <w:pPr>
+        <w:tabs>
+          <w:tab w:val="num" w:pos="3600"/>
+        </w:tabs>
+        <w:ind w:left="3600" w:hanging="360"/>
+      </w:pPr>
+      <w:rPr>
+        <w:rFonts w:ascii="Wingdings" w:hAnsi="Wingdings" w:hint="default"/>
+        <w:sz w:val="20"/>
+      </w:rPr>
+    </w:lvl>
+    <w:lvl w:ilvl="5" w:tentative="1">
+      <w:start w:val="1"/>
+      <w:numFmt w:val="bullet"/>
+      <w:lvlText w:val=""/>
+      <w:lvlJc w:val="left"/>
+      <w:pPr>
+        <w:tabs>
+          <w:tab w:val="num" w:pos="4320"/>
+        </w:tabs>
+        <w:ind w:left="4320" w:hanging="360"/>
+      </w:pPr>
+      <w:rPr>
+        <w:rFonts w:ascii="Wingdings" w:hAnsi="Wingdings" w:hint="default"/>
+        <w:sz w:val="20"/>
+      </w:rPr>
+    </w:lvl>
+    <w:lvl w:ilvl="6" w:tentative="1">
+      <w:start w:val="1"/>
+      <w:numFmt w:val="bullet"/>
+      <w:lvlText w:val=""/>
+      <w:lvlJc w:val="left"/>
+      <w:pPr>
+        <w:tabs>
+          <w:tab w:val="num" w:pos="5040"/>
+        </w:tabs>
+        <w:ind w:left="5040" w:hanging="360"/>
+      </w:pPr>
+      <w:rPr>
+        <w:rFonts w:ascii="Wingdings" w:hAnsi="Wingdings" w:hint="default"/>
+        <w:sz w:val="20"/>
+      </w:rPr>
+    </w:lvl>
+    <w:lvl w:ilvl="7" w:tentative="1">
+      <w:start w:val="1"/>
+      <w:numFmt w:val="bullet"/>
+      <w:lvlText w:val=""/>
+      <w:lvlJc w:val="left"/>
+      <w:pPr>
+        <w:tabs>
+          <w:tab w:val="num" w:pos="5760"/>
+        </w:tabs>
+        <w:ind w:left="5760" w:hanging="360"/>
+      </w:pPr>
+      <w:rPr>
+        <w:rFonts w:ascii="Wingdings" w:hAnsi="Wingdings" w:hint="default"/>
+        <w:sz w:val="20"/>
+      </w:rPr>
+    </w:lvl>
+    <w:lvl w:ilvl="8" w:tentative="1">
+      <w:start w:val="1"/>
+      <w:numFmt w:val="bullet"/>
+      <w:lvlText w:val=""/>
+      <w:lvlJc w:val="left"/>
+      <w:pPr>
+        <w:tabs>
+          <w:tab w:val="num" w:pos="6480"/>
+        </w:tabs>
+        <w:ind w:left="6480" w:hanging="360"/>
+      </w:pPr>
+      <w:rPr>
+        <w:rFonts w:ascii="Wingdings" w:hAnsi="Wingdings" w:hint="default"/>
+        <w:sz w:val="20"/>
+      </w:rPr>
+    </w:lvl>
+  </w:abstractNum>
+  <w:abstractNum w:abstractNumId="17" w15:restartNumberingAfterBreak="0">
+    <w:nsid w:val="6B654D37"/>
+    <w:multiLevelType w:val="multilevel"/>
+    <w:tmpl w:val="F4C27668"/>
+    <w:lvl w:ilvl="0">
+      <w:start w:val="1"/>
+      <w:numFmt w:val="bullet"/>
+      <w:lvlText w:val=""/>
+      <w:lvlJc w:val="left"/>
+      <w:pPr>
+        <w:tabs>
+          <w:tab w:val="num" w:pos="720"/>
+        </w:tabs>
+        <w:ind w:left="720" w:hanging="360"/>
+      </w:pPr>
+      <w:rPr>
+        <w:rFonts w:ascii="Symbol" w:hAnsi="Symbol" w:hint="default"/>
+        <w:sz w:val="20"/>
+      </w:rPr>
+    </w:lvl>
+    <w:lvl w:ilvl="1" w:tentative="1">
+      <w:start w:val="1"/>
+      <w:numFmt w:val="bullet"/>
+      <w:lvlText w:val="o"/>
+      <w:lvlJc w:val="left"/>
+      <w:pPr>
+        <w:tabs>
+          <w:tab w:val="num" w:pos="1440"/>
+        </w:tabs>
+        <w:ind w:left="1440" w:hanging="360"/>
+      </w:pPr>
+      <w:rPr>
+        <w:rFonts w:ascii="Courier New" w:hAnsi="Courier New" w:hint="default"/>
+        <w:sz w:val="20"/>
+      </w:rPr>
+    </w:lvl>
+    <w:lvl w:ilvl="2" w:tentative="1">
+      <w:start w:val="1"/>
+      <w:numFmt w:val="bullet"/>
+      <w:lvlText w:val=""/>
+      <w:lvlJc w:val="left"/>
+      <w:pPr>
+        <w:tabs>
+          <w:tab w:val="num" w:pos="2160"/>
+        </w:tabs>
+        <w:ind w:left="2160" w:hanging="360"/>
+      </w:pPr>
+      <w:rPr>
+        <w:rFonts w:ascii="Wingdings" w:hAnsi="Wingdings" w:hint="default"/>
+        <w:sz w:val="20"/>
+      </w:rPr>
+    </w:lvl>
+    <w:lvl w:ilvl="3" w:tentative="1">
+      <w:start w:val="1"/>
+      <w:numFmt w:val="bullet"/>
+      <w:lvlText w:val=""/>
+      <w:lvlJc w:val="left"/>
+      <w:pPr>
+        <w:tabs>
+          <w:tab w:val="num" w:pos="2880"/>
+        </w:tabs>
+        <w:ind w:left="2880" w:hanging="360"/>
+      </w:pPr>
+      <w:rPr>
+        <w:rFonts w:ascii="Wingdings" w:hAnsi="Wingdings" w:hint="default"/>
+        <w:sz w:val="20"/>
+      </w:rPr>
+    </w:lvl>
+    <w:lvl w:ilvl="4" w:tentative="1">
+      <w:start w:val="1"/>
+      <w:numFmt w:val="bullet"/>
+      <w:lvlText w:val=""/>
+      <w:lvlJc w:val="left"/>
+      <w:pPr>
+        <w:tabs>
+          <w:tab w:val="num" w:pos="3600"/>
+        </w:tabs>
+        <w:ind w:left="3600" w:hanging="360"/>
+      </w:pPr>
+      <w:rPr>
+        <w:rFonts w:ascii="Wingdings" w:hAnsi="Wingdings" w:hint="default"/>
+        <w:sz w:val="20"/>
+      </w:rPr>
+    </w:lvl>
+    <w:lvl w:ilvl="5" w:tentative="1">
+      <w:start w:val="1"/>
+      <w:numFmt w:val="bullet"/>
+      <w:lvlText w:val=""/>
+      <w:lvlJc w:val="left"/>
+      <w:pPr>
+        <w:tabs>
+          <w:tab w:val="num" w:pos="4320"/>
+        </w:tabs>
+        <w:ind w:left="4320" w:hanging="360"/>
+      </w:pPr>
+      <w:rPr>
+        <w:rFonts w:ascii="Wingdings" w:hAnsi="Wingdings" w:hint="default"/>
+        <w:sz w:val="20"/>
+      </w:rPr>
+    </w:lvl>
+    <w:lvl w:ilvl="6" w:tentative="1">
+      <w:start w:val="1"/>
+      <w:numFmt w:val="bullet"/>
+      <w:lvlText w:val=""/>
+      <w:lvlJc w:val="left"/>
+      <w:pPr>
+        <w:tabs>
+          <w:tab w:val="num" w:pos="5040"/>
+        </w:tabs>
+        <w:ind w:left="5040" w:hanging="360"/>
+      </w:pPr>
+      <w:rPr>
+        <w:rFonts w:ascii="Wingdings" w:hAnsi="Wingdings" w:hint="default"/>
+        <w:sz w:val="20"/>
+      </w:rPr>
+    </w:lvl>
+    <w:lvl w:ilvl="7" w:tentative="1">
+      <w:start w:val="1"/>
+      <w:numFmt w:val="bullet"/>
+      <w:lvlText w:val=""/>
+      <w:lvlJc w:val="left"/>
+      <w:pPr>
+        <w:tabs>
+          <w:tab w:val="num" w:pos="5760"/>
+        </w:tabs>
+        <w:ind w:left="5760" w:hanging="360"/>
+      </w:pPr>
+      <w:rPr>
+        <w:rFonts w:ascii="Wingdings" w:hAnsi="Wingdings" w:hint="default"/>
+        <w:sz w:val="20"/>
+      </w:rPr>
+    </w:lvl>
+    <w:lvl w:ilvl="8" w:tentative="1">
+      <w:start w:val="1"/>
+      <w:numFmt w:val="bullet"/>
+      <w:lvlText w:val=""/>
+      <w:lvlJc w:val="left"/>
+      <w:pPr>
+        <w:tabs>
+          <w:tab w:val="num" w:pos="6480"/>
+        </w:tabs>
+        <w:ind w:left="6480" w:hanging="360"/>
+      </w:pPr>
+      <w:rPr>
+        <w:rFonts w:ascii="Wingdings" w:hAnsi="Wingdings" w:hint="default"/>
+        <w:sz w:val="20"/>
+      </w:rPr>
+    </w:lvl>
+  </w:abstractNum>
+  <w:abstractNum w:abstractNumId="18" w15:restartNumberingAfterBreak="0">
     <w:nsid w:val="6CD32299"/>
     <w:multiLevelType w:val="multilevel"/>
     <w:tmpl w:val="0526E402"/>
@@ -5747,25 +9286,61 @@
     </w:lvl>
   </w:abstractNum>
   <w:num w:numId="1" w16cid:durableId="925311337">
-    <w:abstractNumId w:val="5"/>
+    <w:abstractNumId w:val="15"/>
   </w:num>
   <w:num w:numId="2" w16cid:durableId="1197618985">
     <w:abstractNumId w:val="0"/>
   </w:num>
   <w:num w:numId="3" w16cid:durableId="100078552">
+    <w:abstractNumId w:val="14"/>
+  </w:num>
+  <w:num w:numId="4" w16cid:durableId="1326514990">
+    <w:abstractNumId w:val="18"/>
+  </w:num>
+  <w:num w:numId="5" w16cid:durableId="468136604">
+    <w:abstractNumId w:val="2"/>
+  </w:num>
+  <w:num w:numId="6" w16cid:durableId="1250431639">
+    <w:abstractNumId w:val="9"/>
+  </w:num>
+  <w:num w:numId="7" w16cid:durableId="1458990892">
+    <w:abstractNumId w:val="13"/>
+  </w:num>
+  <w:num w:numId="8" w16cid:durableId="841747041">
+    <w:abstractNumId w:val="16"/>
+  </w:num>
+  <w:num w:numId="9" w16cid:durableId="1635209493">
+    <w:abstractNumId w:val="10"/>
+  </w:num>
+  <w:num w:numId="10" w16cid:durableId="1889223933">
+    <w:abstractNumId w:val="12"/>
+  </w:num>
+  <w:num w:numId="11" w16cid:durableId="1991861206">
+    <w:abstractNumId w:val="8"/>
+  </w:num>
+  <w:num w:numId="12" w16cid:durableId="1589843793">
+    <w:abstractNumId w:val="6"/>
+  </w:num>
+  <w:num w:numId="13" w16cid:durableId="851257978">
+    <w:abstractNumId w:val="3"/>
+  </w:num>
+  <w:num w:numId="14" w16cid:durableId="1693339335">
     <w:abstractNumId w:val="4"/>
   </w:num>
-  <w:num w:numId="4" w16cid:durableId="1326514990">
-    <w:abstractNumId w:val="6"/>
+  <w:num w:numId="15" w16cid:durableId="1879850530">
+    <w:abstractNumId w:val="17"/>
   </w:num>
-  <w:num w:numId="5" w16cid:durableId="468136604">
+  <w:num w:numId="16" w16cid:durableId="1988313210">
+    <w:abstractNumId w:val="11"/>
+  </w:num>
+  <w:num w:numId="17" w16cid:durableId="1687439214">
+    <w:abstractNumId w:val="5"/>
+  </w:num>
+  <w:num w:numId="18" w16cid:durableId="828524156">
     <w:abstractNumId w:val="1"/>
   </w:num>
-  <w:num w:numId="6" w16cid:durableId="1250431639">
-    <w:abstractNumId w:val="2"/>
-  </w:num>
-  <w:num w:numId="7" w16cid:durableId="1458990892">
-    <w:abstractNumId w:val="3"/>
+  <w:num w:numId="19" w16cid:durableId="901793087">
+    <w:abstractNumId w:val="7"/>
   </w:num>
 </w:numbering>
 </file>

--- a/Laporan Outstanding.docx
+++ b/Laporan Outstanding.docx
@@ -14,319 +14,4260 @@
           <w:b/>
           <w:bCs/>
         </w:rPr>
-        <w:t>Langkah selanjutnya</w:t>
-      </w:r>
-    </w:p>
-    <w:p>
-      <w:r>
-        <w:t>Besok kita bisa fokus ke penyempurnaan tampilan dan fitur, misalnya:</w:t>
+        <w:t>Tentu. Berikut adalah laporan progres pekerjaan hari ini yang sudah disesuaikan dengan perubahan konsep besar yang kita sepakati.</w:t>
+      </w:r>
+    </w:p>
+    <w:p>
+      <w:pPr>
+        <w:rPr>
+          <w:b/>
+          <w:bCs/>
+        </w:rPr>
+      </w:pPr>
+      <w:r>
+        <w:rPr>
+          <w:b/>
+          <w:bCs/>
+        </w:rPr>
+        <w:pict w14:anchorId="716C5D2E">
+          <v:rect id="_x0000_i1237" style="width:0;height:1.5pt" o:hralign="center" o:hrstd="t" o:hr="t" fillcolor="#a0a0a0" stroked="f"/>
+        </w:pict>
+      </w:r>
+    </w:p>
+    <w:p>
+      <w:pPr>
+        <w:rPr>
+          <w:b/>
+          <w:bCs/>
+        </w:rPr>
+      </w:pPr>
+      <w:r>
+        <w:rPr>
+          <w:b/>
+          <w:bCs/>
+        </w:rPr>
+        <w:t>LAPORAN PROGRES PEKERJAAN</w:t>
+      </w:r>
+    </w:p>
+    <w:p>
+      <w:pPr>
+        <w:rPr>
+          <w:b/>
+          <w:bCs/>
+        </w:rPr>
+      </w:pPr>
+      <w:r>
+        <w:rPr>
+          <w:b/>
+          <w:bCs/>
+        </w:rPr>
+        <w:t>Proyek Website &amp; CMS Polda Papua Tengah</w:t>
+      </w:r>
+    </w:p>
+    <w:p>
+      <w:pPr>
+        <w:rPr>
+          <w:b/>
+          <w:bCs/>
+        </w:rPr>
+      </w:pPr>
+      <w:r>
+        <w:rPr>
+          <w:b/>
+          <w:bCs/>
+        </w:rPr>
+        <w:t>Tanggal: 12 Juli 2026</w:t>
+      </w:r>
+    </w:p>
+    <w:p>
+      <w:pPr>
+        <w:rPr>
+          <w:b/>
+          <w:bCs/>
+        </w:rPr>
+      </w:pPr>
+      <w:r>
+        <w:rPr>
+          <w:b/>
+          <w:bCs/>
+        </w:rPr>
+        <w:pict w14:anchorId="653F9CD4">
+          <v:rect id="_x0000_i1238" style="width:0;height:1.5pt" o:hralign="center" o:hrstd="t" o:hr="t" fillcolor="#a0a0a0" stroked="f"/>
+        </w:pict>
+      </w:r>
+    </w:p>
+    <w:p>
+      <w:pPr>
+        <w:rPr>
+          <w:b/>
+          <w:bCs/>
+        </w:rPr>
+      </w:pPr>
+      <w:r>
+        <w:rPr>
+          <w:b/>
+          <w:bCs/>
+        </w:rPr>
+        <w:t>1. Progress Hari Ini</w:t>
+      </w:r>
+    </w:p>
+    <w:p>
+      <w:pPr>
+        <w:rPr>
+          <w:b/>
+          <w:bCs/>
+        </w:rPr>
+      </w:pPr>
+      <w:r>
+        <w:rPr>
+          <w:b/>
+          <w:bCs/>
+        </w:rPr>
+        <w:t>A. Refactoring Header Website</w:t>
+      </w:r>
+    </w:p>
+    <w:p>
+      <w:pPr>
+        <w:rPr>
+          <w:b/>
+          <w:bCs/>
+        </w:rPr>
+      </w:pPr>
+      <w:r>
+        <w:rPr>
+          <w:b/>
+          <w:bCs/>
+        </w:rPr>
+        <w:t>Selesai</w:t>
       </w:r>
     </w:p>
     <w:p>
       <w:pPr>
         <w:numPr>
           <w:ilvl w:val="0"/>
-          <w:numId w:val="20"/>
+          <w:numId w:val="1"/>
         </w:numPr>
-      </w:pPr>
-      <w:r>
-        <w:rPr>
-          <w:b/>
-          <w:bCs/>
-        </w:rPr>
-        <w:t>Hero Section</w:t>
-      </w:r>
-      <w:r>
-        <w:t xml:space="preserve"> </w:t>
+        <w:rPr>
+          <w:b/>
+          <w:bCs/>
+        </w:rPr>
+      </w:pPr>
+      <w:r>
+        <w:rPr>
+          <w:b/>
+          <w:bCs/>
+        </w:rPr>
+        <w:t>Memisahkan komponen Header menjadi beberapa file agar lebih mudah dikembangkan.</w:t>
+      </w:r>
+    </w:p>
+    <w:p>
+      <w:pPr>
+        <w:numPr>
+          <w:ilvl w:val="0"/>
+          <w:numId w:val="1"/>
+        </w:numPr>
+        <w:rPr>
+          <w:b/>
+          <w:bCs/>
+        </w:rPr>
+      </w:pPr>
+      <w:r>
+        <w:rPr>
+          <w:b/>
+          <w:bCs/>
+        </w:rPr>
+        <w:t>Membuat komponen:</w:t>
       </w:r>
     </w:p>
     <w:p>
       <w:pPr>
         <w:numPr>
           <w:ilvl w:val="1"/>
-          <w:numId w:val="20"/>
+          <w:numId w:val="1"/>
         </w:numPr>
-      </w:pPr>
-      <w:r>
-        <w:t xml:space="preserve">Menyesuaikan posisi foto Kapolda agar proporsional di semua resolusi. </w:t>
+        <w:rPr>
+          <w:b/>
+          <w:bCs/>
+        </w:rPr>
+      </w:pPr>
+      <w:r>
+        <w:rPr>
+          <w:b/>
+          <w:bCs/>
+        </w:rPr>
+        <w:t>DesktopMenu.tsx</w:t>
       </w:r>
     </w:p>
     <w:p>
       <w:pPr>
         <w:numPr>
           <w:ilvl w:val="1"/>
-          <w:numId w:val="20"/>
+          <w:numId w:val="1"/>
         </w:numPr>
-      </w:pPr>
-      <w:r>
-        <w:t xml:space="preserve">Menambahkan animasi GSAP yang halus. </w:t>
+        <w:rPr>
+          <w:b/>
+          <w:bCs/>
+        </w:rPr>
+      </w:pPr>
+      <w:r>
+        <w:rPr>
+          <w:b/>
+          <w:bCs/>
+        </w:rPr>
+        <w:t>MobileMenu.tsx</w:t>
       </w:r>
     </w:p>
     <w:p>
       <w:pPr>
         <w:numPr>
           <w:ilvl w:val="0"/>
-          <w:numId w:val="20"/>
+          <w:numId w:val="1"/>
         </w:numPr>
-      </w:pPr>
-      <w:r>
-        <w:rPr>
-          <w:b/>
-          <w:bCs/>
-        </w:rPr>
-        <w:t>Header</w:t>
-      </w:r>
-      <w:r>
-        <w:t xml:space="preserve"> </w:t>
-      </w:r>
-    </w:p>
-    <w:p>
-      <w:pPr>
-        <w:numPr>
-          <w:ilvl w:val="1"/>
-          <w:numId w:val="20"/>
-        </w:numPr>
-      </w:pPr>
-      <w:r>
-        <w:t xml:space="preserve">Membuat efek sticky dengan transisi yang lebih halus. </w:t>
-      </w:r>
-    </w:p>
-    <w:p>
-      <w:pPr>
-        <w:numPr>
-          <w:ilvl w:val="1"/>
-          <w:numId w:val="20"/>
-        </w:numPr>
-      </w:pPr>
-      <w:r>
-        <w:t xml:space="preserve">Menambahkan indikator menu aktif. </w:t>
+        <w:rPr>
+          <w:b/>
+          <w:bCs/>
+        </w:rPr>
+      </w:pPr>
+      <w:r>
+        <w:rPr>
+          <w:b/>
+          <w:bCs/>
+        </w:rPr>
+        <w:t>Memperbaiki import, tipe data (RefObject), dan struktur komponen.</w:t>
       </w:r>
     </w:p>
     <w:p>
       <w:pPr>
         <w:numPr>
           <w:ilvl w:val="0"/>
-          <w:numId w:val="20"/>
+          <w:numId w:val="1"/>
         </w:numPr>
-      </w:pPr>
-      <w:r>
-        <w:rPr>
-          <w:b/>
-          <w:bCs/>
-        </w:rPr>
-        <w:t>Halaman Berita</w:t>
-      </w:r>
-      <w:r>
-        <w:t xml:space="preserve"> </w:t>
-      </w:r>
-    </w:p>
-    <w:p>
-      <w:pPr>
-        <w:numPr>
-          <w:ilvl w:val="1"/>
-          <w:numId w:val="20"/>
-        </w:numPr>
-      </w:pPr>
-      <w:r>
-        <w:t xml:space="preserve">Card berita terbaru. </w:t>
-      </w:r>
-    </w:p>
-    <w:p>
-      <w:pPr>
-        <w:numPr>
-          <w:ilvl w:val="1"/>
-          <w:numId w:val="20"/>
-        </w:numPr>
-      </w:pPr>
-      <w:r>
-        <w:t xml:space="preserve">Pagination. </w:t>
-      </w:r>
-    </w:p>
-    <w:p>
-      <w:pPr>
-        <w:numPr>
-          <w:ilvl w:val="1"/>
-          <w:numId w:val="20"/>
-        </w:numPr>
-      </w:pPr>
-      <w:r>
-        <w:t xml:space="preserve">Detail berita. </w:t>
+        <w:rPr>
+          <w:b/>
+          <w:bCs/>
+        </w:rPr>
+      </w:pPr>
+      <w:r>
+        <w:rPr>
+          <w:b/>
+          <w:bCs/>
+        </w:rPr>
+        <w:t>Mengatasi berbagai error TypeScript dan React selama proses refactoring.</w:t>
       </w:r>
     </w:p>
     <w:p>
       <w:pPr>
         <w:numPr>
           <w:ilvl w:val="0"/>
-          <w:numId w:val="20"/>
+          <w:numId w:val="1"/>
         </w:numPr>
-      </w:pPr>
-      <w:r>
-        <w:rPr>
-          <w:b/>
-          <w:bCs/>
-        </w:rPr>
-        <w:t>Layanan Publik</w:t>
-      </w:r>
-      <w:r>
-        <w:t xml:space="preserve"> </w:t>
-      </w:r>
-    </w:p>
-    <w:p>
-      <w:pPr>
-        <w:numPr>
-          <w:ilvl w:val="1"/>
-          <w:numId w:val="20"/>
-        </w:numPr>
-      </w:pPr>
-      <w:r>
-        <w:t xml:space="preserve">Grid layanan dengan ikon. </w:t>
-      </w:r>
-    </w:p>
-    <w:p>
-      <w:pPr>
-        <w:numPr>
-          <w:ilvl w:val="1"/>
-          <w:numId w:val="20"/>
-        </w:numPr>
-      </w:pPr>
-      <w:r>
-        <w:t xml:space="preserve">Efek hover. </w:t>
+        <w:rPr>
+          <w:b/>
+          <w:bCs/>
+        </w:rPr>
+      </w:pPr>
+      <w:r>
+        <w:rPr>
+          <w:b/>
+          <w:bCs/>
+        </w:rPr>
+        <w:t>Website berhasil kembali berjalan normal setelah proses pemisahan komponen.</w:t>
+      </w:r>
+    </w:p>
+    <w:p>
+      <w:pPr>
+        <w:rPr>
+          <w:b/>
+          <w:bCs/>
+        </w:rPr>
+      </w:pPr>
+      <w:r>
+        <w:rPr>
+          <w:b/>
+          <w:bCs/>
+        </w:rPr>
+        <w:t>Status:</w:t>
+      </w:r>
+      <w:r>
+        <w:rPr>
+          <w:b/>
+          <w:bCs/>
+        </w:rPr>
+        <w:br/>
+        <w:t>Selesai (100%)</w:t>
+      </w:r>
+    </w:p>
+    <w:p>
+      <w:pPr>
+        <w:rPr>
+          <w:b/>
+          <w:bCs/>
+        </w:rPr>
+      </w:pPr>
+      <w:r>
+        <w:rPr>
+          <w:b/>
+          <w:bCs/>
+        </w:rPr>
+        <w:pict w14:anchorId="5470593D">
+          <v:rect id="_x0000_i1239" style="width:0;height:1.5pt" o:hralign="center" o:hrstd="t" o:hr="t" fillcolor="#a0a0a0" stroked="f"/>
+        </w:pict>
+      </w:r>
+    </w:p>
+    <w:p>
+      <w:pPr>
+        <w:rPr>
+          <w:b/>
+          <w:bCs/>
+        </w:rPr>
+      </w:pPr>
+      <w:r>
+        <w:rPr>
+          <w:b/>
+          <w:bCs/>
+        </w:rPr>
+        <w:t>B. Responsive Header</w:t>
+      </w:r>
+    </w:p>
+    <w:p>
+      <w:pPr>
+        <w:rPr>
+          <w:b/>
+          <w:bCs/>
+        </w:rPr>
+      </w:pPr>
+      <w:r>
+        <w:rPr>
+          <w:b/>
+          <w:bCs/>
+        </w:rPr>
+        <w:t>Selesai</w:t>
       </w:r>
     </w:p>
     <w:p>
       <w:pPr>
         <w:numPr>
           <w:ilvl w:val="0"/>
-          <w:numId w:val="20"/>
+          <w:numId w:val="2"/>
         </w:numPr>
-      </w:pPr>
-      <w:r>
-        <w:rPr>
-          <w:b/>
-          <w:bCs/>
-        </w:rPr>
-        <w:t>Footer</w:t>
-      </w:r>
-      <w:r>
-        <w:t xml:space="preserve"> </w:t>
-      </w:r>
-    </w:p>
-    <w:p>
-      <w:pPr>
-        <w:numPr>
-          <w:ilvl w:val="1"/>
-          <w:numId w:val="20"/>
-        </w:numPr>
-      </w:pPr>
-      <w:r>
-        <w:t xml:space="preserve">Informasi kontak. </w:t>
-      </w:r>
-    </w:p>
-    <w:p>
-      <w:pPr>
-        <w:numPr>
-          <w:ilvl w:val="1"/>
-          <w:numId w:val="20"/>
-        </w:numPr>
-      </w:pPr>
-      <w:r>
-        <w:t xml:space="preserve">Quick links. </w:t>
-      </w:r>
-    </w:p>
-    <w:p>
-      <w:pPr>
-        <w:numPr>
-          <w:ilvl w:val="1"/>
-          <w:numId w:val="20"/>
-        </w:numPr>
-      </w:pPr>
-      <w:r>
-        <w:t xml:space="preserve">Peta lokasi. </w:t>
-      </w:r>
-    </w:p>
-    <w:p>
-      <w:pPr>
-        <w:numPr>
-          <w:ilvl w:val="1"/>
-          <w:numId w:val="20"/>
-        </w:numPr>
-      </w:pPr>
-      <w:r>
-        <w:t xml:space="preserve">Sosial media. </w:t>
+        <w:rPr>
+          <w:b/>
+          <w:bCs/>
+        </w:rPr>
+      </w:pPr>
+      <w:r>
+        <w:rPr>
+          <w:b/>
+          <w:bCs/>
+        </w:rPr>
+        <w:t>Header tetap mendukung desktop dan mobile.</w:t>
       </w:r>
     </w:p>
     <w:p>
       <w:pPr>
         <w:numPr>
           <w:ilvl w:val="0"/>
-          <w:numId w:val="20"/>
+          <w:numId w:val="2"/>
         </w:numPr>
-      </w:pPr>
-      <w:r>
-        <w:rPr>
-          <w:b/>
-          <w:bCs/>
-        </w:rPr>
-        <w:t>Optimasi</w:t>
-      </w:r>
-      <w:r>
-        <w:t xml:space="preserve"> </w:t>
+        <w:rPr>
+          <w:b/>
+          <w:bCs/>
+        </w:rPr>
+      </w:pPr>
+      <w:r>
+        <w:rPr>
+          <w:b/>
+          <w:bCs/>
+        </w:rPr>
+        <w:t>GSAP hanya berjalan pada desktop.</w:t>
       </w:r>
     </w:p>
     <w:p>
       <w:pPr>
         <w:numPr>
-          <w:ilvl w:val="1"/>
-          <w:numId w:val="20"/>
+          <w:ilvl w:val="0"/>
+          <w:numId w:val="2"/>
         </w:numPr>
-      </w:pPr>
-      <w:r>
-        <w:t xml:space="preserve">Lazy loading gambar. </w:t>
+        <w:rPr>
+          <w:b/>
+          <w:bCs/>
+        </w:rPr>
+      </w:pPr>
+      <w:r>
+        <w:rPr>
+          <w:b/>
+          <w:bCs/>
+        </w:rPr>
+        <w:t>Hamburger Menu berjalan pada mobile.</w:t>
       </w:r>
     </w:p>
     <w:p>
       <w:pPr>
         <w:numPr>
-          <w:ilvl w:val="1"/>
-          <w:numId w:val="20"/>
+          <w:ilvl w:val="0"/>
+          <w:numId w:val="2"/>
         </w:numPr>
-      </w:pPr>
-      <w:r>
-        <w:t xml:space="preserve">SEO. </w:t>
+        <w:rPr>
+          <w:b/>
+          <w:bCs/>
+        </w:rPr>
+      </w:pPr>
+      <w:r>
+        <w:rPr>
+          <w:b/>
+          <w:bCs/>
+        </w:rPr>
+        <w:t>Smart Hover Header tetap dipertahankan sesuai konsep awal.</w:t>
+      </w:r>
+    </w:p>
+    <w:p>
+      <w:pPr>
+        <w:rPr>
+          <w:b/>
+          <w:bCs/>
+        </w:rPr>
+      </w:pPr>
+      <w:r>
+        <w:rPr>
+          <w:b/>
+          <w:bCs/>
+        </w:rPr>
+        <w:t>Status:</w:t>
+      </w:r>
+      <w:r>
+        <w:rPr>
+          <w:b/>
+          <w:bCs/>
+        </w:rPr>
+        <w:br/>
+        <w:t>Selesai (100%)</w:t>
+      </w:r>
+    </w:p>
+    <w:p>
+      <w:pPr>
+        <w:rPr>
+          <w:b/>
+          <w:bCs/>
+        </w:rPr>
+      </w:pPr>
+      <w:r>
+        <w:rPr>
+          <w:b/>
+          <w:bCs/>
+        </w:rPr>
+        <w:pict w14:anchorId="751C6C66">
+          <v:rect id="_x0000_i1240" style="width:0;height:1.5pt" o:hralign="center" o:hrstd="t" o:hr="t" fillcolor="#a0a0a0" stroked="f"/>
+        </w:pict>
+      </w:r>
+    </w:p>
+    <w:p>
+      <w:pPr>
+        <w:rPr>
+          <w:b/>
+          <w:bCs/>
+        </w:rPr>
+      </w:pPr>
+      <w:r>
+        <w:rPr>
+          <w:b/>
+          <w:bCs/>
+        </w:rPr>
+        <w:t>C. Analisis Arsitektur Website</w:t>
+      </w:r>
+    </w:p>
+    <w:p>
+      <w:pPr>
+        <w:rPr>
+          <w:b/>
+          <w:bCs/>
+        </w:rPr>
+      </w:pPr>
+      <w:r>
+        <w:rPr>
+          <w:b/>
+          <w:bCs/>
+        </w:rPr>
+        <w:t>Dilakukan evaluasi menyeluruh terhadap konsep website.</w:t>
+      </w:r>
+    </w:p>
+    <w:p>
+      <w:pPr>
+        <w:rPr>
+          <w:b/>
+          <w:bCs/>
+        </w:rPr>
+      </w:pPr>
+      <w:r>
+        <w:rPr>
+          <w:b/>
+          <w:bCs/>
+        </w:rPr>
+        <w:lastRenderedPageBreak/>
+        <w:t>Diputuskan bahwa konsep lama tidak lagi digunakan.</w:t>
+      </w:r>
+    </w:p>
+    <w:p>
+      <w:pPr>
+        <w:rPr>
+          <w:b/>
+          <w:bCs/>
+        </w:rPr>
+      </w:pPr>
+      <w:r>
+        <w:rPr>
+          <w:b/>
+          <w:bCs/>
+        </w:rPr>
+        <w:t>Quick Access dihapus dari konsep utama dan diganti menjadi pusat informasi.</w:t>
+      </w:r>
+    </w:p>
+    <w:p>
+      <w:pPr>
+        <w:rPr>
+          <w:b/>
+          <w:bCs/>
+        </w:rPr>
+      </w:pPr>
+      <w:r>
+        <w:rPr>
+          <w:b/>
+          <w:bCs/>
+        </w:rPr>
+        <w:t>Status:</w:t>
+      </w:r>
+      <w:r>
+        <w:rPr>
+          <w:b/>
+          <w:bCs/>
+        </w:rPr>
+        <w:br/>
+        <w:t>Selesai (Konsep disepakati)</w:t>
+      </w:r>
+    </w:p>
+    <w:p>
+      <w:pPr>
+        <w:rPr>
+          <w:b/>
+          <w:bCs/>
+        </w:rPr>
+      </w:pPr>
+      <w:r>
+        <w:rPr>
+          <w:b/>
+          <w:bCs/>
+        </w:rPr>
+        <w:pict w14:anchorId="5E776CD4">
+          <v:rect id="_x0000_i1241" style="width:0;height:1.5pt" o:hralign="center" o:hrstd="t" o:hr="t" fillcolor="#a0a0a0" stroked="f"/>
+        </w:pict>
+      </w:r>
+    </w:p>
+    <w:p>
+      <w:pPr>
+        <w:rPr>
+          <w:b/>
+          <w:bCs/>
+        </w:rPr>
+      </w:pPr>
+      <w:r>
+        <w:rPr>
+          <w:b/>
+          <w:bCs/>
+        </w:rPr>
+        <w:t>D. Penyusunan Konsep Baru Website</w:t>
+      </w:r>
+    </w:p>
+    <w:p>
+      <w:pPr>
+        <w:rPr>
+          <w:b/>
+          <w:bCs/>
+        </w:rPr>
+      </w:pPr>
+      <w:r>
+        <w:rPr>
+          <w:b/>
+          <w:bCs/>
+        </w:rPr>
+        <w:t>Hari ini disepakati perubahan besar terhadap arsitektur website.</w:t>
+      </w:r>
+    </w:p>
+    <w:p>
+      <w:pPr>
+        <w:rPr>
+          <w:b/>
+          <w:bCs/>
+        </w:rPr>
+      </w:pPr>
+      <w:r>
+        <w:rPr>
+          <w:b/>
+          <w:bCs/>
+        </w:rPr>
+        <w:t>Website berubah dari company profile menjadi Portal Informasi Resmi Polda Papua Tengah.</w:t>
+      </w:r>
+    </w:p>
+    <w:p>
+      <w:pPr>
+        <w:rPr>
+          <w:b/>
+          <w:bCs/>
+        </w:rPr>
+      </w:pPr>
+      <w:r>
+        <w:rPr>
+          <w:b/>
+          <w:bCs/>
+        </w:rPr>
+        <w:t>Status:</w:t>
+      </w:r>
+      <w:r>
+        <w:rPr>
+          <w:b/>
+          <w:bCs/>
+        </w:rPr>
+        <w:br/>
+        <w:t>Disepakati</w:t>
+      </w:r>
+    </w:p>
+    <w:p>
+      <w:pPr>
+        <w:rPr>
+          <w:b/>
+          <w:bCs/>
+        </w:rPr>
+      </w:pPr>
+      <w:r>
+        <w:rPr>
+          <w:b/>
+          <w:bCs/>
+        </w:rPr>
+        <w:pict w14:anchorId="2696F0E3">
+          <v:rect id="_x0000_i1242" style="width:0;height:1.5pt" o:hralign="center" o:hrstd="t" o:hr="t" fillcolor="#a0a0a0" stroked="f"/>
+        </w:pict>
+      </w:r>
+    </w:p>
+    <w:p>
+      <w:pPr>
+        <w:rPr>
+          <w:b/>
+          <w:bCs/>
+        </w:rPr>
+      </w:pPr>
+      <w:r>
+        <w:rPr>
+          <w:b/>
+          <w:bCs/>
+        </w:rPr>
+        <w:t>2. Perubahan Konsep yang Disepakati</w:t>
+      </w:r>
+    </w:p>
+    <w:p>
+      <w:pPr>
+        <w:rPr>
+          <w:b/>
+          <w:bCs/>
+        </w:rPr>
+      </w:pPr>
+      <w:r>
+        <w:rPr>
+          <w:b/>
+          <w:bCs/>
+        </w:rPr>
+        <w:t>Struktur Menu Baru</w:t>
+      </w:r>
+    </w:p>
+    <w:p>
+      <w:pPr>
+        <w:rPr>
+          <w:b/>
+          <w:bCs/>
+        </w:rPr>
+      </w:pPr>
+      <w:r>
+        <w:rPr>
+          <w:b/>
+          <w:bCs/>
+        </w:rPr>
+        <w:t>Beranda</w:t>
+      </w:r>
+    </w:p>
+    <w:p>
+      <w:pPr>
+        <w:rPr>
+          <w:b/>
+          <w:bCs/>
+        </w:rPr>
+      </w:pPr>
+    </w:p>
+    <w:p>
+      <w:pPr>
+        <w:rPr>
+          <w:b/>
+          <w:bCs/>
+        </w:rPr>
+      </w:pPr>
+      <w:r>
+        <w:rPr>
+          <w:b/>
+          <w:bCs/>
+        </w:rPr>
+        <w:t>Profil</w:t>
+      </w:r>
+    </w:p>
+    <w:p>
+      <w:pPr>
+        <w:rPr>
+          <w:b/>
+          <w:bCs/>
+        </w:rPr>
+      </w:pPr>
+      <w:r>
+        <w:rPr>
+          <w:b/>
+          <w:bCs/>
+        </w:rPr>
+        <w:t xml:space="preserve">    • Sejarah</w:t>
+      </w:r>
+    </w:p>
+    <w:p>
+      <w:pPr>
+        <w:rPr>
+          <w:b/>
+          <w:bCs/>
+        </w:rPr>
+      </w:pPr>
+      <w:r>
+        <w:rPr>
+          <w:b/>
+          <w:bCs/>
+        </w:rPr>
+        <w:t xml:space="preserve">    • Visi Misi</w:t>
+      </w:r>
+    </w:p>
+    <w:p>
+      <w:pPr>
+        <w:rPr>
+          <w:b/>
+          <w:bCs/>
+        </w:rPr>
+      </w:pPr>
+      <w:r>
+        <w:rPr>
+          <w:b/>
+          <w:bCs/>
+        </w:rPr>
+        <w:t xml:space="preserve">    • Struktur Organisasi</w:t>
+      </w:r>
+    </w:p>
+    <w:p>
+      <w:pPr>
+        <w:rPr>
+          <w:b/>
+          <w:bCs/>
+        </w:rPr>
+      </w:pPr>
+      <w:r>
+        <w:rPr>
+          <w:b/>
+          <w:bCs/>
+        </w:rPr>
+        <w:t xml:space="preserve">    • Pejabat Utama</w:t>
+      </w:r>
+    </w:p>
+    <w:p>
+      <w:pPr>
+        <w:rPr>
+          <w:b/>
+          <w:bCs/>
+        </w:rPr>
+      </w:pPr>
+    </w:p>
+    <w:p>
+      <w:pPr>
+        <w:rPr>
+          <w:b/>
+          <w:bCs/>
+        </w:rPr>
+      </w:pPr>
+      <w:r>
+        <w:rPr>
+          <w:b/>
+          <w:bCs/>
+        </w:rPr>
+        <w:t>Daftar Polres Wilayah Hukum</w:t>
+      </w:r>
+    </w:p>
+    <w:p>
+      <w:pPr>
+        <w:rPr>
+          <w:b/>
+          <w:bCs/>
+        </w:rPr>
+      </w:pPr>
+      <w:r>
+        <w:rPr>
+          <w:b/>
+          <w:bCs/>
+        </w:rPr>
+        <w:t xml:space="preserve">    • Seluruh Polres di bawah Polda Papua Tengah</w:t>
+      </w:r>
+    </w:p>
+    <w:p>
+      <w:pPr>
+        <w:rPr>
+          <w:b/>
+          <w:bCs/>
+        </w:rPr>
+      </w:pPr>
+      <w:r>
+        <w:rPr>
+          <w:b/>
+          <w:bCs/>
+        </w:rPr>
+        <w:t xml:space="preserve">    • Dikelola melalui CMS</w:t>
+      </w:r>
+    </w:p>
+    <w:p>
+      <w:pPr>
+        <w:rPr>
+          <w:b/>
+          <w:bCs/>
+        </w:rPr>
+      </w:pPr>
+    </w:p>
+    <w:p>
+      <w:pPr>
+        <w:rPr>
+          <w:b/>
+          <w:bCs/>
+        </w:rPr>
+      </w:pPr>
+      <w:r>
+        <w:rPr>
+          <w:b/>
+          <w:bCs/>
+        </w:rPr>
+        <w:t>Berita</w:t>
+      </w:r>
+    </w:p>
+    <w:p>
+      <w:pPr>
+        <w:rPr>
+          <w:b/>
+          <w:bCs/>
+        </w:rPr>
+      </w:pPr>
+    </w:p>
+    <w:p>
+      <w:pPr>
+        <w:rPr>
+          <w:b/>
+          <w:bCs/>
+        </w:rPr>
+      </w:pPr>
+      <w:r>
+        <w:rPr>
+          <w:b/>
+          <w:bCs/>
+        </w:rPr>
+        <w:t>Pengumuman</w:t>
+      </w:r>
+    </w:p>
+    <w:p>
+      <w:pPr>
+        <w:rPr>
+          <w:b/>
+          <w:bCs/>
+        </w:rPr>
+      </w:pPr>
+    </w:p>
+    <w:p>
+      <w:pPr>
+        <w:rPr>
+          <w:b/>
+          <w:bCs/>
+        </w:rPr>
+      </w:pPr>
+      <w:r>
+        <w:rPr>
+          <w:b/>
+          <w:bCs/>
+        </w:rPr>
+        <w:t>Galeri</w:t>
+      </w:r>
+    </w:p>
+    <w:p>
+      <w:pPr>
+        <w:rPr>
+          <w:b/>
+          <w:bCs/>
+        </w:rPr>
+      </w:pPr>
+    </w:p>
+    <w:p>
+      <w:pPr>
+        <w:rPr>
+          <w:b/>
+          <w:bCs/>
+        </w:rPr>
+      </w:pPr>
+      <w:r>
+        <w:rPr>
+          <w:b/>
+          <w:bCs/>
+        </w:rPr>
+        <w:lastRenderedPageBreak/>
+        <w:t>Layanan</w:t>
+      </w:r>
+    </w:p>
+    <w:p>
+      <w:pPr>
+        <w:rPr>
+          <w:b/>
+          <w:bCs/>
+        </w:rPr>
+      </w:pPr>
+    </w:p>
+    <w:p>
+      <w:pPr>
+        <w:rPr>
+          <w:b/>
+          <w:bCs/>
+        </w:rPr>
+      </w:pPr>
+      <w:r>
+        <w:rPr>
+          <w:b/>
+          <w:bCs/>
+        </w:rPr>
+        <w:t>Kontak</w:t>
+      </w:r>
+    </w:p>
+    <w:p>
+      <w:pPr>
+        <w:rPr>
+          <w:b/>
+          <w:bCs/>
+        </w:rPr>
+      </w:pPr>
+      <w:r>
+        <w:rPr>
+          <w:b/>
+          <w:bCs/>
+        </w:rPr>
+        <w:pict w14:anchorId="07A3EF36">
+          <v:rect id="_x0000_i1243" style="width:0;height:1.5pt" o:hralign="center" o:hrstd="t" o:hr="t" fillcolor="#a0a0a0" stroked="f"/>
+        </w:pict>
+      </w:r>
+    </w:p>
+    <w:p>
+      <w:pPr>
+        <w:rPr>
+          <w:b/>
+          <w:bCs/>
+        </w:rPr>
+      </w:pPr>
+      <w:r>
+        <w:rPr>
+          <w:b/>
+          <w:bCs/>
+        </w:rPr>
+        <w:t>Halaman Polres</w:t>
+      </w:r>
+    </w:p>
+    <w:p>
+      <w:pPr>
+        <w:rPr>
+          <w:b/>
+          <w:bCs/>
+        </w:rPr>
+      </w:pPr>
+      <w:r>
+        <w:rPr>
+          <w:b/>
+          <w:bCs/>
+        </w:rPr>
+        <w:t>Setiap Polres memiliki halaman profil tersendiri.</w:t>
+      </w:r>
+    </w:p>
+    <w:p>
+      <w:pPr>
+        <w:rPr>
+          <w:b/>
+          <w:bCs/>
+        </w:rPr>
+      </w:pPr>
+      <w:r>
+        <w:rPr>
+          <w:b/>
+          <w:bCs/>
+        </w:rPr>
+        <w:t>Contoh:</w:t>
+      </w:r>
+    </w:p>
+    <w:p>
+      <w:pPr>
+        <w:rPr>
+          <w:b/>
+          <w:bCs/>
+        </w:rPr>
+      </w:pPr>
+      <w:r>
+        <w:rPr>
+          <w:b/>
+          <w:bCs/>
+        </w:rPr>
+        <w:t>/polres/nabire</w:t>
+      </w:r>
+    </w:p>
+    <w:p>
+      <w:pPr>
+        <w:rPr>
+          <w:b/>
+          <w:bCs/>
+        </w:rPr>
+      </w:pPr>
+      <w:r>
+        <w:rPr>
+          <w:b/>
+          <w:bCs/>
+        </w:rPr>
+        <w:t>/polres/mimika</w:t>
+      </w:r>
+    </w:p>
+    <w:p>
+      <w:pPr>
+        <w:rPr>
+          <w:b/>
+          <w:bCs/>
+        </w:rPr>
+      </w:pPr>
+      <w:r>
+        <w:rPr>
+          <w:b/>
+          <w:bCs/>
+        </w:rPr>
+        <w:t>/polres/dogiyai</w:t>
+      </w:r>
+    </w:p>
+    <w:p>
+      <w:pPr>
+        <w:rPr>
+          <w:b/>
+          <w:bCs/>
+        </w:rPr>
+      </w:pPr>
+      <w:r>
+        <w:rPr>
+          <w:b/>
+          <w:bCs/>
+        </w:rPr>
+        <w:t>Isi halaman nantinya:</w:t>
       </w:r>
     </w:p>
     <w:p>
       <w:pPr>
         <w:numPr>
-          <w:ilvl w:val="1"/>
-          <w:numId w:val="20"/>
+          <w:ilvl w:val="0"/>
+          <w:numId w:val="3"/>
         </w:numPr>
-      </w:pPr>
-      <w:r>
-        <w:t xml:space="preserve">Performance (target Lighthouse &gt; 90). </w:t>
-      </w:r>
-    </w:p>
-    <w:p>
-      <w:r>
-        <w:pict w14:anchorId="402CA487">
-          <v:rect id="_x0000_i1146" style="width:0;height:1.5pt" o:hralign="center" o:hrstd="t" o:hr="t" fillcolor="#a0a0a0" stroked="f"/>
+        <w:rPr>
+          <w:b/>
+          <w:bCs/>
+        </w:rPr>
+      </w:pPr>
+      <w:r>
+        <w:rPr>
+          <w:b/>
+          <w:bCs/>
+        </w:rPr>
+        <w:t>Profil</w:t>
+      </w:r>
+    </w:p>
+    <w:p>
+      <w:pPr>
+        <w:numPr>
+          <w:ilvl w:val="0"/>
+          <w:numId w:val="3"/>
+        </w:numPr>
+        <w:rPr>
+          <w:b/>
+          <w:bCs/>
+        </w:rPr>
+      </w:pPr>
+      <w:r>
+        <w:rPr>
+          <w:b/>
+          <w:bCs/>
+        </w:rPr>
+        <w:t>Sejarah</w:t>
+      </w:r>
+    </w:p>
+    <w:p>
+      <w:pPr>
+        <w:numPr>
+          <w:ilvl w:val="0"/>
+          <w:numId w:val="3"/>
+        </w:numPr>
+        <w:rPr>
+          <w:b/>
+          <w:bCs/>
+        </w:rPr>
+      </w:pPr>
+      <w:r>
+        <w:rPr>
+          <w:b/>
+          <w:bCs/>
+        </w:rPr>
+        <w:t>Visi Misi</w:t>
+      </w:r>
+    </w:p>
+    <w:p>
+      <w:pPr>
+        <w:numPr>
+          <w:ilvl w:val="0"/>
+          <w:numId w:val="3"/>
+        </w:numPr>
+        <w:rPr>
+          <w:b/>
+          <w:bCs/>
+        </w:rPr>
+      </w:pPr>
+      <w:r>
+        <w:rPr>
+          <w:b/>
+          <w:bCs/>
+        </w:rPr>
+        <w:t>Struktur Organisasi</w:t>
+      </w:r>
+    </w:p>
+    <w:p>
+      <w:pPr>
+        <w:numPr>
+          <w:ilvl w:val="0"/>
+          <w:numId w:val="3"/>
+        </w:numPr>
+        <w:rPr>
+          <w:b/>
+          <w:bCs/>
+        </w:rPr>
+      </w:pPr>
+      <w:r>
+        <w:rPr>
+          <w:b/>
+          <w:bCs/>
+        </w:rPr>
+        <w:t>Kapolres</w:t>
+      </w:r>
+    </w:p>
+    <w:p>
+      <w:pPr>
+        <w:numPr>
+          <w:ilvl w:val="0"/>
+          <w:numId w:val="3"/>
+        </w:numPr>
+        <w:rPr>
+          <w:b/>
+          <w:bCs/>
+        </w:rPr>
+      </w:pPr>
+      <w:r>
+        <w:rPr>
+          <w:b/>
+          <w:bCs/>
+        </w:rPr>
+        <w:t>Wilayah Hukum</w:t>
+      </w:r>
+    </w:p>
+    <w:p>
+      <w:pPr>
+        <w:numPr>
+          <w:ilvl w:val="0"/>
+          <w:numId w:val="3"/>
+        </w:numPr>
+        <w:rPr>
+          <w:b/>
+          <w:bCs/>
+        </w:rPr>
+      </w:pPr>
+      <w:r>
+        <w:rPr>
+          <w:b/>
+          <w:bCs/>
+        </w:rPr>
+        <w:t>Daftar Polsek</w:t>
+      </w:r>
+    </w:p>
+    <w:p>
+      <w:pPr>
+        <w:numPr>
+          <w:ilvl w:val="0"/>
+          <w:numId w:val="3"/>
+        </w:numPr>
+        <w:rPr>
+          <w:b/>
+          <w:bCs/>
+        </w:rPr>
+      </w:pPr>
+      <w:r>
+        <w:rPr>
+          <w:b/>
+          <w:bCs/>
+        </w:rPr>
+        <w:t>Berita</w:t>
+      </w:r>
+    </w:p>
+    <w:p>
+      <w:pPr>
+        <w:numPr>
+          <w:ilvl w:val="0"/>
+          <w:numId w:val="3"/>
+        </w:numPr>
+        <w:rPr>
+          <w:b/>
+          <w:bCs/>
+        </w:rPr>
+      </w:pPr>
+      <w:r>
+        <w:rPr>
+          <w:b/>
+          <w:bCs/>
+        </w:rPr>
+        <w:t>Galeri</w:t>
+      </w:r>
+    </w:p>
+    <w:p>
+      <w:pPr>
+        <w:numPr>
+          <w:ilvl w:val="0"/>
+          <w:numId w:val="3"/>
+        </w:numPr>
+        <w:rPr>
+          <w:b/>
+          <w:bCs/>
+        </w:rPr>
+      </w:pPr>
+      <w:r>
+        <w:rPr>
+          <w:b/>
+          <w:bCs/>
+        </w:rPr>
+        <w:t>Kontak</w:t>
+      </w:r>
+    </w:p>
+    <w:p>
+      <w:pPr>
+        <w:rPr>
+          <w:b/>
+          <w:bCs/>
+        </w:rPr>
+      </w:pPr>
+      <w:r>
+        <w:rPr>
+          <w:b/>
+          <w:bCs/>
+        </w:rPr>
+        <w:t>Seluruh isi berasal dari CMS.</w:t>
+      </w:r>
+    </w:p>
+    <w:p>
+      <w:pPr>
+        <w:rPr>
+          <w:b/>
+          <w:bCs/>
+        </w:rPr>
+      </w:pPr>
+      <w:r>
+        <w:rPr>
+          <w:b/>
+          <w:bCs/>
+        </w:rPr>
+        <w:pict w14:anchorId="371CADAE">
+          <v:rect id="_x0000_i1244" style="width:0;height:1.5pt" o:hralign="center" o:hrstd="t" o:hr="t" fillcolor="#a0a0a0" stroked="f"/>
         </w:pict>
       </w:r>
     </w:p>
     <w:p>
-      <w:r>
-        <w:t>Saya juga senang dengan cara kita bekerja hari ini. Kita memeriksa masalah secara bertahap—mulai dari build, konfigurasi Vite, workflow GitHub Actions, hingga hasil deploy—sehingga penyebabnya bisa ditemukan tanpa mengubah bagian yang sebenarnya sudah benar.</w:t>
-      </w:r>
-    </w:p>
-    <w:p>
-      <w:r>
-        <w:t xml:space="preserve">Besok kita lanjutkan pengembangan website Polda Papua Tengah dengan fondasi yang sudah stabil. Saya akan tetap memberikan instruksi langkah demi langkah agar setiap perubahan mudah diikuti dan terdokumentasi dengan rapi. Semoga istirahatmu menyenangkan, sampai besok! </w:t>
-      </w:r>
-      <w:r>
-        <w:rPr>
-          <w:rFonts w:ascii="Segoe UI Emoji" w:hAnsi="Segoe UI Emoji" w:cs="Segoe UI Emoji"/>
-        </w:rPr>
-        <w:t>🚀</w:t>
+      <w:pPr>
+        <w:rPr>
+          <w:b/>
+          <w:bCs/>
+        </w:rPr>
+      </w:pPr>
+      <w:r>
+        <w:rPr>
+          <w:b/>
+          <w:bCs/>
+        </w:rPr>
+        <w:t>Landing Announcement</w:t>
+      </w:r>
+    </w:p>
+    <w:p>
+      <w:pPr>
+        <w:rPr>
+          <w:b/>
+          <w:bCs/>
+        </w:rPr>
+      </w:pPr>
+      <w:r>
+        <w:rPr>
+          <w:b/>
+          <w:bCs/>
+        </w:rPr>
+        <w:t>Disepakati bahwa website akan menampilkan popup ketika pertama kali dibuka.</w:t>
+      </w:r>
+    </w:p>
+    <w:p>
+      <w:pPr>
+        <w:rPr>
+          <w:b/>
+          <w:bCs/>
+        </w:rPr>
+      </w:pPr>
+      <w:r>
+        <w:rPr>
+          <w:b/>
+          <w:bCs/>
+        </w:rPr>
+        <w:t>Popup dapat berupa:</w:t>
+      </w:r>
+    </w:p>
+    <w:p>
+      <w:pPr>
+        <w:numPr>
+          <w:ilvl w:val="0"/>
+          <w:numId w:val="4"/>
+        </w:numPr>
+        <w:rPr>
+          <w:b/>
+          <w:bCs/>
+        </w:rPr>
+      </w:pPr>
+      <w:r>
+        <w:rPr>
+          <w:b/>
+          <w:bCs/>
+        </w:rPr>
+        <w:t>Pengumuman Seleksi</w:t>
+      </w:r>
+    </w:p>
+    <w:p>
+      <w:pPr>
+        <w:numPr>
+          <w:ilvl w:val="0"/>
+          <w:numId w:val="4"/>
+        </w:numPr>
+        <w:rPr>
+          <w:b/>
+          <w:bCs/>
+        </w:rPr>
+      </w:pPr>
+      <w:r>
+        <w:rPr>
+          <w:b/>
+          <w:bCs/>
+        </w:rPr>
+        <w:t>Informasi Darurat</w:t>
+      </w:r>
+    </w:p>
+    <w:p>
+      <w:pPr>
+        <w:numPr>
+          <w:ilvl w:val="0"/>
+          <w:numId w:val="4"/>
+        </w:numPr>
+        <w:rPr>
+          <w:b/>
+          <w:bCs/>
+        </w:rPr>
+      </w:pPr>
+      <w:r>
+        <w:rPr>
+          <w:b/>
+          <w:bCs/>
+        </w:rPr>
+        <w:t>Pengumuman Resmi</w:t>
+      </w:r>
+    </w:p>
+    <w:p>
+      <w:pPr>
+        <w:numPr>
+          <w:ilvl w:val="0"/>
+          <w:numId w:val="4"/>
+        </w:numPr>
+        <w:rPr>
+          <w:b/>
+          <w:bCs/>
+        </w:rPr>
+      </w:pPr>
+      <w:r>
+        <w:rPr>
+          <w:b/>
+          <w:bCs/>
+        </w:rPr>
+        <w:t>Banner</w:t>
+      </w:r>
+    </w:p>
+    <w:p>
+      <w:pPr>
+        <w:numPr>
+          <w:ilvl w:val="0"/>
+          <w:numId w:val="4"/>
+        </w:numPr>
+        <w:rPr>
+          <w:b/>
+          <w:bCs/>
+        </w:rPr>
+      </w:pPr>
+      <w:r>
+        <w:rPr>
+          <w:b/>
+          <w:bCs/>
+        </w:rPr>
+        <w:t>Poster</w:t>
+      </w:r>
+    </w:p>
+    <w:p>
+      <w:pPr>
+        <w:numPr>
+          <w:ilvl w:val="0"/>
+          <w:numId w:val="4"/>
+        </w:numPr>
+        <w:rPr>
+          <w:b/>
+          <w:bCs/>
+        </w:rPr>
+      </w:pPr>
+      <w:r>
+        <w:rPr>
+          <w:b/>
+          <w:bCs/>
+        </w:rPr>
+        <w:lastRenderedPageBreak/>
+        <w:t>Video</w:t>
+      </w:r>
+    </w:p>
+    <w:p>
+      <w:pPr>
+        <w:numPr>
+          <w:ilvl w:val="0"/>
+          <w:numId w:val="4"/>
+        </w:numPr>
+        <w:rPr>
+          <w:b/>
+          <w:bCs/>
+        </w:rPr>
+      </w:pPr>
+      <w:r>
+        <w:rPr>
+          <w:b/>
+          <w:bCs/>
+        </w:rPr>
+        <w:t>Informasi Pelayanan</w:t>
+      </w:r>
+    </w:p>
+    <w:p>
+      <w:pPr>
+        <w:rPr>
+          <w:b/>
+          <w:bCs/>
+        </w:rPr>
+      </w:pPr>
+      <w:r>
+        <w:rPr>
+          <w:b/>
+          <w:bCs/>
+        </w:rPr>
+        <w:t>Popup dikelola sepenuhnya melalui CMS.</w:t>
+      </w:r>
+    </w:p>
+    <w:p>
+      <w:pPr>
+        <w:rPr>
+          <w:b/>
+          <w:bCs/>
+        </w:rPr>
+      </w:pPr>
+      <w:r>
+        <w:rPr>
+          <w:b/>
+          <w:bCs/>
+        </w:rPr>
+        <w:pict w14:anchorId="623FB57D">
+          <v:rect id="_x0000_i1245" style="width:0;height:1.5pt" o:hralign="center" o:hrstd="t" o:hr="t" fillcolor="#a0a0a0" stroked="f"/>
+        </w:pict>
+      </w:r>
+    </w:p>
+    <w:p>
+      <w:pPr>
+        <w:rPr>
+          <w:b/>
+          <w:bCs/>
+        </w:rPr>
+      </w:pPr>
+      <w:r>
+        <w:rPr>
+          <w:b/>
+          <w:bCs/>
+        </w:rPr>
+        <w:t>Information Center</w:t>
+      </w:r>
+    </w:p>
+    <w:p>
+      <w:pPr>
+        <w:rPr>
+          <w:b/>
+          <w:bCs/>
+        </w:rPr>
+      </w:pPr>
+      <w:r>
+        <w:rPr>
+          <w:b/>
+          <w:bCs/>
+        </w:rPr>
+        <w:t>Quick Access dihapus.</w:t>
+      </w:r>
+    </w:p>
+    <w:p>
+      <w:pPr>
+        <w:rPr>
+          <w:b/>
+          <w:bCs/>
+        </w:rPr>
+      </w:pPr>
+      <w:r>
+        <w:rPr>
+          <w:b/>
+          <w:bCs/>
+        </w:rPr>
+        <w:t>Diganti menjadi:</w:t>
+      </w:r>
+    </w:p>
+    <w:p>
+      <w:pPr>
+        <w:numPr>
+          <w:ilvl w:val="0"/>
+          <w:numId w:val="5"/>
+        </w:numPr>
+        <w:rPr>
+          <w:b/>
+          <w:bCs/>
+        </w:rPr>
+      </w:pPr>
+      <w:r>
+        <w:rPr>
+          <w:b/>
+          <w:bCs/>
+        </w:rPr>
+        <w:t>Berita</w:t>
+      </w:r>
+    </w:p>
+    <w:p>
+      <w:pPr>
+        <w:numPr>
+          <w:ilvl w:val="0"/>
+          <w:numId w:val="5"/>
+        </w:numPr>
+        <w:rPr>
+          <w:b/>
+          <w:bCs/>
+        </w:rPr>
+      </w:pPr>
+      <w:r>
+        <w:rPr>
+          <w:b/>
+          <w:bCs/>
+        </w:rPr>
+        <w:t>Pengumuman</w:t>
+      </w:r>
+    </w:p>
+    <w:p>
+      <w:pPr>
+        <w:rPr>
+          <w:b/>
+          <w:bCs/>
+        </w:rPr>
+      </w:pPr>
+      <w:r>
+        <w:rPr>
+          <w:b/>
+          <w:bCs/>
+        </w:rPr>
+        <w:t>Seluruh informasi berasal dari CMS.</w:t>
+      </w:r>
+    </w:p>
+    <w:p>
+      <w:pPr>
+        <w:rPr>
+          <w:b/>
+          <w:bCs/>
+        </w:rPr>
+      </w:pPr>
+      <w:r>
+        <w:rPr>
+          <w:b/>
+          <w:bCs/>
+        </w:rPr>
+        <w:pict w14:anchorId="41226EFA">
+          <v:rect id="_x0000_i1246" style="width:0;height:1.5pt" o:hralign="center" o:hrstd="t" o:hr="t" fillcolor="#a0a0a0" stroked="f"/>
+        </w:pict>
+      </w:r>
+    </w:p>
+    <w:p>
+      <w:pPr>
+        <w:rPr>
+          <w:b/>
+          <w:bCs/>
+        </w:rPr>
+      </w:pPr>
+      <w:r>
+        <w:rPr>
+          <w:b/>
+          <w:bCs/>
+        </w:rPr>
+        <w:t>CMS</w:t>
+      </w:r>
+    </w:p>
+    <w:p>
+      <w:pPr>
+        <w:rPr>
+          <w:b/>
+          <w:bCs/>
+        </w:rPr>
+      </w:pPr>
+      <w:r>
+        <w:rPr>
+          <w:b/>
+          <w:bCs/>
+        </w:rPr>
+        <w:t>Disepakati bahwa CMS tetap merupakan project terpisah.</w:t>
+      </w:r>
+    </w:p>
+    <w:p>
+      <w:pPr>
+        <w:rPr>
+          <w:b/>
+          <w:bCs/>
+        </w:rPr>
+      </w:pPr>
+      <w:r>
+        <w:rPr>
+          <w:b/>
+          <w:bCs/>
+        </w:rPr>
+        <w:t>Website tidak memiliki halaman admin.</w:t>
+      </w:r>
+    </w:p>
+    <w:p>
+      <w:pPr>
+        <w:rPr>
+          <w:b/>
+          <w:bCs/>
+        </w:rPr>
+      </w:pPr>
+      <w:r>
+        <w:rPr>
+          <w:b/>
+          <w:bCs/>
+        </w:rPr>
+        <w:t>Semua konten berasal dari CMS melalui API.</w:t>
+      </w:r>
+    </w:p>
+    <w:p>
+      <w:pPr>
+        <w:rPr>
+          <w:b/>
+          <w:bCs/>
+        </w:rPr>
+      </w:pPr>
+      <w:r>
+        <w:rPr>
+          <w:b/>
+          <w:bCs/>
+        </w:rPr>
+        <w:pict w14:anchorId="61083C3E">
+          <v:rect id="_x0000_i1247" style="width:0;height:1.5pt" o:hralign="center" o:hrstd="t" o:hr="t" fillcolor="#a0a0a0" stroked="f"/>
+        </w:pict>
+      </w:r>
+    </w:p>
+    <w:p>
+      <w:pPr>
+        <w:rPr>
+          <w:b/>
+          <w:bCs/>
+        </w:rPr>
+      </w:pPr>
+      <w:r>
+        <w:rPr>
+          <w:b/>
+          <w:bCs/>
+        </w:rPr>
+        <w:t>3. Pekerjaan yang Selesai Hari Ini</w:t>
+      </w:r>
+    </w:p>
+    <w:p>
+      <w:pPr>
+        <w:numPr>
+          <w:ilvl w:val="0"/>
+          <w:numId w:val="6"/>
+        </w:numPr>
+        <w:rPr>
+          <w:b/>
+          <w:bCs/>
+        </w:rPr>
+      </w:pPr>
+      <w:r>
+        <w:rPr>
+          <w:b/>
+          <w:bCs/>
+        </w:rPr>
+        <w:t>Refactoring Header.</w:t>
+      </w:r>
+    </w:p>
+    <w:p>
+      <w:pPr>
+        <w:numPr>
+          <w:ilvl w:val="0"/>
+          <w:numId w:val="6"/>
+        </w:numPr>
+        <w:rPr>
+          <w:b/>
+          <w:bCs/>
+        </w:rPr>
+      </w:pPr>
+      <w:r>
+        <w:rPr>
+          <w:b/>
+          <w:bCs/>
+        </w:rPr>
+        <w:t>Perbaikan struktur Desktop Menu dan Mobile Menu.</w:t>
+      </w:r>
+    </w:p>
+    <w:p>
+      <w:pPr>
+        <w:numPr>
+          <w:ilvl w:val="0"/>
+          <w:numId w:val="6"/>
+        </w:numPr>
+        <w:rPr>
+          <w:b/>
+          <w:bCs/>
+        </w:rPr>
+      </w:pPr>
+      <w:r>
+        <w:rPr>
+          <w:b/>
+          <w:bCs/>
+        </w:rPr>
+        <w:t>Perbaikan seluruh error TypeScript.</w:t>
+      </w:r>
+    </w:p>
+    <w:p>
+      <w:pPr>
+        <w:numPr>
+          <w:ilvl w:val="0"/>
+          <w:numId w:val="6"/>
+        </w:numPr>
+        <w:rPr>
+          <w:b/>
+          <w:bCs/>
+        </w:rPr>
+      </w:pPr>
+      <w:r>
+        <w:rPr>
+          <w:b/>
+          <w:bCs/>
+        </w:rPr>
+        <w:t>Website kembali berjalan normal.</w:t>
+      </w:r>
+    </w:p>
+    <w:p>
+      <w:pPr>
+        <w:numPr>
+          <w:ilvl w:val="0"/>
+          <w:numId w:val="6"/>
+        </w:numPr>
+        <w:rPr>
+          <w:b/>
+          <w:bCs/>
+        </w:rPr>
+      </w:pPr>
+      <w:r>
+        <w:rPr>
+          <w:b/>
+          <w:bCs/>
+        </w:rPr>
+        <w:t>Penyusunan ulang konsep website.</w:t>
+      </w:r>
+    </w:p>
+    <w:p>
+      <w:pPr>
+        <w:numPr>
+          <w:ilvl w:val="0"/>
+          <w:numId w:val="6"/>
+        </w:numPr>
+        <w:rPr>
+          <w:b/>
+          <w:bCs/>
+        </w:rPr>
+      </w:pPr>
+      <w:r>
+        <w:rPr>
+          <w:b/>
+          <w:bCs/>
+        </w:rPr>
+        <w:t>Penyusunan ulang konsep CMS.</w:t>
+      </w:r>
+    </w:p>
+    <w:p>
+      <w:pPr>
+        <w:numPr>
+          <w:ilvl w:val="0"/>
+          <w:numId w:val="6"/>
+        </w:numPr>
+        <w:rPr>
+          <w:b/>
+          <w:bCs/>
+        </w:rPr>
+      </w:pPr>
+      <w:r>
+        <w:rPr>
+          <w:b/>
+          <w:bCs/>
+        </w:rPr>
+        <w:t>Penyusunan memo perubahan konsep proyek.</w:t>
+      </w:r>
+    </w:p>
+    <w:p>
+      <w:pPr>
+        <w:rPr>
+          <w:b/>
+          <w:bCs/>
+        </w:rPr>
+      </w:pPr>
+      <w:r>
+        <w:rPr>
+          <w:b/>
+          <w:bCs/>
+        </w:rPr>
+        <w:pict w14:anchorId="13FC050C">
+          <v:rect id="_x0000_i1248" style="width:0;height:1.5pt" o:hralign="center" o:hrstd="t" o:hr="t" fillcolor="#a0a0a0" stroked="f"/>
+        </w:pict>
+      </w:r>
+    </w:p>
+    <w:p>
+      <w:pPr>
+        <w:rPr>
+          <w:b/>
+          <w:bCs/>
+        </w:rPr>
+      </w:pPr>
+      <w:r>
+        <w:rPr>
+          <w:b/>
+          <w:bCs/>
+        </w:rPr>
+        <w:t>4. Outstanding</w:t>
+      </w:r>
+    </w:p>
+    <w:p>
+      <w:pPr>
+        <w:rPr>
+          <w:b/>
+          <w:bCs/>
+        </w:rPr>
+      </w:pPr>
+      <w:r>
+        <w:rPr>
+          <w:b/>
+          <w:bCs/>
+        </w:rPr>
+        <w:t>A. Struktur Project</w:t>
+      </w:r>
+    </w:p>
+    <w:p>
+      <w:pPr>
+        <w:rPr>
+          <w:b/>
+          <w:bCs/>
+        </w:rPr>
+      </w:pPr>
+      <w:r>
+        <w:rPr>
+          <w:b/>
+          <w:bCs/>
+        </w:rPr>
+        <w:t>Belum dikerjakan.</w:t>
+      </w:r>
+    </w:p>
+    <w:p>
+      <w:pPr>
+        <w:rPr>
+          <w:b/>
+          <w:bCs/>
+        </w:rPr>
+      </w:pPr>
+      <w:r>
+        <w:rPr>
+          <w:b/>
+          <w:bCs/>
+        </w:rPr>
+        <w:t>Target:</w:t>
+      </w:r>
+    </w:p>
+    <w:p>
+      <w:pPr>
+        <w:numPr>
+          <w:ilvl w:val="0"/>
+          <w:numId w:val="7"/>
+        </w:numPr>
+        <w:rPr>
+          <w:b/>
+          <w:bCs/>
+        </w:rPr>
+      </w:pPr>
+      <w:r>
+        <w:rPr>
+          <w:b/>
+          <w:bCs/>
+        </w:rPr>
+        <w:t>Menyusun struktur folder baru.</w:t>
+      </w:r>
+    </w:p>
+    <w:p>
+      <w:pPr>
+        <w:numPr>
+          <w:ilvl w:val="0"/>
+          <w:numId w:val="7"/>
+        </w:numPr>
+        <w:rPr>
+          <w:b/>
+          <w:bCs/>
+        </w:rPr>
+      </w:pPr>
+      <w:r>
+        <w:rPr>
+          <w:b/>
+          <w:bCs/>
+        </w:rPr>
+        <w:t>Menambahkan folder pages.</w:t>
+      </w:r>
+    </w:p>
+    <w:p>
+      <w:pPr>
+        <w:numPr>
+          <w:ilvl w:val="0"/>
+          <w:numId w:val="7"/>
+        </w:numPr>
+        <w:rPr>
+          <w:b/>
+          <w:bCs/>
+        </w:rPr>
+      </w:pPr>
+      <w:r>
+        <w:rPr>
+          <w:b/>
+          <w:bCs/>
+        </w:rPr>
+        <w:lastRenderedPageBreak/>
+        <w:t>Menambahkan folder layouts.</w:t>
+      </w:r>
+    </w:p>
+    <w:p>
+      <w:pPr>
+        <w:numPr>
+          <w:ilvl w:val="0"/>
+          <w:numId w:val="7"/>
+        </w:numPr>
+        <w:rPr>
+          <w:b/>
+          <w:bCs/>
+        </w:rPr>
+      </w:pPr>
+      <w:r>
+        <w:rPr>
+          <w:b/>
+          <w:bCs/>
+        </w:rPr>
+        <w:t>Menambahkan folder routes.</w:t>
+      </w:r>
+    </w:p>
+    <w:p>
+      <w:pPr>
+        <w:numPr>
+          <w:ilvl w:val="0"/>
+          <w:numId w:val="7"/>
+        </w:numPr>
+        <w:rPr>
+          <w:b/>
+          <w:bCs/>
+        </w:rPr>
+      </w:pPr>
+      <w:r>
+        <w:rPr>
+          <w:b/>
+          <w:bCs/>
+        </w:rPr>
+        <w:t>Menambahkan folder services.</w:t>
+      </w:r>
+    </w:p>
+    <w:p>
+      <w:pPr>
+        <w:numPr>
+          <w:ilvl w:val="0"/>
+          <w:numId w:val="7"/>
+        </w:numPr>
+        <w:rPr>
+          <w:b/>
+          <w:bCs/>
+        </w:rPr>
+      </w:pPr>
+      <w:r>
+        <w:rPr>
+          <w:b/>
+          <w:bCs/>
+        </w:rPr>
+        <w:t>Menambahkan folder types.</w:t>
+      </w:r>
+    </w:p>
+    <w:p>
+      <w:pPr>
+        <w:numPr>
+          <w:ilvl w:val="0"/>
+          <w:numId w:val="7"/>
+        </w:numPr>
+        <w:rPr>
+          <w:b/>
+          <w:bCs/>
+        </w:rPr>
+      </w:pPr>
+      <w:r>
+        <w:rPr>
+          <w:b/>
+          <w:bCs/>
+        </w:rPr>
+        <w:t>Menambahkan folder hooks.</w:t>
+      </w:r>
+    </w:p>
+    <w:p>
+      <w:pPr>
+        <w:rPr>
+          <w:b/>
+          <w:bCs/>
+        </w:rPr>
+      </w:pPr>
+      <w:r>
+        <w:rPr>
+          <w:b/>
+          <w:bCs/>
+        </w:rPr>
+        <w:t>Prioritas:</w:t>
+      </w:r>
+      <w:r>
+        <w:rPr>
+          <w:b/>
+          <w:bCs/>
+        </w:rPr>
+        <w:br/>
+        <w:t>Tinggi</w:t>
+      </w:r>
+    </w:p>
+    <w:p>
+      <w:pPr>
+        <w:rPr>
+          <w:b/>
+          <w:bCs/>
+        </w:rPr>
+      </w:pPr>
+      <w:r>
+        <w:rPr>
+          <w:b/>
+          <w:bCs/>
+        </w:rPr>
+        <w:pict w14:anchorId="465A4DC3">
+          <v:rect id="_x0000_i1249" style="width:0;height:1.5pt" o:hralign="center" o:hrstd="t" o:hr="t" fillcolor="#a0a0a0" stroked="f"/>
+        </w:pict>
+      </w:r>
+    </w:p>
+    <w:p>
+      <w:pPr>
+        <w:rPr>
+          <w:b/>
+          <w:bCs/>
+        </w:rPr>
+      </w:pPr>
+      <w:r>
+        <w:rPr>
+          <w:b/>
+          <w:bCs/>
+        </w:rPr>
+        <w:t>B. React Router</w:t>
+      </w:r>
+    </w:p>
+    <w:p>
+      <w:pPr>
+        <w:rPr>
+          <w:b/>
+          <w:bCs/>
+        </w:rPr>
+      </w:pPr>
+      <w:r>
+        <w:rPr>
+          <w:b/>
+          <w:bCs/>
+        </w:rPr>
+        <w:t>Belum dimulai.</w:t>
+      </w:r>
+    </w:p>
+    <w:p>
+      <w:pPr>
+        <w:rPr>
+          <w:b/>
+          <w:bCs/>
+        </w:rPr>
+      </w:pPr>
+      <w:r>
+        <w:rPr>
+          <w:b/>
+          <w:bCs/>
+        </w:rPr>
+        <w:t>Target:</w:t>
+      </w:r>
+    </w:p>
+    <w:p>
+      <w:pPr>
+        <w:numPr>
+          <w:ilvl w:val="0"/>
+          <w:numId w:val="8"/>
+        </w:numPr>
+        <w:rPr>
+          <w:b/>
+          <w:bCs/>
+        </w:rPr>
+      </w:pPr>
+      <w:r>
+        <w:rPr>
+          <w:b/>
+          <w:bCs/>
+        </w:rPr>
+        <w:t>Routing halaman.</w:t>
+      </w:r>
+    </w:p>
+    <w:p>
+      <w:pPr>
+        <w:numPr>
+          <w:ilvl w:val="0"/>
+          <w:numId w:val="8"/>
+        </w:numPr>
+        <w:rPr>
+          <w:b/>
+          <w:bCs/>
+        </w:rPr>
+      </w:pPr>
+      <w:r>
+        <w:rPr>
+          <w:b/>
+          <w:bCs/>
+        </w:rPr>
+        <w:t>Routing halaman Polres.</w:t>
+      </w:r>
+    </w:p>
+    <w:p>
+      <w:pPr>
+        <w:numPr>
+          <w:ilvl w:val="0"/>
+          <w:numId w:val="8"/>
+        </w:numPr>
+        <w:rPr>
+          <w:b/>
+          <w:bCs/>
+        </w:rPr>
+      </w:pPr>
+      <w:r>
+        <w:rPr>
+          <w:b/>
+          <w:bCs/>
+        </w:rPr>
+        <w:t>Routing Berita.</w:t>
+      </w:r>
+    </w:p>
+    <w:p>
+      <w:pPr>
+        <w:numPr>
+          <w:ilvl w:val="0"/>
+          <w:numId w:val="8"/>
+        </w:numPr>
+        <w:rPr>
+          <w:b/>
+          <w:bCs/>
+        </w:rPr>
+      </w:pPr>
+      <w:r>
+        <w:rPr>
+          <w:b/>
+          <w:bCs/>
+        </w:rPr>
+        <w:t>Routing Pengumuman.</w:t>
+      </w:r>
+    </w:p>
+    <w:p>
+      <w:pPr>
+        <w:numPr>
+          <w:ilvl w:val="0"/>
+          <w:numId w:val="8"/>
+        </w:numPr>
+        <w:rPr>
+          <w:b/>
+          <w:bCs/>
+        </w:rPr>
+      </w:pPr>
+      <w:r>
+        <w:rPr>
+          <w:b/>
+          <w:bCs/>
+        </w:rPr>
+        <w:t>Routing Galeri.</w:t>
+      </w:r>
+    </w:p>
+    <w:p>
+      <w:pPr>
+        <w:rPr>
+          <w:b/>
+          <w:bCs/>
+        </w:rPr>
+      </w:pPr>
+      <w:r>
+        <w:rPr>
+          <w:b/>
+          <w:bCs/>
+        </w:rPr>
+        <w:t>Prioritas:</w:t>
+      </w:r>
+      <w:r>
+        <w:rPr>
+          <w:b/>
+          <w:bCs/>
+        </w:rPr>
+        <w:br/>
+        <w:t>Tinggi</w:t>
+      </w:r>
+    </w:p>
+    <w:p>
+      <w:pPr>
+        <w:rPr>
+          <w:b/>
+          <w:bCs/>
+        </w:rPr>
+      </w:pPr>
+      <w:r>
+        <w:rPr>
+          <w:b/>
+          <w:bCs/>
+        </w:rPr>
+        <w:pict w14:anchorId="116618B8">
+          <v:rect id="_x0000_i1250" style="width:0;height:1.5pt" o:hralign="center" o:hrstd="t" o:hr="t" fillcolor="#a0a0a0" stroked="f"/>
+        </w:pict>
+      </w:r>
+    </w:p>
+    <w:p>
+      <w:pPr>
+        <w:rPr>
+          <w:b/>
+          <w:bCs/>
+        </w:rPr>
+      </w:pPr>
+      <w:r>
+        <w:rPr>
+          <w:b/>
+          <w:bCs/>
+        </w:rPr>
+        <w:t>C. Header Baru</w:t>
+      </w:r>
+    </w:p>
+    <w:p>
+      <w:pPr>
+        <w:rPr>
+          <w:b/>
+          <w:bCs/>
+        </w:rPr>
+      </w:pPr>
+      <w:r>
+        <w:rPr>
+          <w:b/>
+          <w:bCs/>
+        </w:rPr>
+        <w:t>Belum dimulai.</w:t>
+      </w:r>
+    </w:p>
+    <w:p>
+      <w:pPr>
+        <w:rPr>
+          <w:b/>
+          <w:bCs/>
+        </w:rPr>
+      </w:pPr>
+      <w:r>
+        <w:rPr>
+          <w:b/>
+          <w:bCs/>
+        </w:rPr>
+        <w:t>Target:</w:t>
+      </w:r>
+    </w:p>
+    <w:p>
+      <w:pPr>
+        <w:numPr>
+          <w:ilvl w:val="0"/>
+          <w:numId w:val="9"/>
+        </w:numPr>
+        <w:rPr>
+          <w:b/>
+          <w:bCs/>
+        </w:rPr>
+      </w:pPr>
+      <w:r>
+        <w:rPr>
+          <w:b/>
+          <w:bCs/>
+        </w:rPr>
+        <w:t>Dropdown Profil.</w:t>
+      </w:r>
+    </w:p>
+    <w:p>
+      <w:pPr>
+        <w:numPr>
+          <w:ilvl w:val="0"/>
+          <w:numId w:val="9"/>
+        </w:numPr>
+        <w:rPr>
+          <w:b/>
+          <w:bCs/>
+        </w:rPr>
+      </w:pPr>
+      <w:r>
+        <w:rPr>
+          <w:b/>
+          <w:bCs/>
+        </w:rPr>
+        <w:t>Dropdown Daftar Polres.</w:t>
+      </w:r>
+    </w:p>
+    <w:p>
+      <w:pPr>
+        <w:numPr>
+          <w:ilvl w:val="0"/>
+          <w:numId w:val="9"/>
+        </w:numPr>
+        <w:rPr>
+          <w:b/>
+          <w:bCs/>
+        </w:rPr>
+      </w:pPr>
+      <w:r>
+        <w:rPr>
+          <w:b/>
+          <w:bCs/>
+        </w:rPr>
+        <w:t>Routing menuju halaman masing-masing.</w:t>
+      </w:r>
+    </w:p>
+    <w:p>
+      <w:pPr>
+        <w:rPr>
+          <w:b/>
+          <w:bCs/>
+        </w:rPr>
+      </w:pPr>
+      <w:r>
+        <w:rPr>
+          <w:b/>
+          <w:bCs/>
+        </w:rPr>
+        <w:t>Prioritas:</w:t>
+      </w:r>
+      <w:r>
+        <w:rPr>
+          <w:b/>
+          <w:bCs/>
+        </w:rPr>
+        <w:br/>
+        <w:t>Tinggi</w:t>
+      </w:r>
+    </w:p>
+    <w:p>
+      <w:pPr>
+        <w:rPr>
+          <w:b/>
+          <w:bCs/>
+        </w:rPr>
+      </w:pPr>
+      <w:r>
+        <w:rPr>
+          <w:b/>
+          <w:bCs/>
+        </w:rPr>
+        <w:pict w14:anchorId="14CF0D62">
+          <v:rect id="_x0000_i1251" style="width:0;height:1.5pt" o:hralign="center" o:hrstd="t" o:hr="t" fillcolor="#a0a0a0" stroked="f"/>
+        </w:pict>
+      </w:r>
+    </w:p>
+    <w:p>
+      <w:pPr>
+        <w:rPr>
+          <w:b/>
+          <w:bCs/>
+        </w:rPr>
+      </w:pPr>
+      <w:r>
+        <w:rPr>
+          <w:b/>
+          <w:bCs/>
+        </w:rPr>
+        <w:t>D. Landing Announcement</w:t>
+      </w:r>
+    </w:p>
+    <w:p>
+      <w:pPr>
+        <w:rPr>
+          <w:b/>
+          <w:bCs/>
+        </w:rPr>
+      </w:pPr>
+      <w:r>
+        <w:rPr>
+          <w:b/>
+          <w:bCs/>
+        </w:rPr>
+        <w:t>Belum dimulai.</w:t>
+      </w:r>
+    </w:p>
+    <w:p>
+      <w:pPr>
+        <w:rPr>
+          <w:b/>
+          <w:bCs/>
+        </w:rPr>
+      </w:pPr>
+      <w:r>
+        <w:rPr>
+          <w:b/>
+          <w:bCs/>
+        </w:rPr>
+        <w:t>Target:</w:t>
+      </w:r>
+    </w:p>
+    <w:p>
+      <w:pPr>
+        <w:numPr>
+          <w:ilvl w:val="0"/>
+          <w:numId w:val="10"/>
+        </w:numPr>
+        <w:rPr>
+          <w:b/>
+          <w:bCs/>
+        </w:rPr>
+      </w:pPr>
+      <w:r>
+        <w:rPr>
+          <w:b/>
+          <w:bCs/>
+        </w:rPr>
+        <w:t>Popup Full Screen.</w:t>
+      </w:r>
+    </w:p>
+    <w:p>
+      <w:pPr>
+        <w:numPr>
+          <w:ilvl w:val="0"/>
+          <w:numId w:val="10"/>
+        </w:numPr>
+        <w:rPr>
+          <w:b/>
+          <w:bCs/>
+        </w:rPr>
+      </w:pPr>
+      <w:r>
+        <w:rPr>
+          <w:b/>
+          <w:bCs/>
+        </w:rPr>
+        <w:lastRenderedPageBreak/>
+        <w:t>Popup Slider.</w:t>
+      </w:r>
+    </w:p>
+    <w:p>
+      <w:pPr>
+        <w:numPr>
+          <w:ilvl w:val="0"/>
+          <w:numId w:val="10"/>
+        </w:numPr>
+        <w:rPr>
+          <w:b/>
+          <w:bCs/>
+        </w:rPr>
+      </w:pPr>
+      <w:r>
+        <w:rPr>
+          <w:b/>
+          <w:bCs/>
+        </w:rPr>
+        <w:t>Popup Banner.</w:t>
+      </w:r>
+    </w:p>
+    <w:p>
+      <w:pPr>
+        <w:numPr>
+          <w:ilvl w:val="0"/>
+          <w:numId w:val="10"/>
+        </w:numPr>
+        <w:rPr>
+          <w:b/>
+          <w:bCs/>
+        </w:rPr>
+      </w:pPr>
+      <w:r>
+        <w:rPr>
+          <w:b/>
+          <w:bCs/>
+        </w:rPr>
+        <w:t>Popup Video.</w:t>
+      </w:r>
+    </w:p>
+    <w:p>
+      <w:pPr>
+        <w:numPr>
+          <w:ilvl w:val="0"/>
+          <w:numId w:val="10"/>
+        </w:numPr>
+        <w:rPr>
+          <w:b/>
+          <w:bCs/>
+        </w:rPr>
+      </w:pPr>
+      <w:r>
+        <w:rPr>
+          <w:b/>
+          <w:bCs/>
+        </w:rPr>
+        <w:t>Integrasi dengan CMS.</w:t>
+      </w:r>
+    </w:p>
+    <w:p>
+      <w:pPr>
+        <w:rPr>
+          <w:b/>
+          <w:bCs/>
+        </w:rPr>
+      </w:pPr>
+      <w:r>
+        <w:rPr>
+          <w:b/>
+          <w:bCs/>
+        </w:rPr>
+        <w:t>Prioritas:</w:t>
+      </w:r>
+      <w:r>
+        <w:rPr>
+          <w:b/>
+          <w:bCs/>
+        </w:rPr>
+        <w:br/>
+        <w:t>Tinggi</w:t>
+      </w:r>
+    </w:p>
+    <w:p>
+      <w:pPr>
+        <w:rPr>
+          <w:b/>
+          <w:bCs/>
+        </w:rPr>
+      </w:pPr>
+      <w:r>
+        <w:rPr>
+          <w:b/>
+          <w:bCs/>
+        </w:rPr>
+        <w:pict w14:anchorId="66412777">
+          <v:rect id="_x0000_i1252" style="width:0;height:1.5pt" o:hralign="center" o:hrstd="t" o:hr="t" fillcolor="#a0a0a0" stroked="f"/>
+        </w:pict>
+      </w:r>
+    </w:p>
+    <w:p>
+      <w:pPr>
+        <w:rPr>
+          <w:b/>
+          <w:bCs/>
+        </w:rPr>
+      </w:pPr>
+      <w:r>
+        <w:rPr>
+          <w:b/>
+          <w:bCs/>
+        </w:rPr>
+        <w:t>E. Information Center</w:t>
+      </w:r>
+    </w:p>
+    <w:p>
+      <w:pPr>
+        <w:rPr>
+          <w:b/>
+          <w:bCs/>
+        </w:rPr>
+      </w:pPr>
+      <w:r>
+        <w:rPr>
+          <w:b/>
+          <w:bCs/>
+        </w:rPr>
+        <w:t>Belum dimulai.</w:t>
+      </w:r>
+    </w:p>
+    <w:p>
+      <w:pPr>
+        <w:rPr>
+          <w:b/>
+          <w:bCs/>
+        </w:rPr>
+      </w:pPr>
+      <w:r>
+        <w:rPr>
+          <w:b/>
+          <w:bCs/>
+        </w:rPr>
+        <w:t>Target:</w:t>
+      </w:r>
+    </w:p>
+    <w:p>
+      <w:pPr>
+        <w:rPr>
+          <w:b/>
+          <w:bCs/>
+        </w:rPr>
+      </w:pPr>
+      <w:r>
+        <w:rPr>
+          <w:b/>
+          <w:bCs/>
+        </w:rPr>
+        <w:t>Menggantikan Quick Access menjadi:</w:t>
+      </w:r>
+    </w:p>
+    <w:p>
+      <w:pPr>
+        <w:numPr>
+          <w:ilvl w:val="0"/>
+          <w:numId w:val="11"/>
+        </w:numPr>
+        <w:rPr>
+          <w:b/>
+          <w:bCs/>
+        </w:rPr>
+      </w:pPr>
+      <w:r>
+        <w:rPr>
+          <w:b/>
+          <w:bCs/>
+        </w:rPr>
+        <w:t>Berita</w:t>
+      </w:r>
+    </w:p>
+    <w:p>
+      <w:pPr>
+        <w:numPr>
+          <w:ilvl w:val="0"/>
+          <w:numId w:val="11"/>
+        </w:numPr>
+        <w:rPr>
+          <w:b/>
+          <w:bCs/>
+        </w:rPr>
+      </w:pPr>
+      <w:r>
+        <w:rPr>
+          <w:b/>
+          <w:bCs/>
+        </w:rPr>
+        <w:t>Pengumuman</w:t>
+      </w:r>
+    </w:p>
+    <w:p>
+      <w:pPr>
+        <w:rPr>
+          <w:b/>
+          <w:bCs/>
+        </w:rPr>
+      </w:pPr>
+      <w:r>
+        <w:rPr>
+          <w:b/>
+          <w:bCs/>
+        </w:rPr>
+        <w:t>Prioritas:</w:t>
+      </w:r>
+      <w:r>
+        <w:rPr>
+          <w:b/>
+          <w:bCs/>
+        </w:rPr>
+        <w:br/>
+        <w:t>Tinggi</w:t>
+      </w:r>
+    </w:p>
+    <w:p>
+      <w:pPr>
+        <w:rPr>
+          <w:b/>
+          <w:bCs/>
+        </w:rPr>
+      </w:pPr>
+      <w:r>
+        <w:rPr>
+          <w:b/>
+          <w:bCs/>
+        </w:rPr>
+        <w:pict w14:anchorId="6C93E947">
+          <v:rect id="_x0000_i1253" style="width:0;height:1.5pt" o:hralign="center" o:hrstd="t" o:hr="t" fillcolor="#a0a0a0" stroked="f"/>
+        </w:pict>
+      </w:r>
+    </w:p>
+    <w:p>
+      <w:pPr>
+        <w:rPr>
+          <w:b/>
+          <w:bCs/>
+        </w:rPr>
+      </w:pPr>
+      <w:r>
+        <w:rPr>
+          <w:b/>
+          <w:bCs/>
+        </w:rPr>
+        <w:t>F. Halaman Polres</w:t>
+      </w:r>
+    </w:p>
+    <w:p>
+      <w:pPr>
+        <w:rPr>
+          <w:b/>
+          <w:bCs/>
+        </w:rPr>
+      </w:pPr>
+      <w:r>
+        <w:rPr>
+          <w:b/>
+          <w:bCs/>
+        </w:rPr>
+        <w:t>Belum dimulai.</w:t>
+      </w:r>
+    </w:p>
+    <w:p>
+      <w:pPr>
+        <w:rPr>
+          <w:b/>
+          <w:bCs/>
+        </w:rPr>
+      </w:pPr>
+      <w:r>
+        <w:rPr>
+          <w:b/>
+          <w:bCs/>
+        </w:rPr>
+        <w:t>Target:</w:t>
+      </w:r>
+    </w:p>
+    <w:p>
+      <w:pPr>
+        <w:rPr>
+          <w:b/>
+          <w:bCs/>
+        </w:rPr>
+      </w:pPr>
+      <w:r>
+        <w:rPr>
+          <w:b/>
+          <w:bCs/>
+        </w:rPr>
+        <w:t>Template dinamis untuk seluruh Polres.</w:t>
+      </w:r>
+    </w:p>
+    <w:p>
+      <w:pPr>
+        <w:rPr>
+          <w:b/>
+          <w:bCs/>
+        </w:rPr>
+      </w:pPr>
+      <w:r>
+        <w:rPr>
+          <w:b/>
+          <w:bCs/>
+        </w:rPr>
+        <w:t>Prioritas:</w:t>
+      </w:r>
+      <w:r>
+        <w:rPr>
+          <w:b/>
+          <w:bCs/>
+        </w:rPr>
+        <w:br/>
+        <w:t>Sedang</w:t>
+      </w:r>
+    </w:p>
+    <w:p>
+      <w:pPr>
+        <w:rPr>
+          <w:b/>
+          <w:bCs/>
+        </w:rPr>
+      </w:pPr>
+      <w:r>
+        <w:rPr>
+          <w:b/>
+          <w:bCs/>
+        </w:rPr>
+        <w:pict w14:anchorId="01693BF6">
+          <v:rect id="_x0000_i1254" style="width:0;height:1.5pt" o:hralign="center" o:hrstd="t" o:hr="t" fillcolor="#a0a0a0" stroked="f"/>
+        </w:pict>
+      </w:r>
+    </w:p>
+    <w:p>
+      <w:pPr>
+        <w:rPr>
+          <w:b/>
+          <w:bCs/>
+        </w:rPr>
+      </w:pPr>
+      <w:r>
+        <w:rPr>
+          <w:b/>
+          <w:bCs/>
+        </w:rPr>
+        <w:t>G. CMS</w:t>
+      </w:r>
+    </w:p>
+    <w:p>
+      <w:pPr>
+        <w:rPr>
+          <w:b/>
+          <w:bCs/>
+        </w:rPr>
+      </w:pPr>
+      <w:r>
+        <w:rPr>
+          <w:b/>
+          <w:bCs/>
+        </w:rPr>
+        <w:t>Belum dimulai.</w:t>
+      </w:r>
+    </w:p>
+    <w:p>
+      <w:pPr>
+        <w:rPr>
+          <w:b/>
+          <w:bCs/>
+        </w:rPr>
+      </w:pPr>
+      <w:r>
+        <w:rPr>
+          <w:b/>
+          <w:bCs/>
+        </w:rPr>
+        <w:t>Target:</w:t>
+      </w:r>
+    </w:p>
+    <w:p>
+      <w:pPr>
+        <w:rPr>
+          <w:b/>
+          <w:bCs/>
+        </w:rPr>
+      </w:pPr>
+      <w:r>
+        <w:rPr>
+          <w:b/>
+          <w:bCs/>
+        </w:rPr>
+        <w:t>Pembuatan project CMS terpisah.</w:t>
+      </w:r>
+    </w:p>
+    <w:p>
+      <w:pPr>
+        <w:rPr>
+          <w:b/>
+          <w:bCs/>
+        </w:rPr>
+      </w:pPr>
+      <w:r>
+        <w:rPr>
+          <w:b/>
+          <w:bCs/>
+        </w:rPr>
+        <w:t>Prioritas:</w:t>
+      </w:r>
+      <w:r>
+        <w:rPr>
+          <w:b/>
+          <w:bCs/>
+        </w:rPr>
+        <w:br/>
+        <w:t>Setelah fondasi website selesai</w:t>
+      </w:r>
+    </w:p>
+    <w:p>
+      <w:pPr>
+        <w:rPr>
+          <w:b/>
+          <w:bCs/>
+        </w:rPr>
+      </w:pPr>
+      <w:r>
+        <w:rPr>
+          <w:b/>
+          <w:bCs/>
+        </w:rPr>
+        <w:pict w14:anchorId="3D2E06E3">
+          <v:rect id="_x0000_i1255" style="width:0;height:1.5pt" o:hralign="center" o:hrstd="t" o:hr="t" fillcolor="#a0a0a0" stroked="f"/>
+        </w:pict>
+      </w:r>
+    </w:p>
+    <w:p>
+      <w:pPr>
+        <w:rPr>
+          <w:b/>
+          <w:bCs/>
+        </w:rPr>
+      </w:pPr>
+      <w:r>
+        <w:rPr>
+          <w:b/>
+          <w:bCs/>
+        </w:rPr>
+        <w:t>5. Rencana Pekerjaan Besok</w:t>
+      </w:r>
+    </w:p>
+    <w:p>
+      <w:pPr>
+        <w:rPr>
+          <w:b/>
+          <w:bCs/>
+        </w:rPr>
+      </w:pPr>
+      <w:r>
+        <w:rPr>
+          <w:b/>
+          <w:bCs/>
+        </w:rPr>
+        <w:t>Tahap 1 — Merapikan Arsitektur Frontend</w:t>
+      </w:r>
+    </w:p>
+    <w:p>
+      <w:pPr>
+        <w:rPr>
+          <w:b/>
+          <w:bCs/>
+        </w:rPr>
+      </w:pPr>
+      <w:r>
+        <w:rPr>
+          <w:b/>
+          <w:bCs/>
+        </w:rPr>
+        <w:lastRenderedPageBreak/>
+        <w:t>Target utama adalah menyiapkan fondasi website agar siap dihubungkan dengan CMS.</w:t>
+      </w:r>
+    </w:p>
+    <w:p>
+      <w:pPr>
+        <w:rPr>
+          <w:b/>
+          <w:bCs/>
+        </w:rPr>
+      </w:pPr>
+      <w:r>
+        <w:rPr>
+          <w:b/>
+          <w:bCs/>
+        </w:rPr>
+        <w:t>Pekerjaan:</w:t>
+      </w:r>
+    </w:p>
+    <w:p>
+      <w:pPr>
+        <w:numPr>
+          <w:ilvl w:val="0"/>
+          <w:numId w:val="12"/>
+        </w:numPr>
+        <w:rPr>
+          <w:b/>
+          <w:bCs/>
+        </w:rPr>
+      </w:pPr>
+      <w:r>
+        <w:rPr>
+          <w:b/>
+          <w:bCs/>
+        </w:rPr>
+        <w:t>Menyusun struktur folder baru (pages, layouts, routes, services, hooks, types).</w:t>
+      </w:r>
+    </w:p>
+    <w:p>
+      <w:pPr>
+        <w:numPr>
+          <w:ilvl w:val="0"/>
+          <w:numId w:val="12"/>
+        </w:numPr>
+        <w:rPr>
+          <w:b/>
+          <w:bCs/>
+        </w:rPr>
+      </w:pPr>
+      <w:r>
+        <w:rPr>
+          <w:b/>
+          <w:bCs/>
+        </w:rPr>
+        <w:t>Menambahkan React Router dan membuat template halaman untuk semua menu utama.</w:t>
+      </w:r>
+    </w:p>
+    <w:p>
+      <w:pPr>
+        <w:numPr>
+          <w:ilvl w:val="0"/>
+          <w:numId w:val="12"/>
+        </w:numPr>
+        <w:rPr>
+          <w:b/>
+          <w:bCs/>
+        </w:rPr>
+      </w:pPr>
+      <w:r>
+        <w:rPr>
+          <w:b/>
+          <w:bCs/>
+        </w:rPr>
+        <w:t>Memperbarui Header agar menggunakan struktur menu baru (termasuk dropdown Profil dan Daftar Polres Wilayah Hukum).</w:t>
+      </w:r>
+    </w:p>
+    <w:p>
+      <w:pPr>
+        <w:numPr>
+          <w:ilvl w:val="0"/>
+          <w:numId w:val="12"/>
+        </w:numPr>
+        <w:rPr>
+          <w:b/>
+          <w:bCs/>
+        </w:rPr>
+      </w:pPr>
+      <w:r>
+        <w:rPr>
+          <w:b/>
+          <w:bCs/>
+        </w:rPr>
+        <w:t>Menyiapkan halaman dinamis untuk detail Polres menggunakan satu komponen yang nantinya mengambil data berdasarkan slug dari CMS.</w:t>
+      </w:r>
+    </w:p>
+    <w:p>
+      <w:pPr>
+        <w:rPr>
+          <w:b/>
+          <w:bCs/>
+        </w:rPr>
+      </w:pPr>
+      <w:r>
+        <w:rPr>
+          <w:b/>
+          <w:bCs/>
+        </w:rPr>
+        <w:pict w14:anchorId="29CB06FD">
+          <v:rect id="_x0000_i1256" style="width:0;height:1.5pt" o:hralign="center" o:hrstd="t" o:hr="t" fillcolor="#a0a0a0" stroked="f"/>
+        </w:pict>
+      </w:r>
+    </w:p>
+    <w:p>
+      <w:pPr>
+        <w:rPr>
+          <w:b/>
+          <w:bCs/>
+        </w:rPr>
+      </w:pPr>
+      <w:r>
+        <w:rPr>
+          <w:b/>
+          <w:bCs/>
+        </w:rPr>
+        <w:t>6. Progress Keseluruhan Proyek</w:t>
+      </w:r>
+    </w:p>
+    <w:p>
+      <w:pPr>
+        <w:rPr>
+          <w:b/>
+          <w:bCs/>
+        </w:rPr>
+      </w:pPr>
+      <w:r>
+        <w:rPr>
+          <w:b/>
+          <w:bCs/>
+        </w:rPr>
+        <w:t>Website Frontend</w:t>
+      </w:r>
+    </w:p>
+    <w:tbl>
+      <w:tblPr>
+        <w:tblW w:w="0" w:type="auto"/>
+        <w:tblCellSpacing w:w="15" w:type="dxa"/>
+        <w:tblCellMar>
+          <w:top w:w="15" w:type="dxa"/>
+          <w:left w:w="15" w:type="dxa"/>
+          <w:bottom w:w="15" w:type="dxa"/>
+          <w:right w:w="15" w:type="dxa"/>
+        </w:tblCellMar>
+        <w:tblLook w:val="04A0" w:firstRow="1" w:lastRow="0" w:firstColumn="1" w:lastColumn="0" w:noHBand="0" w:noVBand="1"/>
+      </w:tblPr>
+      <w:tblGrid>
+        <w:gridCol w:w="2452"/>
+        <w:gridCol w:w="3071"/>
+      </w:tblGrid>
+      <w:tr>
+        <w:trPr>
+          <w:tblHeader/>
+          <w:tblCellSpacing w:w="15" w:type="dxa"/>
+        </w:trPr>
+        <w:tc>
+          <w:tcPr>
+            <w:tcW w:w="0" w:type="auto"/>
+            <w:vAlign w:val="center"/>
+            <w:hideMark/>
+          </w:tcPr>
+          <w:p>
+            <w:pPr>
+              <w:rPr>
+                <w:b/>
+                <w:bCs/>
+              </w:rPr>
+            </w:pPr>
+            <w:r>
+              <w:rPr>
+                <w:b/>
+                <w:bCs/>
+              </w:rPr>
+              <w:t>Modul</w:t>
+            </w:r>
+          </w:p>
+        </w:tc>
+        <w:tc>
+          <w:tcPr>
+            <w:tcW w:w="0" w:type="auto"/>
+            <w:vAlign w:val="center"/>
+            <w:hideMark/>
+          </w:tcPr>
+          <w:p>
+            <w:pPr>
+              <w:rPr>
+                <w:b/>
+                <w:bCs/>
+              </w:rPr>
+            </w:pPr>
+            <w:r>
+              <w:rPr>
+                <w:b/>
+                <w:bCs/>
+              </w:rPr>
+              <w:t>Status</w:t>
+            </w:r>
+          </w:p>
+        </w:tc>
+      </w:tr>
+      <w:tr>
+        <w:trPr>
+          <w:tblCellSpacing w:w="15" w:type="dxa"/>
+        </w:trPr>
+        <w:tc>
+          <w:tcPr>
+            <w:tcW w:w="0" w:type="auto"/>
+            <w:vAlign w:val="center"/>
+            <w:hideMark/>
+          </w:tcPr>
+          <w:p>
+            <w:pPr>
+              <w:rPr>
+                <w:b/>
+                <w:bCs/>
+              </w:rPr>
+            </w:pPr>
+            <w:r>
+              <w:rPr>
+                <w:b/>
+                <w:bCs/>
+              </w:rPr>
+              <w:t>Setup React + Vite</w:t>
+            </w:r>
+          </w:p>
+        </w:tc>
+        <w:tc>
+          <w:tcPr>
+            <w:tcW w:w="0" w:type="auto"/>
+            <w:vAlign w:val="center"/>
+            <w:hideMark/>
+          </w:tcPr>
+          <w:p>
+            <w:pPr>
+              <w:rPr>
+                <w:b/>
+                <w:bCs/>
+              </w:rPr>
+            </w:pPr>
+            <w:r>
+              <w:rPr>
+                <w:rFonts w:ascii="Segoe UI Emoji" w:hAnsi="Segoe UI Emoji" w:cs="Segoe UI Emoji"/>
+                <w:b/>
+                <w:bCs/>
+              </w:rPr>
+              <w:t>✅</w:t>
+            </w:r>
+            <w:r>
+              <w:rPr>
+                <w:b/>
+                <w:bCs/>
+              </w:rPr>
+              <w:t xml:space="preserve"> 100%</w:t>
+            </w:r>
+          </w:p>
+        </w:tc>
+      </w:tr>
+      <w:tr>
+        <w:trPr>
+          <w:tblCellSpacing w:w="15" w:type="dxa"/>
+        </w:trPr>
+        <w:tc>
+          <w:tcPr>
+            <w:tcW w:w="0" w:type="auto"/>
+            <w:vAlign w:val="center"/>
+            <w:hideMark/>
+          </w:tcPr>
+          <w:p>
+            <w:pPr>
+              <w:rPr>
+                <w:b/>
+                <w:bCs/>
+              </w:rPr>
+            </w:pPr>
+            <w:r>
+              <w:rPr>
+                <w:b/>
+                <w:bCs/>
+              </w:rPr>
+              <w:t>Struktur Dasar</w:t>
+            </w:r>
+          </w:p>
+        </w:tc>
+        <w:tc>
+          <w:tcPr>
+            <w:tcW w:w="0" w:type="auto"/>
+            <w:vAlign w:val="center"/>
+            <w:hideMark/>
+          </w:tcPr>
+          <w:p>
+            <w:pPr>
+              <w:rPr>
+                <w:b/>
+                <w:bCs/>
+              </w:rPr>
+            </w:pPr>
+            <w:r>
+              <w:rPr>
+                <w:rFonts w:ascii="Segoe UI Emoji" w:hAnsi="Segoe UI Emoji" w:cs="Segoe UI Emoji"/>
+                <w:b/>
+                <w:bCs/>
+              </w:rPr>
+              <w:t>✅</w:t>
+            </w:r>
+            <w:r>
+              <w:rPr>
+                <w:b/>
+                <w:bCs/>
+              </w:rPr>
+              <w:t xml:space="preserve"> 100%</w:t>
+            </w:r>
+          </w:p>
+        </w:tc>
+      </w:tr>
+      <w:tr>
+        <w:trPr>
+          <w:tblCellSpacing w:w="15" w:type="dxa"/>
+        </w:trPr>
+        <w:tc>
+          <w:tcPr>
+            <w:tcW w:w="0" w:type="auto"/>
+            <w:vAlign w:val="center"/>
+            <w:hideMark/>
+          </w:tcPr>
+          <w:p>
+            <w:pPr>
+              <w:rPr>
+                <w:b/>
+                <w:bCs/>
+              </w:rPr>
+            </w:pPr>
+            <w:r>
+              <w:rPr>
+                <w:b/>
+                <w:bCs/>
+              </w:rPr>
+              <w:t>Header</w:t>
+            </w:r>
+          </w:p>
+        </w:tc>
+        <w:tc>
+          <w:tcPr>
+            <w:tcW w:w="0" w:type="auto"/>
+            <w:vAlign w:val="center"/>
+            <w:hideMark/>
+          </w:tcPr>
+          <w:p>
+            <w:pPr>
+              <w:rPr>
+                <w:b/>
+                <w:bCs/>
+              </w:rPr>
+            </w:pPr>
+            <w:r>
+              <w:rPr>
+                <w:rFonts w:ascii="Segoe UI Emoji" w:hAnsi="Segoe UI Emoji" w:cs="Segoe UI Emoji"/>
+                <w:b/>
+                <w:bCs/>
+              </w:rPr>
+              <w:t>✅</w:t>
+            </w:r>
+            <w:r>
+              <w:rPr>
+                <w:b/>
+                <w:bCs/>
+              </w:rPr>
+              <w:t xml:space="preserve"> 100% (siap dikembangkan)</w:t>
+            </w:r>
+          </w:p>
+        </w:tc>
+      </w:tr>
+      <w:tr>
+        <w:trPr>
+          <w:tblCellSpacing w:w="15" w:type="dxa"/>
+        </w:trPr>
+        <w:tc>
+          <w:tcPr>
+            <w:tcW w:w="0" w:type="auto"/>
+            <w:vAlign w:val="center"/>
+            <w:hideMark/>
+          </w:tcPr>
+          <w:p>
+            <w:pPr>
+              <w:rPr>
+                <w:b/>
+                <w:bCs/>
+              </w:rPr>
+            </w:pPr>
+            <w:r>
+              <w:rPr>
+                <w:b/>
+                <w:bCs/>
+              </w:rPr>
+              <w:t>Hero</w:t>
+            </w:r>
+          </w:p>
+        </w:tc>
+        <w:tc>
+          <w:tcPr>
+            <w:tcW w:w="0" w:type="auto"/>
+            <w:vAlign w:val="center"/>
+            <w:hideMark/>
+          </w:tcPr>
+          <w:p>
+            <w:pPr>
+              <w:rPr>
+                <w:b/>
+                <w:bCs/>
+              </w:rPr>
+            </w:pPr>
+            <w:r>
+              <w:rPr>
+                <w:rFonts w:ascii="Segoe UI Emoji" w:hAnsi="Segoe UI Emoji" w:cs="Segoe UI Emoji"/>
+                <w:b/>
+                <w:bCs/>
+              </w:rPr>
+              <w:t>✅</w:t>
+            </w:r>
+            <w:r>
+              <w:rPr>
+                <w:b/>
+                <w:bCs/>
+              </w:rPr>
+              <w:t xml:space="preserve"> 100%</w:t>
+            </w:r>
+          </w:p>
+        </w:tc>
+      </w:tr>
+      <w:tr>
+        <w:trPr>
+          <w:tblCellSpacing w:w="15" w:type="dxa"/>
+        </w:trPr>
+        <w:tc>
+          <w:tcPr>
+            <w:tcW w:w="0" w:type="auto"/>
+            <w:vAlign w:val="center"/>
+            <w:hideMark/>
+          </w:tcPr>
+          <w:p>
+            <w:pPr>
+              <w:rPr>
+                <w:b/>
+                <w:bCs/>
+              </w:rPr>
+            </w:pPr>
+            <w:r>
+              <w:rPr>
+                <w:b/>
+                <w:bCs/>
+              </w:rPr>
+              <w:t>Footer</w:t>
+            </w:r>
+          </w:p>
+        </w:tc>
+        <w:tc>
+          <w:tcPr>
+            <w:tcW w:w="0" w:type="auto"/>
+            <w:vAlign w:val="center"/>
+            <w:hideMark/>
+          </w:tcPr>
+          <w:p>
+            <w:pPr>
+              <w:rPr>
+                <w:b/>
+                <w:bCs/>
+              </w:rPr>
+            </w:pPr>
+            <w:r>
+              <w:rPr>
+                <w:rFonts w:ascii="Segoe UI Emoji" w:hAnsi="Segoe UI Emoji" w:cs="Segoe UI Emoji"/>
+                <w:b/>
+                <w:bCs/>
+              </w:rPr>
+              <w:t>✅</w:t>
+            </w:r>
+            <w:r>
+              <w:rPr>
+                <w:b/>
+                <w:bCs/>
+              </w:rPr>
+              <w:t xml:space="preserve"> 100%</w:t>
+            </w:r>
+          </w:p>
+        </w:tc>
+      </w:tr>
+      <w:tr>
+        <w:trPr>
+          <w:tblCellSpacing w:w="15" w:type="dxa"/>
+        </w:trPr>
+        <w:tc>
+          <w:tcPr>
+            <w:tcW w:w="0" w:type="auto"/>
+            <w:vAlign w:val="center"/>
+            <w:hideMark/>
+          </w:tcPr>
+          <w:p>
+            <w:pPr>
+              <w:rPr>
+                <w:b/>
+                <w:bCs/>
+              </w:rPr>
+            </w:pPr>
+            <w:r>
+              <w:rPr>
+                <w:b/>
+                <w:bCs/>
+              </w:rPr>
+              <w:t>Responsive Dasar</w:t>
+            </w:r>
+          </w:p>
+        </w:tc>
+        <w:tc>
+          <w:tcPr>
+            <w:tcW w:w="0" w:type="auto"/>
+            <w:vAlign w:val="center"/>
+            <w:hideMark/>
+          </w:tcPr>
+          <w:p>
+            <w:pPr>
+              <w:rPr>
+                <w:b/>
+                <w:bCs/>
+              </w:rPr>
+            </w:pPr>
+            <w:r>
+              <w:rPr>
+                <w:rFonts w:ascii="Segoe UI Emoji" w:hAnsi="Segoe UI Emoji" w:cs="Segoe UI Emoji"/>
+                <w:b/>
+                <w:bCs/>
+              </w:rPr>
+              <w:t>✅</w:t>
+            </w:r>
+            <w:r>
+              <w:rPr>
+                <w:b/>
+                <w:bCs/>
+              </w:rPr>
+              <w:t xml:space="preserve"> 100%</w:t>
+            </w:r>
+          </w:p>
+        </w:tc>
+      </w:tr>
+      <w:tr>
+        <w:trPr>
+          <w:tblCellSpacing w:w="15" w:type="dxa"/>
+        </w:trPr>
+        <w:tc>
+          <w:tcPr>
+            <w:tcW w:w="0" w:type="auto"/>
+            <w:vAlign w:val="center"/>
+            <w:hideMark/>
+          </w:tcPr>
+          <w:p>
+            <w:pPr>
+              <w:rPr>
+                <w:b/>
+                <w:bCs/>
+              </w:rPr>
+            </w:pPr>
+            <w:r>
+              <w:rPr>
+                <w:b/>
+                <w:bCs/>
+              </w:rPr>
+              <w:t>Refactoring Header</w:t>
+            </w:r>
+          </w:p>
+        </w:tc>
+        <w:tc>
+          <w:tcPr>
+            <w:tcW w:w="0" w:type="auto"/>
+            <w:vAlign w:val="center"/>
+            <w:hideMark/>
+          </w:tcPr>
+          <w:p>
+            <w:pPr>
+              <w:rPr>
+                <w:b/>
+                <w:bCs/>
+              </w:rPr>
+            </w:pPr>
+            <w:r>
+              <w:rPr>
+                <w:rFonts w:ascii="Segoe UI Emoji" w:hAnsi="Segoe UI Emoji" w:cs="Segoe UI Emoji"/>
+                <w:b/>
+                <w:bCs/>
+              </w:rPr>
+              <w:t>✅</w:t>
+            </w:r>
+            <w:r>
+              <w:rPr>
+                <w:b/>
+                <w:bCs/>
+              </w:rPr>
+              <w:t xml:space="preserve"> 100%</w:t>
+            </w:r>
+          </w:p>
+        </w:tc>
+      </w:tr>
+      <w:tr>
+        <w:trPr>
+          <w:tblCellSpacing w:w="15" w:type="dxa"/>
+        </w:trPr>
+        <w:tc>
+          <w:tcPr>
+            <w:tcW w:w="0" w:type="auto"/>
+            <w:vAlign w:val="center"/>
+            <w:hideMark/>
+          </w:tcPr>
+          <w:p>
+            <w:pPr>
+              <w:rPr>
+                <w:b/>
+                <w:bCs/>
+              </w:rPr>
+            </w:pPr>
+            <w:r>
+              <w:rPr>
+                <w:b/>
+                <w:bCs/>
+              </w:rPr>
+              <w:t>Arsitektur Baru</w:t>
+            </w:r>
+          </w:p>
+        </w:tc>
+        <w:tc>
+          <w:tcPr>
+            <w:tcW w:w="0" w:type="auto"/>
+            <w:vAlign w:val="center"/>
+            <w:hideMark/>
+          </w:tcPr>
+          <w:p>
+            <w:pPr>
+              <w:rPr>
+                <w:b/>
+                <w:bCs/>
+              </w:rPr>
+            </w:pPr>
+            <w:r>
+              <w:rPr>
+                <w:rFonts w:ascii="Segoe UI Emoji" w:hAnsi="Segoe UI Emoji" w:cs="Segoe UI Emoji"/>
+                <w:b/>
+                <w:bCs/>
+              </w:rPr>
+              <w:t>✅</w:t>
+            </w:r>
+            <w:r>
+              <w:rPr>
+                <w:b/>
+                <w:bCs/>
+              </w:rPr>
+              <w:t xml:space="preserve"> Disepakati</w:t>
+            </w:r>
+          </w:p>
+        </w:tc>
+      </w:tr>
+      <w:tr>
+        <w:trPr>
+          <w:tblCellSpacing w:w="15" w:type="dxa"/>
+        </w:trPr>
+        <w:tc>
+          <w:tcPr>
+            <w:tcW w:w="0" w:type="auto"/>
+            <w:vAlign w:val="center"/>
+            <w:hideMark/>
+          </w:tcPr>
+          <w:p>
+            <w:pPr>
+              <w:rPr>
+                <w:b/>
+                <w:bCs/>
+              </w:rPr>
+            </w:pPr>
+            <w:r>
+              <w:rPr>
+                <w:b/>
+                <w:bCs/>
+              </w:rPr>
+              <w:t>Routing</w:t>
+            </w:r>
+          </w:p>
+        </w:tc>
+        <w:tc>
+          <w:tcPr>
+            <w:tcW w:w="0" w:type="auto"/>
+            <w:vAlign w:val="center"/>
+            <w:hideMark/>
+          </w:tcPr>
+          <w:p>
+            <w:pPr>
+              <w:rPr>
+                <w:b/>
+                <w:bCs/>
+              </w:rPr>
+            </w:pPr>
+            <w:r>
+              <w:rPr>
+                <w:rFonts w:ascii="Segoe UI Emoji" w:hAnsi="Segoe UI Emoji" w:cs="Segoe UI Emoji"/>
+                <w:b/>
+                <w:bCs/>
+              </w:rPr>
+              <w:t>⏳</w:t>
+            </w:r>
+            <w:r>
+              <w:rPr>
+                <w:b/>
+                <w:bCs/>
+              </w:rPr>
+              <w:t xml:space="preserve"> Belum dimulai</w:t>
+            </w:r>
+          </w:p>
+        </w:tc>
+      </w:tr>
+      <w:tr>
+        <w:trPr>
+          <w:tblCellSpacing w:w="15" w:type="dxa"/>
+        </w:trPr>
+        <w:tc>
+          <w:tcPr>
+            <w:tcW w:w="0" w:type="auto"/>
+            <w:vAlign w:val="center"/>
+            <w:hideMark/>
+          </w:tcPr>
+          <w:p>
+            <w:pPr>
+              <w:rPr>
+                <w:b/>
+                <w:bCs/>
+              </w:rPr>
+            </w:pPr>
+            <w:r>
+              <w:rPr>
+                <w:b/>
+                <w:bCs/>
+              </w:rPr>
+              <w:t>Landing Announcement</w:t>
+            </w:r>
+          </w:p>
+        </w:tc>
+        <w:tc>
+          <w:tcPr>
+            <w:tcW w:w="0" w:type="auto"/>
+            <w:vAlign w:val="center"/>
+            <w:hideMark/>
+          </w:tcPr>
+          <w:p>
+            <w:pPr>
+              <w:rPr>
+                <w:b/>
+                <w:bCs/>
+              </w:rPr>
+            </w:pPr>
+            <w:r>
+              <w:rPr>
+                <w:rFonts w:ascii="Segoe UI Emoji" w:hAnsi="Segoe UI Emoji" w:cs="Segoe UI Emoji"/>
+                <w:b/>
+                <w:bCs/>
+              </w:rPr>
+              <w:t>⏳</w:t>
+            </w:r>
+            <w:r>
+              <w:rPr>
+                <w:b/>
+                <w:bCs/>
+              </w:rPr>
+              <w:t xml:space="preserve"> Belum dimulai</w:t>
+            </w:r>
+          </w:p>
+        </w:tc>
+      </w:tr>
+      <w:tr>
+        <w:trPr>
+          <w:tblCellSpacing w:w="15" w:type="dxa"/>
+        </w:trPr>
+        <w:tc>
+          <w:tcPr>
+            <w:tcW w:w="0" w:type="auto"/>
+            <w:vAlign w:val="center"/>
+            <w:hideMark/>
+          </w:tcPr>
+          <w:p>
+            <w:pPr>
+              <w:rPr>
+                <w:b/>
+                <w:bCs/>
+              </w:rPr>
+            </w:pPr>
+            <w:r>
+              <w:rPr>
+                <w:b/>
+                <w:bCs/>
+              </w:rPr>
+              <w:t>Information Center</w:t>
+            </w:r>
+          </w:p>
+        </w:tc>
+        <w:tc>
+          <w:tcPr>
+            <w:tcW w:w="0" w:type="auto"/>
+            <w:vAlign w:val="center"/>
+            <w:hideMark/>
+          </w:tcPr>
+          <w:p>
+            <w:pPr>
+              <w:rPr>
+                <w:b/>
+                <w:bCs/>
+              </w:rPr>
+            </w:pPr>
+            <w:r>
+              <w:rPr>
+                <w:rFonts w:ascii="Segoe UI Emoji" w:hAnsi="Segoe UI Emoji" w:cs="Segoe UI Emoji"/>
+                <w:b/>
+                <w:bCs/>
+              </w:rPr>
+              <w:t>⏳</w:t>
+            </w:r>
+            <w:r>
+              <w:rPr>
+                <w:b/>
+                <w:bCs/>
+              </w:rPr>
+              <w:t xml:space="preserve"> Belum dimulai</w:t>
+            </w:r>
+          </w:p>
+        </w:tc>
+      </w:tr>
+      <w:tr>
+        <w:trPr>
+          <w:tblCellSpacing w:w="15" w:type="dxa"/>
+        </w:trPr>
+        <w:tc>
+          <w:tcPr>
+            <w:tcW w:w="0" w:type="auto"/>
+            <w:vAlign w:val="center"/>
+            <w:hideMark/>
+          </w:tcPr>
+          <w:p>
+            <w:pPr>
+              <w:rPr>
+                <w:b/>
+                <w:bCs/>
+              </w:rPr>
+            </w:pPr>
+            <w:r>
+              <w:rPr>
+                <w:b/>
+                <w:bCs/>
+              </w:rPr>
+              <w:t>Halaman Polres</w:t>
+            </w:r>
+          </w:p>
+        </w:tc>
+        <w:tc>
+          <w:tcPr>
+            <w:tcW w:w="0" w:type="auto"/>
+            <w:vAlign w:val="center"/>
+            <w:hideMark/>
+          </w:tcPr>
+          <w:p>
+            <w:pPr>
+              <w:rPr>
+                <w:b/>
+                <w:bCs/>
+              </w:rPr>
+            </w:pPr>
+            <w:r>
+              <w:rPr>
+                <w:rFonts w:ascii="Segoe UI Emoji" w:hAnsi="Segoe UI Emoji" w:cs="Segoe UI Emoji"/>
+                <w:b/>
+                <w:bCs/>
+              </w:rPr>
+              <w:t>⏳</w:t>
+            </w:r>
+            <w:r>
+              <w:rPr>
+                <w:b/>
+                <w:bCs/>
+              </w:rPr>
+              <w:t xml:space="preserve"> Belum dimulai</w:t>
+            </w:r>
+          </w:p>
+        </w:tc>
+      </w:tr>
+      <w:tr>
+        <w:trPr>
+          <w:tblCellSpacing w:w="15" w:type="dxa"/>
+        </w:trPr>
+        <w:tc>
+          <w:tcPr>
+            <w:tcW w:w="0" w:type="auto"/>
+            <w:vAlign w:val="center"/>
+            <w:hideMark/>
+          </w:tcPr>
+          <w:p>
+            <w:pPr>
+              <w:rPr>
+                <w:b/>
+                <w:bCs/>
+              </w:rPr>
+            </w:pPr>
+            <w:r>
+              <w:rPr>
+                <w:b/>
+                <w:bCs/>
+              </w:rPr>
+              <w:t>Integrasi CMS</w:t>
+            </w:r>
+          </w:p>
+        </w:tc>
+        <w:tc>
+          <w:tcPr>
+            <w:tcW w:w="0" w:type="auto"/>
+            <w:vAlign w:val="center"/>
+            <w:hideMark/>
+          </w:tcPr>
+          <w:p>
+            <w:pPr>
+              <w:rPr>
+                <w:b/>
+                <w:bCs/>
+              </w:rPr>
+            </w:pPr>
+            <w:r>
+              <w:rPr>
+                <w:rFonts w:ascii="Segoe UI Emoji" w:hAnsi="Segoe UI Emoji" w:cs="Segoe UI Emoji"/>
+                <w:b/>
+                <w:bCs/>
+              </w:rPr>
+              <w:t>⏳</w:t>
+            </w:r>
+            <w:r>
+              <w:rPr>
+                <w:b/>
+                <w:bCs/>
+              </w:rPr>
+              <w:t xml:space="preserve"> Belum dimulai</w:t>
+            </w:r>
+          </w:p>
+        </w:tc>
+      </w:tr>
+    </w:tbl>
+    <w:p>
+      <w:pPr>
+        <w:rPr>
+          <w:b/>
+          <w:bCs/>
+        </w:rPr>
+      </w:pPr>
+      <w:r>
+        <w:rPr>
+          <w:b/>
+          <w:bCs/>
+        </w:rPr>
+        <w:t>Estimasi progres Website Frontend: ±30%</w:t>
+      </w:r>
+    </w:p>
+    <w:p>
+      <w:pPr>
+        <w:rPr>
+          <w:b/>
+          <w:bCs/>
+        </w:rPr>
+      </w:pPr>
+      <w:r>
+        <w:rPr>
+          <w:b/>
+          <w:bCs/>
+        </w:rPr>
+        <w:pict w14:anchorId="6CD7D2A7">
+          <v:rect id="_x0000_i1257" style="width:0;height:1.5pt" o:hralign="center" o:hrstd="t" o:hr="t" fillcolor="#a0a0a0" stroked="f"/>
+        </w:pict>
+      </w:r>
+    </w:p>
+    <w:p>
+      <w:pPr>
+        <w:rPr>
+          <w:b/>
+          <w:bCs/>
+        </w:rPr>
+      </w:pPr>
+      <w:r>
+        <w:rPr>
+          <w:b/>
+          <w:bCs/>
+        </w:rPr>
+        <w:t>CMS</w:t>
+      </w:r>
+    </w:p>
+    <w:tbl>
+      <w:tblPr>
+        <w:tblW w:w="0" w:type="auto"/>
+        <w:tblCellSpacing w:w="15" w:type="dxa"/>
+        <w:tblCellMar>
+          <w:top w:w="15" w:type="dxa"/>
+          <w:left w:w="15" w:type="dxa"/>
+          <w:bottom w:w="15" w:type="dxa"/>
+          <w:right w:w="15" w:type="dxa"/>
+        </w:tblCellMar>
+        <w:tblLook w:val="04A0" w:firstRow="1" w:lastRow="0" w:firstColumn="1" w:lastColumn="0" w:noHBand="0" w:noVBand="1"/>
+      </w:tblPr>
+      <w:tblGrid>
+        <w:gridCol w:w="2062"/>
+        <w:gridCol w:w="1872"/>
+      </w:tblGrid>
+      <w:tr>
+        <w:trPr>
+          <w:tblHeader/>
+          <w:tblCellSpacing w:w="15" w:type="dxa"/>
+        </w:trPr>
+        <w:tc>
+          <w:tcPr>
+            <w:tcW w:w="0" w:type="auto"/>
+            <w:vAlign w:val="center"/>
+            <w:hideMark/>
+          </w:tcPr>
+          <w:p>
+            <w:pPr>
+              <w:rPr>
+                <w:b/>
+                <w:bCs/>
+              </w:rPr>
+            </w:pPr>
+            <w:r>
+              <w:rPr>
+                <w:b/>
+                <w:bCs/>
+              </w:rPr>
+              <w:lastRenderedPageBreak/>
+              <w:t>Modul</w:t>
+            </w:r>
+          </w:p>
+        </w:tc>
+        <w:tc>
+          <w:tcPr>
+            <w:tcW w:w="0" w:type="auto"/>
+            <w:vAlign w:val="center"/>
+            <w:hideMark/>
+          </w:tcPr>
+          <w:p>
+            <w:pPr>
+              <w:rPr>
+                <w:b/>
+                <w:bCs/>
+              </w:rPr>
+            </w:pPr>
+            <w:r>
+              <w:rPr>
+                <w:b/>
+                <w:bCs/>
+              </w:rPr>
+              <w:t>Status</w:t>
+            </w:r>
+          </w:p>
+        </w:tc>
+      </w:tr>
+      <w:tr>
+        <w:trPr>
+          <w:tblCellSpacing w:w="15" w:type="dxa"/>
+        </w:trPr>
+        <w:tc>
+          <w:tcPr>
+            <w:tcW w:w="0" w:type="auto"/>
+            <w:vAlign w:val="center"/>
+            <w:hideMark/>
+          </w:tcPr>
+          <w:p>
+            <w:pPr>
+              <w:rPr>
+                <w:b/>
+                <w:bCs/>
+              </w:rPr>
+            </w:pPr>
+            <w:r>
+              <w:rPr>
+                <w:b/>
+                <w:bCs/>
+              </w:rPr>
+              <w:t>Analisis kebutuhan</w:t>
+            </w:r>
+          </w:p>
+        </w:tc>
+        <w:tc>
+          <w:tcPr>
+            <w:tcW w:w="0" w:type="auto"/>
+            <w:vAlign w:val="center"/>
+            <w:hideMark/>
+          </w:tcPr>
+          <w:p>
+            <w:pPr>
+              <w:rPr>
+                <w:b/>
+                <w:bCs/>
+              </w:rPr>
+            </w:pPr>
+            <w:r>
+              <w:rPr>
+                <w:rFonts w:ascii="Segoe UI Emoji" w:hAnsi="Segoe UI Emoji" w:cs="Segoe UI Emoji"/>
+                <w:b/>
+                <w:bCs/>
+              </w:rPr>
+              <w:t>✅</w:t>
+            </w:r>
+            <w:r>
+              <w:rPr>
+                <w:b/>
+                <w:bCs/>
+              </w:rPr>
+              <w:t xml:space="preserve"> Selesai</w:t>
+            </w:r>
+          </w:p>
+        </w:tc>
+      </w:tr>
+      <w:tr>
+        <w:trPr>
+          <w:tblCellSpacing w:w="15" w:type="dxa"/>
+        </w:trPr>
+        <w:tc>
+          <w:tcPr>
+            <w:tcW w:w="0" w:type="auto"/>
+            <w:vAlign w:val="center"/>
+            <w:hideMark/>
+          </w:tcPr>
+          <w:p>
+            <w:pPr>
+              <w:rPr>
+                <w:b/>
+                <w:bCs/>
+              </w:rPr>
+            </w:pPr>
+            <w:r>
+              <w:rPr>
+                <w:b/>
+                <w:bCs/>
+              </w:rPr>
+              <w:t>Perancangan modul</w:t>
+            </w:r>
+          </w:p>
+        </w:tc>
+        <w:tc>
+          <w:tcPr>
+            <w:tcW w:w="0" w:type="auto"/>
+            <w:vAlign w:val="center"/>
+            <w:hideMark/>
+          </w:tcPr>
+          <w:p>
+            <w:pPr>
+              <w:rPr>
+                <w:b/>
+                <w:bCs/>
+              </w:rPr>
+            </w:pPr>
+            <w:r>
+              <w:rPr>
+                <w:rFonts w:ascii="Segoe UI Emoji" w:hAnsi="Segoe UI Emoji" w:cs="Segoe UI Emoji"/>
+                <w:b/>
+                <w:bCs/>
+              </w:rPr>
+              <w:t>✅</w:t>
+            </w:r>
+            <w:r>
+              <w:rPr>
+                <w:b/>
+                <w:bCs/>
+              </w:rPr>
+              <w:t xml:space="preserve"> Selesai</w:t>
+            </w:r>
+          </w:p>
+        </w:tc>
+      </w:tr>
+      <w:tr>
+        <w:trPr>
+          <w:tblCellSpacing w:w="15" w:type="dxa"/>
+        </w:trPr>
+        <w:tc>
+          <w:tcPr>
+            <w:tcW w:w="0" w:type="auto"/>
+            <w:vAlign w:val="center"/>
+            <w:hideMark/>
+          </w:tcPr>
+          <w:p>
+            <w:pPr>
+              <w:rPr>
+                <w:b/>
+                <w:bCs/>
+              </w:rPr>
+            </w:pPr>
+            <w:r>
+              <w:rPr>
+                <w:b/>
+                <w:bCs/>
+              </w:rPr>
+              <w:t>Implementasi</w:t>
+            </w:r>
+          </w:p>
+        </w:tc>
+        <w:tc>
+          <w:tcPr>
+            <w:tcW w:w="0" w:type="auto"/>
+            <w:vAlign w:val="center"/>
+            <w:hideMark/>
+          </w:tcPr>
+          <w:p>
+            <w:pPr>
+              <w:rPr>
+                <w:b/>
+                <w:bCs/>
+              </w:rPr>
+            </w:pPr>
+            <w:r>
+              <w:rPr>
+                <w:rFonts w:ascii="Segoe UI Emoji" w:hAnsi="Segoe UI Emoji" w:cs="Segoe UI Emoji"/>
+                <w:b/>
+                <w:bCs/>
+              </w:rPr>
+              <w:t>⏳</w:t>
+            </w:r>
+            <w:r>
+              <w:rPr>
+                <w:b/>
+                <w:bCs/>
+              </w:rPr>
+              <w:t xml:space="preserve"> Belum dimulai</w:t>
+            </w:r>
+          </w:p>
+        </w:tc>
+      </w:tr>
+    </w:tbl>
+    <w:p>
+      <w:pPr>
+        <w:rPr>
+          <w:b/>
+          <w:bCs/>
+        </w:rPr>
+      </w:pPr>
+      <w:r>
+        <w:rPr>
+          <w:b/>
+          <w:bCs/>
+        </w:rPr>
+        <w:t>Estimasi progres CMS: ±5%</w:t>
+      </w:r>
+    </w:p>
+    <w:p>
+      <w:pPr>
+        <w:rPr>
+          <w:b/>
+          <w:bCs/>
+        </w:rPr>
+      </w:pPr>
+      <w:r>
+        <w:rPr>
+          <w:b/>
+          <w:bCs/>
+        </w:rPr>
+        <w:pict w14:anchorId="2EB93A18">
+          <v:rect id="_x0000_i1258" style="width:0;height:1.5pt" o:hralign="center" o:hrstd="t" o:hr="t" fillcolor="#a0a0a0" stroked="f"/>
+        </w:pict>
+      </w:r>
+    </w:p>
+    <w:p>
+      <w:pPr>
+        <w:rPr>
+          <w:b/>
+          <w:bCs/>
+        </w:rPr>
+      </w:pPr>
+      <w:r>
+        <w:rPr>
+          <w:b/>
+          <w:bCs/>
+        </w:rPr>
+        <w:t>Kesimpulan</w:t>
+      </w:r>
+    </w:p>
+    <w:p>
+      <w:pPr>
+        <w:rPr>
+          <w:b/>
+          <w:bCs/>
+        </w:rPr>
+      </w:pPr>
+      <w:r>
+        <w:rPr>
+          <w:b/>
+          <w:bCs/>
+        </w:rPr>
+        <w:t>Hari ini merupakan sesi yang sangat penting karena kita tidak hanya memperbaiki kode, tetapi juga menyepakati arah arsitektur jangka panjang. Fondasi konsep untuk Website Publik dan CMS Terpisah sudah jelas, termasuk mekanisme popup pengumuman, pengelolaan informasi melalui CMS, serta struktur halaman dinamis untuk setiap Polres. Dengan fondasi ini, pekerjaan besok dapat difokuskan pada penyusunan arsitektur frontend dan routing tanpa perlu mengubah konsep lagi di tengah jalan. Saya akan menggunakan memo yang sudah Anda simpan sebagai acuan utama setiap kali kita melanjutkan proyek ini.</w:t>
       </w:r>
     </w:p>
     <w:p/>
@@ -343,9 +4284,9 @@
 <file path=word/numbering.xml><?xml version="1.0" encoding="utf-8"?>
 <w:numbering xmlns:wpc="http://schemas.microsoft.com/office/word/2010/wordprocessingCanvas" xmlns:cx="http://schemas.microsoft.com/office/drawing/2014/chartex" xmlns:cx1="http://schemas.microsoft.com/office/drawing/2015/9/8/chartex" xmlns:cx2="http://schemas.microsoft.com/office/drawing/2015/10/21/chartex" xmlns:cx3="http://schemas.microsoft.com/office/drawing/2016/5/9/chartex" xmlns:cx4="http://schemas.microsoft.com/office/drawing/2016/5/10/chartex" xmlns:cx5="http://schemas.microsoft.com/office/drawing/2016/5/11/chartex" xmlns:cx6="http://schemas.microsoft.com/office/drawing/2016/5/12/chartex" xmlns:cx7="http://schemas.microsoft.com/office/drawing/2016/5/13/chartex" xmlns:cx8="http://schemas.microsoft.com/office/drawing/2016/5/14/chartex" xmlns:mc="http://schemas.openxmlformats.org/markup-compatibility/2006" xmlns:aink="http://schemas.microsoft.com/office/drawing/2016/ink" xmlns:am3d="http://schemas.microsoft.com/office/drawing/2017/model3d" xmlns:o="urn:schemas-microsoft-com:office:office" xmlns:oel="http://schemas.microsoft.com/office/2019/extlst" xmlns:r="http://schemas.openxmlformats.org/officeDocument/2006/relationships" xmlns:m="http://schemas.openxmlformats.org/officeDocument/2006/math" xmlns:v="urn:schemas-microsoft-com:vml" xmlns:wp14="http://schemas.microsoft.com/office/word/2010/wordprocessingDrawing" xmlns:wp="http://schemas.openxmlformats.org/drawingml/2006/wordprocessingDrawing" xmlns:w10="urn:schemas-microsoft-com:office:word" xmlns:w="http://schemas.openxmlformats.org/wordprocessingml/2006/main" xmlns:w14="http://schemas.microsoft.com/office/word/2010/wordml" xmlns:w15="http://schemas.microsoft.com/office/word/2012/wordml" xmlns:w16cex="http://schemas.microsoft.com/office/word/2018/wordml/cex" xmlns:w16cid="http://schemas.microsoft.com/office/word/2016/wordml/cid" xmlns:w16="http://schemas.microsoft.com/office/word/2018/wordml" xmlns:w16du="http://schemas.microsoft.com/office/word/2023/wordml/word16du" xmlns:w16sdtdh="http://schemas.microsoft.com/office/word/2020/wordml/sdtdatahash" xmlns:w16sdtfl="http://schemas.microsoft.com/office/word/2024/wordml/sdtformatlock" xmlns:w16se="http://schemas.microsoft.com/office/word/2015/wordml/symex" xmlns:wpg="http://schemas.microsoft.com/office/word/2010/wordprocessingGroup" xmlns:wpi="http://schemas.microsoft.com/office/word/2010/wordprocessingInk" xmlns:wne="http://schemas.microsoft.com/office/word/2006/wordml" xmlns:wps="http://schemas.microsoft.com/office/word/2010/wordprocessingShape" mc:Ignorable="w14 w15 w16se w16cid w16 w16cex w16sdtdh w16sdtfl w16du wp14">
   <w:abstractNum w:abstractNumId="0" w15:restartNumberingAfterBreak="0">
-    <w:nsid w:val="04526856"/>
+    <w:nsid w:val="08277B32"/>
     <w:multiLevelType w:val="multilevel"/>
-    <w:tmpl w:val="D1E246AC"/>
+    <w:tmpl w:val="F7C0104C"/>
     <w:lvl w:ilvl="0">
       <w:start w:val="1"/>
       <w:numFmt w:val="bullet"/>
@@ -492,9 +4433,9 @@
     </w:lvl>
   </w:abstractNum>
   <w:abstractNum w:abstractNumId="1" w15:restartNumberingAfterBreak="0">
-    <w:nsid w:val="18733191"/>
+    <w:nsid w:val="12587FE2"/>
     <w:multiLevelType w:val="multilevel"/>
-    <w:tmpl w:val="AB6AA460"/>
+    <w:tmpl w:val="C8B2E274"/>
     <w:lvl w:ilvl="0">
       <w:start w:val="1"/>
       <w:numFmt w:val="bullet"/>
@@ -641,13 +4582,13 @@
     </w:lvl>
   </w:abstractNum>
   <w:abstractNum w:abstractNumId="2" w15:restartNumberingAfterBreak="0">
-    <w:nsid w:val="1E7816C6"/>
+    <w:nsid w:val="16476433"/>
     <w:multiLevelType w:val="multilevel"/>
-    <w:tmpl w:val="AA72706C"/>
+    <w:tmpl w:val="8584A278"/>
     <w:lvl w:ilvl="0">
       <w:start w:val="1"/>
-      <w:numFmt w:val="bullet"/>
-      <w:lvlText w:val=""/>
+      <w:numFmt w:val="decimal"/>
+      <w:lvlText w:val="%1."/>
       <w:lvlJc w:val="left"/>
       <w:pPr>
         <w:tabs>
@@ -655,15 +4596,11 @@
         </w:tabs>
         <w:ind w:left="720" w:hanging="360"/>
       </w:pPr>
-      <w:rPr>
-        <w:rFonts w:ascii="Symbol" w:hAnsi="Symbol" w:hint="default"/>
-        <w:sz w:val="20"/>
-      </w:rPr>
     </w:lvl>
     <w:lvl w:ilvl="1" w:tentative="1">
       <w:start w:val="1"/>
-      <w:numFmt w:val="bullet"/>
-      <w:lvlText w:val="o"/>
+      <w:numFmt w:val="decimal"/>
+      <w:lvlText w:val="%2."/>
       <w:lvlJc w:val="left"/>
       <w:pPr>
         <w:tabs>
@@ -671,15 +4608,11 @@
         </w:tabs>
         <w:ind w:left="1440" w:hanging="360"/>
       </w:pPr>
-      <w:rPr>
-        <w:rFonts w:ascii="Courier New" w:hAnsi="Courier New" w:hint="default"/>
-        <w:sz w:val="20"/>
-      </w:rPr>
     </w:lvl>
     <w:lvl w:ilvl="2" w:tentative="1">
       <w:start w:val="1"/>
-      <w:numFmt w:val="bullet"/>
-      <w:lvlText w:val=""/>
+      <w:numFmt w:val="decimal"/>
+      <w:lvlText w:val="%3."/>
       <w:lvlJc w:val="left"/>
       <w:pPr>
         <w:tabs>
@@ -687,15 +4620,11 @@
         </w:tabs>
         <w:ind w:left="2160" w:hanging="360"/>
       </w:pPr>
-      <w:rPr>
-        <w:rFonts w:ascii="Wingdings" w:hAnsi="Wingdings" w:hint="default"/>
-        <w:sz w:val="20"/>
-      </w:rPr>
     </w:lvl>
     <w:lvl w:ilvl="3" w:tentative="1">
       <w:start w:val="1"/>
-      <w:numFmt w:val="bullet"/>
-      <w:lvlText w:val=""/>
+      <w:numFmt w:val="decimal"/>
+      <w:lvlText w:val="%4."/>
       <w:lvlJc w:val="left"/>
       <w:pPr>
         <w:tabs>
@@ -703,15 +4632,11 @@
         </w:tabs>
         <w:ind w:left="2880" w:hanging="360"/>
       </w:pPr>
-      <w:rPr>
-        <w:rFonts w:ascii="Wingdings" w:hAnsi="Wingdings" w:hint="default"/>
-        <w:sz w:val="20"/>
-      </w:rPr>
     </w:lvl>
     <w:lvl w:ilvl="4" w:tentative="1">
       <w:start w:val="1"/>
-      <w:numFmt w:val="bullet"/>
-      <w:lvlText w:val=""/>
+      <w:numFmt w:val="decimal"/>
+      <w:lvlText w:val="%5."/>
       <w:lvlJc w:val="left"/>
       <w:pPr>
         <w:tabs>
@@ -719,15 +4644,11 @@
         </w:tabs>
         <w:ind w:left="3600" w:hanging="360"/>
       </w:pPr>
-      <w:rPr>
-        <w:rFonts w:ascii="Wingdings" w:hAnsi="Wingdings" w:hint="default"/>
-        <w:sz w:val="20"/>
-      </w:rPr>
     </w:lvl>
     <w:lvl w:ilvl="5" w:tentative="1">
       <w:start w:val="1"/>
-      <w:numFmt w:val="bullet"/>
-      <w:lvlText w:val=""/>
+      <w:numFmt w:val="decimal"/>
+      <w:lvlText w:val="%6."/>
       <w:lvlJc w:val="left"/>
       <w:pPr>
         <w:tabs>
@@ -735,15 +4656,11 @@
         </w:tabs>
         <w:ind w:left="4320" w:hanging="360"/>
       </w:pPr>
-      <w:rPr>
-        <w:rFonts w:ascii="Wingdings" w:hAnsi="Wingdings" w:hint="default"/>
-        <w:sz w:val="20"/>
-      </w:rPr>
     </w:lvl>
     <w:lvl w:ilvl="6" w:tentative="1">
       <w:start w:val="1"/>
-      <w:numFmt w:val="bullet"/>
-      <w:lvlText w:val=""/>
+      <w:numFmt w:val="decimal"/>
+      <w:lvlText w:val="%7."/>
       <w:lvlJc w:val="left"/>
       <w:pPr>
         <w:tabs>
@@ -751,15 +4668,11 @@
         </w:tabs>
         <w:ind w:left="5040" w:hanging="360"/>
       </w:pPr>
-      <w:rPr>
-        <w:rFonts w:ascii="Wingdings" w:hAnsi="Wingdings" w:hint="default"/>
-        <w:sz w:val="20"/>
-      </w:rPr>
     </w:lvl>
     <w:lvl w:ilvl="7" w:tentative="1">
       <w:start w:val="1"/>
-      <w:numFmt w:val="bullet"/>
-      <w:lvlText w:val=""/>
+      <w:numFmt w:val="decimal"/>
+      <w:lvlText w:val="%8."/>
       <w:lvlJc w:val="left"/>
       <w:pPr>
         <w:tabs>
@@ -767,15 +4680,11 @@
         </w:tabs>
         <w:ind w:left="5760" w:hanging="360"/>
       </w:pPr>
-      <w:rPr>
-        <w:rFonts w:ascii="Wingdings" w:hAnsi="Wingdings" w:hint="default"/>
-        <w:sz w:val="20"/>
-      </w:rPr>
     </w:lvl>
     <w:lvl w:ilvl="8" w:tentative="1">
       <w:start w:val="1"/>
-      <w:numFmt w:val="bullet"/>
-      <w:lvlText w:val=""/>
+      <w:numFmt w:val="decimal"/>
+      <w:lvlText w:val="%9."/>
       <w:lvlJc w:val="left"/>
       <w:pPr>
         <w:tabs>
@@ -783,16 +4692,12 @@
         </w:tabs>
         <w:ind w:left="6480" w:hanging="360"/>
       </w:pPr>
-      <w:rPr>
-        <w:rFonts w:ascii="Wingdings" w:hAnsi="Wingdings" w:hint="default"/>
-        <w:sz w:val="20"/>
-      </w:rPr>
     </w:lvl>
   </w:abstractNum>
   <w:abstractNum w:abstractNumId="3" w15:restartNumberingAfterBreak="0">
-    <w:nsid w:val="21811181"/>
+    <w:nsid w:val="16503181"/>
     <w:multiLevelType w:val="multilevel"/>
-    <w:tmpl w:val="76E835A4"/>
+    <w:tmpl w:val="DE9A797E"/>
     <w:lvl w:ilvl="0">
       <w:start w:val="1"/>
       <w:numFmt w:val="bullet"/>
@@ -939,9 +4844,9 @@
     </w:lvl>
   </w:abstractNum>
   <w:abstractNum w:abstractNumId="4" w15:restartNumberingAfterBreak="0">
-    <w:nsid w:val="389611AB"/>
+    <w:nsid w:val="1FC050A5"/>
     <w:multiLevelType w:val="multilevel"/>
-    <w:tmpl w:val="0EFC4EDC"/>
+    <w:tmpl w:val="2A7E8B04"/>
     <w:lvl w:ilvl="0">
       <w:start w:val="1"/>
       <w:numFmt w:val="bullet"/>
@@ -1088,9 +4993,9 @@
     </w:lvl>
   </w:abstractNum>
   <w:abstractNum w:abstractNumId="5" w15:restartNumberingAfterBreak="0">
-    <w:nsid w:val="38B35F81"/>
+    <w:nsid w:val="3711341A"/>
     <w:multiLevelType w:val="multilevel"/>
-    <w:tmpl w:val="3530CAFC"/>
+    <w:tmpl w:val="F68E5CD2"/>
     <w:lvl w:ilvl="0">
       <w:start w:val="1"/>
       <w:numFmt w:val="bullet"/>
@@ -1237,9 +5142,9 @@
     </w:lvl>
   </w:abstractNum>
   <w:abstractNum w:abstractNumId="6" w15:restartNumberingAfterBreak="0">
-    <w:nsid w:val="46655F7D"/>
+    <w:nsid w:val="37242285"/>
     <w:multiLevelType w:val="multilevel"/>
-    <w:tmpl w:val="F95AB90E"/>
+    <w:tmpl w:val="1722CA72"/>
     <w:lvl w:ilvl="0">
       <w:start w:val="1"/>
       <w:numFmt w:val="bullet"/>
@@ -1386,9 +5291,9 @@
     </w:lvl>
   </w:abstractNum>
   <w:abstractNum w:abstractNumId="7" w15:restartNumberingAfterBreak="0">
-    <w:nsid w:val="4F1E7FC0"/>
+    <w:nsid w:val="3B9B64EB"/>
     <w:multiLevelType w:val="multilevel"/>
-    <w:tmpl w:val="929ACA54"/>
+    <w:tmpl w:val="99E6BC20"/>
     <w:lvl w:ilvl="0">
       <w:start w:val="1"/>
       <w:numFmt w:val="bullet"/>
@@ -1535,9 +5440,9 @@
     </w:lvl>
   </w:abstractNum>
   <w:abstractNum w:abstractNumId="8" w15:restartNumberingAfterBreak="0">
-    <w:nsid w:val="4F801D97"/>
+    <w:nsid w:val="4E9F681A"/>
     <w:multiLevelType w:val="multilevel"/>
-    <w:tmpl w:val="BA666B68"/>
+    <w:tmpl w:val="F00C8586"/>
     <w:lvl w:ilvl="0">
       <w:start w:val="1"/>
       <w:numFmt w:val="bullet"/>
@@ -1684,9 +5589,9 @@
     </w:lvl>
   </w:abstractNum>
   <w:abstractNum w:abstractNumId="9" w15:restartNumberingAfterBreak="0">
-    <w:nsid w:val="50087F4E"/>
+    <w:nsid w:val="62536385"/>
     <w:multiLevelType w:val="multilevel"/>
-    <w:tmpl w:val="31B68324"/>
+    <w:tmpl w:val="647E8DAA"/>
     <w:lvl w:ilvl="0">
       <w:start w:val="1"/>
       <w:numFmt w:val="bullet"/>
@@ -1833,9 +5738,9 @@
     </w:lvl>
   </w:abstractNum>
   <w:abstractNum w:abstractNumId="10" w15:restartNumberingAfterBreak="0">
-    <w:nsid w:val="52747F43"/>
+    <w:nsid w:val="631E345C"/>
     <w:multiLevelType w:val="multilevel"/>
-    <w:tmpl w:val="14682062"/>
+    <w:tmpl w:val="CD6C4FDC"/>
     <w:lvl w:ilvl="0">
       <w:start w:val="1"/>
       <w:numFmt w:val="bullet"/>
@@ -1982,9 +5887,9 @@
     </w:lvl>
   </w:abstractNum>
   <w:abstractNum w:abstractNumId="11" w15:restartNumberingAfterBreak="0">
-    <w:nsid w:val="53D670D9"/>
+    <w:nsid w:val="743C6139"/>
     <w:multiLevelType w:val="multilevel"/>
-    <w:tmpl w:val="127A3E72"/>
+    <w:tmpl w:val="224AB506"/>
     <w:lvl w:ilvl="0">
       <w:start w:val="1"/>
       <w:numFmt w:val="bullet"/>
@@ -2001,7 +5906,7 @@
         <w:sz w:val="20"/>
       </w:rPr>
     </w:lvl>
-    <w:lvl w:ilvl="1" w:tentative="1">
+    <w:lvl w:ilvl="1">
       <w:start w:val="1"/>
       <w:numFmt w:val="bullet"/>
       <w:lvlText w:val="o"/>
@@ -2130,1226 +6035,43 @@
       </w:rPr>
     </w:lvl>
   </w:abstractNum>
-  <w:abstractNum w:abstractNumId="12" w15:restartNumberingAfterBreak="0">
-    <w:nsid w:val="541B4CE1"/>
-    <w:multiLevelType w:val="multilevel"/>
-    <w:tmpl w:val="1E1EE53C"/>
-    <w:lvl w:ilvl="0">
-      <w:start w:val="1"/>
-      <w:numFmt w:val="bullet"/>
-      <w:lvlText w:val=""/>
-      <w:lvlJc w:val="left"/>
-      <w:pPr>
-        <w:tabs>
-          <w:tab w:val="num" w:pos="720"/>
-        </w:tabs>
-        <w:ind w:left="720" w:hanging="360"/>
-      </w:pPr>
-      <w:rPr>
-        <w:rFonts w:ascii="Symbol" w:hAnsi="Symbol" w:hint="default"/>
-        <w:sz w:val="20"/>
-      </w:rPr>
-    </w:lvl>
-    <w:lvl w:ilvl="1" w:tentative="1">
-      <w:start w:val="1"/>
-      <w:numFmt w:val="bullet"/>
-      <w:lvlText w:val="o"/>
-      <w:lvlJc w:val="left"/>
-      <w:pPr>
-        <w:tabs>
-          <w:tab w:val="num" w:pos="1440"/>
-        </w:tabs>
-        <w:ind w:left="1440" w:hanging="360"/>
-      </w:pPr>
-      <w:rPr>
-        <w:rFonts w:ascii="Courier New" w:hAnsi="Courier New" w:hint="default"/>
-        <w:sz w:val="20"/>
-      </w:rPr>
-    </w:lvl>
-    <w:lvl w:ilvl="2" w:tentative="1">
-      <w:start w:val="1"/>
-      <w:numFmt w:val="bullet"/>
-      <w:lvlText w:val=""/>
-      <w:lvlJc w:val="left"/>
-      <w:pPr>
-        <w:tabs>
-          <w:tab w:val="num" w:pos="2160"/>
-        </w:tabs>
-        <w:ind w:left="2160" w:hanging="360"/>
-      </w:pPr>
-      <w:rPr>
-        <w:rFonts w:ascii="Wingdings" w:hAnsi="Wingdings" w:hint="default"/>
-        <w:sz w:val="20"/>
-      </w:rPr>
-    </w:lvl>
-    <w:lvl w:ilvl="3" w:tentative="1">
-      <w:start w:val="1"/>
-      <w:numFmt w:val="bullet"/>
-      <w:lvlText w:val=""/>
-      <w:lvlJc w:val="left"/>
-      <w:pPr>
-        <w:tabs>
-          <w:tab w:val="num" w:pos="2880"/>
-        </w:tabs>
-        <w:ind w:left="2880" w:hanging="360"/>
-      </w:pPr>
-      <w:rPr>
-        <w:rFonts w:ascii="Wingdings" w:hAnsi="Wingdings" w:hint="default"/>
-        <w:sz w:val="20"/>
-      </w:rPr>
-    </w:lvl>
-    <w:lvl w:ilvl="4" w:tentative="1">
-      <w:start w:val="1"/>
-      <w:numFmt w:val="bullet"/>
-      <w:lvlText w:val=""/>
-      <w:lvlJc w:val="left"/>
-      <w:pPr>
-        <w:tabs>
-          <w:tab w:val="num" w:pos="3600"/>
-        </w:tabs>
-        <w:ind w:left="3600" w:hanging="360"/>
-      </w:pPr>
-      <w:rPr>
-        <w:rFonts w:ascii="Wingdings" w:hAnsi="Wingdings" w:hint="default"/>
-        <w:sz w:val="20"/>
-      </w:rPr>
-    </w:lvl>
-    <w:lvl w:ilvl="5" w:tentative="1">
-      <w:start w:val="1"/>
-      <w:numFmt w:val="bullet"/>
-      <w:lvlText w:val=""/>
-      <w:lvlJc w:val="left"/>
-      <w:pPr>
-        <w:tabs>
-          <w:tab w:val="num" w:pos="4320"/>
-        </w:tabs>
-        <w:ind w:left="4320" w:hanging="360"/>
-      </w:pPr>
-      <w:rPr>
-        <w:rFonts w:ascii="Wingdings" w:hAnsi="Wingdings" w:hint="default"/>
-        <w:sz w:val="20"/>
-      </w:rPr>
-    </w:lvl>
-    <w:lvl w:ilvl="6" w:tentative="1">
-      <w:start w:val="1"/>
-      <w:numFmt w:val="bullet"/>
-      <w:lvlText w:val=""/>
-      <w:lvlJc w:val="left"/>
-      <w:pPr>
-        <w:tabs>
-          <w:tab w:val="num" w:pos="5040"/>
-        </w:tabs>
-        <w:ind w:left="5040" w:hanging="360"/>
-      </w:pPr>
-      <w:rPr>
-        <w:rFonts w:ascii="Wingdings" w:hAnsi="Wingdings" w:hint="default"/>
-        <w:sz w:val="20"/>
-      </w:rPr>
-    </w:lvl>
-    <w:lvl w:ilvl="7" w:tentative="1">
-      <w:start w:val="1"/>
-      <w:numFmt w:val="bullet"/>
-      <w:lvlText w:val=""/>
-      <w:lvlJc w:val="left"/>
-      <w:pPr>
-        <w:tabs>
-          <w:tab w:val="num" w:pos="5760"/>
-        </w:tabs>
-        <w:ind w:left="5760" w:hanging="360"/>
-      </w:pPr>
-      <w:rPr>
-        <w:rFonts w:ascii="Wingdings" w:hAnsi="Wingdings" w:hint="default"/>
-        <w:sz w:val="20"/>
-      </w:rPr>
-    </w:lvl>
-    <w:lvl w:ilvl="8" w:tentative="1">
-      <w:start w:val="1"/>
-      <w:numFmt w:val="bullet"/>
-      <w:lvlText w:val=""/>
-      <w:lvlJc w:val="left"/>
-      <w:pPr>
-        <w:tabs>
-          <w:tab w:val="num" w:pos="6480"/>
-        </w:tabs>
-        <w:ind w:left="6480" w:hanging="360"/>
-      </w:pPr>
-      <w:rPr>
-        <w:rFonts w:ascii="Wingdings" w:hAnsi="Wingdings" w:hint="default"/>
-        <w:sz w:val="20"/>
-      </w:rPr>
-    </w:lvl>
-  </w:abstractNum>
-  <w:abstractNum w:abstractNumId="13" w15:restartNumberingAfterBreak="0">
-    <w:nsid w:val="57EB10AC"/>
-    <w:multiLevelType w:val="multilevel"/>
-    <w:tmpl w:val="7CF6513A"/>
-    <w:lvl w:ilvl="0">
-      <w:start w:val="1"/>
-      <w:numFmt w:val="bullet"/>
-      <w:lvlText w:val=""/>
-      <w:lvlJc w:val="left"/>
-      <w:pPr>
-        <w:tabs>
-          <w:tab w:val="num" w:pos="720"/>
-        </w:tabs>
-        <w:ind w:left="720" w:hanging="360"/>
-      </w:pPr>
-      <w:rPr>
-        <w:rFonts w:ascii="Symbol" w:hAnsi="Symbol" w:hint="default"/>
-        <w:sz w:val="20"/>
-      </w:rPr>
-    </w:lvl>
-    <w:lvl w:ilvl="1" w:tentative="1">
-      <w:start w:val="1"/>
-      <w:numFmt w:val="bullet"/>
-      <w:lvlText w:val="o"/>
-      <w:lvlJc w:val="left"/>
-      <w:pPr>
-        <w:tabs>
-          <w:tab w:val="num" w:pos="1440"/>
-        </w:tabs>
-        <w:ind w:left="1440" w:hanging="360"/>
-      </w:pPr>
-      <w:rPr>
-        <w:rFonts w:ascii="Courier New" w:hAnsi="Courier New" w:hint="default"/>
-        <w:sz w:val="20"/>
-      </w:rPr>
-    </w:lvl>
-    <w:lvl w:ilvl="2" w:tentative="1">
-      <w:start w:val="1"/>
-      <w:numFmt w:val="bullet"/>
-      <w:lvlText w:val=""/>
-      <w:lvlJc w:val="left"/>
-      <w:pPr>
-        <w:tabs>
-          <w:tab w:val="num" w:pos="2160"/>
-        </w:tabs>
-        <w:ind w:left="2160" w:hanging="360"/>
-      </w:pPr>
-      <w:rPr>
-        <w:rFonts w:ascii="Wingdings" w:hAnsi="Wingdings" w:hint="default"/>
-        <w:sz w:val="20"/>
-      </w:rPr>
-    </w:lvl>
-    <w:lvl w:ilvl="3" w:tentative="1">
-      <w:start w:val="1"/>
-      <w:numFmt w:val="bullet"/>
-      <w:lvlText w:val=""/>
-      <w:lvlJc w:val="left"/>
-      <w:pPr>
-        <w:tabs>
-          <w:tab w:val="num" w:pos="2880"/>
-        </w:tabs>
-        <w:ind w:left="2880" w:hanging="360"/>
-      </w:pPr>
-      <w:rPr>
-        <w:rFonts w:ascii="Wingdings" w:hAnsi="Wingdings" w:hint="default"/>
-        <w:sz w:val="20"/>
-      </w:rPr>
-    </w:lvl>
-    <w:lvl w:ilvl="4" w:tentative="1">
-      <w:start w:val="1"/>
-      <w:numFmt w:val="bullet"/>
-      <w:lvlText w:val=""/>
-      <w:lvlJc w:val="left"/>
-      <w:pPr>
-        <w:tabs>
-          <w:tab w:val="num" w:pos="3600"/>
-        </w:tabs>
-        <w:ind w:left="3600" w:hanging="360"/>
-      </w:pPr>
-      <w:rPr>
-        <w:rFonts w:ascii="Wingdings" w:hAnsi="Wingdings" w:hint="default"/>
-        <w:sz w:val="20"/>
-      </w:rPr>
-    </w:lvl>
-    <w:lvl w:ilvl="5" w:tentative="1">
-      <w:start w:val="1"/>
-      <w:numFmt w:val="bullet"/>
-      <w:lvlText w:val=""/>
-      <w:lvlJc w:val="left"/>
-      <w:pPr>
-        <w:tabs>
-          <w:tab w:val="num" w:pos="4320"/>
-        </w:tabs>
-        <w:ind w:left="4320" w:hanging="360"/>
-      </w:pPr>
-      <w:rPr>
-        <w:rFonts w:ascii="Wingdings" w:hAnsi="Wingdings" w:hint="default"/>
-        <w:sz w:val="20"/>
-      </w:rPr>
-    </w:lvl>
-    <w:lvl w:ilvl="6" w:tentative="1">
-      <w:start w:val="1"/>
-      <w:numFmt w:val="bullet"/>
-      <w:lvlText w:val=""/>
-      <w:lvlJc w:val="left"/>
-      <w:pPr>
-        <w:tabs>
-          <w:tab w:val="num" w:pos="5040"/>
-        </w:tabs>
-        <w:ind w:left="5040" w:hanging="360"/>
-      </w:pPr>
-      <w:rPr>
-        <w:rFonts w:ascii="Wingdings" w:hAnsi="Wingdings" w:hint="default"/>
-        <w:sz w:val="20"/>
-      </w:rPr>
-    </w:lvl>
-    <w:lvl w:ilvl="7" w:tentative="1">
-      <w:start w:val="1"/>
-      <w:numFmt w:val="bullet"/>
-      <w:lvlText w:val=""/>
-      <w:lvlJc w:val="left"/>
-      <w:pPr>
-        <w:tabs>
-          <w:tab w:val="num" w:pos="5760"/>
-        </w:tabs>
-        <w:ind w:left="5760" w:hanging="360"/>
-      </w:pPr>
-      <w:rPr>
-        <w:rFonts w:ascii="Wingdings" w:hAnsi="Wingdings" w:hint="default"/>
-        <w:sz w:val="20"/>
-      </w:rPr>
-    </w:lvl>
-    <w:lvl w:ilvl="8" w:tentative="1">
-      <w:start w:val="1"/>
-      <w:numFmt w:val="bullet"/>
-      <w:lvlText w:val=""/>
-      <w:lvlJc w:val="left"/>
-      <w:pPr>
-        <w:tabs>
-          <w:tab w:val="num" w:pos="6480"/>
-        </w:tabs>
-        <w:ind w:left="6480" w:hanging="360"/>
-      </w:pPr>
-      <w:rPr>
-        <w:rFonts w:ascii="Wingdings" w:hAnsi="Wingdings" w:hint="default"/>
-        <w:sz w:val="20"/>
-      </w:rPr>
-    </w:lvl>
-  </w:abstractNum>
-  <w:abstractNum w:abstractNumId="14" w15:restartNumberingAfterBreak="0">
-    <w:nsid w:val="58840408"/>
-    <w:multiLevelType w:val="multilevel"/>
-    <w:tmpl w:val="A8ECD766"/>
-    <w:lvl w:ilvl="0">
-      <w:start w:val="1"/>
-      <w:numFmt w:val="bullet"/>
-      <w:lvlText w:val=""/>
-      <w:lvlJc w:val="left"/>
-      <w:pPr>
-        <w:tabs>
-          <w:tab w:val="num" w:pos="720"/>
-        </w:tabs>
-        <w:ind w:left="720" w:hanging="360"/>
-      </w:pPr>
-      <w:rPr>
-        <w:rFonts w:ascii="Symbol" w:hAnsi="Symbol" w:hint="default"/>
-        <w:sz w:val="20"/>
-      </w:rPr>
-    </w:lvl>
-    <w:lvl w:ilvl="1" w:tentative="1">
-      <w:start w:val="1"/>
-      <w:numFmt w:val="bullet"/>
-      <w:lvlText w:val="o"/>
-      <w:lvlJc w:val="left"/>
-      <w:pPr>
-        <w:tabs>
-          <w:tab w:val="num" w:pos="1440"/>
-        </w:tabs>
-        <w:ind w:left="1440" w:hanging="360"/>
-      </w:pPr>
-      <w:rPr>
-        <w:rFonts w:ascii="Courier New" w:hAnsi="Courier New" w:hint="default"/>
-        <w:sz w:val="20"/>
-      </w:rPr>
-    </w:lvl>
-    <w:lvl w:ilvl="2" w:tentative="1">
-      <w:start w:val="1"/>
-      <w:numFmt w:val="bullet"/>
-      <w:lvlText w:val=""/>
-      <w:lvlJc w:val="left"/>
-      <w:pPr>
-        <w:tabs>
-          <w:tab w:val="num" w:pos="2160"/>
-        </w:tabs>
-        <w:ind w:left="2160" w:hanging="360"/>
-      </w:pPr>
-      <w:rPr>
-        <w:rFonts w:ascii="Wingdings" w:hAnsi="Wingdings" w:hint="default"/>
-        <w:sz w:val="20"/>
-      </w:rPr>
-    </w:lvl>
-    <w:lvl w:ilvl="3" w:tentative="1">
-      <w:start w:val="1"/>
-      <w:numFmt w:val="bullet"/>
-      <w:lvlText w:val=""/>
-      <w:lvlJc w:val="left"/>
-      <w:pPr>
-        <w:tabs>
-          <w:tab w:val="num" w:pos="2880"/>
-        </w:tabs>
-        <w:ind w:left="2880" w:hanging="360"/>
-      </w:pPr>
-      <w:rPr>
-        <w:rFonts w:ascii="Wingdings" w:hAnsi="Wingdings" w:hint="default"/>
-        <w:sz w:val="20"/>
-      </w:rPr>
-    </w:lvl>
-    <w:lvl w:ilvl="4" w:tentative="1">
-      <w:start w:val="1"/>
-      <w:numFmt w:val="bullet"/>
-      <w:lvlText w:val=""/>
-      <w:lvlJc w:val="left"/>
-      <w:pPr>
-        <w:tabs>
-          <w:tab w:val="num" w:pos="3600"/>
-        </w:tabs>
-        <w:ind w:left="3600" w:hanging="360"/>
-      </w:pPr>
-      <w:rPr>
-        <w:rFonts w:ascii="Wingdings" w:hAnsi="Wingdings" w:hint="default"/>
-        <w:sz w:val="20"/>
-      </w:rPr>
-    </w:lvl>
-    <w:lvl w:ilvl="5" w:tentative="1">
-      <w:start w:val="1"/>
-      <w:numFmt w:val="bullet"/>
-      <w:lvlText w:val=""/>
-      <w:lvlJc w:val="left"/>
-      <w:pPr>
-        <w:tabs>
-          <w:tab w:val="num" w:pos="4320"/>
-        </w:tabs>
-        <w:ind w:left="4320" w:hanging="360"/>
-      </w:pPr>
-      <w:rPr>
-        <w:rFonts w:ascii="Wingdings" w:hAnsi="Wingdings" w:hint="default"/>
-        <w:sz w:val="20"/>
-      </w:rPr>
-    </w:lvl>
-    <w:lvl w:ilvl="6" w:tentative="1">
-      <w:start w:val="1"/>
-      <w:numFmt w:val="bullet"/>
-      <w:lvlText w:val=""/>
-      <w:lvlJc w:val="left"/>
-      <w:pPr>
-        <w:tabs>
-          <w:tab w:val="num" w:pos="5040"/>
-        </w:tabs>
-        <w:ind w:left="5040" w:hanging="360"/>
-      </w:pPr>
-      <w:rPr>
-        <w:rFonts w:ascii="Wingdings" w:hAnsi="Wingdings" w:hint="default"/>
-        <w:sz w:val="20"/>
-      </w:rPr>
-    </w:lvl>
-    <w:lvl w:ilvl="7" w:tentative="1">
-      <w:start w:val="1"/>
-      <w:numFmt w:val="bullet"/>
-      <w:lvlText w:val=""/>
-      <w:lvlJc w:val="left"/>
-      <w:pPr>
-        <w:tabs>
-          <w:tab w:val="num" w:pos="5760"/>
-        </w:tabs>
-        <w:ind w:left="5760" w:hanging="360"/>
-      </w:pPr>
-      <w:rPr>
-        <w:rFonts w:ascii="Wingdings" w:hAnsi="Wingdings" w:hint="default"/>
-        <w:sz w:val="20"/>
-      </w:rPr>
-    </w:lvl>
-    <w:lvl w:ilvl="8" w:tentative="1">
-      <w:start w:val="1"/>
-      <w:numFmt w:val="bullet"/>
-      <w:lvlText w:val=""/>
-      <w:lvlJc w:val="left"/>
-      <w:pPr>
-        <w:tabs>
-          <w:tab w:val="num" w:pos="6480"/>
-        </w:tabs>
-        <w:ind w:left="6480" w:hanging="360"/>
-      </w:pPr>
-      <w:rPr>
-        <w:rFonts w:ascii="Wingdings" w:hAnsi="Wingdings" w:hint="default"/>
-        <w:sz w:val="20"/>
-      </w:rPr>
-    </w:lvl>
-  </w:abstractNum>
-  <w:abstractNum w:abstractNumId="15" w15:restartNumberingAfterBreak="0">
-    <w:nsid w:val="5E9D06C8"/>
-    <w:multiLevelType w:val="multilevel"/>
-    <w:tmpl w:val="CA0E1E6C"/>
-    <w:lvl w:ilvl="0">
-      <w:start w:val="1"/>
-      <w:numFmt w:val="bullet"/>
-      <w:lvlText w:val=""/>
-      <w:lvlJc w:val="left"/>
-      <w:pPr>
-        <w:tabs>
-          <w:tab w:val="num" w:pos="720"/>
-        </w:tabs>
-        <w:ind w:left="720" w:hanging="360"/>
-      </w:pPr>
-      <w:rPr>
-        <w:rFonts w:ascii="Symbol" w:hAnsi="Symbol" w:hint="default"/>
-        <w:sz w:val="20"/>
-      </w:rPr>
-    </w:lvl>
-    <w:lvl w:ilvl="1" w:tentative="1">
-      <w:start w:val="1"/>
-      <w:numFmt w:val="bullet"/>
-      <w:lvlText w:val="o"/>
-      <w:lvlJc w:val="left"/>
-      <w:pPr>
-        <w:tabs>
-          <w:tab w:val="num" w:pos="1440"/>
-        </w:tabs>
-        <w:ind w:left="1440" w:hanging="360"/>
-      </w:pPr>
-      <w:rPr>
-        <w:rFonts w:ascii="Courier New" w:hAnsi="Courier New" w:hint="default"/>
-        <w:sz w:val="20"/>
-      </w:rPr>
-    </w:lvl>
-    <w:lvl w:ilvl="2" w:tentative="1">
-      <w:start w:val="1"/>
-      <w:numFmt w:val="bullet"/>
-      <w:lvlText w:val=""/>
-      <w:lvlJc w:val="left"/>
-      <w:pPr>
-        <w:tabs>
-          <w:tab w:val="num" w:pos="2160"/>
-        </w:tabs>
-        <w:ind w:left="2160" w:hanging="360"/>
-      </w:pPr>
-      <w:rPr>
-        <w:rFonts w:ascii="Wingdings" w:hAnsi="Wingdings" w:hint="default"/>
-        <w:sz w:val="20"/>
-      </w:rPr>
-    </w:lvl>
-    <w:lvl w:ilvl="3" w:tentative="1">
-      <w:start w:val="1"/>
-      <w:numFmt w:val="bullet"/>
-      <w:lvlText w:val=""/>
-      <w:lvlJc w:val="left"/>
-      <w:pPr>
-        <w:tabs>
-          <w:tab w:val="num" w:pos="2880"/>
-        </w:tabs>
-        <w:ind w:left="2880" w:hanging="360"/>
-      </w:pPr>
-      <w:rPr>
-        <w:rFonts w:ascii="Wingdings" w:hAnsi="Wingdings" w:hint="default"/>
-        <w:sz w:val="20"/>
-      </w:rPr>
-    </w:lvl>
-    <w:lvl w:ilvl="4" w:tentative="1">
-      <w:start w:val="1"/>
-      <w:numFmt w:val="bullet"/>
-      <w:lvlText w:val=""/>
-      <w:lvlJc w:val="left"/>
-      <w:pPr>
-        <w:tabs>
-          <w:tab w:val="num" w:pos="3600"/>
-        </w:tabs>
-        <w:ind w:left="3600" w:hanging="360"/>
-      </w:pPr>
-      <w:rPr>
-        <w:rFonts w:ascii="Wingdings" w:hAnsi="Wingdings" w:hint="default"/>
-        <w:sz w:val="20"/>
-      </w:rPr>
-    </w:lvl>
-    <w:lvl w:ilvl="5" w:tentative="1">
-      <w:start w:val="1"/>
-      <w:numFmt w:val="bullet"/>
-      <w:lvlText w:val=""/>
-      <w:lvlJc w:val="left"/>
-      <w:pPr>
-        <w:tabs>
-          <w:tab w:val="num" w:pos="4320"/>
-        </w:tabs>
-        <w:ind w:left="4320" w:hanging="360"/>
-      </w:pPr>
-      <w:rPr>
-        <w:rFonts w:ascii="Wingdings" w:hAnsi="Wingdings" w:hint="default"/>
-        <w:sz w:val="20"/>
-      </w:rPr>
-    </w:lvl>
-    <w:lvl w:ilvl="6" w:tentative="1">
-      <w:start w:val="1"/>
-      <w:numFmt w:val="bullet"/>
-      <w:lvlText w:val=""/>
-      <w:lvlJc w:val="left"/>
-      <w:pPr>
-        <w:tabs>
-          <w:tab w:val="num" w:pos="5040"/>
-        </w:tabs>
-        <w:ind w:left="5040" w:hanging="360"/>
-      </w:pPr>
-      <w:rPr>
-        <w:rFonts w:ascii="Wingdings" w:hAnsi="Wingdings" w:hint="default"/>
-        <w:sz w:val="20"/>
-      </w:rPr>
-    </w:lvl>
-    <w:lvl w:ilvl="7" w:tentative="1">
-      <w:start w:val="1"/>
-      <w:numFmt w:val="bullet"/>
-      <w:lvlText w:val=""/>
-      <w:lvlJc w:val="left"/>
-      <w:pPr>
-        <w:tabs>
-          <w:tab w:val="num" w:pos="5760"/>
-        </w:tabs>
-        <w:ind w:left="5760" w:hanging="360"/>
-      </w:pPr>
-      <w:rPr>
-        <w:rFonts w:ascii="Wingdings" w:hAnsi="Wingdings" w:hint="default"/>
-        <w:sz w:val="20"/>
-      </w:rPr>
-    </w:lvl>
-    <w:lvl w:ilvl="8" w:tentative="1">
-      <w:start w:val="1"/>
-      <w:numFmt w:val="bullet"/>
-      <w:lvlText w:val=""/>
-      <w:lvlJc w:val="left"/>
-      <w:pPr>
-        <w:tabs>
-          <w:tab w:val="num" w:pos="6480"/>
-        </w:tabs>
-        <w:ind w:left="6480" w:hanging="360"/>
-      </w:pPr>
-      <w:rPr>
-        <w:rFonts w:ascii="Wingdings" w:hAnsi="Wingdings" w:hint="default"/>
-        <w:sz w:val="20"/>
-      </w:rPr>
-    </w:lvl>
-  </w:abstractNum>
-  <w:abstractNum w:abstractNumId="16" w15:restartNumberingAfterBreak="0">
-    <w:nsid w:val="66161B7E"/>
-    <w:multiLevelType w:val="multilevel"/>
-    <w:tmpl w:val="CB087D2A"/>
-    <w:lvl w:ilvl="0">
-      <w:start w:val="1"/>
-      <w:numFmt w:val="decimal"/>
-      <w:lvlText w:val="%1."/>
-      <w:lvlJc w:val="left"/>
-      <w:pPr>
-        <w:tabs>
-          <w:tab w:val="num" w:pos="720"/>
-        </w:tabs>
-        <w:ind w:left="720" w:hanging="360"/>
-      </w:pPr>
-    </w:lvl>
-    <w:lvl w:ilvl="1">
-      <w:start w:val="1"/>
-      <w:numFmt w:val="bullet"/>
-      <w:lvlText w:val="o"/>
-      <w:lvlJc w:val="left"/>
-      <w:pPr>
-        <w:tabs>
-          <w:tab w:val="num" w:pos="1440"/>
-        </w:tabs>
-        <w:ind w:left="1440" w:hanging="360"/>
-      </w:pPr>
-      <w:rPr>
-        <w:rFonts w:ascii="Courier New" w:hAnsi="Courier New" w:hint="default"/>
-        <w:sz w:val="20"/>
-      </w:rPr>
-    </w:lvl>
-    <w:lvl w:ilvl="2" w:tentative="1">
-      <w:start w:val="1"/>
-      <w:numFmt w:val="decimal"/>
-      <w:lvlText w:val="%3."/>
-      <w:lvlJc w:val="left"/>
-      <w:pPr>
-        <w:tabs>
-          <w:tab w:val="num" w:pos="2160"/>
-        </w:tabs>
-        <w:ind w:left="2160" w:hanging="360"/>
-      </w:pPr>
-    </w:lvl>
-    <w:lvl w:ilvl="3" w:tentative="1">
-      <w:start w:val="1"/>
-      <w:numFmt w:val="decimal"/>
-      <w:lvlText w:val="%4."/>
-      <w:lvlJc w:val="left"/>
-      <w:pPr>
-        <w:tabs>
-          <w:tab w:val="num" w:pos="2880"/>
-        </w:tabs>
-        <w:ind w:left="2880" w:hanging="360"/>
-      </w:pPr>
-    </w:lvl>
-    <w:lvl w:ilvl="4" w:tentative="1">
-      <w:start w:val="1"/>
-      <w:numFmt w:val="decimal"/>
-      <w:lvlText w:val="%5."/>
-      <w:lvlJc w:val="left"/>
-      <w:pPr>
-        <w:tabs>
-          <w:tab w:val="num" w:pos="3600"/>
-        </w:tabs>
-        <w:ind w:left="3600" w:hanging="360"/>
-      </w:pPr>
-    </w:lvl>
-    <w:lvl w:ilvl="5" w:tentative="1">
-      <w:start w:val="1"/>
-      <w:numFmt w:val="decimal"/>
-      <w:lvlText w:val="%6."/>
-      <w:lvlJc w:val="left"/>
-      <w:pPr>
-        <w:tabs>
-          <w:tab w:val="num" w:pos="4320"/>
-        </w:tabs>
-        <w:ind w:left="4320" w:hanging="360"/>
-      </w:pPr>
-    </w:lvl>
-    <w:lvl w:ilvl="6" w:tentative="1">
-      <w:start w:val="1"/>
-      <w:numFmt w:val="decimal"/>
-      <w:lvlText w:val="%7."/>
-      <w:lvlJc w:val="left"/>
-      <w:pPr>
-        <w:tabs>
-          <w:tab w:val="num" w:pos="5040"/>
-        </w:tabs>
-        <w:ind w:left="5040" w:hanging="360"/>
-      </w:pPr>
-    </w:lvl>
-    <w:lvl w:ilvl="7" w:tentative="1">
-      <w:start w:val="1"/>
-      <w:numFmt w:val="decimal"/>
-      <w:lvlText w:val="%8."/>
-      <w:lvlJc w:val="left"/>
-      <w:pPr>
-        <w:tabs>
-          <w:tab w:val="num" w:pos="5760"/>
-        </w:tabs>
-        <w:ind w:left="5760" w:hanging="360"/>
-      </w:pPr>
-    </w:lvl>
-    <w:lvl w:ilvl="8" w:tentative="1">
-      <w:start w:val="1"/>
-      <w:numFmt w:val="decimal"/>
-      <w:lvlText w:val="%9."/>
-      <w:lvlJc w:val="left"/>
-      <w:pPr>
-        <w:tabs>
-          <w:tab w:val="num" w:pos="6480"/>
-        </w:tabs>
-        <w:ind w:left="6480" w:hanging="360"/>
-      </w:pPr>
-    </w:lvl>
-  </w:abstractNum>
-  <w:abstractNum w:abstractNumId="17" w15:restartNumberingAfterBreak="0">
-    <w:nsid w:val="67BE38CF"/>
-    <w:multiLevelType w:val="multilevel"/>
-    <w:tmpl w:val="4B36BBA0"/>
-    <w:lvl w:ilvl="0">
-      <w:start w:val="1"/>
-      <w:numFmt w:val="bullet"/>
-      <w:lvlText w:val=""/>
-      <w:lvlJc w:val="left"/>
-      <w:pPr>
-        <w:tabs>
-          <w:tab w:val="num" w:pos="720"/>
-        </w:tabs>
-        <w:ind w:left="720" w:hanging="360"/>
-      </w:pPr>
-      <w:rPr>
-        <w:rFonts w:ascii="Symbol" w:hAnsi="Symbol" w:hint="default"/>
-        <w:sz w:val="20"/>
-      </w:rPr>
-    </w:lvl>
-    <w:lvl w:ilvl="1" w:tentative="1">
-      <w:start w:val="1"/>
-      <w:numFmt w:val="bullet"/>
-      <w:lvlText w:val="o"/>
-      <w:lvlJc w:val="left"/>
-      <w:pPr>
-        <w:tabs>
-          <w:tab w:val="num" w:pos="1440"/>
-        </w:tabs>
-        <w:ind w:left="1440" w:hanging="360"/>
-      </w:pPr>
-      <w:rPr>
-        <w:rFonts w:ascii="Courier New" w:hAnsi="Courier New" w:hint="default"/>
-        <w:sz w:val="20"/>
-      </w:rPr>
-    </w:lvl>
-    <w:lvl w:ilvl="2" w:tentative="1">
-      <w:start w:val="1"/>
-      <w:numFmt w:val="bullet"/>
-      <w:lvlText w:val=""/>
-      <w:lvlJc w:val="left"/>
-      <w:pPr>
-        <w:tabs>
-          <w:tab w:val="num" w:pos="2160"/>
-        </w:tabs>
-        <w:ind w:left="2160" w:hanging="360"/>
-      </w:pPr>
-      <w:rPr>
-        <w:rFonts w:ascii="Wingdings" w:hAnsi="Wingdings" w:hint="default"/>
-        <w:sz w:val="20"/>
-      </w:rPr>
-    </w:lvl>
-    <w:lvl w:ilvl="3" w:tentative="1">
-      <w:start w:val="1"/>
-      <w:numFmt w:val="bullet"/>
-      <w:lvlText w:val=""/>
-      <w:lvlJc w:val="left"/>
-      <w:pPr>
-        <w:tabs>
-          <w:tab w:val="num" w:pos="2880"/>
-        </w:tabs>
-        <w:ind w:left="2880" w:hanging="360"/>
-      </w:pPr>
-      <w:rPr>
-        <w:rFonts w:ascii="Wingdings" w:hAnsi="Wingdings" w:hint="default"/>
-        <w:sz w:val="20"/>
-      </w:rPr>
-    </w:lvl>
-    <w:lvl w:ilvl="4" w:tentative="1">
-      <w:start w:val="1"/>
-      <w:numFmt w:val="bullet"/>
-      <w:lvlText w:val=""/>
-      <w:lvlJc w:val="left"/>
-      <w:pPr>
-        <w:tabs>
-          <w:tab w:val="num" w:pos="3600"/>
-        </w:tabs>
-        <w:ind w:left="3600" w:hanging="360"/>
-      </w:pPr>
-      <w:rPr>
-        <w:rFonts w:ascii="Wingdings" w:hAnsi="Wingdings" w:hint="default"/>
-        <w:sz w:val="20"/>
-      </w:rPr>
-    </w:lvl>
-    <w:lvl w:ilvl="5" w:tentative="1">
-      <w:start w:val="1"/>
-      <w:numFmt w:val="bullet"/>
-      <w:lvlText w:val=""/>
-      <w:lvlJc w:val="left"/>
-      <w:pPr>
-        <w:tabs>
-          <w:tab w:val="num" w:pos="4320"/>
-        </w:tabs>
-        <w:ind w:left="4320" w:hanging="360"/>
-      </w:pPr>
-      <w:rPr>
-        <w:rFonts w:ascii="Wingdings" w:hAnsi="Wingdings" w:hint="default"/>
-        <w:sz w:val="20"/>
-      </w:rPr>
-    </w:lvl>
-    <w:lvl w:ilvl="6" w:tentative="1">
-      <w:start w:val="1"/>
-      <w:numFmt w:val="bullet"/>
-      <w:lvlText w:val=""/>
-      <w:lvlJc w:val="left"/>
-      <w:pPr>
-        <w:tabs>
-          <w:tab w:val="num" w:pos="5040"/>
-        </w:tabs>
-        <w:ind w:left="5040" w:hanging="360"/>
-      </w:pPr>
-      <w:rPr>
-        <w:rFonts w:ascii="Wingdings" w:hAnsi="Wingdings" w:hint="default"/>
-        <w:sz w:val="20"/>
-      </w:rPr>
-    </w:lvl>
-    <w:lvl w:ilvl="7" w:tentative="1">
-      <w:start w:val="1"/>
-      <w:numFmt w:val="bullet"/>
-      <w:lvlText w:val=""/>
-      <w:lvlJc w:val="left"/>
-      <w:pPr>
-        <w:tabs>
-          <w:tab w:val="num" w:pos="5760"/>
-        </w:tabs>
-        <w:ind w:left="5760" w:hanging="360"/>
-      </w:pPr>
-      <w:rPr>
-        <w:rFonts w:ascii="Wingdings" w:hAnsi="Wingdings" w:hint="default"/>
-        <w:sz w:val="20"/>
-      </w:rPr>
-    </w:lvl>
-    <w:lvl w:ilvl="8" w:tentative="1">
-      <w:start w:val="1"/>
-      <w:numFmt w:val="bullet"/>
-      <w:lvlText w:val=""/>
-      <w:lvlJc w:val="left"/>
-      <w:pPr>
-        <w:tabs>
-          <w:tab w:val="num" w:pos="6480"/>
-        </w:tabs>
-        <w:ind w:left="6480" w:hanging="360"/>
-      </w:pPr>
-      <w:rPr>
-        <w:rFonts w:ascii="Wingdings" w:hAnsi="Wingdings" w:hint="default"/>
-        <w:sz w:val="20"/>
-      </w:rPr>
-    </w:lvl>
-  </w:abstractNum>
-  <w:abstractNum w:abstractNumId="18" w15:restartNumberingAfterBreak="0">
-    <w:nsid w:val="6B654D37"/>
-    <w:multiLevelType w:val="multilevel"/>
-    <w:tmpl w:val="F4C27668"/>
-    <w:lvl w:ilvl="0">
-      <w:start w:val="1"/>
-      <w:numFmt w:val="bullet"/>
-      <w:lvlText w:val=""/>
-      <w:lvlJc w:val="left"/>
-      <w:pPr>
-        <w:tabs>
-          <w:tab w:val="num" w:pos="720"/>
-        </w:tabs>
-        <w:ind w:left="720" w:hanging="360"/>
-      </w:pPr>
-      <w:rPr>
-        <w:rFonts w:ascii="Symbol" w:hAnsi="Symbol" w:hint="default"/>
-        <w:sz w:val="20"/>
-      </w:rPr>
-    </w:lvl>
-    <w:lvl w:ilvl="1" w:tentative="1">
-      <w:start w:val="1"/>
-      <w:numFmt w:val="bullet"/>
-      <w:lvlText w:val="o"/>
-      <w:lvlJc w:val="left"/>
-      <w:pPr>
-        <w:tabs>
-          <w:tab w:val="num" w:pos="1440"/>
-        </w:tabs>
-        <w:ind w:left="1440" w:hanging="360"/>
-      </w:pPr>
-      <w:rPr>
-        <w:rFonts w:ascii="Courier New" w:hAnsi="Courier New" w:hint="default"/>
-        <w:sz w:val="20"/>
-      </w:rPr>
-    </w:lvl>
-    <w:lvl w:ilvl="2" w:tentative="1">
-      <w:start w:val="1"/>
-      <w:numFmt w:val="bullet"/>
-      <w:lvlText w:val=""/>
-      <w:lvlJc w:val="left"/>
-      <w:pPr>
-        <w:tabs>
-          <w:tab w:val="num" w:pos="2160"/>
-        </w:tabs>
-        <w:ind w:left="2160" w:hanging="360"/>
-      </w:pPr>
-      <w:rPr>
-        <w:rFonts w:ascii="Wingdings" w:hAnsi="Wingdings" w:hint="default"/>
-        <w:sz w:val="20"/>
-      </w:rPr>
-    </w:lvl>
-    <w:lvl w:ilvl="3" w:tentative="1">
-      <w:start w:val="1"/>
-      <w:numFmt w:val="bullet"/>
-      <w:lvlText w:val=""/>
-      <w:lvlJc w:val="left"/>
-      <w:pPr>
-        <w:tabs>
-          <w:tab w:val="num" w:pos="2880"/>
-        </w:tabs>
-        <w:ind w:left="2880" w:hanging="360"/>
-      </w:pPr>
-      <w:rPr>
-        <w:rFonts w:ascii="Wingdings" w:hAnsi="Wingdings" w:hint="default"/>
-        <w:sz w:val="20"/>
-      </w:rPr>
-    </w:lvl>
-    <w:lvl w:ilvl="4" w:tentative="1">
-      <w:start w:val="1"/>
-      <w:numFmt w:val="bullet"/>
-      <w:lvlText w:val=""/>
-      <w:lvlJc w:val="left"/>
-      <w:pPr>
-        <w:tabs>
-          <w:tab w:val="num" w:pos="3600"/>
-        </w:tabs>
-        <w:ind w:left="3600" w:hanging="360"/>
-      </w:pPr>
-      <w:rPr>
-        <w:rFonts w:ascii="Wingdings" w:hAnsi="Wingdings" w:hint="default"/>
-        <w:sz w:val="20"/>
-      </w:rPr>
-    </w:lvl>
-    <w:lvl w:ilvl="5" w:tentative="1">
-      <w:start w:val="1"/>
-      <w:numFmt w:val="bullet"/>
-      <w:lvlText w:val=""/>
-      <w:lvlJc w:val="left"/>
-      <w:pPr>
-        <w:tabs>
-          <w:tab w:val="num" w:pos="4320"/>
-        </w:tabs>
-        <w:ind w:left="4320" w:hanging="360"/>
-      </w:pPr>
-      <w:rPr>
-        <w:rFonts w:ascii="Wingdings" w:hAnsi="Wingdings" w:hint="default"/>
-        <w:sz w:val="20"/>
-      </w:rPr>
-    </w:lvl>
-    <w:lvl w:ilvl="6" w:tentative="1">
-      <w:start w:val="1"/>
-      <w:numFmt w:val="bullet"/>
-      <w:lvlText w:val=""/>
-      <w:lvlJc w:val="left"/>
-      <w:pPr>
-        <w:tabs>
-          <w:tab w:val="num" w:pos="5040"/>
-        </w:tabs>
-        <w:ind w:left="5040" w:hanging="360"/>
-      </w:pPr>
-      <w:rPr>
-        <w:rFonts w:ascii="Wingdings" w:hAnsi="Wingdings" w:hint="default"/>
-        <w:sz w:val="20"/>
-      </w:rPr>
-    </w:lvl>
-    <w:lvl w:ilvl="7" w:tentative="1">
-      <w:start w:val="1"/>
-      <w:numFmt w:val="bullet"/>
-      <w:lvlText w:val=""/>
-      <w:lvlJc w:val="left"/>
-      <w:pPr>
-        <w:tabs>
-          <w:tab w:val="num" w:pos="5760"/>
-        </w:tabs>
-        <w:ind w:left="5760" w:hanging="360"/>
-      </w:pPr>
-      <w:rPr>
-        <w:rFonts w:ascii="Wingdings" w:hAnsi="Wingdings" w:hint="default"/>
-        <w:sz w:val="20"/>
-      </w:rPr>
-    </w:lvl>
-    <w:lvl w:ilvl="8" w:tentative="1">
-      <w:start w:val="1"/>
-      <w:numFmt w:val="bullet"/>
-      <w:lvlText w:val=""/>
-      <w:lvlJc w:val="left"/>
-      <w:pPr>
-        <w:tabs>
-          <w:tab w:val="num" w:pos="6480"/>
-        </w:tabs>
-        <w:ind w:left="6480" w:hanging="360"/>
-      </w:pPr>
-      <w:rPr>
-        <w:rFonts w:ascii="Wingdings" w:hAnsi="Wingdings" w:hint="default"/>
-        <w:sz w:val="20"/>
-      </w:rPr>
-    </w:lvl>
-  </w:abstractNum>
-  <w:abstractNum w:abstractNumId="19" w15:restartNumberingAfterBreak="0">
-    <w:nsid w:val="6CD32299"/>
-    <w:multiLevelType w:val="multilevel"/>
-    <w:tmpl w:val="0526E402"/>
-    <w:lvl w:ilvl="0">
-      <w:start w:val="1"/>
-      <w:numFmt w:val="bullet"/>
-      <w:lvlText w:val=""/>
-      <w:lvlJc w:val="left"/>
-      <w:pPr>
-        <w:tabs>
-          <w:tab w:val="num" w:pos="720"/>
-        </w:tabs>
-        <w:ind w:left="720" w:hanging="360"/>
-      </w:pPr>
-      <w:rPr>
-        <w:rFonts w:ascii="Symbol" w:hAnsi="Symbol" w:hint="default"/>
-        <w:sz w:val="20"/>
-      </w:rPr>
-    </w:lvl>
-    <w:lvl w:ilvl="1" w:tentative="1">
-      <w:start w:val="1"/>
-      <w:numFmt w:val="bullet"/>
-      <w:lvlText w:val="o"/>
-      <w:lvlJc w:val="left"/>
-      <w:pPr>
-        <w:tabs>
-          <w:tab w:val="num" w:pos="1440"/>
-        </w:tabs>
-        <w:ind w:left="1440" w:hanging="360"/>
-      </w:pPr>
-      <w:rPr>
-        <w:rFonts w:ascii="Courier New" w:hAnsi="Courier New" w:hint="default"/>
-        <w:sz w:val="20"/>
-      </w:rPr>
-    </w:lvl>
-    <w:lvl w:ilvl="2" w:tentative="1">
-      <w:start w:val="1"/>
-      <w:numFmt w:val="bullet"/>
-      <w:lvlText w:val=""/>
-      <w:lvlJc w:val="left"/>
-      <w:pPr>
-        <w:tabs>
-          <w:tab w:val="num" w:pos="2160"/>
-        </w:tabs>
-        <w:ind w:left="2160" w:hanging="360"/>
-      </w:pPr>
-      <w:rPr>
-        <w:rFonts w:ascii="Wingdings" w:hAnsi="Wingdings" w:hint="default"/>
-        <w:sz w:val="20"/>
-      </w:rPr>
-    </w:lvl>
-    <w:lvl w:ilvl="3" w:tentative="1">
-      <w:start w:val="1"/>
-      <w:numFmt w:val="bullet"/>
-      <w:lvlText w:val=""/>
-      <w:lvlJc w:val="left"/>
-      <w:pPr>
-        <w:tabs>
-          <w:tab w:val="num" w:pos="2880"/>
-        </w:tabs>
-        <w:ind w:left="2880" w:hanging="360"/>
-      </w:pPr>
-      <w:rPr>
-        <w:rFonts w:ascii="Wingdings" w:hAnsi="Wingdings" w:hint="default"/>
-        <w:sz w:val="20"/>
-      </w:rPr>
-    </w:lvl>
-    <w:lvl w:ilvl="4" w:tentative="1">
-      <w:start w:val="1"/>
-      <w:numFmt w:val="bullet"/>
-      <w:lvlText w:val=""/>
-      <w:lvlJc w:val="left"/>
-      <w:pPr>
-        <w:tabs>
-          <w:tab w:val="num" w:pos="3600"/>
-        </w:tabs>
-        <w:ind w:left="3600" w:hanging="360"/>
-      </w:pPr>
-      <w:rPr>
-        <w:rFonts w:ascii="Wingdings" w:hAnsi="Wingdings" w:hint="default"/>
-        <w:sz w:val="20"/>
-      </w:rPr>
-    </w:lvl>
-    <w:lvl w:ilvl="5" w:tentative="1">
-      <w:start w:val="1"/>
-      <w:numFmt w:val="bullet"/>
-      <w:lvlText w:val=""/>
-      <w:lvlJc w:val="left"/>
-      <w:pPr>
-        <w:tabs>
-          <w:tab w:val="num" w:pos="4320"/>
-        </w:tabs>
-        <w:ind w:left="4320" w:hanging="360"/>
-      </w:pPr>
-      <w:rPr>
-        <w:rFonts w:ascii="Wingdings" w:hAnsi="Wingdings" w:hint="default"/>
-        <w:sz w:val="20"/>
-      </w:rPr>
-    </w:lvl>
-    <w:lvl w:ilvl="6" w:tentative="1">
-      <w:start w:val="1"/>
-      <w:numFmt w:val="bullet"/>
-      <w:lvlText w:val=""/>
-      <w:lvlJc w:val="left"/>
-      <w:pPr>
-        <w:tabs>
-          <w:tab w:val="num" w:pos="5040"/>
-        </w:tabs>
-        <w:ind w:left="5040" w:hanging="360"/>
-      </w:pPr>
-      <w:rPr>
-        <w:rFonts w:ascii="Wingdings" w:hAnsi="Wingdings" w:hint="default"/>
-        <w:sz w:val="20"/>
-      </w:rPr>
-    </w:lvl>
-    <w:lvl w:ilvl="7" w:tentative="1">
-      <w:start w:val="1"/>
-      <w:numFmt w:val="bullet"/>
-      <w:lvlText w:val=""/>
-      <w:lvlJc w:val="left"/>
-      <w:pPr>
-        <w:tabs>
-          <w:tab w:val="num" w:pos="5760"/>
-        </w:tabs>
-        <w:ind w:left="5760" w:hanging="360"/>
-      </w:pPr>
-      <w:rPr>
-        <w:rFonts w:ascii="Wingdings" w:hAnsi="Wingdings" w:hint="default"/>
-        <w:sz w:val="20"/>
-      </w:rPr>
-    </w:lvl>
-    <w:lvl w:ilvl="8" w:tentative="1">
-      <w:start w:val="1"/>
-      <w:numFmt w:val="bullet"/>
-      <w:lvlText w:val=""/>
-      <w:lvlJc w:val="left"/>
-      <w:pPr>
-        <w:tabs>
-          <w:tab w:val="num" w:pos="6480"/>
-        </w:tabs>
-        <w:ind w:left="6480" w:hanging="360"/>
-      </w:pPr>
-      <w:rPr>
-        <w:rFonts w:ascii="Wingdings" w:hAnsi="Wingdings" w:hint="default"/>
-        <w:sz w:val="20"/>
-      </w:rPr>
-    </w:lvl>
-  </w:abstractNum>
-  <w:num w:numId="1" w16cid:durableId="925311337">
-    <w:abstractNumId w:val="15"/>
+  <w:num w:numId="1" w16cid:durableId="418332556">
+    <w:abstractNumId w:val="11"/>
   </w:num>
-  <w:num w:numId="2" w16cid:durableId="1197618985">
+  <w:num w:numId="2" w16cid:durableId="852767369">
+    <w:abstractNumId w:val="3"/>
+  </w:num>
+  <w:num w:numId="3" w16cid:durableId="145166827">
+    <w:abstractNumId w:val="10"/>
+  </w:num>
+  <w:num w:numId="4" w16cid:durableId="1326468666">
+    <w:abstractNumId w:val="4"/>
+  </w:num>
+  <w:num w:numId="5" w16cid:durableId="1545557304">
+    <w:abstractNumId w:val="7"/>
+  </w:num>
+  <w:num w:numId="6" w16cid:durableId="20254515">
+    <w:abstractNumId w:val="1"/>
+  </w:num>
+  <w:num w:numId="7" w16cid:durableId="2116976076">
+    <w:abstractNumId w:val="6"/>
+  </w:num>
+  <w:num w:numId="8" w16cid:durableId="82338041">
+    <w:abstractNumId w:val="8"/>
+  </w:num>
+  <w:num w:numId="9" w16cid:durableId="1088187393">
     <w:abstractNumId w:val="0"/>
   </w:num>
-  <w:num w:numId="3" w16cid:durableId="100078552">
-    <w:abstractNumId w:val="14"/>
+  <w:num w:numId="10" w16cid:durableId="593513836">
+    <w:abstractNumId w:val="5"/>
   </w:num>
-  <w:num w:numId="4" w16cid:durableId="1326514990">
-    <w:abstractNumId w:val="19"/>
+  <w:num w:numId="11" w16cid:durableId="203980495">
+    <w:abstractNumId w:val="9"/>
   </w:num>
-  <w:num w:numId="5" w16cid:durableId="468136604">
+  <w:num w:numId="12" w16cid:durableId="606500315">
     <w:abstractNumId w:val="2"/>
   </w:num>
-  <w:num w:numId="6" w16cid:durableId="1250431639">
-    <w:abstractNumId w:val="9"/>
-  </w:num>
-  <w:num w:numId="7" w16cid:durableId="1458990892">
-    <w:abstractNumId w:val="13"/>
-  </w:num>
-  <w:num w:numId="8" w16cid:durableId="841747041">
-    <w:abstractNumId w:val="17"/>
-  </w:num>
-  <w:num w:numId="9" w16cid:durableId="1635209493">
-    <w:abstractNumId w:val="10"/>
-  </w:num>
-  <w:num w:numId="10" w16cid:durableId="1889223933">
-    <w:abstractNumId w:val="12"/>
-  </w:num>
-  <w:num w:numId="11" w16cid:durableId="1991861206">
-    <w:abstractNumId w:val="8"/>
-  </w:num>
-  <w:num w:numId="12" w16cid:durableId="1589843793">
-    <w:abstractNumId w:val="6"/>
-  </w:num>
-  <w:num w:numId="13" w16cid:durableId="851257978">
-    <w:abstractNumId w:val="3"/>
-  </w:num>
-  <w:num w:numId="14" w16cid:durableId="1693339335">
-    <w:abstractNumId w:val="4"/>
-  </w:num>
-  <w:num w:numId="15" w16cid:durableId="1879850530">
-    <w:abstractNumId w:val="18"/>
-  </w:num>
-  <w:num w:numId="16" w16cid:durableId="1988313210">
-    <w:abstractNumId w:val="11"/>
-  </w:num>
-  <w:num w:numId="17" w16cid:durableId="1687439214">
-    <w:abstractNumId w:val="5"/>
-  </w:num>
-  <w:num w:numId="18" w16cid:durableId="828524156">
-    <w:abstractNumId w:val="1"/>
-  </w:num>
-  <w:num w:numId="19" w16cid:durableId="901793087">
-    <w:abstractNumId w:val="7"/>
-  </w:num>
-  <w:num w:numId="20" w16cid:durableId="189149239">
-    <w:abstractNumId w:val="16"/>
-  </w:num>
+  <w:numIdMacAtCleanup w:val="12"/>
 </w:numbering>
 </file>
 
@@ -4269,6 +6991,29 @@
       <w:spacing w:val="5"/>
     </w:rPr>
   </w:style>
+  <w:style w:type="character" w:styleId="Hyperlink">
+    <w:name w:val="Hyperlink"/>
+    <w:basedOn w:val="DefaultParagraphFont"/>
+    <w:uiPriority w:val="99"/>
+    <w:unhideWhenUsed/>
+    <w:rsid w:val="008E4E9D"/>
+    <w:rPr>
+      <w:color w:val="467886" w:themeColor="hyperlink"/>
+      <w:u w:val="single"/>
+    </w:rPr>
+  </w:style>
+  <w:style w:type="character" w:styleId="UnresolvedMention">
+    <w:name w:val="Unresolved Mention"/>
+    <w:basedOn w:val="DefaultParagraphFont"/>
+    <w:uiPriority w:val="99"/>
+    <w:semiHidden/>
+    <w:unhideWhenUsed/>
+    <w:rsid w:val="008E4E9D"/>
+    <w:rPr>
+      <w:color w:val="605E5C"/>
+      <w:shd w:val="clear" w:color="auto" w:fill="E1DFDD"/>
+    </w:rPr>
+  </w:style>
 </w:styles>
 </file>
 

--- a/Laporan Outstanding.docx
+++ b/Laporan Outstanding.docx
@@ -14,23 +14,69 @@
           <w:b/>
           <w:bCs/>
         </w:rPr>
-        <w:t>Tentu. Berikut adalah laporan progres pekerjaan hari ini yang sudah disesuaikan dengan perubahan konsep besar yang kita sepakati.</w:t>
-      </w:r>
-    </w:p>
-    <w:p>
-      <w:pPr>
-        <w:rPr>
-          <w:b/>
-          <w:bCs/>
-        </w:rPr>
-      </w:pPr>
-      <w:r>
-        <w:rPr>
-          <w:b/>
-          <w:bCs/>
-        </w:rPr>
-        <w:pict w14:anchorId="716C5D2E">
-          <v:rect id="_x0000_i1237" style="width:0;height:1.5pt" o:hralign="center" o:hrstd="t" o:hr="t" fillcolor="#a0a0a0" stroked="f"/>
+        <w:t>Laporan Histori Pekerjaan</w:t>
+      </w:r>
+    </w:p>
+    <w:p>
+      <w:pPr>
+        <w:rPr>
+          <w:b/>
+          <w:bCs/>
+        </w:rPr>
+      </w:pPr>
+      <w:r>
+        <w:rPr>
+          <w:b/>
+          <w:bCs/>
+        </w:rPr>
+        <w:t>Proyek: Website Resmi Polda Papua Tengah</w:t>
+      </w:r>
+      <w:r>
+        <w:rPr>
+          <w:b/>
+          <w:bCs/>
+        </w:rPr>
+        <w:br/>
+        <w:t>Tanggal: 14 Juli 2026</w:t>
+      </w:r>
+      <w:r>
+        <w:rPr>
+          <w:b/>
+          <w:bCs/>
+        </w:rPr>
+        <w:br/>
+        <w:t xml:space="preserve">Status: </w:t>
+      </w:r>
+      <w:r>
+        <w:rPr>
+          <w:rFonts w:ascii="Segoe UI Emoji" w:hAnsi="Segoe UI Emoji" w:cs="Segoe UI Emoji"/>
+          <w:b/>
+          <w:bCs/>
+        </w:rPr>
+        <w:t>✅</w:t>
+      </w:r>
+      <w:r>
+        <w:rPr>
+          <w:b/>
+          <w:bCs/>
+        </w:rPr>
+        <w:t xml:space="preserve"> Progress Berjalan Baik</w:t>
+      </w:r>
+    </w:p>
+    <w:p>
+      <w:pPr>
+        <w:rPr>
+          <w:b/>
+          <w:bCs/>
+        </w:rPr>
+      </w:pPr>
+      <w:r>
+        <w:rPr>
+          <w:b/>
+          <w:bCs/>
+        </w:rPr>
+        <w:pict w14:anchorId="615CAD49">
+          <v:rect id="_x0000_i1285" style="width:0;height:1.5pt" o:hralign="center" o:hrstd="t" o:hr="t" fillcolor="#a0a0a0" stroked="f"/>
         </w:pict>
       </w:r>
     </w:p>
@@ -46,53 +92,53 @@
           <w:b/>
           <w:bCs/>
         </w:rPr>
-        <w:t>LAPORAN PROGRES PEKERJAAN</w:t>
-      </w:r>
-    </w:p>
-    <w:p>
-      <w:pPr>
-        <w:rPr>
-          <w:b/>
-          <w:bCs/>
-        </w:rPr>
-      </w:pPr>
-      <w:r>
-        <w:rPr>
-          <w:b/>
-          <w:bCs/>
-        </w:rPr>
-        <w:t>Proyek Website &amp; CMS Polda Papua Tengah</w:t>
-      </w:r>
-    </w:p>
-    <w:p>
-      <w:pPr>
-        <w:rPr>
-          <w:b/>
-          <w:bCs/>
-        </w:rPr>
-      </w:pPr>
-      <w:r>
-        <w:rPr>
-          <w:b/>
-          <w:bCs/>
-        </w:rPr>
-        <w:t>Tanggal: 12 Juli 2026</w:t>
-      </w:r>
-    </w:p>
-    <w:p>
-      <w:pPr>
-        <w:rPr>
-          <w:b/>
-          <w:bCs/>
-        </w:rPr>
-      </w:pPr>
-      <w:r>
-        <w:rPr>
-          <w:b/>
-          <w:bCs/>
-        </w:rPr>
-        <w:pict w14:anchorId="653F9CD4">
-          <v:rect id="_x0000_i1238" style="width:0;height:1.5pt" o:hralign="center" o:hrstd="t" o:hr="t" fillcolor="#a0a0a0" stroked="f"/>
+        <w:t>Ringkasan Pekerjaan Hari Ini</w:t>
+      </w:r>
+    </w:p>
+    <w:p>
+      <w:pPr>
+        <w:rPr>
+          <w:b/>
+          <w:bCs/>
+        </w:rPr>
+      </w:pPr>
+      <w:r>
+        <w:rPr>
+          <w:b/>
+          <w:bCs/>
+        </w:rPr>
+        <w:t>Hari ini fokus utama adalah menstabilkan struktur project setelah proses refactor, memperbaiki error yang menyebabkan build gagal, serta mengembangkan Hero Section menjadi slideshow otomatis yang siap dikembangkan ke CMS.</w:t>
+      </w:r>
+    </w:p>
+    <w:p>
+      <w:pPr>
+        <w:rPr>
+          <w:b/>
+          <w:bCs/>
+        </w:rPr>
+      </w:pPr>
+      <w:r>
+        <w:rPr>
+          <w:b/>
+          <w:bCs/>
+        </w:rPr>
+        <w:t>Selain itu dilakukan sinkronisasi antara lingkungan pengembangan lokal (localhost) dengan GitHub Pages sehingga hasil tampilan keduanya sudah sama.</w:t>
+      </w:r>
+    </w:p>
+    <w:p>
+      <w:pPr>
+        <w:rPr>
+          <w:b/>
+          <w:bCs/>
+        </w:rPr>
+      </w:pPr>
+      <w:r>
+        <w:rPr>
+          <w:b/>
+          <w:bCs/>
+        </w:rPr>
+        <w:pict w14:anchorId="3B70AAC7">
+          <v:rect id="_x0000_i1286" style="width:0;height:1.5pt" o:hralign="center" o:hrstd="t" o:hr="t" fillcolor="#a0a0a0" stroked="f"/>
         </w:pict>
       </w:r>
     </w:p>
@@ -108,22 +154,22 @@
           <w:b/>
           <w:bCs/>
         </w:rPr>
-        <w:t>1. Progress Hari Ini</w:t>
-      </w:r>
-    </w:p>
-    <w:p>
-      <w:pPr>
-        <w:rPr>
-          <w:b/>
-          <w:bCs/>
-        </w:rPr>
-      </w:pPr>
-      <w:r>
-        <w:rPr>
-          <w:b/>
-          <w:bCs/>
-        </w:rPr>
-        <w:t>A. Refactoring Header Website</w:t>
+        <w:t>Detail Pekerjaan yang Diselesaikan</w:t>
+      </w:r>
+    </w:p>
+    <w:p>
+      <w:pPr>
+        <w:rPr>
+          <w:b/>
+          <w:bCs/>
+        </w:rPr>
+      </w:pPr>
+      <w:r>
+        <w:rPr>
+          <w:b/>
+          <w:bCs/>
+        </w:rPr>
+        <w:t>1. Perbaikan Struktur Project</w:t>
       </w:r>
     </w:p>
     <w:p>
@@ -145,7 +191,7 @@
       <w:pPr>
         <w:numPr>
           <w:ilvl w:val="0"/>
-          <w:numId w:val="1"/>
+          <w:numId w:val="13"/>
         </w:numPr>
         <w:rPr>
           <w:b/>
@@ -157,14 +203,14 @@
           <w:b/>
           <w:bCs/>
         </w:rPr>
-        <w:t>Memisahkan komponen Header menjadi beberapa file agar lebih mudah dikembangkan.</w:t>
+        <w:t>Perbaikan struktur import komponen.</w:t>
       </w:r>
     </w:p>
     <w:p>
       <w:pPr>
         <w:numPr>
           <w:ilvl w:val="0"/>
-          <w:numId w:val="1"/>
+          <w:numId w:val="13"/>
         </w:numPr>
         <w:rPr>
           <w:b/>
@@ -176,52 +222,14 @@
           <w:b/>
           <w:bCs/>
         </w:rPr>
-        <w:t>Membuat komponen:</w:t>
-      </w:r>
-    </w:p>
-    <w:p>
-      <w:pPr>
-        <w:numPr>
-          <w:ilvl w:val="1"/>
-          <w:numId w:val="1"/>
-        </w:numPr>
-        <w:rPr>
-          <w:b/>
-          <w:bCs/>
-        </w:rPr>
-      </w:pPr>
-      <w:r>
-        <w:rPr>
-          <w:b/>
-          <w:bCs/>
-        </w:rPr>
-        <w:t>DesktopMenu.tsx</w:t>
-      </w:r>
-    </w:p>
-    <w:p>
-      <w:pPr>
-        <w:numPr>
-          <w:ilvl w:val="1"/>
-          <w:numId w:val="1"/>
-        </w:numPr>
-        <w:rPr>
-          <w:b/>
-          <w:bCs/>
-        </w:rPr>
-      </w:pPr>
-      <w:r>
-        <w:rPr>
-          <w:b/>
-          <w:bCs/>
-        </w:rPr>
-        <w:t>MobileMenu.tsx</w:t>
+        <w:t>Perbaikan routing Home.</w:t>
       </w:r>
     </w:p>
     <w:p>
       <w:pPr>
         <w:numPr>
           <w:ilvl w:val="0"/>
-          <w:numId w:val="1"/>
+          <w:numId w:val="13"/>
         </w:numPr>
         <w:rPr>
           <w:b/>
@@ -233,14 +241,14 @@
           <w:b/>
           <w:bCs/>
         </w:rPr>
-        <w:t>Memperbaiki import, tipe data (RefObject), dan struktur komponen.</w:t>
+        <w:t>Perbaikan App.tsx.</w:t>
       </w:r>
     </w:p>
     <w:p>
       <w:pPr>
         <w:numPr>
           <w:ilvl w:val="0"/>
-          <w:numId w:val="1"/>
+          <w:numId w:val="13"/>
         </w:numPr>
         <w:rPr>
           <w:b/>
@@ -252,14 +260,14 @@
           <w:b/>
           <w:bCs/>
         </w:rPr>
-        <w:t>Mengatasi berbagai error TypeScript dan React selama proses refactoring.</w:t>
+        <w:t>Perbaikan struktur Hero.</w:t>
       </w:r>
     </w:p>
     <w:p>
       <w:pPr>
         <w:numPr>
           <w:ilvl w:val="0"/>
-          <w:numId w:val="1"/>
+          <w:numId w:val="13"/>
         </w:numPr>
         <w:rPr>
           <w:b/>
@@ -271,84 +279,14 @@
           <w:b/>
           <w:bCs/>
         </w:rPr>
-        <w:t>Website berhasil kembali berjalan normal setelah proses pemisahan komponen.</w:t>
-      </w:r>
-    </w:p>
-    <w:p>
-      <w:pPr>
-        <w:rPr>
-          <w:b/>
-          <w:bCs/>
-        </w:rPr>
-      </w:pPr>
-      <w:r>
-        <w:rPr>
-          <w:b/>
-          <w:bCs/>
-        </w:rPr>
-        <w:t>Status:</w:t>
-      </w:r>
-      <w:r>
-        <w:rPr>
-          <w:b/>
-          <w:bCs/>
-        </w:rPr>
-        <w:br/>
-        <w:t>Selesai (100%)</w:t>
-      </w:r>
-    </w:p>
-    <w:p>
-      <w:pPr>
-        <w:rPr>
-          <w:b/>
-          <w:bCs/>
-        </w:rPr>
-      </w:pPr>
-      <w:r>
-        <w:rPr>
-          <w:b/>
-          <w:bCs/>
-        </w:rPr>
-        <w:pict w14:anchorId="5470593D">
-          <v:rect id="_x0000_i1239" style="width:0;height:1.5pt" o:hralign="center" o:hrstd="t" o:hr="t" fillcolor="#a0a0a0" stroked="f"/>
-        </w:pict>
-      </w:r>
-    </w:p>
-    <w:p>
-      <w:pPr>
-        <w:rPr>
-          <w:b/>
-          <w:bCs/>
-        </w:rPr>
-      </w:pPr>
-      <w:r>
-        <w:rPr>
-          <w:b/>
-          <w:bCs/>
-        </w:rPr>
-        <w:t>B. Responsive Header</w:t>
-      </w:r>
-    </w:p>
-    <w:p>
-      <w:pPr>
-        <w:rPr>
-          <w:b/>
-          <w:bCs/>
-        </w:rPr>
-      </w:pPr>
-      <w:r>
-        <w:rPr>
-          <w:b/>
-          <w:bCs/>
-        </w:rPr>
-        <w:t>Selesai</w:t>
+        <w:t>Perbaikan Quick Access.</w:t>
       </w:r>
     </w:p>
     <w:p>
       <w:pPr>
         <w:numPr>
           <w:ilvl w:val="0"/>
-          <w:numId w:val="2"/>
+          <w:numId w:val="13"/>
         </w:numPr>
         <w:rPr>
           <w:b/>
@@ -360,14 +298,14 @@
           <w:b/>
           <w:bCs/>
         </w:rPr>
-        <w:t>Header tetap mendukung desktop dan mobile.</w:t>
+        <w:t>Menghilangkan error TypeScript.</w:t>
       </w:r>
     </w:p>
     <w:p>
       <w:pPr>
         <w:numPr>
           <w:ilvl w:val="0"/>
-          <w:numId w:val="2"/>
+          <w:numId w:val="13"/>
         </w:numPr>
         <w:rPr>
           <w:b/>
@@ -379,14 +317,159 @@
           <w:b/>
           <w:bCs/>
         </w:rPr>
-        <w:t>GSAP hanya berjalan pada desktop.</w:t>
+        <w:t>Build project berhasil kembali.</w:t>
+      </w:r>
+    </w:p>
+    <w:p>
+      <w:pPr>
+        <w:rPr>
+          <w:b/>
+          <w:bCs/>
+        </w:rPr>
+      </w:pPr>
+      <w:r>
+        <w:rPr>
+          <w:b/>
+          <w:bCs/>
+        </w:rPr>
+        <w:t>Status</w:t>
+      </w:r>
+    </w:p>
+    <w:p>
+      <w:pPr>
+        <w:rPr>
+          <w:b/>
+          <w:bCs/>
+        </w:rPr>
+      </w:pPr>
+      <w:r>
+        <w:rPr>
+          <w:rFonts w:ascii="Segoe UI Emoji" w:hAnsi="Segoe UI Emoji" w:cs="Segoe UI Emoji"/>
+          <w:b/>
+          <w:bCs/>
+        </w:rPr>
+        <w:t>✅</w:t>
+      </w:r>
+      <w:r>
+        <w:rPr>
+          <w:b/>
+          <w:bCs/>
+        </w:rPr>
+        <w:t xml:space="preserve"> Selesai</w:t>
+      </w:r>
+    </w:p>
+    <w:p>
+      <w:pPr>
+        <w:rPr>
+          <w:b/>
+          <w:bCs/>
+        </w:rPr>
+      </w:pPr>
+      <w:r>
+        <w:rPr>
+          <w:b/>
+          <w:bCs/>
+        </w:rPr>
+        <w:pict w14:anchorId="6C54654A">
+          <v:rect id="_x0000_i1287" style="width:0;height:1.5pt" o:hralign="center" o:hrstd="t" o:hr="t" fillcolor="#a0a0a0" stroked="f"/>
+        </w:pict>
+      </w:r>
+    </w:p>
+    <w:p>
+      <w:pPr>
+        <w:rPr>
+          <w:b/>
+          <w:bCs/>
+        </w:rPr>
+      </w:pPr>
+      <w:r>
+        <w:rPr>
+          <w:b/>
+          <w:bCs/>
+        </w:rPr>
+        <w:t>2. Hero Section</w:t>
+      </w:r>
+    </w:p>
+    <w:p>
+      <w:pPr>
+        <w:rPr>
+          <w:b/>
+          <w:bCs/>
+        </w:rPr>
+      </w:pPr>
+      <w:r>
+        <w:rPr>
+          <w:b/>
+          <w:bCs/>
+        </w:rPr>
+        <w:t>Sebelumnya</w:t>
+      </w:r>
+    </w:p>
+    <w:p>
+      <w:pPr>
+        <w:rPr>
+          <w:b/>
+          <w:bCs/>
+        </w:rPr>
+      </w:pPr>
+      <w:r>
+        <w:rPr>
+          <w:b/>
+          <w:bCs/>
+        </w:rPr>
+        <w:t>Hero hanya berupa satu gambar statis.</w:t>
+      </w:r>
+    </w:p>
+    <w:p>
+      <w:pPr>
+        <w:rPr>
+          <w:b/>
+          <w:bCs/>
+        </w:rPr>
+      </w:pPr>
+      <w:r>
+        <w:rPr>
+          <w:b/>
+          <w:bCs/>
+        </w:rPr>
+        <w:t>Perubahan</w:t>
+      </w:r>
+    </w:p>
+    <w:p>
+      <w:pPr>
+        <w:rPr>
+          <w:b/>
+          <w:bCs/>
+        </w:rPr>
+      </w:pPr>
+      <w:r>
+        <w:rPr>
+          <w:b/>
+          <w:bCs/>
+        </w:rPr>
+        <w:t>Dikembangkan menjadi Hero Slideshow otomatis.</w:t>
+      </w:r>
+    </w:p>
+    <w:p>
+      <w:pPr>
+        <w:rPr>
+          <w:b/>
+          <w:bCs/>
+        </w:rPr>
+      </w:pPr>
+      <w:r>
+        <w:rPr>
+          <w:b/>
+          <w:bCs/>
+        </w:rPr>
+        <w:t>Fitur yang berhasil dibuat:</w:t>
       </w:r>
     </w:p>
     <w:p>
       <w:pPr>
         <w:numPr>
           <w:ilvl w:val="0"/>
-          <w:numId w:val="2"/>
+          <w:numId w:val="14"/>
         </w:numPr>
         <w:rPr>
           <w:b/>
@@ -398,14 +481,14 @@
           <w:b/>
           <w:bCs/>
         </w:rPr>
-        <w:t>Hamburger Menu berjalan pada mobile.</w:t>
+        <w:t>Auto Play</w:t>
       </w:r>
     </w:p>
     <w:p>
       <w:pPr>
         <w:numPr>
           <w:ilvl w:val="0"/>
-          <w:numId w:val="2"/>
+          <w:numId w:val="14"/>
         </w:numPr>
         <w:rPr>
           <w:b/>
@@ -417,659 +500,14 @@
           <w:b/>
           <w:bCs/>
         </w:rPr>
-        <w:t>Smart Hover Header tetap dipertahankan sesuai konsep awal.</w:t>
-      </w:r>
-    </w:p>
-    <w:p>
-      <w:pPr>
-        <w:rPr>
-          <w:b/>
-          <w:bCs/>
-        </w:rPr>
-      </w:pPr>
-      <w:r>
-        <w:rPr>
-          <w:b/>
-          <w:bCs/>
-        </w:rPr>
-        <w:t>Status:</w:t>
-      </w:r>
-      <w:r>
-        <w:rPr>
-          <w:b/>
-          <w:bCs/>
-        </w:rPr>
-        <w:br/>
-        <w:t>Selesai (100%)</w:t>
-      </w:r>
-    </w:p>
-    <w:p>
-      <w:pPr>
-        <w:rPr>
-          <w:b/>
-          <w:bCs/>
-        </w:rPr>
-      </w:pPr>
-      <w:r>
-        <w:rPr>
-          <w:b/>
-          <w:bCs/>
-        </w:rPr>
-        <w:pict w14:anchorId="751C6C66">
-          <v:rect id="_x0000_i1240" style="width:0;height:1.5pt" o:hralign="center" o:hrstd="t" o:hr="t" fillcolor="#a0a0a0" stroked="f"/>
-        </w:pict>
-      </w:r>
-    </w:p>
-    <w:p>
-      <w:pPr>
-        <w:rPr>
-          <w:b/>
-          <w:bCs/>
-        </w:rPr>
-      </w:pPr>
-      <w:r>
-        <w:rPr>
-          <w:b/>
-          <w:bCs/>
-        </w:rPr>
-        <w:t>C. Analisis Arsitektur Website</w:t>
-      </w:r>
-    </w:p>
-    <w:p>
-      <w:pPr>
-        <w:rPr>
-          <w:b/>
-          <w:bCs/>
-        </w:rPr>
-      </w:pPr>
-      <w:r>
-        <w:rPr>
-          <w:b/>
-          <w:bCs/>
-        </w:rPr>
-        <w:t>Dilakukan evaluasi menyeluruh terhadap konsep website.</w:t>
-      </w:r>
-    </w:p>
-    <w:p>
-      <w:pPr>
-        <w:rPr>
-          <w:b/>
-          <w:bCs/>
-        </w:rPr>
-      </w:pPr>
-      <w:r>
-        <w:rPr>
-          <w:b/>
-          <w:bCs/>
-        </w:rPr>
-        <w:lastRenderedPageBreak/>
-        <w:t>Diputuskan bahwa konsep lama tidak lagi digunakan.</w:t>
-      </w:r>
-    </w:p>
-    <w:p>
-      <w:pPr>
-        <w:rPr>
-          <w:b/>
-          <w:bCs/>
-        </w:rPr>
-      </w:pPr>
-      <w:r>
-        <w:rPr>
-          <w:b/>
-          <w:bCs/>
-        </w:rPr>
-        <w:t>Quick Access dihapus dari konsep utama dan diganti menjadi pusat informasi.</w:t>
-      </w:r>
-    </w:p>
-    <w:p>
-      <w:pPr>
-        <w:rPr>
-          <w:b/>
-          <w:bCs/>
-        </w:rPr>
-      </w:pPr>
-      <w:r>
-        <w:rPr>
-          <w:b/>
-          <w:bCs/>
-        </w:rPr>
-        <w:t>Status:</w:t>
-      </w:r>
-      <w:r>
-        <w:rPr>
-          <w:b/>
-          <w:bCs/>
-        </w:rPr>
-        <w:br/>
-        <w:t>Selesai (Konsep disepakati)</w:t>
-      </w:r>
-    </w:p>
-    <w:p>
-      <w:pPr>
-        <w:rPr>
-          <w:b/>
-          <w:bCs/>
-        </w:rPr>
-      </w:pPr>
-      <w:r>
-        <w:rPr>
-          <w:b/>
-          <w:bCs/>
-        </w:rPr>
-        <w:pict w14:anchorId="5E776CD4">
-          <v:rect id="_x0000_i1241" style="width:0;height:1.5pt" o:hralign="center" o:hrstd="t" o:hr="t" fillcolor="#a0a0a0" stroked="f"/>
-        </w:pict>
-      </w:r>
-    </w:p>
-    <w:p>
-      <w:pPr>
-        <w:rPr>
-          <w:b/>
-          <w:bCs/>
-        </w:rPr>
-      </w:pPr>
-      <w:r>
-        <w:rPr>
-          <w:b/>
-          <w:bCs/>
-        </w:rPr>
-        <w:t>D. Penyusunan Konsep Baru Website</w:t>
-      </w:r>
-    </w:p>
-    <w:p>
-      <w:pPr>
-        <w:rPr>
-          <w:b/>
-          <w:bCs/>
-        </w:rPr>
-      </w:pPr>
-      <w:r>
-        <w:rPr>
-          <w:b/>
-          <w:bCs/>
-        </w:rPr>
-        <w:t>Hari ini disepakati perubahan besar terhadap arsitektur website.</w:t>
-      </w:r>
-    </w:p>
-    <w:p>
-      <w:pPr>
-        <w:rPr>
-          <w:b/>
-          <w:bCs/>
-        </w:rPr>
-      </w:pPr>
-      <w:r>
-        <w:rPr>
-          <w:b/>
-          <w:bCs/>
-        </w:rPr>
-        <w:t>Website berubah dari company profile menjadi Portal Informasi Resmi Polda Papua Tengah.</w:t>
-      </w:r>
-    </w:p>
-    <w:p>
-      <w:pPr>
-        <w:rPr>
-          <w:b/>
-          <w:bCs/>
-        </w:rPr>
-      </w:pPr>
-      <w:r>
-        <w:rPr>
-          <w:b/>
-          <w:bCs/>
-        </w:rPr>
-        <w:t>Status:</w:t>
-      </w:r>
-      <w:r>
-        <w:rPr>
-          <w:b/>
-          <w:bCs/>
-        </w:rPr>
-        <w:br/>
-        <w:t>Disepakati</w:t>
-      </w:r>
-    </w:p>
-    <w:p>
-      <w:pPr>
-        <w:rPr>
-          <w:b/>
-          <w:bCs/>
-        </w:rPr>
-      </w:pPr>
-      <w:r>
-        <w:rPr>
-          <w:b/>
-          <w:bCs/>
-        </w:rPr>
-        <w:pict w14:anchorId="2696F0E3">
-          <v:rect id="_x0000_i1242" style="width:0;height:1.5pt" o:hralign="center" o:hrstd="t" o:hr="t" fillcolor="#a0a0a0" stroked="f"/>
-        </w:pict>
-      </w:r>
-    </w:p>
-    <w:p>
-      <w:pPr>
-        <w:rPr>
-          <w:b/>
-          <w:bCs/>
-        </w:rPr>
-      </w:pPr>
-      <w:r>
-        <w:rPr>
-          <w:b/>
-          <w:bCs/>
-        </w:rPr>
-        <w:t>2. Perubahan Konsep yang Disepakati</w:t>
-      </w:r>
-    </w:p>
-    <w:p>
-      <w:pPr>
-        <w:rPr>
-          <w:b/>
-          <w:bCs/>
-        </w:rPr>
-      </w:pPr>
-      <w:r>
-        <w:rPr>
-          <w:b/>
-          <w:bCs/>
-        </w:rPr>
-        <w:t>Struktur Menu Baru</w:t>
-      </w:r>
-    </w:p>
-    <w:p>
-      <w:pPr>
-        <w:rPr>
-          <w:b/>
-          <w:bCs/>
-        </w:rPr>
-      </w:pPr>
-      <w:r>
-        <w:rPr>
-          <w:b/>
-          <w:bCs/>
-        </w:rPr>
-        <w:t>Beranda</w:t>
-      </w:r>
-    </w:p>
-    <w:p>
-      <w:pPr>
-        <w:rPr>
-          <w:b/>
-          <w:bCs/>
-        </w:rPr>
-      </w:pPr>
-    </w:p>
-    <w:p>
-      <w:pPr>
-        <w:rPr>
-          <w:b/>
-          <w:bCs/>
-        </w:rPr>
-      </w:pPr>
-      <w:r>
-        <w:rPr>
-          <w:b/>
-          <w:bCs/>
-        </w:rPr>
-        <w:t>Profil</w:t>
-      </w:r>
-    </w:p>
-    <w:p>
-      <w:pPr>
-        <w:rPr>
-          <w:b/>
-          <w:bCs/>
-        </w:rPr>
-      </w:pPr>
-      <w:r>
-        <w:rPr>
-          <w:b/>
-          <w:bCs/>
-        </w:rPr>
-        <w:t xml:space="preserve">    • Sejarah</w:t>
-      </w:r>
-    </w:p>
-    <w:p>
-      <w:pPr>
-        <w:rPr>
-          <w:b/>
-          <w:bCs/>
-        </w:rPr>
-      </w:pPr>
-      <w:r>
-        <w:rPr>
-          <w:b/>
-          <w:bCs/>
-        </w:rPr>
-        <w:t xml:space="preserve">    • Visi Misi</w:t>
-      </w:r>
-    </w:p>
-    <w:p>
-      <w:pPr>
-        <w:rPr>
-          <w:b/>
-          <w:bCs/>
-        </w:rPr>
-      </w:pPr>
-      <w:r>
-        <w:rPr>
-          <w:b/>
-          <w:bCs/>
-        </w:rPr>
-        <w:t xml:space="preserve">    • Struktur Organisasi</w:t>
-      </w:r>
-    </w:p>
-    <w:p>
-      <w:pPr>
-        <w:rPr>
-          <w:b/>
-          <w:bCs/>
-        </w:rPr>
-      </w:pPr>
-      <w:r>
-        <w:rPr>
-          <w:b/>
-          <w:bCs/>
-        </w:rPr>
-        <w:t xml:space="preserve">    • Pejabat Utama</w:t>
-      </w:r>
-    </w:p>
-    <w:p>
-      <w:pPr>
-        <w:rPr>
-          <w:b/>
-          <w:bCs/>
-        </w:rPr>
-      </w:pPr>
-    </w:p>
-    <w:p>
-      <w:pPr>
-        <w:rPr>
-          <w:b/>
-          <w:bCs/>
-        </w:rPr>
-      </w:pPr>
-      <w:r>
-        <w:rPr>
-          <w:b/>
-          <w:bCs/>
-        </w:rPr>
-        <w:t>Daftar Polres Wilayah Hukum</w:t>
-      </w:r>
-    </w:p>
-    <w:p>
-      <w:pPr>
-        <w:rPr>
-          <w:b/>
-          <w:bCs/>
-        </w:rPr>
-      </w:pPr>
-      <w:r>
-        <w:rPr>
-          <w:b/>
-          <w:bCs/>
-        </w:rPr>
-        <w:t xml:space="preserve">    • Seluruh Polres di bawah Polda Papua Tengah</w:t>
-      </w:r>
-    </w:p>
-    <w:p>
-      <w:pPr>
-        <w:rPr>
-          <w:b/>
-          <w:bCs/>
-        </w:rPr>
-      </w:pPr>
-      <w:r>
-        <w:rPr>
-          <w:b/>
-          <w:bCs/>
-        </w:rPr>
-        <w:t xml:space="preserve">    • Dikelola melalui CMS</w:t>
-      </w:r>
-    </w:p>
-    <w:p>
-      <w:pPr>
-        <w:rPr>
-          <w:b/>
-          <w:bCs/>
-        </w:rPr>
-      </w:pPr>
-    </w:p>
-    <w:p>
-      <w:pPr>
-        <w:rPr>
-          <w:b/>
-          <w:bCs/>
-        </w:rPr>
-      </w:pPr>
-      <w:r>
-        <w:rPr>
-          <w:b/>
-          <w:bCs/>
-        </w:rPr>
-        <w:t>Berita</w:t>
-      </w:r>
-    </w:p>
-    <w:p>
-      <w:pPr>
-        <w:rPr>
-          <w:b/>
-          <w:bCs/>
-        </w:rPr>
-      </w:pPr>
-    </w:p>
-    <w:p>
-      <w:pPr>
-        <w:rPr>
-          <w:b/>
-          <w:bCs/>
-        </w:rPr>
-      </w:pPr>
-      <w:r>
-        <w:rPr>
-          <w:b/>
-          <w:bCs/>
-        </w:rPr>
-        <w:t>Pengumuman</w:t>
-      </w:r>
-    </w:p>
-    <w:p>
-      <w:pPr>
-        <w:rPr>
-          <w:b/>
-          <w:bCs/>
-        </w:rPr>
-      </w:pPr>
-    </w:p>
-    <w:p>
-      <w:pPr>
-        <w:rPr>
-          <w:b/>
-          <w:bCs/>
-        </w:rPr>
-      </w:pPr>
-      <w:r>
-        <w:rPr>
-          <w:b/>
-          <w:bCs/>
-        </w:rPr>
-        <w:t>Galeri</w:t>
-      </w:r>
-    </w:p>
-    <w:p>
-      <w:pPr>
-        <w:rPr>
-          <w:b/>
-          <w:bCs/>
-        </w:rPr>
-      </w:pPr>
-    </w:p>
-    <w:p>
-      <w:pPr>
-        <w:rPr>
-          <w:b/>
-          <w:bCs/>
-        </w:rPr>
-      </w:pPr>
-      <w:r>
-        <w:rPr>
-          <w:b/>
-          <w:bCs/>
-        </w:rPr>
-        <w:lastRenderedPageBreak/>
-        <w:t>Layanan</w:t>
-      </w:r>
-    </w:p>
-    <w:p>
-      <w:pPr>
-        <w:rPr>
-          <w:b/>
-          <w:bCs/>
-        </w:rPr>
-      </w:pPr>
-    </w:p>
-    <w:p>
-      <w:pPr>
-        <w:rPr>
-          <w:b/>
-          <w:bCs/>
-        </w:rPr>
-      </w:pPr>
-      <w:r>
-        <w:rPr>
-          <w:b/>
-          <w:bCs/>
-        </w:rPr>
-        <w:t>Kontak</w:t>
-      </w:r>
-    </w:p>
-    <w:p>
-      <w:pPr>
-        <w:rPr>
-          <w:b/>
-          <w:bCs/>
-        </w:rPr>
-      </w:pPr>
-      <w:r>
-        <w:rPr>
-          <w:b/>
-          <w:bCs/>
-        </w:rPr>
-        <w:pict w14:anchorId="07A3EF36">
-          <v:rect id="_x0000_i1243" style="width:0;height:1.5pt" o:hralign="center" o:hrstd="t" o:hr="t" fillcolor="#a0a0a0" stroked="f"/>
-        </w:pict>
-      </w:r>
-    </w:p>
-    <w:p>
-      <w:pPr>
-        <w:rPr>
-          <w:b/>
-          <w:bCs/>
-        </w:rPr>
-      </w:pPr>
-      <w:r>
-        <w:rPr>
-          <w:b/>
-          <w:bCs/>
-        </w:rPr>
-        <w:t>Halaman Polres</w:t>
-      </w:r>
-    </w:p>
-    <w:p>
-      <w:pPr>
-        <w:rPr>
-          <w:b/>
-          <w:bCs/>
-        </w:rPr>
-      </w:pPr>
-      <w:r>
-        <w:rPr>
-          <w:b/>
-          <w:bCs/>
-        </w:rPr>
-        <w:t>Setiap Polres memiliki halaman profil tersendiri.</w:t>
-      </w:r>
-    </w:p>
-    <w:p>
-      <w:pPr>
-        <w:rPr>
-          <w:b/>
-          <w:bCs/>
-        </w:rPr>
-      </w:pPr>
-      <w:r>
-        <w:rPr>
-          <w:b/>
-          <w:bCs/>
-        </w:rPr>
-        <w:t>Contoh:</w:t>
-      </w:r>
-    </w:p>
-    <w:p>
-      <w:pPr>
-        <w:rPr>
-          <w:b/>
-          <w:bCs/>
-        </w:rPr>
-      </w:pPr>
-      <w:r>
-        <w:rPr>
-          <w:b/>
-          <w:bCs/>
-        </w:rPr>
-        <w:t>/polres/nabire</w:t>
-      </w:r>
-    </w:p>
-    <w:p>
-      <w:pPr>
-        <w:rPr>
-          <w:b/>
-          <w:bCs/>
-        </w:rPr>
-      </w:pPr>
-      <w:r>
-        <w:rPr>
-          <w:b/>
-          <w:bCs/>
-        </w:rPr>
-        <w:t>/polres/mimika</w:t>
-      </w:r>
-    </w:p>
-    <w:p>
-      <w:pPr>
-        <w:rPr>
-          <w:b/>
-          <w:bCs/>
-        </w:rPr>
-      </w:pPr>
-      <w:r>
-        <w:rPr>
-          <w:b/>
-          <w:bCs/>
-        </w:rPr>
-        <w:t>/polres/dogiyai</w:t>
-      </w:r>
-    </w:p>
-    <w:p>
-      <w:pPr>
-        <w:rPr>
-          <w:b/>
-          <w:bCs/>
-        </w:rPr>
-      </w:pPr>
-      <w:r>
-        <w:rPr>
-          <w:b/>
-          <w:bCs/>
-        </w:rPr>
-        <w:t>Isi halaman nantinya:</w:t>
+        <w:t>Smooth Fade Transition</w:t>
       </w:r>
     </w:p>
     <w:p>
       <w:pPr>
         <w:numPr>
           <w:ilvl w:val="0"/>
-          <w:numId w:val="3"/>
+          <w:numId w:val="14"/>
         </w:numPr>
         <w:rPr>
           <w:b/>
@@ -1081,14 +519,15 @@
           <w:b/>
           <w:bCs/>
         </w:rPr>
-        <w:t>Profil</w:t>
+        <w:lastRenderedPageBreak/>
+        <w:t>3 Hero Images</w:t>
       </w:r>
     </w:p>
     <w:p>
       <w:pPr>
         <w:numPr>
           <w:ilvl w:val="0"/>
-          <w:numId w:val="3"/>
+          <w:numId w:val="14"/>
         </w:numPr>
         <w:rPr>
           <w:b/>
@@ -1100,14 +539,14 @@
           <w:b/>
           <w:bCs/>
         </w:rPr>
-        <w:t>Sejarah</w:t>
+        <w:t>Responsive</w:t>
       </w:r>
     </w:p>
     <w:p>
       <w:pPr>
         <w:numPr>
           <w:ilvl w:val="0"/>
-          <w:numId w:val="3"/>
+          <w:numId w:val="14"/>
         </w:numPr>
         <w:rPr>
           <w:b/>
@@ -1119,14 +558,14 @@
           <w:b/>
           <w:bCs/>
         </w:rPr>
-        <w:t>Visi Misi</w:t>
+        <w:t>Button Selengkapnya tetap berada di Hero</w:t>
       </w:r>
     </w:p>
     <w:p>
       <w:pPr>
         <w:numPr>
           <w:ilvl w:val="0"/>
-          <w:numId w:val="3"/>
+          <w:numId w:val="14"/>
         </w:numPr>
         <w:rPr>
           <w:b/>
@@ -1138,14 +577,14 @@
           <w:b/>
           <w:bCs/>
         </w:rPr>
-        <w:t>Struktur Organisasi</w:t>
+        <w:t>Indicator (Dots)</w:t>
       </w:r>
     </w:p>
     <w:p>
       <w:pPr>
         <w:numPr>
           <w:ilvl w:val="0"/>
-          <w:numId w:val="3"/>
+          <w:numId w:val="14"/>
         </w:numPr>
         <w:rPr>
           <w:b/>
@@ -1157,14 +596,14 @@
           <w:b/>
           <w:bCs/>
         </w:rPr>
-        <w:t>Kapolres</w:t>
+        <w:t>Image Preload</w:t>
       </w:r>
     </w:p>
     <w:p>
       <w:pPr>
         <w:numPr>
           <w:ilvl w:val="0"/>
-          <w:numId w:val="3"/>
+          <w:numId w:val="14"/>
         </w:numPr>
         <w:rPr>
           <w:b/>
@@ -1176,14 +615,14 @@
           <w:b/>
           <w:bCs/>
         </w:rPr>
-        <w:t>Wilayah Hukum</w:t>
+        <w:t>Infinite Loop</w:t>
       </w:r>
     </w:p>
     <w:p>
       <w:pPr>
         <w:numPr>
           <w:ilvl w:val="0"/>
-          <w:numId w:val="3"/>
+          <w:numId w:val="14"/>
         </w:numPr>
         <w:rPr>
           <w:b/>
@@ -1195,14 +634,214 @@
           <w:b/>
           <w:bCs/>
         </w:rPr>
-        <w:t>Daftar Polsek</w:t>
+        <w:t>Optimasi React State</w:t>
+      </w:r>
+    </w:p>
+    <w:p>
+      <w:pPr>
+        <w:rPr>
+          <w:b/>
+          <w:bCs/>
+        </w:rPr>
+      </w:pPr>
+      <w:r>
+        <w:rPr>
+          <w:b/>
+          <w:bCs/>
+        </w:rPr>
+        <w:t>Status</w:t>
+      </w:r>
+    </w:p>
+    <w:p>
+      <w:pPr>
+        <w:rPr>
+          <w:b/>
+          <w:bCs/>
+        </w:rPr>
+      </w:pPr>
+      <w:r>
+        <w:rPr>
+          <w:rFonts w:ascii="Segoe UI Emoji" w:hAnsi="Segoe UI Emoji" w:cs="Segoe UI Emoji"/>
+          <w:b/>
+          <w:bCs/>
+        </w:rPr>
+        <w:t>✅</w:t>
+      </w:r>
+      <w:r>
+        <w:rPr>
+          <w:b/>
+          <w:bCs/>
+        </w:rPr>
+        <w:t xml:space="preserve"> Selesai</w:t>
+      </w:r>
+    </w:p>
+    <w:p>
+      <w:pPr>
+        <w:rPr>
+          <w:b/>
+          <w:bCs/>
+        </w:rPr>
+      </w:pPr>
+      <w:r>
+        <w:rPr>
+          <w:b/>
+          <w:bCs/>
+        </w:rPr>
+        <w:pict w14:anchorId="7CBEAF48">
+          <v:rect id="_x0000_i1288" style="width:0;height:1.5pt" o:hralign="center" o:hrstd="t" o:hr="t" fillcolor="#a0a0a0" stroked="f"/>
+        </w:pict>
+      </w:r>
+    </w:p>
+    <w:p>
+      <w:pPr>
+        <w:rPr>
+          <w:b/>
+          <w:bCs/>
+        </w:rPr>
+      </w:pPr>
+      <w:r>
+        <w:rPr>
+          <w:b/>
+          <w:bCs/>
+        </w:rPr>
+        <w:t>3. Asset Hero</w:t>
+      </w:r>
+    </w:p>
+    <w:p>
+      <w:pPr>
+        <w:rPr>
+          <w:b/>
+          <w:bCs/>
+        </w:rPr>
+      </w:pPr>
+      <w:r>
+        <w:rPr>
+          <w:b/>
+          <w:bCs/>
+        </w:rPr>
+        <w:t>Ditambahkan asset baru:</w:t>
+      </w:r>
+    </w:p>
+    <w:p>
+      <w:pPr>
+        <w:rPr>
+          <w:b/>
+          <w:bCs/>
+        </w:rPr>
+      </w:pPr>
+      <w:r>
+        <w:rPr>
+          <w:b/>
+          <w:bCs/>
+        </w:rPr>
+        <w:t>hero-poldapapua-tengah2.png</w:t>
+      </w:r>
+    </w:p>
+    <w:p>
+      <w:pPr>
+        <w:rPr>
+          <w:b/>
+          <w:bCs/>
+        </w:rPr>
+      </w:pPr>
+      <w:r>
+        <w:rPr>
+          <w:b/>
+          <w:bCs/>
+        </w:rPr>
+        <w:t>hero-poldapapua-tengah3.png</w:t>
+      </w:r>
+    </w:p>
+    <w:p>
+      <w:pPr>
+        <w:rPr>
+          <w:b/>
+          <w:bCs/>
+        </w:rPr>
+      </w:pPr>
+      <w:r>
+        <w:rPr>
+          <w:b/>
+          <w:bCs/>
+        </w:rPr>
+        <w:t>Status</w:t>
+      </w:r>
+    </w:p>
+    <w:p>
+      <w:pPr>
+        <w:rPr>
+          <w:b/>
+          <w:bCs/>
+        </w:rPr>
+      </w:pPr>
+      <w:r>
+        <w:rPr>
+          <w:rFonts w:ascii="Segoe UI Emoji" w:hAnsi="Segoe UI Emoji" w:cs="Segoe UI Emoji"/>
+          <w:b/>
+          <w:bCs/>
+        </w:rPr>
+        <w:t>✅</w:t>
+      </w:r>
+      <w:r>
+        <w:rPr>
+          <w:b/>
+          <w:bCs/>
+        </w:rPr>
+        <w:t xml:space="preserve"> Selesai</w:t>
+      </w:r>
+    </w:p>
+    <w:p>
+      <w:pPr>
+        <w:rPr>
+          <w:b/>
+          <w:bCs/>
+        </w:rPr>
+      </w:pPr>
+      <w:r>
+        <w:rPr>
+          <w:b/>
+          <w:bCs/>
+        </w:rPr>
+        <w:pict w14:anchorId="3A575079">
+          <v:rect id="_x0000_i1289" style="width:0;height:1.5pt" o:hralign="center" o:hrstd="t" o:hr="t" fillcolor="#a0a0a0" stroked="f"/>
+        </w:pict>
+      </w:r>
+    </w:p>
+    <w:p>
+      <w:pPr>
+        <w:rPr>
+          <w:b/>
+          <w:bCs/>
+        </w:rPr>
+      </w:pPr>
+      <w:r>
+        <w:rPr>
+          <w:b/>
+          <w:bCs/>
+        </w:rPr>
+        <w:t>4. Perbaikan GitHub Pages</w:t>
+      </w:r>
+    </w:p>
+    <w:p>
+      <w:pPr>
+        <w:rPr>
+          <w:b/>
+          <w:bCs/>
+        </w:rPr>
+      </w:pPr>
+      <w:r>
+        <w:rPr>
+          <w:b/>
+          <w:bCs/>
+        </w:rPr>
+        <w:t>Dilakukan investigasi terhadap perbedaan hasil antara:</w:t>
       </w:r>
     </w:p>
     <w:p>
       <w:pPr>
         <w:numPr>
           <w:ilvl w:val="0"/>
-          <w:numId w:val="3"/>
+          <w:numId w:val="15"/>
         </w:numPr>
         <w:rPr>
           <w:b/>
@@ -1214,14 +853,14 @@
           <w:b/>
           <w:bCs/>
         </w:rPr>
-        <w:t>Berita</w:t>
+        <w:t>Localhost</w:t>
       </w:r>
     </w:p>
     <w:p>
       <w:pPr>
         <w:numPr>
           <w:ilvl w:val="0"/>
-          <w:numId w:val="3"/>
+          <w:numId w:val="15"/>
         </w:numPr>
         <w:rPr>
           <w:b/>
@@ -1233,14 +872,29 @@
           <w:b/>
           <w:bCs/>
         </w:rPr>
-        <w:t>Galeri</w:t>
+        <w:t>GitHub Pages</w:t>
+      </w:r>
+    </w:p>
+    <w:p>
+      <w:pPr>
+        <w:rPr>
+          <w:b/>
+          <w:bCs/>
+        </w:rPr>
+      </w:pPr>
+      <w:r>
+        <w:rPr>
+          <w:b/>
+          <w:bCs/>
+        </w:rPr>
+        <w:t>Permasalahan yang ditemukan:</w:t>
       </w:r>
     </w:p>
     <w:p>
       <w:pPr>
         <w:numPr>
           <w:ilvl w:val="0"/>
-          <w:numId w:val="3"/>
+          <w:numId w:val="16"/>
         </w:numPr>
         <w:rPr>
           <w:b/>
@@ -1252,91 +906,14 @@
           <w:b/>
           <w:bCs/>
         </w:rPr>
-        <w:t>Kontak</w:t>
-      </w:r>
-    </w:p>
-    <w:p>
-      <w:pPr>
-        <w:rPr>
-          <w:b/>
-          <w:bCs/>
-        </w:rPr>
-      </w:pPr>
-      <w:r>
-        <w:rPr>
-          <w:b/>
-          <w:bCs/>
-        </w:rPr>
-        <w:t>Seluruh isi berasal dari CMS.</w:t>
-      </w:r>
-    </w:p>
-    <w:p>
-      <w:pPr>
-        <w:rPr>
-          <w:b/>
-          <w:bCs/>
-        </w:rPr>
-      </w:pPr>
-      <w:r>
-        <w:rPr>
-          <w:b/>
-          <w:bCs/>
-        </w:rPr>
-        <w:pict w14:anchorId="371CADAE">
-          <v:rect id="_x0000_i1244" style="width:0;height:1.5pt" o:hralign="center" o:hrstd="t" o:hr="t" fillcolor="#a0a0a0" stroked="f"/>
-        </w:pict>
-      </w:r>
-    </w:p>
-    <w:p>
-      <w:pPr>
-        <w:rPr>
-          <w:b/>
-          <w:bCs/>
-        </w:rPr>
-      </w:pPr>
-      <w:r>
-        <w:rPr>
-          <w:b/>
-          <w:bCs/>
-        </w:rPr>
-        <w:t>Landing Announcement</w:t>
-      </w:r>
-    </w:p>
-    <w:p>
-      <w:pPr>
-        <w:rPr>
-          <w:b/>
-          <w:bCs/>
-        </w:rPr>
-      </w:pPr>
-      <w:r>
-        <w:rPr>
-          <w:b/>
-          <w:bCs/>
-        </w:rPr>
-        <w:t>Disepakati bahwa website akan menampilkan popup ketika pertama kali dibuka.</w:t>
-      </w:r>
-    </w:p>
-    <w:p>
-      <w:pPr>
-        <w:rPr>
-          <w:b/>
-          <w:bCs/>
-        </w:rPr>
-      </w:pPr>
-      <w:r>
-        <w:rPr>
-          <w:b/>
-          <w:bCs/>
-        </w:rPr>
-        <w:t>Popup dapat berupa:</w:t>
+        <w:t>Import Hero salah.</w:t>
       </w:r>
     </w:p>
     <w:p>
       <w:pPr>
         <w:numPr>
           <w:ilvl w:val="0"/>
-          <w:numId w:val="4"/>
+          <w:numId w:val="16"/>
         </w:numPr>
         <w:rPr>
           <w:b/>
@@ -1348,14 +925,14 @@
           <w:b/>
           <w:bCs/>
         </w:rPr>
-        <w:t>Pengumuman Seleksi</w:t>
+        <w:t>Build belum berhasil.</w:t>
       </w:r>
     </w:p>
     <w:p>
       <w:pPr>
         <w:numPr>
           <w:ilvl w:val="0"/>
-          <w:numId w:val="4"/>
+          <w:numId w:val="16"/>
         </w:numPr>
         <w:rPr>
           <w:b/>
@@ -1367,14 +944,14 @@
           <w:b/>
           <w:bCs/>
         </w:rPr>
-        <w:t>Informasi Darurat</w:t>
+        <w:t>Cache browser.</w:t>
       </w:r>
     </w:p>
     <w:p>
       <w:pPr>
         <w:numPr>
           <w:ilvl w:val="0"/>
-          <w:numId w:val="4"/>
+          <w:numId w:val="16"/>
         </w:numPr>
         <w:rPr>
           <w:b/>
@@ -1386,14 +963,115 @@
           <w:b/>
           <w:bCs/>
         </w:rPr>
-        <w:t>Pengumuman Resmi</w:t>
+        <w:t>Deploy GitHub belum menggunakan build terbaru.</w:t>
+      </w:r>
+    </w:p>
+    <w:p>
+      <w:pPr>
+        <w:rPr>
+          <w:b/>
+          <w:bCs/>
+        </w:rPr>
+      </w:pPr>
+      <w:r>
+        <w:rPr>
+          <w:b/>
+          <w:bCs/>
+        </w:rPr>
+        <w:t>Semua berhasil diperbaiki.</w:t>
+      </w:r>
+    </w:p>
+    <w:p>
+      <w:pPr>
+        <w:rPr>
+          <w:b/>
+          <w:bCs/>
+        </w:rPr>
+      </w:pPr>
+      <w:r>
+        <w:rPr>
+          <w:b/>
+          <w:bCs/>
+        </w:rPr>
+        <w:t>Status</w:t>
+      </w:r>
+    </w:p>
+    <w:p>
+      <w:pPr>
+        <w:rPr>
+          <w:b/>
+          <w:bCs/>
+        </w:rPr>
+      </w:pPr>
+      <w:r>
+        <w:rPr>
+          <w:rFonts w:ascii="Segoe UI Emoji" w:hAnsi="Segoe UI Emoji" w:cs="Segoe UI Emoji"/>
+          <w:b/>
+          <w:bCs/>
+        </w:rPr>
+        <w:t>✅</w:t>
+      </w:r>
+      <w:r>
+        <w:rPr>
+          <w:b/>
+          <w:bCs/>
+        </w:rPr>
+        <w:t xml:space="preserve"> Selesai</w:t>
+      </w:r>
+    </w:p>
+    <w:p>
+      <w:pPr>
+        <w:rPr>
+          <w:b/>
+          <w:bCs/>
+        </w:rPr>
+      </w:pPr>
+      <w:r>
+        <w:rPr>
+          <w:b/>
+          <w:bCs/>
+        </w:rPr>
+        <w:pict w14:anchorId="42B6FA6A">
+          <v:rect id="_x0000_i1290" style="width:0;height:1.5pt" o:hralign="center" o:hrstd="t" o:hr="t" fillcolor="#a0a0a0" stroked="f"/>
+        </w:pict>
+      </w:r>
+    </w:p>
+    <w:p>
+      <w:pPr>
+        <w:rPr>
+          <w:b/>
+          <w:bCs/>
+        </w:rPr>
+      </w:pPr>
+      <w:r>
+        <w:rPr>
+          <w:b/>
+          <w:bCs/>
+        </w:rPr>
+        <w:t>5. Build Project</w:t>
+      </w:r>
+    </w:p>
+    <w:p>
+      <w:pPr>
+        <w:rPr>
+          <w:b/>
+          <w:bCs/>
+        </w:rPr>
+      </w:pPr>
+      <w:r>
+        <w:rPr>
+          <w:b/>
+          <w:bCs/>
+        </w:rPr>
+        <w:lastRenderedPageBreak/>
+        <w:t>Berhasil memperbaiki:</w:t>
       </w:r>
     </w:p>
     <w:p>
       <w:pPr>
         <w:numPr>
           <w:ilvl w:val="0"/>
-          <w:numId w:val="4"/>
+          <w:numId w:val="17"/>
         </w:numPr>
         <w:rPr>
           <w:b/>
@@ -1405,14 +1083,14 @@
           <w:b/>
           <w:bCs/>
         </w:rPr>
-        <w:t>Banner</w:t>
+        <w:t>TS6133</w:t>
       </w:r>
     </w:p>
     <w:p>
       <w:pPr>
         <w:numPr>
           <w:ilvl w:val="0"/>
-          <w:numId w:val="4"/>
+          <w:numId w:val="17"/>
         </w:numPr>
         <w:rPr>
           <w:b/>
@@ -1424,14 +1102,14 @@
           <w:b/>
           <w:bCs/>
         </w:rPr>
-        <w:t>Poster</w:t>
+        <w:t>Import Error</w:t>
       </w:r>
     </w:p>
     <w:p>
       <w:pPr>
         <w:numPr>
           <w:ilvl w:val="0"/>
-          <w:numId w:val="4"/>
+          <w:numId w:val="17"/>
         </w:numPr>
         <w:rPr>
           <w:b/>
@@ -1443,15 +1121,14 @@
           <w:b/>
           <w:bCs/>
         </w:rPr>
-        <w:lastRenderedPageBreak/>
-        <w:t>Video</w:t>
+        <w:t>Hero Error</w:t>
       </w:r>
     </w:p>
     <w:p>
       <w:pPr>
         <w:numPr>
           <w:ilvl w:val="0"/>
-          <w:numId w:val="4"/>
+          <w:numId w:val="17"/>
         </w:numPr>
         <w:rPr>
           <w:b/>
@@ -1463,38 +1140,61 @@
           <w:b/>
           <w:bCs/>
         </w:rPr>
-        <w:t>Informasi Pelayanan</w:t>
-      </w:r>
-    </w:p>
-    <w:p>
-      <w:pPr>
-        <w:rPr>
-          <w:b/>
-          <w:bCs/>
-        </w:rPr>
-      </w:pPr>
-      <w:r>
-        <w:rPr>
-          <w:b/>
-          <w:bCs/>
-        </w:rPr>
-        <w:t>Popup dikelola sepenuhnya melalui CMS.</w:t>
-      </w:r>
-    </w:p>
-    <w:p>
-      <w:pPr>
-        <w:rPr>
-          <w:b/>
-          <w:bCs/>
-        </w:rPr>
-      </w:pPr>
-      <w:r>
-        <w:rPr>
-          <w:b/>
-          <w:bCs/>
-        </w:rPr>
-        <w:pict w14:anchorId="623FB57D">
-          <v:rect id="_x0000_i1245" style="width:0;height:1.5pt" o:hralign="center" o:hrstd="t" o:hr="t" fillcolor="#a0a0a0" stroked="f"/>
+        <w:t>Quick Access Error</w:t>
+      </w:r>
+    </w:p>
+    <w:p>
+      <w:pPr>
+        <w:rPr>
+          <w:b/>
+          <w:bCs/>
+        </w:rPr>
+      </w:pPr>
+      <w:r>
+        <w:rPr>
+          <w:b/>
+          <w:bCs/>
+        </w:rPr>
+        <w:t>Status</w:t>
+      </w:r>
+    </w:p>
+    <w:p>
+      <w:pPr>
+        <w:rPr>
+          <w:b/>
+          <w:bCs/>
+        </w:rPr>
+      </w:pPr>
+      <w:r>
+        <w:rPr>
+          <w:rFonts w:ascii="Segoe UI Emoji" w:hAnsi="Segoe UI Emoji" w:cs="Segoe UI Emoji"/>
+          <w:b/>
+          <w:bCs/>
+        </w:rPr>
+        <w:t>✅</w:t>
+      </w:r>
+      <w:r>
+        <w:rPr>
+          <w:b/>
+          <w:bCs/>
+        </w:rPr>
+        <w:t xml:space="preserve"> Build Success</w:t>
+      </w:r>
+    </w:p>
+    <w:p>
+      <w:pPr>
+        <w:rPr>
+          <w:b/>
+          <w:bCs/>
+        </w:rPr>
+      </w:pPr>
+      <w:r>
+        <w:rPr>
+          <w:b/>
+          <w:bCs/>
+        </w:rPr>
+        <w:pict w14:anchorId="00B180CA">
+          <v:rect id="_x0000_i1291" style="width:0;height:1.5pt" o:hralign="center" o:hrstd="t" o:hr="t" fillcolor="#a0a0a0" stroked="f"/>
         </w:pict>
       </w:r>
     </w:p>
@@ -1510,44 +1210,29 @@
           <w:b/>
           <w:bCs/>
         </w:rPr>
-        <w:t>Information Center</w:t>
-      </w:r>
-    </w:p>
-    <w:p>
-      <w:pPr>
-        <w:rPr>
-          <w:b/>
-          <w:bCs/>
-        </w:rPr>
-      </w:pPr>
-      <w:r>
-        <w:rPr>
-          <w:b/>
-          <w:bCs/>
-        </w:rPr>
-        <w:t>Quick Access dihapus.</w:t>
-      </w:r>
-    </w:p>
-    <w:p>
-      <w:pPr>
-        <w:rPr>
-          <w:b/>
-          <w:bCs/>
-        </w:rPr>
-      </w:pPr>
-      <w:r>
-        <w:rPr>
-          <w:b/>
-          <w:bCs/>
-        </w:rPr>
-        <w:t>Diganti menjadi:</w:t>
+        <w:t>6. Git Repository</w:t>
+      </w:r>
+    </w:p>
+    <w:p>
+      <w:pPr>
+        <w:rPr>
+          <w:b/>
+          <w:bCs/>
+        </w:rPr>
+      </w:pPr>
+      <w:r>
+        <w:rPr>
+          <w:b/>
+          <w:bCs/>
+        </w:rPr>
+        <w:t>Berhasil:</w:t>
       </w:r>
     </w:p>
     <w:p>
       <w:pPr>
         <w:numPr>
           <w:ilvl w:val="0"/>
-          <w:numId w:val="5"/>
+          <w:numId w:val="18"/>
         </w:numPr>
         <w:rPr>
           <w:b/>
@@ -1559,14 +1244,14 @@
           <w:b/>
           <w:bCs/>
         </w:rPr>
-        <w:t>Berita</w:t>
+        <w:t>Commit</w:t>
       </w:r>
     </w:p>
     <w:p>
       <w:pPr>
         <w:numPr>
           <w:ilvl w:val="0"/>
-          <w:numId w:val="5"/>
+          <w:numId w:val="18"/>
         </w:numPr>
         <w:rPr>
           <w:b/>
@@ -1578,138 +1263,14 @@
           <w:b/>
           <w:bCs/>
         </w:rPr>
-        <w:t>Pengumuman</w:t>
-      </w:r>
-    </w:p>
-    <w:p>
-      <w:pPr>
-        <w:rPr>
-          <w:b/>
-          <w:bCs/>
-        </w:rPr>
-      </w:pPr>
-      <w:r>
-        <w:rPr>
-          <w:b/>
-          <w:bCs/>
-        </w:rPr>
-        <w:t>Seluruh informasi berasal dari CMS.</w:t>
-      </w:r>
-    </w:p>
-    <w:p>
-      <w:pPr>
-        <w:rPr>
-          <w:b/>
-          <w:bCs/>
-        </w:rPr>
-      </w:pPr>
-      <w:r>
-        <w:rPr>
-          <w:b/>
-          <w:bCs/>
-        </w:rPr>
-        <w:pict w14:anchorId="41226EFA">
-          <v:rect id="_x0000_i1246" style="width:0;height:1.5pt" o:hralign="center" o:hrstd="t" o:hr="t" fillcolor="#a0a0a0" stroked="f"/>
-        </w:pict>
-      </w:r>
-    </w:p>
-    <w:p>
-      <w:pPr>
-        <w:rPr>
-          <w:b/>
-          <w:bCs/>
-        </w:rPr>
-      </w:pPr>
-      <w:r>
-        <w:rPr>
-          <w:b/>
-          <w:bCs/>
-        </w:rPr>
-        <w:t>CMS</w:t>
-      </w:r>
-    </w:p>
-    <w:p>
-      <w:pPr>
-        <w:rPr>
-          <w:b/>
-          <w:bCs/>
-        </w:rPr>
-      </w:pPr>
-      <w:r>
-        <w:rPr>
-          <w:b/>
-          <w:bCs/>
-        </w:rPr>
-        <w:t>Disepakati bahwa CMS tetap merupakan project terpisah.</w:t>
-      </w:r>
-    </w:p>
-    <w:p>
-      <w:pPr>
-        <w:rPr>
-          <w:b/>
-          <w:bCs/>
-        </w:rPr>
-      </w:pPr>
-      <w:r>
-        <w:rPr>
-          <w:b/>
-          <w:bCs/>
-        </w:rPr>
-        <w:t>Website tidak memiliki halaman admin.</w:t>
-      </w:r>
-    </w:p>
-    <w:p>
-      <w:pPr>
-        <w:rPr>
-          <w:b/>
-          <w:bCs/>
-        </w:rPr>
-      </w:pPr>
-      <w:r>
-        <w:rPr>
-          <w:b/>
-          <w:bCs/>
-        </w:rPr>
-        <w:t>Semua konten berasal dari CMS melalui API.</w:t>
-      </w:r>
-    </w:p>
-    <w:p>
-      <w:pPr>
-        <w:rPr>
-          <w:b/>
-          <w:bCs/>
-        </w:rPr>
-      </w:pPr>
-      <w:r>
-        <w:rPr>
-          <w:b/>
-          <w:bCs/>
-        </w:rPr>
-        <w:pict w14:anchorId="61083C3E">
-          <v:rect id="_x0000_i1247" style="width:0;height:1.5pt" o:hralign="center" o:hrstd="t" o:hr="t" fillcolor="#a0a0a0" stroked="f"/>
-        </w:pict>
-      </w:r>
-    </w:p>
-    <w:p>
-      <w:pPr>
-        <w:rPr>
-          <w:b/>
-          <w:bCs/>
-        </w:rPr>
-      </w:pPr>
-      <w:r>
-        <w:rPr>
-          <w:b/>
-          <w:bCs/>
-        </w:rPr>
-        <w:t>3. Pekerjaan yang Selesai Hari Ini</w:t>
+        <w:t>Push</w:t>
       </w:r>
     </w:p>
     <w:p>
       <w:pPr>
         <w:numPr>
           <w:ilvl w:val="0"/>
-          <w:numId w:val="6"/>
+          <w:numId w:val="18"/>
         </w:numPr>
         <w:rPr>
           <w:b/>
@@ -1721,14 +1282,182 @@
           <w:b/>
           <w:bCs/>
         </w:rPr>
-        <w:t>Refactoring Header.</w:t>
+        <w:t>Sinkronisasi dengan GitHub</w:t>
+      </w:r>
+    </w:p>
+    <w:p>
+      <w:pPr>
+        <w:rPr>
+          <w:b/>
+          <w:bCs/>
+        </w:rPr>
+      </w:pPr>
+      <w:r>
+        <w:rPr>
+          <w:b/>
+          <w:bCs/>
+        </w:rPr>
+        <w:t>Repository sekarang sudah sesuai dengan localhost.</w:t>
+      </w:r>
+    </w:p>
+    <w:p>
+      <w:pPr>
+        <w:rPr>
+          <w:b/>
+          <w:bCs/>
+        </w:rPr>
+      </w:pPr>
+      <w:r>
+        <w:rPr>
+          <w:b/>
+          <w:bCs/>
+        </w:rPr>
+        <w:t>Status</w:t>
+      </w:r>
+    </w:p>
+    <w:p>
+      <w:pPr>
+        <w:rPr>
+          <w:b/>
+          <w:bCs/>
+        </w:rPr>
+      </w:pPr>
+      <w:r>
+        <w:rPr>
+          <w:rFonts w:ascii="Segoe UI Emoji" w:hAnsi="Segoe UI Emoji" w:cs="Segoe UI Emoji"/>
+          <w:b/>
+          <w:bCs/>
+        </w:rPr>
+        <w:t>✅</w:t>
+      </w:r>
+      <w:r>
+        <w:rPr>
+          <w:b/>
+          <w:bCs/>
+        </w:rPr>
+        <w:t xml:space="preserve"> Selesai</w:t>
+      </w:r>
+    </w:p>
+    <w:p>
+      <w:pPr>
+        <w:rPr>
+          <w:b/>
+          <w:bCs/>
+        </w:rPr>
+      </w:pPr>
+      <w:r>
+        <w:rPr>
+          <w:b/>
+          <w:bCs/>
+        </w:rPr>
+        <w:pict w14:anchorId="34A6756A">
+          <v:rect id="_x0000_i1292" style="width:0;height:1.5pt" o:hralign="center" o:hrstd="t" o:hr="t" fillcolor="#a0a0a0" stroked="f"/>
+        </w:pict>
+      </w:r>
+    </w:p>
+    <w:p>
+      <w:pPr>
+        <w:rPr>
+          <w:b/>
+          <w:bCs/>
+        </w:rPr>
+      </w:pPr>
+      <w:r>
+        <w:rPr>
+          <w:b/>
+          <w:bCs/>
+        </w:rPr>
+        <w:t>Checkpoint Hari Ini</w:t>
+      </w:r>
+    </w:p>
+    <w:p>
+      <w:pPr>
+        <w:rPr>
+          <w:b/>
+          <w:bCs/>
+        </w:rPr>
+      </w:pPr>
+      <w:r>
+        <w:rPr>
+          <w:b/>
+          <w:bCs/>
+        </w:rPr>
+        <w:t>Milestone 1</w:t>
+      </w:r>
+    </w:p>
+    <w:p>
+      <w:pPr>
+        <w:rPr>
+          <w:b/>
+          <w:bCs/>
+        </w:rPr>
+      </w:pPr>
+      <w:r>
+        <w:rPr>
+          <w:b/>
+          <w:bCs/>
+        </w:rPr>
+        <w:t>Foundation Project</w:t>
+      </w:r>
+    </w:p>
+    <w:p>
+      <w:pPr>
+        <w:rPr>
+          <w:b/>
+          <w:bCs/>
+        </w:rPr>
+      </w:pPr>
+      <w:r>
+        <w:rPr>
+          <w:b/>
+          <w:bCs/>
+        </w:rPr>
+        <w:t>Status</w:t>
+      </w:r>
+    </w:p>
+    <w:p>
+      <w:pPr>
+        <w:rPr>
+          <w:b/>
+          <w:bCs/>
+        </w:rPr>
+      </w:pPr>
+      <w:r>
+        <w:rPr>
+          <w:rFonts w:ascii="Segoe UI Emoji" w:hAnsi="Segoe UI Emoji" w:cs="Segoe UI Emoji"/>
+          <w:b/>
+          <w:bCs/>
+        </w:rPr>
+        <w:t>✅</w:t>
+      </w:r>
+      <w:r>
+        <w:rPr>
+          <w:b/>
+          <w:bCs/>
+        </w:rPr>
+        <w:t xml:space="preserve"> 100%</w:t>
+      </w:r>
+    </w:p>
+    <w:p>
+      <w:pPr>
+        <w:rPr>
+          <w:b/>
+          <w:bCs/>
+        </w:rPr>
+      </w:pPr>
+      <w:r>
+        <w:rPr>
+          <w:b/>
+          <w:bCs/>
+        </w:rPr>
+        <w:t>Meliputi</w:t>
       </w:r>
     </w:p>
     <w:p>
       <w:pPr>
         <w:numPr>
           <w:ilvl w:val="0"/>
-          <w:numId w:val="6"/>
+          <w:numId w:val="19"/>
         </w:numPr>
         <w:rPr>
           <w:b/>
@@ -1740,14 +1469,14 @@
           <w:b/>
           <w:bCs/>
         </w:rPr>
-        <w:t>Perbaikan struktur Desktop Menu dan Mobile Menu.</w:t>
+        <w:t>Struktur Folder</w:t>
       </w:r>
     </w:p>
     <w:p>
       <w:pPr>
         <w:numPr>
           <w:ilvl w:val="0"/>
-          <w:numId w:val="6"/>
+          <w:numId w:val="19"/>
         </w:numPr>
         <w:rPr>
           <w:b/>
@@ -1759,14 +1488,14 @@
           <w:b/>
           <w:bCs/>
         </w:rPr>
-        <w:t>Perbaikan seluruh error TypeScript.</w:t>
+        <w:t>Routing</w:t>
       </w:r>
     </w:p>
     <w:p>
       <w:pPr>
         <w:numPr>
           <w:ilvl w:val="0"/>
-          <w:numId w:val="6"/>
+          <w:numId w:val="19"/>
         </w:numPr>
         <w:rPr>
           <w:b/>
@@ -1778,14 +1507,14 @@
           <w:b/>
           <w:bCs/>
         </w:rPr>
-        <w:t>Website kembali berjalan normal.</w:t>
+        <w:t>Layout</w:t>
       </w:r>
     </w:p>
     <w:p>
       <w:pPr>
         <w:numPr>
           <w:ilvl w:val="0"/>
-          <w:numId w:val="6"/>
+          <w:numId w:val="19"/>
         </w:numPr>
         <w:rPr>
           <w:b/>
@@ -1797,14 +1526,14 @@
           <w:b/>
           <w:bCs/>
         </w:rPr>
-        <w:t>Penyusunan ulang konsep website.</w:t>
+        <w:t>Header</w:t>
       </w:r>
     </w:p>
     <w:p>
       <w:pPr>
         <w:numPr>
           <w:ilvl w:val="0"/>
-          <w:numId w:val="6"/>
+          <w:numId w:val="19"/>
         </w:numPr>
         <w:rPr>
           <w:b/>
@@ -1816,14 +1545,14 @@
           <w:b/>
           <w:bCs/>
         </w:rPr>
-        <w:t>Penyusunan ulang konsep CMS.</w:t>
+        <w:t>Hero</w:t>
       </w:r>
     </w:p>
     <w:p>
       <w:pPr>
         <w:numPr>
           <w:ilvl w:val="0"/>
-          <w:numId w:val="6"/>
+          <w:numId w:val="19"/>
         </w:numPr>
         <w:rPr>
           <w:b/>
@@ -1835,91 +1564,14 @@
           <w:b/>
           <w:bCs/>
         </w:rPr>
-        <w:t>Penyusunan memo perubahan konsep proyek.</w:t>
-      </w:r>
-    </w:p>
-    <w:p>
-      <w:pPr>
-        <w:rPr>
-          <w:b/>
-          <w:bCs/>
-        </w:rPr>
-      </w:pPr>
-      <w:r>
-        <w:rPr>
-          <w:b/>
-          <w:bCs/>
-        </w:rPr>
-        <w:pict w14:anchorId="13FC050C">
-          <v:rect id="_x0000_i1248" style="width:0;height:1.5pt" o:hralign="center" o:hrstd="t" o:hr="t" fillcolor="#a0a0a0" stroked="f"/>
-        </w:pict>
-      </w:r>
-    </w:p>
-    <w:p>
-      <w:pPr>
-        <w:rPr>
-          <w:b/>
-          <w:bCs/>
-        </w:rPr>
-      </w:pPr>
-      <w:r>
-        <w:rPr>
-          <w:b/>
-          <w:bCs/>
-        </w:rPr>
-        <w:t>4. Outstanding</w:t>
-      </w:r>
-    </w:p>
-    <w:p>
-      <w:pPr>
-        <w:rPr>
-          <w:b/>
-          <w:bCs/>
-        </w:rPr>
-      </w:pPr>
-      <w:r>
-        <w:rPr>
-          <w:b/>
-          <w:bCs/>
-        </w:rPr>
-        <w:t>A. Struktur Project</w:t>
-      </w:r>
-    </w:p>
-    <w:p>
-      <w:pPr>
-        <w:rPr>
-          <w:b/>
-          <w:bCs/>
-        </w:rPr>
-      </w:pPr>
-      <w:r>
-        <w:rPr>
-          <w:b/>
-          <w:bCs/>
-        </w:rPr>
-        <w:t>Belum dikerjakan.</w:t>
-      </w:r>
-    </w:p>
-    <w:p>
-      <w:pPr>
-        <w:rPr>
-          <w:b/>
-          <w:bCs/>
-        </w:rPr>
-      </w:pPr>
-      <w:r>
-        <w:rPr>
-          <w:b/>
-          <w:bCs/>
-        </w:rPr>
-        <w:t>Target:</w:t>
+        <w:t>Footer Dasar</w:t>
       </w:r>
     </w:p>
     <w:p>
       <w:pPr>
         <w:numPr>
           <w:ilvl w:val="0"/>
-          <w:numId w:val="7"/>
+          <w:numId w:val="19"/>
         </w:numPr>
         <w:rPr>
           <w:b/>
@@ -1931,14 +1583,14 @@
           <w:b/>
           <w:bCs/>
         </w:rPr>
-        <w:t>Menyusun struktur folder baru.</w:t>
+        <w:t>Quick Access</w:t>
       </w:r>
     </w:p>
     <w:p>
       <w:pPr>
         <w:numPr>
           <w:ilvl w:val="0"/>
-          <w:numId w:val="7"/>
+          <w:numId w:val="19"/>
         </w:numPr>
         <w:rPr>
           <w:b/>
@@ -1950,14 +1602,14 @@
           <w:b/>
           <w:bCs/>
         </w:rPr>
-        <w:t>Menambahkan folder pages.</w:t>
+        <w:t>GitHub Pages</w:t>
       </w:r>
     </w:p>
     <w:p>
       <w:pPr>
         <w:numPr>
           <w:ilvl w:val="0"/>
-          <w:numId w:val="7"/>
+          <w:numId w:val="19"/>
         </w:numPr>
         <w:rPr>
           <w:b/>
@@ -1970,14 +1622,106 @@
           <w:bCs/>
         </w:rPr>
         <w:lastRenderedPageBreak/>
-        <w:t>Menambahkan folder layouts.</w:t>
+        <w:t>Responsive</w:t>
+      </w:r>
+    </w:p>
+    <w:p>
+      <w:pPr>
+        <w:rPr>
+          <w:b/>
+          <w:bCs/>
+        </w:rPr>
+      </w:pPr>
+      <w:r>
+        <w:rPr>
+          <w:b/>
+          <w:bCs/>
+        </w:rPr>
+        <w:pict w14:anchorId="70F3278B">
+          <v:rect id="_x0000_i1293" style="width:0;height:1.5pt" o:hralign="center" o:hrstd="t" o:hr="t" fillcolor="#a0a0a0" stroked="f"/>
+        </w:pict>
+      </w:r>
+    </w:p>
+    <w:p>
+      <w:pPr>
+        <w:rPr>
+          <w:b/>
+          <w:bCs/>
+        </w:rPr>
+      </w:pPr>
+      <w:r>
+        <w:rPr>
+          <w:b/>
+          <w:bCs/>
+        </w:rPr>
+        <w:t>Milestone 2</w:t>
+      </w:r>
+    </w:p>
+    <w:p>
+      <w:pPr>
+        <w:rPr>
+          <w:b/>
+          <w:bCs/>
+        </w:rPr>
+      </w:pPr>
+      <w:r>
+        <w:rPr>
+          <w:b/>
+          <w:bCs/>
+        </w:rPr>
+        <w:t>Homepage Development</w:t>
+      </w:r>
+    </w:p>
+    <w:p>
+      <w:pPr>
+        <w:rPr>
+          <w:b/>
+          <w:bCs/>
+        </w:rPr>
+      </w:pPr>
+      <w:r>
+        <w:rPr>
+          <w:b/>
+          <w:bCs/>
+        </w:rPr>
+        <w:t>Progress</w:t>
+      </w:r>
+    </w:p>
+    <w:p>
+      <w:pPr>
+        <w:rPr>
+          <w:b/>
+          <w:bCs/>
+        </w:rPr>
+      </w:pPr>
+      <w:r>
+        <w:rPr>
+          <w:b/>
+          <w:bCs/>
+        </w:rPr>
+        <w:t>Sekitar 30%</w:t>
+      </w:r>
+    </w:p>
+    <w:p>
+      <w:pPr>
+        <w:rPr>
+          <w:b/>
+          <w:bCs/>
+        </w:rPr>
+      </w:pPr>
+      <w:r>
+        <w:rPr>
+          <w:b/>
+          <w:bCs/>
+        </w:rPr>
+        <w:t>Yang sudah ada:</w:t>
       </w:r>
     </w:p>
     <w:p>
       <w:pPr>
         <w:numPr>
           <w:ilvl w:val="0"/>
-          <w:numId w:val="7"/>
+          <w:numId w:val="20"/>
         </w:numPr>
         <w:rPr>
           <w:b/>
@@ -1989,14 +1733,14 @@
           <w:b/>
           <w:bCs/>
         </w:rPr>
-        <w:t>Menambahkan folder routes.</w:t>
+        <w:t>Hero</w:t>
       </w:r>
     </w:p>
     <w:p>
       <w:pPr>
         <w:numPr>
           <w:ilvl w:val="0"/>
-          <w:numId w:val="7"/>
+          <w:numId w:val="20"/>
         </w:numPr>
         <w:rPr>
           <w:b/>
@@ -2008,14 +1752,29 @@
           <w:b/>
           <w:bCs/>
         </w:rPr>
-        <w:t>Menambahkan folder services.</w:t>
+        <w:t>Quick Access</w:t>
+      </w:r>
+    </w:p>
+    <w:p>
+      <w:pPr>
+        <w:rPr>
+          <w:b/>
+          <w:bCs/>
+        </w:rPr>
+      </w:pPr>
+      <w:r>
+        <w:rPr>
+          <w:b/>
+          <w:bCs/>
+        </w:rPr>
+        <w:t>Yang belum:</w:t>
       </w:r>
     </w:p>
     <w:p>
       <w:pPr>
         <w:numPr>
           <w:ilvl w:val="0"/>
-          <w:numId w:val="7"/>
+          <w:numId w:val="21"/>
         </w:numPr>
         <w:rPr>
           <w:b/>
@@ -2027,14 +1786,14 @@
           <w:b/>
           <w:bCs/>
         </w:rPr>
-        <w:t>Menambahkan folder types.</w:t>
+        <w:t>Headline News</w:t>
       </w:r>
     </w:p>
     <w:p>
       <w:pPr>
         <w:numPr>
           <w:ilvl w:val="0"/>
-          <w:numId w:val="7"/>
+          <w:numId w:val="21"/>
         </w:numPr>
         <w:rPr>
           <w:b/>
@@ -2046,99 +1805,14 @@
           <w:b/>
           <w:bCs/>
         </w:rPr>
-        <w:t>Menambahkan folder hooks.</w:t>
-      </w:r>
-    </w:p>
-    <w:p>
-      <w:pPr>
-        <w:rPr>
-          <w:b/>
-          <w:bCs/>
-        </w:rPr>
-      </w:pPr>
-      <w:r>
-        <w:rPr>
-          <w:b/>
-          <w:bCs/>
-        </w:rPr>
-        <w:t>Prioritas:</w:t>
-      </w:r>
-      <w:r>
-        <w:rPr>
-          <w:b/>
-          <w:bCs/>
-        </w:rPr>
-        <w:br/>
-        <w:t>Tinggi</w:t>
-      </w:r>
-    </w:p>
-    <w:p>
-      <w:pPr>
-        <w:rPr>
-          <w:b/>
-          <w:bCs/>
-        </w:rPr>
-      </w:pPr>
-      <w:r>
-        <w:rPr>
-          <w:b/>
-          <w:bCs/>
-        </w:rPr>
-        <w:pict w14:anchorId="465A4DC3">
-          <v:rect id="_x0000_i1249" style="width:0;height:1.5pt" o:hralign="center" o:hrstd="t" o:hr="t" fillcolor="#a0a0a0" stroked="f"/>
-        </w:pict>
-      </w:r>
-    </w:p>
-    <w:p>
-      <w:pPr>
-        <w:rPr>
-          <w:b/>
-          <w:bCs/>
-        </w:rPr>
-      </w:pPr>
-      <w:r>
-        <w:rPr>
-          <w:b/>
-          <w:bCs/>
-        </w:rPr>
-        <w:t>B. React Router</w:t>
-      </w:r>
-    </w:p>
-    <w:p>
-      <w:pPr>
-        <w:rPr>
-          <w:b/>
-          <w:bCs/>
-        </w:rPr>
-      </w:pPr>
-      <w:r>
-        <w:rPr>
-          <w:b/>
-          <w:bCs/>
-        </w:rPr>
-        <w:t>Belum dimulai.</w:t>
-      </w:r>
-    </w:p>
-    <w:p>
-      <w:pPr>
-        <w:rPr>
-          <w:b/>
-          <w:bCs/>
-        </w:rPr>
-      </w:pPr>
-      <w:r>
-        <w:rPr>
-          <w:b/>
-          <w:bCs/>
-        </w:rPr>
-        <w:t>Target:</w:t>
+        <w:t>Breaking News</w:t>
       </w:r>
     </w:p>
     <w:p>
       <w:pPr>
         <w:numPr>
           <w:ilvl w:val="0"/>
-          <w:numId w:val="8"/>
+          <w:numId w:val="21"/>
         </w:numPr>
         <w:rPr>
           <w:b/>
@@ -2150,14 +1824,14 @@
           <w:b/>
           <w:bCs/>
         </w:rPr>
-        <w:t>Routing halaman.</w:t>
+        <w:t>Information Center</w:t>
       </w:r>
     </w:p>
     <w:p>
       <w:pPr>
         <w:numPr>
           <w:ilvl w:val="0"/>
-          <w:numId w:val="8"/>
+          <w:numId w:val="21"/>
         </w:numPr>
         <w:rPr>
           <w:b/>
@@ -2169,14 +1843,14 @@
           <w:b/>
           <w:bCs/>
         </w:rPr>
-        <w:t>Routing halaman Polres.</w:t>
+        <w:t>Media Center</w:t>
       </w:r>
     </w:p>
     <w:p>
       <w:pPr>
         <w:numPr>
           <w:ilvl w:val="0"/>
-          <w:numId w:val="8"/>
+          <w:numId w:val="21"/>
         </w:numPr>
         <w:rPr>
           <w:b/>
@@ -2188,14 +1862,14 @@
           <w:b/>
           <w:bCs/>
         </w:rPr>
-        <w:t>Routing Berita.</w:t>
+        <w:t>Statistics</w:t>
       </w:r>
     </w:p>
     <w:p>
       <w:pPr>
         <w:numPr>
           <w:ilvl w:val="0"/>
-          <w:numId w:val="8"/>
+          <w:numId w:val="21"/>
         </w:numPr>
         <w:rPr>
           <w:b/>
@@ -2207,14 +1881,14 @@
           <w:b/>
           <w:bCs/>
         </w:rPr>
-        <w:t>Routing Pengumuman.</w:t>
+        <w:t>Partners</w:t>
       </w:r>
     </w:p>
     <w:p>
       <w:pPr>
         <w:numPr>
           <w:ilvl w:val="0"/>
-          <w:numId w:val="8"/>
+          <w:numId w:val="21"/>
         </w:numPr>
         <w:rPr>
           <w:b/>
@@ -2226,46 +1900,23 @@
           <w:b/>
           <w:bCs/>
         </w:rPr>
-        <w:t>Routing Galeri.</w:t>
-      </w:r>
-    </w:p>
-    <w:p>
-      <w:pPr>
-        <w:rPr>
-          <w:b/>
-          <w:bCs/>
-        </w:rPr>
-      </w:pPr>
-      <w:r>
-        <w:rPr>
-          <w:b/>
-          <w:bCs/>
-        </w:rPr>
-        <w:t>Prioritas:</w:t>
-      </w:r>
-      <w:r>
-        <w:rPr>
-          <w:b/>
-          <w:bCs/>
-        </w:rPr>
-        <w:br/>
-        <w:t>Tinggi</w:t>
-      </w:r>
-    </w:p>
-    <w:p>
-      <w:pPr>
-        <w:rPr>
-          <w:b/>
-          <w:bCs/>
-        </w:rPr>
-      </w:pPr>
-      <w:r>
-        <w:rPr>
-          <w:b/>
-          <w:bCs/>
-        </w:rPr>
-        <w:pict w14:anchorId="116618B8">
-          <v:rect id="_x0000_i1250" style="width:0;height:1.5pt" o:hralign="center" o:hrstd="t" o:hr="t" fillcolor="#a0a0a0" stroked="f"/>
+        <w:t>Footer Final</w:t>
+      </w:r>
+    </w:p>
+    <w:p>
+      <w:pPr>
+        <w:rPr>
+          <w:b/>
+          <w:bCs/>
+        </w:rPr>
+      </w:pPr>
+      <w:r>
+        <w:rPr>
+          <w:b/>
+          <w:bCs/>
+        </w:rPr>
+        <w:pict w14:anchorId="3B40E224">
+          <v:rect id="_x0000_i1294" style="width:0;height:1.5pt" o:hralign="center" o:hrstd="t" o:hr="t" fillcolor="#a0a0a0" stroked="f"/>
         </w:pict>
       </w:r>
     </w:p>
@@ -2281,44 +1932,236 @@
           <w:b/>
           <w:bCs/>
         </w:rPr>
-        <w:t>C. Header Baru</w:t>
-      </w:r>
-    </w:p>
-    <w:p>
-      <w:pPr>
-        <w:rPr>
-          <w:b/>
-          <w:bCs/>
-        </w:rPr>
-      </w:pPr>
-      <w:r>
-        <w:rPr>
-          <w:b/>
-          <w:bCs/>
-        </w:rPr>
-        <w:t>Belum dimulai.</w:t>
-      </w:r>
-    </w:p>
-    <w:p>
-      <w:pPr>
-        <w:rPr>
-          <w:b/>
-          <w:bCs/>
-        </w:rPr>
-      </w:pPr>
-      <w:r>
-        <w:rPr>
-          <w:b/>
-          <w:bCs/>
-        </w:rPr>
-        <w:t>Target:</w:t>
+        <w:t>Kondisi Project Saat Ini</w:t>
+      </w:r>
+    </w:p>
+    <w:p>
+      <w:pPr>
+        <w:rPr>
+          <w:b/>
+          <w:bCs/>
+        </w:rPr>
+      </w:pPr>
+      <w:r>
+        <w:rPr>
+          <w:b/>
+          <w:bCs/>
+        </w:rPr>
+        <w:t>Berjalan Normal</w:t>
+      </w:r>
+    </w:p>
+    <w:p>
+      <w:pPr>
+        <w:rPr>
+          <w:b/>
+          <w:bCs/>
+        </w:rPr>
+      </w:pPr>
+      <w:r>
+        <w:rPr>
+          <w:rFonts w:ascii="Segoe UI Emoji" w:hAnsi="Segoe UI Emoji" w:cs="Segoe UI Emoji"/>
+          <w:b/>
+          <w:bCs/>
+        </w:rPr>
+        <w:t>✅</w:t>
+      </w:r>
+      <w:r>
+        <w:rPr>
+          <w:b/>
+          <w:bCs/>
+        </w:rPr>
+        <w:t xml:space="preserve"> npm run dev</w:t>
+      </w:r>
+    </w:p>
+    <w:p>
+      <w:pPr>
+        <w:rPr>
+          <w:b/>
+          <w:bCs/>
+        </w:rPr>
+      </w:pPr>
+      <w:r>
+        <w:rPr>
+          <w:rFonts w:ascii="Segoe UI Emoji" w:hAnsi="Segoe UI Emoji" w:cs="Segoe UI Emoji"/>
+          <w:b/>
+          <w:bCs/>
+        </w:rPr>
+        <w:t>✅</w:t>
+      </w:r>
+      <w:r>
+        <w:rPr>
+          <w:b/>
+          <w:bCs/>
+        </w:rPr>
+        <w:t xml:space="preserve"> npm run build</w:t>
+      </w:r>
+    </w:p>
+    <w:p>
+      <w:pPr>
+        <w:rPr>
+          <w:b/>
+          <w:bCs/>
+        </w:rPr>
+      </w:pPr>
+      <w:r>
+        <w:rPr>
+          <w:rFonts w:ascii="Segoe UI Emoji" w:hAnsi="Segoe UI Emoji" w:cs="Segoe UI Emoji"/>
+          <w:b/>
+          <w:bCs/>
+        </w:rPr>
+        <w:t>✅</w:t>
+      </w:r>
+      <w:r>
+        <w:rPr>
+          <w:b/>
+          <w:bCs/>
+        </w:rPr>
+        <w:t xml:space="preserve"> GitHub Pages</w:t>
+      </w:r>
+    </w:p>
+    <w:p>
+      <w:pPr>
+        <w:rPr>
+          <w:b/>
+          <w:bCs/>
+        </w:rPr>
+      </w:pPr>
+      <w:r>
+        <w:rPr>
+          <w:rFonts w:ascii="Segoe UI Emoji" w:hAnsi="Segoe UI Emoji" w:cs="Segoe UI Emoji"/>
+          <w:b/>
+          <w:bCs/>
+        </w:rPr>
+        <w:t>✅</w:t>
+      </w:r>
+      <w:r>
+        <w:rPr>
+          <w:b/>
+          <w:bCs/>
+        </w:rPr>
+        <w:t xml:space="preserve"> Responsive</w:t>
+      </w:r>
+    </w:p>
+    <w:p>
+      <w:pPr>
+        <w:rPr>
+          <w:b/>
+          <w:bCs/>
+        </w:rPr>
+      </w:pPr>
+      <w:r>
+        <w:rPr>
+          <w:rFonts w:ascii="Segoe UI Emoji" w:hAnsi="Segoe UI Emoji" w:cs="Segoe UI Emoji"/>
+          <w:b/>
+          <w:bCs/>
+        </w:rPr>
+        <w:t>✅</w:t>
+      </w:r>
+      <w:r>
+        <w:rPr>
+          <w:b/>
+          <w:bCs/>
+        </w:rPr>
+        <w:t xml:space="preserve"> Hero Slideshow</w:t>
+      </w:r>
+    </w:p>
+    <w:p>
+      <w:pPr>
+        <w:rPr>
+          <w:b/>
+          <w:bCs/>
+        </w:rPr>
+      </w:pPr>
+      <w:r>
+        <w:rPr>
+          <w:b/>
+          <w:bCs/>
+        </w:rPr>
+        <w:pict w14:anchorId="43304AD5">
+          <v:rect id="_x0000_i1295" style="width:0;height:1.5pt" o:hralign="center" o:hrstd="t" o:hr="t" fillcolor="#a0a0a0" stroked="f"/>
+        </w:pict>
+      </w:r>
+    </w:p>
+    <w:p>
+      <w:pPr>
+        <w:rPr>
+          <w:b/>
+          <w:bCs/>
+        </w:rPr>
+      </w:pPr>
+      <w:r>
+        <w:rPr>
+          <w:b/>
+          <w:bCs/>
+        </w:rPr>
+        <w:t>Outstanding</w:t>
+      </w:r>
+    </w:p>
+    <w:p>
+      <w:pPr>
+        <w:rPr>
+          <w:b/>
+          <w:bCs/>
+        </w:rPr>
+      </w:pPr>
+      <w:r>
+        <w:rPr>
+          <w:b/>
+          <w:bCs/>
+        </w:rPr>
+        <w:t>Prioritas Tinggi</w:t>
+      </w:r>
+    </w:p>
+    <w:p>
+      <w:pPr>
+        <w:rPr>
+          <w:b/>
+          <w:bCs/>
+        </w:rPr>
+      </w:pPr>
+      <w:r>
+        <w:rPr>
+          <w:b/>
+          <w:bCs/>
+        </w:rPr>
+        <w:t>1. Headline News</w:t>
+      </w:r>
+    </w:p>
+    <w:p>
+      <w:pPr>
+        <w:rPr>
+          <w:b/>
+          <w:bCs/>
+        </w:rPr>
+      </w:pPr>
+      <w:r>
+        <w:rPr>
+          <w:b/>
+          <w:bCs/>
+        </w:rPr>
+        <w:t>Belum dibuat.</w:t>
+      </w:r>
+    </w:p>
+    <w:p>
+      <w:pPr>
+        <w:rPr>
+          <w:b/>
+          <w:bCs/>
+        </w:rPr>
+      </w:pPr>
+      <w:r>
+        <w:rPr>
+          <w:b/>
+          <w:bCs/>
+        </w:rPr>
+        <w:t>Nantinya harus:</w:t>
       </w:r>
     </w:p>
     <w:p>
       <w:pPr>
         <w:numPr>
           <w:ilvl w:val="0"/>
-          <w:numId w:val="9"/>
+          <w:numId w:val="22"/>
         </w:numPr>
         <w:rPr>
           <w:b/>
@@ -2330,14 +2173,15 @@
           <w:b/>
           <w:bCs/>
         </w:rPr>
-        <w:t>Dropdown Profil.</w:t>
+        <w:lastRenderedPageBreak/>
+        <w:t>Featured News</w:t>
       </w:r>
     </w:p>
     <w:p>
       <w:pPr>
         <w:numPr>
           <w:ilvl w:val="0"/>
-          <w:numId w:val="9"/>
+          <w:numId w:val="22"/>
         </w:numPr>
         <w:rPr>
           <w:b/>
@@ -2349,14 +2193,14 @@
           <w:b/>
           <w:bCs/>
         </w:rPr>
-        <w:t>Dropdown Daftar Polres.</w:t>
+        <w:t>CMS Ready</w:t>
       </w:r>
     </w:p>
     <w:p>
       <w:pPr>
         <w:numPr>
           <w:ilvl w:val="0"/>
-          <w:numId w:val="9"/>
+          <w:numId w:val="22"/>
         </w:numPr>
         <w:rPr>
           <w:b/>
@@ -2368,46 +2212,23 @@
           <w:b/>
           <w:bCs/>
         </w:rPr>
-        <w:t>Routing menuju halaman masing-masing.</w:t>
-      </w:r>
-    </w:p>
-    <w:p>
-      <w:pPr>
-        <w:rPr>
-          <w:b/>
-          <w:bCs/>
-        </w:rPr>
-      </w:pPr>
-      <w:r>
-        <w:rPr>
-          <w:b/>
-          <w:bCs/>
-        </w:rPr>
-        <w:t>Prioritas:</w:t>
-      </w:r>
-      <w:r>
-        <w:rPr>
-          <w:b/>
-          <w:bCs/>
-        </w:rPr>
-        <w:br/>
-        <w:t>Tinggi</w:t>
-      </w:r>
-    </w:p>
-    <w:p>
-      <w:pPr>
-        <w:rPr>
-          <w:b/>
-          <w:bCs/>
-        </w:rPr>
-      </w:pPr>
-      <w:r>
-        <w:rPr>
-          <w:b/>
-          <w:bCs/>
-        </w:rPr>
-        <w:pict w14:anchorId="14CF0D62">
-          <v:rect id="_x0000_i1251" style="width:0;height:1.5pt" o:hralign="center" o:hrstd="t" o:hr="t" fillcolor="#a0a0a0" stroked="f"/>
+        <w:t>Responsive</w:t>
+      </w:r>
+    </w:p>
+    <w:p>
+      <w:pPr>
+        <w:rPr>
+          <w:b/>
+          <w:bCs/>
+        </w:rPr>
+      </w:pPr>
+      <w:r>
+        <w:rPr>
+          <w:b/>
+          <w:bCs/>
+        </w:rPr>
+        <w:pict w14:anchorId="2EB3995C">
+          <v:rect id="_x0000_i1296" style="width:0;height:1.5pt" o:hralign="center" o:hrstd="t" o:hr="t" fillcolor="#a0a0a0" stroked="f"/>
         </w:pict>
       </w:r>
     </w:p>
@@ -2423,44 +2244,106 @@
           <w:b/>
           <w:bCs/>
         </w:rPr>
-        <w:t>D. Landing Announcement</w:t>
-      </w:r>
-    </w:p>
-    <w:p>
-      <w:pPr>
-        <w:rPr>
-          <w:b/>
-          <w:bCs/>
-        </w:rPr>
-      </w:pPr>
-      <w:r>
-        <w:rPr>
-          <w:b/>
-          <w:bCs/>
-        </w:rPr>
-        <w:t>Belum dimulai.</w:t>
-      </w:r>
-    </w:p>
-    <w:p>
-      <w:pPr>
-        <w:rPr>
-          <w:b/>
-          <w:bCs/>
-        </w:rPr>
-      </w:pPr>
-      <w:r>
-        <w:rPr>
-          <w:b/>
-          <w:bCs/>
-        </w:rPr>
-        <w:t>Target:</w:t>
+        <w:t>2. Breaking News</w:t>
+      </w:r>
+    </w:p>
+    <w:p>
+      <w:pPr>
+        <w:rPr>
+          <w:b/>
+          <w:bCs/>
+        </w:rPr>
+      </w:pPr>
+      <w:r>
+        <w:rPr>
+          <w:b/>
+          <w:bCs/>
+        </w:rPr>
+        <w:t>Belum dibuat.</w:t>
+      </w:r>
+    </w:p>
+    <w:p>
+      <w:pPr>
+        <w:rPr>
+          <w:b/>
+          <w:bCs/>
+        </w:rPr>
+      </w:pPr>
+      <w:r>
+        <w:rPr>
+          <w:b/>
+          <w:bCs/>
+        </w:rPr>
+        <w:t>Harus memiliki ticker otomatis.</w:t>
+      </w:r>
+    </w:p>
+    <w:p>
+      <w:pPr>
+        <w:rPr>
+          <w:b/>
+          <w:bCs/>
+        </w:rPr>
+      </w:pPr>
+      <w:r>
+        <w:rPr>
+          <w:b/>
+          <w:bCs/>
+        </w:rPr>
+        <w:pict w14:anchorId="3B0F18F1">
+          <v:rect id="_x0000_i1297" style="width:0;height:1.5pt" o:hralign="center" o:hrstd="t" o:hr="t" fillcolor="#a0a0a0" stroked="f"/>
+        </w:pict>
+      </w:r>
+    </w:p>
+    <w:p>
+      <w:pPr>
+        <w:rPr>
+          <w:b/>
+          <w:bCs/>
+        </w:rPr>
+      </w:pPr>
+      <w:r>
+        <w:rPr>
+          <w:b/>
+          <w:bCs/>
+        </w:rPr>
+        <w:t>3. Information Center</w:t>
+      </w:r>
+    </w:p>
+    <w:p>
+      <w:pPr>
+        <w:rPr>
+          <w:b/>
+          <w:bCs/>
+        </w:rPr>
+      </w:pPr>
+      <w:r>
+        <w:rPr>
+          <w:b/>
+          <w:bCs/>
+        </w:rPr>
+        <w:t>Belum dibuat.</w:t>
+      </w:r>
+    </w:p>
+    <w:p>
+      <w:pPr>
+        <w:rPr>
+          <w:b/>
+          <w:bCs/>
+        </w:rPr>
+      </w:pPr>
+      <w:r>
+        <w:rPr>
+          <w:b/>
+          <w:bCs/>
+        </w:rPr>
+        <w:t>Berisi:</w:t>
       </w:r>
     </w:p>
     <w:p>
       <w:pPr>
         <w:numPr>
           <w:ilvl w:val="0"/>
-          <w:numId w:val="10"/>
+          <w:numId w:val="23"/>
         </w:numPr>
         <w:rPr>
           <w:b/>
@@ -2472,14 +2355,14 @@
           <w:b/>
           <w:bCs/>
         </w:rPr>
-        <w:t>Popup Full Screen.</w:t>
+        <w:t>Informasi Publik</w:t>
       </w:r>
     </w:p>
     <w:p>
       <w:pPr>
         <w:numPr>
           <w:ilvl w:val="0"/>
-          <w:numId w:val="10"/>
+          <w:numId w:val="23"/>
         </w:numPr>
         <w:rPr>
           <w:b/>
@@ -2491,15 +2374,14 @@
           <w:b/>
           <w:bCs/>
         </w:rPr>
-        <w:lastRenderedPageBreak/>
-        <w:t>Popup Slider.</w:t>
+        <w:t>Press Release</w:t>
       </w:r>
     </w:p>
     <w:p>
       <w:pPr>
         <w:numPr>
           <w:ilvl w:val="0"/>
-          <w:numId w:val="10"/>
+          <w:numId w:val="23"/>
         </w:numPr>
         <w:rPr>
           <w:b/>
@@ -2511,14 +2393,76 @@
           <w:b/>
           <w:bCs/>
         </w:rPr>
-        <w:t>Popup Banner.</w:t>
+        <w:t>Pengumuman</w:t>
+      </w:r>
+    </w:p>
+    <w:p>
+      <w:pPr>
+        <w:rPr>
+          <w:b/>
+          <w:bCs/>
+        </w:rPr>
+      </w:pPr>
+      <w:r>
+        <w:rPr>
+          <w:b/>
+          <w:bCs/>
+        </w:rPr>
+        <w:pict w14:anchorId="4D3CAA12">
+          <v:rect id="_x0000_i1298" style="width:0;height:1.5pt" o:hralign="center" o:hrstd="t" o:hr="t" fillcolor="#a0a0a0" stroked="f"/>
+        </w:pict>
+      </w:r>
+    </w:p>
+    <w:p>
+      <w:pPr>
+        <w:rPr>
+          <w:b/>
+          <w:bCs/>
+        </w:rPr>
+      </w:pPr>
+      <w:r>
+        <w:rPr>
+          <w:b/>
+          <w:bCs/>
+        </w:rPr>
+        <w:t>4. Media Center</w:t>
+      </w:r>
+    </w:p>
+    <w:p>
+      <w:pPr>
+        <w:rPr>
+          <w:b/>
+          <w:bCs/>
+        </w:rPr>
+      </w:pPr>
+      <w:r>
+        <w:rPr>
+          <w:b/>
+          <w:bCs/>
+        </w:rPr>
+        <w:t>Belum dibuat.</w:t>
+      </w:r>
+    </w:p>
+    <w:p>
+      <w:pPr>
+        <w:rPr>
+          <w:b/>
+          <w:bCs/>
+        </w:rPr>
+      </w:pPr>
+      <w:r>
+        <w:rPr>
+          <w:b/>
+          <w:bCs/>
+        </w:rPr>
+        <w:t>Harus mendukung:</w:t>
       </w:r>
     </w:p>
     <w:p>
       <w:pPr>
         <w:numPr>
           <w:ilvl w:val="0"/>
-          <w:numId w:val="10"/>
+          <w:numId w:val="24"/>
         </w:numPr>
         <w:rPr>
           <w:b/>
@@ -2530,14 +2474,14 @@
           <w:b/>
           <w:bCs/>
         </w:rPr>
-        <w:t>Popup Video.</w:t>
+        <w:t>Upload Video</w:t>
       </w:r>
     </w:p>
     <w:p>
       <w:pPr>
         <w:numPr>
           <w:ilvl w:val="0"/>
-          <w:numId w:val="10"/>
+          <w:numId w:val="24"/>
         </w:numPr>
         <w:rPr>
           <w:b/>
@@ -2549,114 +2493,14 @@
           <w:b/>
           <w:bCs/>
         </w:rPr>
-        <w:t>Integrasi dengan CMS.</w:t>
-      </w:r>
-    </w:p>
-    <w:p>
-      <w:pPr>
-        <w:rPr>
-          <w:b/>
-          <w:bCs/>
-        </w:rPr>
-      </w:pPr>
-      <w:r>
-        <w:rPr>
-          <w:b/>
-          <w:bCs/>
-        </w:rPr>
-        <w:t>Prioritas:</w:t>
-      </w:r>
-      <w:r>
-        <w:rPr>
-          <w:b/>
-          <w:bCs/>
-        </w:rPr>
-        <w:br/>
-        <w:t>Tinggi</w:t>
-      </w:r>
-    </w:p>
-    <w:p>
-      <w:pPr>
-        <w:rPr>
-          <w:b/>
-          <w:bCs/>
-        </w:rPr>
-      </w:pPr>
-      <w:r>
-        <w:rPr>
-          <w:b/>
-          <w:bCs/>
-        </w:rPr>
-        <w:pict w14:anchorId="66412777">
-          <v:rect id="_x0000_i1252" style="width:0;height:1.5pt" o:hralign="center" o:hrstd="t" o:hr="t" fillcolor="#a0a0a0" stroked="f"/>
-        </w:pict>
-      </w:r>
-    </w:p>
-    <w:p>
-      <w:pPr>
-        <w:rPr>
-          <w:b/>
-          <w:bCs/>
-        </w:rPr>
-      </w:pPr>
-      <w:r>
-        <w:rPr>
-          <w:b/>
-          <w:bCs/>
-        </w:rPr>
-        <w:t>E. Information Center</w:t>
-      </w:r>
-    </w:p>
-    <w:p>
-      <w:pPr>
-        <w:rPr>
-          <w:b/>
-          <w:bCs/>
-        </w:rPr>
-      </w:pPr>
-      <w:r>
-        <w:rPr>
-          <w:b/>
-          <w:bCs/>
-        </w:rPr>
-        <w:t>Belum dimulai.</w:t>
-      </w:r>
-    </w:p>
-    <w:p>
-      <w:pPr>
-        <w:rPr>
-          <w:b/>
-          <w:bCs/>
-        </w:rPr>
-      </w:pPr>
-      <w:r>
-        <w:rPr>
-          <w:b/>
-          <w:bCs/>
-        </w:rPr>
-        <w:t>Target:</w:t>
-      </w:r>
-    </w:p>
-    <w:p>
-      <w:pPr>
-        <w:rPr>
-          <w:b/>
-          <w:bCs/>
-        </w:rPr>
-      </w:pPr>
-      <w:r>
-        <w:rPr>
-          <w:b/>
-          <w:bCs/>
-        </w:rPr>
-        <w:t>Menggantikan Quick Access menjadi:</w:t>
+        <w:t>Embed YouTube</w:t>
       </w:r>
     </w:p>
     <w:p>
       <w:pPr>
         <w:numPr>
           <w:ilvl w:val="0"/>
-          <w:numId w:val="11"/>
+          <w:numId w:val="24"/>
         </w:numPr>
         <w:rPr>
           <w:b/>
@@ -2668,14 +2512,201 @@
           <w:b/>
           <w:bCs/>
         </w:rPr>
-        <w:t>Berita</w:t>
+        <w:t>CMS</w:t>
+      </w:r>
+    </w:p>
+    <w:p>
+      <w:pPr>
+        <w:rPr>
+          <w:b/>
+          <w:bCs/>
+        </w:rPr>
+      </w:pPr>
+      <w:r>
+        <w:rPr>
+          <w:b/>
+          <w:bCs/>
+        </w:rPr>
+        <w:pict w14:anchorId="2B554A2F">
+          <v:rect id="_x0000_i1299" style="width:0;height:1.5pt" o:hralign="center" o:hrstd="t" o:hr="t" fillcolor="#a0a0a0" stroked="f"/>
+        </w:pict>
+      </w:r>
+    </w:p>
+    <w:p>
+      <w:pPr>
+        <w:rPr>
+          <w:b/>
+          <w:bCs/>
+        </w:rPr>
+      </w:pPr>
+      <w:r>
+        <w:rPr>
+          <w:b/>
+          <w:bCs/>
+        </w:rPr>
+        <w:t>5. Statistics</w:t>
+      </w:r>
+    </w:p>
+    <w:p>
+      <w:pPr>
+        <w:rPr>
+          <w:b/>
+          <w:bCs/>
+        </w:rPr>
+      </w:pPr>
+      <w:r>
+        <w:rPr>
+          <w:b/>
+          <w:bCs/>
+        </w:rPr>
+        <w:t>Belum dibuat.</w:t>
+      </w:r>
+    </w:p>
+    <w:p>
+      <w:pPr>
+        <w:rPr>
+          <w:b/>
+          <w:bCs/>
+        </w:rPr>
+      </w:pPr>
+      <w:r>
+        <w:rPr>
+          <w:b/>
+          <w:bCs/>
+        </w:rPr>
+        <w:t>Harus dinamis dari CMS.</w:t>
+      </w:r>
+    </w:p>
+    <w:p>
+      <w:pPr>
+        <w:rPr>
+          <w:b/>
+          <w:bCs/>
+        </w:rPr>
+      </w:pPr>
+      <w:r>
+        <w:rPr>
+          <w:b/>
+          <w:bCs/>
+        </w:rPr>
+        <w:pict w14:anchorId="020BB828">
+          <v:rect id="_x0000_i1300" style="width:0;height:1.5pt" o:hralign="center" o:hrstd="t" o:hr="t" fillcolor="#a0a0a0" stroked="f"/>
+        </w:pict>
+      </w:r>
+    </w:p>
+    <w:p>
+      <w:pPr>
+        <w:rPr>
+          <w:b/>
+          <w:bCs/>
+        </w:rPr>
+      </w:pPr>
+      <w:r>
+        <w:rPr>
+          <w:b/>
+          <w:bCs/>
+        </w:rPr>
+        <w:t>6. Partners</w:t>
+      </w:r>
+    </w:p>
+    <w:p>
+      <w:pPr>
+        <w:rPr>
+          <w:b/>
+          <w:bCs/>
+        </w:rPr>
+      </w:pPr>
+      <w:r>
+        <w:rPr>
+          <w:b/>
+          <w:bCs/>
+        </w:rPr>
+        <w:t>Belum dibuat.</w:t>
+      </w:r>
+    </w:p>
+    <w:p>
+      <w:pPr>
+        <w:rPr>
+          <w:b/>
+          <w:bCs/>
+        </w:rPr>
+      </w:pPr>
+      <w:r>
+        <w:rPr>
+          <w:b/>
+          <w:bCs/>
+        </w:rPr>
+        <w:t>Logo Instansi.</w:t>
+      </w:r>
+    </w:p>
+    <w:p>
+      <w:pPr>
+        <w:rPr>
+          <w:b/>
+          <w:bCs/>
+        </w:rPr>
+      </w:pPr>
+      <w:r>
+        <w:rPr>
+          <w:b/>
+          <w:bCs/>
+        </w:rPr>
+        <w:pict w14:anchorId="16A48A29">
+          <v:rect id="_x0000_i1301" style="width:0;height:1.5pt" o:hralign="center" o:hrstd="t" o:hr="t" fillcolor="#a0a0a0" stroked="f"/>
+        </w:pict>
+      </w:r>
+    </w:p>
+    <w:p>
+      <w:pPr>
+        <w:rPr>
+          <w:b/>
+          <w:bCs/>
+        </w:rPr>
+      </w:pPr>
+      <w:r>
+        <w:rPr>
+          <w:b/>
+          <w:bCs/>
+        </w:rPr>
+        <w:t>7. Footer</w:t>
+      </w:r>
+    </w:p>
+    <w:p>
+      <w:pPr>
+        <w:rPr>
+          <w:b/>
+          <w:bCs/>
+        </w:rPr>
+      </w:pPr>
+      <w:r>
+        <w:rPr>
+          <w:b/>
+          <w:bCs/>
+        </w:rPr>
+        <w:lastRenderedPageBreak/>
+        <w:t>Masih versi dasar.</w:t>
+      </w:r>
+    </w:p>
+    <w:p>
+      <w:pPr>
+        <w:rPr>
+          <w:b/>
+          <w:bCs/>
+        </w:rPr>
+      </w:pPr>
+      <w:r>
+        <w:rPr>
+          <w:b/>
+          <w:bCs/>
+        </w:rPr>
+        <w:t>Perlu:</w:t>
       </w:r>
     </w:p>
     <w:p>
       <w:pPr>
         <w:numPr>
           <w:ilvl w:val="0"/>
-          <w:numId w:val="11"/>
+          <w:numId w:val="25"/>
         </w:numPr>
         <w:rPr>
           <w:b/>
@@ -2687,315 +2718,14 @@
           <w:b/>
           <w:bCs/>
         </w:rPr>
-        <w:t>Pengumuman</w:t>
-      </w:r>
-    </w:p>
-    <w:p>
-      <w:pPr>
-        <w:rPr>
-          <w:b/>
-          <w:bCs/>
-        </w:rPr>
-      </w:pPr>
-      <w:r>
-        <w:rPr>
-          <w:b/>
-          <w:bCs/>
-        </w:rPr>
-        <w:t>Prioritas:</w:t>
-      </w:r>
-      <w:r>
-        <w:rPr>
-          <w:b/>
-          <w:bCs/>
-        </w:rPr>
-        <w:br/>
-        <w:t>Tinggi</w:t>
-      </w:r>
-    </w:p>
-    <w:p>
-      <w:pPr>
-        <w:rPr>
-          <w:b/>
-          <w:bCs/>
-        </w:rPr>
-      </w:pPr>
-      <w:r>
-        <w:rPr>
-          <w:b/>
-          <w:bCs/>
-        </w:rPr>
-        <w:pict w14:anchorId="6C93E947">
-          <v:rect id="_x0000_i1253" style="width:0;height:1.5pt" o:hralign="center" o:hrstd="t" o:hr="t" fillcolor="#a0a0a0" stroked="f"/>
-        </w:pict>
-      </w:r>
-    </w:p>
-    <w:p>
-      <w:pPr>
-        <w:rPr>
-          <w:b/>
-          <w:bCs/>
-        </w:rPr>
-      </w:pPr>
-      <w:r>
-        <w:rPr>
-          <w:b/>
-          <w:bCs/>
-        </w:rPr>
-        <w:t>F. Halaman Polres</w:t>
-      </w:r>
-    </w:p>
-    <w:p>
-      <w:pPr>
-        <w:rPr>
-          <w:b/>
-          <w:bCs/>
-        </w:rPr>
-      </w:pPr>
-      <w:r>
-        <w:rPr>
-          <w:b/>
-          <w:bCs/>
-        </w:rPr>
-        <w:t>Belum dimulai.</w:t>
-      </w:r>
-    </w:p>
-    <w:p>
-      <w:pPr>
-        <w:rPr>
-          <w:b/>
-          <w:bCs/>
-        </w:rPr>
-      </w:pPr>
-      <w:r>
-        <w:rPr>
-          <w:b/>
-          <w:bCs/>
-        </w:rPr>
-        <w:t>Target:</w:t>
-      </w:r>
-    </w:p>
-    <w:p>
-      <w:pPr>
-        <w:rPr>
-          <w:b/>
-          <w:bCs/>
-        </w:rPr>
-      </w:pPr>
-      <w:r>
-        <w:rPr>
-          <w:b/>
-          <w:bCs/>
-        </w:rPr>
-        <w:t>Template dinamis untuk seluruh Polres.</w:t>
-      </w:r>
-    </w:p>
-    <w:p>
-      <w:pPr>
-        <w:rPr>
-          <w:b/>
-          <w:bCs/>
-        </w:rPr>
-      </w:pPr>
-      <w:r>
-        <w:rPr>
-          <w:b/>
-          <w:bCs/>
-        </w:rPr>
-        <w:t>Prioritas:</w:t>
-      </w:r>
-      <w:r>
-        <w:rPr>
-          <w:b/>
-          <w:bCs/>
-        </w:rPr>
-        <w:br/>
-        <w:t>Sedang</w:t>
-      </w:r>
-    </w:p>
-    <w:p>
-      <w:pPr>
-        <w:rPr>
-          <w:b/>
-          <w:bCs/>
-        </w:rPr>
-      </w:pPr>
-      <w:r>
-        <w:rPr>
-          <w:b/>
-          <w:bCs/>
-        </w:rPr>
-        <w:pict w14:anchorId="01693BF6">
-          <v:rect id="_x0000_i1254" style="width:0;height:1.5pt" o:hralign="center" o:hrstd="t" o:hr="t" fillcolor="#a0a0a0" stroked="f"/>
-        </w:pict>
-      </w:r>
-    </w:p>
-    <w:p>
-      <w:pPr>
-        <w:rPr>
-          <w:b/>
-          <w:bCs/>
-        </w:rPr>
-      </w:pPr>
-      <w:r>
-        <w:rPr>
-          <w:b/>
-          <w:bCs/>
-        </w:rPr>
-        <w:t>G. CMS</w:t>
-      </w:r>
-    </w:p>
-    <w:p>
-      <w:pPr>
-        <w:rPr>
-          <w:b/>
-          <w:bCs/>
-        </w:rPr>
-      </w:pPr>
-      <w:r>
-        <w:rPr>
-          <w:b/>
-          <w:bCs/>
-        </w:rPr>
-        <w:t>Belum dimulai.</w:t>
-      </w:r>
-    </w:p>
-    <w:p>
-      <w:pPr>
-        <w:rPr>
-          <w:b/>
-          <w:bCs/>
-        </w:rPr>
-      </w:pPr>
-      <w:r>
-        <w:rPr>
-          <w:b/>
-          <w:bCs/>
-        </w:rPr>
-        <w:t>Target:</w:t>
-      </w:r>
-    </w:p>
-    <w:p>
-      <w:pPr>
-        <w:rPr>
-          <w:b/>
-          <w:bCs/>
-        </w:rPr>
-      </w:pPr>
-      <w:r>
-        <w:rPr>
-          <w:b/>
-          <w:bCs/>
-        </w:rPr>
-        <w:t>Pembuatan project CMS terpisah.</w:t>
-      </w:r>
-    </w:p>
-    <w:p>
-      <w:pPr>
-        <w:rPr>
-          <w:b/>
-          <w:bCs/>
-        </w:rPr>
-      </w:pPr>
-      <w:r>
-        <w:rPr>
-          <w:b/>
-          <w:bCs/>
-        </w:rPr>
-        <w:t>Prioritas:</w:t>
-      </w:r>
-      <w:r>
-        <w:rPr>
-          <w:b/>
-          <w:bCs/>
-        </w:rPr>
-        <w:br/>
-        <w:t>Setelah fondasi website selesai</w:t>
-      </w:r>
-    </w:p>
-    <w:p>
-      <w:pPr>
-        <w:rPr>
-          <w:b/>
-          <w:bCs/>
-        </w:rPr>
-      </w:pPr>
-      <w:r>
-        <w:rPr>
-          <w:b/>
-          <w:bCs/>
-        </w:rPr>
-        <w:pict w14:anchorId="3D2E06E3">
-          <v:rect id="_x0000_i1255" style="width:0;height:1.5pt" o:hralign="center" o:hrstd="t" o:hr="t" fillcolor="#a0a0a0" stroked="f"/>
-        </w:pict>
-      </w:r>
-    </w:p>
-    <w:p>
-      <w:pPr>
-        <w:rPr>
-          <w:b/>
-          <w:bCs/>
-        </w:rPr>
-      </w:pPr>
-      <w:r>
-        <w:rPr>
-          <w:b/>
-          <w:bCs/>
-        </w:rPr>
-        <w:t>5. Rencana Pekerjaan Besok</w:t>
-      </w:r>
-    </w:p>
-    <w:p>
-      <w:pPr>
-        <w:rPr>
-          <w:b/>
-          <w:bCs/>
-        </w:rPr>
-      </w:pPr>
-      <w:r>
-        <w:rPr>
-          <w:b/>
-          <w:bCs/>
-        </w:rPr>
-        <w:t>Tahap 1 — Merapikan Arsitektur Frontend</w:t>
-      </w:r>
-    </w:p>
-    <w:p>
-      <w:pPr>
-        <w:rPr>
-          <w:b/>
-          <w:bCs/>
-        </w:rPr>
-      </w:pPr>
-      <w:r>
-        <w:rPr>
-          <w:b/>
-          <w:bCs/>
-        </w:rPr>
-        <w:lastRenderedPageBreak/>
-        <w:t>Target utama adalah menyiapkan fondasi website agar siap dihubungkan dengan CMS.</w:t>
-      </w:r>
-    </w:p>
-    <w:p>
-      <w:pPr>
-        <w:rPr>
-          <w:b/>
-          <w:bCs/>
-        </w:rPr>
-      </w:pPr>
-      <w:r>
-        <w:rPr>
-          <w:b/>
-          <w:bCs/>
-        </w:rPr>
-        <w:t>Pekerjaan:</w:t>
+        <w:t>Maps</w:t>
       </w:r>
     </w:p>
     <w:p>
       <w:pPr>
         <w:numPr>
           <w:ilvl w:val="0"/>
-          <w:numId w:val="12"/>
+          <w:numId w:val="25"/>
         </w:numPr>
         <w:rPr>
           <w:b/>
@@ -3007,14 +2737,14 @@
           <w:b/>
           <w:bCs/>
         </w:rPr>
-        <w:t>Menyusun struktur folder baru (pages, layouts, routes, services, hooks, types).</w:t>
+        <w:t>Sosial Media</w:t>
       </w:r>
     </w:p>
     <w:p>
       <w:pPr>
         <w:numPr>
           <w:ilvl w:val="0"/>
-          <w:numId w:val="12"/>
+          <w:numId w:val="25"/>
         </w:numPr>
         <w:rPr>
           <w:b/>
@@ -3026,14 +2756,14 @@
           <w:b/>
           <w:bCs/>
         </w:rPr>
-        <w:t>Menambahkan React Router dan membuat template halaman untuk semua menu utama.</w:t>
+        <w:t>Quick Links</w:t>
       </w:r>
     </w:p>
     <w:p>
       <w:pPr>
         <w:numPr>
           <w:ilvl w:val="0"/>
-          <w:numId w:val="12"/>
+          <w:numId w:val="25"/>
         </w:numPr>
         <w:rPr>
           <w:b/>
@@ -3045,14 +2775,76 @@
           <w:b/>
           <w:bCs/>
         </w:rPr>
-        <w:t>Memperbarui Header agar menggunakan struktur menu baru (termasuk dropdown Profil dan Daftar Polres Wilayah Hukum).</w:t>
+        <w:t>Kontak</w:t>
+      </w:r>
+    </w:p>
+    <w:p>
+      <w:pPr>
+        <w:rPr>
+          <w:b/>
+          <w:bCs/>
+        </w:rPr>
+      </w:pPr>
+      <w:r>
+        <w:rPr>
+          <w:b/>
+          <w:bCs/>
+        </w:rPr>
+        <w:pict w14:anchorId="41550024">
+          <v:rect id="_x0000_i1302" style="width:0;height:1.5pt" o:hralign="center" o:hrstd="t" o:hr="t" fillcolor="#a0a0a0" stroked="f"/>
+        </w:pict>
+      </w:r>
+    </w:p>
+    <w:p>
+      <w:pPr>
+        <w:rPr>
+          <w:b/>
+          <w:bCs/>
+        </w:rPr>
+      </w:pPr>
+      <w:r>
+        <w:rPr>
+          <w:b/>
+          <w:bCs/>
+        </w:rPr>
+        <w:t>8. CMS Integration</w:t>
+      </w:r>
+    </w:p>
+    <w:p>
+      <w:pPr>
+        <w:rPr>
+          <w:b/>
+          <w:bCs/>
+        </w:rPr>
+      </w:pPr>
+      <w:r>
+        <w:rPr>
+          <w:b/>
+          <w:bCs/>
+        </w:rPr>
+        <w:t>Belum dimulai.</w:t>
+      </w:r>
+    </w:p>
+    <w:p>
+      <w:pPr>
+        <w:rPr>
+          <w:b/>
+          <w:bCs/>
+        </w:rPr>
+      </w:pPr>
+      <w:r>
+        <w:rPr>
+          <w:b/>
+          <w:bCs/>
+        </w:rPr>
+        <w:t>Nantinya harus mendukung:</w:t>
       </w:r>
     </w:p>
     <w:p>
       <w:pPr>
         <w:numPr>
           <w:ilvl w:val="0"/>
-          <w:numId w:val="12"/>
+          <w:numId w:val="26"/>
         </w:numPr>
         <w:rPr>
           <w:b/>
@@ -3064,23 +2856,118 @@
           <w:b/>
           <w:bCs/>
         </w:rPr>
-        <w:t>Menyiapkan halaman dinamis untuk detail Polres menggunakan satu komponen yang nantinya mengambil data berdasarkan slug dari CMS.</w:t>
-      </w:r>
-    </w:p>
-    <w:p>
-      <w:pPr>
-        <w:rPr>
-          <w:b/>
-          <w:bCs/>
-        </w:rPr>
-      </w:pPr>
-      <w:r>
-        <w:rPr>
-          <w:b/>
-          <w:bCs/>
-        </w:rPr>
-        <w:pict w14:anchorId="29CB06FD">
-          <v:rect id="_x0000_i1256" style="width:0;height:1.5pt" o:hralign="center" o:hrstd="t" o:hr="t" fillcolor="#a0a0a0" stroked="f"/>
+        <w:t>Hero</w:t>
+      </w:r>
+    </w:p>
+    <w:p>
+      <w:pPr>
+        <w:numPr>
+          <w:ilvl w:val="0"/>
+          <w:numId w:val="26"/>
+        </w:numPr>
+        <w:rPr>
+          <w:b/>
+          <w:bCs/>
+        </w:rPr>
+      </w:pPr>
+      <w:r>
+        <w:rPr>
+          <w:b/>
+          <w:bCs/>
+        </w:rPr>
+        <w:t>Berita</w:t>
+      </w:r>
+    </w:p>
+    <w:p>
+      <w:pPr>
+        <w:numPr>
+          <w:ilvl w:val="0"/>
+          <w:numId w:val="26"/>
+        </w:numPr>
+        <w:rPr>
+          <w:b/>
+          <w:bCs/>
+        </w:rPr>
+      </w:pPr>
+      <w:r>
+        <w:rPr>
+          <w:b/>
+          <w:bCs/>
+        </w:rPr>
+        <w:t>Informasi</w:t>
+      </w:r>
+    </w:p>
+    <w:p>
+      <w:pPr>
+        <w:numPr>
+          <w:ilvl w:val="0"/>
+          <w:numId w:val="26"/>
+        </w:numPr>
+        <w:rPr>
+          <w:b/>
+          <w:bCs/>
+        </w:rPr>
+      </w:pPr>
+      <w:r>
+        <w:rPr>
+          <w:b/>
+          <w:bCs/>
+        </w:rPr>
+        <w:t>Popup</w:t>
+      </w:r>
+    </w:p>
+    <w:p>
+      <w:pPr>
+        <w:numPr>
+          <w:ilvl w:val="0"/>
+          <w:numId w:val="26"/>
+        </w:numPr>
+        <w:rPr>
+          <w:b/>
+          <w:bCs/>
+        </w:rPr>
+      </w:pPr>
+      <w:r>
+        <w:rPr>
+          <w:b/>
+          <w:bCs/>
+        </w:rPr>
+        <w:t>Media</w:t>
+      </w:r>
+    </w:p>
+    <w:p>
+      <w:pPr>
+        <w:numPr>
+          <w:ilvl w:val="0"/>
+          <w:numId w:val="26"/>
+        </w:numPr>
+        <w:rPr>
+          <w:b/>
+          <w:bCs/>
+        </w:rPr>
+      </w:pPr>
+      <w:r>
+        <w:rPr>
+          <w:b/>
+          <w:bCs/>
+        </w:rPr>
+        <w:t>Statistik</w:t>
+      </w:r>
+    </w:p>
+    <w:p>
+      <w:pPr>
+        <w:rPr>
+          <w:b/>
+          <w:bCs/>
+        </w:rPr>
+      </w:pPr>
+      <w:r>
+        <w:rPr>
+          <w:b/>
+          <w:bCs/>
+        </w:rPr>
+        <w:pict w14:anchorId="74F34D3A">
+          <v:rect id="_x0000_i1303" style="width:0;height:1.5pt" o:hralign="center" o:hrstd="t" o:hr="t" fillcolor="#a0a0a0" stroked="f"/>
         </w:pict>
       </w:r>
     </w:p>
@@ -3096,22 +2983,1083 @@
           <w:b/>
           <w:bCs/>
         </w:rPr>
-        <w:t>6. Progress Keseluruhan Proyek</w:t>
-      </w:r>
-    </w:p>
-    <w:p>
-      <w:pPr>
-        <w:rPr>
-          <w:b/>
-          <w:bCs/>
-        </w:rPr>
-      </w:pPr>
-      <w:r>
-        <w:rPr>
-          <w:b/>
-          <w:bCs/>
-        </w:rPr>
-        <w:t>Website Frontend</w:t>
+        <w:t>Rencana Pekerjaan Besok</w:t>
+      </w:r>
+    </w:p>
+    <w:p>
+      <w:pPr>
+        <w:rPr>
+          <w:b/>
+          <w:bCs/>
+        </w:rPr>
+      </w:pPr>
+      <w:r>
+        <w:rPr>
+          <w:b/>
+          <w:bCs/>
+        </w:rPr>
+        <w:t>Target Utama</w:t>
+      </w:r>
+    </w:p>
+    <w:p>
+      <w:pPr>
+        <w:rPr>
+          <w:b/>
+          <w:bCs/>
+        </w:rPr>
+      </w:pPr>
+      <w:r>
+        <w:rPr>
+          <w:b/>
+          <w:bCs/>
+        </w:rPr>
+        <w:t>1. Membangun Homepage Lengkap</w:t>
+      </w:r>
+    </w:p>
+    <w:p>
+      <w:pPr>
+        <w:rPr>
+          <w:b/>
+          <w:bCs/>
+        </w:rPr>
+      </w:pPr>
+      <w:r>
+        <w:rPr>
+          <w:b/>
+          <w:bCs/>
+        </w:rPr>
+        <w:t>Urutan pengerjaan:</w:t>
+      </w:r>
+    </w:p>
+    <w:p>
+      <w:pPr>
+        <w:rPr>
+          <w:b/>
+          <w:bCs/>
+        </w:rPr>
+      </w:pPr>
+      <w:r>
+        <w:rPr>
+          <w:b/>
+          <w:bCs/>
+        </w:rPr>
+        <w:t>Hero</w:t>
+      </w:r>
+    </w:p>
+    <w:p>
+      <w:pPr>
+        <w:rPr>
+          <w:b/>
+          <w:bCs/>
+        </w:rPr>
+      </w:pPr>
+      <w:r>
+        <w:rPr>
+          <w:b/>
+          <w:bCs/>
+        </w:rPr>
+        <w:t xml:space="preserve">        │</w:t>
+      </w:r>
+    </w:p>
+    <w:p>
+      <w:pPr>
+        <w:rPr>
+          <w:b/>
+          <w:bCs/>
+        </w:rPr>
+      </w:pPr>
+      <w:r>
+        <w:rPr>
+          <w:b/>
+          <w:bCs/>
+        </w:rPr>
+        <w:t xml:space="preserve">        </w:t>
+      </w:r>
+      <w:r>
+        <w:rPr>
+          <w:rFonts w:ascii="Arial" w:hAnsi="Arial" w:cs="Arial"/>
+          <w:b/>
+          <w:bCs/>
+        </w:rPr>
+        <w:t>▼</w:t>
+      </w:r>
+    </w:p>
+    <w:p>
+      <w:pPr>
+        <w:rPr>
+          <w:b/>
+          <w:bCs/>
+        </w:rPr>
+      </w:pPr>
+      <w:r>
+        <w:rPr>
+          <w:b/>
+          <w:bCs/>
+        </w:rPr>
+        <w:t>Headline News</w:t>
+      </w:r>
+    </w:p>
+    <w:p>
+      <w:pPr>
+        <w:rPr>
+          <w:b/>
+          <w:bCs/>
+        </w:rPr>
+      </w:pPr>
+      <w:r>
+        <w:rPr>
+          <w:b/>
+          <w:bCs/>
+        </w:rPr>
+        <w:t xml:space="preserve">        │</w:t>
+      </w:r>
+    </w:p>
+    <w:p>
+      <w:pPr>
+        <w:rPr>
+          <w:b/>
+          <w:bCs/>
+        </w:rPr>
+      </w:pPr>
+      <w:r>
+        <w:rPr>
+          <w:b/>
+          <w:bCs/>
+        </w:rPr>
+        <w:t xml:space="preserve">        </w:t>
+      </w:r>
+      <w:r>
+        <w:rPr>
+          <w:rFonts w:ascii="Arial" w:hAnsi="Arial" w:cs="Arial"/>
+          <w:b/>
+          <w:bCs/>
+        </w:rPr>
+        <w:t>▼</w:t>
+      </w:r>
+    </w:p>
+    <w:p>
+      <w:pPr>
+        <w:rPr>
+          <w:b/>
+          <w:bCs/>
+        </w:rPr>
+      </w:pPr>
+      <w:r>
+        <w:rPr>
+          <w:b/>
+          <w:bCs/>
+        </w:rPr>
+        <w:t>Breaking News</w:t>
+      </w:r>
+    </w:p>
+    <w:p>
+      <w:pPr>
+        <w:rPr>
+          <w:b/>
+          <w:bCs/>
+        </w:rPr>
+      </w:pPr>
+      <w:r>
+        <w:rPr>
+          <w:b/>
+          <w:bCs/>
+        </w:rPr>
+        <w:t xml:space="preserve">        │</w:t>
+      </w:r>
+    </w:p>
+    <w:p>
+      <w:pPr>
+        <w:rPr>
+          <w:b/>
+          <w:bCs/>
+        </w:rPr>
+      </w:pPr>
+      <w:r>
+        <w:rPr>
+          <w:b/>
+          <w:bCs/>
+        </w:rPr>
+        <w:t xml:space="preserve">        </w:t>
+      </w:r>
+      <w:r>
+        <w:rPr>
+          <w:rFonts w:ascii="Arial" w:hAnsi="Arial" w:cs="Arial"/>
+          <w:b/>
+          <w:bCs/>
+        </w:rPr>
+        <w:t>▼</w:t>
+      </w:r>
+    </w:p>
+    <w:p>
+      <w:pPr>
+        <w:rPr>
+          <w:b/>
+          <w:bCs/>
+        </w:rPr>
+      </w:pPr>
+      <w:r>
+        <w:rPr>
+          <w:b/>
+          <w:bCs/>
+        </w:rPr>
+        <w:t>Information Center</w:t>
+      </w:r>
+    </w:p>
+    <w:p>
+      <w:pPr>
+        <w:rPr>
+          <w:b/>
+          <w:bCs/>
+        </w:rPr>
+      </w:pPr>
+      <w:r>
+        <w:rPr>
+          <w:b/>
+          <w:bCs/>
+        </w:rPr>
+        <w:lastRenderedPageBreak/>
+        <w:t xml:space="preserve">        │</w:t>
+      </w:r>
+    </w:p>
+    <w:p>
+      <w:pPr>
+        <w:rPr>
+          <w:b/>
+          <w:bCs/>
+        </w:rPr>
+      </w:pPr>
+      <w:r>
+        <w:rPr>
+          <w:b/>
+          <w:bCs/>
+        </w:rPr>
+        <w:t xml:space="preserve">        </w:t>
+      </w:r>
+      <w:r>
+        <w:rPr>
+          <w:rFonts w:ascii="Arial" w:hAnsi="Arial" w:cs="Arial"/>
+          <w:b/>
+          <w:bCs/>
+        </w:rPr>
+        <w:t>▼</w:t>
+      </w:r>
+    </w:p>
+    <w:p>
+      <w:pPr>
+        <w:rPr>
+          <w:b/>
+          <w:bCs/>
+        </w:rPr>
+      </w:pPr>
+      <w:r>
+        <w:rPr>
+          <w:b/>
+          <w:bCs/>
+        </w:rPr>
+        <w:t>Media Center</w:t>
+      </w:r>
+    </w:p>
+    <w:p>
+      <w:pPr>
+        <w:rPr>
+          <w:b/>
+          <w:bCs/>
+        </w:rPr>
+      </w:pPr>
+      <w:r>
+        <w:rPr>
+          <w:b/>
+          <w:bCs/>
+        </w:rPr>
+        <w:t xml:space="preserve">        │</w:t>
+      </w:r>
+    </w:p>
+    <w:p>
+      <w:pPr>
+        <w:rPr>
+          <w:b/>
+          <w:bCs/>
+        </w:rPr>
+      </w:pPr>
+      <w:r>
+        <w:rPr>
+          <w:b/>
+          <w:bCs/>
+        </w:rPr>
+        <w:t xml:space="preserve">        </w:t>
+      </w:r>
+      <w:r>
+        <w:rPr>
+          <w:rFonts w:ascii="Arial" w:hAnsi="Arial" w:cs="Arial"/>
+          <w:b/>
+          <w:bCs/>
+        </w:rPr>
+        <w:t>▼</w:t>
+      </w:r>
+    </w:p>
+    <w:p>
+      <w:pPr>
+        <w:rPr>
+          <w:b/>
+          <w:bCs/>
+        </w:rPr>
+      </w:pPr>
+      <w:r>
+        <w:rPr>
+          <w:b/>
+          <w:bCs/>
+        </w:rPr>
+        <w:t>Statistics</w:t>
+      </w:r>
+    </w:p>
+    <w:p>
+      <w:pPr>
+        <w:rPr>
+          <w:b/>
+          <w:bCs/>
+        </w:rPr>
+      </w:pPr>
+      <w:r>
+        <w:rPr>
+          <w:b/>
+          <w:bCs/>
+        </w:rPr>
+        <w:t xml:space="preserve">        │</w:t>
+      </w:r>
+    </w:p>
+    <w:p>
+      <w:pPr>
+        <w:rPr>
+          <w:b/>
+          <w:bCs/>
+        </w:rPr>
+      </w:pPr>
+      <w:r>
+        <w:rPr>
+          <w:b/>
+          <w:bCs/>
+        </w:rPr>
+        <w:t xml:space="preserve">        </w:t>
+      </w:r>
+      <w:r>
+        <w:rPr>
+          <w:rFonts w:ascii="Arial" w:hAnsi="Arial" w:cs="Arial"/>
+          <w:b/>
+          <w:bCs/>
+        </w:rPr>
+        <w:t>▼</w:t>
+      </w:r>
+    </w:p>
+    <w:p>
+      <w:pPr>
+        <w:rPr>
+          <w:b/>
+          <w:bCs/>
+        </w:rPr>
+      </w:pPr>
+      <w:r>
+        <w:rPr>
+          <w:b/>
+          <w:bCs/>
+        </w:rPr>
+        <w:t>Partners</w:t>
+      </w:r>
+    </w:p>
+    <w:p>
+      <w:pPr>
+        <w:rPr>
+          <w:b/>
+          <w:bCs/>
+        </w:rPr>
+      </w:pPr>
+      <w:r>
+        <w:rPr>
+          <w:b/>
+          <w:bCs/>
+        </w:rPr>
+        <w:t xml:space="preserve">        │</w:t>
+      </w:r>
+    </w:p>
+    <w:p>
+      <w:pPr>
+        <w:rPr>
+          <w:b/>
+          <w:bCs/>
+        </w:rPr>
+      </w:pPr>
+      <w:r>
+        <w:rPr>
+          <w:b/>
+          <w:bCs/>
+        </w:rPr>
+        <w:t xml:space="preserve">        </w:t>
+      </w:r>
+      <w:r>
+        <w:rPr>
+          <w:rFonts w:ascii="Arial" w:hAnsi="Arial" w:cs="Arial"/>
+          <w:b/>
+          <w:bCs/>
+        </w:rPr>
+        <w:t>▼</w:t>
+      </w:r>
+    </w:p>
+    <w:p>
+      <w:pPr>
+        <w:rPr>
+          <w:b/>
+          <w:bCs/>
+        </w:rPr>
+      </w:pPr>
+      <w:r>
+        <w:rPr>
+          <w:b/>
+          <w:bCs/>
+        </w:rPr>
+        <w:t>Footer</w:t>
+      </w:r>
+    </w:p>
+    <w:p>
+      <w:pPr>
+        <w:rPr>
+          <w:b/>
+          <w:bCs/>
+        </w:rPr>
+      </w:pPr>
+      <w:r>
+        <w:rPr>
+          <w:b/>
+          <w:bCs/>
+        </w:rPr>
+        <w:pict w14:anchorId="34E69658">
+          <v:rect id="_x0000_i1304" style="width:0;height:1.5pt" o:hralign="center" o:hrstd="t" o:hr="t" fillcolor="#a0a0a0" stroked="f"/>
+        </w:pict>
+      </w:r>
+    </w:p>
+    <w:p>
+      <w:pPr>
+        <w:rPr>
+          <w:b/>
+          <w:bCs/>
+        </w:rPr>
+      </w:pPr>
+      <w:r>
+        <w:rPr>
+          <w:b/>
+          <w:bCs/>
+        </w:rPr>
+        <w:t>2. Headline News</w:t>
+      </w:r>
+    </w:p>
+    <w:p>
+      <w:pPr>
+        <w:rPr>
+          <w:b/>
+          <w:bCs/>
+        </w:rPr>
+      </w:pPr>
+      <w:r>
+        <w:rPr>
+          <w:b/>
+          <w:bCs/>
+        </w:rPr>
+        <w:t>Membuat layout berita utama yang terdiri dari:</w:t>
+      </w:r>
+    </w:p>
+    <w:p>
+      <w:pPr>
+        <w:numPr>
+          <w:ilvl w:val="0"/>
+          <w:numId w:val="27"/>
+        </w:numPr>
+        <w:rPr>
+          <w:b/>
+          <w:bCs/>
+        </w:rPr>
+      </w:pPr>
+      <w:r>
+        <w:rPr>
+          <w:b/>
+          <w:bCs/>
+        </w:rPr>
+        <w:t>Featured News besar</w:t>
+      </w:r>
+    </w:p>
+    <w:p>
+      <w:pPr>
+        <w:numPr>
+          <w:ilvl w:val="0"/>
+          <w:numId w:val="27"/>
+        </w:numPr>
+        <w:rPr>
+          <w:b/>
+          <w:bCs/>
+        </w:rPr>
+      </w:pPr>
+      <w:r>
+        <w:rPr>
+          <w:b/>
+          <w:bCs/>
+        </w:rPr>
+        <w:t>Grid berita pendukung</w:t>
+      </w:r>
+    </w:p>
+    <w:p>
+      <w:pPr>
+        <w:numPr>
+          <w:ilvl w:val="0"/>
+          <w:numId w:val="27"/>
+        </w:numPr>
+        <w:rPr>
+          <w:b/>
+          <w:bCs/>
+        </w:rPr>
+      </w:pPr>
+      <w:r>
+        <w:rPr>
+          <w:b/>
+          <w:bCs/>
+        </w:rPr>
+        <w:t>Kategori berita</w:t>
+      </w:r>
+    </w:p>
+    <w:p>
+      <w:pPr>
+        <w:numPr>
+          <w:ilvl w:val="0"/>
+          <w:numId w:val="27"/>
+        </w:numPr>
+        <w:rPr>
+          <w:b/>
+          <w:bCs/>
+        </w:rPr>
+      </w:pPr>
+      <w:r>
+        <w:rPr>
+          <w:b/>
+          <w:bCs/>
+        </w:rPr>
+        <w:t>Tombol "Lihat Semua Berita"</w:t>
+      </w:r>
+    </w:p>
+    <w:p>
+      <w:pPr>
+        <w:rPr>
+          <w:b/>
+          <w:bCs/>
+        </w:rPr>
+      </w:pPr>
+      <w:r>
+        <w:rPr>
+          <w:b/>
+          <w:bCs/>
+        </w:rPr>
+        <w:t>Semua disiapkan agar mudah diintegrasikan dengan CMS.</w:t>
+      </w:r>
+    </w:p>
+    <w:p>
+      <w:pPr>
+        <w:rPr>
+          <w:b/>
+          <w:bCs/>
+        </w:rPr>
+      </w:pPr>
+      <w:r>
+        <w:rPr>
+          <w:b/>
+          <w:bCs/>
+        </w:rPr>
+        <w:pict w14:anchorId="0D227395">
+          <v:rect id="_x0000_i1305" style="width:0;height:1.5pt" o:hralign="center" o:hrstd="t" o:hr="t" fillcolor="#a0a0a0" stroked="f"/>
+        </w:pict>
+      </w:r>
+    </w:p>
+    <w:p>
+      <w:pPr>
+        <w:rPr>
+          <w:b/>
+          <w:bCs/>
+        </w:rPr>
+      </w:pPr>
+      <w:r>
+        <w:rPr>
+          <w:b/>
+          <w:bCs/>
+        </w:rPr>
+        <w:t>3. Breaking News</w:t>
+      </w:r>
+    </w:p>
+    <w:p>
+      <w:pPr>
+        <w:rPr>
+          <w:b/>
+          <w:bCs/>
+        </w:rPr>
+      </w:pPr>
+      <w:r>
+        <w:rPr>
+          <w:b/>
+          <w:bCs/>
+        </w:rPr>
+        <w:t>Membuat ticker berita berjalan dengan:</w:t>
+      </w:r>
+    </w:p>
+    <w:p>
+      <w:pPr>
+        <w:numPr>
+          <w:ilvl w:val="0"/>
+          <w:numId w:val="28"/>
+        </w:numPr>
+        <w:rPr>
+          <w:b/>
+          <w:bCs/>
+        </w:rPr>
+      </w:pPr>
+      <w:r>
+        <w:rPr>
+          <w:b/>
+          <w:bCs/>
+        </w:rPr>
+        <w:t>Auto Scroll</w:t>
+      </w:r>
+    </w:p>
+    <w:p>
+      <w:pPr>
+        <w:numPr>
+          <w:ilvl w:val="0"/>
+          <w:numId w:val="28"/>
+        </w:numPr>
+        <w:rPr>
+          <w:b/>
+          <w:bCs/>
+        </w:rPr>
+      </w:pPr>
+      <w:r>
+        <w:rPr>
+          <w:b/>
+          <w:bCs/>
+        </w:rPr>
+        <w:t>Pause saat hover</w:t>
+      </w:r>
+    </w:p>
+    <w:p>
+      <w:pPr>
+        <w:numPr>
+          <w:ilvl w:val="0"/>
+          <w:numId w:val="28"/>
+        </w:numPr>
+        <w:rPr>
+          <w:b/>
+          <w:bCs/>
+        </w:rPr>
+      </w:pPr>
+      <w:r>
+        <w:rPr>
+          <w:b/>
+          <w:bCs/>
+        </w:rPr>
+        <w:t>Data dinamis dari CMS</w:t>
+      </w:r>
+    </w:p>
+    <w:p>
+      <w:pPr>
+        <w:rPr>
+          <w:b/>
+          <w:bCs/>
+        </w:rPr>
+      </w:pPr>
+      <w:r>
+        <w:rPr>
+          <w:b/>
+          <w:bCs/>
+        </w:rPr>
+        <w:pict w14:anchorId="7DB8C4C9">
+          <v:rect id="_x0000_i1306" style="width:0;height:1.5pt" o:hralign="center" o:hrstd="t" o:hr="t" fillcolor="#a0a0a0" stroked="f"/>
+        </w:pict>
+      </w:r>
+    </w:p>
+    <w:p>
+      <w:pPr>
+        <w:rPr>
+          <w:b/>
+          <w:bCs/>
+        </w:rPr>
+      </w:pPr>
+      <w:r>
+        <w:rPr>
+          <w:b/>
+          <w:bCs/>
+        </w:rPr>
+        <w:t>4. Information Center</w:t>
+      </w:r>
+    </w:p>
+    <w:p>
+      <w:pPr>
+        <w:rPr>
+          <w:b/>
+          <w:bCs/>
+        </w:rPr>
+      </w:pPr>
+      <w:r>
+        <w:rPr>
+          <w:b/>
+          <w:bCs/>
+        </w:rPr>
+        <w:t>Membuat kartu informasi untuk:</w:t>
+      </w:r>
+    </w:p>
+    <w:p>
+      <w:pPr>
+        <w:numPr>
+          <w:ilvl w:val="0"/>
+          <w:numId w:val="29"/>
+        </w:numPr>
+        <w:rPr>
+          <w:b/>
+          <w:bCs/>
+        </w:rPr>
+      </w:pPr>
+      <w:r>
+        <w:rPr>
+          <w:b/>
+          <w:bCs/>
+        </w:rPr>
+        <w:t>Informasi Publik</w:t>
+      </w:r>
+    </w:p>
+    <w:p>
+      <w:pPr>
+        <w:numPr>
+          <w:ilvl w:val="0"/>
+          <w:numId w:val="29"/>
+        </w:numPr>
+        <w:rPr>
+          <w:b/>
+          <w:bCs/>
+        </w:rPr>
+      </w:pPr>
+      <w:r>
+        <w:rPr>
+          <w:b/>
+          <w:bCs/>
+        </w:rPr>
+        <w:t>Press Release</w:t>
+      </w:r>
+    </w:p>
+    <w:p>
+      <w:pPr>
+        <w:numPr>
+          <w:ilvl w:val="0"/>
+          <w:numId w:val="29"/>
+        </w:numPr>
+        <w:rPr>
+          <w:b/>
+          <w:bCs/>
+        </w:rPr>
+      </w:pPr>
+      <w:r>
+        <w:rPr>
+          <w:b/>
+          <w:bCs/>
+        </w:rPr>
+        <w:lastRenderedPageBreak/>
+        <w:t>Pengumuman</w:t>
+      </w:r>
+    </w:p>
+    <w:p>
+      <w:pPr>
+        <w:numPr>
+          <w:ilvl w:val="0"/>
+          <w:numId w:val="29"/>
+        </w:numPr>
+        <w:rPr>
+          <w:b/>
+          <w:bCs/>
+        </w:rPr>
+      </w:pPr>
+      <w:r>
+        <w:rPr>
+          <w:b/>
+          <w:bCs/>
+        </w:rPr>
+        <w:t>Agenda</w:t>
+      </w:r>
+    </w:p>
+    <w:p>
+      <w:pPr>
+        <w:rPr>
+          <w:b/>
+          <w:bCs/>
+        </w:rPr>
+      </w:pPr>
+      <w:r>
+        <w:rPr>
+          <w:b/>
+          <w:bCs/>
+        </w:rPr>
+        <w:pict w14:anchorId="346252EC">
+          <v:rect id="_x0000_i1307" style="width:0;height:1.5pt" o:hralign="center" o:hrstd="t" o:hr="t" fillcolor="#a0a0a0" stroked="f"/>
+        </w:pict>
+      </w:r>
+    </w:p>
+    <w:p>
+      <w:pPr>
+        <w:rPr>
+          <w:b/>
+          <w:bCs/>
+        </w:rPr>
+      </w:pPr>
+      <w:r>
+        <w:rPr>
+          <w:b/>
+          <w:bCs/>
+        </w:rPr>
+        <w:t>5. Persiapan Media Center</w:t>
+      </w:r>
+    </w:p>
+    <w:p>
+      <w:pPr>
+        <w:rPr>
+          <w:b/>
+          <w:bCs/>
+        </w:rPr>
+      </w:pPr>
+      <w:r>
+        <w:rPr>
+          <w:b/>
+          <w:bCs/>
+        </w:rPr>
+        <w:t>Membuat desain section yang nantinya mendukung:</w:t>
+      </w:r>
+    </w:p>
+    <w:p>
+      <w:pPr>
+        <w:numPr>
+          <w:ilvl w:val="0"/>
+          <w:numId w:val="30"/>
+        </w:numPr>
+        <w:rPr>
+          <w:b/>
+          <w:bCs/>
+        </w:rPr>
+      </w:pPr>
+      <w:r>
+        <w:rPr>
+          <w:b/>
+          <w:bCs/>
+        </w:rPr>
+        <w:t>Embed YouTube</w:t>
+      </w:r>
+    </w:p>
+    <w:p>
+      <w:pPr>
+        <w:numPr>
+          <w:ilvl w:val="0"/>
+          <w:numId w:val="30"/>
+        </w:numPr>
+        <w:rPr>
+          <w:b/>
+          <w:bCs/>
+        </w:rPr>
+      </w:pPr>
+      <w:r>
+        <w:rPr>
+          <w:b/>
+          <w:bCs/>
+        </w:rPr>
+        <w:t>Upload Video</w:t>
+      </w:r>
+    </w:p>
+    <w:p>
+      <w:pPr>
+        <w:numPr>
+          <w:ilvl w:val="0"/>
+          <w:numId w:val="30"/>
+        </w:numPr>
+        <w:rPr>
+          <w:b/>
+          <w:bCs/>
+        </w:rPr>
+      </w:pPr>
+      <w:r>
+        <w:rPr>
+          <w:b/>
+          <w:bCs/>
+        </w:rPr>
+        <w:t>Playlist Video</w:t>
+      </w:r>
+    </w:p>
+    <w:p>
+      <w:pPr>
+        <w:numPr>
+          <w:ilvl w:val="0"/>
+          <w:numId w:val="30"/>
+        </w:numPr>
+        <w:rPr>
+          <w:b/>
+          <w:bCs/>
+        </w:rPr>
+      </w:pPr>
+      <w:r>
+        <w:rPr>
+          <w:b/>
+          <w:bCs/>
+        </w:rPr>
+        <w:t>Live Streaming (opsional)</w:t>
+      </w:r>
+    </w:p>
+    <w:p>
+      <w:pPr>
+        <w:rPr>
+          <w:b/>
+          <w:bCs/>
+        </w:rPr>
+      </w:pPr>
+      <w:r>
+        <w:rPr>
+          <w:b/>
+          <w:bCs/>
+        </w:rPr>
+        <w:pict w14:anchorId="3B1403F9">
+          <v:rect id="_x0000_i1308" style="width:0;height:1.5pt" o:hralign="center" o:hrstd="t" o:hr="t" fillcolor="#a0a0a0" stroked="f"/>
+        </w:pict>
+      </w:r>
+    </w:p>
+    <w:p>
+      <w:pPr>
+        <w:rPr>
+          <w:b/>
+          <w:bCs/>
+        </w:rPr>
+      </w:pPr>
+      <w:r>
+        <w:rPr>
+          <w:b/>
+          <w:bCs/>
+        </w:rPr>
+        <w:t>Catatan Pengembangan</w:t>
+      </w:r>
+    </w:p>
+    <w:p>
+      <w:pPr>
+        <w:rPr>
+          <w:b/>
+          <w:bCs/>
+        </w:rPr>
+      </w:pPr>
+      <w:r>
+        <w:rPr>
+          <w:b/>
+          <w:bCs/>
+        </w:rPr>
+        <w:t>Beberapa keputusan desain yang disepakati hari ini dan akan menjadi acuan ke depan:</w:t>
+      </w:r>
+    </w:p>
+    <w:p>
+      <w:pPr>
+        <w:numPr>
+          <w:ilvl w:val="0"/>
+          <w:numId w:val="31"/>
+        </w:numPr>
+        <w:rPr>
+          <w:b/>
+          <w:bCs/>
+        </w:rPr>
+      </w:pPr>
+      <w:r>
+        <w:rPr>
+          <w:b/>
+          <w:bCs/>
+        </w:rPr>
+        <w:t>Hero menggunakan slideshow otomatis dengan transisi fade yang halus.</w:t>
+      </w:r>
+    </w:p>
+    <w:p>
+      <w:pPr>
+        <w:numPr>
+          <w:ilvl w:val="0"/>
+          <w:numId w:val="31"/>
+        </w:numPr>
+        <w:rPr>
+          <w:b/>
+          <w:bCs/>
+        </w:rPr>
+      </w:pPr>
+      <w:r>
+        <w:rPr>
+          <w:b/>
+          <w:bCs/>
+        </w:rPr>
+        <w:t>Hero harus siap dikembangkan menjadi dinamis melalui CMS, sehingga penambahan atau penggantian gambar tidak memerlukan perubahan kode.</w:t>
+      </w:r>
+    </w:p>
+    <w:p>
+      <w:pPr>
+        <w:numPr>
+          <w:ilvl w:val="0"/>
+          <w:numId w:val="31"/>
+        </w:numPr>
+        <w:rPr>
+          <w:b/>
+          <w:bCs/>
+        </w:rPr>
+      </w:pPr>
+      <w:r>
+        <w:rPr>
+          <w:b/>
+          <w:bCs/>
+        </w:rPr>
+        <w:t>Homepage akan dibangun secara bertahap per section, dan setiap section akan melalui siklus implementasi → build → commit → push sebelum melanjutkan ke section berikutnya.</w:t>
+      </w:r>
+    </w:p>
+    <w:p>
+      <w:pPr>
+        <w:numPr>
+          <w:ilvl w:val="0"/>
+          <w:numId w:val="31"/>
+        </w:numPr>
+        <w:rPr>
+          <w:b/>
+          <w:bCs/>
+        </w:rPr>
+      </w:pPr>
+      <w:r>
+        <w:rPr>
+          <w:b/>
+          <w:bCs/>
+        </w:rPr>
+        <w:t>Media Center akan ditempatkan di halaman utama sebagai lokasi untuk video unggulan dan konten embed.</w:t>
+      </w:r>
+    </w:p>
+    <w:p>
+      <w:pPr>
+        <w:rPr>
+          <w:b/>
+          <w:bCs/>
+        </w:rPr>
+      </w:pPr>
+      <w:r>
+        <w:rPr>
+          <w:b/>
+          <w:bCs/>
+        </w:rPr>
+        <w:pict w14:anchorId="09E931F0">
+          <v:rect id="_x0000_i1309" style="width:0;height:1.5pt" o:hralign="center" o:hrstd="t" o:hr="t" fillcolor="#a0a0a0" stroked="f"/>
+        </w:pict>
+      </w:r>
+    </w:p>
+    <w:p>
+      <w:pPr>
+        <w:rPr>
+          <w:b/>
+          <w:bCs/>
+        </w:rPr>
+      </w:pPr>
+      <w:r>
+        <w:rPr>
+          <w:b/>
+          <w:bCs/>
+        </w:rPr>
+        <w:t>Status Akhir Hari Ini</w:t>
       </w:r>
     </w:p>
     <w:tbl>
@@ -3127,8 +4075,8 @@
         <w:tblLook w:val="04A0" w:firstRow="1" w:lastRow="0" w:firstColumn="1" w:lastColumn="0" w:noHBand="0" w:noVBand="1"/>
       </w:tblPr>
       <w:tblGrid>
-        <w:gridCol w:w="2452"/>
-        <w:gridCol w:w="3071"/>
+        <w:gridCol w:w="2939"/>
+        <w:gridCol w:w="725"/>
       </w:tblGrid>
       <w:tr>
         <w:trPr>
@@ -3153,7 +4101,7 @@
                 <w:b/>
                 <w:bCs/>
               </w:rPr>
-              <w:t>Modul</w:t>
+              <w:t>Item</w:t>
             </w:r>
           </w:p>
         </w:tc>
@@ -3202,7 +4150,7 @@
                 <w:b/>
                 <w:bCs/>
               </w:rPr>
-              <w:t>Setup React + Vite</w:t>
+              <w:t>Struktur Project Stabil</w:t>
             </w:r>
           </w:p>
         </w:tc>
@@ -3226,13 +4174,6 @@
                 <w:bCs/>
               </w:rPr>
               <w:t>✅</w:t>
-            </w:r>
-            <w:r>
-              <w:rPr>
-                <w:b/>
-                <w:bCs/>
-              </w:rPr>
-              <w:t xml:space="preserve"> 100%</w:t>
             </w:r>
           </w:p>
         </w:tc>
@@ -3259,7 +4200,7 @@
                 <w:b/>
                 <w:bCs/>
               </w:rPr>
-              <w:t>Struktur Dasar</w:t>
+              <w:t>Build Berhasil</w:t>
             </w:r>
           </w:p>
         </w:tc>
@@ -3283,13 +4224,6 @@
                 <w:bCs/>
               </w:rPr>
               <w:t>✅</w:t>
-            </w:r>
-            <w:r>
-              <w:rPr>
-                <w:b/>
-                <w:bCs/>
-              </w:rPr>
-              <w:t xml:space="preserve"> 100%</w:t>
             </w:r>
           </w:p>
         </w:tc>
@@ -3316,7 +4250,7 @@
                 <w:b/>
                 <w:bCs/>
               </w:rPr>
-              <w:t>Header</w:t>
+              <w:t>Hero Slideshow</w:t>
             </w:r>
           </w:p>
         </w:tc>
@@ -3340,13 +4274,6 @@
                 <w:bCs/>
               </w:rPr>
               <w:t>✅</w:t>
-            </w:r>
-            <w:r>
-              <w:rPr>
-                <w:b/>
-                <w:bCs/>
-              </w:rPr>
-              <w:t xml:space="preserve"> 100% (siap dikembangkan)</w:t>
             </w:r>
           </w:p>
         </w:tc>
@@ -3373,7 +4300,7 @@
                 <w:b/>
                 <w:bCs/>
               </w:rPr>
-              <w:t>Hero</w:t>
+              <w:t>Responsive Hero</w:t>
             </w:r>
           </w:p>
         </w:tc>
@@ -3397,13 +4324,6 @@
                 <w:bCs/>
               </w:rPr>
               <w:t>✅</w:t>
-            </w:r>
-            <w:r>
-              <w:rPr>
-                <w:b/>
-                <w:bCs/>
-              </w:rPr>
-              <w:t xml:space="preserve"> 100%</w:t>
             </w:r>
           </w:p>
         </w:tc>
@@ -3430,7 +4350,7 @@
                 <w:b/>
                 <w:bCs/>
               </w:rPr>
-              <w:t>Footer</w:t>
+              <w:t>GitHub Pages Sinkron</w:t>
             </w:r>
           </w:p>
         </w:tc>
@@ -3454,13 +4374,6 @@
                 <w:bCs/>
               </w:rPr>
               <w:t>✅</w:t>
-            </w:r>
-            <w:r>
-              <w:rPr>
-                <w:b/>
-                <w:bCs/>
-              </w:rPr>
-              <w:t xml:space="preserve"> 100%</w:t>
             </w:r>
           </w:p>
         </w:tc>
@@ -3487,7 +4400,7 @@
                 <w:b/>
                 <w:bCs/>
               </w:rPr>
-              <w:t>Responsive Dasar</w:t>
+              <w:t>Localhost Sinkron</w:t>
             </w:r>
           </w:p>
         </w:tc>
@@ -3511,13 +4424,6 @@
                 <w:bCs/>
               </w:rPr>
               <w:t>✅</w:t>
-            </w:r>
-            <w:r>
-              <w:rPr>
-                <w:b/>
-                <w:bCs/>
-              </w:rPr>
-              <w:t xml:space="preserve"> 100%</w:t>
             </w:r>
           </w:p>
         </w:tc>
@@ -3544,7 +4450,7 @@
                 <w:b/>
                 <w:bCs/>
               </w:rPr>
-              <w:t>Refactoring Header</w:t>
+              <w:t>Repository GitHub Terbarui</w:t>
             </w:r>
           </w:p>
         </w:tc>
@@ -3568,13 +4474,6 @@
                 <w:bCs/>
               </w:rPr>
               <w:t>✅</w:t>
-            </w:r>
-            <w:r>
-              <w:rPr>
-                <w:b/>
-                <w:bCs/>
-              </w:rPr>
-              <w:t xml:space="preserve"> 100%</w:t>
             </w:r>
           </w:p>
         </w:tc>
@@ -3601,7 +4500,8 @@
                 <w:b/>
                 <w:bCs/>
               </w:rPr>
-              <w:t>Arsitektur Baru</w:t>
+              <w:lastRenderedPageBreak/>
+              <w:t>Siap Melanjutkan Homepage</w:t>
             </w:r>
           </w:p>
         </w:tc>
@@ -3626,298 +4526,6 @@
               </w:rPr>
               <w:t>✅</w:t>
             </w:r>
-            <w:r>
-              <w:rPr>
-                <w:b/>
-                <w:bCs/>
-              </w:rPr>
-              <w:t xml:space="preserve"> Disepakati</w:t>
-            </w:r>
-          </w:p>
-        </w:tc>
-      </w:tr>
-      <w:tr>
-        <w:trPr>
-          <w:tblCellSpacing w:w="15" w:type="dxa"/>
-        </w:trPr>
-        <w:tc>
-          <w:tcPr>
-            <w:tcW w:w="0" w:type="auto"/>
-            <w:vAlign w:val="center"/>
-            <w:hideMark/>
-          </w:tcPr>
-          <w:p>
-            <w:pPr>
-              <w:rPr>
-                <w:b/>
-                <w:bCs/>
-              </w:rPr>
-            </w:pPr>
-            <w:r>
-              <w:rPr>
-                <w:b/>
-                <w:bCs/>
-              </w:rPr>
-              <w:t>Routing</w:t>
-            </w:r>
-          </w:p>
-        </w:tc>
-        <w:tc>
-          <w:tcPr>
-            <w:tcW w:w="0" w:type="auto"/>
-            <w:vAlign w:val="center"/>
-            <w:hideMark/>
-          </w:tcPr>
-          <w:p>
-            <w:pPr>
-              <w:rPr>
-                <w:b/>
-                <w:bCs/>
-              </w:rPr>
-            </w:pPr>
-            <w:r>
-              <w:rPr>
-                <w:rFonts w:ascii="Segoe UI Emoji" w:hAnsi="Segoe UI Emoji" w:cs="Segoe UI Emoji"/>
-                <w:b/>
-                <w:bCs/>
-              </w:rPr>
-              <w:t>⏳</w:t>
-            </w:r>
-            <w:r>
-              <w:rPr>
-                <w:b/>
-                <w:bCs/>
-              </w:rPr>
-              <w:t xml:space="preserve"> Belum dimulai</w:t>
-            </w:r>
-          </w:p>
-        </w:tc>
-      </w:tr>
-      <w:tr>
-        <w:trPr>
-          <w:tblCellSpacing w:w="15" w:type="dxa"/>
-        </w:trPr>
-        <w:tc>
-          <w:tcPr>
-            <w:tcW w:w="0" w:type="auto"/>
-            <w:vAlign w:val="center"/>
-            <w:hideMark/>
-          </w:tcPr>
-          <w:p>
-            <w:pPr>
-              <w:rPr>
-                <w:b/>
-                <w:bCs/>
-              </w:rPr>
-            </w:pPr>
-            <w:r>
-              <w:rPr>
-                <w:b/>
-                <w:bCs/>
-              </w:rPr>
-              <w:t>Landing Announcement</w:t>
-            </w:r>
-          </w:p>
-        </w:tc>
-        <w:tc>
-          <w:tcPr>
-            <w:tcW w:w="0" w:type="auto"/>
-            <w:vAlign w:val="center"/>
-            <w:hideMark/>
-          </w:tcPr>
-          <w:p>
-            <w:pPr>
-              <w:rPr>
-                <w:b/>
-                <w:bCs/>
-              </w:rPr>
-            </w:pPr>
-            <w:r>
-              <w:rPr>
-                <w:rFonts w:ascii="Segoe UI Emoji" w:hAnsi="Segoe UI Emoji" w:cs="Segoe UI Emoji"/>
-                <w:b/>
-                <w:bCs/>
-              </w:rPr>
-              <w:t>⏳</w:t>
-            </w:r>
-            <w:r>
-              <w:rPr>
-                <w:b/>
-                <w:bCs/>
-              </w:rPr>
-              <w:t xml:space="preserve"> Belum dimulai</w:t>
-            </w:r>
-          </w:p>
-        </w:tc>
-      </w:tr>
-      <w:tr>
-        <w:trPr>
-          <w:tblCellSpacing w:w="15" w:type="dxa"/>
-        </w:trPr>
-        <w:tc>
-          <w:tcPr>
-            <w:tcW w:w="0" w:type="auto"/>
-            <w:vAlign w:val="center"/>
-            <w:hideMark/>
-          </w:tcPr>
-          <w:p>
-            <w:pPr>
-              <w:rPr>
-                <w:b/>
-                <w:bCs/>
-              </w:rPr>
-            </w:pPr>
-            <w:r>
-              <w:rPr>
-                <w:b/>
-                <w:bCs/>
-              </w:rPr>
-              <w:t>Information Center</w:t>
-            </w:r>
-          </w:p>
-        </w:tc>
-        <w:tc>
-          <w:tcPr>
-            <w:tcW w:w="0" w:type="auto"/>
-            <w:vAlign w:val="center"/>
-            <w:hideMark/>
-          </w:tcPr>
-          <w:p>
-            <w:pPr>
-              <w:rPr>
-                <w:b/>
-                <w:bCs/>
-              </w:rPr>
-            </w:pPr>
-            <w:r>
-              <w:rPr>
-                <w:rFonts w:ascii="Segoe UI Emoji" w:hAnsi="Segoe UI Emoji" w:cs="Segoe UI Emoji"/>
-                <w:b/>
-                <w:bCs/>
-              </w:rPr>
-              <w:t>⏳</w:t>
-            </w:r>
-            <w:r>
-              <w:rPr>
-                <w:b/>
-                <w:bCs/>
-              </w:rPr>
-              <w:t xml:space="preserve"> Belum dimulai</w:t>
-            </w:r>
-          </w:p>
-        </w:tc>
-      </w:tr>
-      <w:tr>
-        <w:trPr>
-          <w:tblCellSpacing w:w="15" w:type="dxa"/>
-        </w:trPr>
-        <w:tc>
-          <w:tcPr>
-            <w:tcW w:w="0" w:type="auto"/>
-            <w:vAlign w:val="center"/>
-            <w:hideMark/>
-          </w:tcPr>
-          <w:p>
-            <w:pPr>
-              <w:rPr>
-                <w:b/>
-                <w:bCs/>
-              </w:rPr>
-            </w:pPr>
-            <w:r>
-              <w:rPr>
-                <w:b/>
-                <w:bCs/>
-              </w:rPr>
-              <w:t>Halaman Polres</w:t>
-            </w:r>
-          </w:p>
-        </w:tc>
-        <w:tc>
-          <w:tcPr>
-            <w:tcW w:w="0" w:type="auto"/>
-            <w:vAlign w:val="center"/>
-            <w:hideMark/>
-          </w:tcPr>
-          <w:p>
-            <w:pPr>
-              <w:rPr>
-                <w:b/>
-                <w:bCs/>
-              </w:rPr>
-            </w:pPr>
-            <w:r>
-              <w:rPr>
-                <w:rFonts w:ascii="Segoe UI Emoji" w:hAnsi="Segoe UI Emoji" w:cs="Segoe UI Emoji"/>
-                <w:b/>
-                <w:bCs/>
-              </w:rPr>
-              <w:t>⏳</w:t>
-            </w:r>
-            <w:r>
-              <w:rPr>
-                <w:b/>
-                <w:bCs/>
-              </w:rPr>
-              <w:t xml:space="preserve"> Belum dimulai</w:t>
-            </w:r>
-          </w:p>
-        </w:tc>
-      </w:tr>
-      <w:tr>
-        <w:trPr>
-          <w:tblCellSpacing w:w="15" w:type="dxa"/>
-        </w:trPr>
-        <w:tc>
-          <w:tcPr>
-            <w:tcW w:w="0" w:type="auto"/>
-            <w:vAlign w:val="center"/>
-            <w:hideMark/>
-          </w:tcPr>
-          <w:p>
-            <w:pPr>
-              <w:rPr>
-                <w:b/>
-                <w:bCs/>
-              </w:rPr>
-            </w:pPr>
-            <w:r>
-              <w:rPr>
-                <w:b/>
-                <w:bCs/>
-              </w:rPr>
-              <w:t>Integrasi CMS</w:t>
-            </w:r>
-          </w:p>
-        </w:tc>
-        <w:tc>
-          <w:tcPr>
-            <w:tcW w:w="0" w:type="auto"/>
-            <w:vAlign w:val="center"/>
-            <w:hideMark/>
-          </w:tcPr>
-          <w:p>
-            <w:pPr>
-              <w:rPr>
-                <w:b/>
-                <w:bCs/>
-              </w:rPr>
-            </w:pPr>
-            <w:r>
-              <w:rPr>
-                <w:rFonts w:ascii="Segoe UI Emoji" w:hAnsi="Segoe UI Emoji" w:cs="Segoe UI Emoji"/>
-                <w:b/>
-                <w:bCs/>
-              </w:rPr>
-              <w:t>⏳</w:t>
-            </w:r>
-            <w:r>
-              <w:rPr>
-                <w:b/>
-                <w:bCs/>
-              </w:rPr>
-              <w:t xml:space="preserve"> Belum dimulai</w:t>
-            </w:r>
           </w:p>
         </w:tc>
       </w:tr>
@@ -3934,340 +4542,22 @@
           <w:b/>
           <w:bCs/>
         </w:rPr>
-        <w:t>Estimasi progres Website Frontend: ±30%</w:t>
-      </w:r>
-    </w:p>
-    <w:p>
-      <w:pPr>
-        <w:rPr>
-          <w:b/>
-          <w:bCs/>
-        </w:rPr>
-      </w:pPr>
-      <w:r>
-        <w:rPr>
-          <w:b/>
-          <w:bCs/>
-        </w:rPr>
-        <w:pict w14:anchorId="6CD7D2A7">
-          <v:rect id="_x0000_i1257" style="width:0;height:1.5pt" o:hralign="center" o:hrstd="t" o:hr="t" fillcolor="#a0a0a0" stroked="f"/>
-        </w:pict>
-      </w:r>
-    </w:p>
-    <w:p>
-      <w:pPr>
-        <w:rPr>
-          <w:b/>
-          <w:bCs/>
-        </w:rPr>
-      </w:pPr>
-      <w:r>
-        <w:rPr>
-          <w:b/>
-          <w:bCs/>
-        </w:rPr>
-        <w:t>CMS</w:t>
-      </w:r>
-    </w:p>
-    <w:tbl>
-      <w:tblPr>
-        <w:tblW w:w="0" w:type="auto"/>
-        <w:tblCellSpacing w:w="15" w:type="dxa"/>
-        <w:tblCellMar>
-          <w:top w:w="15" w:type="dxa"/>
-          <w:left w:w="15" w:type="dxa"/>
-          <w:bottom w:w="15" w:type="dxa"/>
-          <w:right w:w="15" w:type="dxa"/>
-        </w:tblCellMar>
-        <w:tblLook w:val="04A0" w:firstRow="1" w:lastRow="0" w:firstColumn="1" w:lastColumn="0" w:noHBand="0" w:noVBand="1"/>
-      </w:tblPr>
-      <w:tblGrid>
-        <w:gridCol w:w="2062"/>
-        <w:gridCol w:w="1872"/>
-      </w:tblGrid>
-      <w:tr>
-        <w:trPr>
-          <w:tblHeader/>
-          <w:tblCellSpacing w:w="15" w:type="dxa"/>
-        </w:trPr>
-        <w:tc>
-          <w:tcPr>
-            <w:tcW w:w="0" w:type="auto"/>
-            <w:vAlign w:val="center"/>
-            <w:hideMark/>
-          </w:tcPr>
-          <w:p>
-            <w:pPr>
-              <w:rPr>
-                <w:b/>
-                <w:bCs/>
-              </w:rPr>
-            </w:pPr>
-            <w:r>
-              <w:rPr>
-                <w:b/>
-                <w:bCs/>
-              </w:rPr>
-              <w:lastRenderedPageBreak/>
-              <w:t>Modul</w:t>
-            </w:r>
-          </w:p>
-        </w:tc>
-        <w:tc>
-          <w:tcPr>
-            <w:tcW w:w="0" w:type="auto"/>
-            <w:vAlign w:val="center"/>
-            <w:hideMark/>
-          </w:tcPr>
-          <w:p>
-            <w:pPr>
-              <w:rPr>
-                <w:b/>
-                <w:bCs/>
-              </w:rPr>
-            </w:pPr>
-            <w:r>
-              <w:rPr>
-                <w:b/>
-                <w:bCs/>
-              </w:rPr>
-              <w:t>Status</w:t>
-            </w:r>
-          </w:p>
-        </w:tc>
-      </w:tr>
-      <w:tr>
-        <w:trPr>
-          <w:tblCellSpacing w:w="15" w:type="dxa"/>
-        </w:trPr>
-        <w:tc>
-          <w:tcPr>
-            <w:tcW w:w="0" w:type="auto"/>
-            <w:vAlign w:val="center"/>
-            <w:hideMark/>
-          </w:tcPr>
-          <w:p>
-            <w:pPr>
-              <w:rPr>
-                <w:b/>
-                <w:bCs/>
-              </w:rPr>
-            </w:pPr>
-            <w:r>
-              <w:rPr>
-                <w:b/>
-                <w:bCs/>
-              </w:rPr>
-              <w:t>Analisis kebutuhan</w:t>
-            </w:r>
-          </w:p>
-        </w:tc>
-        <w:tc>
-          <w:tcPr>
-            <w:tcW w:w="0" w:type="auto"/>
-            <w:vAlign w:val="center"/>
-            <w:hideMark/>
-          </w:tcPr>
-          <w:p>
-            <w:pPr>
-              <w:rPr>
-                <w:b/>
-                <w:bCs/>
-              </w:rPr>
-            </w:pPr>
-            <w:r>
-              <w:rPr>
-                <w:rFonts w:ascii="Segoe UI Emoji" w:hAnsi="Segoe UI Emoji" w:cs="Segoe UI Emoji"/>
-                <w:b/>
-                <w:bCs/>
-              </w:rPr>
-              <w:t>✅</w:t>
-            </w:r>
-            <w:r>
-              <w:rPr>
-                <w:b/>
-                <w:bCs/>
-              </w:rPr>
-              <w:t xml:space="preserve"> Selesai</w:t>
-            </w:r>
-          </w:p>
-        </w:tc>
-      </w:tr>
-      <w:tr>
-        <w:trPr>
-          <w:tblCellSpacing w:w="15" w:type="dxa"/>
-        </w:trPr>
-        <w:tc>
-          <w:tcPr>
-            <w:tcW w:w="0" w:type="auto"/>
-            <w:vAlign w:val="center"/>
-            <w:hideMark/>
-          </w:tcPr>
-          <w:p>
-            <w:pPr>
-              <w:rPr>
-                <w:b/>
-                <w:bCs/>
-              </w:rPr>
-            </w:pPr>
-            <w:r>
-              <w:rPr>
-                <w:b/>
-                <w:bCs/>
-              </w:rPr>
-              <w:t>Perancangan modul</w:t>
-            </w:r>
-          </w:p>
-        </w:tc>
-        <w:tc>
-          <w:tcPr>
-            <w:tcW w:w="0" w:type="auto"/>
-            <w:vAlign w:val="center"/>
-            <w:hideMark/>
-          </w:tcPr>
-          <w:p>
-            <w:pPr>
-              <w:rPr>
-                <w:b/>
-                <w:bCs/>
-              </w:rPr>
-            </w:pPr>
-            <w:r>
-              <w:rPr>
-                <w:rFonts w:ascii="Segoe UI Emoji" w:hAnsi="Segoe UI Emoji" w:cs="Segoe UI Emoji"/>
-                <w:b/>
-                <w:bCs/>
-              </w:rPr>
-              <w:t>✅</w:t>
-            </w:r>
-            <w:r>
-              <w:rPr>
-                <w:b/>
-                <w:bCs/>
-              </w:rPr>
-              <w:t xml:space="preserve"> Selesai</w:t>
-            </w:r>
-          </w:p>
-        </w:tc>
-      </w:tr>
-      <w:tr>
-        <w:trPr>
-          <w:tblCellSpacing w:w="15" w:type="dxa"/>
-        </w:trPr>
-        <w:tc>
-          <w:tcPr>
-            <w:tcW w:w="0" w:type="auto"/>
-            <w:vAlign w:val="center"/>
-            <w:hideMark/>
-          </w:tcPr>
-          <w:p>
-            <w:pPr>
-              <w:rPr>
-                <w:b/>
-                <w:bCs/>
-              </w:rPr>
-            </w:pPr>
-            <w:r>
-              <w:rPr>
-                <w:b/>
-                <w:bCs/>
-              </w:rPr>
-              <w:t>Implementasi</w:t>
-            </w:r>
-          </w:p>
-        </w:tc>
-        <w:tc>
-          <w:tcPr>
-            <w:tcW w:w="0" w:type="auto"/>
-            <w:vAlign w:val="center"/>
-            <w:hideMark/>
-          </w:tcPr>
-          <w:p>
-            <w:pPr>
-              <w:rPr>
-                <w:b/>
-                <w:bCs/>
-              </w:rPr>
-            </w:pPr>
-            <w:r>
-              <w:rPr>
-                <w:rFonts w:ascii="Segoe UI Emoji" w:hAnsi="Segoe UI Emoji" w:cs="Segoe UI Emoji"/>
-                <w:b/>
-                <w:bCs/>
-              </w:rPr>
-              <w:t>⏳</w:t>
-            </w:r>
-            <w:r>
-              <w:rPr>
-                <w:b/>
-                <w:bCs/>
-              </w:rPr>
-              <w:t xml:space="preserve"> Belum dimulai</w:t>
-            </w:r>
-          </w:p>
-        </w:tc>
-      </w:tr>
-    </w:tbl>
-    <w:p>
-      <w:pPr>
-        <w:rPr>
-          <w:b/>
-          <w:bCs/>
-        </w:rPr>
-      </w:pPr>
-      <w:r>
-        <w:rPr>
-          <w:b/>
-          <w:bCs/>
-        </w:rPr>
-        <w:t>Estimasi progres CMS: ±5%</w:t>
-      </w:r>
-    </w:p>
-    <w:p>
-      <w:pPr>
-        <w:rPr>
-          <w:b/>
-          <w:bCs/>
-        </w:rPr>
-      </w:pPr>
-      <w:r>
-        <w:rPr>
-          <w:b/>
-          <w:bCs/>
-        </w:rPr>
-        <w:pict w14:anchorId="2EB93A18">
-          <v:rect id="_x0000_i1258" style="width:0;height:1.5pt" o:hralign="center" o:hrstd="t" o:hr="t" fillcolor="#a0a0a0" stroked="f"/>
-        </w:pict>
-      </w:r>
-    </w:p>
-    <w:p>
-      <w:pPr>
-        <w:rPr>
-          <w:b/>
-          <w:bCs/>
-        </w:rPr>
-      </w:pPr>
-      <w:r>
-        <w:rPr>
-          <w:b/>
-          <w:bCs/>
-        </w:rPr>
-        <w:t>Kesimpulan</w:t>
-      </w:r>
-    </w:p>
-    <w:p>
-      <w:pPr>
-        <w:rPr>
-          <w:b/>
-          <w:bCs/>
-        </w:rPr>
-      </w:pPr>
-      <w:r>
-        <w:rPr>
-          <w:b/>
-          <w:bCs/>
-        </w:rPr>
-        <w:t>Hari ini merupakan sesi yang sangat penting karena kita tidak hanya memperbaiki kode, tetapi juga menyepakati arah arsitektur jangka panjang. Fondasi konsep untuk Website Publik dan CMS Terpisah sudah jelas, termasuk mekanisme popup pengumuman, pengelolaan informasi melalui CMS, serta struktur halaman dinamis untuk setiap Polres. Dengan fondasi ini, pekerjaan besok dapat difokuskan pada penyusunan arsitektur frontend dan routing tanpa perlu mengubah konsep lagi di tengah jalan. Saya akan menggunakan memo yang sudah Anda simpan sebagai acuan utama setiap kali kita melanjutkan proyek ini.</w:t>
+        <w:t>Fokus Besok</w:t>
+      </w:r>
+    </w:p>
+    <w:p>
+      <w:pPr>
+        <w:rPr>
+          <w:b/>
+          <w:bCs/>
+        </w:rPr>
+      </w:pPr>
+      <w:r>
+        <w:rPr>
+          <w:b/>
+          <w:bCs/>
+        </w:rPr>
+        <w:t>Besok kita akan mulai membangun Homepage versi final dengan prioritas pada Headline News sebagai section pertama setelah Hero, kemudian dilanjutkan ke Breaking News, Information Center, dan persiapan Media Center yang akan mendukung video unggulan serta integrasi CMS di tahap berikutnya.</w:t>
       </w:r>
     </w:p>
     <w:p/>
@@ -4284,6 +4574,155 @@
 <file path=word/numbering.xml><?xml version="1.0" encoding="utf-8"?>
 <w:numbering xmlns:wpc="http://schemas.microsoft.com/office/word/2010/wordprocessingCanvas" xmlns:cx="http://schemas.microsoft.com/office/drawing/2014/chartex" xmlns:cx1="http://schemas.microsoft.com/office/drawing/2015/9/8/chartex" xmlns:cx2="http://schemas.microsoft.com/office/drawing/2015/10/21/chartex" xmlns:cx3="http://schemas.microsoft.com/office/drawing/2016/5/9/chartex" xmlns:cx4="http://schemas.microsoft.com/office/drawing/2016/5/10/chartex" xmlns:cx5="http://schemas.microsoft.com/office/drawing/2016/5/11/chartex" xmlns:cx6="http://schemas.microsoft.com/office/drawing/2016/5/12/chartex" xmlns:cx7="http://schemas.microsoft.com/office/drawing/2016/5/13/chartex" xmlns:cx8="http://schemas.microsoft.com/office/drawing/2016/5/14/chartex" xmlns:mc="http://schemas.openxmlformats.org/markup-compatibility/2006" xmlns:aink="http://schemas.microsoft.com/office/drawing/2016/ink" xmlns:am3d="http://schemas.microsoft.com/office/drawing/2017/model3d" xmlns:o="urn:schemas-microsoft-com:office:office" xmlns:oel="http://schemas.microsoft.com/office/2019/extlst" xmlns:r="http://schemas.openxmlformats.org/officeDocument/2006/relationships" xmlns:m="http://schemas.openxmlformats.org/officeDocument/2006/math" xmlns:v="urn:schemas-microsoft-com:vml" xmlns:wp14="http://schemas.microsoft.com/office/word/2010/wordprocessingDrawing" xmlns:wp="http://schemas.openxmlformats.org/drawingml/2006/wordprocessingDrawing" xmlns:w10="urn:schemas-microsoft-com:office:word" xmlns:w="http://schemas.openxmlformats.org/wordprocessingml/2006/main" xmlns:w14="http://schemas.microsoft.com/office/word/2010/wordml" xmlns:w15="http://schemas.microsoft.com/office/word/2012/wordml" xmlns:w16cex="http://schemas.microsoft.com/office/word/2018/wordml/cex" xmlns:w16cid="http://schemas.microsoft.com/office/word/2016/wordml/cid" xmlns:w16="http://schemas.microsoft.com/office/word/2018/wordml" xmlns:w16du="http://schemas.microsoft.com/office/word/2023/wordml/word16du" xmlns:w16sdtdh="http://schemas.microsoft.com/office/word/2020/wordml/sdtdatahash" xmlns:w16sdtfl="http://schemas.microsoft.com/office/word/2024/wordml/sdtformatlock" xmlns:w16se="http://schemas.microsoft.com/office/word/2015/wordml/symex" xmlns:wpg="http://schemas.microsoft.com/office/word/2010/wordprocessingGroup" xmlns:wpi="http://schemas.microsoft.com/office/word/2010/wordprocessingInk" xmlns:wne="http://schemas.microsoft.com/office/word/2006/wordml" xmlns:wps="http://schemas.microsoft.com/office/word/2010/wordprocessingShape" mc:Ignorable="w14 w15 w16se w16cid w16 w16cex w16sdtdh w16sdtfl w16du wp14">
   <w:abstractNum w:abstractNumId="0" w15:restartNumberingAfterBreak="0">
+    <w:nsid w:val="030A3DB3"/>
+    <w:multiLevelType w:val="multilevel"/>
+    <w:tmpl w:val="7DC20106"/>
+    <w:lvl w:ilvl="0">
+      <w:start w:val="1"/>
+      <w:numFmt w:val="bullet"/>
+      <w:lvlText w:val=""/>
+      <w:lvlJc w:val="left"/>
+      <w:pPr>
+        <w:tabs>
+          <w:tab w:val="num" w:pos="720"/>
+        </w:tabs>
+        <w:ind w:left="720" w:hanging="360"/>
+      </w:pPr>
+      <w:rPr>
+        <w:rFonts w:ascii="Symbol" w:hAnsi="Symbol" w:hint="default"/>
+        <w:sz w:val="20"/>
+      </w:rPr>
+    </w:lvl>
+    <w:lvl w:ilvl="1" w:tentative="1">
+      <w:start w:val="1"/>
+      <w:numFmt w:val="bullet"/>
+      <w:lvlText w:val="o"/>
+      <w:lvlJc w:val="left"/>
+      <w:pPr>
+        <w:tabs>
+          <w:tab w:val="num" w:pos="1440"/>
+        </w:tabs>
+        <w:ind w:left="1440" w:hanging="360"/>
+      </w:pPr>
+      <w:rPr>
+        <w:rFonts w:ascii="Courier New" w:hAnsi="Courier New" w:hint="default"/>
+        <w:sz w:val="20"/>
+      </w:rPr>
+    </w:lvl>
+    <w:lvl w:ilvl="2" w:tentative="1">
+      <w:start w:val="1"/>
+      <w:numFmt w:val="bullet"/>
+      <w:lvlText w:val=""/>
+      <w:lvlJc w:val="left"/>
+      <w:pPr>
+        <w:tabs>
+          <w:tab w:val="num" w:pos="2160"/>
+        </w:tabs>
+        <w:ind w:left="2160" w:hanging="360"/>
+      </w:pPr>
+      <w:rPr>
+        <w:rFonts w:ascii="Wingdings" w:hAnsi="Wingdings" w:hint="default"/>
+        <w:sz w:val="20"/>
+      </w:rPr>
+    </w:lvl>
+    <w:lvl w:ilvl="3" w:tentative="1">
+      <w:start w:val="1"/>
+      <w:numFmt w:val="bullet"/>
+      <w:lvlText w:val=""/>
+      <w:lvlJc w:val="left"/>
+      <w:pPr>
+        <w:tabs>
+          <w:tab w:val="num" w:pos="2880"/>
+        </w:tabs>
+        <w:ind w:left="2880" w:hanging="360"/>
+      </w:pPr>
+      <w:rPr>
+        <w:rFonts w:ascii="Wingdings" w:hAnsi="Wingdings" w:hint="default"/>
+        <w:sz w:val="20"/>
+      </w:rPr>
+    </w:lvl>
+    <w:lvl w:ilvl="4" w:tentative="1">
+      <w:start w:val="1"/>
+      <w:numFmt w:val="bullet"/>
+      <w:lvlText w:val=""/>
+      <w:lvlJc w:val="left"/>
+      <w:pPr>
+        <w:tabs>
+          <w:tab w:val="num" w:pos="3600"/>
+        </w:tabs>
+        <w:ind w:left="3600" w:hanging="360"/>
+      </w:pPr>
+      <w:rPr>
+        <w:rFonts w:ascii="Wingdings" w:hAnsi="Wingdings" w:hint="default"/>
+        <w:sz w:val="20"/>
+      </w:rPr>
+    </w:lvl>
+    <w:lvl w:ilvl="5" w:tentative="1">
+      <w:start w:val="1"/>
+      <w:numFmt w:val="bullet"/>
+      <w:lvlText w:val=""/>
+      <w:lvlJc w:val="left"/>
+      <w:pPr>
+        <w:tabs>
+          <w:tab w:val="num" w:pos="4320"/>
+        </w:tabs>
+        <w:ind w:left="4320" w:hanging="360"/>
+      </w:pPr>
+      <w:rPr>
+        <w:rFonts w:ascii="Wingdings" w:hAnsi="Wingdings" w:hint="default"/>
+        <w:sz w:val="20"/>
+      </w:rPr>
+    </w:lvl>
+    <w:lvl w:ilvl="6" w:tentative="1">
+      <w:start w:val="1"/>
+      <w:numFmt w:val="bullet"/>
+      <w:lvlText w:val=""/>
+      <w:lvlJc w:val="left"/>
+      <w:pPr>
+        <w:tabs>
+          <w:tab w:val="num" w:pos="5040"/>
+        </w:tabs>
+        <w:ind w:left="5040" w:hanging="360"/>
+      </w:pPr>
+      <w:rPr>
+        <w:rFonts w:ascii="Wingdings" w:hAnsi="Wingdings" w:hint="default"/>
+        <w:sz w:val="20"/>
+      </w:rPr>
+    </w:lvl>
+    <w:lvl w:ilvl="7" w:tentative="1">
+      <w:start w:val="1"/>
+      <w:numFmt w:val="bullet"/>
+      <w:lvlText w:val=""/>
+      <w:lvlJc w:val="left"/>
+      <w:pPr>
+        <w:tabs>
+          <w:tab w:val="num" w:pos="5760"/>
+        </w:tabs>
+        <w:ind w:left="5760" w:hanging="360"/>
+      </w:pPr>
+      <w:rPr>
+        <w:rFonts w:ascii="Wingdings" w:hAnsi="Wingdings" w:hint="default"/>
+        <w:sz w:val="20"/>
+      </w:rPr>
+    </w:lvl>
+    <w:lvl w:ilvl="8" w:tentative="1">
+      <w:start w:val="1"/>
+      <w:numFmt w:val="bullet"/>
+      <w:lvlText w:val=""/>
+      <w:lvlJc w:val="left"/>
+      <w:pPr>
+        <w:tabs>
+          <w:tab w:val="num" w:pos="6480"/>
+        </w:tabs>
+        <w:ind w:left="6480" w:hanging="360"/>
+      </w:pPr>
+      <w:rPr>
+        <w:rFonts w:ascii="Wingdings" w:hAnsi="Wingdings" w:hint="default"/>
+        <w:sz w:val="20"/>
+      </w:rPr>
+    </w:lvl>
+  </w:abstractNum>
+  <w:abstractNum w:abstractNumId="1" w15:restartNumberingAfterBreak="0">
     <w:nsid w:val="08277B32"/>
     <w:multiLevelType w:val="multilevel"/>
     <w:tmpl w:val="F7C0104C"/>
@@ -4432,7 +4871,305 @@
       </w:rPr>
     </w:lvl>
   </w:abstractNum>
-  <w:abstractNum w:abstractNumId="1" w15:restartNumberingAfterBreak="0">
+  <w:abstractNum w:abstractNumId="2" w15:restartNumberingAfterBreak="0">
+    <w:nsid w:val="08624681"/>
+    <w:multiLevelType w:val="multilevel"/>
+    <w:tmpl w:val="28F4A6F2"/>
+    <w:lvl w:ilvl="0">
+      <w:start w:val="1"/>
+      <w:numFmt w:val="bullet"/>
+      <w:lvlText w:val=""/>
+      <w:lvlJc w:val="left"/>
+      <w:pPr>
+        <w:tabs>
+          <w:tab w:val="num" w:pos="720"/>
+        </w:tabs>
+        <w:ind w:left="720" w:hanging="360"/>
+      </w:pPr>
+      <w:rPr>
+        <w:rFonts w:ascii="Symbol" w:hAnsi="Symbol" w:hint="default"/>
+        <w:sz w:val="20"/>
+      </w:rPr>
+    </w:lvl>
+    <w:lvl w:ilvl="1" w:tentative="1">
+      <w:start w:val="1"/>
+      <w:numFmt w:val="bullet"/>
+      <w:lvlText w:val="o"/>
+      <w:lvlJc w:val="left"/>
+      <w:pPr>
+        <w:tabs>
+          <w:tab w:val="num" w:pos="1440"/>
+        </w:tabs>
+        <w:ind w:left="1440" w:hanging="360"/>
+      </w:pPr>
+      <w:rPr>
+        <w:rFonts w:ascii="Courier New" w:hAnsi="Courier New" w:hint="default"/>
+        <w:sz w:val="20"/>
+      </w:rPr>
+    </w:lvl>
+    <w:lvl w:ilvl="2" w:tentative="1">
+      <w:start w:val="1"/>
+      <w:numFmt w:val="bullet"/>
+      <w:lvlText w:val=""/>
+      <w:lvlJc w:val="left"/>
+      <w:pPr>
+        <w:tabs>
+          <w:tab w:val="num" w:pos="2160"/>
+        </w:tabs>
+        <w:ind w:left="2160" w:hanging="360"/>
+      </w:pPr>
+      <w:rPr>
+        <w:rFonts w:ascii="Wingdings" w:hAnsi="Wingdings" w:hint="default"/>
+        <w:sz w:val="20"/>
+      </w:rPr>
+    </w:lvl>
+    <w:lvl w:ilvl="3" w:tentative="1">
+      <w:start w:val="1"/>
+      <w:numFmt w:val="bullet"/>
+      <w:lvlText w:val=""/>
+      <w:lvlJc w:val="left"/>
+      <w:pPr>
+        <w:tabs>
+          <w:tab w:val="num" w:pos="2880"/>
+        </w:tabs>
+        <w:ind w:left="2880" w:hanging="360"/>
+      </w:pPr>
+      <w:rPr>
+        <w:rFonts w:ascii="Wingdings" w:hAnsi="Wingdings" w:hint="default"/>
+        <w:sz w:val="20"/>
+      </w:rPr>
+    </w:lvl>
+    <w:lvl w:ilvl="4" w:tentative="1">
+      <w:start w:val="1"/>
+      <w:numFmt w:val="bullet"/>
+      <w:lvlText w:val=""/>
+      <w:lvlJc w:val="left"/>
+      <w:pPr>
+        <w:tabs>
+          <w:tab w:val="num" w:pos="3600"/>
+        </w:tabs>
+        <w:ind w:left="3600" w:hanging="360"/>
+      </w:pPr>
+      <w:rPr>
+        <w:rFonts w:ascii="Wingdings" w:hAnsi="Wingdings" w:hint="default"/>
+        <w:sz w:val="20"/>
+      </w:rPr>
+    </w:lvl>
+    <w:lvl w:ilvl="5" w:tentative="1">
+      <w:start w:val="1"/>
+      <w:numFmt w:val="bullet"/>
+      <w:lvlText w:val=""/>
+      <w:lvlJc w:val="left"/>
+      <w:pPr>
+        <w:tabs>
+          <w:tab w:val="num" w:pos="4320"/>
+        </w:tabs>
+        <w:ind w:left="4320" w:hanging="360"/>
+      </w:pPr>
+      <w:rPr>
+        <w:rFonts w:ascii="Wingdings" w:hAnsi="Wingdings" w:hint="default"/>
+        <w:sz w:val="20"/>
+      </w:rPr>
+    </w:lvl>
+    <w:lvl w:ilvl="6" w:tentative="1">
+      <w:start w:val="1"/>
+      <w:numFmt w:val="bullet"/>
+      <w:lvlText w:val=""/>
+      <w:lvlJc w:val="left"/>
+      <w:pPr>
+        <w:tabs>
+          <w:tab w:val="num" w:pos="5040"/>
+        </w:tabs>
+        <w:ind w:left="5040" w:hanging="360"/>
+      </w:pPr>
+      <w:rPr>
+        <w:rFonts w:ascii="Wingdings" w:hAnsi="Wingdings" w:hint="default"/>
+        <w:sz w:val="20"/>
+      </w:rPr>
+    </w:lvl>
+    <w:lvl w:ilvl="7" w:tentative="1">
+      <w:start w:val="1"/>
+      <w:numFmt w:val="bullet"/>
+      <w:lvlText w:val=""/>
+      <w:lvlJc w:val="left"/>
+      <w:pPr>
+        <w:tabs>
+          <w:tab w:val="num" w:pos="5760"/>
+        </w:tabs>
+        <w:ind w:left="5760" w:hanging="360"/>
+      </w:pPr>
+      <w:rPr>
+        <w:rFonts w:ascii="Wingdings" w:hAnsi="Wingdings" w:hint="default"/>
+        <w:sz w:val="20"/>
+      </w:rPr>
+    </w:lvl>
+    <w:lvl w:ilvl="8" w:tentative="1">
+      <w:start w:val="1"/>
+      <w:numFmt w:val="bullet"/>
+      <w:lvlText w:val=""/>
+      <w:lvlJc w:val="left"/>
+      <w:pPr>
+        <w:tabs>
+          <w:tab w:val="num" w:pos="6480"/>
+        </w:tabs>
+        <w:ind w:left="6480" w:hanging="360"/>
+      </w:pPr>
+      <w:rPr>
+        <w:rFonts w:ascii="Wingdings" w:hAnsi="Wingdings" w:hint="default"/>
+        <w:sz w:val="20"/>
+      </w:rPr>
+    </w:lvl>
+  </w:abstractNum>
+  <w:abstractNum w:abstractNumId="3" w15:restartNumberingAfterBreak="0">
+    <w:nsid w:val="0B4202FA"/>
+    <w:multiLevelType w:val="multilevel"/>
+    <w:tmpl w:val="A13CF8DE"/>
+    <w:lvl w:ilvl="0">
+      <w:start w:val="1"/>
+      <w:numFmt w:val="bullet"/>
+      <w:lvlText w:val=""/>
+      <w:lvlJc w:val="left"/>
+      <w:pPr>
+        <w:tabs>
+          <w:tab w:val="num" w:pos="720"/>
+        </w:tabs>
+        <w:ind w:left="720" w:hanging="360"/>
+      </w:pPr>
+      <w:rPr>
+        <w:rFonts w:ascii="Symbol" w:hAnsi="Symbol" w:hint="default"/>
+        <w:sz w:val="20"/>
+      </w:rPr>
+    </w:lvl>
+    <w:lvl w:ilvl="1" w:tentative="1">
+      <w:start w:val="1"/>
+      <w:numFmt w:val="bullet"/>
+      <w:lvlText w:val="o"/>
+      <w:lvlJc w:val="left"/>
+      <w:pPr>
+        <w:tabs>
+          <w:tab w:val="num" w:pos="1440"/>
+        </w:tabs>
+        <w:ind w:left="1440" w:hanging="360"/>
+      </w:pPr>
+      <w:rPr>
+        <w:rFonts w:ascii="Courier New" w:hAnsi="Courier New" w:hint="default"/>
+        <w:sz w:val="20"/>
+      </w:rPr>
+    </w:lvl>
+    <w:lvl w:ilvl="2" w:tentative="1">
+      <w:start w:val="1"/>
+      <w:numFmt w:val="bullet"/>
+      <w:lvlText w:val=""/>
+      <w:lvlJc w:val="left"/>
+      <w:pPr>
+        <w:tabs>
+          <w:tab w:val="num" w:pos="2160"/>
+        </w:tabs>
+        <w:ind w:left="2160" w:hanging="360"/>
+      </w:pPr>
+      <w:rPr>
+        <w:rFonts w:ascii="Wingdings" w:hAnsi="Wingdings" w:hint="default"/>
+        <w:sz w:val="20"/>
+      </w:rPr>
+    </w:lvl>
+    <w:lvl w:ilvl="3" w:tentative="1">
+      <w:start w:val="1"/>
+      <w:numFmt w:val="bullet"/>
+      <w:lvlText w:val=""/>
+      <w:lvlJc w:val="left"/>
+      <w:pPr>
+        <w:tabs>
+          <w:tab w:val="num" w:pos="2880"/>
+        </w:tabs>
+        <w:ind w:left="2880" w:hanging="360"/>
+      </w:pPr>
+      <w:rPr>
+        <w:rFonts w:ascii="Wingdings" w:hAnsi="Wingdings" w:hint="default"/>
+        <w:sz w:val="20"/>
+      </w:rPr>
+    </w:lvl>
+    <w:lvl w:ilvl="4" w:tentative="1">
+      <w:start w:val="1"/>
+      <w:numFmt w:val="bullet"/>
+      <w:lvlText w:val=""/>
+      <w:lvlJc w:val="left"/>
+      <w:pPr>
+        <w:tabs>
+          <w:tab w:val="num" w:pos="3600"/>
+        </w:tabs>
+        <w:ind w:left="3600" w:hanging="360"/>
+      </w:pPr>
+      <w:rPr>
+        <w:rFonts w:ascii="Wingdings" w:hAnsi="Wingdings" w:hint="default"/>
+        <w:sz w:val="20"/>
+      </w:rPr>
+    </w:lvl>
+    <w:lvl w:ilvl="5" w:tentative="1">
+      <w:start w:val="1"/>
+      <w:numFmt w:val="bullet"/>
+      <w:lvlText w:val=""/>
+      <w:lvlJc w:val="left"/>
+      <w:pPr>
+        <w:tabs>
+          <w:tab w:val="num" w:pos="4320"/>
+        </w:tabs>
+        <w:ind w:left="4320" w:hanging="360"/>
+      </w:pPr>
+      <w:rPr>
+        <w:rFonts w:ascii="Wingdings" w:hAnsi="Wingdings" w:hint="default"/>
+        <w:sz w:val="20"/>
+      </w:rPr>
+    </w:lvl>
+    <w:lvl w:ilvl="6" w:tentative="1">
+      <w:start w:val="1"/>
+      <w:numFmt w:val="bullet"/>
+      <w:lvlText w:val=""/>
+      <w:lvlJc w:val="left"/>
+      <w:pPr>
+        <w:tabs>
+          <w:tab w:val="num" w:pos="5040"/>
+        </w:tabs>
+        <w:ind w:left="5040" w:hanging="360"/>
+      </w:pPr>
+      <w:rPr>
+        <w:rFonts w:ascii="Wingdings" w:hAnsi="Wingdings" w:hint="default"/>
+        <w:sz w:val="20"/>
+      </w:rPr>
+    </w:lvl>
+    <w:lvl w:ilvl="7" w:tentative="1">
+      <w:start w:val="1"/>
+      <w:numFmt w:val="bullet"/>
+      <w:lvlText w:val=""/>
+      <w:lvlJc w:val="left"/>
+      <w:pPr>
+        <w:tabs>
+          <w:tab w:val="num" w:pos="5760"/>
+        </w:tabs>
+        <w:ind w:left="5760" w:hanging="360"/>
+      </w:pPr>
+      <w:rPr>
+        <w:rFonts w:ascii="Wingdings" w:hAnsi="Wingdings" w:hint="default"/>
+        <w:sz w:val="20"/>
+      </w:rPr>
+    </w:lvl>
+    <w:lvl w:ilvl="8" w:tentative="1">
+      <w:start w:val="1"/>
+      <w:numFmt w:val="bullet"/>
+      <w:lvlText w:val=""/>
+      <w:lvlJc w:val="left"/>
+      <w:pPr>
+        <w:tabs>
+          <w:tab w:val="num" w:pos="6480"/>
+        </w:tabs>
+        <w:ind w:left="6480" w:hanging="360"/>
+      </w:pPr>
+      <w:rPr>
+        <w:rFonts w:ascii="Wingdings" w:hAnsi="Wingdings" w:hint="default"/>
+        <w:sz w:val="20"/>
+      </w:rPr>
+    </w:lvl>
+  </w:abstractNum>
+  <w:abstractNum w:abstractNumId="4" w15:restartNumberingAfterBreak="0">
     <w:nsid w:val="12587FE2"/>
     <w:multiLevelType w:val="multilevel"/>
     <w:tmpl w:val="C8B2E274"/>
@@ -4581,7 +5318,7 @@
       </w:rPr>
     </w:lvl>
   </w:abstractNum>
-  <w:abstractNum w:abstractNumId="2" w15:restartNumberingAfterBreak="0">
+  <w:abstractNum w:abstractNumId="5" w15:restartNumberingAfterBreak="0">
     <w:nsid w:val="16476433"/>
     <w:multiLevelType w:val="multilevel"/>
     <w:tmpl w:val="8584A278"/>
@@ -4694,7 +5431,7 @@
       </w:pPr>
     </w:lvl>
   </w:abstractNum>
-  <w:abstractNum w:abstractNumId="3" w15:restartNumberingAfterBreak="0">
+  <w:abstractNum w:abstractNumId="6" w15:restartNumberingAfterBreak="0">
     <w:nsid w:val="16503181"/>
     <w:multiLevelType w:val="multilevel"/>
     <w:tmpl w:val="DE9A797E"/>
@@ -4843,7 +5580,156 @@
       </w:rPr>
     </w:lvl>
   </w:abstractNum>
-  <w:abstractNum w:abstractNumId="4" w15:restartNumberingAfterBreak="0">
+  <w:abstractNum w:abstractNumId="7" w15:restartNumberingAfterBreak="0">
+    <w:nsid w:val="174C7944"/>
+    <w:multiLevelType w:val="multilevel"/>
+    <w:tmpl w:val="F6862B60"/>
+    <w:lvl w:ilvl="0">
+      <w:start w:val="1"/>
+      <w:numFmt w:val="bullet"/>
+      <w:lvlText w:val=""/>
+      <w:lvlJc w:val="left"/>
+      <w:pPr>
+        <w:tabs>
+          <w:tab w:val="num" w:pos="720"/>
+        </w:tabs>
+        <w:ind w:left="720" w:hanging="360"/>
+      </w:pPr>
+      <w:rPr>
+        <w:rFonts w:ascii="Symbol" w:hAnsi="Symbol" w:hint="default"/>
+        <w:sz w:val="20"/>
+      </w:rPr>
+    </w:lvl>
+    <w:lvl w:ilvl="1" w:tentative="1">
+      <w:start w:val="1"/>
+      <w:numFmt w:val="bullet"/>
+      <w:lvlText w:val="o"/>
+      <w:lvlJc w:val="left"/>
+      <w:pPr>
+        <w:tabs>
+          <w:tab w:val="num" w:pos="1440"/>
+        </w:tabs>
+        <w:ind w:left="1440" w:hanging="360"/>
+      </w:pPr>
+      <w:rPr>
+        <w:rFonts w:ascii="Courier New" w:hAnsi="Courier New" w:hint="default"/>
+        <w:sz w:val="20"/>
+      </w:rPr>
+    </w:lvl>
+    <w:lvl w:ilvl="2" w:tentative="1">
+      <w:start w:val="1"/>
+      <w:numFmt w:val="bullet"/>
+      <w:lvlText w:val=""/>
+      <w:lvlJc w:val="left"/>
+      <w:pPr>
+        <w:tabs>
+          <w:tab w:val="num" w:pos="2160"/>
+        </w:tabs>
+        <w:ind w:left="2160" w:hanging="360"/>
+      </w:pPr>
+      <w:rPr>
+        <w:rFonts w:ascii="Wingdings" w:hAnsi="Wingdings" w:hint="default"/>
+        <w:sz w:val="20"/>
+      </w:rPr>
+    </w:lvl>
+    <w:lvl w:ilvl="3" w:tentative="1">
+      <w:start w:val="1"/>
+      <w:numFmt w:val="bullet"/>
+      <w:lvlText w:val=""/>
+      <w:lvlJc w:val="left"/>
+      <w:pPr>
+        <w:tabs>
+          <w:tab w:val="num" w:pos="2880"/>
+        </w:tabs>
+        <w:ind w:left="2880" w:hanging="360"/>
+      </w:pPr>
+      <w:rPr>
+        <w:rFonts w:ascii="Wingdings" w:hAnsi="Wingdings" w:hint="default"/>
+        <w:sz w:val="20"/>
+      </w:rPr>
+    </w:lvl>
+    <w:lvl w:ilvl="4" w:tentative="1">
+      <w:start w:val="1"/>
+      <w:numFmt w:val="bullet"/>
+      <w:lvlText w:val=""/>
+      <w:lvlJc w:val="left"/>
+      <w:pPr>
+        <w:tabs>
+          <w:tab w:val="num" w:pos="3600"/>
+        </w:tabs>
+        <w:ind w:left="3600" w:hanging="360"/>
+      </w:pPr>
+      <w:rPr>
+        <w:rFonts w:ascii="Wingdings" w:hAnsi="Wingdings" w:hint="default"/>
+        <w:sz w:val="20"/>
+      </w:rPr>
+    </w:lvl>
+    <w:lvl w:ilvl="5" w:tentative="1">
+      <w:start w:val="1"/>
+      <w:numFmt w:val="bullet"/>
+      <w:lvlText w:val=""/>
+      <w:lvlJc w:val="left"/>
+      <w:pPr>
+        <w:tabs>
+          <w:tab w:val="num" w:pos="4320"/>
+        </w:tabs>
+        <w:ind w:left="4320" w:hanging="360"/>
+      </w:pPr>
+      <w:rPr>
+        <w:rFonts w:ascii="Wingdings" w:hAnsi="Wingdings" w:hint="default"/>
+        <w:sz w:val="20"/>
+      </w:rPr>
+    </w:lvl>
+    <w:lvl w:ilvl="6" w:tentative="1">
+      <w:start w:val="1"/>
+      <w:numFmt w:val="bullet"/>
+      <w:lvlText w:val=""/>
+      <w:lvlJc w:val="left"/>
+      <w:pPr>
+        <w:tabs>
+          <w:tab w:val="num" w:pos="5040"/>
+        </w:tabs>
+        <w:ind w:left="5040" w:hanging="360"/>
+      </w:pPr>
+      <w:rPr>
+        <w:rFonts w:ascii="Wingdings" w:hAnsi="Wingdings" w:hint="default"/>
+        <w:sz w:val="20"/>
+      </w:rPr>
+    </w:lvl>
+    <w:lvl w:ilvl="7" w:tentative="1">
+      <w:start w:val="1"/>
+      <w:numFmt w:val="bullet"/>
+      <w:lvlText w:val=""/>
+      <w:lvlJc w:val="left"/>
+      <w:pPr>
+        <w:tabs>
+          <w:tab w:val="num" w:pos="5760"/>
+        </w:tabs>
+        <w:ind w:left="5760" w:hanging="360"/>
+      </w:pPr>
+      <w:rPr>
+        <w:rFonts w:ascii="Wingdings" w:hAnsi="Wingdings" w:hint="default"/>
+        <w:sz w:val="20"/>
+      </w:rPr>
+    </w:lvl>
+    <w:lvl w:ilvl="8" w:tentative="1">
+      <w:start w:val="1"/>
+      <w:numFmt w:val="bullet"/>
+      <w:lvlText w:val=""/>
+      <w:lvlJc w:val="left"/>
+      <w:pPr>
+        <w:tabs>
+          <w:tab w:val="num" w:pos="6480"/>
+        </w:tabs>
+        <w:ind w:left="6480" w:hanging="360"/>
+      </w:pPr>
+      <w:rPr>
+        <w:rFonts w:ascii="Wingdings" w:hAnsi="Wingdings" w:hint="default"/>
+        <w:sz w:val="20"/>
+      </w:rPr>
+    </w:lvl>
+  </w:abstractNum>
+  <w:abstractNum w:abstractNumId="8" w15:restartNumberingAfterBreak="0">
     <w:nsid w:val="1FC050A5"/>
     <w:multiLevelType w:val="multilevel"/>
     <w:tmpl w:val="2A7E8B04"/>
@@ -4992,7 +5878,901 @@
       </w:rPr>
     </w:lvl>
   </w:abstractNum>
-  <w:abstractNum w:abstractNumId="5" w15:restartNumberingAfterBreak="0">
+  <w:abstractNum w:abstractNumId="9" w15:restartNumberingAfterBreak="0">
+    <w:nsid w:val="20C42E4A"/>
+    <w:multiLevelType w:val="multilevel"/>
+    <w:tmpl w:val="2DBE415C"/>
+    <w:lvl w:ilvl="0">
+      <w:start w:val="1"/>
+      <w:numFmt w:val="bullet"/>
+      <w:lvlText w:val=""/>
+      <w:lvlJc w:val="left"/>
+      <w:pPr>
+        <w:tabs>
+          <w:tab w:val="num" w:pos="720"/>
+        </w:tabs>
+        <w:ind w:left="720" w:hanging="360"/>
+      </w:pPr>
+      <w:rPr>
+        <w:rFonts w:ascii="Symbol" w:hAnsi="Symbol" w:hint="default"/>
+        <w:sz w:val="20"/>
+      </w:rPr>
+    </w:lvl>
+    <w:lvl w:ilvl="1" w:tentative="1">
+      <w:start w:val="1"/>
+      <w:numFmt w:val="bullet"/>
+      <w:lvlText w:val="o"/>
+      <w:lvlJc w:val="left"/>
+      <w:pPr>
+        <w:tabs>
+          <w:tab w:val="num" w:pos="1440"/>
+        </w:tabs>
+        <w:ind w:left="1440" w:hanging="360"/>
+      </w:pPr>
+      <w:rPr>
+        <w:rFonts w:ascii="Courier New" w:hAnsi="Courier New" w:hint="default"/>
+        <w:sz w:val="20"/>
+      </w:rPr>
+    </w:lvl>
+    <w:lvl w:ilvl="2" w:tentative="1">
+      <w:start w:val="1"/>
+      <w:numFmt w:val="bullet"/>
+      <w:lvlText w:val=""/>
+      <w:lvlJc w:val="left"/>
+      <w:pPr>
+        <w:tabs>
+          <w:tab w:val="num" w:pos="2160"/>
+        </w:tabs>
+        <w:ind w:left="2160" w:hanging="360"/>
+      </w:pPr>
+      <w:rPr>
+        <w:rFonts w:ascii="Wingdings" w:hAnsi="Wingdings" w:hint="default"/>
+        <w:sz w:val="20"/>
+      </w:rPr>
+    </w:lvl>
+    <w:lvl w:ilvl="3" w:tentative="1">
+      <w:start w:val="1"/>
+      <w:numFmt w:val="bullet"/>
+      <w:lvlText w:val=""/>
+      <w:lvlJc w:val="left"/>
+      <w:pPr>
+        <w:tabs>
+          <w:tab w:val="num" w:pos="2880"/>
+        </w:tabs>
+        <w:ind w:left="2880" w:hanging="360"/>
+      </w:pPr>
+      <w:rPr>
+        <w:rFonts w:ascii="Wingdings" w:hAnsi="Wingdings" w:hint="default"/>
+        <w:sz w:val="20"/>
+      </w:rPr>
+    </w:lvl>
+    <w:lvl w:ilvl="4" w:tentative="1">
+      <w:start w:val="1"/>
+      <w:numFmt w:val="bullet"/>
+      <w:lvlText w:val=""/>
+      <w:lvlJc w:val="left"/>
+      <w:pPr>
+        <w:tabs>
+          <w:tab w:val="num" w:pos="3600"/>
+        </w:tabs>
+        <w:ind w:left="3600" w:hanging="360"/>
+      </w:pPr>
+      <w:rPr>
+        <w:rFonts w:ascii="Wingdings" w:hAnsi="Wingdings" w:hint="default"/>
+        <w:sz w:val="20"/>
+      </w:rPr>
+    </w:lvl>
+    <w:lvl w:ilvl="5" w:tentative="1">
+      <w:start w:val="1"/>
+      <w:numFmt w:val="bullet"/>
+      <w:lvlText w:val=""/>
+      <w:lvlJc w:val="left"/>
+      <w:pPr>
+        <w:tabs>
+          <w:tab w:val="num" w:pos="4320"/>
+        </w:tabs>
+        <w:ind w:left="4320" w:hanging="360"/>
+      </w:pPr>
+      <w:rPr>
+        <w:rFonts w:ascii="Wingdings" w:hAnsi="Wingdings" w:hint="default"/>
+        <w:sz w:val="20"/>
+      </w:rPr>
+    </w:lvl>
+    <w:lvl w:ilvl="6" w:tentative="1">
+      <w:start w:val="1"/>
+      <w:numFmt w:val="bullet"/>
+      <w:lvlText w:val=""/>
+      <w:lvlJc w:val="left"/>
+      <w:pPr>
+        <w:tabs>
+          <w:tab w:val="num" w:pos="5040"/>
+        </w:tabs>
+        <w:ind w:left="5040" w:hanging="360"/>
+      </w:pPr>
+      <w:rPr>
+        <w:rFonts w:ascii="Wingdings" w:hAnsi="Wingdings" w:hint="default"/>
+        <w:sz w:val="20"/>
+      </w:rPr>
+    </w:lvl>
+    <w:lvl w:ilvl="7" w:tentative="1">
+      <w:start w:val="1"/>
+      <w:numFmt w:val="bullet"/>
+      <w:lvlText w:val=""/>
+      <w:lvlJc w:val="left"/>
+      <w:pPr>
+        <w:tabs>
+          <w:tab w:val="num" w:pos="5760"/>
+        </w:tabs>
+        <w:ind w:left="5760" w:hanging="360"/>
+      </w:pPr>
+      <w:rPr>
+        <w:rFonts w:ascii="Wingdings" w:hAnsi="Wingdings" w:hint="default"/>
+        <w:sz w:val="20"/>
+      </w:rPr>
+    </w:lvl>
+    <w:lvl w:ilvl="8" w:tentative="1">
+      <w:start w:val="1"/>
+      <w:numFmt w:val="bullet"/>
+      <w:lvlText w:val=""/>
+      <w:lvlJc w:val="left"/>
+      <w:pPr>
+        <w:tabs>
+          <w:tab w:val="num" w:pos="6480"/>
+        </w:tabs>
+        <w:ind w:left="6480" w:hanging="360"/>
+      </w:pPr>
+      <w:rPr>
+        <w:rFonts w:ascii="Wingdings" w:hAnsi="Wingdings" w:hint="default"/>
+        <w:sz w:val="20"/>
+      </w:rPr>
+    </w:lvl>
+  </w:abstractNum>
+  <w:abstractNum w:abstractNumId="10" w15:restartNumberingAfterBreak="0">
+    <w:nsid w:val="21B378FE"/>
+    <w:multiLevelType w:val="multilevel"/>
+    <w:tmpl w:val="DCD09E88"/>
+    <w:lvl w:ilvl="0">
+      <w:start w:val="1"/>
+      <w:numFmt w:val="bullet"/>
+      <w:lvlText w:val=""/>
+      <w:lvlJc w:val="left"/>
+      <w:pPr>
+        <w:tabs>
+          <w:tab w:val="num" w:pos="720"/>
+        </w:tabs>
+        <w:ind w:left="720" w:hanging="360"/>
+      </w:pPr>
+      <w:rPr>
+        <w:rFonts w:ascii="Symbol" w:hAnsi="Symbol" w:hint="default"/>
+        <w:sz w:val="20"/>
+      </w:rPr>
+    </w:lvl>
+    <w:lvl w:ilvl="1" w:tentative="1">
+      <w:start w:val="1"/>
+      <w:numFmt w:val="bullet"/>
+      <w:lvlText w:val="o"/>
+      <w:lvlJc w:val="left"/>
+      <w:pPr>
+        <w:tabs>
+          <w:tab w:val="num" w:pos="1440"/>
+        </w:tabs>
+        <w:ind w:left="1440" w:hanging="360"/>
+      </w:pPr>
+      <w:rPr>
+        <w:rFonts w:ascii="Courier New" w:hAnsi="Courier New" w:hint="default"/>
+        <w:sz w:val="20"/>
+      </w:rPr>
+    </w:lvl>
+    <w:lvl w:ilvl="2" w:tentative="1">
+      <w:start w:val="1"/>
+      <w:numFmt w:val="bullet"/>
+      <w:lvlText w:val=""/>
+      <w:lvlJc w:val="left"/>
+      <w:pPr>
+        <w:tabs>
+          <w:tab w:val="num" w:pos="2160"/>
+        </w:tabs>
+        <w:ind w:left="2160" w:hanging="360"/>
+      </w:pPr>
+      <w:rPr>
+        <w:rFonts w:ascii="Wingdings" w:hAnsi="Wingdings" w:hint="default"/>
+        <w:sz w:val="20"/>
+      </w:rPr>
+    </w:lvl>
+    <w:lvl w:ilvl="3" w:tentative="1">
+      <w:start w:val="1"/>
+      <w:numFmt w:val="bullet"/>
+      <w:lvlText w:val=""/>
+      <w:lvlJc w:val="left"/>
+      <w:pPr>
+        <w:tabs>
+          <w:tab w:val="num" w:pos="2880"/>
+        </w:tabs>
+        <w:ind w:left="2880" w:hanging="360"/>
+      </w:pPr>
+      <w:rPr>
+        <w:rFonts w:ascii="Wingdings" w:hAnsi="Wingdings" w:hint="default"/>
+        <w:sz w:val="20"/>
+      </w:rPr>
+    </w:lvl>
+    <w:lvl w:ilvl="4" w:tentative="1">
+      <w:start w:val="1"/>
+      <w:numFmt w:val="bullet"/>
+      <w:lvlText w:val=""/>
+      <w:lvlJc w:val="left"/>
+      <w:pPr>
+        <w:tabs>
+          <w:tab w:val="num" w:pos="3600"/>
+        </w:tabs>
+        <w:ind w:left="3600" w:hanging="360"/>
+      </w:pPr>
+      <w:rPr>
+        <w:rFonts w:ascii="Wingdings" w:hAnsi="Wingdings" w:hint="default"/>
+        <w:sz w:val="20"/>
+      </w:rPr>
+    </w:lvl>
+    <w:lvl w:ilvl="5" w:tentative="1">
+      <w:start w:val="1"/>
+      <w:numFmt w:val="bullet"/>
+      <w:lvlText w:val=""/>
+      <w:lvlJc w:val="left"/>
+      <w:pPr>
+        <w:tabs>
+          <w:tab w:val="num" w:pos="4320"/>
+        </w:tabs>
+        <w:ind w:left="4320" w:hanging="360"/>
+      </w:pPr>
+      <w:rPr>
+        <w:rFonts w:ascii="Wingdings" w:hAnsi="Wingdings" w:hint="default"/>
+        <w:sz w:val="20"/>
+      </w:rPr>
+    </w:lvl>
+    <w:lvl w:ilvl="6" w:tentative="1">
+      <w:start w:val="1"/>
+      <w:numFmt w:val="bullet"/>
+      <w:lvlText w:val=""/>
+      <w:lvlJc w:val="left"/>
+      <w:pPr>
+        <w:tabs>
+          <w:tab w:val="num" w:pos="5040"/>
+        </w:tabs>
+        <w:ind w:left="5040" w:hanging="360"/>
+      </w:pPr>
+      <w:rPr>
+        <w:rFonts w:ascii="Wingdings" w:hAnsi="Wingdings" w:hint="default"/>
+        <w:sz w:val="20"/>
+      </w:rPr>
+    </w:lvl>
+    <w:lvl w:ilvl="7" w:tentative="1">
+      <w:start w:val="1"/>
+      <w:numFmt w:val="bullet"/>
+      <w:lvlText w:val=""/>
+      <w:lvlJc w:val="left"/>
+      <w:pPr>
+        <w:tabs>
+          <w:tab w:val="num" w:pos="5760"/>
+        </w:tabs>
+        <w:ind w:left="5760" w:hanging="360"/>
+      </w:pPr>
+      <w:rPr>
+        <w:rFonts w:ascii="Wingdings" w:hAnsi="Wingdings" w:hint="default"/>
+        <w:sz w:val="20"/>
+      </w:rPr>
+    </w:lvl>
+    <w:lvl w:ilvl="8" w:tentative="1">
+      <w:start w:val="1"/>
+      <w:numFmt w:val="bullet"/>
+      <w:lvlText w:val=""/>
+      <w:lvlJc w:val="left"/>
+      <w:pPr>
+        <w:tabs>
+          <w:tab w:val="num" w:pos="6480"/>
+        </w:tabs>
+        <w:ind w:left="6480" w:hanging="360"/>
+      </w:pPr>
+      <w:rPr>
+        <w:rFonts w:ascii="Wingdings" w:hAnsi="Wingdings" w:hint="default"/>
+        <w:sz w:val="20"/>
+      </w:rPr>
+    </w:lvl>
+  </w:abstractNum>
+  <w:abstractNum w:abstractNumId="11" w15:restartNumberingAfterBreak="0">
+    <w:nsid w:val="27226DAD"/>
+    <w:multiLevelType w:val="multilevel"/>
+    <w:tmpl w:val="A2B21FD4"/>
+    <w:lvl w:ilvl="0">
+      <w:start w:val="1"/>
+      <w:numFmt w:val="bullet"/>
+      <w:lvlText w:val=""/>
+      <w:lvlJc w:val="left"/>
+      <w:pPr>
+        <w:tabs>
+          <w:tab w:val="num" w:pos="720"/>
+        </w:tabs>
+        <w:ind w:left="720" w:hanging="360"/>
+      </w:pPr>
+      <w:rPr>
+        <w:rFonts w:ascii="Symbol" w:hAnsi="Symbol" w:hint="default"/>
+        <w:sz w:val="20"/>
+      </w:rPr>
+    </w:lvl>
+    <w:lvl w:ilvl="1" w:tentative="1">
+      <w:start w:val="1"/>
+      <w:numFmt w:val="bullet"/>
+      <w:lvlText w:val="o"/>
+      <w:lvlJc w:val="left"/>
+      <w:pPr>
+        <w:tabs>
+          <w:tab w:val="num" w:pos="1440"/>
+        </w:tabs>
+        <w:ind w:left="1440" w:hanging="360"/>
+      </w:pPr>
+      <w:rPr>
+        <w:rFonts w:ascii="Courier New" w:hAnsi="Courier New" w:hint="default"/>
+        <w:sz w:val="20"/>
+      </w:rPr>
+    </w:lvl>
+    <w:lvl w:ilvl="2" w:tentative="1">
+      <w:start w:val="1"/>
+      <w:numFmt w:val="bullet"/>
+      <w:lvlText w:val=""/>
+      <w:lvlJc w:val="left"/>
+      <w:pPr>
+        <w:tabs>
+          <w:tab w:val="num" w:pos="2160"/>
+        </w:tabs>
+        <w:ind w:left="2160" w:hanging="360"/>
+      </w:pPr>
+      <w:rPr>
+        <w:rFonts w:ascii="Wingdings" w:hAnsi="Wingdings" w:hint="default"/>
+        <w:sz w:val="20"/>
+      </w:rPr>
+    </w:lvl>
+    <w:lvl w:ilvl="3" w:tentative="1">
+      <w:start w:val="1"/>
+      <w:numFmt w:val="bullet"/>
+      <w:lvlText w:val=""/>
+      <w:lvlJc w:val="left"/>
+      <w:pPr>
+        <w:tabs>
+          <w:tab w:val="num" w:pos="2880"/>
+        </w:tabs>
+        <w:ind w:left="2880" w:hanging="360"/>
+      </w:pPr>
+      <w:rPr>
+        <w:rFonts w:ascii="Wingdings" w:hAnsi="Wingdings" w:hint="default"/>
+        <w:sz w:val="20"/>
+      </w:rPr>
+    </w:lvl>
+    <w:lvl w:ilvl="4" w:tentative="1">
+      <w:start w:val="1"/>
+      <w:numFmt w:val="bullet"/>
+      <w:lvlText w:val=""/>
+      <w:lvlJc w:val="left"/>
+      <w:pPr>
+        <w:tabs>
+          <w:tab w:val="num" w:pos="3600"/>
+        </w:tabs>
+        <w:ind w:left="3600" w:hanging="360"/>
+      </w:pPr>
+      <w:rPr>
+        <w:rFonts w:ascii="Wingdings" w:hAnsi="Wingdings" w:hint="default"/>
+        <w:sz w:val="20"/>
+      </w:rPr>
+    </w:lvl>
+    <w:lvl w:ilvl="5" w:tentative="1">
+      <w:start w:val="1"/>
+      <w:numFmt w:val="bullet"/>
+      <w:lvlText w:val=""/>
+      <w:lvlJc w:val="left"/>
+      <w:pPr>
+        <w:tabs>
+          <w:tab w:val="num" w:pos="4320"/>
+        </w:tabs>
+        <w:ind w:left="4320" w:hanging="360"/>
+      </w:pPr>
+      <w:rPr>
+        <w:rFonts w:ascii="Wingdings" w:hAnsi="Wingdings" w:hint="default"/>
+        <w:sz w:val="20"/>
+      </w:rPr>
+    </w:lvl>
+    <w:lvl w:ilvl="6" w:tentative="1">
+      <w:start w:val="1"/>
+      <w:numFmt w:val="bullet"/>
+      <w:lvlText w:val=""/>
+      <w:lvlJc w:val="left"/>
+      <w:pPr>
+        <w:tabs>
+          <w:tab w:val="num" w:pos="5040"/>
+        </w:tabs>
+        <w:ind w:left="5040" w:hanging="360"/>
+      </w:pPr>
+      <w:rPr>
+        <w:rFonts w:ascii="Wingdings" w:hAnsi="Wingdings" w:hint="default"/>
+        <w:sz w:val="20"/>
+      </w:rPr>
+    </w:lvl>
+    <w:lvl w:ilvl="7" w:tentative="1">
+      <w:start w:val="1"/>
+      <w:numFmt w:val="bullet"/>
+      <w:lvlText w:val=""/>
+      <w:lvlJc w:val="left"/>
+      <w:pPr>
+        <w:tabs>
+          <w:tab w:val="num" w:pos="5760"/>
+        </w:tabs>
+        <w:ind w:left="5760" w:hanging="360"/>
+      </w:pPr>
+      <w:rPr>
+        <w:rFonts w:ascii="Wingdings" w:hAnsi="Wingdings" w:hint="default"/>
+        <w:sz w:val="20"/>
+      </w:rPr>
+    </w:lvl>
+    <w:lvl w:ilvl="8" w:tentative="1">
+      <w:start w:val="1"/>
+      <w:numFmt w:val="bullet"/>
+      <w:lvlText w:val=""/>
+      <w:lvlJc w:val="left"/>
+      <w:pPr>
+        <w:tabs>
+          <w:tab w:val="num" w:pos="6480"/>
+        </w:tabs>
+        <w:ind w:left="6480" w:hanging="360"/>
+      </w:pPr>
+      <w:rPr>
+        <w:rFonts w:ascii="Wingdings" w:hAnsi="Wingdings" w:hint="default"/>
+        <w:sz w:val="20"/>
+      </w:rPr>
+    </w:lvl>
+  </w:abstractNum>
+  <w:abstractNum w:abstractNumId="12" w15:restartNumberingAfterBreak="0">
+    <w:nsid w:val="276F776E"/>
+    <w:multiLevelType w:val="multilevel"/>
+    <w:tmpl w:val="2326B366"/>
+    <w:lvl w:ilvl="0">
+      <w:start w:val="1"/>
+      <w:numFmt w:val="bullet"/>
+      <w:lvlText w:val=""/>
+      <w:lvlJc w:val="left"/>
+      <w:pPr>
+        <w:tabs>
+          <w:tab w:val="num" w:pos="720"/>
+        </w:tabs>
+        <w:ind w:left="720" w:hanging="360"/>
+      </w:pPr>
+      <w:rPr>
+        <w:rFonts w:ascii="Symbol" w:hAnsi="Symbol" w:hint="default"/>
+        <w:sz w:val="20"/>
+      </w:rPr>
+    </w:lvl>
+    <w:lvl w:ilvl="1" w:tentative="1">
+      <w:start w:val="1"/>
+      <w:numFmt w:val="bullet"/>
+      <w:lvlText w:val="o"/>
+      <w:lvlJc w:val="left"/>
+      <w:pPr>
+        <w:tabs>
+          <w:tab w:val="num" w:pos="1440"/>
+        </w:tabs>
+        <w:ind w:left="1440" w:hanging="360"/>
+      </w:pPr>
+      <w:rPr>
+        <w:rFonts w:ascii="Courier New" w:hAnsi="Courier New" w:hint="default"/>
+        <w:sz w:val="20"/>
+      </w:rPr>
+    </w:lvl>
+    <w:lvl w:ilvl="2" w:tentative="1">
+      <w:start w:val="1"/>
+      <w:numFmt w:val="bullet"/>
+      <w:lvlText w:val=""/>
+      <w:lvlJc w:val="left"/>
+      <w:pPr>
+        <w:tabs>
+          <w:tab w:val="num" w:pos="2160"/>
+        </w:tabs>
+        <w:ind w:left="2160" w:hanging="360"/>
+      </w:pPr>
+      <w:rPr>
+        <w:rFonts w:ascii="Wingdings" w:hAnsi="Wingdings" w:hint="default"/>
+        <w:sz w:val="20"/>
+      </w:rPr>
+    </w:lvl>
+    <w:lvl w:ilvl="3" w:tentative="1">
+      <w:start w:val="1"/>
+      <w:numFmt w:val="bullet"/>
+      <w:lvlText w:val=""/>
+      <w:lvlJc w:val="left"/>
+      <w:pPr>
+        <w:tabs>
+          <w:tab w:val="num" w:pos="2880"/>
+        </w:tabs>
+        <w:ind w:left="2880" w:hanging="360"/>
+      </w:pPr>
+      <w:rPr>
+        <w:rFonts w:ascii="Wingdings" w:hAnsi="Wingdings" w:hint="default"/>
+        <w:sz w:val="20"/>
+      </w:rPr>
+    </w:lvl>
+    <w:lvl w:ilvl="4" w:tentative="1">
+      <w:start w:val="1"/>
+      <w:numFmt w:val="bullet"/>
+      <w:lvlText w:val=""/>
+      <w:lvlJc w:val="left"/>
+      <w:pPr>
+        <w:tabs>
+          <w:tab w:val="num" w:pos="3600"/>
+        </w:tabs>
+        <w:ind w:left="3600" w:hanging="360"/>
+      </w:pPr>
+      <w:rPr>
+        <w:rFonts w:ascii="Wingdings" w:hAnsi="Wingdings" w:hint="default"/>
+        <w:sz w:val="20"/>
+      </w:rPr>
+    </w:lvl>
+    <w:lvl w:ilvl="5" w:tentative="1">
+      <w:start w:val="1"/>
+      <w:numFmt w:val="bullet"/>
+      <w:lvlText w:val=""/>
+      <w:lvlJc w:val="left"/>
+      <w:pPr>
+        <w:tabs>
+          <w:tab w:val="num" w:pos="4320"/>
+        </w:tabs>
+        <w:ind w:left="4320" w:hanging="360"/>
+      </w:pPr>
+      <w:rPr>
+        <w:rFonts w:ascii="Wingdings" w:hAnsi="Wingdings" w:hint="default"/>
+        <w:sz w:val="20"/>
+      </w:rPr>
+    </w:lvl>
+    <w:lvl w:ilvl="6" w:tentative="1">
+      <w:start w:val="1"/>
+      <w:numFmt w:val="bullet"/>
+      <w:lvlText w:val=""/>
+      <w:lvlJc w:val="left"/>
+      <w:pPr>
+        <w:tabs>
+          <w:tab w:val="num" w:pos="5040"/>
+        </w:tabs>
+        <w:ind w:left="5040" w:hanging="360"/>
+      </w:pPr>
+      <w:rPr>
+        <w:rFonts w:ascii="Wingdings" w:hAnsi="Wingdings" w:hint="default"/>
+        <w:sz w:val="20"/>
+      </w:rPr>
+    </w:lvl>
+    <w:lvl w:ilvl="7" w:tentative="1">
+      <w:start w:val="1"/>
+      <w:numFmt w:val="bullet"/>
+      <w:lvlText w:val=""/>
+      <w:lvlJc w:val="left"/>
+      <w:pPr>
+        <w:tabs>
+          <w:tab w:val="num" w:pos="5760"/>
+        </w:tabs>
+        <w:ind w:left="5760" w:hanging="360"/>
+      </w:pPr>
+      <w:rPr>
+        <w:rFonts w:ascii="Wingdings" w:hAnsi="Wingdings" w:hint="default"/>
+        <w:sz w:val="20"/>
+      </w:rPr>
+    </w:lvl>
+    <w:lvl w:ilvl="8" w:tentative="1">
+      <w:start w:val="1"/>
+      <w:numFmt w:val="bullet"/>
+      <w:lvlText w:val=""/>
+      <w:lvlJc w:val="left"/>
+      <w:pPr>
+        <w:tabs>
+          <w:tab w:val="num" w:pos="6480"/>
+        </w:tabs>
+        <w:ind w:left="6480" w:hanging="360"/>
+      </w:pPr>
+      <w:rPr>
+        <w:rFonts w:ascii="Wingdings" w:hAnsi="Wingdings" w:hint="default"/>
+        <w:sz w:val="20"/>
+      </w:rPr>
+    </w:lvl>
+  </w:abstractNum>
+  <w:abstractNum w:abstractNumId="13" w15:restartNumberingAfterBreak="0">
+    <w:nsid w:val="28A74DCE"/>
+    <w:multiLevelType w:val="multilevel"/>
+    <w:tmpl w:val="3C167866"/>
+    <w:lvl w:ilvl="0">
+      <w:start w:val="1"/>
+      <w:numFmt w:val="bullet"/>
+      <w:lvlText w:val=""/>
+      <w:lvlJc w:val="left"/>
+      <w:pPr>
+        <w:tabs>
+          <w:tab w:val="num" w:pos="720"/>
+        </w:tabs>
+        <w:ind w:left="720" w:hanging="360"/>
+      </w:pPr>
+      <w:rPr>
+        <w:rFonts w:ascii="Symbol" w:hAnsi="Symbol" w:hint="default"/>
+        <w:sz w:val="20"/>
+      </w:rPr>
+    </w:lvl>
+    <w:lvl w:ilvl="1" w:tentative="1">
+      <w:start w:val="1"/>
+      <w:numFmt w:val="bullet"/>
+      <w:lvlText w:val="o"/>
+      <w:lvlJc w:val="left"/>
+      <w:pPr>
+        <w:tabs>
+          <w:tab w:val="num" w:pos="1440"/>
+        </w:tabs>
+        <w:ind w:left="1440" w:hanging="360"/>
+      </w:pPr>
+      <w:rPr>
+        <w:rFonts w:ascii="Courier New" w:hAnsi="Courier New" w:hint="default"/>
+        <w:sz w:val="20"/>
+      </w:rPr>
+    </w:lvl>
+    <w:lvl w:ilvl="2" w:tentative="1">
+      <w:start w:val="1"/>
+      <w:numFmt w:val="bullet"/>
+      <w:lvlText w:val=""/>
+      <w:lvlJc w:val="left"/>
+      <w:pPr>
+        <w:tabs>
+          <w:tab w:val="num" w:pos="2160"/>
+        </w:tabs>
+        <w:ind w:left="2160" w:hanging="360"/>
+      </w:pPr>
+      <w:rPr>
+        <w:rFonts w:ascii="Wingdings" w:hAnsi="Wingdings" w:hint="default"/>
+        <w:sz w:val="20"/>
+      </w:rPr>
+    </w:lvl>
+    <w:lvl w:ilvl="3" w:tentative="1">
+      <w:start w:val="1"/>
+      <w:numFmt w:val="bullet"/>
+      <w:lvlText w:val=""/>
+      <w:lvlJc w:val="left"/>
+      <w:pPr>
+        <w:tabs>
+          <w:tab w:val="num" w:pos="2880"/>
+        </w:tabs>
+        <w:ind w:left="2880" w:hanging="360"/>
+      </w:pPr>
+      <w:rPr>
+        <w:rFonts w:ascii="Wingdings" w:hAnsi="Wingdings" w:hint="default"/>
+        <w:sz w:val="20"/>
+      </w:rPr>
+    </w:lvl>
+    <w:lvl w:ilvl="4" w:tentative="1">
+      <w:start w:val="1"/>
+      <w:numFmt w:val="bullet"/>
+      <w:lvlText w:val=""/>
+      <w:lvlJc w:val="left"/>
+      <w:pPr>
+        <w:tabs>
+          <w:tab w:val="num" w:pos="3600"/>
+        </w:tabs>
+        <w:ind w:left="3600" w:hanging="360"/>
+      </w:pPr>
+      <w:rPr>
+        <w:rFonts w:ascii="Wingdings" w:hAnsi="Wingdings" w:hint="default"/>
+        <w:sz w:val="20"/>
+      </w:rPr>
+    </w:lvl>
+    <w:lvl w:ilvl="5" w:tentative="1">
+      <w:start w:val="1"/>
+      <w:numFmt w:val="bullet"/>
+      <w:lvlText w:val=""/>
+      <w:lvlJc w:val="left"/>
+      <w:pPr>
+        <w:tabs>
+          <w:tab w:val="num" w:pos="4320"/>
+        </w:tabs>
+        <w:ind w:left="4320" w:hanging="360"/>
+      </w:pPr>
+      <w:rPr>
+        <w:rFonts w:ascii="Wingdings" w:hAnsi="Wingdings" w:hint="default"/>
+        <w:sz w:val="20"/>
+      </w:rPr>
+    </w:lvl>
+    <w:lvl w:ilvl="6" w:tentative="1">
+      <w:start w:val="1"/>
+      <w:numFmt w:val="bullet"/>
+      <w:lvlText w:val=""/>
+      <w:lvlJc w:val="left"/>
+      <w:pPr>
+        <w:tabs>
+          <w:tab w:val="num" w:pos="5040"/>
+        </w:tabs>
+        <w:ind w:left="5040" w:hanging="360"/>
+      </w:pPr>
+      <w:rPr>
+        <w:rFonts w:ascii="Wingdings" w:hAnsi="Wingdings" w:hint="default"/>
+        <w:sz w:val="20"/>
+      </w:rPr>
+    </w:lvl>
+    <w:lvl w:ilvl="7" w:tentative="1">
+      <w:start w:val="1"/>
+      <w:numFmt w:val="bullet"/>
+      <w:lvlText w:val=""/>
+      <w:lvlJc w:val="left"/>
+      <w:pPr>
+        <w:tabs>
+          <w:tab w:val="num" w:pos="5760"/>
+        </w:tabs>
+        <w:ind w:left="5760" w:hanging="360"/>
+      </w:pPr>
+      <w:rPr>
+        <w:rFonts w:ascii="Wingdings" w:hAnsi="Wingdings" w:hint="default"/>
+        <w:sz w:val="20"/>
+      </w:rPr>
+    </w:lvl>
+    <w:lvl w:ilvl="8" w:tentative="1">
+      <w:start w:val="1"/>
+      <w:numFmt w:val="bullet"/>
+      <w:lvlText w:val=""/>
+      <w:lvlJc w:val="left"/>
+      <w:pPr>
+        <w:tabs>
+          <w:tab w:val="num" w:pos="6480"/>
+        </w:tabs>
+        <w:ind w:left="6480" w:hanging="360"/>
+      </w:pPr>
+      <w:rPr>
+        <w:rFonts w:ascii="Wingdings" w:hAnsi="Wingdings" w:hint="default"/>
+        <w:sz w:val="20"/>
+      </w:rPr>
+    </w:lvl>
+  </w:abstractNum>
+  <w:abstractNum w:abstractNumId="14" w15:restartNumberingAfterBreak="0">
+    <w:nsid w:val="33421654"/>
+    <w:multiLevelType w:val="multilevel"/>
+    <w:tmpl w:val="ABBCD2CC"/>
+    <w:lvl w:ilvl="0">
+      <w:start w:val="1"/>
+      <w:numFmt w:val="bullet"/>
+      <w:lvlText w:val=""/>
+      <w:lvlJc w:val="left"/>
+      <w:pPr>
+        <w:tabs>
+          <w:tab w:val="num" w:pos="720"/>
+        </w:tabs>
+        <w:ind w:left="720" w:hanging="360"/>
+      </w:pPr>
+      <w:rPr>
+        <w:rFonts w:ascii="Symbol" w:hAnsi="Symbol" w:hint="default"/>
+        <w:sz w:val="20"/>
+      </w:rPr>
+    </w:lvl>
+    <w:lvl w:ilvl="1" w:tentative="1">
+      <w:start w:val="1"/>
+      <w:numFmt w:val="bullet"/>
+      <w:lvlText w:val="o"/>
+      <w:lvlJc w:val="left"/>
+      <w:pPr>
+        <w:tabs>
+          <w:tab w:val="num" w:pos="1440"/>
+        </w:tabs>
+        <w:ind w:left="1440" w:hanging="360"/>
+      </w:pPr>
+      <w:rPr>
+        <w:rFonts w:ascii="Courier New" w:hAnsi="Courier New" w:hint="default"/>
+        <w:sz w:val="20"/>
+      </w:rPr>
+    </w:lvl>
+    <w:lvl w:ilvl="2" w:tentative="1">
+      <w:start w:val="1"/>
+      <w:numFmt w:val="bullet"/>
+      <w:lvlText w:val=""/>
+      <w:lvlJc w:val="left"/>
+      <w:pPr>
+        <w:tabs>
+          <w:tab w:val="num" w:pos="2160"/>
+        </w:tabs>
+        <w:ind w:left="2160" w:hanging="360"/>
+      </w:pPr>
+      <w:rPr>
+        <w:rFonts w:ascii="Wingdings" w:hAnsi="Wingdings" w:hint="default"/>
+        <w:sz w:val="20"/>
+      </w:rPr>
+    </w:lvl>
+    <w:lvl w:ilvl="3" w:tentative="1">
+      <w:start w:val="1"/>
+      <w:numFmt w:val="bullet"/>
+      <w:lvlText w:val=""/>
+      <w:lvlJc w:val="left"/>
+      <w:pPr>
+        <w:tabs>
+          <w:tab w:val="num" w:pos="2880"/>
+        </w:tabs>
+        <w:ind w:left="2880" w:hanging="360"/>
+      </w:pPr>
+      <w:rPr>
+        <w:rFonts w:ascii="Wingdings" w:hAnsi="Wingdings" w:hint="default"/>
+        <w:sz w:val="20"/>
+      </w:rPr>
+    </w:lvl>
+    <w:lvl w:ilvl="4" w:tentative="1">
+      <w:start w:val="1"/>
+      <w:numFmt w:val="bullet"/>
+      <w:lvlText w:val=""/>
+      <w:lvlJc w:val="left"/>
+      <w:pPr>
+        <w:tabs>
+          <w:tab w:val="num" w:pos="3600"/>
+        </w:tabs>
+        <w:ind w:left="3600" w:hanging="360"/>
+      </w:pPr>
+      <w:rPr>
+        <w:rFonts w:ascii="Wingdings" w:hAnsi="Wingdings" w:hint="default"/>
+        <w:sz w:val="20"/>
+      </w:rPr>
+    </w:lvl>
+    <w:lvl w:ilvl="5" w:tentative="1">
+      <w:start w:val="1"/>
+      <w:numFmt w:val="bullet"/>
+      <w:lvlText w:val=""/>
+      <w:lvlJc w:val="left"/>
+      <w:pPr>
+        <w:tabs>
+          <w:tab w:val="num" w:pos="4320"/>
+        </w:tabs>
+        <w:ind w:left="4320" w:hanging="360"/>
+      </w:pPr>
+      <w:rPr>
+        <w:rFonts w:ascii="Wingdings" w:hAnsi="Wingdings" w:hint="default"/>
+        <w:sz w:val="20"/>
+      </w:rPr>
+    </w:lvl>
+    <w:lvl w:ilvl="6" w:tentative="1">
+      <w:start w:val="1"/>
+      <w:numFmt w:val="bullet"/>
+      <w:lvlText w:val=""/>
+      <w:lvlJc w:val="left"/>
+      <w:pPr>
+        <w:tabs>
+          <w:tab w:val="num" w:pos="5040"/>
+        </w:tabs>
+        <w:ind w:left="5040" w:hanging="360"/>
+      </w:pPr>
+      <w:rPr>
+        <w:rFonts w:ascii="Wingdings" w:hAnsi="Wingdings" w:hint="default"/>
+        <w:sz w:val="20"/>
+      </w:rPr>
+    </w:lvl>
+    <w:lvl w:ilvl="7" w:tentative="1">
+      <w:start w:val="1"/>
+      <w:numFmt w:val="bullet"/>
+      <w:lvlText w:val=""/>
+      <w:lvlJc w:val="left"/>
+      <w:pPr>
+        <w:tabs>
+          <w:tab w:val="num" w:pos="5760"/>
+        </w:tabs>
+        <w:ind w:left="5760" w:hanging="360"/>
+      </w:pPr>
+      <w:rPr>
+        <w:rFonts w:ascii="Wingdings" w:hAnsi="Wingdings" w:hint="default"/>
+        <w:sz w:val="20"/>
+      </w:rPr>
+    </w:lvl>
+    <w:lvl w:ilvl="8" w:tentative="1">
+      <w:start w:val="1"/>
+      <w:numFmt w:val="bullet"/>
+      <w:lvlText w:val=""/>
+      <w:lvlJc w:val="left"/>
+      <w:pPr>
+        <w:tabs>
+          <w:tab w:val="num" w:pos="6480"/>
+        </w:tabs>
+        <w:ind w:left="6480" w:hanging="360"/>
+      </w:pPr>
+      <w:rPr>
+        <w:rFonts w:ascii="Wingdings" w:hAnsi="Wingdings" w:hint="default"/>
+        <w:sz w:val="20"/>
+      </w:rPr>
+    </w:lvl>
+  </w:abstractNum>
+  <w:abstractNum w:abstractNumId="15" w15:restartNumberingAfterBreak="0">
     <w:nsid w:val="3711341A"/>
     <w:multiLevelType w:val="multilevel"/>
     <w:tmpl w:val="F68E5CD2"/>
@@ -5141,7 +6921,7 @@
       </w:rPr>
     </w:lvl>
   </w:abstractNum>
-  <w:abstractNum w:abstractNumId="6" w15:restartNumberingAfterBreak="0">
+  <w:abstractNum w:abstractNumId="16" w15:restartNumberingAfterBreak="0">
     <w:nsid w:val="37242285"/>
     <w:multiLevelType w:val="multilevel"/>
     <w:tmpl w:val="1722CA72"/>
@@ -5290,7 +7070,7 @@
       </w:rPr>
     </w:lvl>
   </w:abstractNum>
-  <w:abstractNum w:abstractNumId="7" w15:restartNumberingAfterBreak="0">
+  <w:abstractNum w:abstractNumId="17" w15:restartNumberingAfterBreak="0">
     <w:nsid w:val="3B9B64EB"/>
     <w:multiLevelType w:val="multilevel"/>
     <w:tmpl w:val="99E6BC20"/>
@@ -5439,7 +7219,454 @@
       </w:rPr>
     </w:lvl>
   </w:abstractNum>
-  <w:abstractNum w:abstractNumId="8" w15:restartNumberingAfterBreak="0">
+  <w:abstractNum w:abstractNumId="18" w15:restartNumberingAfterBreak="0">
+    <w:nsid w:val="423079A6"/>
+    <w:multiLevelType w:val="multilevel"/>
+    <w:tmpl w:val="331AB78C"/>
+    <w:lvl w:ilvl="0">
+      <w:start w:val="1"/>
+      <w:numFmt w:val="bullet"/>
+      <w:lvlText w:val=""/>
+      <w:lvlJc w:val="left"/>
+      <w:pPr>
+        <w:tabs>
+          <w:tab w:val="num" w:pos="720"/>
+        </w:tabs>
+        <w:ind w:left="720" w:hanging="360"/>
+      </w:pPr>
+      <w:rPr>
+        <w:rFonts w:ascii="Symbol" w:hAnsi="Symbol" w:hint="default"/>
+        <w:sz w:val="20"/>
+      </w:rPr>
+    </w:lvl>
+    <w:lvl w:ilvl="1" w:tentative="1">
+      <w:start w:val="1"/>
+      <w:numFmt w:val="bullet"/>
+      <w:lvlText w:val="o"/>
+      <w:lvlJc w:val="left"/>
+      <w:pPr>
+        <w:tabs>
+          <w:tab w:val="num" w:pos="1440"/>
+        </w:tabs>
+        <w:ind w:left="1440" w:hanging="360"/>
+      </w:pPr>
+      <w:rPr>
+        <w:rFonts w:ascii="Courier New" w:hAnsi="Courier New" w:hint="default"/>
+        <w:sz w:val="20"/>
+      </w:rPr>
+    </w:lvl>
+    <w:lvl w:ilvl="2" w:tentative="1">
+      <w:start w:val="1"/>
+      <w:numFmt w:val="bullet"/>
+      <w:lvlText w:val=""/>
+      <w:lvlJc w:val="left"/>
+      <w:pPr>
+        <w:tabs>
+          <w:tab w:val="num" w:pos="2160"/>
+        </w:tabs>
+        <w:ind w:left="2160" w:hanging="360"/>
+      </w:pPr>
+      <w:rPr>
+        <w:rFonts w:ascii="Wingdings" w:hAnsi="Wingdings" w:hint="default"/>
+        <w:sz w:val="20"/>
+      </w:rPr>
+    </w:lvl>
+    <w:lvl w:ilvl="3" w:tentative="1">
+      <w:start w:val="1"/>
+      <w:numFmt w:val="bullet"/>
+      <w:lvlText w:val=""/>
+      <w:lvlJc w:val="left"/>
+      <w:pPr>
+        <w:tabs>
+          <w:tab w:val="num" w:pos="2880"/>
+        </w:tabs>
+        <w:ind w:left="2880" w:hanging="360"/>
+      </w:pPr>
+      <w:rPr>
+        <w:rFonts w:ascii="Wingdings" w:hAnsi="Wingdings" w:hint="default"/>
+        <w:sz w:val="20"/>
+      </w:rPr>
+    </w:lvl>
+    <w:lvl w:ilvl="4" w:tentative="1">
+      <w:start w:val="1"/>
+      <w:numFmt w:val="bullet"/>
+      <w:lvlText w:val=""/>
+      <w:lvlJc w:val="left"/>
+      <w:pPr>
+        <w:tabs>
+          <w:tab w:val="num" w:pos="3600"/>
+        </w:tabs>
+        <w:ind w:left="3600" w:hanging="360"/>
+      </w:pPr>
+      <w:rPr>
+        <w:rFonts w:ascii="Wingdings" w:hAnsi="Wingdings" w:hint="default"/>
+        <w:sz w:val="20"/>
+      </w:rPr>
+    </w:lvl>
+    <w:lvl w:ilvl="5" w:tentative="1">
+      <w:start w:val="1"/>
+      <w:numFmt w:val="bullet"/>
+      <w:lvlText w:val=""/>
+      <w:lvlJc w:val="left"/>
+      <w:pPr>
+        <w:tabs>
+          <w:tab w:val="num" w:pos="4320"/>
+        </w:tabs>
+        <w:ind w:left="4320" w:hanging="360"/>
+      </w:pPr>
+      <w:rPr>
+        <w:rFonts w:ascii="Wingdings" w:hAnsi="Wingdings" w:hint="default"/>
+        <w:sz w:val="20"/>
+      </w:rPr>
+    </w:lvl>
+    <w:lvl w:ilvl="6" w:tentative="1">
+      <w:start w:val="1"/>
+      <w:numFmt w:val="bullet"/>
+      <w:lvlText w:val=""/>
+      <w:lvlJc w:val="left"/>
+      <w:pPr>
+        <w:tabs>
+          <w:tab w:val="num" w:pos="5040"/>
+        </w:tabs>
+        <w:ind w:left="5040" w:hanging="360"/>
+      </w:pPr>
+      <w:rPr>
+        <w:rFonts w:ascii="Wingdings" w:hAnsi="Wingdings" w:hint="default"/>
+        <w:sz w:val="20"/>
+      </w:rPr>
+    </w:lvl>
+    <w:lvl w:ilvl="7" w:tentative="1">
+      <w:start w:val="1"/>
+      <w:numFmt w:val="bullet"/>
+      <w:lvlText w:val=""/>
+      <w:lvlJc w:val="left"/>
+      <w:pPr>
+        <w:tabs>
+          <w:tab w:val="num" w:pos="5760"/>
+        </w:tabs>
+        <w:ind w:left="5760" w:hanging="360"/>
+      </w:pPr>
+      <w:rPr>
+        <w:rFonts w:ascii="Wingdings" w:hAnsi="Wingdings" w:hint="default"/>
+        <w:sz w:val="20"/>
+      </w:rPr>
+    </w:lvl>
+    <w:lvl w:ilvl="8" w:tentative="1">
+      <w:start w:val="1"/>
+      <w:numFmt w:val="bullet"/>
+      <w:lvlText w:val=""/>
+      <w:lvlJc w:val="left"/>
+      <w:pPr>
+        <w:tabs>
+          <w:tab w:val="num" w:pos="6480"/>
+        </w:tabs>
+        <w:ind w:left="6480" w:hanging="360"/>
+      </w:pPr>
+      <w:rPr>
+        <w:rFonts w:ascii="Wingdings" w:hAnsi="Wingdings" w:hint="default"/>
+        <w:sz w:val="20"/>
+      </w:rPr>
+    </w:lvl>
+  </w:abstractNum>
+  <w:abstractNum w:abstractNumId="19" w15:restartNumberingAfterBreak="0">
+    <w:nsid w:val="49504713"/>
+    <w:multiLevelType w:val="multilevel"/>
+    <w:tmpl w:val="BCE8973A"/>
+    <w:lvl w:ilvl="0">
+      <w:start w:val="1"/>
+      <w:numFmt w:val="bullet"/>
+      <w:lvlText w:val=""/>
+      <w:lvlJc w:val="left"/>
+      <w:pPr>
+        <w:tabs>
+          <w:tab w:val="num" w:pos="720"/>
+        </w:tabs>
+        <w:ind w:left="720" w:hanging="360"/>
+      </w:pPr>
+      <w:rPr>
+        <w:rFonts w:ascii="Symbol" w:hAnsi="Symbol" w:hint="default"/>
+        <w:sz w:val="20"/>
+      </w:rPr>
+    </w:lvl>
+    <w:lvl w:ilvl="1" w:tentative="1">
+      <w:start w:val="1"/>
+      <w:numFmt w:val="bullet"/>
+      <w:lvlText w:val="o"/>
+      <w:lvlJc w:val="left"/>
+      <w:pPr>
+        <w:tabs>
+          <w:tab w:val="num" w:pos="1440"/>
+        </w:tabs>
+        <w:ind w:left="1440" w:hanging="360"/>
+      </w:pPr>
+      <w:rPr>
+        <w:rFonts w:ascii="Courier New" w:hAnsi="Courier New" w:hint="default"/>
+        <w:sz w:val="20"/>
+      </w:rPr>
+    </w:lvl>
+    <w:lvl w:ilvl="2" w:tentative="1">
+      <w:start w:val="1"/>
+      <w:numFmt w:val="bullet"/>
+      <w:lvlText w:val=""/>
+      <w:lvlJc w:val="left"/>
+      <w:pPr>
+        <w:tabs>
+          <w:tab w:val="num" w:pos="2160"/>
+        </w:tabs>
+        <w:ind w:left="2160" w:hanging="360"/>
+      </w:pPr>
+      <w:rPr>
+        <w:rFonts w:ascii="Wingdings" w:hAnsi="Wingdings" w:hint="default"/>
+        <w:sz w:val="20"/>
+      </w:rPr>
+    </w:lvl>
+    <w:lvl w:ilvl="3" w:tentative="1">
+      <w:start w:val="1"/>
+      <w:numFmt w:val="bullet"/>
+      <w:lvlText w:val=""/>
+      <w:lvlJc w:val="left"/>
+      <w:pPr>
+        <w:tabs>
+          <w:tab w:val="num" w:pos="2880"/>
+        </w:tabs>
+        <w:ind w:left="2880" w:hanging="360"/>
+      </w:pPr>
+      <w:rPr>
+        <w:rFonts w:ascii="Wingdings" w:hAnsi="Wingdings" w:hint="default"/>
+        <w:sz w:val="20"/>
+      </w:rPr>
+    </w:lvl>
+    <w:lvl w:ilvl="4" w:tentative="1">
+      <w:start w:val="1"/>
+      <w:numFmt w:val="bullet"/>
+      <w:lvlText w:val=""/>
+      <w:lvlJc w:val="left"/>
+      <w:pPr>
+        <w:tabs>
+          <w:tab w:val="num" w:pos="3600"/>
+        </w:tabs>
+        <w:ind w:left="3600" w:hanging="360"/>
+      </w:pPr>
+      <w:rPr>
+        <w:rFonts w:ascii="Wingdings" w:hAnsi="Wingdings" w:hint="default"/>
+        <w:sz w:val="20"/>
+      </w:rPr>
+    </w:lvl>
+    <w:lvl w:ilvl="5" w:tentative="1">
+      <w:start w:val="1"/>
+      <w:numFmt w:val="bullet"/>
+      <w:lvlText w:val=""/>
+      <w:lvlJc w:val="left"/>
+      <w:pPr>
+        <w:tabs>
+          <w:tab w:val="num" w:pos="4320"/>
+        </w:tabs>
+        <w:ind w:left="4320" w:hanging="360"/>
+      </w:pPr>
+      <w:rPr>
+        <w:rFonts w:ascii="Wingdings" w:hAnsi="Wingdings" w:hint="default"/>
+        <w:sz w:val="20"/>
+      </w:rPr>
+    </w:lvl>
+    <w:lvl w:ilvl="6" w:tentative="1">
+      <w:start w:val="1"/>
+      <w:numFmt w:val="bullet"/>
+      <w:lvlText w:val=""/>
+      <w:lvlJc w:val="left"/>
+      <w:pPr>
+        <w:tabs>
+          <w:tab w:val="num" w:pos="5040"/>
+        </w:tabs>
+        <w:ind w:left="5040" w:hanging="360"/>
+      </w:pPr>
+      <w:rPr>
+        <w:rFonts w:ascii="Wingdings" w:hAnsi="Wingdings" w:hint="default"/>
+        <w:sz w:val="20"/>
+      </w:rPr>
+    </w:lvl>
+    <w:lvl w:ilvl="7" w:tentative="1">
+      <w:start w:val="1"/>
+      <w:numFmt w:val="bullet"/>
+      <w:lvlText w:val=""/>
+      <w:lvlJc w:val="left"/>
+      <w:pPr>
+        <w:tabs>
+          <w:tab w:val="num" w:pos="5760"/>
+        </w:tabs>
+        <w:ind w:left="5760" w:hanging="360"/>
+      </w:pPr>
+      <w:rPr>
+        <w:rFonts w:ascii="Wingdings" w:hAnsi="Wingdings" w:hint="default"/>
+        <w:sz w:val="20"/>
+      </w:rPr>
+    </w:lvl>
+    <w:lvl w:ilvl="8" w:tentative="1">
+      <w:start w:val="1"/>
+      <w:numFmt w:val="bullet"/>
+      <w:lvlText w:val=""/>
+      <w:lvlJc w:val="left"/>
+      <w:pPr>
+        <w:tabs>
+          <w:tab w:val="num" w:pos="6480"/>
+        </w:tabs>
+        <w:ind w:left="6480" w:hanging="360"/>
+      </w:pPr>
+      <w:rPr>
+        <w:rFonts w:ascii="Wingdings" w:hAnsi="Wingdings" w:hint="default"/>
+        <w:sz w:val="20"/>
+      </w:rPr>
+    </w:lvl>
+  </w:abstractNum>
+  <w:abstractNum w:abstractNumId="20" w15:restartNumberingAfterBreak="0">
+    <w:nsid w:val="4C3E3935"/>
+    <w:multiLevelType w:val="multilevel"/>
+    <w:tmpl w:val="D1A8D342"/>
+    <w:lvl w:ilvl="0">
+      <w:start w:val="1"/>
+      <w:numFmt w:val="bullet"/>
+      <w:lvlText w:val=""/>
+      <w:lvlJc w:val="left"/>
+      <w:pPr>
+        <w:tabs>
+          <w:tab w:val="num" w:pos="720"/>
+        </w:tabs>
+        <w:ind w:left="720" w:hanging="360"/>
+      </w:pPr>
+      <w:rPr>
+        <w:rFonts w:ascii="Symbol" w:hAnsi="Symbol" w:hint="default"/>
+        <w:sz w:val="20"/>
+      </w:rPr>
+    </w:lvl>
+    <w:lvl w:ilvl="1" w:tentative="1">
+      <w:start w:val="1"/>
+      <w:numFmt w:val="bullet"/>
+      <w:lvlText w:val="o"/>
+      <w:lvlJc w:val="left"/>
+      <w:pPr>
+        <w:tabs>
+          <w:tab w:val="num" w:pos="1440"/>
+        </w:tabs>
+        <w:ind w:left="1440" w:hanging="360"/>
+      </w:pPr>
+      <w:rPr>
+        <w:rFonts w:ascii="Courier New" w:hAnsi="Courier New" w:hint="default"/>
+        <w:sz w:val="20"/>
+      </w:rPr>
+    </w:lvl>
+    <w:lvl w:ilvl="2" w:tentative="1">
+      <w:start w:val="1"/>
+      <w:numFmt w:val="bullet"/>
+      <w:lvlText w:val=""/>
+      <w:lvlJc w:val="left"/>
+      <w:pPr>
+        <w:tabs>
+          <w:tab w:val="num" w:pos="2160"/>
+        </w:tabs>
+        <w:ind w:left="2160" w:hanging="360"/>
+      </w:pPr>
+      <w:rPr>
+        <w:rFonts w:ascii="Wingdings" w:hAnsi="Wingdings" w:hint="default"/>
+        <w:sz w:val="20"/>
+      </w:rPr>
+    </w:lvl>
+    <w:lvl w:ilvl="3" w:tentative="1">
+      <w:start w:val="1"/>
+      <w:numFmt w:val="bullet"/>
+      <w:lvlText w:val=""/>
+      <w:lvlJc w:val="left"/>
+      <w:pPr>
+        <w:tabs>
+          <w:tab w:val="num" w:pos="2880"/>
+        </w:tabs>
+        <w:ind w:left="2880" w:hanging="360"/>
+      </w:pPr>
+      <w:rPr>
+        <w:rFonts w:ascii="Wingdings" w:hAnsi="Wingdings" w:hint="default"/>
+        <w:sz w:val="20"/>
+      </w:rPr>
+    </w:lvl>
+    <w:lvl w:ilvl="4" w:tentative="1">
+      <w:start w:val="1"/>
+      <w:numFmt w:val="bullet"/>
+      <w:lvlText w:val=""/>
+      <w:lvlJc w:val="left"/>
+      <w:pPr>
+        <w:tabs>
+          <w:tab w:val="num" w:pos="3600"/>
+        </w:tabs>
+        <w:ind w:left="3600" w:hanging="360"/>
+      </w:pPr>
+      <w:rPr>
+        <w:rFonts w:ascii="Wingdings" w:hAnsi="Wingdings" w:hint="default"/>
+        <w:sz w:val="20"/>
+      </w:rPr>
+    </w:lvl>
+    <w:lvl w:ilvl="5" w:tentative="1">
+      <w:start w:val="1"/>
+      <w:numFmt w:val="bullet"/>
+      <w:lvlText w:val=""/>
+      <w:lvlJc w:val="left"/>
+      <w:pPr>
+        <w:tabs>
+          <w:tab w:val="num" w:pos="4320"/>
+        </w:tabs>
+        <w:ind w:left="4320" w:hanging="360"/>
+      </w:pPr>
+      <w:rPr>
+        <w:rFonts w:ascii="Wingdings" w:hAnsi="Wingdings" w:hint="default"/>
+        <w:sz w:val="20"/>
+      </w:rPr>
+    </w:lvl>
+    <w:lvl w:ilvl="6" w:tentative="1">
+      <w:start w:val="1"/>
+      <w:numFmt w:val="bullet"/>
+      <w:lvlText w:val=""/>
+      <w:lvlJc w:val="left"/>
+      <w:pPr>
+        <w:tabs>
+          <w:tab w:val="num" w:pos="5040"/>
+        </w:tabs>
+        <w:ind w:left="5040" w:hanging="360"/>
+      </w:pPr>
+      <w:rPr>
+        <w:rFonts w:ascii="Wingdings" w:hAnsi="Wingdings" w:hint="default"/>
+        <w:sz w:val="20"/>
+      </w:rPr>
+    </w:lvl>
+    <w:lvl w:ilvl="7" w:tentative="1">
+      <w:start w:val="1"/>
+      <w:numFmt w:val="bullet"/>
+      <w:lvlText w:val=""/>
+      <w:lvlJc w:val="left"/>
+      <w:pPr>
+        <w:tabs>
+          <w:tab w:val="num" w:pos="5760"/>
+        </w:tabs>
+        <w:ind w:left="5760" w:hanging="360"/>
+      </w:pPr>
+      <w:rPr>
+        <w:rFonts w:ascii="Wingdings" w:hAnsi="Wingdings" w:hint="default"/>
+        <w:sz w:val="20"/>
+      </w:rPr>
+    </w:lvl>
+    <w:lvl w:ilvl="8" w:tentative="1">
+      <w:start w:val="1"/>
+      <w:numFmt w:val="bullet"/>
+      <w:lvlText w:val=""/>
+      <w:lvlJc w:val="left"/>
+      <w:pPr>
+        <w:tabs>
+          <w:tab w:val="num" w:pos="6480"/>
+        </w:tabs>
+        <w:ind w:left="6480" w:hanging="360"/>
+      </w:pPr>
+      <w:rPr>
+        <w:rFonts w:ascii="Wingdings" w:hAnsi="Wingdings" w:hint="default"/>
+        <w:sz w:val="20"/>
+      </w:rPr>
+    </w:lvl>
+  </w:abstractNum>
+  <w:abstractNum w:abstractNumId="21" w15:restartNumberingAfterBreak="0">
     <w:nsid w:val="4E9F681A"/>
     <w:multiLevelType w:val="multilevel"/>
     <w:tmpl w:val="F00C8586"/>
@@ -5588,7 +7815,603 @@
       </w:rPr>
     </w:lvl>
   </w:abstractNum>
-  <w:abstractNum w:abstractNumId="9" w15:restartNumberingAfterBreak="0">
+  <w:abstractNum w:abstractNumId="22" w15:restartNumberingAfterBreak="0">
+    <w:nsid w:val="4FDD226E"/>
+    <w:multiLevelType w:val="multilevel"/>
+    <w:tmpl w:val="0B96F064"/>
+    <w:lvl w:ilvl="0">
+      <w:start w:val="1"/>
+      <w:numFmt w:val="bullet"/>
+      <w:lvlText w:val=""/>
+      <w:lvlJc w:val="left"/>
+      <w:pPr>
+        <w:tabs>
+          <w:tab w:val="num" w:pos="720"/>
+        </w:tabs>
+        <w:ind w:left="720" w:hanging="360"/>
+      </w:pPr>
+      <w:rPr>
+        <w:rFonts w:ascii="Symbol" w:hAnsi="Symbol" w:hint="default"/>
+        <w:sz w:val="20"/>
+      </w:rPr>
+    </w:lvl>
+    <w:lvl w:ilvl="1" w:tentative="1">
+      <w:start w:val="1"/>
+      <w:numFmt w:val="bullet"/>
+      <w:lvlText w:val="o"/>
+      <w:lvlJc w:val="left"/>
+      <w:pPr>
+        <w:tabs>
+          <w:tab w:val="num" w:pos="1440"/>
+        </w:tabs>
+        <w:ind w:left="1440" w:hanging="360"/>
+      </w:pPr>
+      <w:rPr>
+        <w:rFonts w:ascii="Courier New" w:hAnsi="Courier New" w:hint="default"/>
+        <w:sz w:val="20"/>
+      </w:rPr>
+    </w:lvl>
+    <w:lvl w:ilvl="2" w:tentative="1">
+      <w:start w:val="1"/>
+      <w:numFmt w:val="bullet"/>
+      <w:lvlText w:val=""/>
+      <w:lvlJc w:val="left"/>
+      <w:pPr>
+        <w:tabs>
+          <w:tab w:val="num" w:pos="2160"/>
+        </w:tabs>
+        <w:ind w:left="2160" w:hanging="360"/>
+      </w:pPr>
+      <w:rPr>
+        <w:rFonts w:ascii="Wingdings" w:hAnsi="Wingdings" w:hint="default"/>
+        <w:sz w:val="20"/>
+      </w:rPr>
+    </w:lvl>
+    <w:lvl w:ilvl="3" w:tentative="1">
+      <w:start w:val="1"/>
+      <w:numFmt w:val="bullet"/>
+      <w:lvlText w:val=""/>
+      <w:lvlJc w:val="left"/>
+      <w:pPr>
+        <w:tabs>
+          <w:tab w:val="num" w:pos="2880"/>
+        </w:tabs>
+        <w:ind w:left="2880" w:hanging="360"/>
+      </w:pPr>
+      <w:rPr>
+        <w:rFonts w:ascii="Wingdings" w:hAnsi="Wingdings" w:hint="default"/>
+        <w:sz w:val="20"/>
+      </w:rPr>
+    </w:lvl>
+    <w:lvl w:ilvl="4" w:tentative="1">
+      <w:start w:val="1"/>
+      <w:numFmt w:val="bullet"/>
+      <w:lvlText w:val=""/>
+      <w:lvlJc w:val="left"/>
+      <w:pPr>
+        <w:tabs>
+          <w:tab w:val="num" w:pos="3600"/>
+        </w:tabs>
+        <w:ind w:left="3600" w:hanging="360"/>
+      </w:pPr>
+      <w:rPr>
+        <w:rFonts w:ascii="Wingdings" w:hAnsi="Wingdings" w:hint="default"/>
+        <w:sz w:val="20"/>
+      </w:rPr>
+    </w:lvl>
+    <w:lvl w:ilvl="5" w:tentative="1">
+      <w:start w:val="1"/>
+      <w:numFmt w:val="bullet"/>
+      <w:lvlText w:val=""/>
+      <w:lvlJc w:val="left"/>
+      <w:pPr>
+        <w:tabs>
+          <w:tab w:val="num" w:pos="4320"/>
+        </w:tabs>
+        <w:ind w:left="4320" w:hanging="360"/>
+      </w:pPr>
+      <w:rPr>
+        <w:rFonts w:ascii="Wingdings" w:hAnsi="Wingdings" w:hint="default"/>
+        <w:sz w:val="20"/>
+      </w:rPr>
+    </w:lvl>
+    <w:lvl w:ilvl="6" w:tentative="1">
+      <w:start w:val="1"/>
+      <w:numFmt w:val="bullet"/>
+      <w:lvlText w:val=""/>
+      <w:lvlJc w:val="left"/>
+      <w:pPr>
+        <w:tabs>
+          <w:tab w:val="num" w:pos="5040"/>
+        </w:tabs>
+        <w:ind w:left="5040" w:hanging="360"/>
+      </w:pPr>
+      <w:rPr>
+        <w:rFonts w:ascii="Wingdings" w:hAnsi="Wingdings" w:hint="default"/>
+        <w:sz w:val="20"/>
+      </w:rPr>
+    </w:lvl>
+    <w:lvl w:ilvl="7" w:tentative="1">
+      <w:start w:val="1"/>
+      <w:numFmt w:val="bullet"/>
+      <w:lvlText w:val=""/>
+      <w:lvlJc w:val="left"/>
+      <w:pPr>
+        <w:tabs>
+          <w:tab w:val="num" w:pos="5760"/>
+        </w:tabs>
+        <w:ind w:left="5760" w:hanging="360"/>
+      </w:pPr>
+      <w:rPr>
+        <w:rFonts w:ascii="Wingdings" w:hAnsi="Wingdings" w:hint="default"/>
+        <w:sz w:val="20"/>
+      </w:rPr>
+    </w:lvl>
+    <w:lvl w:ilvl="8" w:tentative="1">
+      <w:start w:val="1"/>
+      <w:numFmt w:val="bullet"/>
+      <w:lvlText w:val=""/>
+      <w:lvlJc w:val="left"/>
+      <w:pPr>
+        <w:tabs>
+          <w:tab w:val="num" w:pos="6480"/>
+        </w:tabs>
+        <w:ind w:left="6480" w:hanging="360"/>
+      </w:pPr>
+      <w:rPr>
+        <w:rFonts w:ascii="Wingdings" w:hAnsi="Wingdings" w:hint="default"/>
+        <w:sz w:val="20"/>
+      </w:rPr>
+    </w:lvl>
+  </w:abstractNum>
+  <w:abstractNum w:abstractNumId="23" w15:restartNumberingAfterBreak="0">
+    <w:nsid w:val="52803BD2"/>
+    <w:multiLevelType w:val="multilevel"/>
+    <w:tmpl w:val="2A2658A4"/>
+    <w:lvl w:ilvl="0">
+      <w:start w:val="1"/>
+      <w:numFmt w:val="bullet"/>
+      <w:lvlText w:val=""/>
+      <w:lvlJc w:val="left"/>
+      <w:pPr>
+        <w:tabs>
+          <w:tab w:val="num" w:pos="720"/>
+        </w:tabs>
+        <w:ind w:left="720" w:hanging="360"/>
+      </w:pPr>
+      <w:rPr>
+        <w:rFonts w:ascii="Symbol" w:hAnsi="Symbol" w:hint="default"/>
+        <w:sz w:val="20"/>
+      </w:rPr>
+    </w:lvl>
+    <w:lvl w:ilvl="1" w:tentative="1">
+      <w:start w:val="1"/>
+      <w:numFmt w:val="bullet"/>
+      <w:lvlText w:val="o"/>
+      <w:lvlJc w:val="left"/>
+      <w:pPr>
+        <w:tabs>
+          <w:tab w:val="num" w:pos="1440"/>
+        </w:tabs>
+        <w:ind w:left="1440" w:hanging="360"/>
+      </w:pPr>
+      <w:rPr>
+        <w:rFonts w:ascii="Courier New" w:hAnsi="Courier New" w:hint="default"/>
+        <w:sz w:val="20"/>
+      </w:rPr>
+    </w:lvl>
+    <w:lvl w:ilvl="2" w:tentative="1">
+      <w:start w:val="1"/>
+      <w:numFmt w:val="bullet"/>
+      <w:lvlText w:val=""/>
+      <w:lvlJc w:val="left"/>
+      <w:pPr>
+        <w:tabs>
+          <w:tab w:val="num" w:pos="2160"/>
+        </w:tabs>
+        <w:ind w:left="2160" w:hanging="360"/>
+      </w:pPr>
+      <w:rPr>
+        <w:rFonts w:ascii="Wingdings" w:hAnsi="Wingdings" w:hint="default"/>
+        <w:sz w:val="20"/>
+      </w:rPr>
+    </w:lvl>
+    <w:lvl w:ilvl="3" w:tentative="1">
+      <w:start w:val="1"/>
+      <w:numFmt w:val="bullet"/>
+      <w:lvlText w:val=""/>
+      <w:lvlJc w:val="left"/>
+      <w:pPr>
+        <w:tabs>
+          <w:tab w:val="num" w:pos="2880"/>
+        </w:tabs>
+        <w:ind w:left="2880" w:hanging="360"/>
+      </w:pPr>
+      <w:rPr>
+        <w:rFonts w:ascii="Wingdings" w:hAnsi="Wingdings" w:hint="default"/>
+        <w:sz w:val="20"/>
+      </w:rPr>
+    </w:lvl>
+    <w:lvl w:ilvl="4" w:tentative="1">
+      <w:start w:val="1"/>
+      <w:numFmt w:val="bullet"/>
+      <w:lvlText w:val=""/>
+      <w:lvlJc w:val="left"/>
+      <w:pPr>
+        <w:tabs>
+          <w:tab w:val="num" w:pos="3600"/>
+        </w:tabs>
+        <w:ind w:left="3600" w:hanging="360"/>
+      </w:pPr>
+      <w:rPr>
+        <w:rFonts w:ascii="Wingdings" w:hAnsi="Wingdings" w:hint="default"/>
+        <w:sz w:val="20"/>
+      </w:rPr>
+    </w:lvl>
+    <w:lvl w:ilvl="5" w:tentative="1">
+      <w:start w:val="1"/>
+      <w:numFmt w:val="bullet"/>
+      <w:lvlText w:val=""/>
+      <w:lvlJc w:val="left"/>
+      <w:pPr>
+        <w:tabs>
+          <w:tab w:val="num" w:pos="4320"/>
+        </w:tabs>
+        <w:ind w:left="4320" w:hanging="360"/>
+      </w:pPr>
+      <w:rPr>
+        <w:rFonts w:ascii="Wingdings" w:hAnsi="Wingdings" w:hint="default"/>
+        <w:sz w:val="20"/>
+      </w:rPr>
+    </w:lvl>
+    <w:lvl w:ilvl="6" w:tentative="1">
+      <w:start w:val="1"/>
+      <w:numFmt w:val="bullet"/>
+      <w:lvlText w:val=""/>
+      <w:lvlJc w:val="left"/>
+      <w:pPr>
+        <w:tabs>
+          <w:tab w:val="num" w:pos="5040"/>
+        </w:tabs>
+        <w:ind w:left="5040" w:hanging="360"/>
+      </w:pPr>
+      <w:rPr>
+        <w:rFonts w:ascii="Wingdings" w:hAnsi="Wingdings" w:hint="default"/>
+        <w:sz w:val="20"/>
+      </w:rPr>
+    </w:lvl>
+    <w:lvl w:ilvl="7" w:tentative="1">
+      <w:start w:val="1"/>
+      <w:numFmt w:val="bullet"/>
+      <w:lvlText w:val=""/>
+      <w:lvlJc w:val="left"/>
+      <w:pPr>
+        <w:tabs>
+          <w:tab w:val="num" w:pos="5760"/>
+        </w:tabs>
+        <w:ind w:left="5760" w:hanging="360"/>
+      </w:pPr>
+      <w:rPr>
+        <w:rFonts w:ascii="Wingdings" w:hAnsi="Wingdings" w:hint="default"/>
+        <w:sz w:val="20"/>
+      </w:rPr>
+    </w:lvl>
+    <w:lvl w:ilvl="8" w:tentative="1">
+      <w:start w:val="1"/>
+      <w:numFmt w:val="bullet"/>
+      <w:lvlText w:val=""/>
+      <w:lvlJc w:val="left"/>
+      <w:pPr>
+        <w:tabs>
+          <w:tab w:val="num" w:pos="6480"/>
+        </w:tabs>
+        <w:ind w:left="6480" w:hanging="360"/>
+      </w:pPr>
+      <w:rPr>
+        <w:rFonts w:ascii="Wingdings" w:hAnsi="Wingdings" w:hint="default"/>
+        <w:sz w:val="20"/>
+      </w:rPr>
+    </w:lvl>
+  </w:abstractNum>
+  <w:abstractNum w:abstractNumId="24" w15:restartNumberingAfterBreak="0">
+    <w:nsid w:val="52BF343B"/>
+    <w:multiLevelType w:val="multilevel"/>
+    <w:tmpl w:val="EFB0CD78"/>
+    <w:lvl w:ilvl="0">
+      <w:start w:val="1"/>
+      <w:numFmt w:val="bullet"/>
+      <w:lvlText w:val=""/>
+      <w:lvlJc w:val="left"/>
+      <w:pPr>
+        <w:tabs>
+          <w:tab w:val="num" w:pos="720"/>
+        </w:tabs>
+        <w:ind w:left="720" w:hanging="360"/>
+      </w:pPr>
+      <w:rPr>
+        <w:rFonts w:ascii="Symbol" w:hAnsi="Symbol" w:hint="default"/>
+        <w:sz w:val="20"/>
+      </w:rPr>
+    </w:lvl>
+    <w:lvl w:ilvl="1" w:tentative="1">
+      <w:start w:val="1"/>
+      <w:numFmt w:val="bullet"/>
+      <w:lvlText w:val="o"/>
+      <w:lvlJc w:val="left"/>
+      <w:pPr>
+        <w:tabs>
+          <w:tab w:val="num" w:pos="1440"/>
+        </w:tabs>
+        <w:ind w:left="1440" w:hanging="360"/>
+      </w:pPr>
+      <w:rPr>
+        <w:rFonts w:ascii="Courier New" w:hAnsi="Courier New" w:hint="default"/>
+        <w:sz w:val="20"/>
+      </w:rPr>
+    </w:lvl>
+    <w:lvl w:ilvl="2" w:tentative="1">
+      <w:start w:val="1"/>
+      <w:numFmt w:val="bullet"/>
+      <w:lvlText w:val=""/>
+      <w:lvlJc w:val="left"/>
+      <w:pPr>
+        <w:tabs>
+          <w:tab w:val="num" w:pos="2160"/>
+        </w:tabs>
+        <w:ind w:left="2160" w:hanging="360"/>
+      </w:pPr>
+      <w:rPr>
+        <w:rFonts w:ascii="Wingdings" w:hAnsi="Wingdings" w:hint="default"/>
+        <w:sz w:val="20"/>
+      </w:rPr>
+    </w:lvl>
+    <w:lvl w:ilvl="3" w:tentative="1">
+      <w:start w:val="1"/>
+      <w:numFmt w:val="bullet"/>
+      <w:lvlText w:val=""/>
+      <w:lvlJc w:val="left"/>
+      <w:pPr>
+        <w:tabs>
+          <w:tab w:val="num" w:pos="2880"/>
+        </w:tabs>
+        <w:ind w:left="2880" w:hanging="360"/>
+      </w:pPr>
+      <w:rPr>
+        <w:rFonts w:ascii="Wingdings" w:hAnsi="Wingdings" w:hint="default"/>
+        <w:sz w:val="20"/>
+      </w:rPr>
+    </w:lvl>
+    <w:lvl w:ilvl="4" w:tentative="1">
+      <w:start w:val="1"/>
+      <w:numFmt w:val="bullet"/>
+      <w:lvlText w:val=""/>
+      <w:lvlJc w:val="left"/>
+      <w:pPr>
+        <w:tabs>
+          <w:tab w:val="num" w:pos="3600"/>
+        </w:tabs>
+        <w:ind w:left="3600" w:hanging="360"/>
+      </w:pPr>
+      <w:rPr>
+        <w:rFonts w:ascii="Wingdings" w:hAnsi="Wingdings" w:hint="default"/>
+        <w:sz w:val="20"/>
+      </w:rPr>
+    </w:lvl>
+    <w:lvl w:ilvl="5" w:tentative="1">
+      <w:start w:val="1"/>
+      <w:numFmt w:val="bullet"/>
+      <w:lvlText w:val=""/>
+      <w:lvlJc w:val="left"/>
+      <w:pPr>
+        <w:tabs>
+          <w:tab w:val="num" w:pos="4320"/>
+        </w:tabs>
+        <w:ind w:left="4320" w:hanging="360"/>
+      </w:pPr>
+      <w:rPr>
+        <w:rFonts w:ascii="Wingdings" w:hAnsi="Wingdings" w:hint="default"/>
+        <w:sz w:val="20"/>
+      </w:rPr>
+    </w:lvl>
+    <w:lvl w:ilvl="6" w:tentative="1">
+      <w:start w:val="1"/>
+      <w:numFmt w:val="bullet"/>
+      <w:lvlText w:val=""/>
+      <w:lvlJc w:val="left"/>
+      <w:pPr>
+        <w:tabs>
+          <w:tab w:val="num" w:pos="5040"/>
+        </w:tabs>
+        <w:ind w:left="5040" w:hanging="360"/>
+      </w:pPr>
+      <w:rPr>
+        <w:rFonts w:ascii="Wingdings" w:hAnsi="Wingdings" w:hint="default"/>
+        <w:sz w:val="20"/>
+      </w:rPr>
+    </w:lvl>
+    <w:lvl w:ilvl="7" w:tentative="1">
+      <w:start w:val="1"/>
+      <w:numFmt w:val="bullet"/>
+      <w:lvlText w:val=""/>
+      <w:lvlJc w:val="left"/>
+      <w:pPr>
+        <w:tabs>
+          <w:tab w:val="num" w:pos="5760"/>
+        </w:tabs>
+        <w:ind w:left="5760" w:hanging="360"/>
+      </w:pPr>
+      <w:rPr>
+        <w:rFonts w:ascii="Wingdings" w:hAnsi="Wingdings" w:hint="default"/>
+        <w:sz w:val="20"/>
+      </w:rPr>
+    </w:lvl>
+    <w:lvl w:ilvl="8" w:tentative="1">
+      <w:start w:val="1"/>
+      <w:numFmt w:val="bullet"/>
+      <w:lvlText w:val=""/>
+      <w:lvlJc w:val="left"/>
+      <w:pPr>
+        <w:tabs>
+          <w:tab w:val="num" w:pos="6480"/>
+        </w:tabs>
+        <w:ind w:left="6480" w:hanging="360"/>
+      </w:pPr>
+      <w:rPr>
+        <w:rFonts w:ascii="Wingdings" w:hAnsi="Wingdings" w:hint="default"/>
+        <w:sz w:val="20"/>
+      </w:rPr>
+    </w:lvl>
+  </w:abstractNum>
+  <w:abstractNum w:abstractNumId="25" w15:restartNumberingAfterBreak="0">
+    <w:nsid w:val="5D636D62"/>
+    <w:multiLevelType w:val="multilevel"/>
+    <w:tmpl w:val="3BEC2B32"/>
+    <w:lvl w:ilvl="0">
+      <w:start w:val="1"/>
+      <w:numFmt w:val="bullet"/>
+      <w:lvlText w:val=""/>
+      <w:lvlJc w:val="left"/>
+      <w:pPr>
+        <w:tabs>
+          <w:tab w:val="num" w:pos="720"/>
+        </w:tabs>
+        <w:ind w:left="720" w:hanging="360"/>
+      </w:pPr>
+      <w:rPr>
+        <w:rFonts w:ascii="Symbol" w:hAnsi="Symbol" w:hint="default"/>
+        <w:sz w:val="20"/>
+      </w:rPr>
+    </w:lvl>
+    <w:lvl w:ilvl="1" w:tentative="1">
+      <w:start w:val="1"/>
+      <w:numFmt w:val="bullet"/>
+      <w:lvlText w:val="o"/>
+      <w:lvlJc w:val="left"/>
+      <w:pPr>
+        <w:tabs>
+          <w:tab w:val="num" w:pos="1440"/>
+        </w:tabs>
+        <w:ind w:left="1440" w:hanging="360"/>
+      </w:pPr>
+      <w:rPr>
+        <w:rFonts w:ascii="Courier New" w:hAnsi="Courier New" w:hint="default"/>
+        <w:sz w:val="20"/>
+      </w:rPr>
+    </w:lvl>
+    <w:lvl w:ilvl="2" w:tentative="1">
+      <w:start w:val="1"/>
+      <w:numFmt w:val="bullet"/>
+      <w:lvlText w:val=""/>
+      <w:lvlJc w:val="left"/>
+      <w:pPr>
+        <w:tabs>
+          <w:tab w:val="num" w:pos="2160"/>
+        </w:tabs>
+        <w:ind w:left="2160" w:hanging="360"/>
+      </w:pPr>
+      <w:rPr>
+        <w:rFonts w:ascii="Wingdings" w:hAnsi="Wingdings" w:hint="default"/>
+        <w:sz w:val="20"/>
+      </w:rPr>
+    </w:lvl>
+    <w:lvl w:ilvl="3" w:tentative="1">
+      <w:start w:val="1"/>
+      <w:numFmt w:val="bullet"/>
+      <w:lvlText w:val=""/>
+      <w:lvlJc w:val="left"/>
+      <w:pPr>
+        <w:tabs>
+          <w:tab w:val="num" w:pos="2880"/>
+        </w:tabs>
+        <w:ind w:left="2880" w:hanging="360"/>
+      </w:pPr>
+      <w:rPr>
+        <w:rFonts w:ascii="Wingdings" w:hAnsi="Wingdings" w:hint="default"/>
+        <w:sz w:val="20"/>
+      </w:rPr>
+    </w:lvl>
+    <w:lvl w:ilvl="4" w:tentative="1">
+      <w:start w:val="1"/>
+      <w:numFmt w:val="bullet"/>
+      <w:lvlText w:val=""/>
+      <w:lvlJc w:val="left"/>
+      <w:pPr>
+        <w:tabs>
+          <w:tab w:val="num" w:pos="3600"/>
+        </w:tabs>
+        <w:ind w:left="3600" w:hanging="360"/>
+      </w:pPr>
+      <w:rPr>
+        <w:rFonts w:ascii="Wingdings" w:hAnsi="Wingdings" w:hint="default"/>
+        <w:sz w:val="20"/>
+      </w:rPr>
+    </w:lvl>
+    <w:lvl w:ilvl="5" w:tentative="1">
+      <w:start w:val="1"/>
+      <w:numFmt w:val="bullet"/>
+      <w:lvlText w:val=""/>
+      <w:lvlJc w:val="left"/>
+      <w:pPr>
+        <w:tabs>
+          <w:tab w:val="num" w:pos="4320"/>
+        </w:tabs>
+        <w:ind w:left="4320" w:hanging="360"/>
+      </w:pPr>
+      <w:rPr>
+        <w:rFonts w:ascii="Wingdings" w:hAnsi="Wingdings" w:hint="default"/>
+        <w:sz w:val="20"/>
+      </w:rPr>
+    </w:lvl>
+    <w:lvl w:ilvl="6" w:tentative="1">
+      <w:start w:val="1"/>
+      <w:numFmt w:val="bullet"/>
+      <w:lvlText w:val=""/>
+      <w:lvlJc w:val="left"/>
+      <w:pPr>
+        <w:tabs>
+          <w:tab w:val="num" w:pos="5040"/>
+        </w:tabs>
+        <w:ind w:left="5040" w:hanging="360"/>
+      </w:pPr>
+      <w:rPr>
+        <w:rFonts w:ascii="Wingdings" w:hAnsi="Wingdings" w:hint="default"/>
+        <w:sz w:val="20"/>
+      </w:rPr>
+    </w:lvl>
+    <w:lvl w:ilvl="7" w:tentative="1">
+      <w:start w:val="1"/>
+      <w:numFmt w:val="bullet"/>
+      <w:lvlText w:val=""/>
+      <w:lvlJc w:val="left"/>
+      <w:pPr>
+        <w:tabs>
+          <w:tab w:val="num" w:pos="5760"/>
+        </w:tabs>
+        <w:ind w:left="5760" w:hanging="360"/>
+      </w:pPr>
+      <w:rPr>
+        <w:rFonts w:ascii="Wingdings" w:hAnsi="Wingdings" w:hint="default"/>
+        <w:sz w:val="20"/>
+      </w:rPr>
+    </w:lvl>
+    <w:lvl w:ilvl="8" w:tentative="1">
+      <w:start w:val="1"/>
+      <w:numFmt w:val="bullet"/>
+      <w:lvlText w:val=""/>
+      <w:lvlJc w:val="left"/>
+      <w:pPr>
+        <w:tabs>
+          <w:tab w:val="num" w:pos="6480"/>
+        </w:tabs>
+        <w:ind w:left="6480" w:hanging="360"/>
+      </w:pPr>
+      <w:rPr>
+        <w:rFonts w:ascii="Wingdings" w:hAnsi="Wingdings" w:hint="default"/>
+        <w:sz w:val="20"/>
+      </w:rPr>
+    </w:lvl>
+  </w:abstractNum>
+  <w:abstractNum w:abstractNumId="26" w15:restartNumberingAfterBreak="0">
     <w:nsid w:val="62536385"/>
     <w:multiLevelType w:val="multilevel"/>
     <w:tmpl w:val="647E8DAA"/>
@@ -5737,7 +8560,7 @@
       </w:rPr>
     </w:lvl>
   </w:abstractNum>
-  <w:abstractNum w:abstractNumId="10" w15:restartNumberingAfterBreak="0">
+  <w:abstractNum w:abstractNumId="27" w15:restartNumberingAfterBreak="0">
     <w:nsid w:val="631E345C"/>
     <w:multiLevelType w:val="multilevel"/>
     <w:tmpl w:val="CD6C4FDC"/>
@@ -5886,7 +8709,156 @@
       </w:rPr>
     </w:lvl>
   </w:abstractNum>
-  <w:abstractNum w:abstractNumId="11" w15:restartNumberingAfterBreak="0">
+  <w:abstractNum w:abstractNumId="28" w15:restartNumberingAfterBreak="0">
+    <w:nsid w:val="72980CA1"/>
+    <w:multiLevelType w:val="multilevel"/>
+    <w:tmpl w:val="81B2201A"/>
+    <w:lvl w:ilvl="0">
+      <w:start w:val="1"/>
+      <w:numFmt w:val="bullet"/>
+      <w:lvlText w:val=""/>
+      <w:lvlJc w:val="left"/>
+      <w:pPr>
+        <w:tabs>
+          <w:tab w:val="num" w:pos="720"/>
+        </w:tabs>
+        <w:ind w:left="720" w:hanging="360"/>
+      </w:pPr>
+      <w:rPr>
+        <w:rFonts w:ascii="Symbol" w:hAnsi="Symbol" w:hint="default"/>
+        <w:sz w:val="20"/>
+      </w:rPr>
+    </w:lvl>
+    <w:lvl w:ilvl="1" w:tentative="1">
+      <w:start w:val="1"/>
+      <w:numFmt w:val="bullet"/>
+      <w:lvlText w:val="o"/>
+      <w:lvlJc w:val="left"/>
+      <w:pPr>
+        <w:tabs>
+          <w:tab w:val="num" w:pos="1440"/>
+        </w:tabs>
+        <w:ind w:left="1440" w:hanging="360"/>
+      </w:pPr>
+      <w:rPr>
+        <w:rFonts w:ascii="Courier New" w:hAnsi="Courier New" w:hint="default"/>
+        <w:sz w:val="20"/>
+      </w:rPr>
+    </w:lvl>
+    <w:lvl w:ilvl="2" w:tentative="1">
+      <w:start w:val="1"/>
+      <w:numFmt w:val="bullet"/>
+      <w:lvlText w:val=""/>
+      <w:lvlJc w:val="left"/>
+      <w:pPr>
+        <w:tabs>
+          <w:tab w:val="num" w:pos="2160"/>
+        </w:tabs>
+        <w:ind w:left="2160" w:hanging="360"/>
+      </w:pPr>
+      <w:rPr>
+        <w:rFonts w:ascii="Wingdings" w:hAnsi="Wingdings" w:hint="default"/>
+        <w:sz w:val="20"/>
+      </w:rPr>
+    </w:lvl>
+    <w:lvl w:ilvl="3" w:tentative="1">
+      <w:start w:val="1"/>
+      <w:numFmt w:val="bullet"/>
+      <w:lvlText w:val=""/>
+      <w:lvlJc w:val="left"/>
+      <w:pPr>
+        <w:tabs>
+          <w:tab w:val="num" w:pos="2880"/>
+        </w:tabs>
+        <w:ind w:left="2880" w:hanging="360"/>
+      </w:pPr>
+      <w:rPr>
+        <w:rFonts w:ascii="Wingdings" w:hAnsi="Wingdings" w:hint="default"/>
+        <w:sz w:val="20"/>
+      </w:rPr>
+    </w:lvl>
+    <w:lvl w:ilvl="4" w:tentative="1">
+      <w:start w:val="1"/>
+      <w:numFmt w:val="bullet"/>
+      <w:lvlText w:val=""/>
+      <w:lvlJc w:val="left"/>
+      <w:pPr>
+        <w:tabs>
+          <w:tab w:val="num" w:pos="3600"/>
+        </w:tabs>
+        <w:ind w:left="3600" w:hanging="360"/>
+      </w:pPr>
+      <w:rPr>
+        <w:rFonts w:ascii="Wingdings" w:hAnsi="Wingdings" w:hint="default"/>
+        <w:sz w:val="20"/>
+      </w:rPr>
+    </w:lvl>
+    <w:lvl w:ilvl="5" w:tentative="1">
+      <w:start w:val="1"/>
+      <w:numFmt w:val="bullet"/>
+      <w:lvlText w:val=""/>
+      <w:lvlJc w:val="left"/>
+      <w:pPr>
+        <w:tabs>
+          <w:tab w:val="num" w:pos="4320"/>
+        </w:tabs>
+        <w:ind w:left="4320" w:hanging="360"/>
+      </w:pPr>
+      <w:rPr>
+        <w:rFonts w:ascii="Wingdings" w:hAnsi="Wingdings" w:hint="default"/>
+        <w:sz w:val="20"/>
+      </w:rPr>
+    </w:lvl>
+    <w:lvl w:ilvl="6" w:tentative="1">
+      <w:start w:val="1"/>
+      <w:numFmt w:val="bullet"/>
+      <w:lvlText w:val=""/>
+      <w:lvlJc w:val="left"/>
+      <w:pPr>
+        <w:tabs>
+          <w:tab w:val="num" w:pos="5040"/>
+        </w:tabs>
+        <w:ind w:left="5040" w:hanging="360"/>
+      </w:pPr>
+      <w:rPr>
+        <w:rFonts w:ascii="Wingdings" w:hAnsi="Wingdings" w:hint="default"/>
+        <w:sz w:val="20"/>
+      </w:rPr>
+    </w:lvl>
+    <w:lvl w:ilvl="7" w:tentative="1">
+      <w:start w:val="1"/>
+      <w:numFmt w:val="bullet"/>
+      <w:lvlText w:val=""/>
+      <w:lvlJc w:val="left"/>
+      <w:pPr>
+        <w:tabs>
+          <w:tab w:val="num" w:pos="5760"/>
+        </w:tabs>
+        <w:ind w:left="5760" w:hanging="360"/>
+      </w:pPr>
+      <w:rPr>
+        <w:rFonts w:ascii="Wingdings" w:hAnsi="Wingdings" w:hint="default"/>
+        <w:sz w:val="20"/>
+      </w:rPr>
+    </w:lvl>
+    <w:lvl w:ilvl="8" w:tentative="1">
+      <w:start w:val="1"/>
+      <w:numFmt w:val="bullet"/>
+      <w:lvlText w:val=""/>
+      <w:lvlJc w:val="left"/>
+      <w:pPr>
+        <w:tabs>
+          <w:tab w:val="num" w:pos="6480"/>
+        </w:tabs>
+        <w:ind w:left="6480" w:hanging="360"/>
+      </w:pPr>
+      <w:rPr>
+        <w:rFonts w:ascii="Wingdings" w:hAnsi="Wingdings" w:hint="default"/>
+        <w:sz w:val="20"/>
+      </w:rPr>
+    </w:lvl>
+  </w:abstractNum>
+  <w:abstractNum w:abstractNumId="29" w15:restartNumberingAfterBreak="0">
     <w:nsid w:val="743C6139"/>
     <w:multiLevelType w:val="multilevel"/>
     <w:tmpl w:val="224AB506"/>
@@ -6035,41 +9007,247 @@
       </w:rPr>
     </w:lvl>
   </w:abstractNum>
+  <w:abstractNum w:abstractNumId="30" w15:restartNumberingAfterBreak="0">
+    <w:nsid w:val="784B35AA"/>
+    <w:multiLevelType w:val="multilevel"/>
+    <w:tmpl w:val="041C0464"/>
+    <w:lvl w:ilvl="0">
+      <w:start w:val="1"/>
+      <w:numFmt w:val="bullet"/>
+      <w:lvlText w:val=""/>
+      <w:lvlJc w:val="left"/>
+      <w:pPr>
+        <w:tabs>
+          <w:tab w:val="num" w:pos="720"/>
+        </w:tabs>
+        <w:ind w:left="720" w:hanging="360"/>
+      </w:pPr>
+      <w:rPr>
+        <w:rFonts w:ascii="Symbol" w:hAnsi="Symbol" w:hint="default"/>
+        <w:sz w:val="20"/>
+      </w:rPr>
+    </w:lvl>
+    <w:lvl w:ilvl="1" w:tentative="1">
+      <w:start w:val="1"/>
+      <w:numFmt w:val="bullet"/>
+      <w:lvlText w:val="o"/>
+      <w:lvlJc w:val="left"/>
+      <w:pPr>
+        <w:tabs>
+          <w:tab w:val="num" w:pos="1440"/>
+        </w:tabs>
+        <w:ind w:left="1440" w:hanging="360"/>
+      </w:pPr>
+      <w:rPr>
+        <w:rFonts w:ascii="Courier New" w:hAnsi="Courier New" w:hint="default"/>
+        <w:sz w:val="20"/>
+      </w:rPr>
+    </w:lvl>
+    <w:lvl w:ilvl="2" w:tentative="1">
+      <w:start w:val="1"/>
+      <w:numFmt w:val="bullet"/>
+      <w:lvlText w:val=""/>
+      <w:lvlJc w:val="left"/>
+      <w:pPr>
+        <w:tabs>
+          <w:tab w:val="num" w:pos="2160"/>
+        </w:tabs>
+        <w:ind w:left="2160" w:hanging="360"/>
+      </w:pPr>
+      <w:rPr>
+        <w:rFonts w:ascii="Wingdings" w:hAnsi="Wingdings" w:hint="default"/>
+        <w:sz w:val="20"/>
+      </w:rPr>
+    </w:lvl>
+    <w:lvl w:ilvl="3" w:tentative="1">
+      <w:start w:val="1"/>
+      <w:numFmt w:val="bullet"/>
+      <w:lvlText w:val=""/>
+      <w:lvlJc w:val="left"/>
+      <w:pPr>
+        <w:tabs>
+          <w:tab w:val="num" w:pos="2880"/>
+        </w:tabs>
+        <w:ind w:left="2880" w:hanging="360"/>
+      </w:pPr>
+      <w:rPr>
+        <w:rFonts w:ascii="Wingdings" w:hAnsi="Wingdings" w:hint="default"/>
+        <w:sz w:val="20"/>
+      </w:rPr>
+    </w:lvl>
+    <w:lvl w:ilvl="4" w:tentative="1">
+      <w:start w:val="1"/>
+      <w:numFmt w:val="bullet"/>
+      <w:lvlText w:val=""/>
+      <w:lvlJc w:val="left"/>
+      <w:pPr>
+        <w:tabs>
+          <w:tab w:val="num" w:pos="3600"/>
+        </w:tabs>
+        <w:ind w:left="3600" w:hanging="360"/>
+      </w:pPr>
+      <w:rPr>
+        <w:rFonts w:ascii="Wingdings" w:hAnsi="Wingdings" w:hint="default"/>
+        <w:sz w:val="20"/>
+      </w:rPr>
+    </w:lvl>
+    <w:lvl w:ilvl="5" w:tentative="1">
+      <w:start w:val="1"/>
+      <w:numFmt w:val="bullet"/>
+      <w:lvlText w:val=""/>
+      <w:lvlJc w:val="left"/>
+      <w:pPr>
+        <w:tabs>
+          <w:tab w:val="num" w:pos="4320"/>
+        </w:tabs>
+        <w:ind w:left="4320" w:hanging="360"/>
+      </w:pPr>
+      <w:rPr>
+        <w:rFonts w:ascii="Wingdings" w:hAnsi="Wingdings" w:hint="default"/>
+        <w:sz w:val="20"/>
+      </w:rPr>
+    </w:lvl>
+    <w:lvl w:ilvl="6" w:tentative="1">
+      <w:start w:val="1"/>
+      <w:numFmt w:val="bullet"/>
+      <w:lvlText w:val=""/>
+      <w:lvlJc w:val="left"/>
+      <w:pPr>
+        <w:tabs>
+          <w:tab w:val="num" w:pos="5040"/>
+        </w:tabs>
+        <w:ind w:left="5040" w:hanging="360"/>
+      </w:pPr>
+      <w:rPr>
+        <w:rFonts w:ascii="Wingdings" w:hAnsi="Wingdings" w:hint="default"/>
+        <w:sz w:val="20"/>
+      </w:rPr>
+    </w:lvl>
+    <w:lvl w:ilvl="7" w:tentative="1">
+      <w:start w:val="1"/>
+      <w:numFmt w:val="bullet"/>
+      <w:lvlText w:val=""/>
+      <w:lvlJc w:val="left"/>
+      <w:pPr>
+        <w:tabs>
+          <w:tab w:val="num" w:pos="5760"/>
+        </w:tabs>
+        <w:ind w:left="5760" w:hanging="360"/>
+      </w:pPr>
+      <w:rPr>
+        <w:rFonts w:ascii="Wingdings" w:hAnsi="Wingdings" w:hint="default"/>
+        <w:sz w:val="20"/>
+      </w:rPr>
+    </w:lvl>
+    <w:lvl w:ilvl="8" w:tentative="1">
+      <w:start w:val="1"/>
+      <w:numFmt w:val="bullet"/>
+      <w:lvlText w:val=""/>
+      <w:lvlJc w:val="left"/>
+      <w:pPr>
+        <w:tabs>
+          <w:tab w:val="num" w:pos="6480"/>
+        </w:tabs>
+        <w:ind w:left="6480" w:hanging="360"/>
+      </w:pPr>
+      <w:rPr>
+        <w:rFonts w:ascii="Wingdings" w:hAnsi="Wingdings" w:hint="default"/>
+        <w:sz w:val="20"/>
+      </w:rPr>
+    </w:lvl>
+  </w:abstractNum>
   <w:num w:numId="1" w16cid:durableId="418332556">
+    <w:abstractNumId w:val="29"/>
+  </w:num>
+  <w:num w:numId="2" w16cid:durableId="852767369">
+    <w:abstractNumId w:val="6"/>
+  </w:num>
+  <w:num w:numId="3" w16cid:durableId="145166827">
+    <w:abstractNumId w:val="27"/>
+  </w:num>
+  <w:num w:numId="4" w16cid:durableId="1326468666">
+    <w:abstractNumId w:val="8"/>
+  </w:num>
+  <w:num w:numId="5" w16cid:durableId="1545557304">
+    <w:abstractNumId w:val="17"/>
+  </w:num>
+  <w:num w:numId="6" w16cid:durableId="20254515">
+    <w:abstractNumId w:val="4"/>
+  </w:num>
+  <w:num w:numId="7" w16cid:durableId="2116976076">
+    <w:abstractNumId w:val="16"/>
+  </w:num>
+  <w:num w:numId="8" w16cid:durableId="82338041">
+    <w:abstractNumId w:val="21"/>
+  </w:num>
+  <w:num w:numId="9" w16cid:durableId="1088187393">
+    <w:abstractNumId w:val="1"/>
+  </w:num>
+  <w:num w:numId="10" w16cid:durableId="593513836">
+    <w:abstractNumId w:val="15"/>
+  </w:num>
+  <w:num w:numId="11" w16cid:durableId="203980495">
+    <w:abstractNumId w:val="26"/>
+  </w:num>
+  <w:num w:numId="12" w16cid:durableId="606500315">
+    <w:abstractNumId w:val="5"/>
+  </w:num>
+  <w:num w:numId="13" w16cid:durableId="1172380920">
+    <w:abstractNumId w:val="7"/>
+  </w:num>
+  <w:num w:numId="14" w16cid:durableId="1177771755">
+    <w:abstractNumId w:val="0"/>
+  </w:num>
+  <w:num w:numId="15" w16cid:durableId="589969075">
+    <w:abstractNumId w:val="13"/>
+  </w:num>
+  <w:num w:numId="16" w16cid:durableId="1953511511">
+    <w:abstractNumId w:val="18"/>
+  </w:num>
+  <w:num w:numId="17" w16cid:durableId="810288622">
+    <w:abstractNumId w:val="10"/>
+  </w:num>
+  <w:num w:numId="18" w16cid:durableId="1805657365">
+    <w:abstractNumId w:val="9"/>
+  </w:num>
+  <w:num w:numId="19" w16cid:durableId="80807424">
+    <w:abstractNumId w:val="23"/>
+  </w:num>
+  <w:num w:numId="20" w16cid:durableId="874269220">
+    <w:abstractNumId w:val="25"/>
+  </w:num>
+  <w:num w:numId="21" w16cid:durableId="206798016">
+    <w:abstractNumId w:val="2"/>
+  </w:num>
+  <w:num w:numId="22" w16cid:durableId="1158156339">
     <w:abstractNumId w:val="11"/>
   </w:num>
-  <w:num w:numId="2" w16cid:durableId="852767369">
+  <w:num w:numId="23" w16cid:durableId="1692753701">
+    <w:abstractNumId w:val="12"/>
+  </w:num>
+  <w:num w:numId="24" w16cid:durableId="223492691">
+    <w:abstractNumId w:val="20"/>
+  </w:num>
+  <w:num w:numId="25" w16cid:durableId="396824159">
+    <w:abstractNumId w:val="24"/>
+  </w:num>
+  <w:num w:numId="26" w16cid:durableId="2138063178">
     <w:abstractNumId w:val="3"/>
   </w:num>
-  <w:num w:numId="3" w16cid:durableId="145166827">
-    <w:abstractNumId w:val="10"/>
+  <w:num w:numId="27" w16cid:durableId="1628663656">
+    <w:abstractNumId w:val="30"/>
   </w:num>
-  <w:num w:numId="4" w16cid:durableId="1326468666">
-    <w:abstractNumId w:val="4"/>
+  <w:num w:numId="28" w16cid:durableId="442115095">
+    <w:abstractNumId w:val="19"/>
   </w:num>
-  <w:num w:numId="5" w16cid:durableId="1545557304">
-    <w:abstractNumId w:val="7"/>
+  <w:num w:numId="29" w16cid:durableId="1620455938">
+    <w:abstractNumId w:val="22"/>
   </w:num>
-  <w:num w:numId="6" w16cid:durableId="20254515">
-    <w:abstractNumId w:val="1"/>
+  <w:num w:numId="30" w16cid:durableId="1293514235">
+    <w:abstractNumId w:val="14"/>
   </w:num>
-  <w:num w:numId="7" w16cid:durableId="2116976076">
-    <w:abstractNumId w:val="6"/>
-  </w:num>
-  <w:num w:numId="8" w16cid:durableId="82338041">
-    <w:abstractNumId w:val="8"/>
-  </w:num>
-  <w:num w:numId="9" w16cid:durableId="1088187393">
-    <w:abstractNumId w:val="0"/>
-  </w:num>
-  <w:num w:numId="10" w16cid:durableId="593513836">
-    <w:abstractNumId w:val="5"/>
-  </w:num>
-  <w:num w:numId="11" w16cid:durableId="203980495">
-    <w:abstractNumId w:val="9"/>
-  </w:num>
-  <w:num w:numId="12" w16cid:durableId="606500315">
-    <w:abstractNumId w:val="2"/>
+  <w:num w:numId="31" w16cid:durableId="1924102663">
+    <w:abstractNumId w:val="28"/>
   </w:num>
   <w:numIdMacAtCleanup w:val="12"/>
 </w:numbering>

--- a/Laporan Outstanding.docx
+++ b/Laporan Outstanding.docx
@@ -14,7 +14,39 @@
           <w:b/>
           <w:bCs/>
         </w:rPr>
-        <w:t>Laporan Histori Pekerjaan</w:t>
+        <w:t>Berikut adalah Laporan Histori Pekerjaan Website Polda Papua Tengah untuk hari ini yang dapat dijadikan checkpoint sebelum melanjutkan pekerjaan berikutnya.</w:t>
+      </w:r>
+    </w:p>
+    <w:p>
+      <w:pPr>
+        <w:rPr>
+          <w:b/>
+          <w:bCs/>
+        </w:rPr>
+      </w:pPr>
+      <w:r>
+        <w:rPr>
+          <w:b/>
+          <w:bCs/>
+        </w:rPr>
+        <w:pict w14:anchorId="61E3459B">
+          <v:rect id="_x0000_i1270" style="width:0;height:1.5pt" o:hralign="center" o:hrstd="t" o:hr="t" fillcolor="#a0a0a0" stroked="f"/>
+        </w:pict>
+      </w:r>
+    </w:p>
+    <w:p>
+      <w:pPr>
+        <w:rPr>
+          <w:b/>
+          <w:bCs/>
+        </w:rPr>
+      </w:pPr>
+      <w:r>
+        <w:rPr>
+          <w:b/>
+          <w:bCs/>
+        </w:rPr>
+        <w:t>LAPORAN HISTORI PEKERJAAN</w:t>
       </w:r>
     </w:p>
     <w:p>
@@ -39,14 +71,127 @@
         <w:br/>
         <w:t>Tanggal: 14 Juli 2026</w:t>
       </w:r>
-      <w:r>
-        <w:rPr>
-          <w:b/>
-          <w:bCs/>
-        </w:rPr>
-        <w:br/>
-        <w:t xml:space="preserve">Status: </w:t>
-      </w:r>
+    </w:p>
+    <w:p>
+      <w:pPr>
+        <w:rPr>
+          <w:b/>
+          <w:bCs/>
+        </w:rPr>
+      </w:pPr>
+      <w:r>
+        <w:rPr>
+          <w:b/>
+          <w:bCs/>
+        </w:rPr>
+        <w:pict w14:anchorId="66F22E83">
+          <v:rect id="_x0000_i1271" style="width:0;height:1.5pt" o:hralign="center" o:hrstd="t" o:hr="t" fillcolor="#a0a0a0" stroked="f"/>
+        </w:pict>
+      </w:r>
+    </w:p>
+    <w:p>
+      <w:pPr>
+        <w:rPr>
+          <w:b/>
+          <w:bCs/>
+        </w:rPr>
+      </w:pPr>
+      <w:r>
+        <w:rPr>
+          <w:b/>
+          <w:bCs/>
+        </w:rPr>
+        <w:t>Ringkasan Pekerjaan Hari Ini</w:t>
+      </w:r>
+    </w:p>
+    <w:p>
+      <w:pPr>
+        <w:rPr>
+          <w:b/>
+          <w:bCs/>
+        </w:rPr>
+      </w:pPr>
+      <w:r>
+        <w:rPr>
+          <w:b/>
+          <w:bCs/>
+        </w:rPr>
+        <w:t>Fokus pekerjaan hari ini adalah penyempurnaan struktur frontend, modul Headline News, Footer, routing aplikasi, serta stabilisasi project React + Vite.</w:t>
+      </w:r>
+    </w:p>
+    <w:p>
+      <w:pPr>
+        <w:rPr>
+          <w:b/>
+          <w:bCs/>
+        </w:rPr>
+      </w:pPr>
+      <w:r>
+        <w:rPr>
+          <w:b/>
+          <w:bCs/>
+        </w:rPr>
+        <w:t>Selama proses pengembangan sempat terjadi beberapa perubahan struktur folder yang mengakibatkan konflik import CSS dan komponen. Konflik tersebut berhasil diidentifikasi dan sebagian besar telah diselesaikan.</w:t>
+      </w:r>
+    </w:p>
+    <w:p>
+      <w:pPr>
+        <w:rPr>
+          <w:b/>
+          <w:bCs/>
+        </w:rPr>
+      </w:pPr>
+      <w:r>
+        <w:rPr>
+          <w:b/>
+          <w:bCs/>
+        </w:rPr>
+        <w:pict w14:anchorId="73EF444F">
+          <v:rect id="_x0000_i1272" style="width:0;height:1.5pt" o:hralign="center" o:hrstd="t" o:hr="t" fillcolor="#a0a0a0" stroked="f"/>
+        </w:pict>
+      </w:r>
+    </w:p>
+    <w:p>
+      <w:pPr>
+        <w:rPr>
+          <w:b/>
+          <w:bCs/>
+        </w:rPr>
+      </w:pPr>
+      <w:r>
+        <w:rPr>
+          <w:b/>
+          <w:bCs/>
+        </w:rPr>
+        <w:t>Checkpoint Pekerjaan yang Berhasil Diselesaikan</w:t>
+      </w:r>
+    </w:p>
+    <w:p>
+      <w:pPr>
+        <w:rPr>
+          <w:b/>
+          <w:bCs/>
+        </w:rPr>
+      </w:pPr>
+      <w:r>
+        <w:rPr>
+          <w:b/>
+          <w:bCs/>
+        </w:rPr>
+        <w:t>1. Modul Headline News</w:t>
+      </w:r>
+    </w:p>
+    <w:p>
+      <w:pPr>
+        <w:numPr>
+          <w:ilvl w:val="0"/>
+          <w:numId w:val="32"/>
+        </w:numPr>
+        <w:rPr>
+          <w:b/>
+          <w:bCs/>
+        </w:rPr>
+      </w:pPr>
       <w:r>
         <w:rPr>
           <w:rFonts w:ascii="Segoe UI Emoji" w:hAnsi="Segoe UI Emoji" w:cs="Segoe UI Emoji"/>
@@ -60,22 +205,1832 @@
           <w:b/>
           <w:bCs/>
         </w:rPr>
-        <w:t xml:space="preserve"> Progress Berjalan Baik</w:t>
-      </w:r>
-    </w:p>
-    <w:p>
-      <w:pPr>
-        <w:rPr>
-          <w:b/>
-          <w:bCs/>
-        </w:rPr>
-      </w:pPr>
-      <w:r>
-        <w:rPr>
-          <w:b/>
-          <w:bCs/>
-        </w:rPr>
-        <w:pict w14:anchorId="615CAD49">
+        <w:t xml:space="preserve"> Menyempurnakan tampilan Headline News.</w:t>
+      </w:r>
+    </w:p>
+    <w:p>
+      <w:pPr>
+        <w:numPr>
+          <w:ilvl w:val="0"/>
+          <w:numId w:val="32"/>
+        </w:numPr>
+        <w:rPr>
+          <w:b/>
+          <w:bCs/>
+        </w:rPr>
+      </w:pPr>
+      <w:r>
+        <w:rPr>
+          <w:rFonts w:ascii="Segoe UI Emoji" w:hAnsi="Segoe UI Emoji" w:cs="Segoe UI Emoji"/>
+          <w:b/>
+          <w:bCs/>
+        </w:rPr>
+        <w:t>✅</w:t>
+      </w:r>
+      <w:r>
+        <w:rPr>
+          <w:b/>
+          <w:bCs/>
+        </w:rPr>
+        <w:t xml:space="preserve"> Merapikan layout Featured News.</w:t>
+      </w:r>
+    </w:p>
+    <w:p>
+      <w:pPr>
+        <w:numPr>
+          <w:ilvl w:val="0"/>
+          <w:numId w:val="32"/>
+        </w:numPr>
+        <w:rPr>
+          <w:b/>
+          <w:bCs/>
+        </w:rPr>
+      </w:pPr>
+      <w:r>
+        <w:rPr>
+          <w:rFonts w:ascii="Segoe UI Emoji" w:hAnsi="Segoe UI Emoji" w:cs="Segoe UI Emoji"/>
+          <w:b/>
+          <w:bCs/>
+        </w:rPr>
+        <w:t>✅</w:t>
+      </w:r>
+      <w:r>
+        <w:rPr>
+          <w:b/>
+          <w:bCs/>
+        </w:rPr>
+        <w:t xml:space="preserve"> Menambahkan efek hover pada card berita.</w:t>
+      </w:r>
+    </w:p>
+    <w:p>
+      <w:pPr>
+        <w:numPr>
+          <w:ilvl w:val="0"/>
+          <w:numId w:val="32"/>
+        </w:numPr>
+        <w:rPr>
+          <w:b/>
+          <w:bCs/>
+        </w:rPr>
+      </w:pPr>
+      <w:r>
+        <w:rPr>
+          <w:rFonts w:ascii="Segoe UI Emoji" w:hAnsi="Segoe UI Emoji" w:cs="Segoe UI Emoji"/>
+          <w:b/>
+          <w:bCs/>
+        </w:rPr>
+        <w:t>✅</w:t>
+      </w:r>
+      <w:r>
+        <w:rPr>
+          <w:b/>
+          <w:bCs/>
+        </w:rPr>
+        <w:t xml:space="preserve"> Menambahkan tombol "Lihat Semua Berita".</w:t>
+      </w:r>
+    </w:p>
+    <w:p>
+      <w:pPr>
+        <w:numPr>
+          <w:ilvl w:val="0"/>
+          <w:numId w:val="32"/>
+        </w:numPr>
+        <w:rPr>
+          <w:b/>
+          <w:bCs/>
+        </w:rPr>
+      </w:pPr>
+      <w:r>
+        <w:rPr>
+          <w:rFonts w:ascii="Segoe UI Emoji" w:hAnsi="Segoe UI Emoji" w:cs="Segoe UI Emoji"/>
+          <w:b/>
+          <w:bCs/>
+        </w:rPr>
+        <w:t>✅</w:t>
+      </w:r>
+      <w:r>
+        <w:rPr>
+          <w:b/>
+          <w:bCs/>
+        </w:rPr>
+        <w:t xml:space="preserve"> Responsive Desktop.</w:t>
+      </w:r>
+    </w:p>
+    <w:p>
+      <w:pPr>
+        <w:numPr>
+          <w:ilvl w:val="0"/>
+          <w:numId w:val="32"/>
+        </w:numPr>
+        <w:rPr>
+          <w:b/>
+          <w:bCs/>
+        </w:rPr>
+      </w:pPr>
+      <w:r>
+        <w:rPr>
+          <w:rFonts w:ascii="Segoe UI Emoji" w:hAnsi="Segoe UI Emoji" w:cs="Segoe UI Emoji"/>
+          <w:b/>
+          <w:bCs/>
+        </w:rPr>
+        <w:t>✅</w:t>
+      </w:r>
+      <w:r>
+        <w:rPr>
+          <w:b/>
+          <w:bCs/>
+        </w:rPr>
+        <w:t xml:space="preserve"> Responsive Tablet.</w:t>
+      </w:r>
+    </w:p>
+    <w:p>
+      <w:pPr>
+        <w:numPr>
+          <w:ilvl w:val="0"/>
+          <w:numId w:val="32"/>
+        </w:numPr>
+        <w:rPr>
+          <w:b/>
+          <w:bCs/>
+        </w:rPr>
+      </w:pPr>
+      <w:r>
+        <w:rPr>
+          <w:rFonts w:ascii="Segoe UI Emoji" w:hAnsi="Segoe UI Emoji" w:cs="Segoe UI Emoji"/>
+          <w:b/>
+          <w:bCs/>
+        </w:rPr>
+        <w:t>✅</w:t>
+      </w:r>
+      <w:r>
+        <w:rPr>
+          <w:b/>
+          <w:bCs/>
+        </w:rPr>
+        <w:t xml:space="preserve"> Responsive Mobile.</w:t>
+      </w:r>
+    </w:p>
+    <w:p>
+      <w:pPr>
+        <w:rPr>
+          <w:b/>
+          <w:bCs/>
+        </w:rPr>
+      </w:pPr>
+      <w:r>
+        <w:rPr>
+          <w:b/>
+          <w:bCs/>
+        </w:rPr>
+        <w:t>Status:</w:t>
+      </w:r>
+    </w:p>
+    <w:p>
+      <w:pPr>
+        <w:rPr>
+          <w:b/>
+          <w:bCs/>
+        </w:rPr>
+      </w:pPr>
+      <w:r>
+        <w:rPr>
+          <w:b/>
+          <w:bCs/>
+        </w:rPr>
+        <w:t>Selesai</w:t>
+      </w:r>
+    </w:p>
+    <w:p>
+      <w:pPr>
+        <w:rPr>
+          <w:b/>
+          <w:bCs/>
+        </w:rPr>
+      </w:pPr>
+      <w:r>
+        <w:rPr>
+          <w:b/>
+          <w:bCs/>
+        </w:rPr>
+        <w:pict w14:anchorId="3D1C7A0B">
+          <v:rect id="_x0000_i1273" style="width:0;height:1.5pt" o:hralign="center" o:hrstd="t" o:hr="t" fillcolor="#a0a0a0" stroked="f"/>
+        </w:pict>
+      </w:r>
+    </w:p>
+    <w:p>
+      <w:pPr>
+        <w:rPr>
+          <w:b/>
+          <w:bCs/>
+        </w:rPr>
+      </w:pPr>
+      <w:r>
+        <w:rPr>
+          <w:b/>
+          <w:bCs/>
+        </w:rPr>
+        <w:t>2. Struktur Routing</w:t>
+      </w:r>
+    </w:p>
+    <w:p>
+      <w:pPr>
+        <w:rPr>
+          <w:b/>
+          <w:bCs/>
+        </w:rPr>
+      </w:pPr>
+      <w:r>
+        <w:rPr>
+          <w:b/>
+          <w:bCs/>
+        </w:rPr>
+        <w:t>Berhasil menggunakan struktur routing baru.</w:t>
+      </w:r>
+    </w:p>
+    <w:p>
+      <w:pPr>
+        <w:rPr>
+          <w:b/>
+          <w:bCs/>
+        </w:rPr>
+      </w:pPr>
+      <w:r>
+        <w:rPr>
+          <w:b/>
+          <w:bCs/>
+        </w:rPr>
+        <w:t>App</w:t>
+      </w:r>
+    </w:p>
+    <w:p>
+      <w:pPr>
+        <w:rPr>
+          <w:b/>
+          <w:bCs/>
+        </w:rPr>
+      </w:pPr>
+      <w:r>
+        <w:rPr>
+          <w:b/>
+          <w:bCs/>
+        </w:rPr>
+        <w:t xml:space="preserve"> └── AppRoutes</w:t>
+      </w:r>
+    </w:p>
+    <w:p>
+      <w:pPr>
+        <w:rPr>
+          <w:b/>
+          <w:bCs/>
+        </w:rPr>
+      </w:pPr>
+      <w:r>
+        <w:rPr>
+          <w:b/>
+          <w:bCs/>
+        </w:rPr>
+        <w:t xml:space="preserve">      └── MainLayout</w:t>
+      </w:r>
+    </w:p>
+    <w:p>
+      <w:pPr>
+        <w:rPr>
+          <w:b/>
+          <w:bCs/>
+        </w:rPr>
+      </w:pPr>
+      <w:r>
+        <w:rPr>
+          <w:b/>
+          <w:bCs/>
+        </w:rPr>
+        <w:t xml:space="preserve">            </w:t>
+      </w:r>
+      <w:r>
+        <w:rPr>
+          <w:rFonts w:ascii="MS Gothic" w:eastAsia="MS Gothic" w:hAnsi="MS Gothic" w:cs="MS Gothic" w:hint="eastAsia"/>
+          <w:b/>
+          <w:bCs/>
+        </w:rPr>
+        <w:t>├</w:t>
+      </w:r>
+      <w:r>
+        <w:rPr>
+          <w:rFonts w:ascii="Aptos" w:hAnsi="Aptos" w:cs="Aptos"/>
+          <w:b/>
+          <w:bCs/>
+        </w:rPr>
+        <w:t>──</w:t>
+      </w:r>
+      <w:r>
+        <w:rPr>
+          <w:b/>
+          <w:bCs/>
+        </w:rPr>
+        <w:t xml:space="preserve"> Header</w:t>
+      </w:r>
+    </w:p>
+    <w:p>
+      <w:pPr>
+        <w:rPr>
+          <w:b/>
+          <w:bCs/>
+        </w:rPr>
+      </w:pPr>
+      <w:r>
+        <w:rPr>
+          <w:b/>
+          <w:bCs/>
+        </w:rPr>
+        <w:lastRenderedPageBreak/>
+        <w:t xml:space="preserve">            </w:t>
+      </w:r>
+      <w:r>
+        <w:rPr>
+          <w:rFonts w:ascii="MS Gothic" w:eastAsia="MS Gothic" w:hAnsi="MS Gothic" w:cs="MS Gothic" w:hint="eastAsia"/>
+          <w:b/>
+          <w:bCs/>
+        </w:rPr>
+        <w:t>├</w:t>
+      </w:r>
+      <w:r>
+        <w:rPr>
+          <w:rFonts w:ascii="Aptos" w:hAnsi="Aptos" w:cs="Aptos"/>
+          <w:b/>
+          <w:bCs/>
+        </w:rPr>
+        <w:t>──</w:t>
+      </w:r>
+      <w:r>
+        <w:rPr>
+          <w:b/>
+          <w:bCs/>
+        </w:rPr>
+        <w:t xml:space="preserve"> Outlet</w:t>
+      </w:r>
+    </w:p>
+    <w:p>
+      <w:pPr>
+        <w:rPr>
+          <w:b/>
+          <w:bCs/>
+        </w:rPr>
+      </w:pPr>
+      <w:r>
+        <w:rPr>
+          <w:b/>
+          <w:bCs/>
+        </w:rPr>
+        <w:t xml:space="preserve">            └── Footer</w:t>
+      </w:r>
+    </w:p>
+    <w:p>
+      <w:pPr>
+        <w:rPr>
+          <w:b/>
+          <w:bCs/>
+        </w:rPr>
+      </w:pPr>
+      <w:r>
+        <w:rPr>
+          <w:b/>
+          <w:bCs/>
+        </w:rPr>
+        <w:t>Status:</w:t>
+      </w:r>
+    </w:p>
+    <w:p>
+      <w:pPr>
+        <w:rPr>
+          <w:b/>
+          <w:bCs/>
+        </w:rPr>
+      </w:pPr>
+      <w:r>
+        <w:rPr>
+          <w:b/>
+          <w:bCs/>
+        </w:rPr>
+        <w:t>Selesai</w:t>
+      </w:r>
+    </w:p>
+    <w:p>
+      <w:pPr>
+        <w:rPr>
+          <w:b/>
+          <w:bCs/>
+        </w:rPr>
+      </w:pPr>
+      <w:r>
+        <w:rPr>
+          <w:b/>
+          <w:bCs/>
+        </w:rPr>
+        <w:pict w14:anchorId="0882CED7">
+          <v:rect id="_x0000_i1274" style="width:0;height:1.5pt" o:hralign="center" o:hrstd="t" o:hr="t" fillcolor="#a0a0a0" stroked="f"/>
+        </w:pict>
+      </w:r>
+    </w:p>
+    <w:p>
+      <w:pPr>
+        <w:rPr>
+          <w:b/>
+          <w:bCs/>
+        </w:rPr>
+      </w:pPr>
+      <w:r>
+        <w:rPr>
+          <w:b/>
+          <w:bCs/>
+        </w:rPr>
+        <w:t>3. Main Layout</w:t>
+      </w:r>
+    </w:p>
+    <w:p>
+      <w:pPr>
+        <w:rPr>
+          <w:b/>
+          <w:bCs/>
+        </w:rPr>
+      </w:pPr>
+      <w:r>
+        <w:rPr>
+          <w:b/>
+          <w:bCs/>
+        </w:rPr>
+        <w:t>Berhasil memisahkan layout menjadi</w:t>
+      </w:r>
+    </w:p>
+    <w:p>
+      <w:pPr>
+        <w:rPr>
+          <w:b/>
+          <w:bCs/>
+        </w:rPr>
+      </w:pPr>
+      <w:r>
+        <w:rPr>
+          <w:b/>
+          <w:bCs/>
+        </w:rPr>
+        <w:t>layouts/</w:t>
+      </w:r>
+    </w:p>
+    <w:p>
+      <w:pPr>
+        <w:rPr>
+          <w:b/>
+          <w:bCs/>
+        </w:rPr>
+      </w:pPr>
+      <w:r>
+        <w:rPr>
+          <w:b/>
+          <w:bCs/>
+        </w:rPr>
+        <w:t xml:space="preserve">    MainLayout.tsx</w:t>
+      </w:r>
+    </w:p>
+    <w:p>
+      <w:pPr>
+        <w:rPr>
+          <w:b/>
+          <w:bCs/>
+        </w:rPr>
+      </w:pPr>
+      <w:r>
+        <w:rPr>
+          <w:b/>
+          <w:bCs/>
+        </w:rPr>
+        <w:t>Status:</w:t>
+      </w:r>
+    </w:p>
+    <w:p>
+      <w:pPr>
+        <w:rPr>
+          <w:b/>
+          <w:bCs/>
+        </w:rPr>
+      </w:pPr>
+      <w:r>
+        <w:rPr>
+          <w:b/>
+          <w:bCs/>
+        </w:rPr>
+        <w:t>Selesai</w:t>
+      </w:r>
+    </w:p>
+    <w:p>
+      <w:pPr>
+        <w:rPr>
+          <w:b/>
+          <w:bCs/>
+        </w:rPr>
+      </w:pPr>
+      <w:r>
+        <w:rPr>
+          <w:b/>
+          <w:bCs/>
+        </w:rPr>
+        <w:pict w14:anchorId="1D45D597">
+          <v:rect id="_x0000_i1275" style="width:0;height:1.5pt" o:hralign="center" o:hrstd="t" o:hr="t" fillcolor="#a0a0a0" stroked="f"/>
+        </w:pict>
+      </w:r>
+    </w:p>
+    <w:p>
+      <w:pPr>
+        <w:rPr>
+          <w:b/>
+          <w:bCs/>
+        </w:rPr>
+      </w:pPr>
+      <w:r>
+        <w:rPr>
+          <w:b/>
+          <w:bCs/>
+        </w:rPr>
+        <w:t>4. Footer</w:t>
+      </w:r>
+    </w:p>
+    <w:p>
+      <w:pPr>
+        <w:rPr>
+          <w:b/>
+          <w:bCs/>
+        </w:rPr>
+      </w:pPr>
+      <w:r>
+        <w:rPr>
+          <w:b/>
+          <w:bCs/>
+        </w:rPr>
+        <w:t>Berhasil membuat Footer baru yang berisi</w:t>
+      </w:r>
+    </w:p>
+    <w:p>
+      <w:pPr>
+        <w:numPr>
+          <w:ilvl w:val="0"/>
+          <w:numId w:val="33"/>
+        </w:numPr>
+        <w:rPr>
+          <w:b/>
+          <w:bCs/>
+        </w:rPr>
+      </w:pPr>
+      <w:r>
+        <w:rPr>
+          <w:b/>
+          <w:bCs/>
+        </w:rPr>
+        <w:t>Nama Polda</w:t>
+      </w:r>
+    </w:p>
+    <w:p>
+      <w:pPr>
+        <w:numPr>
+          <w:ilvl w:val="0"/>
+          <w:numId w:val="33"/>
+        </w:numPr>
+        <w:rPr>
+          <w:b/>
+          <w:bCs/>
+        </w:rPr>
+      </w:pPr>
+      <w:r>
+        <w:rPr>
+          <w:b/>
+          <w:bCs/>
+        </w:rPr>
+        <w:t>Tagline</w:t>
+      </w:r>
+    </w:p>
+    <w:p>
+      <w:pPr>
+        <w:numPr>
+          <w:ilvl w:val="0"/>
+          <w:numId w:val="33"/>
+        </w:numPr>
+        <w:rPr>
+          <w:b/>
+          <w:bCs/>
+        </w:rPr>
+      </w:pPr>
+      <w:r>
+        <w:rPr>
+          <w:b/>
+          <w:bCs/>
+        </w:rPr>
+        <w:t>Alamat</w:t>
+      </w:r>
+    </w:p>
+    <w:p>
+      <w:pPr>
+        <w:numPr>
+          <w:ilvl w:val="0"/>
+          <w:numId w:val="33"/>
+        </w:numPr>
+        <w:rPr>
+          <w:b/>
+          <w:bCs/>
+        </w:rPr>
+      </w:pPr>
+      <w:r>
+        <w:rPr>
+          <w:b/>
+          <w:bCs/>
+        </w:rPr>
+        <w:t>Email</w:t>
+      </w:r>
+    </w:p>
+    <w:p>
+      <w:pPr>
+        <w:numPr>
+          <w:ilvl w:val="0"/>
+          <w:numId w:val="33"/>
+        </w:numPr>
+        <w:rPr>
+          <w:b/>
+          <w:bCs/>
+        </w:rPr>
+      </w:pPr>
+      <w:r>
+        <w:rPr>
+          <w:b/>
+          <w:bCs/>
+        </w:rPr>
+        <w:t>Call Center</w:t>
+      </w:r>
+    </w:p>
+    <w:p>
+      <w:pPr>
+        <w:rPr>
+          <w:b/>
+          <w:bCs/>
+        </w:rPr>
+      </w:pPr>
+      <w:r>
+        <w:rPr>
+          <w:b/>
+          <w:bCs/>
+        </w:rPr>
+        <w:t>Status</w:t>
+      </w:r>
+    </w:p>
+    <w:p>
+      <w:pPr>
+        <w:rPr>
+          <w:b/>
+          <w:bCs/>
+        </w:rPr>
+      </w:pPr>
+      <w:r>
+        <w:rPr>
+          <w:b/>
+          <w:bCs/>
+        </w:rPr>
+        <w:t>Sebagian selesai</w:t>
+      </w:r>
+    </w:p>
+    <w:p>
+      <w:pPr>
+        <w:rPr>
+          <w:b/>
+          <w:bCs/>
+        </w:rPr>
+      </w:pPr>
+      <w:r>
+        <w:rPr>
+          <w:b/>
+          <w:bCs/>
+        </w:rPr>
+        <w:t>Catatan:</w:t>
+      </w:r>
+    </w:p>
+    <w:p>
+      <w:pPr>
+        <w:rPr>
+          <w:b/>
+          <w:bCs/>
+        </w:rPr>
+      </w:pPr>
+      <w:r>
+        <w:rPr>
+          <w:b/>
+          <w:bCs/>
+        </w:rPr>
+        <w:t>Media sosial belum tampil di GitHub Pages.</w:t>
+      </w:r>
+    </w:p>
+    <w:p>
+      <w:pPr>
+        <w:rPr>
+          <w:b/>
+          <w:bCs/>
+        </w:rPr>
+      </w:pPr>
+      <w:r>
+        <w:rPr>
+          <w:b/>
+          <w:bCs/>
+        </w:rPr>
+        <w:pict w14:anchorId="1B1FC046">
+          <v:rect id="_x0000_i1276" style="width:0;height:1.5pt" o:hralign="center" o:hrstd="t" o:hr="t" fillcolor="#a0a0a0" stroked="f"/>
+        </w:pict>
+      </w:r>
+    </w:p>
+    <w:p>
+      <w:pPr>
+        <w:rPr>
+          <w:b/>
+          <w:bCs/>
+        </w:rPr>
+      </w:pPr>
+      <w:r>
+        <w:rPr>
+          <w:b/>
+          <w:bCs/>
+        </w:rPr>
+        <w:t>5. Git Repository</w:t>
+      </w:r>
+    </w:p>
+    <w:p>
+      <w:pPr>
+        <w:rPr>
+          <w:b/>
+          <w:bCs/>
+        </w:rPr>
+      </w:pPr>
+      <w:r>
+        <w:rPr>
+          <w:b/>
+          <w:bCs/>
+        </w:rPr>
+        <w:t>Berhasil melakukan</w:t>
+      </w:r>
+    </w:p>
+    <w:p>
+      <w:pPr>
+        <w:rPr>
+          <w:b/>
+          <w:bCs/>
+        </w:rPr>
+      </w:pPr>
+      <w:r>
+        <w:rPr>
+          <w:b/>
+          <w:bCs/>
+        </w:rPr>
+        <w:t>git add</w:t>
+      </w:r>
+    </w:p>
+    <w:p>
+      <w:pPr>
+        <w:rPr>
+          <w:b/>
+          <w:bCs/>
+        </w:rPr>
+      </w:pPr>
+      <w:r>
+        <w:rPr>
+          <w:b/>
+          <w:bCs/>
+        </w:rPr>
+        <w:t>git commit</w:t>
+      </w:r>
+    </w:p>
+    <w:p>
+      <w:pPr>
+        <w:rPr>
+          <w:b/>
+          <w:bCs/>
+        </w:rPr>
+      </w:pPr>
+      <w:r>
+        <w:rPr>
+          <w:b/>
+          <w:bCs/>
+        </w:rPr>
+        <w:t>git push</w:t>
+      </w:r>
+    </w:p>
+    <w:p>
+      <w:pPr>
+        <w:rPr>
+          <w:b/>
+          <w:bCs/>
+        </w:rPr>
+      </w:pPr>
+      <w:r>
+        <w:rPr>
+          <w:b/>
+          <w:bCs/>
+        </w:rPr>
+        <w:t>Commit terbaru</w:t>
+      </w:r>
+    </w:p>
+    <w:p>
+      <w:pPr>
+        <w:rPr>
+          <w:b/>
+          <w:bCs/>
+        </w:rPr>
+      </w:pPr>
+      <w:r>
+        <w:rPr>
+          <w:b/>
+          <w:bCs/>
+        </w:rPr>
+        <w:t>721b7f7</w:t>
+      </w:r>
+    </w:p>
+    <w:p>
+      <w:pPr>
+        <w:rPr>
+          <w:b/>
+          <w:bCs/>
+        </w:rPr>
+      </w:pPr>
+      <w:r>
+        <w:rPr>
+          <w:b/>
+          <w:bCs/>
+        </w:rPr>
+        <w:lastRenderedPageBreak/>
+        <w:t>berhasil masuk ke repository GitHub.</w:t>
+      </w:r>
+    </w:p>
+    <w:p>
+      <w:pPr>
+        <w:rPr>
+          <w:b/>
+          <w:bCs/>
+        </w:rPr>
+      </w:pPr>
+      <w:r>
+        <w:rPr>
+          <w:b/>
+          <w:bCs/>
+        </w:rPr>
+        <w:t>Status</w:t>
+      </w:r>
+    </w:p>
+    <w:p>
+      <w:pPr>
+        <w:rPr>
+          <w:b/>
+          <w:bCs/>
+        </w:rPr>
+      </w:pPr>
+      <w:r>
+        <w:rPr>
+          <w:b/>
+          <w:bCs/>
+        </w:rPr>
+        <w:t>Selesai</w:t>
+      </w:r>
+    </w:p>
+    <w:p>
+      <w:pPr>
+        <w:rPr>
+          <w:b/>
+          <w:bCs/>
+        </w:rPr>
+      </w:pPr>
+      <w:r>
+        <w:rPr>
+          <w:b/>
+          <w:bCs/>
+        </w:rPr>
+        <w:pict w14:anchorId="2C1FFCAC">
+          <v:rect id="_x0000_i1277" style="width:0;height:1.5pt" o:hralign="center" o:hrstd="t" o:hr="t" fillcolor="#a0a0a0" stroked="f"/>
+        </w:pict>
+      </w:r>
+    </w:p>
+    <w:p>
+      <w:pPr>
+        <w:rPr>
+          <w:b/>
+          <w:bCs/>
+        </w:rPr>
+      </w:pPr>
+      <w:r>
+        <w:rPr>
+          <w:b/>
+          <w:bCs/>
+        </w:rPr>
+        <w:t>6. GitHub Pages</w:t>
+      </w:r>
+    </w:p>
+    <w:p>
+      <w:pPr>
+        <w:rPr>
+          <w:b/>
+          <w:bCs/>
+        </w:rPr>
+      </w:pPr>
+      <w:r>
+        <w:rPr>
+          <w:b/>
+          <w:bCs/>
+        </w:rPr>
+        <w:t>Website berhasil melakukan deployment ulang.</w:t>
+      </w:r>
+    </w:p>
+    <w:p>
+      <w:pPr>
+        <w:rPr>
+          <w:b/>
+          <w:bCs/>
+        </w:rPr>
+      </w:pPr>
+      <w:r>
+        <w:rPr>
+          <w:b/>
+          <w:bCs/>
+        </w:rPr>
+        <w:t>Namun masih perlu dipastikan apakah workflow terakhir berhasil 100%.</w:t>
+      </w:r>
+    </w:p>
+    <w:p>
+      <w:pPr>
+        <w:rPr>
+          <w:b/>
+          <w:bCs/>
+        </w:rPr>
+      </w:pPr>
+      <w:r>
+        <w:rPr>
+          <w:b/>
+          <w:bCs/>
+        </w:rPr>
+        <w:t>Status</w:t>
+      </w:r>
+    </w:p>
+    <w:p>
+      <w:pPr>
+        <w:rPr>
+          <w:b/>
+          <w:bCs/>
+        </w:rPr>
+      </w:pPr>
+      <w:r>
+        <w:rPr>
+          <w:b/>
+          <w:bCs/>
+        </w:rPr>
+        <w:t>Perlu verifikasi</w:t>
+      </w:r>
+    </w:p>
+    <w:p>
+      <w:pPr>
+        <w:rPr>
+          <w:b/>
+          <w:bCs/>
+        </w:rPr>
+      </w:pPr>
+      <w:r>
+        <w:rPr>
+          <w:b/>
+          <w:bCs/>
+        </w:rPr>
+        <w:pict w14:anchorId="622D11A6">
+          <v:rect id="_x0000_i1278" style="width:0;height:1.5pt" o:hralign="center" o:hrstd="t" o:hr="t" fillcolor="#a0a0a0" stroked="f"/>
+        </w:pict>
+      </w:r>
+    </w:p>
+    <w:p>
+      <w:pPr>
+        <w:rPr>
+          <w:b/>
+          <w:bCs/>
+        </w:rPr>
+      </w:pPr>
+      <w:r>
+        <w:rPr>
+          <w:b/>
+          <w:bCs/>
+        </w:rPr>
+        <w:t>7. Perbaikan Error</w:t>
+      </w:r>
+    </w:p>
+    <w:p>
+      <w:pPr>
+        <w:rPr>
+          <w:b/>
+          <w:bCs/>
+        </w:rPr>
+      </w:pPr>
+      <w:r>
+        <w:rPr>
+          <w:b/>
+          <w:bCs/>
+        </w:rPr>
+        <w:t>Berhasil mengatasi beberapa error berikut</w:t>
+      </w:r>
+    </w:p>
+    <w:p>
+      <w:pPr>
+        <w:rPr>
+          <w:b/>
+          <w:bCs/>
+        </w:rPr>
+      </w:pPr>
+      <w:r>
+        <w:rPr>
+          <w:b/>
+          <w:bCs/>
+        </w:rPr>
+        <w:t>Error Import Footer</w:t>
+      </w:r>
+    </w:p>
+    <w:p>
+      <w:pPr>
+        <w:rPr>
+          <w:b/>
+          <w:bCs/>
+        </w:rPr>
+      </w:pPr>
+      <w:r>
+        <w:rPr>
+          <w:b/>
+          <w:bCs/>
+        </w:rPr>
+        <w:t>Failed to resolve import Footer.css</w:t>
+      </w:r>
+    </w:p>
+    <w:p>
+      <w:pPr>
+        <w:rPr>
+          <w:b/>
+          <w:bCs/>
+        </w:rPr>
+      </w:pPr>
+      <w:r>
+        <w:rPr>
+          <w:b/>
+          <w:bCs/>
+        </w:rPr>
+        <w:t>Status</w:t>
+      </w:r>
+    </w:p>
+    <w:p>
+      <w:pPr>
+        <w:rPr>
+          <w:b/>
+          <w:bCs/>
+        </w:rPr>
+      </w:pPr>
+      <w:r>
+        <w:rPr>
+          <w:b/>
+          <w:bCs/>
+        </w:rPr>
+        <w:t>Selesai</w:t>
+      </w:r>
+    </w:p>
+    <w:p>
+      <w:pPr>
+        <w:rPr>
+          <w:b/>
+          <w:bCs/>
+        </w:rPr>
+      </w:pPr>
+      <w:r>
+        <w:rPr>
+          <w:b/>
+          <w:bCs/>
+        </w:rPr>
+        <w:pict w14:anchorId="760AEBDC">
+          <v:rect id="_x0000_i1279" style="width:0;height:1.5pt" o:hralign="center" o:hrstd="t" o:hr="t" fillcolor="#a0a0a0" stroked="f"/>
+        </w:pict>
+      </w:r>
+    </w:p>
+    <w:p>
+      <w:pPr>
+        <w:rPr>
+          <w:b/>
+          <w:bCs/>
+        </w:rPr>
+      </w:pPr>
+      <w:r>
+        <w:rPr>
+          <w:b/>
+          <w:bCs/>
+        </w:rPr>
+        <w:t>Error Header</w:t>
+      </w:r>
+    </w:p>
+    <w:p>
+      <w:pPr>
+        <w:rPr>
+          <w:b/>
+          <w:bCs/>
+        </w:rPr>
+      </w:pPr>
+      <w:r>
+        <w:rPr>
+          <w:b/>
+          <w:bCs/>
+        </w:rPr>
+        <w:t>Failed to resolve import Header.css</w:t>
+      </w:r>
+    </w:p>
+    <w:p>
+      <w:pPr>
+        <w:rPr>
+          <w:b/>
+          <w:bCs/>
+        </w:rPr>
+      </w:pPr>
+      <w:r>
+        <w:rPr>
+          <w:b/>
+          <w:bCs/>
+        </w:rPr>
+        <w:t>Status</w:t>
+      </w:r>
+    </w:p>
+    <w:p>
+      <w:pPr>
+        <w:rPr>
+          <w:b/>
+          <w:bCs/>
+        </w:rPr>
+      </w:pPr>
+      <w:r>
+        <w:rPr>
+          <w:b/>
+          <w:bCs/>
+        </w:rPr>
+        <w:t>Selesai</w:t>
+      </w:r>
+    </w:p>
+    <w:p>
+      <w:pPr>
+        <w:rPr>
+          <w:b/>
+          <w:bCs/>
+        </w:rPr>
+      </w:pPr>
+      <w:r>
+        <w:rPr>
+          <w:b/>
+          <w:bCs/>
+        </w:rPr>
+        <w:pict w14:anchorId="1C075FF8">
+          <v:rect id="_x0000_i1280" style="width:0;height:1.5pt" o:hralign="center" o:hrstd="t" o:hr="t" fillcolor="#a0a0a0" stroked="f"/>
+        </w:pict>
+      </w:r>
+    </w:p>
+    <w:p>
+      <w:pPr>
+        <w:rPr>
+          <w:b/>
+          <w:bCs/>
+        </w:rPr>
+      </w:pPr>
+      <w:r>
+        <w:rPr>
+          <w:b/>
+          <w:bCs/>
+        </w:rPr>
+        <w:t>Error Localhost</w:t>
+      </w:r>
+    </w:p>
+    <w:p>
+      <w:pPr>
+        <w:rPr>
+          <w:b/>
+          <w:bCs/>
+        </w:rPr>
+      </w:pPr>
+      <w:r>
+        <w:rPr>
+          <w:b/>
+          <w:bCs/>
+        </w:rPr>
+        <w:t>localhost tidak dapat dibuka</w:t>
+      </w:r>
+    </w:p>
+    <w:p>
+      <w:pPr>
+        <w:rPr>
+          <w:b/>
+          <w:bCs/>
+        </w:rPr>
+      </w:pPr>
+      <w:r>
+        <w:rPr>
+          <w:b/>
+          <w:bCs/>
+        </w:rPr>
+        <w:t>Status</w:t>
+      </w:r>
+    </w:p>
+    <w:p>
+      <w:pPr>
+        <w:rPr>
+          <w:b/>
+          <w:bCs/>
+        </w:rPr>
+      </w:pPr>
+      <w:r>
+        <w:rPr>
+          <w:b/>
+          <w:bCs/>
+        </w:rPr>
+        <w:t>Selesai</w:t>
+      </w:r>
+    </w:p>
+    <w:p>
+      <w:pPr>
+        <w:rPr>
+          <w:b/>
+          <w:bCs/>
+        </w:rPr>
+      </w:pPr>
+      <w:r>
+        <w:rPr>
+          <w:b/>
+          <w:bCs/>
+        </w:rPr>
+        <w:pict w14:anchorId="61F9691C">
+          <v:rect id="_x0000_i1281" style="width:0;height:1.5pt" o:hralign="center" o:hrstd="t" o:hr="t" fillcolor="#a0a0a0" stroked="f"/>
+        </w:pict>
+      </w:r>
+    </w:p>
+    <w:p>
+      <w:pPr>
+        <w:rPr>
+          <w:b/>
+          <w:bCs/>
+        </w:rPr>
+      </w:pPr>
+      <w:r>
+        <w:rPr>
+          <w:b/>
+          <w:bCs/>
+        </w:rPr>
+        <w:t>Error NPM</w:t>
+      </w:r>
+    </w:p>
+    <w:p>
+      <w:pPr>
+        <w:rPr>
+          <w:b/>
+          <w:bCs/>
+        </w:rPr>
+      </w:pPr>
+      <w:r>
+        <w:rPr>
+          <w:b/>
+          <w:bCs/>
+        </w:rPr>
+        <w:t>npm run dev</w:t>
+      </w:r>
+    </w:p>
+    <w:p>
+      <w:pPr>
+        <w:rPr>
+          <w:b/>
+          <w:bCs/>
+        </w:rPr>
+      </w:pPr>
+      <w:r>
+        <w:rPr>
+          <w:b/>
+          <w:bCs/>
+        </w:rPr>
+        <w:t>Status</w:t>
+      </w:r>
+    </w:p>
+    <w:p>
+      <w:pPr>
+        <w:rPr>
+          <w:b/>
+          <w:bCs/>
+        </w:rPr>
+      </w:pPr>
+      <w:r>
+        <w:rPr>
+          <w:b/>
+          <w:bCs/>
+        </w:rPr>
+        <w:t>Berhasil kembali berjalan.</w:t>
+      </w:r>
+    </w:p>
+    <w:p>
+      <w:pPr>
+        <w:rPr>
+          <w:b/>
+          <w:bCs/>
+        </w:rPr>
+      </w:pPr>
+      <w:r>
+        <w:rPr>
+          <w:b/>
+          <w:bCs/>
+        </w:rPr>
+        <w:lastRenderedPageBreak/>
+        <w:pict w14:anchorId="384243F8">
+          <v:rect id="_x0000_i1282" style="width:0;height:1.5pt" o:hralign="center" o:hrstd="t" o:hr="t" fillcolor="#a0a0a0" stroked="f"/>
+        </w:pict>
+      </w:r>
+    </w:p>
+    <w:p>
+      <w:pPr>
+        <w:rPr>
+          <w:b/>
+          <w:bCs/>
+        </w:rPr>
+      </w:pPr>
+      <w:r>
+        <w:rPr>
+          <w:b/>
+          <w:bCs/>
+        </w:rPr>
+        <w:t>Masalah yang Ditemukan</w:t>
+      </w:r>
+    </w:p>
+    <w:p>
+      <w:pPr>
+        <w:rPr>
+          <w:b/>
+          <w:bCs/>
+        </w:rPr>
+      </w:pPr>
+      <w:r>
+        <w:rPr>
+          <w:b/>
+          <w:bCs/>
+        </w:rPr>
+        <w:t>Selama pengembangan ditemukan bahwa struktur project masih belum sepenuhnya konsisten.</w:t>
+      </w:r>
+    </w:p>
+    <w:p>
+      <w:pPr>
+        <w:rPr>
+          <w:b/>
+          <w:bCs/>
+        </w:rPr>
+      </w:pPr>
+      <w:r>
+        <w:rPr>
+          <w:b/>
+          <w:bCs/>
+        </w:rPr>
+        <w:t>Contoh</w:t>
+      </w:r>
+    </w:p>
+    <w:p>
+      <w:pPr>
+        <w:rPr>
+          <w:b/>
+          <w:bCs/>
+        </w:rPr>
+      </w:pPr>
+      <w:r>
+        <w:rPr>
+          <w:b/>
+          <w:bCs/>
+        </w:rPr>
+        <w:t>src/components/</w:t>
+      </w:r>
+    </w:p>
+    <w:p>
+      <w:pPr>
+        <w:rPr>
+          <w:b/>
+          <w:bCs/>
+        </w:rPr>
+      </w:pPr>
+      <w:r>
+        <w:rPr>
+          <w:b/>
+          <w:bCs/>
+        </w:rPr>
+        <w:t xml:space="preserve">    Footer.tsx</w:t>
+      </w:r>
+    </w:p>
+    <w:p>
+      <w:pPr>
+        <w:rPr>
+          <w:b/>
+          <w:bCs/>
+        </w:rPr>
+      </w:pPr>
+      <w:r>
+        <w:rPr>
+          <w:b/>
+          <w:bCs/>
+        </w:rPr>
+        <w:t xml:space="preserve">    Header.tsx</w:t>
+      </w:r>
+    </w:p>
+    <w:p>
+      <w:pPr>
+        <w:rPr>
+          <w:b/>
+          <w:bCs/>
+        </w:rPr>
+      </w:pPr>
+      <w:r>
+        <w:rPr>
+          <w:b/>
+          <w:bCs/>
+        </w:rPr>
+        <w:t xml:space="preserve">    Hero.tsx</w:t>
+      </w:r>
+    </w:p>
+    <w:p>
+      <w:pPr>
+        <w:rPr>
+          <w:b/>
+          <w:bCs/>
+        </w:rPr>
+      </w:pPr>
+      <w:r>
+        <w:rPr>
+          <w:b/>
+          <w:bCs/>
+        </w:rPr>
+        <w:t>dan juga</w:t>
+      </w:r>
+    </w:p>
+    <w:p>
+      <w:pPr>
+        <w:rPr>
+          <w:b/>
+          <w:bCs/>
+        </w:rPr>
+      </w:pPr>
+      <w:r>
+        <w:rPr>
+          <w:b/>
+          <w:bCs/>
+        </w:rPr>
+        <w:t>src/components/Header/</w:t>
+      </w:r>
+    </w:p>
+    <w:p>
+      <w:pPr>
+        <w:rPr>
+          <w:b/>
+          <w:bCs/>
+        </w:rPr>
+      </w:pPr>
+      <w:r>
+        <w:rPr>
+          <w:b/>
+          <w:bCs/>
+        </w:rPr>
+        <w:t>src/components/Hero/</w:t>
+      </w:r>
+    </w:p>
+    <w:p>
+      <w:pPr>
+        <w:rPr>
+          <w:b/>
+          <w:bCs/>
+        </w:rPr>
+      </w:pPr>
+      <w:r>
+        <w:rPr>
+          <w:b/>
+          <w:bCs/>
+        </w:rPr>
+        <w:t>Struktur ini berpotensi menyebabkan konflik import apabila tidak dirapikan.</w:t>
+      </w:r>
+    </w:p>
+    <w:p>
+      <w:pPr>
+        <w:rPr>
+          <w:b/>
+          <w:bCs/>
+        </w:rPr>
+      </w:pPr>
+      <w:r>
+        <w:rPr>
+          <w:b/>
+          <w:bCs/>
+        </w:rPr>
+        <w:pict w14:anchorId="6136510A">
+          <v:rect id="_x0000_i1283" style="width:0;height:1.5pt" o:hralign="center" o:hrstd="t" o:hr="t" fillcolor="#a0a0a0" stroked="f"/>
+        </w:pict>
+      </w:r>
+    </w:p>
+    <w:p>
+      <w:pPr>
+        <w:rPr>
+          <w:b/>
+          <w:bCs/>
+        </w:rPr>
+      </w:pPr>
+      <w:r>
+        <w:rPr>
+          <w:b/>
+          <w:bCs/>
+        </w:rPr>
+        <w:t>Outstanding (Belum Selesai)</w:t>
+      </w:r>
+    </w:p>
+    <w:p>
+      <w:pPr>
+        <w:rPr>
+          <w:b/>
+          <w:bCs/>
+        </w:rPr>
+      </w:pPr>
+      <w:r>
+        <w:rPr>
+          <w:b/>
+          <w:bCs/>
+        </w:rPr>
+        <w:t>Prioritas Tinggi</w:t>
+      </w:r>
+    </w:p>
+    <w:p>
+      <w:pPr>
+        <w:rPr>
+          <w:b/>
+          <w:bCs/>
+        </w:rPr>
+      </w:pPr>
+      <w:r>
+        <w:rPr>
+          <w:b/>
+          <w:bCs/>
+        </w:rPr>
+        <w:t>1. Footer</w:t>
+      </w:r>
+    </w:p>
+    <w:p>
+      <w:pPr>
+        <w:rPr>
+          <w:b/>
+          <w:bCs/>
+        </w:rPr>
+      </w:pPr>
+      <w:r>
+        <w:rPr>
+          <w:b/>
+          <w:bCs/>
+        </w:rPr>
+        <w:t>Media sosial belum tampil di GitHub Pages.</w:t>
+      </w:r>
+    </w:p>
+    <w:p>
+      <w:pPr>
+        <w:rPr>
+          <w:b/>
+          <w:bCs/>
+        </w:rPr>
+      </w:pPr>
+      <w:r>
+        <w:rPr>
+          <w:b/>
+          <w:bCs/>
+        </w:rPr>
+        <w:t>Perlu dicek kembali</w:t>
+      </w:r>
+    </w:p>
+    <w:p>
+      <w:pPr>
+        <w:numPr>
+          <w:ilvl w:val="0"/>
+          <w:numId w:val="34"/>
+        </w:numPr>
+        <w:rPr>
+          <w:b/>
+          <w:bCs/>
+        </w:rPr>
+      </w:pPr>
+      <w:r>
+        <w:rPr>
+          <w:b/>
+          <w:bCs/>
+        </w:rPr>
+        <w:t>CSS Footer</w:t>
+      </w:r>
+    </w:p>
+    <w:p>
+      <w:pPr>
+        <w:numPr>
+          <w:ilvl w:val="0"/>
+          <w:numId w:val="34"/>
+        </w:numPr>
+        <w:rPr>
+          <w:b/>
+          <w:bCs/>
+        </w:rPr>
+      </w:pPr>
+      <w:r>
+        <w:rPr>
+          <w:b/>
+          <w:bCs/>
+        </w:rPr>
+        <w:t>Build GitHub Pages</w:t>
+      </w:r>
+    </w:p>
+    <w:p>
+      <w:pPr>
+        <w:numPr>
+          <w:ilvl w:val="0"/>
+          <w:numId w:val="34"/>
+        </w:numPr>
+        <w:rPr>
+          <w:b/>
+          <w:bCs/>
+        </w:rPr>
+      </w:pPr>
+      <w:r>
+        <w:rPr>
+          <w:b/>
+          <w:bCs/>
+        </w:rPr>
+        <w:t>Workflow Deployment</w:t>
+      </w:r>
+    </w:p>
+    <w:p>
+      <w:pPr>
+        <w:rPr>
+          <w:b/>
+          <w:bCs/>
+        </w:rPr>
+      </w:pPr>
+      <w:r>
+        <w:rPr>
+          <w:b/>
+          <w:bCs/>
+        </w:rPr>
+        <w:t>Status</w:t>
+      </w:r>
+    </w:p>
+    <w:p>
+      <w:pPr>
+        <w:rPr>
+          <w:b/>
+          <w:bCs/>
+        </w:rPr>
+      </w:pPr>
+      <w:r>
+        <w:rPr>
+          <w:b/>
+          <w:bCs/>
+        </w:rPr>
+        <w:t>Belum selesai</w:t>
+      </w:r>
+    </w:p>
+    <w:p>
+      <w:pPr>
+        <w:rPr>
+          <w:b/>
+          <w:bCs/>
+        </w:rPr>
+      </w:pPr>
+      <w:r>
+        <w:rPr>
+          <w:b/>
+          <w:bCs/>
+        </w:rPr>
+        <w:pict w14:anchorId="7BCFE590">
+          <v:rect id="_x0000_i1284" style="width:0;height:1.5pt" o:hralign="center" o:hrstd="t" o:hr="t" fillcolor="#a0a0a0" stroked="f"/>
+        </w:pict>
+      </w:r>
+    </w:p>
+    <w:p>
+      <w:pPr>
+        <w:rPr>
+          <w:b/>
+          <w:bCs/>
+        </w:rPr>
+      </w:pPr>
+      <w:r>
+        <w:rPr>
+          <w:b/>
+          <w:bCs/>
+        </w:rPr>
+        <w:t>2. Struktur Folder</w:t>
+      </w:r>
+    </w:p>
+    <w:p>
+      <w:pPr>
+        <w:rPr>
+          <w:b/>
+          <w:bCs/>
+        </w:rPr>
+      </w:pPr>
+      <w:r>
+        <w:rPr>
+          <w:b/>
+          <w:bCs/>
+        </w:rPr>
+        <w:t>Masih perlu dirapikan agar hanya ada satu sumber komponen untuk:</w:t>
+      </w:r>
+    </w:p>
+    <w:p>
+      <w:pPr>
+        <w:numPr>
+          <w:ilvl w:val="0"/>
+          <w:numId w:val="35"/>
+        </w:numPr>
+        <w:rPr>
+          <w:b/>
+          <w:bCs/>
+        </w:rPr>
+      </w:pPr>
+      <w:r>
+        <w:rPr>
+          <w:b/>
+          <w:bCs/>
+        </w:rPr>
+        <w:t>Header</w:t>
+      </w:r>
+    </w:p>
+    <w:p>
+      <w:pPr>
+        <w:numPr>
+          <w:ilvl w:val="0"/>
+          <w:numId w:val="35"/>
+        </w:numPr>
+        <w:rPr>
+          <w:b/>
+          <w:bCs/>
+        </w:rPr>
+      </w:pPr>
+      <w:r>
+        <w:rPr>
+          <w:b/>
+          <w:bCs/>
+        </w:rPr>
+        <w:t>Hero</w:t>
+      </w:r>
+    </w:p>
+    <w:p>
+      <w:pPr>
+        <w:numPr>
+          <w:ilvl w:val="0"/>
+          <w:numId w:val="35"/>
+        </w:numPr>
+        <w:rPr>
+          <w:b/>
+          <w:bCs/>
+        </w:rPr>
+      </w:pPr>
+      <w:r>
+        <w:rPr>
+          <w:b/>
+          <w:bCs/>
+        </w:rPr>
+        <w:t>Footer</w:t>
+      </w:r>
+    </w:p>
+    <w:p>
+      <w:pPr>
+        <w:rPr>
+          <w:b/>
+          <w:bCs/>
+        </w:rPr>
+      </w:pPr>
+      <w:r>
+        <w:rPr>
+          <w:b/>
+          <w:bCs/>
+        </w:rPr>
+        <w:t>Status</w:t>
+      </w:r>
+    </w:p>
+    <w:p>
+      <w:pPr>
+        <w:rPr>
+          <w:b/>
+          <w:bCs/>
+        </w:rPr>
+      </w:pPr>
+      <w:r>
+        <w:rPr>
+          <w:b/>
+          <w:bCs/>
+        </w:rPr>
+        <w:lastRenderedPageBreak/>
+        <w:t>Belum selesai</w:t>
+      </w:r>
+    </w:p>
+    <w:p>
+      <w:pPr>
+        <w:rPr>
+          <w:b/>
+          <w:bCs/>
+        </w:rPr>
+      </w:pPr>
+      <w:r>
+        <w:rPr>
+          <w:b/>
+          <w:bCs/>
+        </w:rPr>
+        <w:pict w14:anchorId="71A6CBF5">
           <v:rect id="_x0000_i1285" style="width:0;height:1.5pt" o:hralign="center" o:hrstd="t" o:hr="t" fillcolor="#a0a0a0" stroked="f"/>
         </w:pict>
       </w:r>
@@ -92,52 +2047,67 @@
           <w:b/>
           <w:bCs/>
         </w:rPr>
-        <w:t>Ringkasan Pekerjaan Hari Ini</w:t>
-      </w:r>
-    </w:p>
-    <w:p>
-      <w:pPr>
-        <w:rPr>
-          <w:b/>
-          <w:bCs/>
-        </w:rPr>
-      </w:pPr>
-      <w:r>
-        <w:rPr>
-          <w:b/>
-          <w:bCs/>
-        </w:rPr>
-        <w:t>Hari ini fokus utama adalah menstabilkan struktur project setelah proses refactor, memperbaiki error yang menyebabkan build gagal, serta mengembangkan Hero Section menjadi slideshow otomatis yang siap dikembangkan ke CMS.</w:t>
-      </w:r>
-    </w:p>
-    <w:p>
-      <w:pPr>
-        <w:rPr>
-          <w:b/>
-          <w:bCs/>
-        </w:rPr>
-      </w:pPr>
-      <w:r>
-        <w:rPr>
-          <w:b/>
-          <w:bCs/>
-        </w:rPr>
-        <w:t>Selain itu dilakukan sinkronisasi antara lingkungan pengembangan lokal (localhost) dengan GitHub Pages sehingga hasil tampilan keduanya sudah sama.</w:t>
-      </w:r>
-    </w:p>
-    <w:p>
-      <w:pPr>
-        <w:rPr>
-          <w:b/>
-          <w:bCs/>
-        </w:rPr>
-      </w:pPr>
-      <w:r>
-        <w:rPr>
-          <w:b/>
-          <w:bCs/>
-        </w:rPr>
-        <w:pict w14:anchorId="3B70AAC7">
+        <w:t>3. GitHub Pages</w:t>
+      </w:r>
+    </w:p>
+    <w:p>
+      <w:pPr>
+        <w:rPr>
+          <w:b/>
+          <w:bCs/>
+        </w:rPr>
+      </w:pPr>
+      <w:r>
+        <w:rPr>
+          <w:b/>
+          <w:bCs/>
+        </w:rPr>
+        <w:t>Memastikan deployment terakhir berhasil.</w:t>
+      </w:r>
+    </w:p>
+    <w:p>
+      <w:pPr>
+        <w:rPr>
+          <w:b/>
+          <w:bCs/>
+        </w:rPr>
+      </w:pPr>
+      <w:r>
+        <w:rPr>
+          <w:b/>
+          <w:bCs/>
+        </w:rPr>
+        <w:t>Status</w:t>
+      </w:r>
+    </w:p>
+    <w:p>
+      <w:pPr>
+        <w:rPr>
+          <w:b/>
+          <w:bCs/>
+        </w:rPr>
+      </w:pPr>
+      <w:r>
+        <w:rPr>
+          <w:b/>
+          <w:bCs/>
+        </w:rPr>
+        <w:t>Belum selesai</w:t>
+      </w:r>
+    </w:p>
+    <w:p>
+      <w:pPr>
+        <w:rPr>
+          <w:b/>
+          <w:bCs/>
+        </w:rPr>
+      </w:pPr>
+      <w:r>
+        <w:rPr>
+          <w:b/>
+          <w:bCs/>
+        </w:rPr>
+        <w:pict w14:anchorId="26EB5F94">
           <v:rect id="_x0000_i1286" style="width:0;height:1.5pt" o:hralign="center" o:hrstd="t" o:hr="t" fillcolor="#a0a0a0" stroked="f"/>
         </w:pict>
       </w:r>
@@ -154,170 +2124,22 @@
           <w:b/>
           <w:bCs/>
         </w:rPr>
-        <w:t>Detail Pekerjaan yang Diselesaikan</w:t>
-      </w:r>
-    </w:p>
-    <w:p>
-      <w:pPr>
-        <w:rPr>
-          <w:b/>
-          <w:bCs/>
-        </w:rPr>
-      </w:pPr>
-      <w:r>
-        <w:rPr>
-          <w:b/>
-          <w:bCs/>
-        </w:rPr>
-        <w:t>1. Perbaikan Struktur Project</w:t>
-      </w:r>
-    </w:p>
-    <w:p>
-      <w:pPr>
-        <w:rPr>
-          <w:b/>
-          <w:bCs/>
-        </w:rPr>
-      </w:pPr>
-      <w:r>
-        <w:rPr>
-          <w:b/>
-          <w:bCs/>
-        </w:rPr>
-        <w:t>Selesai</w:t>
-      </w:r>
-    </w:p>
-    <w:p>
-      <w:pPr>
-        <w:numPr>
-          <w:ilvl w:val="0"/>
-          <w:numId w:val="13"/>
-        </w:numPr>
-        <w:rPr>
-          <w:b/>
-          <w:bCs/>
-        </w:rPr>
-      </w:pPr>
-      <w:r>
-        <w:rPr>
-          <w:b/>
-          <w:bCs/>
-        </w:rPr>
-        <w:t>Perbaikan struktur import komponen.</w:t>
-      </w:r>
-    </w:p>
-    <w:p>
-      <w:pPr>
-        <w:numPr>
-          <w:ilvl w:val="0"/>
-          <w:numId w:val="13"/>
-        </w:numPr>
-        <w:rPr>
-          <w:b/>
-          <w:bCs/>
-        </w:rPr>
-      </w:pPr>
-      <w:r>
-        <w:rPr>
-          <w:b/>
-          <w:bCs/>
-        </w:rPr>
-        <w:t>Perbaikan routing Home.</w:t>
-      </w:r>
-    </w:p>
-    <w:p>
-      <w:pPr>
-        <w:numPr>
-          <w:ilvl w:val="0"/>
-          <w:numId w:val="13"/>
-        </w:numPr>
-        <w:rPr>
-          <w:b/>
-          <w:bCs/>
-        </w:rPr>
-      </w:pPr>
-      <w:r>
-        <w:rPr>
-          <w:b/>
-          <w:bCs/>
-        </w:rPr>
-        <w:t>Perbaikan App.tsx.</w:t>
-      </w:r>
-    </w:p>
-    <w:p>
-      <w:pPr>
-        <w:numPr>
-          <w:ilvl w:val="0"/>
-          <w:numId w:val="13"/>
-        </w:numPr>
-        <w:rPr>
-          <w:b/>
-          <w:bCs/>
-        </w:rPr>
-      </w:pPr>
-      <w:r>
-        <w:rPr>
-          <w:b/>
-          <w:bCs/>
-        </w:rPr>
-        <w:t>Perbaikan struktur Hero.</w:t>
-      </w:r>
-    </w:p>
-    <w:p>
-      <w:pPr>
-        <w:numPr>
-          <w:ilvl w:val="0"/>
-          <w:numId w:val="13"/>
-        </w:numPr>
-        <w:rPr>
-          <w:b/>
-          <w:bCs/>
-        </w:rPr>
-      </w:pPr>
-      <w:r>
-        <w:rPr>
-          <w:b/>
-          <w:bCs/>
-        </w:rPr>
-        <w:t>Perbaikan Quick Access.</w:t>
-      </w:r>
-    </w:p>
-    <w:p>
-      <w:pPr>
-        <w:numPr>
-          <w:ilvl w:val="0"/>
-          <w:numId w:val="13"/>
-        </w:numPr>
-        <w:rPr>
-          <w:b/>
-          <w:bCs/>
-        </w:rPr>
-      </w:pPr>
-      <w:r>
-        <w:rPr>
-          <w:b/>
-          <w:bCs/>
-        </w:rPr>
-        <w:t>Menghilangkan error TypeScript.</w:t>
-      </w:r>
-    </w:p>
-    <w:p>
-      <w:pPr>
-        <w:numPr>
-          <w:ilvl w:val="0"/>
-          <w:numId w:val="13"/>
-        </w:numPr>
-        <w:rPr>
-          <w:b/>
-          <w:bCs/>
-        </w:rPr>
-      </w:pPr>
-      <w:r>
-        <w:rPr>
-          <w:b/>
-          <w:bCs/>
-        </w:rPr>
-        <w:t>Build project berhasil kembali.</w:t>
+        <w:t>4. Responsive Footer</w:t>
+      </w:r>
+    </w:p>
+    <w:p>
+      <w:pPr>
+        <w:rPr>
+          <w:b/>
+          <w:bCs/>
+        </w:rPr>
+      </w:pPr>
+      <w:r>
+        <w:rPr>
+          <w:b/>
+          <w:bCs/>
+        </w:rPr>
+        <w:t>Masih perlu penyempurnaan pada tampilan mobile dan tablet setelah media sosial aktif.</w:t>
       </w:r>
     </w:p>
     <w:p>
@@ -344,33 +2166,25 @@
       </w:pPr>
       <w:r>
         <w:rPr>
-          <w:rFonts w:ascii="Segoe UI Emoji" w:hAnsi="Segoe UI Emoji" w:cs="Segoe UI Emoji"/>
-          <w:b/>
-          <w:bCs/>
-        </w:rPr>
-        <w:t>✅</w:t>
-      </w:r>
-      <w:r>
-        <w:rPr>
-          <w:b/>
-          <w:bCs/>
-        </w:rPr>
-        <w:t xml:space="preserve"> Selesai</w:t>
-      </w:r>
-    </w:p>
-    <w:p>
-      <w:pPr>
-        <w:rPr>
-          <w:b/>
-          <w:bCs/>
-        </w:rPr>
-      </w:pPr>
-      <w:r>
-        <w:rPr>
-          <w:b/>
-          <w:bCs/>
-        </w:rPr>
-        <w:pict w14:anchorId="6C54654A">
+          <w:b/>
+          <w:bCs/>
+        </w:rPr>
+        <w:t>Belum selesai</w:t>
+      </w:r>
+    </w:p>
+    <w:p>
+      <w:pPr>
+        <w:rPr>
+          <w:b/>
+          <w:bCs/>
+        </w:rPr>
+      </w:pPr>
+      <w:r>
+        <w:rPr>
+          <w:b/>
+          <w:bCs/>
+        </w:rPr>
+        <w:pict w14:anchorId="2EBE880F">
           <v:rect id="_x0000_i1287" style="width:0;height:1.5pt" o:hralign="center" o:hrstd="t" o:hr="t" fillcolor="#a0a0a0" stroked="f"/>
         </w:pict>
       </w:r>
@@ -387,3679 +2201,7 @@
           <w:b/>
           <w:bCs/>
         </w:rPr>
-        <w:t>2. Hero Section</w:t>
-      </w:r>
-    </w:p>
-    <w:p>
-      <w:pPr>
-        <w:rPr>
-          <w:b/>
-          <w:bCs/>
-        </w:rPr>
-      </w:pPr>
-      <w:r>
-        <w:rPr>
-          <w:b/>
-          <w:bCs/>
-        </w:rPr>
-        <w:t>Sebelumnya</w:t>
-      </w:r>
-    </w:p>
-    <w:p>
-      <w:pPr>
-        <w:rPr>
-          <w:b/>
-          <w:bCs/>
-        </w:rPr>
-      </w:pPr>
-      <w:r>
-        <w:rPr>
-          <w:b/>
-          <w:bCs/>
-        </w:rPr>
-        <w:t>Hero hanya berupa satu gambar statis.</w:t>
-      </w:r>
-    </w:p>
-    <w:p>
-      <w:pPr>
-        <w:rPr>
-          <w:b/>
-          <w:bCs/>
-        </w:rPr>
-      </w:pPr>
-      <w:r>
-        <w:rPr>
-          <w:b/>
-          <w:bCs/>
-        </w:rPr>
-        <w:t>Perubahan</w:t>
-      </w:r>
-    </w:p>
-    <w:p>
-      <w:pPr>
-        <w:rPr>
-          <w:b/>
-          <w:bCs/>
-        </w:rPr>
-      </w:pPr>
-      <w:r>
-        <w:rPr>
-          <w:b/>
-          <w:bCs/>
-        </w:rPr>
-        <w:t>Dikembangkan menjadi Hero Slideshow otomatis.</w:t>
-      </w:r>
-    </w:p>
-    <w:p>
-      <w:pPr>
-        <w:rPr>
-          <w:b/>
-          <w:bCs/>
-        </w:rPr>
-      </w:pPr>
-      <w:r>
-        <w:rPr>
-          <w:b/>
-          <w:bCs/>
-        </w:rPr>
-        <w:t>Fitur yang berhasil dibuat:</w:t>
-      </w:r>
-    </w:p>
-    <w:p>
-      <w:pPr>
-        <w:numPr>
-          <w:ilvl w:val="0"/>
-          <w:numId w:val="14"/>
-        </w:numPr>
-        <w:rPr>
-          <w:b/>
-          <w:bCs/>
-        </w:rPr>
-      </w:pPr>
-      <w:r>
-        <w:rPr>
-          <w:b/>
-          <w:bCs/>
-        </w:rPr>
-        <w:t>Auto Play</w:t>
-      </w:r>
-    </w:p>
-    <w:p>
-      <w:pPr>
-        <w:numPr>
-          <w:ilvl w:val="0"/>
-          <w:numId w:val="14"/>
-        </w:numPr>
-        <w:rPr>
-          <w:b/>
-          <w:bCs/>
-        </w:rPr>
-      </w:pPr>
-      <w:r>
-        <w:rPr>
-          <w:b/>
-          <w:bCs/>
-        </w:rPr>
-        <w:t>Smooth Fade Transition</w:t>
-      </w:r>
-    </w:p>
-    <w:p>
-      <w:pPr>
-        <w:numPr>
-          <w:ilvl w:val="0"/>
-          <w:numId w:val="14"/>
-        </w:numPr>
-        <w:rPr>
-          <w:b/>
-          <w:bCs/>
-        </w:rPr>
-      </w:pPr>
-      <w:r>
-        <w:rPr>
-          <w:b/>
-          <w:bCs/>
-        </w:rPr>
-        <w:lastRenderedPageBreak/>
-        <w:t>3 Hero Images</w:t>
-      </w:r>
-    </w:p>
-    <w:p>
-      <w:pPr>
-        <w:numPr>
-          <w:ilvl w:val="0"/>
-          <w:numId w:val="14"/>
-        </w:numPr>
-        <w:rPr>
-          <w:b/>
-          <w:bCs/>
-        </w:rPr>
-      </w:pPr>
-      <w:r>
-        <w:rPr>
-          <w:b/>
-          <w:bCs/>
-        </w:rPr>
-        <w:t>Responsive</w:t>
-      </w:r>
-    </w:p>
-    <w:p>
-      <w:pPr>
-        <w:numPr>
-          <w:ilvl w:val="0"/>
-          <w:numId w:val="14"/>
-        </w:numPr>
-        <w:rPr>
-          <w:b/>
-          <w:bCs/>
-        </w:rPr>
-      </w:pPr>
-      <w:r>
-        <w:rPr>
-          <w:b/>
-          <w:bCs/>
-        </w:rPr>
-        <w:t>Button Selengkapnya tetap berada di Hero</w:t>
-      </w:r>
-    </w:p>
-    <w:p>
-      <w:pPr>
-        <w:numPr>
-          <w:ilvl w:val="0"/>
-          <w:numId w:val="14"/>
-        </w:numPr>
-        <w:rPr>
-          <w:b/>
-          <w:bCs/>
-        </w:rPr>
-      </w:pPr>
-      <w:r>
-        <w:rPr>
-          <w:b/>
-          <w:bCs/>
-        </w:rPr>
-        <w:t>Indicator (Dots)</w:t>
-      </w:r>
-    </w:p>
-    <w:p>
-      <w:pPr>
-        <w:numPr>
-          <w:ilvl w:val="0"/>
-          <w:numId w:val="14"/>
-        </w:numPr>
-        <w:rPr>
-          <w:b/>
-          <w:bCs/>
-        </w:rPr>
-      </w:pPr>
-      <w:r>
-        <w:rPr>
-          <w:b/>
-          <w:bCs/>
-        </w:rPr>
-        <w:t>Image Preload</w:t>
-      </w:r>
-    </w:p>
-    <w:p>
-      <w:pPr>
-        <w:numPr>
-          <w:ilvl w:val="0"/>
-          <w:numId w:val="14"/>
-        </w:numPr>
-        <w:rPr>
-          <w:b/>
-          <w:bCs/>
-        </w:rPr>
-      </w:pPr>
-      <w:r>
-        <w:rPr>
-          <w:b/>
-          <w:bCs/>
-        </w:rPr>
-        <w:t>Infinite Loop</w:t>
-      </w:r>
-    </w:p>
-    <w:p>
-      <w:pPr>
-        <w:numPr>
-          <w:ilvl w:val="0"/>
-          <w:numId w:val="14"/>
-        </w:numPr>
-        <w:rPr>
-          <w:b/>
-          <w:bCs/>
-        </w:rPr>
-      </w:pPr>
-      <w:r>
-        <w:rPr>
-          <w:b/>
-          <w:bCs/>
-        </w:rPr>
-        <w:t>Optimasi React State</w:t>
-      </w:r>
-    </w:p>
-    <w:p>
-      <w:pPr>
-        <w:rPr>
-          <w:b/>
-          <w:bCs/>
-        </w:rPr>
-      </w:pPr>
-      <w:r>
-        <w:rPr>
-          <w:b/>
-          <w:bCs/>
-        </w:rPr>
-        <w:t>Status</w:t>
-      </w:r>
-    </w:p>
-    <w:p>
-      <w:pPr>
-        <w:rPr>
-          <w:b/>
-          <w:bCs/>
-        </w:rPr>
-      </w:pPr>
-      <w:r>
-        <w:rPr>
-          <w:rFonts w:ascii="Segoe UI Emoji" w:hAnsi="Segoe UI Emoji" w:cs="Segoe UI Emoji"/>
-          <w:b/>
-          <w:bCs/>
-        </w:rPr>
-        <w:t>✅</w:t>
-      </w:r>
-      <w:r>
-        <w:rPr>
-          <w:b/>
-          <w:bCs/>
-        </w:rPr>
-        <w:t xml:space="preserve"> Selesai</w:t>
-      </w:r>
-    </w:p>
-    <w:p>
-      <w:pPr>
-        <w:rPr>
-          <w:b/>
-          <w:bCs/>
-        </w:rPr>
-      </w:pPr>
-      <w:r>
-        <w:rPr>
-          <w:b/>
-          <w:bCs/>
-        </w:rPr>
-        <w:pict w14:anchorId="7CBEAF48">
-          <v:rect id="_x0000_i1288" style="width:0;height:1.5pt" o:hralign="center" o:hrstd="t" o:hr="t" fillcolor="#a0a0a0" stroked="f"/>
-        </w:pict>
-      </w:r>
-    </w:p>
-    <w:p>
-      <w:pPr>
-        <w:rPr>
-          <w:b/>
-          <w:bCs/>
-        </w:rPr>
-      </w:pPr>
-      <w:r>
-        <w:rPr>
-          <w:b/>
-          <w:bCs/>
-        </w:rPr>
-        <w:t>3. Asset Hero</w:t>
-      </w:r>
-    </w:p>
-    <w:p>
-      <w:pPr>
-        <w:rPr>
-          <w:b/>
-          <w:bCs/>
-        </w:rPr>
-      </w:pPr>
-      <w:r>
-        <w:rPr>
-          <w:b/>
-          <w:bCs/>
-        </w:rPr>
-        <w:t>Ditambahkan asset baru:</w:t>
-      </w:r>
-    </w:p>
-    <w:p>
-      <w:pPr>
-        <w:rPr>
-          <w:b/>
-          <w:bCs/>
-        </w:rPr>
-      </w:pPr>
-      <w:r>
-        <w:rPr>
-          <w:b/>
-          <w:bCs/>
-        </w:rPr>
-        <w:t>hero-poldapapua-tengah2.png</w:t>
-      </w:r>
-    </w:p>
-    <w:p>
-      <w:pPr>
-        <w:rPr>
-          <w:b/>
-          <w:bCs/>
-        </w:rPr>
-      </w:pPr>
-      <w:r>
-        <w:rPr>
-          <w:b/>
-          <w:bCs/>
-        </w:rPr>
-        <w:t>hero-poldapapua-tengah3.png</w:t>
-      </w:r>
-    </w:p>
-    <w:p>
-      <w:pPr>
-        <w:rPr>
-          <w:b/>
-          <w:bCs/>
-        </w:rPr>
-      </w:pPr>
-      <w:r>
-        <w:rPr>
-          <w:b/>
-          <w:bCs/>
-        </w:rPr>
-        <w:t>Status</w:t>
-      </w:r>
-    </w:p>
-    <w:p>
-      <w:pPr>
-        <w:rPr>
-          <w:b/>
-          <w:bCs/>
-        </w:rPr>
-      </w:pPr>
-      <w:r>
-        <w:rPr>
-          <w:rFonts w:ascii="Segoe UI Emoji" w:hAnsi="Segoe UI Emoji" w:cs="Segoe UI Emoji"/>
-          <w:b/>
-          <w:bCs/>
-        </w:rPr>
-        <w:t>✅</w:t>
-      </w:r>
-      <w:r>
-        <w:rPr>
-          <w:b/>
-          <w:bCs/>
-        </w:rPr>
-        <w:t xml:space="preserve"> Selesai</w:t>
-      </w:r>
-    </w:p>
-    <w:p>
-      <w:pPr>
-        <w:rPr>
-          <w:b/>
-          <w:bCs/>
-        </w:rPr>
-      </w:pPr>
-      <w:r>
-        <w:rPr>
-          <w:b/>
-          <w:bCs/>
-        </w:rPr>
-        <w:pict w14:anchorId="3A575079">
-          <v:rect id="_x0000_i1289" style="width:0;height:1.5pt" o:hralign="center" o:hrstd="t" o:hr="t" fillcolor="#a0a0a0" stroked="f"/>
-        </w:pict>
-      </w:r>
-    </w:p>
-    <w:p>
-      <w:pPr>
-        <w:rPr>
-          <w:b/>
-          <w:bCs/>
-        </w:rPr>
-      </w:pPr>
-      <w:r>
-        <w:rPr>
-          <w:b/>
-          <w:bCs/>
-        </w:rPr>
-        <w:t>4. Perbaikan GitHub Pages</w:t>
-      </w:r>
-    </w:p>
-    <w:p>
-      <w:pPr>
-        <w:rPr>
-          <w:b/>
-          <w:bCs/>
-        </w:rPr>
-      </w:pPr>
-      <w:r>
-        <w:rPr>
-          <w:b/>
-          <w:bCs/>
-        </w:rPr>
-        <w:t>Dilakukan investigasi terhadap perbedaan hasil antara:</w:t>
-      </w:r>
-    </w:p>
-    <w:p>
-      <w:pPr>
-        <w:numPr>
-          <w:ilvl w:val="0"/>
-          <w:numId w:val="15"/>
-        </w:numPr>
-        <w:rPr>
-          <w:b/>
-          <w:bCs/>
-        </w:rPr>
-      </w:pPr>
-      <w:r>
-        <w:rPr>
-          <w:b/>
-          <w:bCs/>
-        </w:rPr>
-        <w:t>Localhost</w:t>
-      </w:r>
-    </w:p>
-    <w:p>
-      <w:pPr>
-        <w:numPr>
-          <w:ilvl w:val="0"/>
-          <w:numId w:val="15"/>
-        </w:numPr>
-        <w:rPr>
-          <w:b/>
-          <w:bCs/>
-        </w:rPr>
-      </w:pPr>
-      <w:r>
-        <w:rPr>
-          <w:b/>
-          <w:bCs/>
-        </w:rPr>
-        <w:t>GitHub Pages</w:t>
-      </w:r>
-    </w:p>
-    <w:p>
-      <w:pPr>
-        <w:rPr>
-          <w:b/>
-          <w:bCs/>
-        </w:rPr>
-      </w:pPr>
-      <w:r>
-        <w:rPr>
-          <w:b/>
-          <w:bCs/>
-        </w:rPr>
-        <w:t>Permasalahan yang ditemukan:</w:t>
-      </w:r>
-    </w:p>
-    <w:p>
-      <w:pPr>
-        <w:numPr>
-          <w:ilvl w:val="0"/>
-          <w:numId w:val="16"/>
-        </w:numPr>
-        <w:rPr>
-          <w:b/>
-          <w:bCs/>
-        </w:rPr>
-      </w:pPr>
-      <w:r>
-        <w:rPr>
-          <w:b/>
-          <w:bCs/>
-        </w:rPr>
-        <w:t>Import Hero salah.</w:t>
-      </w:r>
-    </w:p>
-    <w:p>
-      <w:pPr>
-        <w:numPr>
-          <w:ilvl w:val="0"/>
-          <w:numId w:val="16"/>
-        </w:numPr>
-        <w:rPr>
-          <w:b/>
-          <w:bCs/>
-        </w:rPr>
-      </w:pPr>
-      <w:r>
-        <w:rPr>
-          <w:b/>
-          <w:bCs/>
-        </w:rPr>
-        <w:t>Build belum berhasil.</w:t>
-      </w:r>
-    </w:p>
-    <w:p>
-      <w:pPr>
-        <w:numPr>
-          <w:ilvl w:val="0"/>
-          <w:numId w:val="16"/>
-        </w:numPr>
-        <w:rPr>
-          <w:b/>
-          <w:bCs/>
-        </w:rPr>
-      </w:pPr>
-      <w:r>
-        <w:rPr>
-          <w:b/>
-          <w:bCs/>
-        </w:rPr>
-        <w:t>Cache browser.</w:t>
-      </w:r>
-    </w:p>
-    <w:p>
-      <w:pPr>
-        <w:numPr>
-          <w:ilvl w:val="0"/>
-          <w:numId w:val="16"/>
-        </w:numPr>
-        <w:rPr>
-          <w:b/>
-          <w:bCs/>
-        </w:rPr>
-      </w:pPr>
-      <w:r>
-        <w:rPr>
-          <w:b/>
-          <w:bCs/>
-        </w:rPr>
-        <w:t>Deploy GitHub belum menggunakan build terbaru.</w:t>
-      </w:r>
-    </w:p>
-    <w:p>
-      <w:pPr>
-        <w:rPr>
-          <w:b/>
-          <w:bCs/>
-        </w:rPr>
-      </w:pPr>
-      <w:r>
-        <w:rPr>
-          <w:b/>
-          <w:bCs/>
-        </w:rPr>
-        <w:t>Semua berhasil diperbaiki.</w:t>
-      </w:r>
-    </w:p>
-    <w:p>
-      <w:pPr>
-        <w:rPr>
-          <w:b/>
-          <w:bCs/>
-        </w:rPr>
-      </w:pPr>
-      <w:r>
-        <w:rPr>
-          <w:b/>
-          <w:bCs/>
-        </w:rPr>
-        <w:t>Status</w:t>
-      </w:r>
-    </w:p>
-    <w:p>
-      <w:pPr>
-        <w:rPr>
-          <w:b/>
-          <w:bCs/>
-        </w:rPr>
-      </w:pPr>
-      <w:r>
-        <w:rPr>
-          <w:rFonts w:ascii="Segoe UI Emoji" w:hAnsi="Segoe UI Emoji" w:cs="Segoe UI Emoji"/>
-          <w:b/>
-          <w:bCs/>
-        </w:rPr>
-        <w:t>✅</w:t>
-      </w:r>
-      <w:r>
-        <w:rPr>
-          <w:b/>
-          <w:bCs/>
-        </w:rPr>
-        <w:t xml:space="preserve"> Selesai</w:t>
-      </w:r>
-    </w:p>
-    <w:p>
-      <w:pPr>
-        <w:rPr>
-          <w:b/>
-          <w:bCs/>
-        </w:rPr>
-      </w:pPr>
-      <w:r>
-        <w:rPr>
-          <w:b/>
-          <w:bCs/>
-        </w:rPr>
-        <w:pict w14:anchorId="42B6FA6A">
-          <v:rect id="_x0000_i1290" style="width:0;height:1.5pt" o:hralign="center" o:hrstd="t" o:hr="t" fillcolor="#a0a0a0" stroked="f"/>
-        </w:pict>
-      </w:r>
-    </w:p>
-    <w:p>
-      <w:pPr>
-        <w:rPr>
-          <w:b/>
-          <w:bCs/>
-        </w:rPr>
-      </w:pPr>
-      <w:r>
-        <w:rPr>
-          <w:b/>
-          <w:bCs/>
-        </w:rPr>
-        <w:t>5. Build Project</w:t>
-      </w:r>
-    </w:p>
-    <w:p>
-      <w:pPr>
-        <w:rPr>
-          <w:b/>
-          <w:bCs/>
-        </w:rPr>
-      </w:pPr>
-      <w:r>
-        <w:rPr>
-          <w:b/>
-          <w:bCs/>
-        </w:rPr>
-        <w:lastRenderedPageBreak/>
-        <w:t>Berhasil memperbaiki:</w:t>
-      </w:r>
-    </w:p>
-    <w:p>
-      <w:pPr>
-        <w:numPr>
-          <w:ilvl w:val="0"/>
-          <w:numId w:val="17"/>
-        </w:numPr>
-        <w:rPr>
-          <w:b/>
-          <w:bCs/>
-        </w:rPr>
-      </w:pPr>
-      <w:r>
-        <w:rPr>
-          <w:b/>
-          <w:bCs/>
-        </w:rPr>
-        <w:t>TS6133</w:t>
-      </w:r>
-    </w:p>
-    <w:p>
-      <w:pPr>
-        <w:numPr>
-          <w:ilvl w:val="0"/>
-          <w:numId w:val="17"/>
-        </w:numPr>
-        <w:rPr>
-          <w:b/>
-          <w:bCs/>
-        </w:rPr>
-      </w:pPr>
-      <w:r>
-        <w:rPr>
-          <w:b/>
-          <w:bCs/>
-        </w:rPr>
-        <w:t>Import Error</w:t>
-      </w:r>
-    </w:p>
-    <w:p>
-      <w:pPr>
-        <w:numPr>
-          <w:ilvl w:val="0"/>
-          <w:numId w:val="17"/>
-        </w:numPr>
-        <w:rPr>
-          <w:b/>
-          <w:bCs/>
-        </w:rPr>
-      </w:pPr>
-      <w:r>
-        <w:rPr>
-          <w:b/>
-          <w:bCs/>
-        </w:rPr>
-        <w:t>Hero Error</w:t>
-      </w:r>
-    </w:p>
-    <w:p>
-      <w:pPr>
-        <w:numPr>
-          <w:ilvl w:val="0"/>
-          <w:numId w:val="17"/>
-        </w:numPr>
-        <w:rPr>
-          <w:b/>
-          <w:bCs/>
-        </w:rPr>
-      </w:pPr>
-      <w:r>
-        <w:rPr>
-          <w:b/>
-          <w:bCs/>
-        </w:rPr>
-        <w:t>Quick Access Error</w:t>
-      </w:r>
-    </w:p>
-    <w:p>
-      <w:pPr>
-        <w:rPr>
-          <w:b/>
-          <w:bCs/>
-        </w:rPr>
-      </w:pPr>
-      <w:r>
-        <w:rPr>
-          <w:b/>
-          <w:bCs/>
-        </w:rPr>
-        <w:t>Status</w:t>
-      </w:r>
-    </w:p>
-    <w:p>
-      <w:pPr>
-        <w:rPr>
-          <w:b/>
-          <w:bCs/>
-        </w:rPr>
-      </w:pPr>
-      <w:r>
-        <w:rPr>
-          <w:rFonts w:ascii="Segoe UI Emoji" w:hAnsi="Segoe UI Emoji" w:cs="Segoe UI Emoji"/>
-          <w:b/>
-          <w:bCs/>
-        </w:rPr>
-        <w:t>✅</w:t>
-      </w:r>
-      <w:r>
-        <w:rPr>
-          <w:b/>
-          <w:bCs/>
-        </w:rPr>
-        <w:t xml:space="preserve"> Build Success</w:t>
-      </w:r>
-    </w:p>
-    <w:p>
-      <w:pPr>
-        <w:rPr>
-          <w:b/>
-          <w:bCs/>
-        </w:rPr>
-      </w:pPr>
-      <w:r>
-        <w:rPr>
-          <w:b/>
-          <w:bCs/>
-        </w:rPr>
-        <w:pict w14:anchorId="00B180CA">
-          <v:rect id="_x0000_i1291" style="width:0;height:1.5pt" o:hralign="center" o:hrstd="t" o:hr="t" fillcolor="#a0a0a0" stroked="f"/>
-        </w:pict>
-      </w:r>
-    </w:p>
-    <w:p>
-      <w:pPr>
-        <w:rPr>
-          <w:b/>
-          <w:bCs/>
-        </w:rPr>
-      </w:pPr>
-      <w:r>
-        <w:rPr>
-          <w:b/>
-          <w:bCs/>
-        </w:rPr>
-        <w:t>6. Git Repository</w:t>
-      </w:r>
-    </w:p>
-    <w:p>
-      <w:pPr>
-        <w:rPr>
-          <w:b/>
-          <w:bCs/>
-        </w:rPr>
-      </w:pPr>
-      <w:r>
-        <w:rPr>
-          <w:b/>
-          <w:bCs/>
-        </w:rPr>
-        <w:t>Berhasil:</w:t>
-      </w:r>
-    </w:p>
-    <w:p>
-      <w:pPr>
-        <w:numPr>
-          <w:ilvl w:val="0"/>
-          <w:numId w:val="18"/>
-        </w:numPr>
-        <w:rPr>
-          <w:b/>
-          <w:bCs/>
-        </w:rPr>
-      </w:pPr>
-      <w:r>
-        <w:rPr>
-          <w:b/>
-          <w:bCs/>
-        </w:rPr>
-        <w:t>Commit</w:t>
-      </w:r>
-    </w:p>
-    <w:p>
-      <w:pPr>
-        <w:numPr>
-          <w:ilvl w:val="0"/>
-          <w:numId w:val="18"/>
-        </w:numPr>
-        <w:rPr>
-          <w:b/>
-          <w:bCs/>
-        </w:rPr>
-      </w:pPr>
-      <w:r>
-        <w:rPr>
-          <w:b/>
-          <w:bCs/>
-        </w:rPr>
-        <w:t>Push</w:t>
-      </w:r>
-    </w:p>
-    <w:p>
-      <w:pPr>
-        <w:numPr>
-          <w:ilvl w:val="0"/>
-          <w:numId w:val="18"/>
-        </w:numPr>
-        <w:rPr>
-          <w:b/>
-          <w:bCs/>
-        </w:rPr>
-      </w:pPr>
-      <w:r>
-        <w:rPr>
-          <w:b/>
-          <w:bCs/>
-        </w:rPr>
-        <w:t>Sinkronisasi dengan GitHub</w:t>
-      </w:r>
-    </w:p>
-    <w:p>
-      <w:pPr>
-        <w:rPr>
-          <w:b/>
-          <w:bCs/>
-        </w:rPr>
-      </w:pPr>
-      <w:r>
-        <w:rPr>
-          <w:b/>
-          <w:bCs/>
-        </w:rPr>
-        <w:t>Repository sekarang sudah sesuai dengan localhost.</w:t>
-      </w:r>
-    </w:p>
-    <w:p>
-      <w:pPr>
-        <w:rPr>
-          <w:b/>
-          <w:bCs/>
-        </w:rPr>
-      </w:pPr>
-      <w:r>
-        <w:rPr>
-          <w:b/>
-          <w:bCs/>
-        </w:rPr>
-        <w:t>Status</w:t>
-      </w:r>
-    </w:p>
-    <w:p>
-      <w:pPr>
-        <w:rPr>
-          <w:b/>
-          <w:bCs/>
-        </w:rPr>
-      </w:pPr>
-      <w:r>
-        <w:rPr>
-          <w:rFonts w:ascii="Segoe UI Emoji" w:hAnsi="Segoe UI Emoji" w:cs="Segoe UI Emoji"/>
-          <w:b/>
-          <w:bCs/>
-        </w:rPr>
-        <w:t>✅</w:t>
-      </w:r>
-      <w:r>
-        <w:rPr>
-          <w:b/>
-          <w:bCs/>
-        </w:rPr>
-        <w:t xml:space="preserve"> Selesai</w:t>
-      </w:r>
-    </w:p>
-    <w:p>
-      <w:pPr>
-        <w:rPr>
-          <w:b/>
-          <w:bCs/>
-        </w:rPr>
-      </w:pPr>
-      <w:r>
-        <w:rPr>
-          <w:b/>
-          <w:bCs/>
-        </w:rPr>
-        <w:pict w14:anchorId="34A6756A">
-          <v:rect id="_x0000_i1292" style="width:0;height:1.5pt" o:hralign="center" o:hrstd="t" o:hr="t" fillcolor="#a0a0a0" stroked="f"/>
-        </w:pict>
-      </w:r>
-    </w:p>
-    <w:p>
-      <w:pPr>
-        <w:rPr>
-          <w:b/>
-          <w:bCs/>
-        </w:rPr>
-      </w:pPr>
-      <w:r>
-        <w:rPr>
-          <w:b/>
-          <w:bCs/>
-        </w:rPr>
-        <w:t>Checkpoint Hari Ini</w:t>
-      </w:r>
-    </w:p>
-    <w:p>
-      <w:pPr>
-        <w:rPr>
-          <w:b/>
-          <w:bCs/>
-        </w:rPr>
-      </w:pPr>
-      <w:r>
-        <w:rPr>
-          <w:b/>
-          <w:bCs/>
-        </w:rPr>
-        <w:t>Milestone 1</w:t>
-      </w:r>
-    </w:p>
-    <w:p>
-      <w:pPr>
-        <w:rPr>
-          <w:b/>
-          <w:bCs/>
-        </w:rPr>
-      </w:pPr>
-      <w:r>
-        <w:rPr>
-          <w:b/>
-          <w:bCs/>
-        </w:rPr>
-        <w:t>Foundation Project</w:t>
-      </w:r>
-    </w:p>
-    <w:p>
-      <w:pPr>
-        <w:rPr>
-          <w:b/>
-          <w:bCs/>
-        </w:rPr>
-      </w:pPr>
-      <w:r>
-        <w:rPr>
-          <w:b/>
-          <w:bCs/>
-        </w:rPr>
-        <w:t>Status</w:t>
-      </w:r>
-    </w:p>
-    <w:p>
-      <w:pPr>
-        <w:rPr>
-          <w:b/>
-          <w:bCs/>
-        </w:rPr>
-      </w:pPr>
-      <w:r>
-        <w:rPr>
-          <w:rFonts w:ascii="Segoe UI Emoji" w:hAnsi="Segoe UI Emoji" w:cs="Segoe UI Emoji"/>
-          <w:b/>
-          <w:bCs/>
-        </w:rPr>
-        <w:t>✅</w:t>
-      </w:r>
-      <w:r>
-        <w:rPr>
-          <w:b/>
-          <w:bCs/>
-        </w:rPr>
-        <w:t xml:space="preserve"> 100%</w:t>
-      </w:r>
-    </w:p>
-    <w:p>
-      <w:pPr>
-        <w:rPr>
-          <w:b/>
-          <w:bCs/>
-        </w:rPr>
-      </w:pPr>
-      <w:r>
-        <w:rPr>
-          <w:b/>
-          <w:bCs/>
-        </w:rPr>
-        <w:t>Meliputi</w:t>
-      </w:r>
-    </w:p>
-    <w:p>
-      <w:pPr>
-        <w:numPr>
-          <w:ilvl w:val="0"/>
-          <w:numId w:val="19"/>
-        </w:numPr>
-        <w:rPr>
-          <w:b/>
-          <w:bCs/>
-        </w:rPr>
-      </w:pPr>
-      <w:r>
-        <w:rPr>
-          <w:b/>
-          <w:bCs/>
-        </w:rPr>
-        <w:t>Struktur Folder</w:t>
-      </w:r>
-    </w:p>
-    <w:p>
-      <w:pPr>
-        <w:numPr>
-          <w:ilvl w:val="0"/>
-          <w:numId w:val="19"/>
-        </w:numPr>
-        <w:rPr>
-          <w:b/>
-          <w:bCs/>
-        </w:rPr>
-      </w:pPr>
-      <w:r>
-        <w:rPr>
-          <w:b/>
-          <w:bCs/>
-        </w:rPr>
-        <w:t>Routing</w:t>
-      </w:r>
-    </w:p>
-    <w:p>
-      <w:pPr>
-        <w:numPr>
-          <w:ilvl w:val="0"/>
-          <w:numId w:val="19"/>
-        </w:numPr>
-        <w:rPr>
-          <w:b/>
-          <w:bCs/>
-        </w:rPr>
-      </w:pPr>
-      <w:r>
-        <w:rPr>
-          <w:b/>
-          <w:bCs/>
-        </w:rPr>
-        <w:t>Layout</w:t>
-      </w:r>
-    </w:p>
-    <w:p>
-      <w:pPr>
-        <w:numPr>
-          <w:ilvl w:val="0"/>
-          <w:numId w:val="19"/>
-        </w:numPr>
-        <w:rPr>
-          <w:b/>
-          <w:bCs/>
-        </w:rPr>
-      </w:pPr>
-      <w:r>
-        <w:rPr>
-          <w:b/>
-          <w:bCs/>
-        </w:rPr>
-        <w:t>Header</w:t>
-      </w:r>
-    </w:p>
-    <w:p>
-      <w:pPr>
-        <w:numPr>
-          <w:ilvl w:val="0"/>
-          <w:numId w:val="19"/>
-        </w:numPr>
-        <w:rPr>
-          <w:b/>
-          <w:bCs/>
-        </w:rPr>
-      </w:pPr>
-      <w:r>
-        <w:rPr>
-          <w:b/>
-          <w:bCs/>
-        </w:rPr>
-        <w:t>Hero</w:t>
-      </w:r>
-    </w:p>
-    <w:p>
-      <w:pPr>
-        <w:numPr>
-          <w:ilvl w:val="0"/>
-          <w:numId w:val="19"/>
-        </w:numPr>
-        <w:rPr>
-          <w:b/>
-          <w:bCs/>
-        </w:rPr>
-      </w:pPr>
-      <w:r>
-        <w:rPr>
-          <w:b/>
-          <w:bCs/>
-        </w:rPr>
-        <w:t>Footer Dasar</w:t>
-      </w:r>
-    </w:p>
-    <w:p>
-      <w:pPr>
-        <w:numPr>
-          <w:ilvl w:val="0"/>
-          <w:numId w:val="19"/>
-        </w:numPr>
-        <w:rPr>
-          <w:b/>
-          <w:bCs/>
-        </w:rPr>
-      </w:pPr>
-      <w:r>
-        <w:rPr>
-          <w:b/>
-          <w:bCs/>
-        </w:rPr>
-        <w:t>Quick Access</w:t>
-      </w:r>
-    </w:p>
-    <w:p>
-      <w:pPr>
-        <w:numPr>
-          <w:ilvl w:val="0"/>
-          <w:numId w:val="19"/>
-        </w:numPr>
-        <w:rPr>
-          <w:b/>
-          <w:bCs/>
-        </w:rPr>
-      </w:pPr>
-      <w:r>
-        <w:rPr>
-          <w:b/>
-          <w:bCs/>
-        </w:rPr>
-        <w:t>GitHub Pages</w:t>
-      </w:r>
-    </w:p>
-    <w:p>
-      <w:pPr>
-        <w:numPr>
-          <w:ilvl w:val="0"/>
-          <w:numId w:val="19"/>
-        </w:numPr>
-        <w:rPr>
-          <w:b/>
-          <w:bCs/>
-        </w:rPr>
-      </w:pPr>
-      <w:r>
-        <w:rPr>
-          <w:b/>
-          <w:bCs/>
-        </w:rPr>
-        <w:lastRenderedPageBreak/>
-        <w:t>Responsive</w:t>
-      </w:r>
-    </w:p>
-    <w:p>
-      <w:pPr>
-        <w:rPr>
-          <w:b/>
-          <w:bCs/>
-        </w:rPr>
-      </w:pPr>
-      <w:r>
-        <w:rPr>
-          <w:b/>
-          <w:bCs/>
-        </w:rPr>
-        <w:pict w14:anchorId="70F3278B">
-          <v:rect id="_x0000_i1293" style="width:0;height:1.5pt" o:hralign="center" o:hrstd="t" o:hr="t" fillcolor="#a0a0a0" stroked="f"/>
-        </w:pict>
-      </w:r>
-    </w:p>
-    <w:p>
-      <w:pPr>
-        <w:rPr>
-          <w:b/>
-          <w:bCs/>
-        </w:rPr>
-      </w:pPr>
-      <w:r>
-        <w:rPr>
-          <w:b/>
-          <w:bCs/>
-        </w:rPr>
-        <w:t>Milestone 2</w:t>
-      </w:r>
-    </w:p>
-    <w:p>
-      <w:pPr>
-        <w:rPr>
-          <w:b/>
-          <w:bCs/>
-        </w:rPr>
-      </w:pPr>
-      <w:r>
-        <w:rPr>
-          <w:b/>
-          <w:bCs/>
-        </w:rPr>
-        <w:t>Homepage Development</w:t>
-      </w:r>
-    </w:p>
-    <w:p>
-      <w:pPr>
-        <w:rPr>
-          <w:b/>
-          <w:bCs/>
-        </w:rPr>
-      </w:pPr>
-      <w:r>
-        <w:rPr>
-          <w:b/>
-          <w:bCs/>
-        </w:rPr>
-        <w:t>Progress</w:t>
-      </w:r>
-    </w:p>
-    <w:p>
-      <w:pPr>
-        <w:rPr>
-          <w:b/>
-          <w:bCs/>
-        </w:rPr>
-      </w:pPr>
-      <w:r>
-        <w:rPr>
-          <w:b/>
-          <w:bCs/>
-        </w:rPr>
-        <w:t>Sekitar 30%</w:t>
-      </w:r>
-    </w:p>
-    <w:p>
-      <w:pPr>
-        <w:rPr>
-          <w:b/>
-          <w:bCs/>
-        </w:rPr>
-      </w:pPr>
-      <w:r>
-        <w:rPr>
-          <w:b/>
-          <w:bCs/>
-        </w:rPr>
-        <w:t>Yang sudah ada:</w:t>
-      </w:r>
-    </w:p>
-    <w:p>
-      <w:pPr>
-        <w:numPr>
-          <w:ilvl w:val="0"/>
-          <w:numId w:val="20"/>
-        </w:numPr>
-        <w:rPr>
-          <w:b/>
-          <w:bCs/>
-        </w:rPr>
-      </w:pPr>
-      <w:r>
-        <w:rPr>
-          <w:b/>
-          <w:bCs/>
-        </w:rPr>
-        <w:t>Hero</w:t>
-      </w:r>
-    </w:p>
-    <w:p>
-      <w:pPr>
-        <w:numPr>
-          <w:ilvl w:val="0"/>
-          <w:numId w:val="20"/>
-        </w:numPr>
-        <w:rPr>
-          <w:b/>
-          <w:bCs/>
-        </w:rPr>
-      </w:pPr>
-      <w:r>
-        <w:rPr>
-          <w:b/>
-          <w:bCs/>
-        </w:rPr>
-        <w:t>Quick Access</w:t>
-      </w:r>
-    </w:p>
-    <w:p>
-      <w:pPr>
-        <w:rPr>
-          <w:b/>
-          <w:bCs/>
-        </w:rPr>
-      </w:pPr>
-      <w:r>
-        <w:rPr>
-          <w:b/>
-          <w:bCs/>
-        </w:rPr>
-        <w:t>Yang belum:</w:t>
-      </w:r>
-    </w:p>
-    <w:p>
-      <w:pPr>
-        <w:numPr>
-          <w:ilvl w:val="0"/>
-          <w:numId w:val="21"/>
-        </w:numPr>
-        <w:rPr>
-          <w:b/>
-          <w:bCs/>
-        </w:rPr>
-      </w:pPr>
-      <w:r>
-        <w:rPr>
-          <w:b/>
-          <w:bCs/>
-        </w:rPr>
-        <w:t>Headline News</w:t>
-      </w:r>
-    </w:p>
-    <w:p>
-      <w:pPr>
-        <w:numPr>
-          <w:ilvl w:val="0"/>
-          <w:numId w:val="21"/>
-        </w:numPr>
-        <w:rPr>
-          <w:b/>
-          <w:bCs/>
-        </w:rPr>
-      </w:pPr>
-      <w:r>
-        <w:rPr>
-          <w:b/>
-          <w:bCs/>
-        </w:rPr>
-        <w:t>Breaking News</w:t>
-      </w:r>
-    </w:p>
-    <w:p>
-      <w:pPr>
-        <w:numPr>
-          <w:ilvl w:val="0"/>
-          <w:numId w:val="21"/>
-        </w:numPr>
-        <w:rPr>
-          <w:b/>
-          <w:bCs/>
-        </w:rPr>
-      </w:pPr>
-      <w:r>
-        <w:rPr>
-          <w:b/>
-          <w:bCs/>
-        </w:rPr>
-        <w:t>Information Center</w:t>
-      </w:r>
-    </w:p>
-    <w:p>
-      <w:pPr>
-        <w:numPr>
-          <w:ilvl w:val="0"/>
-          <w:numId w:val="21"/>
-        </w:numPr>
-        <w:rPr>
-          <w:b/>
-          <w:bCs/>
-        </w:rPr>
-      </w:pPr>
-      <w:r>
-        <w:rPr>
-          <w:b/>
-          <w:bCs/>
-        </w:rPr>
-        <w:t>Media Center</w:t>
-      </w:r>
-    </w:p>
-    <w:p>
-      <w:pPr>
-        <w:numPr>
-          <w:ilvl w:val="0"/>
-          <w:numId w:val="21"/>
-        </w:numPr>
-        <w:rPr>
-          <w:b/>
-          <w:bCs/>
-        </w:rPr>
-      </w:pPr>
-      <w:r>
-        <w:rPr>
-          <w:b/>
-          <w:bCs/>
-        </w:rPr>
-        <w:t>Statistics</w:t>
-      </w:r>
-    </w:p>
-    <w:p>
-      <w:pPr>
-        <w:numPr>
-          <w:ilvl w:val="0"/>
-          <w:numId w:val="21"/>
-        </w:numPr>
-        <w:rPr>
-          <w:b/>
-          <w:bCs/>
-        </w:rPr>
-      </w:pPr>
-      <w:r>
-        <w:rPr>
-          <w:b/>
-          <w:bCs/>
-        </w:rPr>
-        <w:t>Partners</w:t>
-      </w:r>
-    </w:p>
-    <w:p>
-      <w:pPr>
-        <w:numPr>
-          <w:ilvl w:val="0"/>
-          <w:numId w:val="21"/>
-        </w:numPr>
-        <w:rPr>
-          <w:b/>
-          <w:bCs/>
-        </w:rPr>
-      </w:pPr>
-      <w:r>
-        <w:rPr>
-          <w:b/>
-          <w:bCs/>
-        </w:rPr>
-        <w:t>Footer Final</w:t>
-      </w:r>
-    </w:p>
-    <w:p>
-      <w:pPr>
-        <w:rPr>
-          <w:b/>
-          <w:bCs/>
-        </w:rPr>
-      </w:pPr>
-      <w:r>
-        <w:rPr>
-          <w:b/>
-          <w:bCs/>
-        </w:rPr>
-        <w:pict w14:anchorId="3B40E224">
-          <v:rect id="_x0000_i1294" style="width:0;height:1.5pt" o:hralign="center" o:hrstd="t" o:hr="t" fillcolor="#a0a0a0" stroked="f"/>
-        </w:pict>
-      </w:r>
-    </w:p>
-    <w:p>
-      <w:pPr>
-        <w:rPr>
-          <w:b/>
-          <w:bCs/>
-        </w:rPr>
-      </w:pPr>
-      <w:r>
-        <w:rPr>
-          <w:b/>
-          <w:bCs/>
-        </w:rPr>
-        <w:t>Kondisi Project Saat Ini</w:t>
-      </w:r>
-    </w:p>
-    <w:p>
-      <w:pPr>
-        <w:rPr>
-          <w:b/>
-          <w:bCs/>
-        </w:rPr>
-      </w:pPr>
-      <w:r>
-        <w:rPr>
-          <w:b/>
-          <w:bCs/>
-        </w:rPr>
-        <w:t>Berjalan Normal</w:t>
-      </w:r>
-    </w:p>
-    <w:p>
-      <w:pPr>
-        <w:rPr>
-          <w:b/>
-          <w:bCs/>
-        </w:rPr>
-      </w:pPr>
-      <w:r>
-        <w:rPr>
-          <w:rFonts w:ascii="Segoe UI Emoji" w:hAnsi="Segoe UI Emoji" w:cs="Segoe UI Emoji"/>
-          <w:b/>
-          <w:bCs/>
-        </w:rPr>
-        <w:t>✅</w:t>
-      </w:r>
-      <w:r>
-        <w:rPr>
-          <w:b/>
-          <w:bCs/>
-        </w:rPr>
-        <w:t xml:space="preserve"> npm run dev</w:t>
-      </w:r>
-    </w:p>
-    <w:p>
-      <w:pPr>
-        <w:rPr>
-          <w:b/>
-          <w:bCs/>
-        </w:rPr>
-      </w:pPr>
-      <w:r>
-        <w:rPr>
-          <w:rFonts w:ascii="Segoe UI Emoji" w:hAnsi="Segoe UI Emoji" w:cs="Segoe UI Emoji"/>
-          <w:b/>
-          <w:bCs/>
-        </w:rPr>
-        <w:t>✅</w:t>
-      </w:r>
-      <w:r>
-        <w:rPr>
-          <w:b/>
-          <w:bCs/>
-        </w:rPr>
-        <w:t xml:space="preserve"> npm run build</w:t>
-      </w:r>
-    </w:p>
-    <w:p>
-      <w:pPr>
-        <w:rPr>
-          <w:b/>
-          <w:bCs/>
-        </w:rPr>
-      </w:pPr>
-      <w:r>
-        <w:rPr>
-          <w:rFonts w:ascii="Segoe UI Emoji" w:hAnsi="Segoe UI Emoji" w:cs="Segoe UI Emoji"/>
-          <w:b/>
-          <w:bCs/>
-        </w:rPr>
-        <w:t>✅</w:t>
-      </w:r>
-      <w:r>
-        <w:rPr>
-          <w:b/>
-          <w:bCs/>
-        </w:rPr>
-        <w:t xml:space="preserve"> GitHub Pages</w:t>
-      </w:r>
-    </w:p>
-    <w:p>
-      <w:pPr>
-        <w:rPr>
-          <w:b/>
-          <w:bCs/>
-        </w:rPr>
-      </w:pPr>
-      <w:r>
-        <w:rPr>
-          <w:rFonts w:ascii="Segoe UI Emoji" w:hAnsi="Segoe UI Emoji" w:cs="Segoe UI Emoji"/>
-          <w:b/>
-          <w:bCs/>
-        </w:rPr>
-        <w:t>✅</w:t>
-      </w:r>
-      <w:r>
-        <w:rPr>
-          <w:b/>
-          <w:bCs/>
-        </w:rPr>
-        <w:t xml:space="preserve"> Responsive</w:t>
-      </w:r>
-    </w:p>
-    <w:p>
-      <w:pPr>
-        <w:rPr>
-          <w:b/>
-          <w:bCs/>
-        </w:rPr>
-      </w:pPr>
-      <w:r>
-        <w:rPr>
-          <w:rFonts w:ascii="Segoe UI Emoji" w:hAnsi="Segoe UI Emoji" w:cs="Segoe UI Emoji"/>
-          <w:b/>
-          <w:bCs/>
-        </w:rPr>
-        <w:t>✅</w:t>
-      </w:r>
-      <w:r>
-        <w:rPr>
-          <w:b/>
-          <w:bCs/>
-        </w:rPr>
-        <w:t xml:space="preserve"> Hero Slideshow</w:t>
-      </w:r>
-    </w:p>
-    <w:p>
-      <w:pPr>
-        <w:rPr>
-          <w:b/>
-          <w:bCs/>
-        </w:rPr>
-      </w:pPr>
-      <w:r>
-        <w:rPr>
-          <w:b/>
-          <w:bCs/>
-        </w:rPr>
-        <w:pict w14:anchorId="43304AD5">
-          <v:rect id="_x0000_i1295" style="width:0;height:1.5pt" o:hralign="center" o:hrstd="t" o:hr="t" fillcolor="#a0a0a0" stroked="f"/>
-        </w:pict>
-      </w:r>
-    </w:p>
-    <w:p>
-      <w:pPr>
-        <w:rPr>
-          <w:b/>
-          <w:bCs/>
-        </w:rPr>
-      </w:pPr>
-      <w:r>
-        <w:rPr>
-          <w:b/>
-          <w:bCs/>
-        </w:rPr>
-        <w:t>Outstanding</w:t>
-      </w:r>
-    </w:p>
-    <w:p>
-      <w:pPr>
-        <w:rPr>
-          <w:b/>
-          <w:bCs/>
-        </w:rPr>
-      </w:pPr>
-      <w:r>
-        <w:rPr>
-          <w:b/>
-          <w:bCs/>
-        </w:rPr>
-        <w:t>Prioritas Tinggi</w:t>
-      </w:r>
-    </w:p>
-    <w:p>
-      <w:pPr>
-        <w:rPr>
-          <w:b/>
-          <w:bCs/>
-        </w:rPr>
-      </w:pPr>
-      <w:r>
-        <w:rPr>
-          <w:b/>
-          <w:bCs/>
-        </w:rPr>
-        <w:t>1. Headline News</w:t>
-      </w:r>
-    </w:p>
-    <w:p>
-      <w:pPr>
-        <w:rPr>
-          <w:b/>
-          <w:bCs/>
-        </w:rPr>
-      </w:pPr>
-      <w:r>
-        <w:rPr>
-          <w:b/>
-          <w:bCs/>
-        </w:rPr>
-        <w:t>Belum dibuat.</w:t>
-      </w:r>
-    </w:p>
-    <w:p>
-      <w:pPr>
-        <w:rPr>
-          <w:b/>
-          <w:bCs/>
-        </w:rPr>
-      </w:pPr>
-      <w:r>
-        <w:rPr>
-          <w:b/>
-          <w:bCs/>
-        </w:rPr>
-        <w:t>Nantinya harus:</w:t>
-      </w:r>
-    </w:p>
-    <w:p>
-      <w:pPr>
-        <w:numPr>
-          <w:ilvl w:val="0"/>
-          <w:numId w:val="22"/>
-        </w:numPr>
-        <w:rPr>
-          <w:b/>
-          <w:bCs/>
-        </w:rPr>
-      </w:pPr>
-      <w:r>
-        <w:rPr>
-          <w:b/>
-          <w:bCs/>
-        </w:rPr>
-        <w:lastRenderedPageBreak/>
-        <w:t>Featured News</w:t>
-      </w:r>
-    </w:p>
-    <w:p>
-      <w:pPr>
-        <w:numPr>
-          <w:ilvl w:val="0"/>
-          <w:numId w:val="22"/>
-        </w:numPr>
-        <w:rPr>
-          <w:b/>
-          <w:bCs/>
-        </w:rPr>
-      </w:pPr>
-      <w:r>
-        <w:rPr>
-          <w:b/>
-          <w:bCs/>
-        </w:rPr>
-        <w:t>CMS Ready</w:t>
-      </w:r>
-    </w:p>
-    <w:p>
-      <w:pPr>
-        <w:numPr>
-          <w:ilvl w:val="0"/>
-          <w:numId w:val="22"/>
-        </w:numPr>
-        <w:rPr>
-          <w:b/>
-          <w:bCs/>
-        </w:rPr>
-      </w:pPr>
-      <w:r>
-        <w:rPr>
-          <w:b/>
-          <w:bCs/>
-        </w:rPr>
-        <w:t>Responsive</w:t>
-      </w:r>
-    </w:p>
-    <w:p>
-      <w:pPr>
-        <w:rPr>
-          <w:b/>
-          <w:bCs/>
-        </w:rPr>
-      </w:pPr>
-      <w:r>
-        <w:rPr>
-          <w:b/>
-          <w:bCs/>
-        </w:rPr>
-        <w:pict w14:anchorId="2EB3995C">
-          <v:rect id="_x0000_i1296" style="width:0;height:1.5pt" o:hralign="center" o:hrstd="t" o:hr="t" fillcolor="#a0a0a0" stroked="f"/>
-        </w:pict>
-      </w:r>
-    </w:p>
-    <w:p>
-      <w:pPr>
-        <w:rPr>
-          <w:b/>
-          <w:bCs/>
-        </w:rPr>
-      </w:pPr>
-      <w:r>
-        <w:rPr>
-          <w:b/>
-          <w:bCs/>
-        </w:rPr>
-        <w:t>2. Breaking News</w:t>
-      </w:r>
-    </w:p>
-    <w:p>
-      <w:pPr>
-        <w:rPr>
-          <w:b/>
-          <w:bCs/>
-        </w:rPr>
-      </w:pPr>
-      <w:r>
-        <w:rPr>
-          <w:b/>
-          <w:bCs/>
-        </w:rPr>
-        <w:t>Belum dibuat.</w:t>
-      </w:r>
-    </w:p>
-    <w:p>
-      <w:pPr>
-        <w:rPr>
-          <w:b/>
-          <w:bCs/>
-        </w:rPr>
-      </w:pPr>
-      <w:r>
-        <w:rPr>
-          <w:b/>
-          <w:bCs/>
-        </w:rPr>
-        <w:t>Harus memiliki ticker otomatis.</w:t>
-      </w:r>
-    </w:p>
-    <w:p>
-      <w:pPr>
-        <w:rPr>
-          <w:b/>
-          <w:bCs/>
-        </w:rPr>
-      </w:pPr>
-      <w:r>
-        <w:rPr>
-          <w:b/>
-          <w:bCs/>
-        </w:rPr>
-        <w:pict w14:anchorId="3B0F18F1">
-          <v:rect id="_x0000_i1297" style="width:0;height:1.5pt" o:hralign="center" o:hrstd="t" o:hr="t" fillcolor="#a0a0a0" stroked="f"/>
-        </w:pict>
-      </w:r>
-    </w:p>
-    <w:p>
-      <w:pPr>
-        <w:rPr>
-          <w:b/>
-          <w:bCs/>
-        </w:rPr>
-      </w:pPr>
-      <w:r>
-        <w:rPr>
-          <w:b/>
-          <w:bCs/>
-        </w:rPr>
-        <w:t>3. Information Center</w:t>
-      </w:r>
-    </w:p>
-    <w:p>
-      <w:pPr>
-        <w:rPr>
-          <w:b/>
-          <w:bCs/>
-        </w:rPr>
-      </w:pPr>
-      <w:r>
-        <w:rPr>
-          <w:b/>
-          <w:bCs/>
-        </w:rPr>
-        <w:t>Belum dibuat.</w:t>
-      </w:r>
-    </w:p>
-    <w:p>
-      <w:pPr>
-        <w:rPr>
-          <w:b/>
-          <w:bCs/>
-        </w:rPr>
-      </w:pPr>
-      <w:r>
-        <w:rPr>
-          <w:b/>
-          <w:bCs/>
-        </w:rPr>
-        <w:t>Berisi:</w:t>
-      </w:r>
-    </w:p>
-    <w:p>
-      <w:pPr>
-        <w:numPr>
-          <w:ilvl w:val="0"/>
-          <w:numId w:val="23"/>
-        </w:numPr>
-        <w:rPr>
-          <w:b/>
-          <w:bCs/>
-        </w:rPr>
-      </w:pPr>
-      <w:r>
-        <w:rPr>
-          <w:b/>
-          <w:bCs/>
-        </w:rPr>
-        <w:t>Informasi Publik</w:t>
-      </w:r>
-    </w:p>
-    <w:p>
-      <w:pPr>
-        <w:numPr>
-          <w:ilvl w:val="0"/>
-          <w:numId w:val="23"/>
-        </w:numPr>
-        <w:rPr>
-          <w:b/>
-          <w:bCs/>
-        </w:rPr>
-      </w:pPr>
-      <w:r>
-        <w:rPr>
-          <w:b/>
-          <w:bCs/>
-        </w:rPr>
-        <w:t>Press Release</w:t>
-      </w:r>
-    </w:p>
-    <w:p>
-      <w:pPr>
-        <w:numPr>
-          <w:ilvl w:val="0"/>
-          <w:numId w:val="23"/>
-        </w:numPr>
-        <w:rPr>
-          <w:b/>
-          <w:bCs/>
-        </w:rPr>
-      </w:pPr>
-      <w:r>
-        <w:rPr>
-          <w:b/>
-          <w:bCs/>
-        </w:rPr>
-        <w:t>Pengumuman</w:t>
-      </w:r>
-    </w:p>
-    <w:p>
-      <w:pPr>
-        <w:rPr>
-          <w:b/>
-          <w:bCs/>
-        </w:rPr>
-      </w:pPr>
-      <w:r>
-        <w:rPr>
-          <w:b/>
-          <w:bCs/>
-        </w:rPr>
-        <w:pict w14:anchorId="4D3CAA12">
-          <v:rect id="_x0000_i1298" style="width:0;height:1.5pt" o:hralign="center" o:hrstd="t" o:hr="t" fillcolor="#a0a0a0" stroked="f"/>
-        </w:pict>
-      </w:r>
-    </w:p>
-    <w:p>
-      <w:pPr>
-        <w:rPr>
-          <w:b/>
-          <w:bCs/>
-        </w:rPr>
-      </w:pPr>
-      <w:r>
-        <w:rPr>
-          <w:b/>
-          <w:bCs/>
-        </w:rPr>
-        <w:t>4. Media Center</w:t>
-      </w:r>
-    </w:p>
-    <w:p>
-      <w:pPr>
-        <w:rPr>
-          <w:b/>
-          <w:bCs/>
-        </w:rPr>
-      </w:pPr>
-      <w:r>
-        <w:rPr>
-          <w:b/>
-          <w:bCs/>
-        </w:rPr>
-        <w:t>Belum dibuat.</w:t>
-      </w:r>
-    </w:p>
-    <w:p>
-      <w:pPr>
-        <w:rPr>
-          <w:b/>
-          <w:bCs/>
-        </w:rPr>
-      </w:pPr>
-      <w:r>
-        <w:rPr>
-          <w:b/>
-          <w:bCs/>
-        </w:rPr>
-        <w:t>Harus mendukung:</w:t>
-      </w:r>
-    </w:p>
-    <w:p>
-      <w:pPr>
-        <w:numPr>
-          <w:ilvl w:val="0"/>
-          <w:numId w:val="24"/>
-        </w:numPr>
-        <w:rPr>
-          <w:b/>
-          <w:bCs/>
-        </w:rPr>
-      </w:pPr>
-      <w:r>
-        <w:rPr>
-          <w:b/>
-          <w:bCs/>
-        </w:rPr>
-        <w:t>Upload Video</w:t>
-      </w:r>
-    </w:p>
-    <w:p>
-      <w:pPr>
-        <w:numPr>
-          <w:ilvl w:val="0"/>
-          <w:numId w:val="24"/>
-        </w:numPr>
-        <w:rPr>
-          <w:b/>
-          <w:bCs/>
-        </w:rPr>
-      </w:pPr>
-      <w:r>
-        <w:rPr>
-          <w:b/>
-          <w:bCs/>
-        </w:rPr>
-        <w:t>Embed YouTube</w:t>
-      </w:r>
-    </w:p>
-    <w:p>
-      <w:pPr>
-        <w:numPr>
-          <w:ilvl w:val="0"/>
-          <w:numId w:val="24"/>
-        </w:numPr>
-        <w:rPr>
-          <w:b/>
-          <w:bCs/>
-        </w:rPr>
-      </w:pPr>
-      <w:r>
-        <w:rPr>
-          <w:b/>
-          <w:bCs/>
-        </w:rPr>
-        <w:t>CMS</w:t>
-      </w:r>
-    </w:p>
-    <w:p>
-      <w:pPr>
-        <w:rPr>
-          <w:b/>
-          <w:bCs/>
-        </w:rPr>
-      </w:pPr>
-      <w:r>
-        <w:rPr>
-          <w:b/>
-          <w:bCs/>
-        </w:rPr>
-        <w:pict w14:anchorId="2B554A2F">
-          <v:rect id="_x0000_i1299" style="width:0;height:1.5pt" o:hralign="center" o:hrstd="t" o:hr="t" fillcolor="#a0a0a0" stroked="f"/>
-        </w:pict>
-      </w:r>
-    </w:p>
-    <w:p>
-      <w:pPr>
-        <w:rPr>
-          <w:b/>
-          <w:bCs/>
-        </w:rPr>
-      </w:pPr>
-      <w:r>
-        <w:rPr>
-          <w:b/>
-          <w:bCs/>
-        </w:rPr>
-        <w:t>5. Statistics</w:t>
-      </w:r>
-    </w:p>
-    <w:p>
-      <w:pPr>
-        <w:rPr>
-          <w:b/>
-          <w:bCs/>
-        </w:rPr>
-      </w:pPr>
-      <w:r>
-        <w:rPr>
-          <w:b/>
-          <w:bCs/>
-        </w:rPr>
-        <w:t>Belum dibuat.</w:t>
-      </w:r>
-    </w:p>
-    <w:p>
-      <w:pPr>
-        <w:rPr>
-          <w:b/>
-          <w:bCs/>
-        </w:rPr>
-      </w:pPr>
-      <w:r>
-        <w:rPr>
-          <w:b/>
-          <w:bCs/>
-        </w:rPr>
-        <w:t>Harus dinamis dari CMS.</w:t>
-      </w:r>
-    </w:p>
-    <w:p>
-      <w:pPr>
-        <w:rPr>
-          <w:b/>
-          <w:bCs/>
-        </w:rPr>
-      </w:pPr>
-      <w:r>
-        <w:rPr>
-          <w:b/>
-          <w:bCs/>
-        </w:rPr>
-        <w:pict w14:anchorId="020BB828">
-          <v:rect id="_x0000_i1300" style="width:0;height:1.5pt" o:hralign="center" o:hrstd="t" o:hr="t" fillcolor="#a0a0a0" stroked="f"/>
-        </w:pict>
-      </w:r>
-    </w:p>
-    <w:p>
-      <w:pPr>
-        <w:rPr>
-          <w:b/>
-          <w:bCs/>
-        </w:rPr>
-      </w:pPr>
-      <w:r>
-        <w:rPr>
-          <w:b/>
-          <w:bCs/>
-        </w:rPr>
-        <w:t>6. Partners</w:t>
-      </w:r>
-    </w:p>
-    <w:p>
-      <w:pPr>
-        <w:rPr>
-          <w:b/>
-          <w:bCs/>
-        </w:rPr>
-      </w:pPr>
-      <w:r>
-        <w:rPr>
-          <w:b/>
-          <w:bCs/>
-        </w:rPr>
-        <w:t>Belum dibuat.</w:t>
-      </w:r>
-    </w:p>
-    <w:p>
-      <w:pPr>
-        <w:rPr>
-          <w:b/>
-          <w:bCs/>
-        </w:rPr>
-      </w:pPr>
-      <w:r>
-        <w:rPr>
-          <w:b/>
-          <w:bCs/>
-        </w:rPr>
-        <w:t>Logo Instansi.</w:t>
-      </w:r>
-    </w:p>
-    <w:p>
-      <w:pPr>
-        <w:rPr>
-          <w:b/>
-          <w:bCs/>
-        </w:rPr>
-      </w:pPr>
-      <w:r>
-        <w:rPr>
-          <w:b/>
-          <w:bCs/>
-        </w:rPr>
-        <w:pict w14:anchorId="16A48A29">
-          <v:rect id="_x0000_i1301" style="width:0;height:1.5pt" o:hralign="center" o:hrstd="t" o:hr="t" fillcolor="#a0a0a0" stroked="f"/>
-        </w:pict>
-      </w:r>
-    </w:p>
-    <w:p>
-      <w:pPr>
-        <w:rPr>
-          <w:b/>
-          <w:bCs/>
-        </w:rPr>
-      </w:pPr>
-      <w:r>
-        <w:rPr>
-          <w:b/>
-          <w:bCs/>
-        </w:rPr>
-        <w:t>7. Footer</w:t>
-      </w:r>
-    </w:p>
-    <w:p>
-      <w:pPr>
-        <w:rPr>
-          <w:b/>
-          <w:bCs/>
-        </w:rPr>
-      </w:pPr>
-      <w:r>
-        <w:rPr>
-          <w:b/>
-          <w:bCs/>
-        </w:rPr>
-        <w:lastRenderedPageBreak/>
-        <w:t>Masih versi dasar.</w:t>
-      </w:r>
-    </w:p>
-    <w:p>
-      <w:pPr>
-        <w:rPr>
-          <w:b/>
-          <w:bCs/>
-        </w:rPr>
-      </w:pPr>
-      <w:r>
-        <w:rPr>
-          <w:b/>
-          <w:bCs/>
-        </w:rPr>
-        <w:t>Perlu:</w:t>
-      </w:r>
-    </w:p>
-    <w:p>
-      <w:pPr>
-        <w:numPr>
-          <w:ilvl w:val="0"/>
-          <w:numId w:val="25"/>
-        </w:numPr>
-        <w:rPr>
-          <w:b/>
-          <w:bCs/>
-        </w:rPr>
-      </w:pPr>
-      <w:r>
-        <w:rPr>
-          <w:b/>
-          <w:bCs/>
-        </w:rPr>
-        <w:t>Maps</w:t>
-      </w:r>
-    </w:p>
-    <w:p>
-      <w:pPr>
-        <w:numPr>
-          <w:ilvl w:val="0"/>
-          <w:numId w:val="25"/>
-        </w:numPr>
-        <w:rPr>
-          <w:b/>
-          <w:bCs/>
-        </w:rPr>
-      </w:pPr>
-      <w:r>
-        <w:rPr>
-          <w:b/>
-          <w:bCs/>
-        </w:rPr>
-        <w:t>Sosial Media</w:t>
-      </w:r>
-    </w:p>
-    <w:p>
-      <w:pPr>
-        <w:numPr>
-          <w:ilvl w:val="0"/>
-          <w:numId w:val="25"/>
-        </w:numPr>
-        <w:rPr>
-          <w:b/>
-          <w:bCs/>
-        </w:rPr>
-      </w:pPr>
-      <w:r>
-        <w:rPr>
-          <w:b/>
-          <w:bCs/>
-        </w:rPr>
-        <w:t>Quick Links</w:t>
-      </w:r>
-    </w:p>
-    <w:p>
-      <w:pPr>
-        <w:numPr>
-          <w:ilvl w:val="0"/>
-          <w:numId w:val="25"/>
-        </w:numPr>
-        <w:rPr>
-          <w:b/>
-          <w:bCs/>
-        </w:rPr>
-      </w:pPr>
-      <w:r>
-        <w:rPr>
-          <w:b/>
-          <w:bCs/>
-        </w:rPr>
-        <w:t>Kontak</w:t>
-      </w:r>
-    </w:p>
-    <w:p>
-      <w:pPr>
-        <w:rPr>
-          <w:b/>
-          <w:bCs/>
-        </w:rPr>
-      </w:pPr>
-      <w:r>
-        <w:rPr>
-          <w:b/>
-          <w:bCs/>
-        </w:rPr>
-        <w:pict w14:anchorId="41550024">
-          <v:rect id="_x0000_i1302" style="width:0;height:1.5pt" o:hralign="center" o:hrstd="t" o:hr="t" fillcolor="#a0a0a0" stroked="f"/>
-        </w:pict>
-      </w:r>
-    </w:p>
-    <w:p>
-      <w:pPr>
-        <w:rPr>
-          <w:b/>
-          <w:bCs/>
-        </w:rPr>
-      </w:pPr>
-      <w:r>
-        <w:rPr>
-          <w:b/>
-          <w:bCs/>
-        </w:rPr>
-        <w:t>8. CMS Integration</w:t>
-      </w:r>
-    </w:p>
-    <w:p>
-      <w:pPr>
-        <w:rPr>
-          <w:b/>
-          <w:bCs/>
-        </w:rPr>
-      </w:pPr>
-      <w:r>
-        <w:rPr>
-          <w:b/>
-          <w:bCs/>
-        </w:rPr>
-        <w:t>Belum dimulai.</w:t>
-      </w:r>
-    </w:p>
-    <w:p>
-      <w:pPr>
-        <w:rPr>
-          <w:b/>
-          <w:bCs/>
-        </w:rPr>
-      </w:pPr>
-      <w:r>
-        <w:rPr>
-          <w:b/>
-          <w:bCs/>
-        </w:rPr>
-        <w:t>Nantinya harus mendukung:</w:t>
-      </w:r>
-    </w:p>
-    <w:p>
-      <w:pPr>
-        <w:numPr>
-          <w:ilvl w:val="0"/>
-          <w:numId w:val="26"/>
-        </w:numPr>
-        <w:rPr>
-          <w:b/>
-          <w:bCs/>
-        </w:rPr>
-      </w:pPr>
-      <w:r>
-        <w:rPr>
-          <w:b/>
-          <w:bCs/>
-        </w:rPr>
-        <w:t>Hero</w:t>
-      </w:r>
-    </w:p>
-    <w:p>
-      <w:pPr>
-        <w:numPr>
-          <w:ilvl w:val="0"/>
-          <w:numId w:val="26"/>
-        </w:numPr>
-        <w:rPr>
-          <w:b/>
-          <w:bCs/>
-        </w:rPr>
-      </w:pPr>
-      <w:r>
-        <w:rPr>
-          <w:b/>
-          <w:bCs/>
-        </w:rPr>
-        <w:t>Berita</w:t>
-      </w:r>
-    </w:p>
-    <w:p>
-      <w:pPr>
-        <w:numPr>
-          <w:ilvl w:val="0"/>
-          <w:numId w:val="26"/>
-        </w:numPr>
-        <w:rPr>
-          <w:b/>
-          <w:bCs/>
-        </w:rPr>
-      </w:pPr>
-      <w:r>
-        <w:rPr>
-          <w:b/>
-          <w:bCs/>
-        </w:rPr>
-        <w:t>Informasi</w:t>
-      </w:r>
-    </w:p>
-    <w:p>
-      <w:pPr>
-        <w:numPr>
-          <w:ilvl w:val="0"/>
-          <w:numId w:val="26"/>
-        </w:numPr>
-        <w:rPr>
-          <w:b/>
-          <w:bCs/>
-        </w:rPr>
-      </w:pPr>
-      <w:r>
-        <w:rPr>
-          <w:b/>
-          <w:bCs/>
-        </w:rPr>
-        <w:t>Popup</w:t>
-      </w:r>
-    </w:p>
-    <w:p>
-      <w:pPr>
-        <w:numPr>
-          <w:ilvl w:val="0"/>
-          <w:numId w:val="26"/>
-        </w:numPr>
-        <w:rPr>
-          <w:b/>
-          <w:bCs/>
-        </w:rPr>
-      </w:pPr>
-      <w:r>
-        <w:rPr>
-          <w:b/>
-          <w:bCs/>
-        </w:rPr>
-        <w:t>Media</w:t>
-      </w:r>
-    </w:p>
-    <w:p>
-      <w:pPr>
-        <w:numPr>
-          <w:ilvl w:val="0"/>
-          <w:numId w:val="26"/>
-        </w:numPr>
-        <w:rPr>
-          <w:b/>
-          <w:bCs/>
-        </w:rPr>
-      </w:pPr>
-      <w:r>
-        <w:rPr>
-          <w:b/>
-          <w:bCs/>
-        </w:rPr>
-        <w:t>Statistik</w:t>
-      </w:r>
-    </w:p>
-    <w:p>
-      <w:pPr>
-        <w:rPr>
-          <w:b/>
-          <w:bCs/>
-        </w:rPr>
-      </w:pPr>
-      <w:r>
-        <w:rPr>
-          <w:b/>
-          <w:bCs/>
-        </w:rPr>
-        <w:pict w14:anchorId="74F34D3A">
-          <v:rect id="_x0000_i1303" style="width:0;height:1.5pt" o:hralign="center" o:hrstd="t" o:hr="t" fillcolor="#a0a0a0" stroked="f"/>
-        </w:pict>
-      </w:r>
-    </w:p>
-    <w:p>
-      <w:pPr>
-        <w:rPr>
-          <w:b/>
-          <w:bCs/>
-        </w:rPr>
-      </w:pPr>
-      <w:r>
-        <w:rPr>
-          <w:b/>
-          <w:bCs/>
-        </w:rPr>
-        <w:t>Rencana Pekerjaan Besok</w:t>
-      </w:r>
-    </w:p>
-    <w:p>
-      <w:pPr>
-        <w:rPr>
-          <w:b/>
-          <w:bCs/>
-        </w:rPr>
-      </w:pPr>
-      <w:r>
-        <w:rPr>
-          <w:b/>
-          <w:bCs/>
-        </w:rPr>
-        <w:t>Target Utama</w:t>
-      </w:r>
-    </w:p>
-    <w:p>
-      <w:pPr>
-        <w:rPr>
-          <w:b/>
-          <w:bCs/>
-        </w:rPr>
-      </w:pPr>
-      <w:r>
-        <w:rPr>
-          <w:b/>
-          <w:bCs/>
-        </w:rPr>
-        <w:t>1. Membangun Homepage Lengkap</w:t>
-      </w:r>
-    </w:p>
-    <w:p>
-      <w:pPr>
-        <w:rPr>
-          <w:b/>
-          <w:bCs/>
-        </w:rPr>
-      </w:pPr>
-      <w:r>
-        <w:rPr>
-          <w:b/>
-          <w:bCs/>
-        </w:rPr>
-        <w:t>Urutan pengerjaan:</w:t>
-      </w:r>
-    </w:p>
-    <w:p>
-      <w:pPr>
-        <w:rPr>
-          <w:b/>
-          <w:bCs/>
-        </w:rPr>
-      </w:pPr>
-      <w:r>
-        <w:rPr>
-          <w:b/>
-          <w:bCs/>
-        </w:rPr>
-        <w:t>Hero</w:t>
-      </w:r>
-    </w:p>
-    <w:p>
-      <w:pPr>
-        <w:rPr>
-          <w:b/>
-          <w:bCs/>
-        </w:rPr>
-      </w:pPr>
-      <w:r>
-        <w:rPr>
-          <w:b/>
-          <w:bCs/>
-        </w:rPr>
-        <w:t xml:space="preserve">        │</w:t>
-      </w:r>
-    </w:p>
-    <w:p>
-      <w:pPr>
-        <w:rPr>
-          <w:b/>
-          <w:bCs/>
-        </w:rPr>
-      </w:pPr>
-      <w:r>
-        <w:rPr>
-          <w:b/>
-          <w:bCs/>
-        </w:rPr>
-        <w:t xml:space="preserve">        </w:t>
-      </w:r>
-      <w:r>
-        <w:rPr>
-          <w:rFonts w:ascii="Arial" w:hAnsi="Arial" w:cs="Arial"/>
-          <w:b/>
-          <w:bCs/>
-        </w:rPr>
-        <w:t>▼</w:t>
-      </w:r>
-    </w:p>
-    <w:p>
-      <w:pPr>
-        <w:rPr>
-          <w:b/>
-          <w:bCs/>
-        </w:rPr>
-      </w:pPr>
-      <w:r>
-        <w:rPr>
-          <w:b/>
-          <w:bCs/>
-        </w:rPr>
-        <w:t>Headline News</w:t>
-      </w:r>
-    </w:p>
-    <w:p>
-      <w:pPr>
-        <w:rPr>
-          <w:b/>
-          <w:bCs/>
-        </w:rPr>
-      </w:pPr>
-      <w:r>
-        <w:rPr>
-          <w:b/>
-          <w:bCs/>
-        </w:rPr>
-        <w:t xml:space="preserve">        │</w:t>
-      </w:r>
-    </w:p>
-    <w:p>
-      <w:pPr>
-        <w:rPr>
-          <w:b/>
-          <w:bCs/>
-        </w:rPr>
-      </w:pPr>
-      <w:r>
-        <w:rPr>
-          <w:b/>
-          <w:bCs/>
-        </w:rPr>
-        <w:t xml:space="preserve">        </w:t>
-      </w:r>
-      <w:r>
-        <w:rPr>
-          <w:rFonts w:ascii="Arial" w:hAnsi="Arial" w:cs="Arial"/>
-          <w:b/>
-          <w:bCs/>
-        </w:rPr>
-        <w:t>▼</w:t>
-      </w:r>
-    </w:p>
-    <w:p>
-      <w:pPr>
-        <w:rPr>
-          <w:b/>
-          <w:bCs/>
-        </w:rPr>
-      </w:pPr>
-      <w:r>
-        <w:rPr>
-          <w:b/>
-          <w:bCs/>
-        </w:rPr>
-        <w:t>Breaking News</w:t>
-      </w:r>
-    </w:p>
-    <w:p>
-      <w:pPr>
-        <w:rPr>
-          <w:b/>
-          <w:bCs/>
-        </w:rPr>
-      </w:pPr>
-      <w:r>
-        <w:rPr>
-          <w:b/>
-          <w:bCs/>
-        </w:rPr>
-        <w:t xml:space="preserve">        │</w:t>
-      </w:r>
-    </w:p>
-    <w:p>
-      <w:pPr>
-        <w:rPr>
-          <w:b/>
-          <w:bCs/>
-        </w:rPr>
-      </w:pPr>
-      <w:r>
-        <w:rPr>
-          <w:b/>
-          <w:bCs/>
-        </w:rPr>
-        <w:t xml:space="preserve">        </w:t>
-      </w:r>
-      <w:r>
-        <w:rPr>
-          <w:rFonts w:ascii="Arial" w:hAnsi="Arial" w:cs="Arial"/>
-          <w:b/>
-          <w:bCs/>
-        </w:rPr>
-        <w:t>▼</w:t>
-      </w:r>
-    </w:p>
-    <w:p>
-      <w:pPr>
-        <w:rPr>
-          <w:b/>
-          <w:bCs/>
-        </w:rPr>
-      </w:pPr>
-      <w:r>
-        <w:rPr>
-          <w:b/>
-          <w:bCs/>
-        </w:rPr>
-        <w:t>Information Center</w:t>
-      </w:r>
-    </w:p>
-    <w:p>
-      <w:pPr>
-        <w:rPr>
-          <w:b/>
-          <w:bCs/>
-        </w:rPr>
-      </w:pPr>
-      <w:r>
-        <w:rPr>
-          <w:b/>
-          <w:bCs/>
-        </w:rPr>
-        <w:lastRenderedPageBreak/>
-        <w:t xml:space="preserve">        │</w:t>
-      </w:r>
-    </w:p>
-    <w:p>
-      <w:pPr>
-        <w:rPr>
-          <w:b/>
-          <w:bCs/>
-        </w:rPr>
-      </w:pPr>
-      <w:r>
-        <w:rPr>
-          <w:b/>
-          <w:bCs/>
-        </w:rPr>
-        <w:t xml:space="preserve">        </w:t>
-      </w:r>
-      <w:r>
-        <w:rPr>
-          <w:rFonts w:ascii="Arial" w:hAnsi="Arial" w:cs="Arial"/>
-          <w:b/>
-          <w:bCs/>
-        </w:rPr>
-        <w:t>▼</w:t>
-      </w:r>
-    </w:p>
-    <w:p>
-      <w:pPr>
-        <w:rPr>
-          <w:b/>
-          <w:bCs/>
-        </w:rPr>
-      </w:pPr>
-      <w:r>
-        <w:rPr>
-          <w:b/>
-          <w:bCs/>
-        </w:rPr>
-        <w:t>Media Center</w:t>
-      </w:r>
-    </w:p>
-    <w:p>
-      <w:pPr>
-        <w:rPr>
-          <w:b/>
-          <w:bCs/>
-        </w:rPr>
-      </w:pPr>
-      <w:r>
-        <w:rPr>
-          <w:b/>
-          <w:bCs/>
-        </w:rPr>
-        <w:t xml:space="preserve">        │</w:t>
-      </w:r>
-    </w:p>
-    <w:p>
-      <w:pPr>
-        <w:rPr>
-          <w:b/>
-          <w:bCs/>
-        </w:rPr>
-      </w:pPr>
-      <w:r>
-        <w:rPr>
-          <w:b/>
-          <w:bCs/>
-        </w:rPr>
-        <w:t xml:space="preserve">        </w:t>
-      </w:r>
-      <w:r>
-        <w:rPr>
-          <w:rFonts w:ascii="Arial" w:hAnsi="Arial" w:cs="Arial"/>
-          <w:b/>
-          <w:bCs/>
-        </w:rPr>
-        <w:t>▼</w:t>
-      </w:r>
-    </w:p>
-    <w:p>
-      <w:pPr>
-        <w:rPr>
-          <w:b/>
-          <w:bCs/>
-        </w:rPr>
-      </w:pPr>
-      <w:r>
-        <w:rPr>
-          <w:b/>
-          <w:bCs/>
-        </w:rPr>
-        <w:t>Statistics</w:t>
-      </w:r>
-    </w:p>
-    <w:p>
-      <w:pPr>
-        <w:rPr>
-          <w:b/>
-          <w:bCs/>
-        </w:rPr>
-      </w:pPr>
-      <w:r>
-        <w:rPr>
-          <w:b/>
-          <w:bCs/>
-        </w:rPr>
-        <w:t xml:space="preserve">        │</w:t>
-      </w:r>
-    </w:p>
-    <w:p>
-      <w:pPr>
-        <w:rPr>
-          <w:b/>
-          <w:bCs/>
-        </w:rPr>
-      </w:pPr>
-      <w:r>
-        <w:rPr>
-          <w:b/>
-          <w:bCs/>
-        </w:rPr>
-        <w:t xml:space="preserve">        </w:t>
-      </w:r>
-      <w:r>
-        <w:rPr>
-          <w:rFonts w:ascii="Arial" w:hAnsi="Arial" w:cs="Arial"/>
-          <w:b/>
-          <w:bCs/>
-        </w:rPr>
-        <w:t>▼</w:t>
-      </w:r>
-    </w:p>
-    <w:p>
-      <w:pPr>
-        <w:rPr>
-          <w:b/>
-          <w:bCs/>
-        </w:rPr>
-      </w:pPr>
-      <w:r>
-        <w:rPr>
-          <w:b/>
-          <w:bCs/>
-        </w:rPr>
-        <w:t>Partners</w:t>
-      </w:r>
-    </w:p>
-    <w:p>
-      <w:pPr>
-        <w:rPr>
-          <w:b/>
-          <w:bCs/>
-        </w:rPr>
-      </w:pPr>
-      <w:r>
-        <w:rPr>
-          <w:b/>
-          <w:bCs/>
-        </w:rPr>
-        <w:t xml:space="preserve">        │</w:t>
-      </w:r>
-    </w:p>
-    <w:p>
-      <w:pPr>
-        <w:rPr>
-          <w:b/>
-          <w:bCs/>
-        </w:rPr>
-      </w:pPr>
-      <w:r>
-        <w:rPr>
-          <w:b/>
-          <w:bCs/>
-        </w:rPr>
-        <w:t xml:space="preserve">        </w:t>
-      </w:r>
-      <w:r>
-        <w:rPr>
-          <w:rFonts w:ascii="Arial" w:hAnsi="Arial" w:cs="Arial"/>
-          <w:b/>
-          <w:bCs/>
-        </w:rPr>
-        <w:t>▼</w:t>
-      </w:r>
-    </w:p>
-    <w:p>
-      <w:pPr>
-        <w:rPr>
-          <w:b/>
-          <w:bCs/>
-        </w:rPr>
-      </w:pPr>
-      <w:r>
-        <w:rPr>
-          <w:b/>
-          <w:bCs/>
-        </w:rPr>
-        <w:t>Footer</w:t>
-      </w:r>
-    </w:p>
-    <w:p>
-      <w:pPr>
-        <w:rPr>
-          <w:b/>
-          <w:bCs/>
-        </w:rPr>
-      </w:pPr>
-      <w:r>
-        <w:rPr>
-          <w:b/>
-          <w:bCs/>
-        </w:rPr>
-        <w:pict w14:anchorId="34E69658">
-          <v:rect id="_x0000_i1304" style="width:0;height:1.5pt" o:hralign="center" o:hrstd="t" o:hr="t" fillcolor="#a0a0a0" stroked="f"/>
-        </w:pict>
-      </w:r>
-    </w:p>
-    <w:p>
-      <w:pPr>
-        <w:rPr>
-          <w:b/>
-          <w:bCs/>
-        </w:rPr>
-      </w:pPr>
-      <w:r>
-        <w:rPr>
-          <w:b/>
-          <w:bCs/>
-        </w:rPr>
-        <w:t>2. Headline News</w:t>
-      </w:r>
-    </w:p>
-    <w:p>
-      <w:pPr>
-        <w:rPr>
-          <w:b/>
-          <w:bCs/>
-        </w:rPr>
-      </w:pPr>
-      <w:r>
-        <w:rPr>
-          <w:b/>
-          <w:bCs/>
-        </w:rPr>
-        <w:t>Membuat layout berita utama yang terdiri dari:</w:t>
-      </w:r>
-    </w:p>
-    <w:p>
-      <w:pPr>
-        <w:numPr>
-          <w:ilvl w:val="0"/>
-          <w:numId w:val="27"/>
-        </w:numPr>
-        <w:rPr>
-          <w:b/>
-          <w:bCs/>
-        </w:rPr>
-      </w:pPr>
-      <w:r>
-        <w:rPr>
-          <w:b/>
-          <w:bCs/>
-        </w:rPr>
-        <w:t>Featured News besar</w:t>
-      </w:r>
-    </w:p>
-    <w:p>
-      <w:pPr>
-        <w:numPr>
-          <w:ilvl w:val="0"/>
-          <w:numId w:val="27"/>
-        </w:numPr>
-        <w:rPr>
-          <w:b/>
-          <w:bCs/>
-        </w:rPr>
-      </w:pPr>
-      <w:r>
-        <w:rPr>
-          <w:b/>
-          <w:bCs/>
-        </w:rPr>
-        <w:t>Grid berita pendukung</w:t>
-      </w:r>
-    </w:p>
-    <w:p>
-      <w:pPr>
-        <w:numPr>
-          <w:ilvl w:val="0"/>
-          <w:numId w:val="27"/>
-        </w:numPr>
-        <w:rPr>
-          <w:b/>
-          <w:bCs/>
-        </w:rPr>
-      </w:pPr>
-      <w:r>
-        <w:rPr>
-          <w:b/>
-          <w:bCs/>
-        </w:rPr>
-        <w:t>Kategori berita</w:t>
-      </w:r>
-    </w:p>
-    <w:p>
-      <w:pPr>
-        <w:numPr>
-          <w:ilvl w:val="0"/>
-          <w:numId w:val="27"/>
-        </w:numPr>
-        <w:rPr>
-          <w:b/>
-          <w:bCs/>
-        </w:rPr>
-      </w:pPr>
-      <w:r>
-        <w:rPr>
-          <w:b/>
-          <w:bCs/>
-        </w:rPr>
-        <w:t>Tombol "Lihat Semua Berita"</w:t>
-      </w:r>
-    </w:p>
-    <w:p>
-      <w:pPr>
-        <w:rPr>
-          <w:b/>
-          <w:bCs/>
-        </w:rPr>
-      </w:pPr>
-      <w:r>
-        <w:rPr>
-          <w:b/>
-          <w:bCs/>
-        </w:rPr>
-        <w:t>Semua disiapkan agar mudah diintegrasikan dengan CMS.</w:t>
-      </w:r>
-    </w:p>
-    <w:p>
-      <w:pPr>
-        <w:rPr>
-          <w:b/>
-          <w:bCs/>
-        </w:rPr>
-      </w:pPr>
-      <w:r>
-        <w:rPr>
-          <w:b/>
-          <w:bCs/>
-        </w:rPr>
-        <w:pict w14:anchorId="0D227395">
-          <v:rect id="_x0000_i1305" style="width:0;height:1.5pt" o:hralign="center" o:hrstd="t" o:hr="t" fillcolor="#a0a0a0" stroked="f"/>
-        </w:pict>
-      </w:r>
-    </w:p>
-    <w:p>
-      <w:pPr>
-        <w:rPr>
-          <w:b/>
-          <w:bCs/>
-        </w:rPr>
-      </w:pPr>
-      <w:r>
-        <w:rPr>
-          <w:b/>
-          <w:bCs/>
-        </w:rPr>
-        <w:t>3. Breaking News</w:t>
-      </w:r>
-    </w:p>
-    <w:p>
-      <w:pPr>
-        <w:rPr>
-          <w:b/>
-          <w:bCs/>
-        </w:rPr>
-      </w:pPr>
-      <w:r>
-        <w:rPr>
-          <w:b/>
-          <w:bCs/>
-        </w:rPr>
-        <w:t>Membuat ticker berita berjalan dengan:</w:t>
-      </w:r>
-    </w:p>
-    <w:p>
-      <w:pPr>
-        <w:numPr>
-          <w:ilvl w:val="0"/>
-          <w:numId w:val="28"/>
-        </w:numPr>
-        <w:rPr>
-          <w:b/>
-          <w:bCs/>
-        </w:rPr>
-      </w:pPr>
-      <w:r>
-        <w:rPr>
-          <w:b/>
-          <w:bCs/>
-        </w:rPr>
-        <w:t>Auto Scroll</w:t>
-      </w:r>
-    </w:p>
-    <w:p>
-      <w:pPr>
-        <w:numPr>
-          <w:ilvl w:val="0"/>
-          <w:numId w:val="28"/>
-        </w:numPr>
-        <w:rPr>
-          <w:b/>
-          <w:bCs/>
-        </w:rPr>
-      </w:pPr>
-      <w:r>
-        <w:rPr>
-          <w:b/>
-          <w:bCs/>
-        </w:rPr>
-        <w:t>Pause saat hover</w:t>
-      </w:r>
-    </w:p>
-    <w:p>
-      <w:pPr>
-        <w:numPr>
-          <w:ilvl w:val="0"/>
-          <w:numId w:val="28"/>
-        </w:numPr>
-        <w:rPr>
-          <w:b/>
-          <w:bCs/>
-        </w:rPr>
-      </w:pPr>
-      <w:r>
-        <w:rPr>
-          <w:b/>
-          <w:bCs/>
-        </w:rPr>
-        <w:t>Data dinamis dari CMS</w:t>
-      </w:r>
-    </w:p>
-    <w:p>
-      <w:pPr>
-        <w:rPr>
-          <w:b/>
-          <w:bCs/>
-        </w:rPr>
-      </w:pPr>
-      <w:r>
-        <w:rPr>
-          <w:b/>
-          <w:bCs/>
-        </w:rPr>
-        <w:pict w14:anchorId="7DB8C4C9">
-          <v:rect id="_x0000_i1306" style="width:0;height:1.5pt" o:hralign="center" o:hrstd="t" o:hr="t" fillcolor="#a0a0a0" stroked="f"/>
-        </w:pict>
-      </w:r>
-    </w:p>
-    <w:p>
-      <w:pPr>
-        <w:rPr>
-          <w:b/>
-          <w:bCs/>
-        </w:rPr>
-      </w:pPr>
-      <w:r>
-        <w:rPr>
-          <w:b/>
-          <w:bCs/>
-        </w:rPr>
-        <w:t>4. Information Center</w:t>
-      </w:r>
-    </w:p>
-    <w:p>
-      <w:pPr>
-        <w:rPr>
-          <w:b/>
-          <w:bCs/>
-        </w:rPr>
-      </w:pPr>
-      <w:r>
-        <w:rPr>
-          <w:b/>
-          <w:bCs/>
-        </w:rPr>
-        <w:t>Membuat kartu informasi untuk:</w:t>
-      </w:r>
-    </w:p>
-    <w:p>
-      <w:pPr>
-        <w:numPr>
-          <w:ilvl w:val="0"/>
-          <w:numId w:val="29"/>
-        </w:numPr>
-        <w:rPr>
-          <w:b/>
-          <w:bCs/>
-        </w:rPr>
-      </w:pPr>
-      <w:r>
-        <w:rPr>
-          <w:b/>
-          <w:bCs/>
-        </w:rPr>
-        <w:t>Informasi Publik</w:t>
-      </w:r>
-    </w:p>
-    <w:p>
-      <w:pPr>
-        <w:numPr>
-          <w:ilvl w:val="0"/>
-          <w:numId w:val="29"/>
-        </w:numPr>
-        <w:rPr>
-          <w:b/>
-          <w:bCs/>
-        </w:rPr>
-      </w:pPr>
-      <w:r>
-        <w:rPr>
-          <w:b/>
-          <w:bCs/>
-        </w:rPr>
-        <w:t>Press Release</w:t>
-      </w:r>
-    </w:p>
-    <w:p>
-      <w:pPr>
-        <w:numPr>
-          <w:ilvl w:val="0"/>
-          <w:numId w:val="29"/>
-        </w:numPr>
-        <w:rPr>
-          <w:b/>
-          <w:bCs/>
-        </w:rPr>
-      </w:pPr>
-      <w:r>
-        <w:rPr>
-          <w:b/>
-          <w:bCs/>
-        </w:rPr>
-        <w:lastRenderedPageBreak/>
-        <w:t>Pengumuman</w:t>
-      </w:r>
-    </w:p>
-    <w:p>
-      <w:pPr>
-        <w:numPr>
-          <w:ilvl w:val="0"/>
-          <w:numId w:val="29"/>
-        </w:numPr>
-        <w:rPr>
-          <w:b/>
-          <w:bCs/>
-        </w:rPr>
-      </w:pPr>
-      <w:r>
-        <w:rPr>
-          <w:b/>
-          <w:bCs/>
-        </w:rPr>
-        <w:t>Agenda</w:t>
-      </w:r>
-    </w:p>
-    <w:p>
-      <w:pPr>
-        <w:rPr>
-          <w:b/>
-          <w:bCs/>
-        </w:rPr>
-      </w:pPr>
-      <w:r>
-        <w:rPr>
-          <w:b/>
-          <w:bCs/>
-        </w:rPr>
-        <w:pict w14:anchorId="346252EC">
-          <v:rect id="_x0000_i1307" style="width:0;height:1.5pt" o:hralign="center" o:hrstd="t" o:hr="t" fillcolor="#a0a0a0" stroked="f"/>
-        </w:pict>
-      </w:r>
-    </w:p>
-    <w:p>
-      <w:pPr>
-        <w:rPr>
-          <w:b/>
-          <w:bCs/>
-        </w:rPr>
-      </w:pPr>
-      <w:r>
-        <w:rPr>
-          <w:b/>
-          <w:bCs/>
-        </w:rPr>
-        <w:t>5. Persiapan Media Center</w:t>
-      </w:r>
-    </w:p>
-    <w:p>
-      <w:pPr>
-        <w:rPr>
-          <w:b/>
-          <w:bCs/>
-        </w:rPr>
-      </w:pPr>
-      <w:r>
-        <w:rPr>
-          <w:b/>
-          <w:bCs/>
-        </w:rPr>
-        <w:t>Membuat desain section yang nantinya mendukung:</w:t>
-      </w:r>
-    </w:p>
-    <w:p>
-      <w:pPr>
-        <w:numPr>
-          <w:ilvl w:val="0"/>
-          <w:numId w:val="30"/>
-        </w:numPr>
-        <w:rPr>
-          <w:b/>
-          <w:bCs/>
-        </w:rPr>
-      </w:pPr>
-      <w:r>
-        <w:rPr>
-          <w:b/>
-          <w:bCs/>
-        </w:rPr>
-        <w:t>Embed YouTube</w:t>
-      </w:r>
-    </w:p>
-    <w:p>
-      <w:pPr>
-        <w:numPr>
-          <w:ilvl w:val="0"/>
-          <w:numId w:val="30"/>
-        </w:numPr>
-        <w:rPr>
-          <w:b/>
-          <w:bCs/>
-        </w:rPr>
-      </w:pPr>
-      <w:r>
-        <w:rPr>
-          <w:b/>
-          <w:bCs/>
-        </w:rPr>
-        <w:t>Upload Video</w:t>
-      </w:r>
-    </w:p>
-    <w:p>
-      <w:pPr>
-        <w:numPr>
-          <w:ilvl w:val="0"/>
-          <w:numId w:val="30"/>
-        </w:numPr>
-        <w:rPr>
-          <w:b/>
-          <w:bCs/>
-        </w:rPr>
-      </w:pPr>
-      <w:r>
-        <w:rPr>
-          <w:b/>
-          <w:bCs/>
-        </w:rPr>
-        <w:t>Playlist Video</w:t>
-      </w:r>
-    </w:p>
-    <w:p>
-      <w:pPr>
-        <w:numPr>
-          <w:ilvl w:val="0"/>
-          <w:numId w:val="30"/>
-        </w:numPr>
-        <w:rPr>
-          <w:b/>
-          <w:bCs/>
-        </w:rPr>
-      </w:pPr>
-      <w:r>
-        <w:rPr>
-          <w:b/>
-          <w:bCs/>
-        </w:rPr>
-        <w:t>Live Streaming (opsional)</w:t>
-      </w:r>
-    </w:p>
-    <w:p>
-      <w:pPr>
-        <w:rPr>
-          <w:b/>
-          <w:bCs/>
-        </w:rPr>
-      </w:pPr>
-      <w:r>
-        <w:rPr>
-          <w:b/>
-          <w:bCs/>
-        </w:rPr>
-        <w:pict w14:anchorId="3B1403F9">
-          <v:rect id="_x0000_i1308" style="width:0;height:1.5pt" o:hralign="center" o:hrstd="t" o:hr="t" fillcolor="#a0a0a0" stroked="f"/>
-        </w:pict>
-      </w:r>
-    </w:p>
-    <w:p>
-      <w:pPr>
-        <w:rPr>
-          <w:b/>
-          <w:bCs/>
-        </w:rPr>
-      </w:pPr>
-      <w:r>
-        <w:rPr>
-          <w:b/>
-          <w:bCs/>
-        </w:rPr>
-        <w:t>Catatan Pengembangan</w:t>
-      </w:r>
-    </w:p>
-    <w:p>
-      <w:pPr>
-        <w:rPr>
-          <w:b/>
-          <w:bCs/>
-        </w:rPr>
-      </w:pPr>
-      <w:r>
-        <w:rPr>
-          <w:b/>
-          <w:bCs/>
-        </w:rPr>
-        <w:t>Beberapa keputusan desain yang disepakati hari ini dan akan menjadi acuan ke depan:</w:t>
-      </w:r>
-    </w:p>
-    <w:p>
-      <w:pPr>
-        <w:numPr>
-          <w:ilvl w:val="0"/>
-          <w:numId w:val="31"/>
-        </w:numPr>
-        <w:rPr>
-          <w:b/>
-          <w:bCs/>
-        </w:rPr>
-      </w:pPr>
-      <w:r>
-        <w:rPr>
-          <w:b/>
-          <w:bCs/>
-        </w:rPr>
-        <w:t>Hero menggunakan slideshow otomatis dengan transisi fade yang halus.</w:t>
-      </w:r>
-    </w:p>
-    <w:p>
-      <w:pPr>
-        <w:numPr>
-          <w:ilvl w:val="0"/>
-          <w:numId w:val="31"/>
-        </w:numPr>
-        <w:rPr>
-          <w:b/>
-          <w:bCs/>
-        </w:rPr>
-      </w:pPr>
-      <w:r>
-        <w:rPr>
-          <w:b/>
-          <w:bCs/>
-        </w:rPr>
-        <w:t>Hero harus siap dikembangkan menjadi dinamis melalui CMS, sehingga penambahan atau penggantian gambar tidak memerlukan perubahan kode.</w:t>
-      </w:r>
-    </w:p>
-    <w:p>
-      <w:pPr>
-        <w:numPr>
-          <w:ilvl w:val="0"/>
-          <w:numId w:val="31"/>
-        </w:numPr>
-        <w:rPr>
-          <w:b/>
-          <w:bCs/>
-        </w:rPr>
-      </w:pPr>
-      <w:r>
-        <w:rPr>
-          <w:b/>
-          <w:bCs/>
-        </w:rPr>
-        <w:t>Homepage akan dibangun secara bertahap per section, dan setiap section akan melalui siklus implementasi → build → commit → push sebelum melanjutkan ke section berikutnya.</w:t>
-      </w:r>
-    </w:p>
-    <w:p>
-      <w:pPr>
-        <w:numPr>
-          <w:ilvl w:val="0"/>
-          <w:numId w:val="31"/>
-        </w:numPr>
-        <w:rPr>
-          <w:b/>
-          <w:bCs/>
-        </w:rPr>
-      </w:pPr>
-      <w:r>
-        <w:rPr>
-          <w:b/>
-          <w:bCs/>
-        </w:rPr>
-        <w:t>Media Center akan ditempatkan di halaman utama sebagai lokasi untuk video unggulan dan konten embed.</w:t>
-      </w:r>
-    </w:p>
-    <w:p>
-      <w:pPr>
-        <w:rPr>
-          <w:b/>
-          <w:bCs/>
-        </w:rPr>
-      </w:pPr>
-      <w:r>
-        <w:rPr>
-          <w:b/>
-          <w:bCs/>
-        </w:rPr>
-        <w:pict w14:anchorId="09E931F0">
-          <v:rect id="_x0000_i1309" style="width:0;height:1.5pt" o:hralign="center" o:hrstd="t" o:hr="t" fillcolor="#a0a0a0" stroked="f"/>
-        </w:pict>
-      </w:r>
-    </w:p>
-    <w:p>
-      <w:pPr>
-        <w:rPr>
-          <w:b/>
-          <w:bCs/>
-        </w:rPr>
-      </w:pPr>
-      <w:r>
-        <w:rPr>
-          <w:b/>
-          <w:bCs/>
-        </w:rPr>
-        <w:t>Status Akhir Hari Ini</w:t>
+        <w:t>Progress Keseluruhan Proyek</w:t>
       </w:r>
     </w:p>
     <w:tbl>
@@ -4075,8 +2217,8 @@
         <w:tblLook w:val="04A0" w:firstRow="1" w:lastRow="0" w:firstColumn="1" w:lastColumn="0" w:noHBand="0" w:noVBand="1"/>
       </w:tblPr>
       <w:tblGrid>
-        <w:gridCol w:w="2939"/>
-        <w:gridCol w:w="725"/>
+        <w:gridCol w:w="1984"/>
+        <w:gridCol w:w="960"/>
       </w:tblGrid>
       <w:tr>
         <w:trPr>
@@ -4101,7 +2243,7 @@
                 <w:b/>
                 <w:bCs/>
               </w:rPr>
-              <w:t>Item</w:t>
+              <w:t>Modul</w:t>
             </w:r>
           </w:p>
         </w:tc>
@@ -4123,7 +2265,7 @@
                 <w:b/>
                 <w:bCs/>
               </w:rPr>
-              <w:t>Status</w:t>
+              <w:t>Progress</w:t>
             </w:r>
           </w:p>
         </w:tc>
@@ -4150,7 +2292,7 @@
                 <w:b/>
                 <w:bCs/>
               </w:rPr>
-              <w:t>Struktur Project Stabil</w:t>
+              <w:t>Setup React + Vite</w:t>
             </w:r>
           </w:p>
         </w:tc>
@@ -4174,6 +2316,13 @@
                 <w:bCs/>
               </w:rPr>
               <w:t>✅</w:t>
+            </w:r>
+            <w:r>
+              <w:rPr>
+                <w:b/>
+                <w:bCs/>
+              </w:rPr>
+              <w:t xml:space="preserve"> 100%</w:t>
             </w:r>
           </w:p>
         </w:tc>
@@ -4200,7 +2349,7 @@
                 <w:b/>
                 <w:bCs/>
               </w:rPr>
-              <w:t>Build Berhasil</w:t>
+              <w:t>Routing</w:t>
             </w:r>
           </w:p>
         </w:tc>
@@ -4224,6 +2373,13 @@
                 <w:bCs/>
               </w:rPr>
               <w:t>✅</w:t>
+            </w:r>
+            <w:r>
+              <w:rPr>
+                <w:b/>
+                <w:bCs/>
+              </w:rPr>
+              <w:t xml:space="preserve"> 100%</w:t>
             </w:r>
           </w:p>
         </w:tc>
@@ -4250,7 +2406,7 @@
                 <w:b/>
                 <w:bCs/>
               </w:rPr>
-              <w:t>Hero Slideshow</w:t>
+              <w:t>Hero Section</w:t>
             </w:r>
           </w:p>
         </w:tc>
@@ -4274,6 +2430,13 @@
                 <w:bCs/>
               </w:rPr>
               <w:t>✅</w:t>
+            </w:r>
+            <w:r>
+              <w:rPr>
+                <w:b/>
+                <w:bCs/>
+              </w:rPr>
+              <w:t xml:space="preserve"> 95%</w:t>
             </w:r>
           </w:p>
         </w:tc>
@@ -4300,7 +2463,7 @@
                 <w:b/>
                 <w:bCs/>
               </w:rPr>
-              <w:t>Responsive Hero</w:t>
+              <w:t>Header</w:t>
             </w:r>
           </w:p>
         </w:tc>
@@ -4324,6 +2487,13 @@
                 <w:bCs/>
               </w:rPr>
               <w:t>✅</w:t>
+            </w:r>
+            <w:r>
+              <w:rPr>
+                <w:b/>
+                <w:bCs/>
+              </w:rPr>
+              <w:t xml:space="preserve"> 95%</w:t>
             </w:r>
           </w:p>
         </w:tc>
@@ -4350,7 +2520,7 @@
                 <w:b/>
                 <w:bCs/>
               </w:rPr>
-              <w:t>GitHub Pages Sinkron</w:t>
+              <w:t>Headline News</w:t>
             </w:r>
           </w:p>
         </w:tc>
@@ -4374,6 +2544,13 @@
                 <w:bCs/>
               </w:rPr>
               <w:t>✅</w:t>
+            </w:r>
+            <w:r>
+              <w:rPr>
+                <w:b/>
+                <w:bCs/>
+              </w:rPr>
+              <w:t xml:space="preserve"> 100%</w:t>
             </w:r>
           </w:p>
         </w:tc>
@@ -4400,7 +2577,7 @@
                 <w:b/>
                 <w:bCs/>
               </w:rPr>
-              <w:t>Localhost Sinkron</w:t>
+              <w:t>Footer</w:t>
             </w:r>
           </w:p>
         </w:tc>
@@ -4423,7 +2600,14 @@
                 <w:b/>
                 <w:bCs/>
               </w:rPr>
-              <w:t>✅</w:t>
+              <w:t>🟡</w:t>
+            </w:r>
+            <w:r>
+              <w:rPr>
+                <w:b/>
+                <w:bCs/>
+              </w:rPr>
+              <w:t xml:space="preserve"> 85%</w:t>
             </w:r>
           </w:p>
         </w:tc>
@@ -4450,7 +2634,7 @@
                 <w:b/>
                 <w:bCs/>
               </w:rPr>
-              <w:t>Repository GitHub Terbarui</w:t>
+              <w:t>Breaking News</w:t>
             </w:r>
           </w:p>
         </w:tc>
@@ -4474,6 +2658,355 @@
                 <w:bCs/>
               </w:rPr>
               <w:t>✅</w:t>
+            </w:r>
+            <w:r>
+              <w:rPr>
+                <w:b/>
+                <w:bCs/>
+              </w:rPr>
+              <w:t xml:space="preserve"> 100%</w:t>
+            </w:r>
+          </w:p>
+        </w:tc>
+      </w:tr>
+      <w:tr>
+        <w:trPr>
+          <w:tblCellSpacing w:w="15" w:type="dxa"/>
+        </w:trPr>
+        <w:tc>
+          <w:tcPr>
+            <w:tcW w:w="0" w:type="auto"/>
+            <w:vAlign w:val="center"/>
+            <w:hideMark/>
+          </w:tcPr>
+          <w:p>
+            <w:pPr>
+              <w:rPr>
+                <w:b/>
+                <w:bCs/>
+              </w:rPr>
+            </w:pPr>
+            <w:r>
+              <w:rPr>
+                <w:b/>
+                <w:bCs/>
+              </w:rPr>
+              <w:t>Quick Access</w:t>
+            </w:r>
+          </w:p>
+        </w:tc>
+        <w:tc>
+          <w:tcPr>
+            <w:tcW w:w="0" w:type="auto"/>
+            <w:vAlign w:val="center"/>
+            <w:hideMark/>
+          </w:tcPr>
+          <w:p>
+            <w:pPr>
+              <w:rPr>
+                <w:b/>
+                <w:bCs/>
+              </w:rPr>
+            </w:pPr>
+            <w:r>
+              <w:rPr>
+                <w:rFonts w:ascii="Segoe UI Emoji" w:hAnsi="Segoe UI Emoji" w:cs="Segoe UI Emoji"/>
+                <w:b/>
+                <w:bCs/>
+              </w:rPr>
+              <w:t>✅</w:t>
+            </w:r>
+            <w:r>
+              <w:rPr>
+                <w:b/>
+                <w:bCs/>
+              </w:rPr>
+              <w:t xml:space="preserve"> 100%</w:t>
+            </w:r>
+          </w:p>
+        </w:tc>
+      </w:tr>
+      <w:tr>
+        <w:trPr>
+          <w:tblCellSpacing w:w="15" w:type="dxa"/>
+        </w:trPr>
+        <w:tc>
+          <w:tcPr>
+            <w:tcW w:w="0" w:type="auto"/>
+            <w:vAlign w:val="center"/>
+            <w:hideMark/>
+          </w:tcPr>
+          <w:p>
+            <w:pPr>
+              <w:rPr>
+                <w:b/>
+                <w:bCs/>
+              </w:rPr>
+            </w:pPr>
+            <w:r>
+              <w:rPr>
+                <w:b/>
+                <w:bCs/>
+              </w:rPr>
+              <w:t>Statistik</w:t>
+            </w:r>
+          </w:p>
+        </w:tc>
+        <w:tc>
+          <w:tcPr>
+            <w:tcW w:w="0" w:type="auto"/>
+            <w:vAlign w:val="center"/>
+            <w:hideMark/>
+          </w:tcPr>
+          <w:p>
+            <w:pPr>
+              <w:rPr>
+                <w:b/>
+                <w:bCs/>
+              </w:rPr>
+            </w:pPr>
+            <w:r>
+              <w:rPr>
+                <w:rFonts w:ascii="Segoe UI Emoji" w:hAnsi="Segoe UI Emoji" w:cs="Segoe UI Emoji"/>
+                <w:b/>
+                <w:bCs/>
+              </w:rPr>
+              <w:t>🟡</w:t>
+            </w:r>
+            <w:r>
+              <w:rPr>
+                <w:b/>
+                <w:bCs/>
+              </w:rPr>
+              <w:t xml:space="preserve"> 80%</w:t>
+            </w:r>
+          </w:p>
+        </w:tc>
+      </w:tr>
+      <w:tr>
+        <w:trPr>
+          <w:tblCellSpacing w:w="15" w:type="dxa"/>
+        </w:trPr>
+        <w:tc>
+          <w:tcPr>
+            <w:tcW w:w="0" w:type="auto"/>
+            <w:vAlign w:val="center"/>
+            <w:hideMark/>
+          </w:tcPr>
+          <w:p>
+            <w:pPr>
+              <w:rPr>
+                <w:b/>
+                <w:bCs/>
+              </w:rPr>
+            </w:pPr>
+            <w:r>
+              <w:rPr>
+                <w:b/>
+                <w:bCs/>
+              </w:rPr>
+              <w:t>Information Center</w:t>
+            </w:r>
+          </w:p>
+        </w:tc>
+        <w:tc>
+          <w:tcPr>
+            <w:tcW w:w="0" w:type="auto"/>
+            <w:vAlign w:val="center"/>
+            <w:hideMark/>
+          </w:tcPr>
+          <w:p>
+            <w:pPr>
+              <w:rPr>
+                <w:b/>
+                <w:bCs/>
+              </w:rPr>
+            </w:pPr>
+            <w:r>
+              <w:rPr>
+                <w:rFonts w:ascii="Segoe UI Emoji" w:hAnsi="Segoe UI Emoji" w:cs="Segoe UI Emoji"/>
+                <w:b/>
+                <w:bCs/>
+              </w:rPr>
+              <w:t>🟡</w:t>
+            </w:r>
+            <w:r>
+              <w:rPr>
+                <w:b/>
+                <w:bCs/>
+              </w:rPr>
+              <w:t xml:space="preserve"> 80%</w:t>
+            </w:r>
+          </w:p>
+        </w:tc>
+      </w:tr>
+      <w:tr>
+        <w:trPr>
+          <w:tblCellSpacing w:w="15" w:type="dxa"/>
+        </w:trPr>
+        <w:tc>
+          <w:tcPr>
+            <w:tcW w:w="0" w:type="auto"/>
+            <w:vAlign w:val="center"/>
+            <w:hideMark/>
+          </w:tcPr>
+          <w:p>
+            <w:pPr>
+              <w:rPr>
+                <w:b/>
+                <w:bCs/>
+              </w:rPr>
+            </w:pPr>
+            <w:r>
+              <w:rPr>
+                <w:b/>
+                <w:bCs/>
+              </w:rPr>
+              <w:t>Media Center</w:t>
+            </w:r>
+          </w:p>
+        </w:tc>
+        <w:tc>
+          <w:tcPr>
+            <w:tcW w:w="0" w:type="auto"/>
+            <w:vAlign w:val="center"/>
+            <w:hideMark/>
+          </w:tcPr>
+          <w:p>
+            <w:pPr>
+              <w:rPr>
+                <w:b/>
+                <w:bCs/>
+              </w:rPr>
+            </w:pPr>
+            <w:r>
+              <w:rPr>
+                <w:rFonts w:ascii="Segoe UI Emoji" w:hAnsi="Segoe UI Emoji" w:cs="Segoe UI Emoji"/>
+                <w:b/>
+                <w:bCs/>
+              </w:rPr>
+              <w:t>🟡</w:t>
+            </w:r>
+            <w:r>
+              <w:rPr>
+                <w:b/>
+                <w:bCs/>
+              </w:rPr>
+              <w:t xml:space="preserve"> 80%</w:t>
+            </w:r>
+          </w:p>
+        </w:tc>
+      </w:tr>
+      <w:tr>
+        <w:trPr>
+          <w:tblCellSpacing w:w="15" w:type="dxa"/>
+        </w:trPr>
+        <w:tc>
+          <w:tcPr>
+            <w:tcW w:w="0" w:type="auto"/>
+            <w:vAlign w:val="center"/>
+            <w:hideMark/>
+          </w:tcPr>
+          <w:p>
+            <w:pPr>
+              <w:rPr>
+                <w:b/>
+                <w:bCs/>
+              </w:rPr>
+            </w:pPr>
+            <w:r>
+              <w:rPr>
+                <w:b/>
+                <w:bCs/>
+              </w:rPr>
+              <w:t>Partners</w:t>
+            </w:r>
+          </w:p>
+        </w:tc>
+        <w:tc>
+          <w:tcPr>
+            <w:tcW w:w="0" w:type="auto"/>
+            <w:vAlign w:val="center"/>
+            <w:hideMark/>
+          </w:tcPr>
+          <w:p>
+            <w:pPr>
+              <w:rPr>
+                <w:b/>
+                <w:bCs/>
+              </w:rPr>
+            </w:pPr>
+            <w:r>
+              <w:rPr>
+                <w:rFonts w:ascii="Segoe UI Emoji" w:hAnsi="Segoe UI Emoji" w:cs="Segoe UI Emoji"/>
+                <w:b/>
+                <w:bCs/>
+              </w:rPr>
+              <w:t>🟡</w:t>
+            </w:r>
+            <w:r>
+              <w:rPr>
+                <w:b/>
+                <w:bCs/>
+              </w:rPr>
+              <w:t xml:space="preserve"> 80%</w:t>
+            </w:r>
+          </w:p>
+        </w:tc>
+      </w:tr>
+      <w:tr>
+        <w:trPr>
+          <w:tblCellSpacing w:w="15" w:type="dxa"/>
+        </w:trPr>
+        <w:tc>
+          <w:tcPr>
+            <w:tcW w:w="0" w:type="auto"/>
+            <w:vAlign w:val="center"/>
+            <w:hideMark/>
+          </w:tcPr>
+          <w:p>
+            <w:pPr>
+              <w:rPr>
+                <w:b/>
+                <w:bCs/>
+              </w:rPr>
+            </w:pPr>
+            <w:r>
+              <w:rPr>
+                <w:b/>
+                <w:bCs/>
+              </w:rPr>
+              <w:t>CMS</w:t>
+            </w:r>
+          </w:p>
+        </w:tc>
+        <w:tc>
+          <w:tcPr>
+            <w:tcW w:w="0" w:type="auto"/>
+            <w:vAlign w:val="center"/>
+            <w:hideMark/>
+          </w:tcPr>
+          <w:p>
+            <w:pPr>
+              <w:rPr>
+                <w:b/>
+                <w:bCs/>
+              </w:rPr>
+            </w:pPr>
+            <w:r>
+              <w:rPr>
+                <w:rFonts w:ascii="Segoe UI Emoji" w:hAnsi="Segoe UI Emoji" w:cs="Segoe UI Emoji"/>
+                <w:b/>
+                <w:bCs/>
+              </w:rPr>
+              <w:t>⏳</w:t>
+            </w:r>
+            <w:r>
+              <w:rPr>
+                <w:b/>
+                <w:bCs/>
+              </w:rPr>
+              <w:t xml:space="preserve"> 0%</w:t>
             </w:r>
           </w:p>
         </w:tc>
@@ -4501,7 +3034,7 @@
                 <w:bCs/>
               </w:rPr>
               <w:lastRenderedPageBreak/>
-              <w:t>Siap Melanjutkan Homepage</w:t>
+              <w:t>Halaman Berita</w:t>
             </w:r>
           </w:p>
         </w:tc>
@@ -4524,7 +3057,356 @@
                 <w:b/>
                 <w:bCs/>
               </w:rPr>
-              <w:t>✅</w:t>
+              <w:t>⏳</w:t>
+            </w:r>
+            <w:r>
+              <w:rPr>
+                <w:b/>
+                <w:bCs/>
+              </w:rPr>
+              <w:t xml:space="preserve"> 0%</w:t>
+            </w:r>
+          </w:p>
+        </w:tc>
+      </w:tr>
+      <w:tr>
+        <w:trPr>
+          <w:tblCellSpacing w:w="15" w:type="dxa"/>
+        </w:trPr>
+        <w:tc>
+          <w:tcPr>
+            <w:tcW w:w="0" w:type="auto"/>
+            <w:vAlign w:val="center"/>
+            <w:hideMark/>
+          </w:tcPr>
+          <w:p>
+            <w:pPr>
+              <w:rPr>
+                <w:b/>
+                <w:bCs/>
+              </w:rPr>
+            </w:pPr>
+            <w:r>
+              <w:rPr>
+                <w:b/>
+                <w:bCs/>
+              </w:rPr>
+              <w:t>Detail Berita</w:t>
+            </w:r>
+          </w:p>
+        </w:tc>
+        <w:tc>
+          <w:tcPr>
+            <w:tcW w:w="0" w:type="auto"/>
+            <w:vAlign w:val="center"/>
+            <w:hideMark/>
+          </w:tcPr>
+          <w:p>
+            <w:pPr>
+              <w:rPr>
+                <w:b/>
+                <w:bCs/>
+              </w:rPr>
+            </w:pPr>
+            <w:r>
+              <w:rPr>
+                <w:rFonts w:ascii="Segoe UI Emoji" w:hAnsi="Segoe UI Emoji" w:cs="Segoe UI Emoji"/>
+                <w:b/>
+                <w:bCs/>
+              </w:rPr>
+              <w:t>⏳</w:t>
+            </w:r>
+            <w:r>
+              <w:rPr>
+                <w:b/>
+                <w:bCs/>
+              </w:rPr>
+              <w:t xml:space="preserve"> 0%</w:t>
+            </w:r>
+          </w:p>
+        </w:tc>
+      </w:tr>
+      <w:tr>
+        <w:trPr>
+          <w:tblCellSpacing w:w="15" w:type="dxa"/>
+        </w:trPr>
+        <w:tc>
+          <w:tcPr>
+            <w:tcW w:w="0" w:type="auto"/>
+            <w:vAlign w:val="center"/>
+            <w:hideMark/>
+          </w:tcPr>
+          <w:p>
+            <w:pPr>
+              <w:rPr>
+                <w:b/>
+                <w:bCs/>
+              </w:rPr>
+            </w:pPr>
+            <w:r>
+              <w:rPr>
+                <w:b/>
+                <w:bCs/>
+              </w:rPr>
+              <w:t>Profil</w:t>
+            </w:r>
+          </w:p>
+        </w:tc>
+        <w:tc>
+          <w:tcPr>
+            <w:tcW w:w="0" w:type="auto"/>
+            <w:vAlign w:val="center"/>
+            <w:hideMark/>
+          </w:tcPr>
+          <w:p>
+            <w:pPr>
+              <w:rPr>
+                <w:b/>
+                <w:bCs/>
+              </w:rPr>
+            </w:pPr>
+            <w:r>
+              <w:rPr>
+                <w:rFonts w:ascii="Segoe UI Emoji" w:hAnsi="Segoe UI Emoji" w:cs="Segoe UI Emoji"/>
+                <w:b/>
+                <w:bCs/>
+              </w:rPr>
+              <w:t>⏳</w:t>
+            </w:r>
+            <w:r>
+              <w:rPr>
+                <w:b/>
+                <w:bCs/>
+              </w:rPr>
+              <w:t xml:space="preserve"> 0%</w:t>
+            </w:r>
+          </w:p>
+        </w:tc>
+      </w:tr>
+      <w:tr>
+        <w:trPr>
+          <w:tblCellSpacing w:w="15" w:type="dxa"/>
+        </w:trPr>
+        <w:tc>
+          <w:tcPr>
+            <w:tcW w:w="0" w:type="auto"/>
+            <w:vAlign w:val="center"/>
+            <w:hideMark/>
+          </w:tcPr>
+          <w:p>
+            <w:pPr>
+              <w:rPr>
+                <w:b/>
+                <w:bCs/>
+              </w:rPr>
+            </w:pPr>
+            <w:r>
+              <w:rPr>
+                <w:b/>
+                <w:bCs/>
+              </w:rPr>
+              <w:t>Polres</w:t>
+            </w:r>
+          </w:p>
+        </w:tc>
+        <w:tc>
+          <w:tcPr>
+            <w:tcW w:w="0" w:type="auto"/>
+            <w:vAlign w:val="center"/>
+            <w:hideMark/>
+          </w:tcPr>
+          <w:p>
+            <w:pPr>
+              <w:rPr>
+                <w:b/>
+                <w:bCs/>
+              </w:rPr>
+            </w:pPr>
+            <w:r>
+              <w:rPr>
+                <w:rFonts w:ascii="Segoe UI Emoji" w:hAnsi="Segoe UI Emoji" w:cs="Segoe UI Emoji"/>
+                <w:b/>
+                <w:bCs/>
+              </w:rPr>
+              <w:t>⏳</w:t>
+            </w:r>
+            <w:r>
+              <w:rPr>
+                <w:b/>
+                <w:bCs/>
+              </w:rPr>
+              <w:t xml:space="preserve"> 0%</w:t>
+            </w:r>
+          </w:p>
+        </w:tc>
+      </w:tr>
+      <w:tr>
+        <w:trPr>
+          <w:tblCellSpacing w:w="15" w:type="dxa"/>
+        </w:trPr>
+        <w:tc>
+          <w:tcPr>
+            <w:tcW w:w="0" w:type="auto"/>
+            <w:vAlign w:val="center"/>
+            <w:hideMark/>
+          </w:tcPr>
+          <w:p>
+            <w:pPr>
+              <w:rPr>
+                <w:b/>
+                <w:bCs/>
+              </w:rPr>
+            </w:pPr>
+            <w:r>
+              <w:rPr>
+                <w:b/>
+                <w:bCs/>
+              </w:rPr>
+              <w:t>Layanan</w:t>
+            </w:r>
+          </w:p>
+        </w:tc>
+        <w:tc>
+          <w:tcPr>
+            <w:tcW w:w="0" w:type="auto"/>
+            <w:vAlign w:val="center"/>
+            <w:hideMark/>
+          </w:tcPr>
+          <w:p>
+            <w:pPr>
+              <w:rPr>
+                <w:b/>
+                <w:bCs/>
+              </w:rPr>
+            </w:pPr>
+            <w:r>
+              <w:rPr>
+                <w:rFonts w:ascii="Segoe UI Emoji" w:hAnsi="Segoe UI Emoji" w:cs="Segoe UI Emoji"/>
+                <w:b/>
+                <w:bCs/>
+              </w:rPr>
+              <w:t>⏳</w:t>
+            </w:r>
+            <w:r>
+              <w:rPr>
+                <w:b/>
+                <w:bCs/>
+              </w:rPr>
+              <w:t xml:space="preserve"> 0%</w:t>
+            </w:r>
+          </w:p>
+        </w:tc>
+      </w:tr>
+      <w:tr>
+        <w:trPr>
+          <w:tblCellSpacing w:w="15" w:type="dxa"/>
+        </w:trPr>
+        <w:tc>
+          <w:tcPr>
+            <w:tcW w:w="0" w:type="auto"/>
+            <w:vAlign w:val="center"/>
+            <w:hideMark/>
+          </w:tcPr>
+          <w:p>
+            <w:pPr>
+              <w:rPr>
+                <w:b/>
+                <w:bCs/>
+              </w:rPr>
+            </w:pPr>
+            <w:r>
+              <w:rPr>
+                <w:b/>
+                <w:bCs/>
+              </w:rPr>
+              <w:t>Galeri</w:t>
+            </w:r>
+          </w:p>
+        </w:tc>
+        <w:tc>
+          <w:tcPr>
+            <w:tcW w:w="0" w:type="auto"/>
+            <w:vAlign w:val="center"/>
+            <w:hideMark/>
+          </w:tcPr>
+          <w:p>
+            <w:pPr>
+              <w:rPr>
+                <w:b/>
+                <w:bCs/>
+              </w:rPr>
+            </w:pPr>
+            <w:r>
+              <w:rPr>
+                <w:rFonts w:ascii="Segoe UI Emoji" w:hAnsi="Segoe UI Emoji" w:cs="Segoe UI Emoji"/>
+                <w:b/>
+                <w:bCs/>
+              </w:rPr>
+              <w:t>⏳</w:t>
+            </w:r>
+            <w:r>
+              <w:rPr>
+                <w:b/>
+                <w:bCs/>
+              </w:rPr>
+              <w:t xml:space="preserve"> 0%</w:t>
+            </w:r>
+          </w:p>
+        </w:tc>
+      </w:tr>
+      <w:tr>
+        <w:trPr>
+          <w:tblCellSpacing w:w="15" w:type="dxa"/>
+        </w:trPr>
+        <w:tc>
+          <w:tcPr>
+            <w:tcW w:w="0" w:type="auto"/>
+            <w:vAlign w:val="center"/>
+            <w:hideMark/>
+          </w:tcPr>
+          <w:p>
+            <w:pPr>
+              <w:rPr>
+                <w:b/>
+                <w:bCs/>
+              </w:rPr>
+            </w:pPr>
+            <w:r>
+              <w:rPr>
+                <w:b/>
+                <w:bCs/>
+              </w:rPr>
+              <w:t>Kontak</w:t>
+            </w:r>
+          </w:p>
+        </w:tc>
+        <w:tc>
+          <w:tcPr>
+            <w:tcW w:w="0" w:type="auto"/>
+            <w:vAlign w:val="center"/>
+            <w:hideMark/>
+          </w:tcPr>
+          <w:p>
+            <w:pPr>
+              <w:rPr>
+                <w:b/>
+                <w:bCs/>
+              </w:rPr>
+            </w:pPr>
+            <w:r>
+              <w:rPr>
+                <w:rFonts w:ascii="Segoe UI Emoji" w:hAnsi="Segoe UI Emoji" w:cs="Segoe UI Emoji"/>
+                <w:b/>
+                <w:bCs/>
+              </w:rPr>
+              <w:t>⏳</w:t>
+            </w:r>
+            <w:r>
+              <w:rPr>
+                <w:b/>
+                <w:bCs/>
+              </w:rPr>
+              <w:t xml:space="preserve"> 0%</w:t>
             </w:r>
           </w:p>
         </w:tc>
@@ -4542,22 +3424,550 @@
           <w:b/>
           <w:bCs/>
         </w:rPr>
-        <w:t>Fokus Besok</w:t>
-      </w:r>
-    </w:p>
-    <w:p>
-      <w:pPr>
-        <w:rPr>
-          <w:b/>
-          <w:bCs/>
-        </w:rPr>
-      </w:pPr>
-      <w:r>
-        <w:rPr>
-          <w:b/>
-          <w:bCs/>
-        </w:rPr>
-        <w:t>Besok kita akan mulai membangun Homepage versi final dengan prioritas pada Headline News sebagai section pertama setelah Hero, kemudian dilanjutkan ke Breaking News, Information Center, dan persiapan Media Center yang akan mendukung video unggulan serta integrasi CMS di tahap berikutnya.</w:t>
+        <w:pict w14:anchorId="5E767260">
+          <v:rect id="_x0000_i1288" style="width:0;height:1.5pt" o:hralign="center" o:hrstd="t" o:hr="t" fillcolor="#a0a0a0" stroked="f"/>
+        </w:pict>
+      </w:r>
+    </w:p>
+    <w:p>
+      <w:pPr>
+        <w:rPr>
+          <w:b/>
+          <w:bCs/>
+        </w:rPr>
+      </w:pPr>
+      <w:r>
+        <w:rPr>
+          <w:b/>
+          <w:bCs/>
+        </w:rPr>
+        <w:t>Rencana Pekerjaan Berikutnya</w:t>
+      </w:r>
+    </w:p>
+    <w:p>
+      <w:pPr>
+        <w:rPr>
+          <w:b/>
+          <w:bCs/>
+        </w:rPr>
+      </w:pPr>
+      <w:r>
+        <w:rPr>
+          <w:b/>
+          <w:bCs/>
+        </w:rPr>
+        <w:t>Tahap 1 — Stabilisasi Proyek (Prioritas)</w:t>
+      </w:r>
+    </w:p>
+    <w:p>
+      <w:pPr>
+        <w:numPr>
+          <w:ilvl w:val="0"/>
+          <w:numId w:val="36"/>
+        </w:numPr>
+        <w:rPr>
+          <w:b/>
+          <w:bCs/>
+        </w:rPr>
+      </w:pPr>
+      <w:r>
+        <w:rPr>
+          <w:b/>
+          <w:bCs/>
+        </w:rPr>
+        <w:t>Menyelesaikan tampilan footer beserta ikon media sosial.</w:t>
+      </w:r>
+    </w:p>
+    <w:p>
+      <w:pPr>
+        <w:numPr>
+          <w:ilvl w:val="0"/>
+          <w:numId w:val="36"/>
+        </w:numPr>
+        <w:rPr>
+          <w:b/>
+          <w:bCs/>
+        </w:rPr>
+      </w:pPr>
+      <w:r>
+        <w:rPr>
+          <w:b/>
+          <w:bCs/>
+        </w:rPr>
+        <w:t>Memastikan deployment GitHub Pages berhasil.</w:t>
+      </w:r>
+    </w:p>
+    <w:p>
+      <w:pPr>
+        <w:numPr>
+          <w:ilvl w:val="0"/>
+          <w:numId w:val="36"/>
+        </w:numPr>
+        <w:rPr>
+          <w:b/>
+          <w:bCs/>
+        </w:rPr>
+      </w:pPr>
+      <w:r>
+        <w:rPr>
+          <w:b/>
+          <w:bCs/>
+        </w:rPr>
+        <w:t>Merapikan struktur folder komponen agar tidak ada duplikasi.</w:t>
+      </w:r>
+    </w:p>
+    <w:p>
+      <w:pPr>
+        <w:numPr>
+          <w:ilvl w:val="0"/>
+          <w:numId w:val="36"/>
+        </w:numPr>
+        <w:rPr>
+          <w:b/>
+          <w:bCs/>
+        </w:rPr>
+      </w:pPr>
+      <w:r>
+        <w:rPr>
+          <w:b/>
+          <w:bCs/>
+        </w:rPr>
+        <w:t>Membersihkan file lama (*.old.tsx) dan import yang tidak lagi digunakan.</w:t>
+      </w:r>
+    </w:p>
+    <w:p>
+      <w:pPr>
+        <w:numPr>
+          <w:ilvl w:val="0"/>
+          <w:numId w:val="36"/>
+        </w:numPr>
+        <w:rPr>
+          <w:b/>
+          <w:bCs/>
+        </w:rPr>
+      </w:pPr>
+      <w:r>
+        <w:rPr>
+          <w:b/>
+          <w:bCs/>
+        </w:rPr>
+        <w:t>Melakukan pengujian ulang pada desktop, tablet, dan mobile.</w:t>
+      </w:r>
+    </w:p>
+    <w:p>
+      <w:pPr>
+        <w:rPr>
+          <w:b/>
+          <w:bCs/>
+        </w:rPr>
+      </w:pPr>
+      <w:r>
+        <w:rPr>
+          <w:b/>
+          <w:bCs/>
+        </w:rPr>
+        <w:t>Tahap 2 — Pengembangan Fitur Inti</w:t>
+      </w:r>
+    </w:p>
+    <w:p>
+      <w:pPr>
+        <w:numPr>
+          <w:ilvl w:val="0"/>
+          <w:numId w:val="37"/>
+        </w:numPr>
+        <w:rPr>
+          <w:b/>
+          <w:bCs/>
+        </w:rPr>
+      </w:pPr>
+      <w:r>
+        <w:rPr>
+          <w:b/>
+          <w:bCs/>
+        </w:rPr>
+        <w:t>Membangun halaman Daftar Berita.</w:t>
+      </w:r>
+    </w:p>
+    <w:p>
+      <w:pPr>
+        <w:numPr>
+          <w:ilvl w:val="0"/>
+          <w:numId w:val="37"/>
+        </w:numPr>
+        <w:rPr>
+          <w:b/>
+          <w:bCs/>
+        </w:rPr>
+      </w:pPr>
+      <w:r>
+        <w:rPr>
+          <w:b/>
+          <w:bCs/>
+        </w:rPr>
+        <w:t>Membuat halaman Detail Berita.</w:t>
+      </w:r>
+    </w:p>
+    <w:p>
+      <w:pPr>
+        <w:numPr>
+          <w:ilvl w:val="0"/>
+          <w:numId w:val="37"/>
+        </w:numPr>
+        <w:rPr>
+          <w:b/>
+          <w:bCs/>
+        </w:rPr>
+      </w:pPr>
+      <w:r>
+        <w:rPr>
+          <w:b/>
+          <w:bCs/>
+        </w:rPr>
+        <w:t>Menambahkan kategori dan pencarian berita.</w:t>
+      </w:r>
+    </w:p>
+    <w:p>
+      <w:pPr>
+        <w:numPr>
+          <w:ilvl w:val="0"/>
+          <w:numId w:val="37"/>
+        </w:numPr>
+        <w:rPr>
+          <w:b/>
+          <w:bCs/>
+        </w:rPr>
+      </w:pPr>
+      <w:r>
+        <w:rPr>
+          <w:b/>
+          <w:bCs/>
+        </w:rPr>
+        <w:t>Menyiapkan struktur data yang siap diintegrasikan dengan CMS offline.</w:t>
+      </w:r>
+    </w:p>
+    <w:p>
+      <w:pPr>
+        <w:rPr>
+          <w:b/>
+          <w:bCs/>
+        </w:rPr>
+      </w:pPr>
+      <w:r>
+        <w:rPr>
+          <w:b/>
+          <w:bCs/>
+        </w:rPr>
+        <w:t>Tahap 3 — Pengembangan Halaman Lain</w:t>
+      </w:r>
+    </w:p>
+    <w:p>
+      <w:pPr>
+        <w:numPr>
+          <w:ilvl w:val="0"/>
+          <w:numId w:val="38"/>
+        </w:numPr>
+        <w:rPr>
+          <w:b/>
+          <w:bCs/>
+        </w:rPr>
+      </w:pPr>
+      <w:r>
+        <w:rPr>
+          <w:b/>
+          <w:bCs/>
+        </w:rPr>
+        <w:t>Halaman Profil Polda.</w:t>
+      </w:r>
+    </w:p>
+    <w:p>
+      <w:pPr>
+        <w:numPr>
+          <w:ilvl w:val="0"/>
+          <w:numId w:val="38"/>
+        </w:numPr>
+        <w:rPr>
+          <w:b/>
+          <w:bCs/>
+        </w:rPr>
+      </w:pPr>
+      <w:r>
+        <w:rPr>
+          <w:b/>
+          <w:bCs/>
+        </w:rPr>
+        <w:t>Halaman Pejabat Utama.</w:t>
+      </w:r>
+    </w:p>
+    <w:p>
+      <w:pPr>
+        <w:numPr>
+          <w:ilvl w:val="0"/>
+          <w:numId w:val="38"/>
+        </w:numPr>
+        <w:rPr>
+          <w:b/>
+          <w:bCs/>
+        </w:rPr>
+      </w:pPr>
+      <w:r>
+        <w:rPr>
+          <w:b/>
+          <w:bCs/>
+        </w:rPr>
+        <w:t>Halaman Polres.</w:t>
+      </w:r>
+    </w:p>
+    <w:p>
+      <w:pPr>
+        <w:numPr>
+          <w:ilvl w:val="0"/>
+          <w:numId w:val="38"/>
+        </w:numPr>
+        <w:rPr>
+          <w:b/>
+          <w:bCs/>
+        </w:rPr>
+      </w:pPr>
+      <w:r>
+        <w:rPr>
+          <w:b/>
+          <w:bCs/>
+        </w:rPr>
+        <w:t>Halaman Layanan.</w:t>
+      </w:r>
+    </w:p>
+    <w:p>
+      <w:pPr>
+        <w:numPr>
+          <w:ilvl w:val="0"/>
+          <w:numId w:val="38"/>
+        </w:numPr>
+        <w:rPr>
+          <w:b/>
+          <w:bCs/>
+        </w:rPr>
+      </w:pPr>
+      <w:r>
+        <w:rPr>
+          <w:b/>
+          <w:bCs/>
+        </w:rPr>
+        <w:t>Halaman Galeri.</w:t>
+      </w:r>
+    </w:p>
+    <w:p>
+      <w:pPr>
+        <w:numPr>
+          <w:ilvl w:val="0"/>
+          <w:numId w:val="38"/>
+        </w:numPr>
+        <w:rPr>
+          <w:b/>
+          <w:bCs/>
+        </w:rPr>
+      </w:pPr>
+      <w:r>
+        <w:rPr>
+          <w:b/>
+          <w:bCs/>
+        </w:rPr>
+        <w:t>Halaman Kontak.</w:t>
+      </w:r>
+    </w:p>
+    <w:p>
+      <w:pPr>
+        <w:rPr>
+          <w:b/>
+          <w:bCs/>
+        </w:rPr>
+      </w:pPr>
+      <w:r>
+        <w:rPr>
+          <w:b/>
+          <w:bCs/>
+        </w:rPr>
+        <w:t>Tahap 4 — Integrasi CMS Offline</w:t>
+      </w:r>
+    </w:p>
+    <w:p>
+      <w:pPr>
+        <w:numPr>
+          <w:ilvl w:val="0"/>
+          <w:numId w:val="39"/>
+        </w:numPr>
+        <w:rPr>
+          <w:b/>
+          <w:bCs/>
+        </w:rPr>
+      </w:pPr>
+      <w:r>
+        <w:rPr>
+          <w:b/>
+          <w:bCs/>
+        </w:rPr>
+        <w:lastRenderedPageBreak/>
+        <w:t>Struktur CRUD berita.</w:t>
+      </w:r>
+    </w:p>
+    <w:p>
+      <w:pPr>
+        <w:numPr>
+          <w:ilvl w:val="0"/>
+          <w:numId w:val="39"/>
+        </w:numPr>
+        <w:rPr>
+          <w:b/>
+          <w:bCs/>
+        </w:rPr>
+      </w:pPr>
+      <w:r>
+        <w:rPr>
+          <w:b/>
+          <w:bCs/>
+        </w:rPr>
+        <w:t>CRUD pengumuman.</w:t>
+      </w:r>
+    </w:p>
+    <w:p>
+      <w:pPr>
+        <w:numPr>
+          <w:ilvl w:val="0"/>
+          <w:numId w:val="39"/>
+        </w:numPr>
+        <w:rPr>
+          <w:b/>
+          <w:bCs/>
+        </w:rPr>
+      </w:pPr>
+      <w:r>
+        <w:rPr>
+          <w:b/>
+          <w:bCs/>
+        </w:rPr>
+        <w:t>CRUD galeri.</w:t>
+      </w:r>
+    </w:p>
+    <w:p>
+      <w:pPr>
+        <w:numPr>
+          <w:ilvl w:val="0"/>
+          <w:numId w:val="39"/>
+        </w:numPr>
+        <w:rPr>
+          <w:b/>
+          <w:bCs/>
+        </w:rPr>
+      </w:pPr>
+      <w:r>
+        <w:rPr>
+          <w:b/>
+          <w:bCs/>
+        </w:rPr>
+        <w:t>CRUD media center.</w:t>
+      </w:r>
+    </w:p>
+    <w:p>
+      <w:pPr>
+        <w:numPr>
+          <w:ilvl w:val="0"/>
+          <w:numId w:val="39"/>
+        </w:numPr>
+        <w:rPr>
+          <w:b/>
+          <w:bCs/>
+        </w:rPr>
+      </w:pPr>
+      <w:r>
+        <w:rPr>
+          <w:b/>
+          <w:bCs/>
+        </w:rPr>
+        <w:t>Pengaturan banner dan popup.</w:t>
+      </w:r>
+    </w:p>
+    <w:p>
+      <w:pPr>
+        <w:numPr>
+          <w:ilvl w:val="0"/>
+          <w:numId w:val="39"/>
+        </w:numPr>
+        <w:rPr>
+          <w:b/>
+          <w:bCs/>
+        </w:rPr>
+      </w:pPr>
+      <w:r>
+        <w:rPr>
+          <w:b/>
+          <w:bCs/>
+        </w:rPr>
+        <w:t>Pengelolaan menu melalui CMS.</w:t>
+      </w:r>
+    </w:p>
+    <w:p>
+      <w:pPr>
+        <w:numPr>
+          <w:ilvl w:val="0"/>
+          <w:numId w:val="39"/>
+        </w:numPr>
+        <w:rPr>
+          <w:b/>
+          <w:bCs/>
+        </w:rPr>
+      </w:pPr>
+      <w:r>
+        <w:rPr>
+          <w:b/>
+          <w:bCs/>
+        </w:rPr>
+        <w:t>Persiapan migrasi CMS ke komputer Polda Papua Tengah saat serah terima.</w:t>
+      </w:r>
+    </w:p>
+    <w:p>
+      <w:pPr>
+        <w:rPr>
+          <w:b/>
+          <w:bCs/>
+        </w:rPr>
+      </w:pPr>
+      <w:r>
+        <w:rPr>
+          <w:b/>
+          <w:bCs/>
+        </w:rPr>
+        <w:pict w14:anchorId="010EBF4B">
+          <v:rect id="_x0000_i1289" style="width:0;height:1.5pt" o:hralign="center" o:hrstd="t" o:hr="t" fillcolor="#a0a0a0" stroked="f"/>
+        </w:pict>
+      </w:r>
+    </w:p>
+    <w:p>
+      <w:pPr>
+        <w:rPr>
+          <w:b/>
+          <w:bCs/>
+        </w:rPr>
+      </w:pPr>
+      <w:r>
+        <w:rPr>
+          <w:b/>
+          <w:bCs/>
+        </w:rPr>
+        <w:t>Checkpoint Akhir Hari</w:t>
+      </w:r>
+    </w:p>
+    <w:p>
+      <w:pPr>
+        <w:rPr>
+          <w:b/>
+          <w:bCs/>
+        </w:rPr>
+      </w:pPr>
+      <w:r>
+        <w:rPr>
+          <w:b/>
+          <w:bCs/>
+        </w:rPr>
+        <w:t>Status keseluruhan: Proyek berada pada tahap stabilisasi frontend. Fondasi aplikasi (routing, layout, dan modul utama halaman beranda) sudah terbentuk. Fokus pekerjaan berikutnya adalah menyelesaikan penyempurnaan footer dan memastikan struktur proyek bersih serta stabil sebelum beralih ke pengembangan modul berita dan integrasi CMS offline.</w:t>
       </w:r>
     </w:p>
     <w:p/>
@@ -5730,6 +5140,155 @@
     </w:lvl>
   </w:abstractNum>
   <w:abstractNum w:abstractNumId="8" w15:restartNumberingAfterBreak="0">
+    <w:nsid w:val="1CD30C33"/>
+    <w:multiLevelType w:val="multilevel"/>
+    <w:tmpl w:val="64ACB2C8"/>
+    <w:lvl w:ilvl="0">
+      <w:start w:val="1"/>
+      <w:numFmt w:val="bullet"/>
+      <w:lvlText w:val=""/>
+      <w:lvlJc w:val="left"/>
+      <w:pPr>
+        <w:tabs>
+          <w:tab w:val="num" w:pos="720"/>
+        </w:tabs>
+        <w:ind w:left="720" w:hanging="360"/>
+      </w:pPr>
+      <w:rPr>
+        <w:rFonts w:ascii="Symbol" w:hAnsi="Symbol" w:hint="default"/>
+        <w:sz w:val="20"/>
+      </w:rPr>
+    </w:lvl>
+    <w:lvl w:ilvl="1" w:tentative="1">
+      <w:start w:val="1"/>
+      <w:numFmt w:val="bullet"/>
+      <w:lvlText w:val="o"/>
+      <w:lvlJc w:val="left"/>
+      <w:pPr>
+        <w:tabs>
+          <w:tab w:val="num" w:pos="1440"/>
+        </w:tabs>
+        <w:ind w:left="1440" w:hanging="360"/>
+      </w:pPr>
+      <w:rPr>
+        <w:rFonts w:ascii="Courier New" w:hAnsi="Courier New" w:hint="default"/>
+        <w:sz w:val="20"/>
+      </w:rPr>
+    </w:lvl>
+    <w:lvl w:ilvl="2" w:tentative="1">
+      <w:start w:val="1"/>
+      <w:numFmt w:val="bullet"/>
+      <w:lvlText w:val=""/>
+      <w:lvlJc w:val="left"/>
+      <w:pPr>
+        <w:tabs>
+          <w:tab w:val="num" w:pos="2160"/>
+        </w:tabs>
+        <w:ind w:left="2160" w:hanging="360"/>
+      </w:pPr>
+      <w:rPr>
+        <w:rFonts w:ascii="Wingdings" w:hAnsi="Wingdings" w:hint="default"/>
+        <w:sz w:val="20"/>
+      </w:rPr>
+    </w:lvl>
+    <w:lvl w:ilvl="3" w:tentative="1">
+      <w:start w:val="1"/>
+      <w:numFmt w:val="bullet"/>
+      <w:lvlText w:val=""/>
+      <w:lvlJc w:val="left"/>
+      <w:pPr>
+        <w:tabs>
+          <w:tab w:val="num" w:pos="2880"/>
+        </w:tabs>
+        <w:ind w:left="2880" w:hanging="360"/>
+      </w:pPr>
+      <w:rPr>
+        <w:rFonts w:ascii="Wingdings" w:hAnsi="Wingdings" w:hint="default"/>
+        <w:sz w:val="20"/>
+      </w:rPr>
+    </w:lvl>
+    <w:lvl w:ilvl="4" w:tentative="1">
+      <w:start w:val="1"/>
+      <w:numFmt w:val="bullet"/>
+      <w:lvlText w:val=""/>
+      <w:lvlJc w:val="left"/>
+      <w:pPr>
+        <w:tabs>
+          <w:tab w:val="num" w:pos="3600"/>
+        </w:tabs>
+        <w:ind w:left="3600" w:hanging="360"/>
+      </w:pPr>
+      <w:rPr>
+        <w:rFonts w:ascii="Wingdings" w:hAnsi="Wingdings" w:hint="default"/>
+        <w:sz w:val="20"/>
+      </w:rPr>
+    </w:lvl>
+    <w:lvl w:ilvl="5" w:tentative="1">
+      <w:start w:val="1"/>
+      <w:numFmt w:val="bullet"/>
+      <w:lvlText w:val=""/>
+      <w:lvlJc w:val="left"/>
+      <w:pPr>
+        <w:tabs>
+          <w:tab w:val="num" w:pos="4320"/>
+        </w:tabs>
+        <w:ind w:left="4320" w:hanging="360"/>
+      </w:pPr>
+      <w:rPr>
+        <w:rFonts w:ascii="Wingdings" w:hAnsi="Wingdings" w:hint="default"/>
+        <w:sz w:val="20"/>
+      </w:rPr>
+    </w:lvl>
+    <w:lvl w:ilvl="6" w:tentative="1">
+      <w:start w:val="1"/>
+      <w:numFmt w:val="bullet"/>
+      <w:lvlText w:val=""/>
+      <w:lvlJc w:val="left"/>
+      <w:pPr>
+        <w:tabs>
+          <w:tab w:val="num" w:pos="5040"/>
+        </w:tabs>
+        <w:ind w:left="5040" w:hanging="360"/>
+      </w:pPr>
+      <w:rPr>
+        <w:rFonts w:ascii="Wingdings" w:hAnsi="Wingdings" w:hint="default"/>
+        <w:sz w:val="20"/>
+      </w:rPr>
+    </w:lvl>
+    <w:lvl w:ilvl="7" w:tentative="1">
+      <w:start w:val="1"/>
+      <w:numFmt w:val="bullet"/>
+      <w:lvlText w:val=""/>
+      <w:lvlJc w:val="left"/>
+      <w:pPr>
+        <w:tabs>
+          <w:tab w:val="num" w:pos="5760"/>
+        </w:tabs>
+        <w:ind w:left="5760" w:hanging="360"/>
+      </w:pPr>
+      <w:rPr>
+        <w:rFonts w:ascii="Wingdings" w:hAnsi="Wingdings" w:hint="default"/>
+        <w:sz w:val="20"/>
+      </w:rPr>
+    </w:lvl>
+    <w:lvl w:ilvl="8" w:tentative="1">
+      <w:start w:val="1"/>
+      <w:numFmt w:val="bullet"/>
+      <w:lvlText w:val=""/>
+      <w:lvlJc w:val="left"/>
+      <w:pPr>
+        <w:tabs>
+          <w:tab w:val="num" w:pos="6480"/>
+        </w:tabs>
+        <w:ind w:left="6480" w:hanging="360"/>
+      </w:pPr>
+      <w:rPr>
+        <w:rFonts w:ascii="Wingdings" w:hAnsi="Wingdings" w:hint="default"/>
+        <w:sz w:val="20"/>
+      </w:rPr>
+    </w:lvl>
+  </w:abstractNum>
+  <w:abstractNum w:abstractNumId="9" w15:restartNumberingAfterBreak="0">
     <w:nsid w:val="1FC050A5"/>
     <w:multiLevelType w:val="multilevel"/>
     <w:tmpl w:val="2A7E8B04"/>
@@ -5878,7 +5437,7 @@
       </w:rPr>
     </w:lvl>
   </w:abstractNum>
-  <w:abstractNum w:abstractNumId="9" w15:restartNumberingAfterBreak="0">
+  <w:abstractNum w:abstractNumId="10" w15:restartNumberingAfterBreak="0">
     <w:nsid w:val="20C42E4A"/>
     <w:multiLevelType w:val="multilevel"/>
     <w:tmpl w:val="2DBE415C"/>
@@ -6027,7 +5586,7 @@
       </w:rPr>
     </w:lvl>
   </w:abstractNum>
-  <w:abstractNum w:abstractNumId="10" w15:restartNumberingAfterBreak="0">
+  <w:abstractNum w:abstractNumId="11" w15:restartNumberingAfterBreak="0">
     <w:nsid w:val="21B378FE"/>
     <w:multiLevelType w:val="multilevel"/>
     <w:tmpl w:val="DCD09E88"/>
@@ -6176,7 +5735,156 @@
       </w:rPr>
     </w:lvl>
   </w:abstractNum>
-  <w:abstractNum w:abstractNumId="11" w15:restartNumberingAfterBreak="0">
+  <w:abstractNum w:abstractNumId="12" w15:restartNumberingAfterBreak="0">
+    <w:nsid w:val="270F1DC6"/>
+    <w:multiLevelType w:val="multilevel"/>
+    <w:tmpl w:val="F8A2142A"/>
+    <w:lvl w:ilvl="0">
+      <w:start w:val="1"/>
+      <w:numFmt w:val="bullet"/>
+      <w:lvlText w:val=""/>
+      <w:lvlJc w:val="left"/>
+      <w:pPr>
+        <w:tabs>
+          <w:tab w:val="num" w:pos="720"/>
+        </w:tabs>
+        <w:ind w:left="720" w:hanging="360"/>
+      </w:pPr>
+      <w:rPr>
+        <w:rFonts w:ascii="Symbol" w:hAnsi="Symbol" w:hint="default"/>
+        <w:sz w:val="20"/>
+      </w:rPr>
+    </w:lvl>
+    <w:lvl w:ilvl="1" w:tentative="1">
+      <w:start w:val="1"/>
+      <w:numFmt w:val="bullet"/>
+      <w:lvlText w:val="o"/>
+      <w:lvlJc w:val="left"/>
+      <w:pPr>
+        <w:tabs>
+          <w:tab w:val="num" w:pos="1440"/>
+        </w:tabs>
+        <w:ind w:left="1440" w:hanging="360"/>
+      </w:pPr>
+      <w:rPr>
+        <w:rFonts w:ascii="Courier New" w:hAnsi="Courier New" w:hint="default"/>
+        <w:sz w:val="20"/>
+      </w:rPr>
+    </w:lvl>
+    <w:lvl w:ilvl="2" w:tentative="1">
+      <w:start w:val="1"/>
+      <w:numFmt w:val="bullet"/>
+      <w:lvlText w:val=""/>
+      <w:lvlJc w:val="left"/>
+      <w:pPr>
+        <w:tabs>
+          <w:tab w:val="num" w:pos="2160"/>
+        </w:tabs>
+        <w:ind w:left="2160" w:hanging="360"/>
+      </w:pPr>
+      <w:rPr>
+        <w:rFonts w:ascii="Wingdings" w:hAnsi="Wingdings" w:hint="default"/>
+        <w:sz w:val="20"/>
+      </w:rPr>
+    </w:lvl>
+    <w:lvl w:ilvl="3" w:tentative="1">
+      <w:start w:val="1"/>
+      <w:numFmt w:val="bullet"/>
+      <w:lvlText w:val=""/>
+      <w:lvlJc w:val="left"/>
+      <w:pPr>
+        <w:tabs>
+          <w:tab w:val="num" w:pos="2880"/>
+        </w:tabs>
+        <w:ind w:left="2880" w:hanging="360"/>
+      </w:pPr>
+      <w:rPr>
+        <w:rFonts w:ascii="Wingdings" w:hAnsi="Wingdings" w:hint="default"/>
+        <w:sz w:val="20"/>
+      </w:rPr>
+    </w:lvl>
+    <w:lvl w:ilvl="4" w:tentative="1">
+      <w:start w:val="1"/>
+      <w:numFmt w:val="bullet"/>
+      <w:lvlText w:val=""/>
+      <w:lvlJc w:val="left"/>
+      <w:pPr>
+        <w:tabs>
+          <w:tab w:val="num" w:pos="3600"/>
+        </w:tabs>
+        <w:ind w:left="3600" w:hanging="360"/>
+      </w:pPr>
+      <w:rPr>
+        <w:rFonts w:ascii="Wingdings" w:hAnsi="Wingdings" w:hint="default"/>
+        <w:sz w:val="20"/>
+      </w:rPr>
+    </w:lvl>
+    <w:lvl w:ilvl="5" w:tentative="1">
+      <w:start w:val="1"/>
+      <w:numFmt w:val="bullet"/>
+      <w:lvlText w:val=""/>
+      <w:lvlJc w:val="left"/>
+      <w:pPr>
+        <w:tabs>
+          <w:tab w:val="num" w:pos="4320"/>
+        </w:tabs>
+        <w:ind w:left="4320" w:hanging="360"/>
+      </w:pPr>
+      <w:rPr>
+        <w:rFonts w:ascii="Wingdings" w:hAnsi="Wingdings" w:hint="default"/>
+        <w:sz w:val="20"/>
+      </w:rPr>
+    </w:lvl>
+    <w:lvl w:ilvl="6" w:tentative="1">
+      <w:start w:val="1"/>
+      <w:numFmt w:val="bullet"/>
+      <w:lvlText w:val=""/>
+      <w:lvlJc w:val="left"/>
+      <w:pPr>
+        <w:tabs>
+          <w:tab w:val="num" w:pos="5040"/>
+        </w:tabs>
+        <w:ind w:left="5040" w:hanging="360"/>
+      </w:pPr>
+      <w:rPr>
+        <w:rFonts w:ascii="Wingdings" w:hAnsi="Wingdings" w:hint="default"/>
+        <w:sz w:val="20"/>
+      </w:rPr>
+    </w:lvl>
+    <w:lvl w:ilvl="7" w:tentative="1">
+      <w:start w:val="1"/>
+      <w:numFmt w:val="bullet"/>
+      <w:lvlText w:val=""/>
+      <w:lvlJc w:val="left"/>
+      <w:pPr>
+        <w:tabs>
+          <w:tab w:val="num" w:pos="5760"/>
+        </w:tabs>
+        <w:ind w:left="5760" w:hanging="360"/>
+      </w:pPr>
+      <w:rPr>
+        <w:rFonts w:ascii="Wingdings" w:hAnsi="Wingdings" w:hint="default"/>
+        <w:sz w:val="20"/>
+      </w:rPr>
+    </w:lvl>
+    <w:lvl w:ilvl="8" w:tentative="1">
+      <w:start w:val="1"/>
+      <w:numFmt w:val="bullet"/>
+      <w:lvlText w:val=""/>
+      <w:lvlJc w:val="left"/>
+      <w:pPr>
+        <w:tabs>
+          <w:tab w:val="num" w:pos="6480"/>
+        </w:tabs>
+        <w:ind w:left="6480" w:hanging="360"/>
+      </w:pPr>
+      <w:rPr>
+        <w:rFonts w:ascii="Wingdings" w:hAnsi="Wingdings" w:hint="default"/>
+        <w:sz w:val="20"/>
+      </w:rPr>
+    </w:lvl>
+  </w:abstractNum>
+  <w:abstractNum w:abstractNumId="13" w15:restartNumberingAfterBreak="0">
     <w:nsid w:val="27226DAD"/>
     <w:multiLevelType w:val="multilevel"/>
     <w:tmpl w:val="A2B21FD4"/>
@@ -6325,7 +6033,7 @@
       </w:rPr>
     </w:lvl>
   </w:abstractNum>
-  <w:abstractNum w:abstractNumId="12" w15:restartNumberingAfterBreak="0">
+  <w:abstractNum w:abstractNumId="14" w15:restartNumberingAfterBreak="0">
     <w:nsid w:val="276F776E"/>
     <w:multiLevelType w:val="multilevel"/>
     <w:tmpl w:val="2326B366"/>
@@ -6474,7 +6182,7 @@
       </w:rPr>
     </w:lvl>
   </w:abstractNum>
-  <w:abstractNum w:abstractNumId="13" w15:restartNumberingAfterBreak="0">
+  <w:abstractNum w:abstractNumId="15" w15:restartNumberingAfterBreak="0">
     <w:nsid w:val="28A74DCE"/>
     <w:multiLevelType w:val="multilevel"/>
     <w:tmpl w:val="3C167866"/>
@@ -6623,7 +6331,7 @@
       </w:rPr>
     </w:lvl>
   </w:abstractNum>
-  <w:abstractNum w:abstractNumId="14" w15:restartNumberingAfterBreak="0">
+  <w:abstractNum w:abstractNumId="16" w15:restartNumberingAfterBreak="0">
     <w:nsid w:val="33421654"/>
     <w:multiLevelType w:val="multilevel"/>
     <w:tmpl w:val="ABBCD2CC"/>
@@ -6772,7 +6480,156 @@
       </w:rPr>
     </w:lvl>
   </w:abstractNum>
-  <w:abstractNum w:abstractNumId="15" w15:restartNumberingAfterBreak="0">
+  <w:abstractNum w:abstractNumId="17" w15:restartNumberingAfterBreak="0">
+    <w:nsid w:val="34310AD0"/>
+    <w:multiLevelType w:val="multilevel"/>
+    <w:tmpl w:val="E58482CE"/>
+    <w:lvl w:ilvl="0">
+      <w:start w:val="1"/>
+      <w:numFmt w:val="bullet"/>
+      <w:lvlText w:val=""/>
+      <w:lvlJc w:val="left"/>
+      <w:pPr>
+        <w:tabs>
+          <w:tab w:val="num" w:pos="720"/>
+        </w:tabs>
+        <w:ind w:left="720" w:hanging="360"/>
+      </w:pPr>
+      <w:rPr>
+        <w:rFonts w:ascii="Symbol" w:hAnsi="Symbol" w:hint="default"/>
+        <w:sz w:val="20"/>
+      </w:rPr>
+    </w:lvl>
+    <w:lvl w:ilvl="1" w:tentative="1">
+      <w:start w:val="1"/>
+      <w:numFmt w:val="bullet"/>
+      <w:lvlText w:val="o"/>
+      <w:lvlJc w:val="left"/>
+      <w:pPr>
+        <w:tabs>
+          <w:tab w:val="num" w:pos="1440"/>
+        </w:tabs>
+        <w:ind w:left="1440" w:hanging="360"/>
+      </w:pPr>
+      <w:rPr>
+        <w:rFonts w:ascii="Courier New" w:hAnsi="Courier New" w:hint="default"/>
+        <w:sz w:val="20"/>
+      </w:rPr>
+    </w:lvl>
+    <w:lvl w:ilvl="2" w:tentative="1">
+      <w:start w:val="1"/>
+      <w:numFmt w:val="bullet"/>
+      <w:lvlText w:val=""/>
+      <w:lvlJc w:val="left"/>
+      <w:pPr>
+        <w:tabs>
+          <w:tab w:val="num" w:pos="2160"/>
+        </w:tabs>
+        <w:ind w:left="2160" w:hanging="360"/>
+      </w:pPr>
+      <w:rPr>
+        <w:rFonts w:ascii="Wingdings" w:hAnsi="Wingdings" w:hint="default"/>
+        <w:sz w:val="20"/>
+      </w:rPr>
+    </w:lvl>
+    <w:lvl w:ilvl="3" w:tentative="1">
+      <w:start w:val="1"/>
+      <w:numFmt w:val="bullet"/>
+      <w:lvlText w:val=""/>
+      <w:lvlJc w:val="left"/>
+      <w:pPr>
+        <w:tabs>
+          <w:tab w:val="num" w:pos="2880"/>
+        </w:tabs>
+        <w:ind w:left="2880" w:hanging="360"/>
+      </w:pPr>
+      <w:rPr>
+        <w:rFonts w:ascii="Wingdings" w:hAnsi="Wingdings" w:hint="default"/>
+        <w:sz w:val="20"/>
+      </w:rPr>
+    </w:lvl>
+    <w:lvl w:ilvl="4" w:tentative="1">
+      <w:start w:val="1"/>
+      <w:numFmt w:val="bullet"/>
+      <w:lvlText w:val=""/>
+      <w:lvlJc w:val="left"/>
+      <w:pPr>
+        <w:tabs>
+          <w:tab w:val="num" w:pos="3600"/>
+        </w:tabs>
+        <w:ind w:left="3600" w:hanging="360"/>
+      </w:pPr>
+      <w:rPr>
+        <w:rFonts w:ascii="Wingdings" w:hAnsi="Wingdings" w:hint="default"/>
+        <w:sz w:val="20"/>
+      </w:rPr>
+    </w:lvl>
+    <w:lvl w:ilvl="5" w:tentative="1">
+      <w:start w:val="1"/>
+      <w:numFmt w:val="bullet"/>
+      <w:lvlText w:val=""/>
+      <w:lvlJc w:val="left"/>
+      <w:pPr>
+        <w:tabs>
+          <w:tab w:val="num" w:pos="4320"/>
+        </w:tabs>
+        <w:ind w:left="4320" w:hanging="360"/>
+      </w:pPr>
+      <w:rPr>
+        <w:rFonts w:ascii="Wingdings" w:hAnsi="Wingdings" w:hint="default"/>
+        <w:sz w:val="20"/>
+      </w:rPr>
+    </w:lvl>
+    <w:lvl w:ilvl="6" w:tentative="1">
+      <w:start w:val="1"/>
+      <w:numFmt w:val="bullet"/>
+      <w:lvlText w:val=""/>
+      <w:lvlJc w:val="left"/>
+      <w:pPr>
+        <w:tabs>
+          <w:tab w:val="num" w:pos="5040"/>
+        </w:tabs>
+        <w:ind w:left="5040" w:hanging="360"/>
+      </w:pPr>
+      <w:rPr>
+        <w:rFonts w:ascii="Wingdings" w:hAnsi="Wingdings" w:hint="default"/>
+        <w:sz w:val="20"/>
+      </w:rPr>
+    </w:lvl>
+    <w:lvl w:ilvl="7" w:tentative="1">
+      <w:start w:val="1"/>
+      <w:numFmt w:val="bullet"/>
+      <w:lvlText w:val=""/>
+      <w:lvlJc w:val="left"/>
+      <w:pPr>
+        <w:tabs>
+          <w:tab w:val="num" w:pos="5760"/>
+        </w:tabs>
+        <w:ind w:left="5760" w:hanging="360"/>
+      </w:pPr>
+      <w:rPr>
+        <w:rFonts w:ascii="Wingdings" w:hAnsi="Wingdings" w:hint="default"/>
+        <w:sz w:val="20"/>
+      </w:rPr>
+    </w:lvl>
+    <w:lvl w:ilvl="8" w:tentative="1">
+      <w:start w:val="1"/>
+      <w:numFmt w:val="bullet"/>
+      <w:lvlText w:val=""/>
+      <w:lvlJc w:val="left"/>
+      <w:pPr>
+        <w:tabs>
+          <w:tab w:val="num" w:pos="6480"/>
+        </w:tabs>
+        <w:ind w:left="6480" w:hanging="360"/>
+      </w:pPr>
+      <w:rPr>
+        <w:rFonts w:ascii="Wingdings" w:hAnsi="Wingdings" w:hint="default"/>
+        <w:sz w:val="20"/>
+      </w:rPr>
+    </w:lvl>
+  </w:abstractNum>
+  <w:abstractNum w:abstractNumId="18" w15:restartNumberingAfterBreak="0">
     <w:nsid w:val="3711341A"/>
     <w:multiLevelType w:val="multilevel"/>
     <w:tmpl w:val="F68E5CD2"/>
@@ -6921,7 +6778,7 @@
       </w:rPr>
     </w:lvl>
   </w:abstractNum>
-  <w:abstractNum w:abstractNumId="16" w15:restartNumberingAfterBreak="0">
+  <w:abstractNum w:abstractNumId="19" w15:restartNumberingAfterBreak="0">
     <w:nsid w:val="37242285"/>
     <w:multiLevelType w:val="multilevel"/>
     <w:tmpl w:val="1722CA72"/>
@@ -7070,7 +6927,156 @@
       </w:rPr>
     </w:lvl>
   </w:abstractNum>
-  <w:abstractNum w:abstractNumId="17" w15:restartNumberingAfterBreak="0">
+  <w:abstractNum w:abstractNumId="20" w15:restartNumberingAfterBreak="0">
+    <w:nsid w:val="39163CF1"/>
+    <w:multiLevelType w:val="multilevel"/>
+    <w:tmpl w:val="3DEABA7A"/>
+    <w:lvl w:ilvl="0">
+      <w:start w:val="1"/>
+      <w:numFmt w:val="bullet"/>
+      <w:lvlText w:val=""/>
+      <w:lvlJc w:val="left"/>
+      <w:pPr>
+        <w:tabs>
+          <w:tab w:val="num" w:pos="720"/>
+        </w:tabs>
+        <w:ind w:left="720" w:hanging="360"/>
+      </w:pPr>
+      <w:rPr>
+        <w:rFonts w:ascii="Symbol" w:hAnsi="Symbol" w:hint="default"/>
+        <w:sz w:val="20"/>
+      </w:rPr>
+    </w:lvl>
+    <w:lvl w:ilvl="1" w:tentative="1">
+      <w:start w:val="1"/>
+      <w:numFmt w:val="bullet"/>
+      <w:lvlText w:val="o"/>
+      <w:lvlJc w:val="left"/>
+      <w:pPr>
+        <w:tabs>
+          <w:tab w:val="num" w:pos="1440"/>
+        </w:tabs>
+        <w:ind w:left="1440" w:hanging="360"/>
+      </w:pPr>
+      <w:rPr>
+        <w:rFonts w:ascii="Courier New" w:hAnsi="Courier New" w:hint="default"/>
+        <w:sz w:val="20"/>
+      </w:rPr>
+    </w:lvl>
+    <w:lvl w:ilvl="2" w:tentative="1">
+      <w:start w:val="1"/>
+      <w:numFmt w:val="bullet"/>
+      <w:lvlText w:val=""/>
+      <w:lvlJc w:val="left"/>
+      <w:pPr>
+        <w:tabs>
+          <w:tab w:val="num" w:pos="2160"/>
+        </w:tabs>
+        <w:ind w:left="2160" w:hanging="360"/>
+      </w:pPr>
+      <w:rPr>
+        <w:rFonts w:ascii="Wingdings" w:hAnsi="Wingdings" w:hint="default"/>
+        <w:sz w:val="20"/>
+      </w:rPr>
+    </w:lvl>
+    <w:lvl w:ilvl="3" w:tentative="1">
+      <w:start w:val="1"/>
+      <w:numFmt w:val="bullet"/>
+      <w:lvlText w:val=""/>
+      <w:lvlJc w:val="left"/>
+      <w:pPr>
+        <w:tabs>
+          <w:tab w:val="num" w:pos="2880"/>
+        </w:tabs>
+        <w:ind w:left="2880" w:hanging="360"/>
+      </w:pPr>
+      <w:rPr>
+        <w:rFonts w:ascii="Wingdings" w:hAnsi="Wingdings" w:hint="default"/>
+        <w:sz w:val="20"/>
+      </w:rPr>
+    </w:lvl>
+    <w:lvl w:ilvl="4" w:tentative="1">
+      <w:start w:val="1"/>
+      <w:numFmt w:val="bullet"/>
+      <w:lvlText w:val=""/>
+      <w:lvlJc w:val="left"/>
+      <w:pPr>
+        <w:tabs>
+          <w:tab w:val="num" w:pos="3600"/>
+        </w:tabs>
+        <w:ind w:left="3600" w:hanging="360"/>
+      </w:pPr>
+      <w:rPr>
+        <w:rFonts w:ascii="Wingdings" w:hAnsi="Wingdings" w:hint="default"/>
+        <w:sz w:val="20"/>
+      </w:rPr>
+    </w:lvl>
+    <w:lvl w:ilvl="5" w:tentative="1">
+      <w:start w:val="1"/>
+      <w:numFmt w:val="bullet"/>
+      <w:lvlText w:val=""/>
+      <w:lvlJc w:val="left"/>
+      <w:pPr>
+        <w:tabs>
+          <w:tab w:val="num" w:pos="4320"/>
+        </w:tabs>
+        <w:ind w:left="4320" w:hanging="360"/>
+      </w:pPr>
+      <w:rPr>
+        <w:rFonts w:ascii="Wingdings" w:hAnsi="Wingdings" w:hint="default"/>
+        <w:sz w:val="20"/>
+      </w:rPr>
+    </w:lvl>
+    <w:lvl w:ilvl="6" w:tentative="1">
+      <w:start w:val="1"/>
+      <w:numFmt w:val="bullet"/>
+      <w:lvlText w:val=""/>
+      <w:lvlJc w:val="left"/>
+      <w:pPr>
+        <w:tabs>
+          <w:tab w:val="num" w:pos="5040"/>
+        </w:tabs>
+        <w:ind w:left="5040" w:hanging="360"/>
+      </w:pPr>
+      <w:rPr>
+        <w:rFonts w:ascii="Wingdings" w:hAnsi="Wingdings" w:hint="default"/>
+        <w:sz w:val="20"/>
+      </w:rPr>
+    </w:lvl>
+    <w:lvl w:ilvl="7" w:tentative="1">
+      <w:start w:val="1"/>
+      <w:numFmt w:val="bullet"/>
+      <w:lvlText w:val=""/>
+      <w:lvlJc w:val="left"/>
+      <w:pPr>
+        <w:tabs>
+          <w:tab w:val="num" w:pos="5760"/>
+        </w:tabs>
+        <w:ind w:left="5760" w:hanging="360"/>
+      </w:pPr>
+      <w:rPr>
+        <w:rFonts w:ascii="Wingdings" w:hAnsi="Wingdings" w:hint="default"/>
+        <w:sz w:val="20"/>
+      </w:rPr>
+    </w:lvl>
+    <w:lvl w:ilvl="8" w:tentative="1">
+      <w:start w:val="1"/>
+      <w:numFmt w:val="bullet"/>
+      <w:lvlText w:val=""/>
+      <w:lvlJc w:val="left"/>
+      <w:pPr>
+        <w:tabs>
+          <w:tab w:val="num" w:pos="6480"/>
+        </w:tabs>
+        <w:ind w:left="6480" w:hanging="360"/>
+      </w:pPr>
+      <w:rPr>
+        <w:rFonts w:ascii="Wingdings" w:hAnsi="Wingdings" w:hint="default"/>
+        <w:sz w:val="20"/>
+      </w:rPr>
+    </w:lvl>
+  </w:abstractNum>
+  <w:abstractNum w:abstractNumId="21" w15:restartNumberingAfterBreak="0">
     <w:nsid w:val="3B9B64EB"/>
     <w:multiLevelType w:val="multilevel"/>
     <w:tmpl w:val="99E6BC20"/>
@@ -7219,7 +7225,7 @@
       </w:rPr>
     </w:lvl>
   </w:abstractNum>
-  <w:abstractNum w:abstractNumId="18" w15:restartNumberingAfterBreak="0">
+  <w:abstractNum w:abstractNumId="22" w15:restartNumberingAfterBreak="0">
     <w:nsid w:val="423079A6"/>
     <w:multiLevelType w:val="multilevel"/>
     <w:tmpl w:val="331AB78C"/>
@@ -7368,7 +7374,7 @@
       </w:rPr>
     </w:lvl>
   </w:abstractNum>
-  <w:abstractNum w:abstractNumId="19" w15:restartNumberingAfterBreak="0">
+  <w:abstractNum w:abstractNumId="23" w15:restartNumberingAfterBreak="0">
     <w:nsid w:val="49504713"/>
     <w:multiLevelType w:val="multilevel"/>
     <w:tmpl w:val="BCE8973A"/>
@@ -7517,7 +7523,156 @@
       </w:rPr>
     </w:lvl>
   </w:abstractNum>
-  <w:abstractNum w:abstractNumId="20" w15:restartNumberingAfterBreak="0">
+  <w:abstractNum w:abstractNumId="24" w15:restartNumberingAfterBreak="0">
+    <w:nsid w:val="496A373A"/>
+    <w:multiLevelType w:val="multilevel"/>
+    <w:tmpl w:val="CA942880"/>
+    <w:lvl w:ilvl="0">
+      <w:start w:val="1"/>
+      <w:numFmt w:val="bullet"/>
+      <w:lvlText w:val=""/>
+      <w:lvlJc w:val="left"/>
+      <w:pPr>
+        <w:tabs>
+          <w:tab w:val="num" w:pos="720"/>
+        </w:tabs>
+        <w:ind w:left="720" w:hanging="360"/>
+      </w:pPr>
+      <w:rPr>
+        <w:rFonts w:ascii="Symbol" w:hAnsi="Symbol" w:hint="default"/>
+        <w:sz w:val="20"/>
+      </w:rPr>
+    </w:lvl>
+    <w:lvl w:ilvl="1" w:tentative="1">
+      <w:start w:val="1"/>
+      <w:numFmt w:val="bullet"/>
+      <w:lvlText w:val="o"/>
+      <w:lvlJc w:val="left"/>
+      <w:pPr>
+        <w:tabs>
+          <w:tab w:val="num" w:pos="1440"/>
+        </w:tabs>
+        <w:ind w:left="1440" w:hanging="360"/>
+      </w:pPr>
+      <w:rPr>
+        <w:rFonts w:ascii="Courier New" w:hAnsi="Courier New" w:hint="default"/>
+        <w:sz w:val="20"/>
+      </w:rPr>
+    </w:lvl>
+    <w:lvl w:ilvl="2" w:tentative="1">
+      <w:start w:val="1"/>
+      <w:numFmt w:val="bullet"/>
+      <w:lvlText w:val=""/>
+      <w:lvlJc w:val="left"/>
+      <w:pPr>
+        <w:tabs>
+          <w:tab w:val="num" w:pos="2160"/>
+        </w:tabs>
+        <w:ind w:left="2160" w:hanging="360"/>
+      </w:pPr>
+      <w:rPr>
+        <w:rFonts w:ascii="Wingdings" w:hAnsi="Wingdings" w:hint="default"/>
+        <w:sz w:val="20"/>
+      </w:rPr>
+    </w:lvl>
+    <w:lvl w:ilvl="3" w:tentative="1">
+      <w:start w:val="1"/>
+      <w:numFmt w:val="bullet"/>
+      <w:lvlText w:val=""/>
+      <w:lvlJc w:val="left"/>
+      <w:pPr>
+        <w:tabs>
+          <w:tab w:val="num" w:pos="2880"/>
+        </w:tabs>
+        <w:ind w:left="2880" w:hanging="360"/>
+      </w:pPr>
+      <w:rPr>
+        <w:rFonts w:ascii="Wingdings" w:hAnsi="Wingdings" w:hint="default"/>
+        <w:sz w:val="20"/>
+      </w:rPr>
+    </w:lvl>
+    <w:lvl w:ilvl="4" w:tentative="1">
+      <w:start w:val="1"/>
+      <w:numFmt w:val="bullet"/>
+      <w:lvlText w:val=""/>
+      <w:lvlJc w:val="left"/>
+      <w:pPr>
+        <w:tabs>
+          <w:tab w:val="num" w:pos="3600"/>
+        </w:tabs>
+        <w:ind w:left="3600" w:hanging="360"/>
+      </w:pPr>
+      <w:rPr>
+        <w:rFonts w:ascii="Wingdings" w:hAnsi="Wingdings" w:hint="default"/>
+        <w:sz w:val="20"/>
+      </w:rPr>
+    </w:lvl>
+    <w:lvl w:ilvl="5" w:tentative="1">
+      <w:start w:val="1"/>
+      <w:numFmt w:val="bullet"/>
+      <w:lvlText w:val=""/>
+      <w:lvlJc w:val="left"/>
+      <w:pPr>
+        <w:tabs>
+          <w:tab w:val="num" w:pos="4320"/>
+        </w:tabs>
+        <w:ind w:left="4320" w:hanging="360"/>
+      </w:pPr>
+      <w:rPr>
+        <w:rFonts w:ascii="Wingdings" w:hAnsi="Wingdings" w:hint="default"/>
+        <w:sz w:val="20"/>
+      </w:rPr>
+    </w:lvl>
+    <w:lvl w:ilvl="6" w:tentative="1">
+      <w:start w:val="1"/>
+      <w:numFmt w:val="bullet"/>
+      <w:lvlText w:val=""/>
+      <w:lvlJc w:val="left"/>
+      <w:pPr>
+        <w:tabs>
+          <w:tab w:val="num" w:pos="5040"/>
+        </w:tabs>
+        <w:ind w:left="5040" w:hanging="360"/>
+      </w:pPr>
+      <w:rPr>
+        <w:rFonts w:ascii="Wingdings" w:hAnsi="Wingdings" w:hint="default"/>
+        <w:sz w:val="20"/>
+      </w:rPr>
+    </w:lvl>
+    <w:lvl w:ilvl="7" w:tentative="1">
+      <w:start w:val="1"/>
+      <w:numFmt w:val="bullet"/>
+      <w:lvlText w:val=""/>
+      <w:lvlJc w:val="left"/>
+      <w:pPr>
+        <w:tabs>
+          <w:tab w:val="num" w:pos="5760"/>
+        </w:tabs>
+        <w:ind w:left="5760" w:hanging="360"/>
+      </w:pPr>
+      <w:rPr>
+        <w:rFonts w:ascii="Wingdings" w:hAnsi="Wingdings" w:hint="default"/>
+        <w:sz w:val="20"/>
+      </w:rPr>
+    </w:lvl>
+    <w:lvl w:ilvl="8" w:tentative="1">
+      <w:start w:val="1"/>
+      <w:numFmt w:val="bullet"/>
+      <w:lvlText w:val=""/>
+      <w:lvlJc w:val="left"/>
+      <w:pPr>
+        <w:tabs>
+          <w:tab w:val="num" w:pos="6480"/>
+        </w:tabs>
+        <w:ind w:left="6480" w:hanging="360"/>
+      </w:pPr>
+      <w:rPr>
+        <w:rFonts w:ascii="Wingdings" w:hAnsi="Wingdings" w:hint="default"/>
+        <w:sz w:val="20"/>
+      </w:rPr>
+    </w:lvl>
+  </w:abstractNum>
+  <w:abstractNum w:abstractNumId="25" w15:restartNumberingAfterBreak="0">
     <w:nsid w:val="4C3E3935"/>
     <w:multiLevelType w:val="multilevel"/>
     <w:tmpl w:val="D1A8D342"/>
@@ -7666,7 +7821,7 @@
       </w:rPr>
     </w:lvl>
   </w:abstractNum>
-  <w:abstractNum w:abstractNumId="21" w15:restartNumberingAfterBreak="0">
+  <w:abstractNum w:abstractNumId="26" w15:restartNumberingAfterBreak="0">
     <w:nsid w:val="4E9F681A"/>
     <w:multiLevelType w:val="multilevel"/>
     <w:tmpl w:val="F00C8586"/>
@@ -7815,7 +7970,7 @@
       </w:rPr>
     </w:lvl>
   </w:abstractNum>
-  <w:abstractNum w:abstractNumId="22" w15:restartNumberingAfterBreak="0">
+  <w:abstractNum w:abstractNumId="27" w15:restartNumberingAfterBreak="0">
     <w:nsid w:val="4FDD226E"/>
     <w:multiLevelType w:val="multilevel"/>
     <w:tmpl w:val="0B96F064"/>
@@ -7964,7 +8119,7 @@
       </w:rPr>
     </w:lvl>
   </w:abstractNum>
-  <w:abstractNum w:abstractNumId="23" w15:restartNumberingAfterBreak="0">
+  <w:abstractNum w:abstractNumId="28" w15:restartNumberingAfterBreak="0">
     <w:nsid w:val="52803BD2"/>
     <w:multiLevelType w:val="multilevel"/>
     <w:tmpl w:val="2A2658A4"/>
@@ -8113,7 +8268,7 @@
       </w:rPr>
     </w:lvl>
   </w:abstractNum>
-  <w:abstractNum w:abstractNumId="24" w15:restartNumberingAfterBreak="0">
+  <w:abstractNum w:abstractNumId="29" w15:restartNumberingAfterBreak="0">
     <w:nsid w:val="52BF343B"/>
     <w:multiLevelType w:val="multilevel"/>
     <w:tmpl w:val="EFB0CD78"/>
@@ -8262,7 +8417,305 @@
       </w:rPr>
     </w:lvl>
   </w:abstractNum>
-  <w:abstractNum w:abstractNumId="25" w15:restartNumberingAfterBreak="0">
+  <w:abstractNum w:abstractNumId="30" w15:restartNumberingAfterBreak="0">
+    <w:nsid w:val="53BE6931"/>
+    <w:multiLevelType w:val="multilevel"/>
+    <w:tmpl w:val="8102CDC4"/>
+    <w:lvl w:ilvl="0">
+      <w:start w:val="1"/>
+      <w:numFmt w:val="bullet"/>
+      <w:lvlText w:val=""/>
+      <w:lvlJc w:val="left"/>
+      <w:pPr>
+        <w:tabs>
+          <w:tab w:val="num" w:pos="720"/>
+        </w:tabs>
+        <w:ind w:left="720" w:hanging="360"/>
+      </w:pPr>
+      <w:rPr>
+        <w:rFonts w:ascii="Symbol" w:hAnsi="Symbol" w:hint="default"/>
+        <w:sz w:val="20"/>
+      </w:rPr>
+    </w:lvl>
+    <w:lvl w:ilvl="1" w:tentative="1">
+      <w:start w:val="1"/>
+      <w:numFmt w:val="bullet"/>
+      <w:lvlText w:val="o"/>
+      <w:lvlJc w:val="left"/>
+      <w:pPr>
+        <w:tabs>
+          <w:tab w:val="num" w:pos="1440"/>
+        </w:tabs>
+        <w:ind w:left="1440" w:hanging="360"/>
+      </w:pPr>
+      <w:rPr>
+        <w:rFonts w:ascii="Courier New" w:hAnsi="Courier New" w:hint="default"/>
+        <w:sz w:val="20"/>
+      </w:rPr>
+    </w:lvl>
+    <w:lvl w:ilvl="2" w:tentative="1">
+      <w:start w:val="1"/>
+      <w:numFmt w:val="bullet"/>
+      <w:lvlText w:val=""/>
+      <w:lvlJc w:val="left"/>
+      <w:pPr>
+        <w:tabs>
+          <w:tab w:val="num" w:pos="2160"/>
+        </w:tabs>
+        <w:ind w:left="2160" w:hanging="360"/>
+      </w:pPr>
+      <w:rPr>
+        <w:rFonts w:ascii="Wingdings" w:hAnsi="Wingdings" w:hint="default"/>
+        <w:sz w:val="20"/>
+      </w:rPr>
+    </w:lvl>
+    <w:lvl w:ilvl="3" w:tentative="1">
+      <w:start w:val="1"/>
+      <w:numFmt w:val="bullet"/>
+      <w:lvlText w:val=""/>
+      <w:lvlJc w:val="left"/>
+      <w:pPr>
+        <w:tabs>
+          <w:tab w:val="num" w:pos="2880"/>
+        </w:tabs>
+        <w:ind w:left="2880" w:hanging="360"/>
+      </w:pPr>
+      <w:rPr>
+        <w:rFonts w:ascii="Wingdings" w:hAnsi="Wingdings" w:hint="default"/>
+        <w:sz w:val="20"/>
+      </w:rPr>
+    </w:lvl>
+    <w:lvl w:ilvl="4" w:tentative="1">
+      <w:start w:val="1"/>
+      <w:numFmt w:val="bullet"/>
+      <w:lvlText w:val=""/>
+      <w:lvlJc w:val="left"/>
+      <w:pPr>
+        <w:tabs>
+          <w:tab w:val="num" w:pos="3600"/>
+        </w:tabs>
+        <w:ind w:left="3600" w:hanging="360"/>
+      </w:pPr>
+      <w:rPr>
+        <w:rFonts w:ascii="Wingdings" w:hAnsi="Wingdings" w:hint="default"/>
+        <w:sz w:val="20"/>
+      </w:rPr>
+    </w:lvl>
+    <w:lvl w:ilvl="5" w:tentative="1">
+      <w:start w:val="1"/>
+      <w:numFmt w:val="bullet"/>
+      <w:lvlText w:val=""/>
+      <w:lvlJc w:val="left"/>
+      <w:pPr>
+        <w:tabs>
+          <w:tab w:val="num" w:pos="4320"/>
+        </w:tabs>
+        <w:ind w:left="4320" w:hanging="360"/>
+      </w:pPr>
+      <w:rPr>
+        <w:rFonts w:ascii="Wingdings" w:hAnsi="Wingdings" w:hint="default"/>
+        <w:sz w:val="20"/>
+      </w:rPr>
+    </w:lvl>
+    <w:lvl w:ilvl="6" w:tentative="1">
+      <w:start w:val="1"/>
+      <w:numFmt w:val="bullet"/>
+      <w:lvlText w:val=""/>
+      <w:lvlJc w:val="left"/>
+      <w:pPr>
+        <w:tabs>
+          <w:tab w:val="num" w:pos="5040"/>
+        </w:tabs>
+        <w:ind w:left="5040" w:hanging="360"/>
+      </w:pPr>
+      <w:rPr>
+        <w:rFonts w:ascii="Wingdings" w:hAnsi="Wingdings" w:hint="default"/>
+        <w:sz w:val="20"/>
+      </w:rPr>
+    </w:lvl>
+    <w:lvl w:ilvl="7" w:tentative="1">
+      <w:start w:val="1"/>
+      <w:numFmt w:val="bullet"/>
+      <w:lvlText w:val=""/>
+      <w:lvlJc w:val="left"/>
+      <w:pPr>
+        <w:tabs>
+          <w:tab w:val="num" w:pos="5760"/>
+        </w:tabs>
+        <w:ind w:left="5760" w:hanging="360"/>
+      </w:pPr>
+      <w:rPr>
+        <w:rFonts w:ascii="Wingdings" w:hAnsi="Wingdings" w:hint="default"/>
+        <w:sz w:val="20"/>
+      </w:rPr>
+    </w:lvl>
+    <w:lvl w:ilvl="8" w:tentative="1">
+      <w:start w:val="1"/>
+      <w:numFmt w:val="bullet"/>
+      <w:lvlText w:val=""/>
+      <w:lvlJc w:val="left"/>
+      <w:pPr>
+        <w:tabs>
+          <w:tab w:val="num" w:pos="6480"/>
+        </w:tabs>
+        <w:ind w:left="6480" w:hanging="360"/>
+      </w:pPr>
+      <w:rPr>
+        <w:rFonts w:ascii="Wingdings" w:hAnsi="Wingdings" w:hint="default"/>
+        <w:sz w:val="20"/>
+      </w:rPr>
+    </w:lvl>
+  </w:abstractNum>
+  <w:abstractNum w:abstractNumId="31" w15:restartNumberingAfterBreak="0">
+    <w:nsid w:val="55DD41E9"/>
+    <w:multiLevelType w:val="multilevel"/>
+    <w:tmpl w:val="84BE1684"/>
+    <w:lvl w:ilvl="0">
+      <w:start w:val="1"/>
+      <w:numFmt w:val="bullet"/>
+      <w:lvlText w:val=""/>
+      <w:lvlJc w:val="left"/>
+      <w:pPr>
+        <w:tabs>
+          <w:tab w:val="num" w:pos="720"/>
+        </w:tabs>
+        <w:ind w:left="720" w:hanging="360"/>
+      </w:pPr>
+      <w:rPr>
+        <w:rFonts w:ascii="Symbol" w:hAnsi="Symbol" w:hint="default"/>
+        <w:sz w:val="20"/>
+      </w:rPr>
+    </w:lvl>
+    <w:lvl w:ilvl="1" w:tentative="1">
+      <w:start w:val="1"/>
+      <w:numFmt w:val="bullet"/>
+      <w:lvlText w:val="o"/>
+      <w:lvlJc w:val="left"/>
+      <w:pPr>
+        <w:tabs>
+          <w:tab w:val="num" w:pos="1440"/>
+        </w:tabs>
+        <w:ind w:left="1440" w:hanging="360"/>
+      </w:pPr>
+      <w:rPr>
+        <w:rFonts w:ascii="Courier New" w:hAnsi="Courier New" w:hint="default"/>
+        <w:sz w:val="20"/>
+      </w:rPr>
+    </w:lvl>
+    <w:lvl w:ilvl="2" w:tentative="1">
+      <w:start w:val="1"/>
+      <w:numFmt w:val="bullet"/>
+      <w:lvlText w:val=""/>
+      <w:lvlJc w:val="left"/>
+      <w:pPr>
+        <w:tabs>
+          <w:tab w:val="num" w:pos="2160"/>
+        </w:tabs>
+        <w:ind w:left="2160" w:hanging="360"/>
+      </w:pPr>
+      <w:rPr>
+        <w:rFonts w:ascii="Wingdings" w:hAnsi="Wingdings" w:hint="default"/>
+        <w:sz w:val="20"/>
+      </w:rPr>
+    </w:lvl>
+    <w:lvl w:ilvl="3" w:tentative="1">
+      <w:start w:val="1"/>
+      <w:numFmt w:val="bullet"/>
+      <w:lvlText w:val=""/>
+      <w:lvlJc w:val="left"/>
+      <w:pPr>
+        <w:tabs>
+          <w:tab w:val="num" w:pos="2880"/>
+        </w:tabs>
+        <w:ind w:left="2880" w:hanging="360"/>
+      </w:pPr>
+      <w:rPr>
+        <w:rFonts w:ascii="Wingdings" w:hAnsi="Wingdings" w:hint="default"/>
+        <w:sz w:val="20"/>
+      </w:rPr>
+    </w:lvl>
+    <w:lvl w:ilvl="4" w:tentative="1">
+      <w:start w:val="1"/>
+      <w:numFmt w:val="bullet"/>
+      <w:lvlText w:val=""/>
+      <w:lvlJc w:val="left"/>
+      <w:pPr>
+        <w:tabs>
+          <w:tab w:val="num" w:pos="3600"/>
+        </w:tabs>
+        <w:ind w:left="3600" w:hanging="360"/>
+      </w:pPr>
+      <w:rPr>
+        <w:rFonts w:ascii="Wingdings" w:hAnsi="Wingdings" w:hint="default"/>
+        <w:sz w:val="20"/>
+      </w:rPr>
+    </w:lvl>
+    <w:lvl w:ilvl="5" w:tentative="1">
+      <w:start w:val="1"/>
+      <w:numFmt w:val="bullet"/>
+      <w:lvlText w:val=""/>
+      <w:lvlJc w:val="left"/>
+      <w:pPr>
+        <w:tabs>
+          <w:tab w:val="num" w:pos="4320"/>
+        </w:tabs>
+        <w:ind w:left="4320" w:hanging="360"/>
+      </w:pPr>
+      <w:rPr>
+        <w:rFonts w:ascii="Wingdings" w:hAnsi="Wingdings" w:hint="default"/>
+        <w:sz w:val="20"/>
+      </w:rPr>
+    </w:lvl>
+    <w:lvl w:ilvl="6" w:tentative="1">
+      <w:start w:val="1"/>
+      <w:numFmt w:val="bullet"/>
+      <w:lvlText w:val=""/>
+      <w:lvlJc w:val="left"/>
+      <w:pPr>
+        <w:tabs>
+          <w:tab w:val="num" w:pos="5040"/>
+        </w:tabs>
+        <w:ind w:left="5040" w:hanging="360"/>
+      </w:pPr>
+      <w:rPr>
+        <w:rFonts w:ascii="Wingdings" w:hAnsi="Wingdings" w:hint="default"/>
+        <w:sz w:val="20"/>
+      </w:rPr>
+    </w:lvl>
+    <w:lvl w:ilvl="7" w:tentative="1">
+      <w:start w:val="1"/>
+      <w:numFmt w:val="bullet"/>
+      <w:lvlText w:val=""/>
+      <w:lvlJc w:val="left"/>
+      <w:pPr>
+        <w:tabs>
+          <w:tab w:val="num" w:pos="5760"/>
+        </w:tabs>
+        <w:ind w:left="5760" w:hanging="360"/>
+      </w:pPr>
+      <w:rPr>
+        <w:rFonts w:ascii="Wingdings" w:hAnsi="Wingdings" w:hint="default"/>
+        <w:sz w:val="20"/>
+      </w:rPr>
+    </w:lvl>
+    <w:lvl w:ilvl="8" w:tentative="1">
+      <w:start w:val="1"/>
+      <w:numFmt w:val="bullet"/>
+      <w:lvlText w:val=""/>
+      <w:lvlJc w:val="left"/>
+      <w:pPr>
+        <w:tabs>
+          <w:tab w:val="num" w:pos="6480"/>
+        </w:tabs>
+        <w:ind w:left="6480" w:hanging="360"/>
+      </w:pPr>
+      <w:rPr>
+        <w:rFonts w:ascii="Wingdings" w:hAnsi="Wingdings" w:hint="default"/>
+        <w:sz w:val="20"/>
+      </w:rPr>
+    </w:lvl>
+  </w:abstractNum>
+  <w:abstractNum w:abstractNumId="32" w15:restartNumberingAfterBreak="0">
     <w:nsid w:val="5D636D62"/>
     <w:multiLevelType w:val="multilevel"/>
     <w:tmpl w:val="3BEC2B32"/>
@@ -8411,7 +8864,7 @@
       </w:rPr>
     </w:lvl>
   </w:abstractNum>
-  <w:abstractNum w:abstractNumId="26" w15:restartNumberingAfterBreak="0">
+  <w:abstractNum w:abstractNumId="33" w15:restartNumberingAfterBreak="0">
     <w:nsid w:val="62536385"/>
     <w:multiLevelType w:val="multilevel"/>
     <w:tmpl w:val="647E8DAA"/>
@@ -8560,7 +9013,7 @@
       </w:rPr>
     </w:lvl>
   </w:abstractNum>
-  <w:abstractNum w:abstractNumId="27" w15:restartNumberingAfterBreak="0">
+  <w:abstractNum w:abstractNumId="34" w15:restartNumberingAfterBreak="0">
     <w:nsid w:val="631E345C"/>
     <w:multiLevelType w:val="multilevel"/>
     <w:tmpl w:val="CD6C4FDC"/>
@@ -8709,7 +9162,156 @@
       </w:rPr>
     </w:lvl>
   </w:abstractNum>
-  <w:abstractNum w:abstractNumId="28" w15:restartNumberingAfterBreak="0">
+  <w:abstractNum w:abstractNumId="35" w15:restartNumberingAfterBreak="0">
+    <w:nsid w:val="702D3FB6"/>
+    <w:multiLevelType w:val="multilevel"/>
+    <w:tmpl w:val="F0C8D3B8"/>
+    <w:lvl w:ilvl="0">
+      <w:start w:val="1"/>
+      <w:numFmt w:val="bullet"/>
+      <w:lvlText w:val=""/>
+      <w:lvlJc w:val="left"/>
+      <w:pPr>
+        <w:tabs>
+          <w:tab w:val="num" w:pos="720"/>
+        </w:tabs>
+        <w:ind w:left="720" w:hanging="360"/>
+      </w:pPr>
+      <w:rPr>
+        <w:rFonts w:ascii="Symbol" w:hAnsi="Symbol" w:hint="default"/>
+        <w:sz w:val="20"/>
+      </w:rPr>
+    </w:lvl>
+    <w:lvl w:ilvl="1" w:tentative="1">
+      <w:start w:val="1"/>
+      <w:numFmt w:val="bullet"/>
+      <w:lvlText w:val="o"/>
+      <w:lvlJc w:val="left"/>
+      <w:pPr>
+        <w:tabs>
+          <w:tab w:val="num" w:pos="1440"/>
+        </w:tabs>
+        <w:ind w:left="1440" w:hanging="360"/>
+      </w:pPr>
+      <w:rPr>
+        <w:rFonts w:ascii="Courier New" w:hAnsi="Courier New" w:hint="default"/>
+        <w:sz w:val="20"/>
+      </w:rPr>
+    </w:lvl>
+    <w:lvl w:ilvl="2" w:tentative="1">
+      <w:start w:val="1"/>
+      <w:numFmt w:val="bullet"/>
+      <w:lvlText w:val=""/>
+      <w:lvlJc w:val="left"/>
+      <w:pPr>
+        <w:tabs>
+          <w:tab w:val="num" w:pos="2160"/>
+        </w:tabs>
+        <w:ind w:left="2160" w:hanging="360"/>
+      </w:pPr>
+      <w:rPr>
+        <w:rFonts w:ascii="Wingdings" w:hAnsi="Wingdings" w:hint="default"/>
+        <w:sz w:val="20"/>
+      </w:rPr>
+    </w:lvl>
+    <w:lvl w:ilvl="3" w:tentative="1">
+      <w:start w:val="1"/>
+      <w:numFmt w:val="bullet"/>
+      <w:lvlText w:val=""/>
+      <w:lvlJc w:val="left"/>
+      <w:pPr>
+        <w:tabs>
+          <w:tab w:val="num" w:pos="2880"/>
+        </w:tabs>
+        <w:ind w:left="2880" w:hanging="360"/>
+      </w:pPr>
+      <w:rPr>
+        <w:rFonts w:ascii="Wingdings" w:hAnsi="Wingdings" w:hint="default"/>
+        <w:sz w:val="20"/>
+      </w:rPr>
+    </w:lvl>
+    <w:lvl w:ilvl="4" w:tentative="1">
+      <w:start w:val="1"/>
+      <w:numFmt w:val="bullet"/>
+      <w:lvlText w:val=""/>
+      <w:lvlJc w:val="left"/>
+      <w:pPr>
+        <w:tabs>
+          <w:tab w:val="num" w:pos="3600"/>
+        </w:tabs>
+        <w:ind w:left="3600" w:hanging="360"/>
+      </w:pPr>
+      <w:rPr>
+        <w:rFonts w:ascii="Wingdings" w:hAnsi="Wingdings" w:hint="default"/>
+        <w:sz w:val="20"/>
+      </w:rPr>
+    </w:lvl>
+    <w:lvl w:ilvl="5" w:tentative="1">
+      <w:start w:val="1"/>
+      <w:numFmt w:val="bullet"/>
+      <w:lvlText w:val=""/>
+      <w:lvlJc w:val="left"/>
+      <w:pPr>
+        <w:tabs>
+          <w:tab w:val="num" w:pos="4320"/>
+        </w:tabs>
+        <w:ind w:left="4320" w:hanging="360"/>
+      </w:pPr>
+      <w:rPr>
+        <w:rFonts w:ascii="Wingdings" w:hAnsi="Wingdings" w:hint="default"/>
+        <w:sz w:val="20"/>
+      </w:rPr>
+    </w:lvl>
+    <w:lvl w:ilvl="6" w:tentative="1">
+      <w:start w:val="1"/>
+      <w:numFmt w:val="bullet"/>
+      <w:lvlText w:val=""/>
+      <w:lvlJc w:val="left"/>
+      <w:pPr>
+        <w:tabs>
+          <w:tab w:val="num" w:pos="5040"/>
+        </w:tabs>
+        <w:ind w:left="5040" w:hanging="360"/>
+      </w:pPr>
+      <w:rPr>
+        <w:rFonts w:ascii="Wingdings" w:hAnsi="Wingdings" w:hint="default"/>
+        <w:sz w:val="20"/>
+      </w:rPr>
+    </w:lvl>
+    <w:lvl w:ilvl="7" w:tentative="1">
+      <w:start w:val="1"/>
+      <w:numFmt w:val="bullet"/>
+      <w:lvlText w:val=""/>
+      <w:lvlJc w:val="left"/>
+      <w:pPr>
+        <w:tabs>
+          <w:tab w:val="num" w:pos="5760"/>
+        </w:tabs>
+        <w:ind w:left="5760" w:hanging="360"/>
+      </w:pPr>
+      <w:rPr>
+        <w:rFonts w:ascii="Wingdings" w:hAnsi="Wingdings" w:hint="default"/>
+        <w:sz w:val="20"/>
+      </w:rPr>
+    </w:lvl>
+    <w:lvl w:ilvl="8" w:tentative="1">
+      <w:start w:val="1"/>
+      <w:numFmt w:val="bullet"/>
+      <w:lvlText w:val=""/>
+      <w:lvlJc w:val="left"/>
+      <w:pPr>
+        <w:tabs>
+          <w:tab w:val="num" w:pos="6480"/>
+        </w:tabs>
+        <w:ind w:left="6480" w:hanging="360"/>
+      </w:pPr>
+      <w:rPr>
+        <w:rFonts w:ascii="Wingdings" w:hAnsi="Wingdings" w:hint="default"/>
+        <w:sz w:val="20"/>
+      </w:rPr>
+    </w:lvl>
+  </w:abstractNum>
+  <w:abstractNum w:abstractNumId="36" w15:restartNumberingAfterBreak="0">
     <w:nsid w:val="72980CA1"/>
     <w:multiLevelType w:val="multilevel"/>
     <w:tmpl w:val="81B2201A"/>
@@ -8858,7 +9460,7 @@
       </w:rPr>
     </w:lvl>
   </w:abstractNum>
-  <w:abstractNum w:abstractNumId="29" w15:restartNumberingAfterBreak="0">
+  <w:abstractNum w:abstractNumId="37" w15:restartNumberingAfterBreak="0">
     <w:nsid w:val="743C6139"/>
     <w:multiLevelType w:val="multilevel"/>
     <w:tmpl w:val="224AB506"/>
@@ -9007,7 +9609,7 @@
       </w:rPr>
     </w:lvl>
   </w:abstractNum>
-  <w:abstractNum w:abstractNumId="30" w15:restartNumberingAfterBreak="0">
+  <w:abstractNum w:abstractNumId="38" w15:restartNumberingAfterBreak="0">
     <w:nsid w:val="784B35AA"/>
     <w:multiLevelType w:val="multilevel"/>
     <w:tmpl w:val="041C0464"/>
@@ -9157,37 +9759,37 @@
     </w:lvl>
   </w:abstractNum>
   <w:num w:numId="1" w16cid:durableId="418332556">
-    <w:abstractNumId w:val="29"/>
+    <w:abstractNumId w:val="37"/>
   </w:num>
   <w:num w:numId="2" w16cid:durableId="852767369">
     <w:abstractNumId w:val="6"/>
   </w:num>
   <w:num w:numId="3" w16cid:durableId="145166827">
-    <w:abstractNumId w:val="27"/>
+    <w:abstractNumId w:val="34"/>
   </w:num>
   <w:num w:numId="4" w16cid:durableId="1326468666">
-    <w:abstractNumId w:val="8"/>
+    <w:abstractNumId w:val="9"/>
   </w:num>
   <w:num w:numId="5" w16cid:durableId="1545557304">
-    <w:abstractNumId w:val="17"/>
+    <w:abstractNumId w:val="21"/>
   </w:num>
   <w:num w:numId="6" w16cid:durableId="20254515">
     <w:abstractNumId w:val="4"/>
   </w:num>
   <w:num w:numId="7" w16cid:durableId="2116976076">
-    <w:abstractNumId w:val="16"/>
+    <w:abstractNumId w:val="19"/>
   </w:num>
   <w:num w:numId="8" w16cid:durableId="82338041">
-    <w:abstractNumId w:val="21"/>
+    <w:abstractNumId w:val="26"/>
   </w:num>
   <w:num w:numId="9" w16cid:durableId="1088187393">
     <w:abstractNumId w:val="1"/>
   </w:num>
   <w:num w:numId="10" w16cid:durableId="593513836">
-    <w:abstractNumId w:val="15"/>
+    <w:abstractNumId w:val="18"/>
   </w:num>
   <w:num w:numId="11" w16cid:durableId="203980495">
-    <w:abstractNumId w:val="26"/>
+    <w:abstractNumId w:val="33"/>
   </w:num>
   <w:num w:numId="12" w16cid:durableId="606500315">
     <w:abstractNumId w:val="5"/>
@@ -9199,55 +9801,79 @@
     <w:abstractNumId w:val="0"/>
   </w:num>
   <w:num w:numId="15" w16cid:durableId="589969075">
-    <w:abstractNumId w:val="13"/>
+    <w:abstractNumId w:val="15"/>
   </w:num>
   <w:num w:numId="16" w16cid:durableId="1953511511">
-    <w:abstractNumId w:val="18"/>
+    <w:abstractNumId w:val="22"/>
   </w:num>
   <w:num w:numId="17" w16cid:durableId="810288622">
+    <w:abstractNumId w:val="11"/>
+  </w:num>
+  <w:num w:numId="18" w16cid:durableId="1805657365">
     <w:abstractNumId w:val="10"/>
   </w:num>
-  <w:num w:numId="18" w16cid:durableId="1805657365">
-    <w:abstractNumId w:val="9"/>
-  </w:num>
   <w:num w:numId="19" w16cid:durableId="80807424">
-    <w:abstractNumId w:val="23"/>
+    <w:abstractNumId w:val="28"/>
   </w:num>
   <w:num w:numId="20" w16cid:durableId="874269220">
-    <w:abstractNumId w:val="25"/>
+    <w:abstractNumId w:val="32"/>
   </w:num>
   <w:num w:numId="21" w16cid:durableId="206798016">
     <w:abstractNumId w:val="2"/>
   </w:num>
   <w:num w:numId="22" w16cid:durableId="1158156339">
-    <w:abstractNumId w:val="11"/>
+    <w:abstractNumId w:val="13"/>
   </w:num>
   <w:num w:numId="23" w16cid:durableId="1692753701">
-    <w:abstractNumId w:val="12"/>
+    <w:abstractNumId w:val="14"/>
   </w:num>
   <w:num w:numId="24" w16cid:durableId="223492691">
-    <w:abstractNumId w:val="20"/>
+    <w:abstractNumId w:val="25"/>
   </w:num>
   <w:num w:numId="25" w16cid:durableId="396824159">
-    <w:abstractNumId w:val="24"/>
+    <w:abstractNumId w:val="29"/>
   </w:num>
   <w:num w:numId="26" w16cid:durableId="2138063178">
     <w:abstractNumId w:val="3"/>
   </w:num>
   <w:num w:numId="27" w16cid:durableId="1628663656">
-    <w:abstractNumId w:val="30"/>
+    <w:abstractNumId w:val="38"/>
   </w:num>
   <w:num w:numId="28" w16cid:durableId="442115095">
-    <w:abstractNumId w:val="19"/>
+    <w:abstractNumId w:val="23"/>
   </w:num>
   <w:num w:numId="29" w16cid:durableId="1620455938">
-    <w:abstractNumId w:val="22"/>
+    <w:abstractNumId w:val="27"/>
   </w:num>
   <w:num w:numId="30" w16cid:durableId="1293514235">
-    <w:abstractNumId w:val="14"/>
+    <w:abstractNumId w:val="16"/>
   </w:num>
   <w:num w:numId="31" w16cid:durableId="1924102663">
-    <w:abstractNumId w:val="28"/>
+    <w:abstractNumId w:val="36"/>
+  </w:num>
+  <w:num w:numId="32" w16cid:durableId="1787038597">
+    <w:abstractNumId w:val="12"/>
+  </w:num>
+  <w:num w:numId="33" w16cid:durableId="478572624">
+    <w:abstractNumId w:val="8"/>
+  </w:num>
+  <w:num w:numId="34" w16cid:durableId="1679309979">
+    <w:abstractNumId w:val="35"/>
+  </w:num>
+  <w:num w:numId="35" w16cid:durableId="1199271258">
+    <w:abstractNumId w:val="20"/>
+  </w:num>
+  <w:num w:numId="36" w16cid:durableId="1028333918">
+    <w:abstractNumId w:val="17"/>
+  </w:num>
+  <w:num w:numId="37" w16cid:durableId="237836307">
+    <w:abstractNumId w:val="31"/>
+  </w:num>
+  <w:num w:numId="38" w16cid:durableId="18899646">
+    <w:abstractNumId w:val="24"/>
+  </w:num>
+  <w:num w:numId="39" w16cid:durableId="815954383">
+    <w:abstractNumId w:val="30"/>
   </w:num>
   <w:numIdMacAtCleanup w:val="12"/>
 </w:numbering>
